--- a/文件/系統文件整併版0531.docx
+++ b/文件/系統文件整併版0531.docx
@@ -709,7 +709,7 @@
         <w:ind w:leftChars="990" w:left="2376"/>
         <w:jc w:val="both"/>
         <w:rPr>
-          <w:rFonts w:eastAsia="標楷體" w:hint="eastAsia"/>
+          <w:rFonts w:eastAsia="標楷體"/>
           <w:b/>
           <w:bCs/>
           <w:sz w:val="40"/>
@@ -5882,7 +5882,7 @@
         <w:pStyle w:val="aa"/>
         <w:numPr>
           <w:ilvl w:val="0"/>
-          <w:numId w:val="59"/>
+          <w:numId w:val="15"/>
         </w:numPr>
         <w:overflowPunct w:val="0"/>
         <w:rPr>
@@ -5969,7 +5969,7 @@
         <w:pStyle w:val="aa"/>
         <w:numPr>
           <w:ilvl w:val="0"/>
-          <w:numId w:val="59"/>
+          <w:numId w:val="15"/>
         </w:numPr>
         <w:overflowPunct w:val="0"/>
         <w:rPr>
@@ -6067,7 +6067,7 @@
         <w:pStyle w:val="aa"/>
         <w:numPr>
           <w:ilvl w:val="0"/>
-          <w:numId w:val="59"/>
+          <w:numId w:val="15"/>
         </w:numPr>
         <w:overflowPunct w:val="0"/>
         <w:rPr>
@@ -6151,7 +6151,7 @@
         <w:pStyle w:val="aa"/>
         <w:numPr>
           <w:ilvl w:val="0"/>
-          <w:numId w:val="59"/>
+          <w:numId w:val="15"/>
         </w:numPr>
         <w:overflowPunct w:val="0"/>
         <w:rPr>
@@ -6352,7 +6352,7 @@
         <w:pStyle w:val="aa"/>
         <w:numPr>
           <w:ilvl w:val="0"/>
-          <w:numId w:val="60"/>
+          <w:numId w:val="16"/>
         </w:numPr>
         <w:overflowPunct w:val="0"/>
         <w:rPr>
@@ -6445,7 +6445,7 @@
         <w:pStyle w:val="aa"/>
         <w:numPr>
           <w:ilvl w:val="0"/>
-          <w:numId w:val="60"/>
+          <w:numId w:val="16"/>
         </w:numPr>
         <w:overflowPunct w:val="0"/>
         <w:rPr>
@@ -6500,7 +6500,7 @@
         <w:pStyle w:val="aa"/>
         <w:numPr>
           <w:ilvl w:val="0"/>
-          <w:numId w:val="60"/>
+          <w:numId w:val="16"/>
         </w:numPr>
         <w:overflowPunct w:val="0"/>
         <w:rPr>
@@ -6602,7 +6602,7 @@
         <w:pStyle w:val="aa"/>
         <w:numPr>
           <w:ilvl w:val="0"/>
-          <w:numId w:val="60"/>
+          <w:numId w:val="16"/>
         </w:numPr>
         <w:overflowPunct w:val="0"/>
         <w:rPr>
@@ -13085,6 +13085,7 @@
                 <w:sz w:val="28"/>
                 <w:szCs w:val="28"/>
               </w:rPr>
+              <w:lastRenderedPageBreak/>
               <w:t>威脅</w:t>
             </w:r>
           </w:p>
@@ -14378,7 +14379,7 @@
         <w:widowControl/>
         <w:numPr>
           <w:ilvl w:val="0"/>
-          <w:numId w:val="34"/>
+          <w:numId w:val="12"/>
         </w:numPr>
         <w:overflowPunct w:val="0"/>
         <w:jc w:val="both"/>
@@ -14506,7 +14507,7 @@
         <w:widowControl/>
         <w:numPr>
           <w:ilvl w:val="0"/>
-          <w:numId w:val="34"/>
+          <w:numId w:val="12"/>
         </w:numPr>
         <w:overflowPunct w:val="0"/>
         <w:jc w:val="both"/>
@@ -14634,7 +14635,7 @@
         <w:widowControl/>
         <w:numPr>
           <w:ilvl w:val="0"/>
-          <w:numId w:val="34"/>
+          <w:numId w:val="12"/>
         </w:numPr>
         <w:overflowPunct w:val="0"/>
         <w:jc w:val="both"/>
@@ -16438,7 +16439,7 @@
         <w:widowControl/>
         <w:numPr>
           <w:ilvl w:val="0"/>
-          <w:numId w:val="35"/>
+          <w:numId w:val="13"/>
         </w:numPr>
         <w:overflowPunct w:val="0"/>
         <w:jc w:val="both"/>
@@ -16486,7 +16487,7 @@
         <w:widowControl/>
         <w:numPr>
           <w:ilvl w:val="0"/>
-          <w:numId w:val="35"/>
+          <w:numId w:val="13"/>
         </w:numPr>
         <w:overflowPunct w:val="0"/>
         <w:jc w:val="both"/>
@@ -16566,7 +16567,7 @@
         <w:widowControl/>
         <w:numPr>
           <w:ilvl w:val="0"/>
-          <w:numId w:val="35"/>
+          <w:numId w:val="13"/>
         </w:numPr>
         <w:overflowPunct w:val="0"/>
         <w:jc w:val="both"/>
@@ -16647,7 +16648,7 @@
         <w:widowControl/>
         <w:numPr>
           <w:ilvl w:val="0"/>
-          <w:numId w:val="35"/>
+          <w:numId w:val="13"/>
         </w:numPr>
         <w:overflowPunct w:val="0"/>
         <w:jc w:val="both"/>
@@ -16679,7 +16680,7 @@
         <w:widowControl/>
         <w:numPr>
           <w:ilvl w:val="0"/>
-          <w:numId w:val="35"/>
+          <w:numId w:val="13"/>
         </w:numPr>
         <w:overflowPunct w:val="0"/>
         <w:jc w:val="both"/>
@@ -16729,7 +16730,7 @@
         <w:widowControl/>
         <w:numPr>
           <w:ilvl w:val="0"/>
-          <w:numId w:val="35"/>
+          <w:numId w:val="13"/>
         </w:numPr>
         <w:overflowPunct w:val="0"/>
         <w:jc w:val="both"/>
@@ -16779,7 +16780,7 @@
         <w:widowControl/>
         <w:numPr>
           <w:ilvl w:val="0"/>
-          <w:numId w:val="35"/>
+          <w:numId w:val="13"/>
         </w:numPr>
         <w:overflowPunct w:val="0"/>
         <w:jc w:val="both"/>
@@ -16839,7 +16840,7 @@
         <w:widowControl/>
         <w:numPr>
           <w:ilvl w:val="0"/>
-          <w:numId w:val="36"/>
+          <w:numId w:val="14"/>
         </w:numPr>
         <w:overflowPunct w:val="0"/>
         <w:jc w:val="both"/>
@@ -16871,7 +16872,7 @@
         <w:widowControl/>
         <w:numPr>
           <w:ilvl w:val="0"/>
-          <w:numId w:val="36"/>
+          <w:numId w:val="14"/>
         </w:numPr>
         <w:overflowPunct w:val="0"/>
         <w:jc w:val="both"/>
@@ -28240,7 +28241,7 @@
         <w:ind w:firstLineChars="200" w:firstLine="560"/>
         <w:jc w:val="both"/>
         <w:rPr>
-          <w:rFonts w:eastAsia="標楷體" w:cs="標楷體" w:hint="eastAsia"/>
+          <w:rFonts w:eastAsia="標楷體" w:cs="標楷體"/>
           <w:sz w:val="28"/>
           <w:szCs w:val="28"/>
         </w:rPr>
@@ -28365,7 +28366,7 @@
         <w:spacing w:after="0" w:line="240" w:lineRule="auto"/>
         <w:jc w:val="center"/>
         <w:rPr>
-          <w:rFonts w:ascii="Times New Roman" w:eastAsia="標楷體" w:hAnsi="Times New Roman" w:cs="標楷體" w:hint="eastAsia"/>
+          <w:rFonts w:ascii="Times New Roman" w:eastAsia="標楷體" w:hAnsi="Times New Roman" w:cs="標楷體"/>
           <w:sz w:val="28"/>
           <w:szCs w:val="28"/>
         </w:rPr>
@@ -28400,7 +28401,7 @@
         <w:widowControl/>
         <w:spacing w:after="160" w:line="278" w:lineRule="auto"/>
         <w:rPr>
-          <w:rFonts w:eastAsia="標楷體" w:cs="標楷體" w:hint="eastAsia"/>
+          <w:rFonts w:eastAsia="標楷體" w:cs="標楷體"/>
           <w:sz w:val="22"/>
           <w:szCs w:val="22"/>
         </w:rPr>
@@ -28578,10 +28579,10 @@
         <w:pStyle w:val="aa"/>
         <w:numPr>
           <w:ilvl w:val="0"/>
-          <w:numId w:val="71"/>
+          <w:numId w:val="19"/>
         </w:numPr>
         <w:rPr>
-          <w:rFonts w:eastAsia="標楷體" w:cs="標楷體" w:hint="eastAsia"/>
+          <w:rFonts w:eastAsia="標楷體" w:cs="標楷體"/>
           <w:sz w:val="28"/>
           <w:szCs w:val="28"/>
         </w:rPr>
@@ -30323,7 +30324,7 @@
         <w:pStyle w:val="aa"/>
         <w:numPr>
           <w:ilvl w:val="0"/>
-          <w:numId w:val="71"/>
+          <w:numId w:val="19"/>
         </w:numPr>
         <w:rPr>
           <w:rFonts w:eastAsia="標楷體" w:cs="標楷體"/>
@@ -31585,7 +31586,7 @@
       <w:pPr>
         <w:spacing w:before="240" w:after="240"/>
         <w:rPr>
-          <w:rFonts w:eastAsia="標楷體" w:cs="標楷體" w:hint="eastAsia"/>
+          <w:rFonts w:eastAsia="標楷體" w:cs="標楷體"/>
           <w:color w:val="000000" w:themeColor="text1"/>
           <w:sz w:val="32"/>
           <w:szCs w:val="32"/>
@@ -33415,7 +33416,7 @@
         <w:pStyle w:val="aa"/>
         <w:numPr>
           <w:ilvl w:val="0"/>
-          <w:numId w:val="62"/>
+          <w:numId w:val="18"/>
         </w:numPr>
         <w:overflowPunct w:val="0"/>
         <w:rPr>
@@ -33541,7 +33542,7 @@
         <w:pStyle w:val="aa"/>
         <w:numPr>
           <w:ilvl w:val="0"/>
-          <w:numId w:val="61"/>
+          <w:numId w:val="17"/>
         </w:numPr>
         <w:overflowPunct w:val="0"/>
         <w:jc w:val="both"/>
@@ -34044,7 +34045,7 @@
         <w:widowControl/>
         <w:numPr>
           <w:ilvl w:val="0"/>
-          <w:numId w:val="61"/>
+          <w:numId w:val="17"/>
         </w:numPr>
         <w:rPr>
           <w:rFonts w:eastAsia="標楷體" w:cs="標楷體"/>
@@ -34449,7 +34450,7 @@
         <w:pStyle w:val="aa"/>
         <w:numPr>
           <w:ilvl w:val="0"/>
-          <w:numId w:val="61"/>
+          <w:numId w:val="17"/>
         </w:numPr>
         <w:overflowPunct w:val="0"/>
         <w:rPr>
@@ -34836,7 +34837,7 @@
         <w:pStyle w:val="aa"/>
         <w:numPr>
           <w:ilvl w:val="0"/>
-          <w:numId w:val="61"/>
+          <w:numId w:val="17"/>
         </w:numPr>
         <w:overflowPunct w:val="0"/>
         <w:rPr>
@@ -35286,50 +35287,34 @@
       <w:pPr>
         <w:jc w:val="center"/>
         <w:rPr>
+          <w:rFonts w:eastAsia="標楷體"/>
+          <w:sz w:val="28"/>
+          <w:szCs w:val="28"/>
+        </w:rPr>
+      </w:pPr>
+      <w:r>
+        <w:rPr>
+          <w:rFonts w:eastAsia="標楷體"/>
+          <w:sz w:val="28"/>
+          <w:szCs w:val="28"/>
+        </w:rPr>
+        <w:t>圖</w:t>
+      </w:r>
+      <w:r>
+        <w:rPr>
+          <w:rFonts w:eastAsia="標楷體"/>
+          <w:sz w:val="28"/>
+          <w:szCs w:val="28"/>
+        </w:rPr>
+        <w:t>7</w:t>
+      </w:r>
+      <w:r>
+        <w:rPr>
           <w:rFonts w:eastAsia="標楷體" w:hint="eastAsia"/>
           <w:sz w:val="28"/>
           <w:szCs w:val="28"/>
         </w:rPr>
-      </w:pPr>
-      <w:r>
-        <w:rPr>
-          <w:rFonts w:eastAsia="標楷體"/>
-          <w:sz w:val="28"/>
-          <w:szCs w:val="28"/>
-        </w:rPr>
-        <w:t>圖</w:t>
-      </w:r>
-      <w:r>
-        <w:rPr>
-          <w:rFonts w:eastAsia="標楷體"/>
-          <w:sz w:val="28"/>
-          <w:szCs w:val="28"/>
-        </w:rPr>
-        <w:t>7</w:t>
-      </w:r>
-      <w:r>
-        <w:rPr>
-          <w:rFonts w:eastAsia="標楷體" w:hint="eastAsia"/>
-          <w:sz w:val="28"/>
-          <w:szCs w:val="28"/>
-        </w:rPr>
-        <w:t>-</w:t>
-      </w:r>
-      <w:r>
-        <w:rPr>
-          <w:rFonts w:eastAsia="標楷體" w:hint="eastAsia"/>
-          <w:sz w:val="28"/>
-          <w:szCs w:val="28"/>
-        </w:rPr>
-        <w:t>1</w:t>
-      </w:r>
-      <w:r>
-        <w:rPr>
-          <w:rFonts w:eastAsia="標楷體" w:hint="eastAsia"/>
-          <w:sz w:val="28"/>
-          <w:szCs w:val="28"/>
-        </w:rPr>
-        <w:t>-1</w:t>
+        <w:t>-1-1</w:t>
       </w:r>
       <w:r>
         <w:rPr>
@@ -35504,7 +35489,7 @@
     <w:p>
       <w:pPr>
         <w:rPr>
-          <w:rFonts w:eastAsia="標楷體" w:hint="eastAsia"/>
+          <w:rFonts w:eastAsia="標楷體"/>
           <w:sz w:val="32"/>
         </w:rPr>
       </w:pPr>
@@ -35619,7 +35604,7 @@
       <w:pPr>
         <w:jc w:val="center"/>
         <w:rPr>
-          <w:rFonts w:eastAsia="標楷體" w:hint="eastAsia"/>
+          <w:rFonts w:eastAsia="標楷體"/>
           <w:sz w:val="28"/>
           <w:szCs w:val="28"/>
         </w:rPr>
@@ -35709,8 +35694,8 @@
           <w:noProof/>
         </w:rPr>
         <w:drawing>
-          <wp:inline distT="0" distB="0" distL="0" distR="0" wp14:anchorId="0BD288C2" wp14:editId="26D52710">
-            <wp:extent cx="4993409" cy="5970017"/>
+          <wp:inline distT="0" distB="0" distL="0" distR="0" wp14:anchorId="0BD288C2" wp14:editId="38C5A9EF">
+            <wp:extent cx="6347364" cy="1828800"/>
             <wp:effectExtent l="0" t="0" r="0" b="0"/>
             <wp:docPr id="801930567" name="圖片 1"/>
             <wp:cNvGraphicFramePr>
@@ -35724,7 +35709,7 @@
                     <pic:cNvPicPr/>
                   </pic:nvPicPr>
                   <pic:blipFill>
-                    <a:blip r:embed="rId46" cstate="print">
+                    <a:blip r:embed="rId46">
                       <a:extLst>
                         <a:ext uri="{28A0092B-C50C-407E-A947-70E740481C1C}">
                           <a14:useLocalDpi xmlns:a14="http://schemas.microsoft.com/office/drawing/2010/main" val="0"/>
@@ -35738,7 +35723,7 @@
                   <pic:spPr>
                     <a:xfrm>
                       <a:off x="0" y="0"/>
-                      <a:ext cx="4993409" cy="5970017"/>
+                      <a:ext cx="6374793" cy="1836703"/>
                     </a:xfrm>
                     <a:prstGeom prst="rect">
                       <a:avLst/>
@@ -35865,9 +35850,9 @@
           <w:noProof/>
         </w:rPr>
         <w:drawing>
-          <wp:inline distT="0" distB="0" distL="0" distR="0" wp14:anchorId="61AA5674" wp14:editId="5EC38BD0">
-            <wp:extent cx="2063750" cy="3927116"/>
-            <wp:effectExtent l="0" t="0" r="0" b="0"/>
+          <wp:inline distT="0" distB="0" distL="0" distR="0" wp14:anchorId="61AA5674" wp14:editId="5FF214F1">
+            <wp:extent cx="4470720" cy="3896139"/>
+            <wp:effectExtent l="0" t="0" r="6350" b="9525"/>
             <wp:docPr id="1814122531" name="圖片 1"/>
             <wp:cNvGraphicFramePr>
               <a:graphicFrameLocks xmlns:a="http://schemas.openxmlformats.org/drawingml/2006/main" noChangeAspect="1"/>
@@ -35880,7 +35865,7 @@
                     <pic:cNvPicPr/>
                   </pic:nvPicPr>
                   <pic:blipFill>
-                    <a:blip r:embed="rId47" cstate="print">
+                    <a:blip r:embed="rId47">
                       <a:extLst>
                         <a:ext uri="{28A0092B-C50C-407E-A947-70E740481C1C}">
                           <a14:useLocalDpi xmlns:a14="http://schemas.microsoft.com/office/drawing/2010/main" val="0"/>
@@ -35894,7 +35879,7 @@
                   <pic:spPr>
                     <a:xfrm>
                       <a:off x="0" y="0"/>
-                      <a:ext cx="2073567" cy="3945796"/>
+                      <a:ext cx="4496860" cy="3918919"/>
                     </a:xfrm>
                     <a:prstGeom prst="rect">
                       <a:avLst/>
@@ -35956,9 +35941,9 @@
           <w:noProof/>
         </w:rPr>
         <w:drawing>
-          <wp:inline distT="0" distB="0" distL="0" distR="0" wp14:anchorId="7341C6CA" wp14:editId="3D743935">
-            <wp:extent cx="5665810" cy="3535833"/>
-            <wp:effectExtent l="0" t="0" r="0" b="7620"/>
+          <wp:inline distT="0" distB="0" distL="0" distR="0" wp14:anchorId="7341C6CA" wp14:editId="425DC934">
+            <wp:extent cx="5441331" cy="3743739"/>
+            <wp:effectExtent l="0" t="0" r="6985" b="9525"/>
             <wp:docPr id="1895713502" name="圖片 1"/>
             <wp:cNvGraphicFramePr>
               <a:graphicFrameLocks xmlns:a="http://schemas.openxmlformats.org/drawingml/2006/main" noChangeAspect="1"/>
@@ -35971,7 +35956,7 @@
                     <pic:cNvPicPr/>
                   </pic:nvPicPr>
                   <pic:blipFill>
-                    <a:blip r:embed="rId48" cstate="print">
+                    <a:blip r:embed="rId48">
                       <a:extLst>
                         <a:ext uri="{28A0092B-C50C-407E-A947-70E740481C1C}">
                           <a14:useLocalDpi xmlns:a14="http://schemas.microsoft.com/office/drawing/2010/main" val="0"/>
@@ -35985,7 +35970,7 @@
                   <pic:spPr>
                     <a:xfrm>
                       <a:off x="0" y="0"/>
-                      <a:ext cx="5665810" cy="3535833"/>
+                      <a:ext cx="5446549" cy="3747329"/>
                     </a:xfrm>
                     <a:prstGeom prst="rect">
                       <a:avLst/>
@@ -36003,7 +35988,7 @@
         <w:overflowPunct w:val="0"/>
         <w:jc w:val="center"/>
         <w:rPr>
-          <w:rFonts w:eastAsia="標楷體" w:cs="標楷體" w:hint="eastAsia"/>
+          <w:rFonts w:eastAsia="標楷體" w:cs="標楷體"/>
           <w:sz w:val="28"/>
           <w:szCs w:val="28"/>
         </w:rPr>
@@ -36045,6 +36030,7 @@
         <w:rPr>
           <w:rFonts w:eastAsia="標楷體" w:cs="標楷體"/>
         </w:rPr>
+        <w:lastRenderedPageBreak/>
         <w:br w:type="page"/>
       </w:r>
     </w:p>
@@ -42038,95 +42024,6 @@
 <file path=word/numbering.xml><?xml version="1.0" encoding="utf-8"?>
 <w:numbering xmlns:wpc="http://schemas.microsoft.com/office/word/2010/wordprocessingCanvas" xmlns:cx="http://schemas.microsoft.com/office/drawing/2014/chartex" xmlns:cx1="http://schemas.microsoft.com/office/drawing/2015/9/8/chartex" xmlns:cx2="http://schemas.microsoft.com/office/drawing/2015/10/21/chartex" xmlns:cx3="http://schemas.microsoft.com/office/drawing/2016/5/9/chartex" xmlns:cx4="http://schemas.microsoft.com/office/drawing/2016/5/10/chartex" xmlns:cx5="http://schemas.microsoft.com/office/drawing/2016/5/11/chartex" xmlns:cx6="http://schemas.microsoft.com/office/drawing/2016/5/12/chartex" xmlns:cx7="http://schemas.microsoft.com/office/drawing/2016/5/13/chartex" xmlns:cx8="http://schemas.microsoft.com/office/drawing/2016/5/14/chartex" xmlns:mc="http://schemas.openxmlformats.org/markup-compatibility/2006" xmlns:aink="http://schemas.microsoft.com/office/drawing/2016/ink" xmlns:am3d="http://schemas.microsoft.com/office/drawing/2017/model3d" xmlns:o="urn:schemas-microsoft-com:office:office" xmlns:oel="http://schemas.microsoft.com/office/2019/extlst" xmlns:r="http://schemas.openxmlformats.org/officeDocument/2006/relationships" xmlns:m="http://schemas.openxmlformats.org/officeDocument/2006/math" xmlns:v="urn:schemas-microsoft-com:vml" xmlns:wp14="http://schemas.microsoft.com/office/word/2010/wordprocessingDrawing" xmlns:wp="http://schemas.openxmlformats.org/drawingml/2006/wordprocessingDrawing" xmlns:w10="urn:schemas-microsoft-com:office:word" xmlns:w="http://schemas.openxmlformats.org/wordprocessingml/2006/main" xmlns:w14="http://schemas.microsoft.com/office/word/2010/wordml" xmlns:w15="http://schemas.microsoft.com/office/word/2012/wordml" xmlns:w16cex="http://schemas.microsoft.com/office/word/2018/wordml/cex" xmlns:w16cid="http://schemas.microsoft.com/office/word/2016/wordml/cid" xmlns:w16="http://schemas.microsoft.com/office/word/2018/wordml" xmlns:w16du="http://schemas.microsoft.com/office/word/2023/wordml/word16du" xmlns:w16sdtdh="http://schemas.microsoft.com/office/word/2020/wordml/sdtdatahash" xmlns:w16sdtfl="http://schemas.microsoft.com/office/word/2024/wordml/sdtformatlock" xmlns:w16se="http://schemas.microsoft.com/office/word/2015/wordml/symex" xmlns:wpg="http://schemas.microsoft.com/office/word/2010/wordprocessingGroup" xmlns:wpi="http://schemas.microsoft.com/office/word/2010/wordprocessingInk" xmlns:wne="http://schemas.microsoft.com/office/word/2006/wordml" xmlns:wps="http://schemas.microsoft.com/office/word/2010/wordprocessingShape" mc:Ignorable="w14 w15 w16se w16cid w16 w16cex w16sdtdh w16sdtfl w16du wp14">
   <w:abstractNum w:abstractNumId="0" w15:restartNumberingAfterBreak="0">
-    <w:nsid w:val="04BBEC1D"/>
-    <w:multiLevelType w:val="hybridMultilevel"/>
-    <w:tmpl w:val="EB18B358"/>
-    <w:lvl w:ilvl="0" w:tplc="DDD83136">
-      <w:start w:val="1"/>
-      <w:numFmt w:val="decimal"/>
-      <w:lvlText w:val="%1."/>
-      <w:lvlJc w:val="left"/>
-      <w:pPr>
-        <w:ind w:left="2847" w:hanging="360"/>
-      </w:pPr>
-      <w:rPr>
-        <w:rFonts w:ascii="標楷體" w:hAnsi="標楷體" w:hint="default"/>
-      </w:rPr>
-    </w:lvl>
-    <w:lvl w:ilvl="1" w:tplc="403A4500">
-      <w:start w:val="1"/>
-      <w:numFmt w:val="lowerLetter"/>
-      <w:lvlText w:val="%2."/>
-      <w:lvlJc w:val="left"/>
-      <w:pPr>
-        <w:ind w:left="3567" w:hanging="360"/>
-      </w:pPr>
-    </w:lvl>
-    <w:lvl w:ilvl="2" w:tplc="68BA0E1A">
-      <w:start w:val="1"/>
-      <w:numFmt w:val="lowerRoman"/>
-      <w:lvlText w:val="%3."/>
-      <w:lvlJc w:val="right"/>
-      <w:pPr>
-        <w:ind w:left="4287" w:hanging="180"/>
-      </w:pPr>
-    </w:lvl>
-    <w:lvl w:ilvl="3" w:tplc="5EC63058">
-      <w:start w:val="1"/>
-      <w:numFmt w:val="decimal"/>
-      <w:lvlText w:val="%4."/>
-      <w:lvlJc w:val="left"/>
-      <w:pPr>
-        <w:ind w:left="5007" w:hanging="360"/>
-      </w:pPr>
-    </w:lvl>
-    <w:lvl w:ilvl="4" w:tplc="F6363BDC">
-      <w:start w:val="1"/>
-      <w:numFmt w:val="lowerLetter"/>
-      <w:lvlText w:val="%5."/>
-      <w:lvlJc w:val="left"/>
-      <w:pPr>
-        <w:ind w:left="5727" w:hanging="360"/>
-      </w:pPr>
-    </w:lvl>
-    <w:lvl w:ilvl="5" w:tplc="E0303020">
-      <w:start w:val="1"/>
-      <w:numFmt w:val="lowerRoman"/>
-      <w:lvlText w:val="%6."/>
-      <w:lvlJc w:val="right"/>
-      <w:pPr>
-        <w:ind w:left="6447" w:hanging="180"/>
-      </w:pPr>
-    </w:lvl>
-    <w:lvl w:ilvl="6" w:tplc="B51C686E">
-      <w:start w:val="1"/>
-      <w:numFmt w:val="decimal"/>
-      <w:lvlText w:val="%7."/>
-      <w:lvlJc w:val="left"/>
-      <w:pPr>
-        <w:ind w:left="7167" w:hanging="360"/>
-      </w:pPr>
-    </w:lvl>
-    <w:lvl w:ilvl="7" w:tplc="C56E9728">
-      <w:start w:val="1"/>
-      <w:numFmt w:val="lowerLetter"/>
-      <w:lvlText w:val="%8."/>
-      <w:lvlJc w:val="left"/>
-      <w:pPr>
-        <w:ind w:left="7887" w:hanging="360"/>
-      </w:pPr>
-    </w:lvl>
-    <w:lvl w:ilvl="8" w:tplc="72EC2EFC">
-      <w:start w:val="1"/>
-      <w:numFmt w:val="lowerRoman"/>
-      <w:lvlText w:val="%9."/>
-      <w:lvlJc w:val="right"/>
-      <w:pPr>
-        <w:ind w:left="8607" w:hanging="180"/>
-      </w:pPr>
-    </w:lvl>
-  </w:abstractNum>
-  <w:abstractNum w:abstractNumId="1" w15:restartNumberingAfterBreak="0">
     <w:nsid w:val="0780EEE5"/>
     <w:multiLevelType w:val="hybridMultilevel"/>
     <w:tmpl w:val="A1748C36"/>
@@ -42212,136 +42109,219 @@
       </w:pPr>
     </w:lvl>
   </w:abstractNum>
-  <w:abstractNum w:abstractNumId="2" w15:restartNumberingAfterBreak="0">
-    <w:nsid w:val="09DAFB49"/>
+  <w:abstractNum w:abstractNumId="1" w15:restartNumberingAfterBreak="0">
+    <w:nsid w:val="12711E62"/>
     <w:multiLevelType w:val="hybridMultilevel"/>
-    <w:tmpl w:val="DC24F4E4"/>
-    <w:lvl w:ilvl="0" w:tplc="8D64CC88">
+    <w:tmpl w:val="A02A0192"/>
+    <w:lvl w:ilvl="0" w:tplc="04090001">
       <w:start w:val="1"/>
       <w:numFmt w:val="bullet"/>
-      <w:lvlText w:val=""/>
+      <w:lvlText w:val=""/>
       <w:lvlJc w:val="left"/>
       <w:pPr>
-        <w:ind w:left="720" w:hanging="360"/>
-      </w:pPr>
-      <w:rPr>
-        <w:rFonts w:ascii="Symbol" w:hAnsi="Symbol" w:hint="default"/>
-      </w:rPr>
-    </w:lvl>
-    <w:lvl w:ilvl="1" w:tplc="242CF016">
-      <w:start w:val="1"/>
-      <w:numFmt w:val="bullet"/>
-      <w:lvlText w:val="o"/>
-      <w:lvlJc w:val="left"/>
-      <w:pPr>
-        <w:ind w:left="1440" w:hanging="360"/>
-      </w:pPr>
-      <w:rPr>
-        <w:rFonts w:ascii="Symbol" w:hAnsi="Symbol" w:hint="default"/>
-      </w:rPr>
-    </w:lvl>
-    <w:lvl w:ilvl="2" w:tplc="3F96C900">
-      <w:start w:val="1"/>
-      <w:numFmt w:val="bullet"/>
-      <w:lvlText w:val=""/>
-      <w:lvlJc w:val="left"/>
-      <w:pPr>
-        <w:ind w:left="2160" w:hanging="360"/>
+        <w:ind w:left="960" w:hanging="480"/>
       </w:pPr>
       <w:rPr>
         <w:rFonts w:ascii="Wingdings" w:hAnsi="Wingdings" w:hint="default"/>
       </w:rPr>
     </w:lvl>
-    <w:lvl w:ilvl="3" w:tplc="C40CB35C">
+    <w:lvl w:ilvl="1" w:tplc="04090003">
       <w:start w:val="1"/>
       <w:numFmt w:val="bullet"/>
-      <w:lvlText w:val=""/>
+      <w:lvlText w:val=""/>
       <w:lvlJc w:val="left"/>
       <w:pPr>
-        <w:ind w:left="2880" w:hanging="360"/>
-      </w:pPr>
-      <w:rPr>
-        <w:rFonts w:ascii="Symbol" w:hAnsi="Symbol" w:hint="default"/>
-      </w:rPr>
-    </w:lvl>
-    <w:lvl w:ilvl="4" w:tplc="763C7A70">
-      <w:start w:val="1"/>
-      <w:numFmt w:val="bullet"/>
-      <w:lvlText w:val="o"/>
-      <w:lvlJc w:val="left"/>
-      <w:pPr>
-        <w:ind w:left="3600" w:hanging="360"/>
-      </w:pPr>
-      <w:rPr>
-        <w:rFonts w:ascii="Courier New" w:hAnsi="Courier New" w:hint="default"/>
-      </w:rPr>
-    </w:lvl>
-    <w:lvl w:ilvl="5" w:tplc="810C514C">
-      <w:start w:val="1"/>
-      <w:numFmt w:val="bullet"/>
-      <w:lvlText w:val=""/>
-      <w:lvlJc w:val="left"/>
-      <w:pPr>
-        <w:ind w:left="4320" w:hanging="360"/>
+        <w:ind w:left="1440" w:hanging="480"/>
       </w:pPr>
       <w:rPr>
         <w:rFonts w:ascii="Wingdings" w:hAnsi="Wingdings" w:hint="default"/>
       </w:rPr>
     </w:lvl>
-    <w:lvl w:ilvl="6" w:tplc="3CB6A1FE">
+    <w:lvl w:ilvl="2" w:tplc="04090005">
       <w:start w:val="1"/>
       <w:numFmt w:val="bullet"/>
-      <w:lvlText w:val=""/>
+      <w:lvlText w:val=""/>
       <w:lvlJc w:val="left"/>
       <w:pPr>
-        <w:ind w:left="5040" w:hanging="360"/>
+        <w:ind w:left="1920" w:hanging="480"/>
       </w:pPr>
       <w:rPr>
-        <w:rFonts w:ascii="Symbol" w:hAnsi="Symbol" w:hint="default"/>
+        <w:rFonts w:ascii="Wingdings" w:hAnsi="Wingdings" w:hint="default"/>
       </w:rPr>
     </w:lvl>
-    <w:lvl w:ilvl="7" w:tplc="2DE89112">
+    <w:lvl w:ilvl="3" w:tplc="04090001">
       <w:start w:val="1"/>
       <w:numFmt w:val="bullet"/>
-      <w:lvlText w:val="o"/>
+      <w:lvlText w:val=""/>
       <w:lvlJc w:val="left"/>
       <w:pPr>
-        <w:ind w:left="5760" w:hanging="360"/>
+        <w:ind w:left="2400" w:hanging="480"/>
       </w:pPr>
       <w:rPr>
-        <w:rFonts w:ascii="Courier New" w:hAnsi="Courier New" w:hint="default"/>
+        <w:rFonts w:ascii="Wingdings" w:hAnsi="Wingdings" w:hint="default"/>
       </w:rPr>
     </w:lvl>
-    <w:lvl w:ilvl="8" w:tplc="F000F5A2">
+    <w:lvl w:ilvl="4" w:tplc="04090003">
       <w:start w:val="1"/>
       <w:numFmt w:val="bullet"/>
-      <w:lvlText w:val=""/>
+      <w:lvlText w:val=""/>
       <w:lvlJc w:val="left"/>
       <w:pPr>
-        <w:ind w:left="6480" w:hanging="360"/>
+        <w:ind w:left="2880" w:hanging="480"/>
+      </w:pPr>
+      <w:rPr>
+        <w:rFonts w:ascii="Wingdings" w:hAnsi="Wingdings" w:hint="default"/>
+      </w:rPr>
+    </w:lvl>
+    <w:lvl w:ilvl="5" w:tplc="04090005">
+      <w:start w:val="1"/>
+      <w:numFmt w:val="bullet"/>
+      <w:lvlText w:val=""/>
+      <w:lvlJc w:val="left"/>
+      <w:pPr>
+        <w:ind w:left="3360" w:hanging="480"/>
+      </w:pPr>
+      <w:rPr>
+        <w:rFonts w:ascii="Wingdings" w:hAnsi="Wingdings" w:hint="default"/>
+      </w:rPr>
+    </w:lvl>
+    <w:lvl w:ilvl="6" w:tplc="04090001">
+      <w:start w:val="1"/>
+      <w:numFmt w:val="bullet"/>
+      <w:lvlText w:val=""/>
+      <w:lvlJc w:val="left"/>
+      <w:pPr>
+        <w:ind w:left="3840" w:hanging="480"/>
+      </w:pPr>
+      <w:rPr>
+        <w:rFonts w:ascii="Wingdings" w:hAnsi="Wingdings" w:hint="default"/>
+      </w:rPr>
+    </w:lvl>
+    <w:lvl w:ilvl="7" w:tplc="04090003">
+      <w:start w:val="1"/>
+      <w:numFmt w:val="bullet"/>
+      <w:lvlText w:val=""/>
+      <w:lvlJc w:val="left"/>
+      <w:pPr>
+        <w:ind w:left="4320" w:hanging="480"/>
+      </w:pPr>
+      <w:rPr>
+        <w:rFonts w:ascii="Wingdings" w:hAnsi="Wingdings" w:hint="default"/>
+      </w:rPr>
+    </w:lvl>
+    <w:lvl w:ilvl="8" w:tplc="04090005">
+      <w:start w:val="1"/>
+      <w:numFmt w:val="bullet"/>
+      <w:lvlText w:val=""/>
+      <w:lvlJc w:val="left"/>
+      <w:pPr>
+        <w:ind w:left="4800" w:hanging="480"/>
       </w:pPr>
       <w:rPr>
         <w:rFonts w:ascii="Wingdings" w:hAnsi="Wingdings" w:hint="default"/>
       </w:rPr>
     </w:lvl>
   </w:abstractNum>
-  <w:abstractNum w:abstractNumId="3" w15:restartNumberingAfterBreak="0">
-    <w:nsid w:val="0B5F2965"/>
+  <w:abstractNum w:abstractNumId="2" w15:restartNumberingAfterBreak="0">
+    <w:nsid w:val="1D033555"/>
     <w:multiLevelType w:val="hybridMultilevel"/>
-    <w:tmpl w:val="98544998"/>
-    <w:lvl w:ilvl="0" w:tplc="DABAB5DC">
+    <w:tmpl w:val="8CE01924"/>
+    <w:lvl w:ilvl="0" w:tplc="4D2E38CC">
       <w:start w:val="1"/>
       <w:numFmt w:val="decimal"/>
       <w:lvlText w:val="%1."/>
       <w:lvlJc w:val="left"/>
       <w:pPr>
-        <w:ind w:left="720" w:hanging="360"/>
-      </w:pPr>
-      <w:rPr>
-        <w:rFonts w:ascii="標楷體" w:hAnsi="標楷體" w:hint="default"/>
-      </w:rPr>
+        <w:ind w:left="840" w:hanging="360"/>
+      </w:pPr>
     </w:lvl>
-    <w:lvl w:ilvl="1" w:tplc="63B6BA2C">
+    <w:lvl w:ilvl="1" w:tplc="04090019">
+      <w:start w:val="1"/>
+      <w:numFmt w:val="ideographTraditional"/>
+      <w:lvlText w:val="%2、"/>
+      <w:lvlJc w:val="left"/>
+      <w:pPr>
+        <w:ind w:left="1440" w:hanging="480"/>
+      </w:pPr>
+    </w:lvl>
+    <w:lvl w:ilvl="2" w:tplc="0409001B">
+      <w:start w:val="1"/>
+      <w:numFmt w:val="lowerRoman"/>
+      <w:lvlText w:val="%3."/>
+      <w:lvlJc w:val="right"/>
+      <w:pPr>
+        <w:ind w:left="1920" w:hanging="480"/>
+      </w:pPr>
+    </w:lvl>
+    <w:lvl w:ilvl="3" w:tplc="0409000F">
+      <w:start w:val="1"/>
+      <w:numFmt w:val="decimal"/>
+      <w:lvlText w:val="%4."/>
+      <w:lvlJc w:val="left"/>
+      <w:pPr>
+        <w:ind w:left="2400" w:hanging="480"/>
+      </w:pPr>
+    </w:lvl>
+    <w:lvl w:ilvl="4" w:tplc="04090019">
+      <w:start w:val="1"/>
+      <w:numFmt w:val="ideographTraditional"/>
+      <w:lvlText w:val="%5、"/>
+      <w:lvlJc w:val="left"/>
+      <w:pPr>
+        <w:ind w:left="2880" w:hanging="480"/>
+      </w:pPr>
+    </w:lvl>
+    <w:lvl w:ilvl="5" w:tplc="0409001B">
+      <w:start w:val="1"/>
+      <w:numFmt w:val="lowerRoman"/>
+      <w:lvlText w:val="%6."/>
+      <w:lvlJc w:val="right"/>
+      <w:pPr>
+        <w:ind w:left="3360" w:hanging="480"/>
+      </w:pPr>
+    </w:lvl>
+    <w:lvl w:ilvl="6" w:tplc="0409000F">
+      <w:start w:val="1"/>
+      <w:numFmt w:val="decimal"/>
+      <w:lvlText w:val="%7."/>
+      <w:lvlJc w:val="left"/>
+      <w:pPr>
+        <w:ind w:left="3840" w:hanging="480"/>
+      </w:pPr>
+    </w:lvl>
+    <w:lvl w:ilvl="7" w:tplc="04090019">
+      <w:start w:val="1"/>
+      <w:numFmt w:val="ideographTraditional"/>
+      <w:lvlText w:val="%8、"/>
+      <w:lvlJc w:val="left"/>
+      <w:pPr>
+        <w:ind w:left="4320" w:hanging="480"/>
+      </w:pPr>
+    </w:lvl>
+    <w:lvl w:ilvl="8" w:tplc="0409001B">
+      <w:start w:val="1"/>
+      <w:numFmt w:val="lowerRoman"/>
+      <w:lvlText w:val="%9."/>
+      <w:lvlJc w:val="right"/>
+      <w:pPr>
+        <w:ind w:left="4800" w:hanging="480"/>
+      </w:pPr>
+    </w:lvl>
+  </w:abstractNum>
+  <w:abstractNum w:abstractNumId="3" w15:restartNumberingAfterBreak="0">
+    <w:nsid w:val="2E530933"/>
+    <w:multiLevelType w:val="hybridMultilevel"/>
+    <w:tmpl w:val="37A29EE2"/>
+    <w:lvl w:ilvl="0" w:tplc="C820EAF2">
+      <w:start w:val="1"/>
+      <w:numFmt w:val="decimal"/>
+      <w:lvlText w:val="%1."/>
+      <w:lvlJc w:val="left"/>
+      <w:pPr>
+        <w:ind w:left="360" w:hanging="360"/>
+      </w:pPr>
+    </w:lvl>
+    <w:lvl w:ilvl="1" w:tplc="07849B86">
       <w:start w:val="1"/>
       <w:numFmt w:val="lowerLetter"/>
       <w:lvlText w:val="%2."/>
@@ -42350,7 +42330,7 @@
         <w:ind w:left="1440" w:hanging="360"/>
       </w:pPr>
     </w:lvl>
-    <w:lvl w:ilvl="2" w:tplc="B0AEA76C">
+    <w:lvl w:ilvl="2" w:tplc="FF7240D2">
       <w:start w:val="1"/>
       <w:numFmt w:val="lowerRoman"/>
       <w:lvlText w:val="%3."/>
@@ -42359,7 +42339,7 @@
         <w:ind w:left="2160" w:hanging="180"/>
       </w:pPr>
     </w:lvl>
-    <w:lvl w:ilvl="3" w:tplc="5E729BEA">
+    <w:lvl w:ilvl="3" w:tplc="3BD23162">
       <w:start w:val="1"/>
       <w:numFmt w:val="decimal"/>
       <w:lvlText w:val="%4."/>
@@ -42368,7 +42348,7 @@
         <w:ind w:left="2880" w:hanging="360"/>
       </w:pPr>
     </w:lvl>
-    <w:lvl w:ilvl="4" w:tplc="EEEEB776">
+    <w:lvl w:ilvl="4" w:tplc="050E5E94">
       <w:start w:val="1"/>
       <w:numFmt w:val="lowerLetter"/>
       <w:lvlText w:val="%5."/>
@@ -42377,7 +42357,7 @@
         <w:ind w:left="3600" w:hanging="360"/>
       </w:pPr>
     </w:lvl>
-    <w:lvl w:ilvl="5" w:tplc="C6F073A2">
+    <w:lvl w:ilvl="5" w:tplc="AFA8700A">
       <w:start w:val="1"/>
       <w:numFmt w:val="lowerRoman"/>
       <w:lvlText w:val="%6."/>
@@ -42386,7 +42366,7 @@
         <w:ind w:left="4320" w:hanging="180"/>
       </w:pPr>
     </w:lvl>
-    <w:lvl w:ilvl="6" w:tplc="6ADC1456">
+    <w:lvl w:ilvl="6" w:tplc="B7E44240">
       <w:start w:val="1"/>
       <w:numFmt w:val="decimal"/>
       <w:lvlText w:val="%7."/>
@@ -42395,7 +42375,7 @@
         <w:ind w:left="5040" w:hanging="360"/>
       </w:pPr>
     </w:lvl>
-    <w:lvl w:ilvl="7" w:tplc="68D298E4">
+    <w:lvl w:ilvl="7" w:tplc="E3AE2906">
       <w:start w:val="1"/>
       <w:numFmt w:val="lowerLetter"/>
       <w:lvlText w:val="%8."/>
@@ -42404,7 +42384,7 @@
         <w:ind w:left="5760" w:hanging="360"/>
       </w:pPr>
     </w:lvl>
-    <w:lvl w:ilvl="8" w:tplc="00762B0C">
+    <w:lvl w:ilvl="8" w:tplc="0E9490C8">
       <w:start w:val="1"/>
       <w:numFmt w:val="lowerRoman"/>
       <w:lvlText w:val="%9."/>
@@ -42415,9 +42395,359 @@
     </w:lvl>
   </w:abstractNum>
   <w:abstractNum w:abstractNumId="4" w15:restartNumberingAfterBreak="0">
-    <w:nsid w:val="0B881A30"/>
+    <w:nsid w:val="39955038"/>
     <w:multiLevelType w:val="hybridMultilevel"/>
-    <w:tmpl w:val="985C8B44"/>
+    <w:tmpl w:val="C1F6971E"/>
+    <w:lvl w:ilvl="0" w:tplc="D13EDA60">
+      <w:start w:val="1"/>
+      <w:numFmt w:val="decimal"/>
+      <w:lvlText w:val="%1."/>
+      <w:lvlJc w:val="left"/>
+      <w:pPr>
+        <w:ind w:left="360" w:hanging="360"/>
+      </w:pPr>
+    </w:lvl>
+    <w:lvl w:ilvl="1" w:tplc="47FC03A0">
+      <w:start w:val="1"/>
+      <w:numFmt w:val="lowerLetter"/>
+      <w:lvlText w:val="%2."/>
+      <w:lvlJc w:val="left"/>
+      <w:pPr>
+        <w:ind w:left="1440" w:hanging="360"/>
+      </w:pPr>
+    </w:lvl>
+    <w:lvl w:ilvl="2" w:tplc="7110EFC0">
+      <w:start w:val="1"/>
+      <w:numFmt w:val="lowerRoman"/>
+      <w:lvlText w:val="%3."/>
+      <w:lvlJc w:val="right"/>
+      <w:pPr>
+        <w:ind w:left="2160" w:hanging="180"/>
+      </w:pPr>
+    </w:lvl>
+    <w:lvl w:ilvl="3" w:tplc="3D461F36">
+      <w:start w:val="1"/>
+      <w:numFmt w:val="decimal"/>
+      <w:lvlText w:val="%4."/>
+      <w:lvlJc w:val="left"/>
+      <w:pPr>
+        <w:ind w:left="2880" w:hanging="360"/>
+      </w:pPr>
+    </w:lvl>
+    <w:lvl w:ilvl="4" w:tplc="AF0AC076">
+      <w:start w:val="1"/>
+      <w:numFmt w:val="lowerLetter"/>
+      <w:lvlText w:val="%5."/>
+      <w:lvlJc w:val="left"/>
+      <w:pPr>
+        <w:ind w:left="3600" w:hanging="360"/>
+      </w:pPr>
+    </w:lvl>
+    <w:lvl w:ilvl="5" w:tplc="EE5AB578">
+      <w:start w:val="1"/>
+      <w:numFmt w:val="lowerRoman"/>
+      <w:lvlText w:val="%6."/>
+      <w:lvlJc w:val="right"/>
+      <w:pPr>
+        <w:ind w:left="4320" w:hanging="180"/>
+      </w:pPr>
+    </w:lvl>
+    <w:lvl w:ilvl="6" w:tplc="698CAF8C">
+      <w:start w:val="1"/>
+      <w:numFmt w:val="decimal"/>
+      <w:lvlText w:val="%7."/>
+      <w:lvlJc w:val="left"/>
+      <w:pPr>
+        <w:ind w:left="5040" w:hanging="360"/>
+      </w:pPr>
+    </w:lvl>
+    <w:lvl w:ilvl="7" w:tplc="130AC0D6">
+      <w:start w:val="1"/>
+      <w:numFmt w:val="lowerLetter"/>
+      <w:lvlText w:val="%8."/>
+      <w:lvlJc w:val="left"/>
+      <w:pPr>
+        <w:ind w:left="5760" w:hanging="360"/>
+      </w:pPr>
+    </w:lvl>
+    <w:lvl w:ilvl="8" w:tplc="5690268A">
+      <w:start w:val="1"/>
+      <w:numFmt w:val="lowerRoman"/>
+      <w:lvlText w:val="%9."/>
+      <w:lvlJc w:val="right"/>
+      <w:pPr>
+        <w:ind w:left="6480" w:hanging="180"/>
+      </w:pPr>
+    </w:lvl>
+  </w:abstractNum>
+  <w:abstractNum w:abstractNumId="5" w15:restartNumberingAfterBreak="0">
+    <w:nsid w:val="3EF65FB6"/>
+    <w:multiLevelType w:val="hybridMultilevel"/>
+    <w:tmpl w:val="DD06C550"/>
+    <w:lvl w:ilvl="0" w:tplc="087AA148">
+      <w:start w:val="1"/>
+      <w:numFmt w:val="decimal"/>
+      <w:lvlText w:val="%1."/>
+      <w:lvlJc w:val="left"/>
+      <w:pPr>
+        <w:ind w:left="360" w:hanging="360"/>
+      </w:pPr>
+    </w:lvl>
+    <w:lvl w:ilvl="1" w:tplc="B1DCC082">
+      <w:start w:val="1"/>
+      <w:numFmt w:val="lowerLetter"/>
+      <w:lvlText w:val="%2."/>
+      <w:lvlJc w:val="left"/>
+      <w:pPr>
+        <w:ind w:left="1440" w:hanging="360"/>
+      </w:pPr>
+    </w:lvl>
+    <w:lvl w:ilvl="2" w:tplc="CB54FBAE">
+      <w:start w:val="1"/>
+      <w:numFmt w:val="lowerRoman"/>
+      <w:lvlText w:val="%3."/>
+      <w:lvlJc w:val="right"/>
+      <w:pPr>
+        <w:ind w:left="2160" w:hanging="180"/>
+      </w:pPr>
+    </w:lvl>
+    <w:lvl w:ilvl="3" w:tplc="F508F0AA">
+      <w:start w:val="1"/>
+      <w:numFmt w:val="decimal"/>
+      <w:lvlText w:val="%4."/>
+      <w:lvlJc w:val="left"/>
+      <w:pPr>
+        <w:ind w:left="2880" w:hanging="360"/>
+      </w:pPr>
+    </w:lvl>
+    <w:lvl w:ilvl="4" w:tplc="565C85CC">
+      <w:start w:val="1"/>
+      <w:numFmt w:val="lowerLetter"/>
+      <w:lvlText w:val="%5."/>
+      <w:lvlJc w:val="left"/>
+      <w:pPr>
+        <w:ind w:left="3600" w:hanging="360"/>
+      </w:pPr>
+    </w:lvl>
+    <w:lvl w:ilvl="5" w:tplc="59ACAFF2">
+      <w:start w:val="1"/>
+      <w:numFmt w:val="lowerRoman"/>
+      <w:lvlText w:val="%6."/>
+      <w:lvlJc w:val="right"/>
+      <w:pPr>
+        <w:ind w:left="4320" w:hanging="180"/>
+      </w:pPr>
+    </w:lvl>
+    <w:lvl w:ilvl="6" w:tplc="675E04A6">
+      <w:start w:val="1"/>
+      <w:numFmt w:val="decimal"/>
+      <w:lvlText w:val="%7."/>
+      <w:lvlJc w:val="left"/>
+      <w:pPr>
+        <w:ind w:left="5040" w:hanging="360"/>
+      </w:pPr>
+    </w:lvl>
+    <w:lvl w:ilvl="7" w:tplc="A616342C">
+      <w:start w:val="1"/>
+      <w:numFmt w:val="lowerLetter"/>
+      <w:lvlText w:val="%8."/>
+      <w:lvlJc w:val="left"/>
+      <w:pPr>
+        <w:ind w:left="5760" w:hanging="360"/>
+      </w:pPr>
+    </w:lvl>
+    <w:lvl w:ilvl="8" w:tplc="DB223F98">
+      <w:start w:val="1"/>
+      <w:numFmt w:val="lowerRoman"/>
+      <w:lvlText w:val="%9."/>
+      <w:lvlJc w:val="right"/>
+      <w:pPr>
+        <w:ind w:left="6480" w:hanging="180"/>
+      </w:pPr>
+    </w:lvl>
+  </w:abstractNum>
+  <w:abstractNum w:abstractNumId="6" w15:restartNumberingAfterBreak="0">
+    <w:nsid w:val="4335C39C"/>
+    <w:multiLevelType w:val="hybridMultilevel"/>
+    <w:tmpl w:val="0AC6BA12"/>
+    <w:lvl w:ilvl="0" w:tplc="C3482F08">
+      <w:start w:val="1"/>
+      <w:numFmt w:val="decimal"/>
+      <w:lvlText w:val="%1."/>
+      <w:lvlJc w:val="left"/>
+      <w:pPr>
+        <w:ind w:left="360" w:hanging="360"/>
+      </w:pPr>
+    </w:lvl>
+    <w:lvl w:ilvl="1" w:tplc="959E5938">
+      <w:start w:val="1"/>
+      <w:numFmt w:val="bullet"/>
+      <w:lvlText w:val=""/>
+      <w:lvlJc w:val="left"/>
+      <w:pPr>
+        <w:ind w:left="960" w:hanging="480"/>
+      </w:pPr>
+      <w:rPr>
+        <w:rFonts w:ascii="Symbol" w:hAnsi="Symbol" w:hint="default"/>
+      </w:rPr>
+    </w:lvl>
+    <w:lvl w:ilvl="2" w:tplc="20E2C232">
+      <w:start w:val="1"/>
+      <w:numFmt w:val="lowerRoman"/>
+      <w:lvlText w:val="%3."/>
+      <w:lvlJc w:val="right"/>
+      <w:pPr>
+        <w:ind w:left="2160" w:hanging="180"/>
+      </w:pPr>
+    </w:lvl>
+    <w:lvl w:ilvl="3" w:tplc="B0A67D18">
+      <w:start w:val="1"/>
+      <w:numFmt w:val="decimal"/>
+      <w:lvlText w:val="%4."/>
+      <w:lvlJc w:val="left"/>
+      <w:pPr>
+        <w:ind w:left="2880" w:hanging="360"/>
+      </w:pPr>
+    </w:lvl>
+    <w:lvl w:ilvl="4" w:tplc="88E8C966">
+      <w:start w:val="1"/>
+      <w:numFmt w:val="lowerLetter"/>
+      <w:lvlText w:val="%5."/>
+      <w:lvlJc w:val="left"/>
+      <w:pPr>
+        <w:ind w:left="3600" w:hanging="360"/>
+      </w:pPr>
+    </w:lvl>
+    <w:lvl w:ilvl="5" w:tplc="DF72AB56">
+      <w:start w:val="1"/>
+      <w:numFmt w:val="lowerRoman"/>
+      <w:lvlText w:val="%6."/>
+      <w:lvlJc w:val="right"/>
+      <w:pPr>
+        <w:ind w:left="4320" w:hanging="180"/>
+      </w:pPr>
+    </w:lvl>
+    <w:lvl w:ilvl="6" w:tplc="868E5FB4">
+      <w:start w:val="1"/>
+      <w:numFmt w:val="decimal"/>
+      <w:lvlText w:val="%7."/>
+      <w:lvlJc w:val="left"/>
+      <w:pPr>
+        <w:ind w:left="5040" w:hanging="360"/>
+      </w:pPr>
+    </w:lvl>
+    <w:lvl w:ilvl="7" w:tplc="FF7A8764">
+      <w:start w:val="1"/>
+      <w:numFmt w:val="lowerLetter"/>
+      <w:lvlText w:val="%8."/>
+      <w:lvlJc w:val="left"/>
+      <w:pPr>
+        <w:ind w:left="5760" w:hanging="360"/>
+      </w:pPr>
+    </w:lvl>
+    <w:lvl w:ilvl="8" w:tplc="6C50A81A">
+      <w:start w:val="1"/>
+      <w:numFmt w:val="lowerRoman"/>
+      <w:lvlText w:val="%9."/>
+      <w:lvlJc w:val="right"/>
+      <w:pPr>
+        <w:ind w:left="6480" w:hanging="180"/>
+      </w:pPr>
+    </w:lvl>
+  </w:abstractNum>
+  <w:abstractNum w:abstractNumId="7" w15:restartNumberingAfterBreak="0">
+    <w:nsid w:val="4635212D"/>
+    <w:multiLevelType w:val="hybridMultilevel"/>
+    <w:tmpl w:val="D902BC6C"/>
+    <w:lvl w:ilvl="0" w:tplc="5DA63CAA">
+      <w:start w:val="1"/>
+      <w:numFmt w:val="decimal"/>
+      <w:lvlText w:val="%1."/>
+      <w:lvlJc w:val="left"/>
+      <w:pPr>
+        <w:ind w:left="720" w:hanging="360"/>
+      </w:pPr>
+      <w:rPr>
+        <w:rFonts w:hint="default"/>
+      </w:rPr>
+    </w:lvl>
+    <w:lvl w:ilvl="1" w:tplc="04090019" w:tentative="1">
+      <w:start w:val="1"/>
+      <w:numFmt w:val="ideographTraditional"/>
+      <w:lvlText w:val="%2、"/>
+      <w:lvlJc w:val="left"/>
+      <w:pPr>
+        <w:ind w:left="1320" w:hanging="480"/>
+      </w:pPr>
+    </w:lvl>
+    <w:lvl w:ilvl="2" w:tplc="0409001B" w:tentative="1">
+      <w:start w:val="1"/>
+      <w:numFmt w:val="lowerRoman"/>
+      <w:lvlText w:val="%3."/>
+      <w:lvlJc w:val="right"/>
+      <w:pPr>
+        <w:ind w:left="1800" w:hanging="480"/>
+      </w:pPr>
+    </w:lvl>
+    <w:lvl w:ilvl="3" w:tplc="0409000F" w:tentative="1">
+      <w:start w:val="1"/>
+      <w:numFmt w:val="decimal"/>
+      <w:lvlText w:val="%4."/>
+      <w:lvlJc w:val="left"/>
+      <w:pPr>
+        <w:ind w:left="2280" w:hanging="480"/>
+      </w:pPr>
+    </w:lvl>
+    <w:lvl w:ilvl="4" w:tplc="04090019" w:tentative="1">
+      <w:start w:val="1"/>
+      <w:numFmt w:val="ideographTraditional"/>
+      <w:lvlText w:val="%5、"/>
+      <w:lvlJc w:val="left"/>
+      <w:pPr>
+        <w:ind w:left="2760" w:hanging="480"/>
+      </w:pPr>
+    </w:lvl>
+    <w:lvl w:ilvl="5" w:tplc="0409001B" w:tentative="1">
+      <w:start w:val="1"/>
+      <w:numFmt w:val="lowerRoman"/>
+      <w:lvlText w:val="%6."/>
+      <w:lvlJc w:val="right"/>
+      <w:pPr>
+        <w:ind w:left="3240" w:hanging="480"/>
+      </w:pPr>
+    </w:lvl>
+    <w:lvl w:ilvl="6" w:tplc="0409000F" w:tentative="1">
+      <w:start w:val="1"/>
+      <w:numFmt w:val="decimal"/>
+      <w:lvlText w:val="%7."/>
+      <w:lvlJc w:val="left"/>
+      <w:pPr>
+        <w:ind w:left="3720" w:hanging="480"/>
+      </w:pPr>
+    </w:lvl>
+    <w:lvl w:ilvl="7" w:tplc="04090019" w:tentative="1">
+      <w:start w:val="1"/>
+      <w:numFmt w:val="ideographTraditional"/>
+      <w:lvlText w:val="%8、"/>
+      <w:lvlJc w:val="left"/>
+      <w:pPr>
+        <w:ind w:left="4200" w:hanging="480"/>
+      </w:pPr>
+    </w:lvl>
+    <w:lvl w:ilvl="8" w:tplc="0409001B" w:tentative="1">
+      <w:start w:val="1"/>
+      <w:numFmt w:val="lowerRoman"/>
+      <w:lvlText w:val="%9."/>
+      <w:lvlJc w:val="right"/>
+      <w:pPr>
+        <w:ind w:left="4680" w:hanging="480"/>
+      </w:pPr>
+    </w:lvl>
+  </w:abstractNum>
+  <w:abstractNum w:abstractNumId="8" w15:restartNumberingAfterBreak="0">
+    <w:nsid w:val="4A444E5E"/>
+    <w:multiLevelType w:val="hybridMultilevel"/>
+    <w:tmpl w:val="32E4DE4E"/>
     <w:lvl w:ilvl="0" w:tplc="04090001">
       <w:start w:val="1"/>
       <w:numFmt w:val="bullet"/>
@@ -42527,23 +42857,133 @@
       </w:rPr>
     </w:lvl>
   </w:abstractNum>
-  <w:abstractNum w:abstractNumId="5" w15:restartNumberingAfterBreak="0">
-    <w:nsid w:val="0D10675D"/>
+  <w:abstractNum w:abstractNumId="9" w15:restartNumberingAfterBreak="0">
+    <w:nsid w:val="50E22C91"/>
     <w:multiLevelType w:val="hybridMultilevel"/>
-    <w:tmpl w:val="66C2B784"/>
-    <w:lvl w:ilvl="0" w:tplc="C2166AF2">
+    <w:tmpl w:val="1834DC62"/>
+    <w:lvl w:ilvl="0" w:tplc="52A0303A">
+      <w:start w:val="1"/>
+      <w:numFmt w:val="bullet"/>
+      <w:lvlText w:val=""/>
+      <w:lvlJc w:val="left"/>
+      <w:pPr>
+        <w:ind w:left="480" w:hanging="480"/>
+      </w:pPr>
+      <w:rPr>
+        <w:rFonts w:ascii="Wingdings" w:hAnsi="Wingdings" w:hint="default"/>
+      </w:rPr>
+    </w:lvl>
+    <w:lvl w:ilvl="1" w:tplc="75BAFDEA">
+      <w:start w:val="1"/>
+      <w:numFmt w:val="bullet"/>
+      <w:lvlText w:val="o"/>
+      <w:lvlJc w:val="left"/>
+      <w:pPr>
+        <w:ind w:left="1440" w:hanging="360"/>
+      </w:pPr>
+      <w:rPr>
+        <w:rFonts w:ascii="Courier New" w:hAnsi="Courier New" w:hint="default"/>
+      </w:rPr>
+    </w:lvl>
+    <w:lvl w:ilvl="2" w:tplc="807A4D32">
+      <w:start w:val="1"/>
+      <w:numFmt w:val="bullet"/>
+      <w:lvlText w:val=""/>
+      <w:lvlJc w:val="left"/>
+      <w:pPr>
+        <w:ind w:left="2160" w:hanging="360"/>
+      </w:pPr>
+      <w:rPr>
+        <w:rFonts w:ascii="Wingdings" w:hAnsi="Wingdings" w:hint="default"/>
+      </w:rPr>
+    </w:lvl>
+    <w:lvl w:ilvl="3" w:tplc="CC186DE4">
+      <w:start w:val="1"/>
+      <w:numFmt w:val="bullet"/>
+      <w:lvlText w:val=""/>
+      <w:lvlJc w:val="left"/>
+      <w:pPr>
+        <w:ind w:left="2880" w:hanging="360"/>
+      </w:pPr>
+      <w:rPr>
+        <w:rFonts w:ascii="Symbol" w:hAnsi="Symbol" w:hint="default"/>
+      </w:rPr>
+    </w:lvl>
+    <w:lvl w:ilvl="4" w:tplc="2132D440">
+      <w:start w:val="1"/>
+      <w:numFmt w:val="bullet"/>
+      <w:lvlText w:val="o"/>
+      <w:lvlJc w:val="left"/>
+      <w:pPr>
+        <w:ind w:left="3600" w:hanging="360"/>
+      </w:pPr>
+      <w:rPr>
+        <w:rFonts w:ascii="Courier New" w:hAnsi="Courier New" w:hint="default"/>
+      </w:rPr>
+    </w:lvl>
+    <w:lvl w:ilvl="5" w:tplc="38CA0F3E">
+      <w:start w:val="1"/>
+      <w:numFmt w:val="bullet"/>
+      <w:lvlText w:val=""/>
+      <w:lvlJc w:val="left"/>
+      <w:pPr>
+        <w:ind w:left="4320" w:hanging="360"/>
+      </w:pPr>
+      <w:rPr>
+        <w:rFonts w:ascii="Wingdings" w:hAnsi="Wingdings" w:hint="default"/>
+      </w:rPr>
+    </w:lvl>
+    <w:lvl w:ilvl="6" w:tplc="042A1068">
+      <w:start w:val="1"/>
+      <w:numFmt w:val="bullet"/>
+      <w:lvlText w:val=""/>
+      <w:lvlJc w:val="left"/>
+      <w:pPr>
+        <w:ind w:left="5040" w:hanging="360"/>
+      </w:pPr>
+      <w:rPr>
+        <w:rFonts w:ascii="Symbol" w:hAnsi="Symbol" w:hint="default"/>
+      </w:rPr>
+    </w:lvl>
+    <w:lvl w:ilvl="7" w:tplc="E48C7E5A">
+      <w:start w:val="1"/>
+      <w:numFmt w:val="bullet"/>
+      <w:lvlText w:val="o"/>
+      <w:lvlJc w:val="left"/>
+      <w:pPr>
+        <w:ind w:left="5760" w:hanging="360"/>
+      </w:pPr>
+      <w:rPr>
+        <w:rFonts w:ascii="Courier New" w:hAnsi="Courier New" w:hint="default"/>
+      </w:rPr>
+    </w:lvl>
+    <w:lvl w:ilvl="8" w:tplc="CE4A7E50">
+      <w:start w:val="1"/>
+      <w:numFmt w:val="bullet"/>
+      <w:lvlText w:val=""/>
+      <w:lvlJc w:val="left"/>
+      <w:pPr>
+        <w:ind w:left="6480" w:hanging="360"/>
+      </w:pPr>
+      <w:rPr>
+        <w:rFonts w:ascii="Wingdings" w:hAnsi="Wingdings" w:hint="default"/>
+      </w:rPr>
+    </w:lvl>
+  </w:abstractNum>
+  <w:abstractNum w:abstractNumId="10" w15:restartNumberingAfterBreak="0">
+    <w:nsid w:val="527B3802"/>
+    <w:multiLevelType w:val="hybridMultilevel"/>
+    <w:tmpl w:val="FDB8039E"/>
+    <w:lvl w:ilvl="0" w:tplc="017EB05C">
       <w:start w:val="1"/>
       <w:numFmt w:val="decimal"/>
       <w:lvlText w:val="%1."/>
       <w:lvlJc w:val="left"/>
       <w:pPr>
-        <w:ind w:left="720" w:hanging="360"/>
-      </w:pPr>
-      <w:rPr>
-        <w:rFonts w:ascii="標楷體" w:hAnsi="標楷體" w:hint="default"/>
-      </w:rPr>
+        <w:ind w:left="360" w:hanging="360"/>
+      </w:pPr>
     </w:lvl>
-    <w:lvl w:ilvl="1" w:tplc="5D0E4A9E">
+    <w:lvl w:ilvl="1" w:tplc="6346F6E4">
       <w:start w:val="1"/>
       <w:numFmt w:val="lowerLetter"/>
       <w:lvlText w:val="%2."/>
@@ -42552,7 +42992,7 @@
         <w:ind w:left="1440" w:hanging="360"/>
       </w:pPr>
     </w:lvl>
-    <w:lvl w:ilvl="2" w:tplc="E3749694">
+    <w:lvl w:ilvl="2" w:tplc="4142116E">
       <w:start w:val="1"/>
       <w:numFmt w:val="lowerRoman"/>
       <w:lvlText w:val="%3."/>
@@ -42561,7 +43001,7 @@
         <w:ind w:left="2160" w:hanging="180"/>
       </w:pPr>
     </w:lvl>
-    <w:lvl w:ilvl="3" w:tplc="499C5454">
+    <w:lvl w:ilvl="3" w:tplc="2DD48A34">
       <w:start w:val="1"/>
       <w:numFmt w:val="decimal"/>
       <w:lvlText w:val="%4."/>
@@ -42570,7 +43010,7 @@
         <w:ind w:left="2880" w:hanging="360"/>
       </w:pPr>
     </w:lvl>
-    <w:lvl w:ilvl="4" w:tplc="91BA25DE">
+    <w:lvl w:ilvl="4" w:tplc="98DA4ADA">
       <w:start w:val="1"/>
       <w:numFmt w:val="lowerLetter"/>
       <w:lvlText w:val="%5."/>
@@ -42579,7 +43019,7 @@
         <w:ind w:left="3600" w:hanging="360"/>
       </w:pPr>
     </w:lvl>
-    <w:lvl w:ilvl="5" w:tplc="2068AC60">
+    <w:lvl w:ilvl="5" w:tplc="EA3EE264">
       <w:start w:val="1"/>
       <w:numFmt w:val="lowerRoman"/>
       <w:lvlText w:val="%6."/>
@@ -42588,7 +43028,7 @@
         <w:ind w:left="4320" w:hanging="180"/>
       </w:pPr>
     </w:lvl>
-    <w:lvl w:ilvl="6" w:tplc="847C1674">
+    <w:lvl w:ilvl="6" w:tplc="BF42CC0C">
       <w:start w:val="1"/>
       <w:numFmt w:val="decimal"/>
       <w:lvlText w:val="%7."/>
@@ -42597,7 +43037,7 @@
         <w:ind w:left="5040" w:hanging="360"/>
       </w:pPr>
     </w:lvl>
-    <w:lvl w:ilvl="7" w:tplc="D12294DA">
+    <w:lvl w:ilvl="7" w:tplc="6414D12C">
       <w:start w:val="1"/>
       <w:numFmt w:val="lowerLetter"/>
       <w:lvlText w:val="%8."/>
@@ -42606,7 +43046,7 @@
         <w:ind w:left="5760" w:hanging="360"/>
       </w:pPr>
     </w:lvl>
-    <w:lvl w:ilvl="8" w:tplc="F5C4253E">
+    <w:lvl w:ilvl="8" w:tplc="305457A8">
       <w:start w:val="1"/>
       <w:numFmt w:val="lowerRoman"/>
       <w:lvlText w:val="%9."/>
@@ -42616,11 +43056,11 @@
       </w:pPr>
     </w:lvl>
   </w:abstractNum>
-  <w:abstractNum w:abstractNumId="6" w15:restartNumberingAfterBreak="0">
-    <w:nsid w:val="0D413AF3"/>
+  <w:abstractNum w:abstractNumId="11" w15:restartNumberingAfterBreak="0">
+    <w:nsid w:val="5A012209"/>
     <w:multiLevelType w:val="hybridMultilevel"/>
-    <w:tmpl w:val="EE98F3EE"/>
-    <w:lvl w:ilvl="0" w:tplc="75B296A6">
+    <w:tmpl w:val="2BAAA332"/>
+    <w:lvl w:ilvl="0" w:tplc="B53C2C42">
       <w:start w:val="1"/>
       <w:numFmt w:val="decimal"/>
       <w:lvlText w:val="%1."/>
@@ -42705,322 +43145,96 @@
       </w:pPr>
     </w:lvl>
   </w:abstractNum>
-  <w:abstractNum w:abstractNumId="7" w15:restartNumberingAfterBreak="0">
-    <w:nsid w:val="126AB18A"/>
+  <w:abstractNum w:abstractNumId="12" w15:restartNumberingAfterBreak="0">
+    <w:nsid w:val="5E7DA7F9"/>
     <w:multiLevelType w:val="hybridMultilevel"/>
-    <w:tmpl w:val="14A692AE"/>
-    <w:lvl w:ilvl="0" w:tplc="8DCA10C8">
-      <w:start w:val="1"/>
-      <w:numFmt w:val="bullet"/>
-      <w:lvlText w:val=""/>
-      <w:lvlJc w:val="left"/>
-      <w:pPr>
-        <w:ind w:left="720" w:hanging="360"/>
-      </w:pPr>
-      <w:rPr>
-        <w:rFonts w:ascii="Symbol" w:hAnsi="Symbol" w:hint="default"/>
-      </w:rPr>
-    </w:lvl>
-    <w:lvl w:ilvl="1" w:tplc="1896720A">
-      <w:start w:val="1"/>
-      <w:numFmt w:val="bullet"/>
-      <w:lvlText w:val="o"/>
-      <w:lvlJc w:val="left"/>
-      <w:pPr>
-        <w:ind w:left="1440" w:hanging="360"/>
-      </w:pPr>
-      <w:rPr>
-        <w:rFonts w:ascii="Symbol" w:hAnsi="Symbol" w:hint="default"/>
-      </w:rPr>
-    </w:lvl>
-    <w:lvl w:ilvl="2" w:tplc="639CE2BC">
-      <w:start w:val="1"/>
-      <w:numFmt w:val="bullet"/>
-      <w:lvlText w:val=""/>
-      <w:lvlJc w:val="left"/>
-      <w:pPr>
-        <w:ind w:left="2160" w:hanging="360"/>
-      </w:pPr>
-      <w:rPr>
-        <w:rFonts w:ascii="Wingdings" w:hAnsi="Wingdings" w:hint="default"/>
-      </w:rPr>
-    </w:lvl>
-    <w:lvl w:ilvl="3" w:tplc="F962AF40">
-      <w:start w:val="1"/>
-      <w:numFmt w:val="bullet"/>
-      <w:lvlText w:val=""/>
-      <w:lvlJc w:val="left"/>
-      <w:pPr>
-        <w:ind w:left="2880" w:hanging="360"/>
-      </w:pPr>
-      <w:rPr>
-        <w:rFonts w:ascii="Symbol" w:hAnsi="Symbol" w:hint="default"/>
-      </w:rPr>
-    </w:lvl>
-    <w:lvl w:ilvl="4" w:tplc="C8F04B5C">
-      <w:start w:val="1"/>
-      <w:numFmt w:val="bullet"/>
-      <w:lvlText w:val="o"/>
-      <w:lvlJc w:val="left"/>
-      <w:pPr>
-        <w:ind w:left="3600" w:hanging="360"/>
-      </w:pPr>
-      <w:rPr>
-        <w:rFonts w:ascii="Courier New" w:hAnsi="Courier New" w:hint="default"/>
-      </w:rPr>
-    </w:lvl>
-    <w:lvl w:ilvl="5" w:tplc="694AB002">
-      <w:start w:val="1"/>
-      <w:numFmt w:val="bullet"/>
-      <w:lvlText w:val=""/>
-      <w:lvlJc w:val="left"/>
-      <w:pPr>
-        <w:ind w:left="4320" w:hanging="360"/>
-      </w:pPr>
-      <w:rPr>
-        <w:rFonts w:ascii="Wingdings" w:hAnsi="Wingdings" w:hint="default"/>
-      </w:rPr>
-    </w:lvl>
-    <w:lvl w:ilvl="6" w:tplc="DBDC2C20">
-      <w:start w:val="1"/>
-      <w:numFmt w:val="bullet"/>
-      <w:lvlText w:val=""/>
-      <w:lvlJc w:val="left"/>
-      <w:pPr>
-        <w:ind w:left="5040" w:hanging="360"/>
-      </w:pPr>
-      <w:rPr>
-        <w:rFonts w:ascii="Symbol" w:hAnsi="Symbol" w:hint="default"/>
-      </w:rPr>
-    </w:lvl>
-    <w:lvl w:ilvl="7" w:tplc="3D9846B8">
-      <w:start w:val="1"/>
-      <w:numFmt w:val="bullet"/>
-      <w:lvlText w:val="o"/>
-      <w:lvlJc w:val="left"/>
-      <w:pPr>
-        <w:ind w:left="5760" w:hanging="360"/>
-      </w:pPr>
-      <w:rPr>
-        <w:rFonts w:ascii="Courier New" w:hAnsi="Courier New" w:hint="default"/>
-      </w:rPr>
-    </w:lvl>
-    <w:lvl w:ilvl="8" w:tplc="5382F672">
-      <w:start w:val="1"/>
-      <w:numFmt w:val="bullet"/>
-      <w:lvlText w:val=""/>
-      <w:lvlJc w:val="left"/>
-      <w:pPr>
-        <w:ind w:left="6480" w:hanging="360"/>
-      </w:pPr>
-      <w:rPr>
-        <w:rFonts w:ascii="Wingdings" w:hAnsi="Wingdings" w:hint="default"/>
-      </w:rPr>
-    </w:lvl>
-  </w:abstractNum>
-  <w:abstractNum w:abstractNumId="8" w15:restartNumberingAfterBreak="0">
-    <w:nsid w:val="12711E62"/>
-    <w:multiLevelType w:val="hybridMultilevel"/>
-    <w:tmpl w:val="A02A0192"/>
-    <w:lvl w:ilvl="0" w:tplc="04090001">
-      <w:start w:val="1"/>
-      <w:numFmt w:val="bullet"/>
-      <w:lvlText w:val=""/>
-      <w:lvlJc w:val="left"/>
-      <w:pPr>
-        <w:ind w:left="960" w:hanging="480"/>
-      </w:pPr>
-      <w:rPr>
-        <w:rFonts w:ascii="Wingdings" w:hAnsi="Wingdings" w:hint="default"/>
-      </w:rPr>
-    </w:lvl>
-    <w:lvl w:ilvl="1" w:tplc="04090003">
-      <w:start w:val="1"/>
-      <w:numFmt w:val="bullet"/>
-      <w:lvlText w:val=""/>
-      <w:lvlJc w:val="left"/>
-      <w:pPr>
-        <w:ind w:left="1440" w:hanging="480"/>
-      </w:pPr>
-      <w:rPr>
-        <w:rFonts w:ascii="Wingdings" w:hAnsi="Wingdings" w:hint="default"/>
-      </w:rPr>
-    </w:lvl>
-    <w:lvl w:ilvl="2" w:tplc="04090005">
-      <w:start w:val="1"/>
-      <w:numFmt w:val="bullet"/>
-      <w:lvlText w:val=""/>
-      <w:lvlJc w:val="left"/>
-      <w:pPr>
-        <w:ind w:left="1920" w:hanging="480"/>
-      </w:pPr>
-      <w:rPr>
-        <w:rFonts w:ascii="Wingdings" w:hAnsi="Wingdings" w:hint="default"/>
-      </w:rPr>
-    </w:lvl>
-    <w:lvl w:ilvl="3" w:tplc="04090001">
-      <w:start w:val="1"/>
-      <w:numFmt w:val="bullet"/>
-      <w:lvlText w:val=""/>
-      <w:lvlJc w:val="left"/>
-      <w:pPr>
-        <w:ind w:left="2400" w:hanging="480"/>
-      </w:pPr>
-      <w:rPr>
-        <w:rFonts w:ascii="Wingdings" w:hAnsi="Wingdings" w:hint="default"/>
-      </w:rPr>
-    </w:lvl>
-    <w:lvl w:ilvl="4" w:tplc="04090003">
-      <w:start w:val="1"/>
-      <w:numFmt w:val="bullet"/>
-      <w:lvlText w:val=""/>
-      <w:lvlJc w:val="left"/>
-      <w:pPr>
-        <w:ind w:left="2880" w:hanging="480"/>
-      </w:pPr>
-      <w:rPr>
-        <w:rFonts w:ascii="Wingdings" w:hAnsi="Wingdings" w:hint="default"/>
-      </w:rPr>
-    </w:lvl>
-    <w:lvl w:ilvl="5" w:tplc="04090005">
-      <w:start w:val="1"/>
-      <w:numFmt w:val="bullet"/>
-      <w:lvlText w:val=""/>
-      <w:lvlJc w:val="left"/>
-      <w:pPr>
-        <w:ind w:left="3360" w:hanging="480"/>
-      </w:pPr>
-      <w:rPr>
-        <w:rFonts w:ascii="Wingdings" w:hAnsi="Wingdings" w:hint="default"/>
-      </w:rPr>
-    </w:lvl>
-    <w:lvl w:ilvl="6" w:tplc="04090001">
-      <w:start w:val="1"/>
-      <w:numFmt w:val="bullet"/>
-      <w:lvlText w:val=""/>
-      <w:lvlJc w:val="left"/>
-      <w:pPr>
-        <w:ind w:left="3840" w:hanging="480"/>
-      </w:pPr>
-      <w:rPr>
-        <w:rFonts w:ascii="Wingdings" w:hAnsi="Wingdings" w:hint="default"/>
-      </w:rPr>
-    </w:lvl>
-    <w:lvl w:ilvl="7" w:tplc="04090003">
-      <w:start w:val="1"/>
-      <w:numFmt w:val="bullet"/>
-      <w:lvlText w:val=""/>
-      <w:lvlJc w:val="left"/>
-      <w:pPr>
-        <w:ind w:left="4320" w:hanging="480"/>
-      </w:pPr>
-      <w:rPr>
-        <w:rFonts w:ascii="Wingdings" w:hAnsi="Wingdings" w:hint="default"/>
-      </w:rPr>
-    </w:lvl>
-    <w:lvl w:ilvl="8" w:tplc="04090005">
-      <w:start w:val="1"/>
-      <w:numFmt w:val="bullet"/>
-      <w:lvlText w:val=""/>
-      <w:lvlJc w:val="left"/>
-      <w:pPr>
-        <w:ind w:left="4800" w:hanging="480"/>
-      </w:pPr>
-      <w:rPr>
-        <w:rFonts w:ascii="Wingdings" w:hAnsi="Wingdings" w:hint="default"/>
-      </w:rPr>
-    </w:lvl>
-  </w:abstractNum>
-  <w:abstractNum w:abstractNumId="9" w15:restartNumberingAfterBreak="0">
-    <w:nsid w:val="129A494E"/>
-    <w:multiLevelType w:val="hybridMultilevel"/>
-    <w:tmpl w:val="EA1CEB5A"/>
-    <w:lvl w:ilvl="0" w:tplc="0409000F">
+    <w:tmpl w:val="B3C2A47E"/>
+    <w:lvl w:ilvl="0" w:tplc="E6DE8A9A">
       <w:start w:val="1"/>
       <w:numFmt w:val="decimal"/>
       <w:lvlText w:val="%1."/>
       <w:lvlJc w:val="left"/>
       <w:pPr>
-        <w:ind w:left="480" w:hanging="480"/>
+        <w:ind w:left="360" w:hanging="360"/>
       </w:pPr>
     </w:lvl>
-    <w:lvl w:ilvl="1" w:tplc="04090019" w:tentative="1">
+    <w:lvl w:ilvl="1" w:tplc="983EF9E2">
       <w:start w:val="1"/>
-      <w:numFmt w:val="ideographTraditional"/>
-      <w:lvlText w:val="%2、"/>
+      <w:numFmt w:val="lowerLetter"/>
+      <w:lvlText w:val="%2."/>
       <w:lvlJc w:val="left"/>
       <w:pPr>
-        <w:ind w:left="960" w:hanging="480"/>
+        <w:ind w:left="1440" w:hanging="360"/>
       </w:pPr>
     </w:lvl>
-    <w:lvl w:ilvl="2" w:tplc="0409001B" w:tentative="1">
+    <w:lvl w:ilvl="2" w:tplc="0ACC96FC">
       <w:start w:val="1"/>
       <w:numFmt w:val="lowerRoman"/>
       <w:lvlText w:val="%3."/>
       <w:lvlJc w:val="right"/>
       <w:pPr>
-        <w:ind w:left="1440" w:hanging="480"/>
+        <w:ind w:left="2160" w:hanging="180"/>
       </w:pPr>
     </w:lvl>
-    <w:lvl w:ilvl="3" w:tplc="0409000F" w:tentative="1">
+    <w:lvl w:ilvl="3" w:tplc="C7DCBC78">
       <w:start w:val="1"/>
       <w:numFmt w:val="decimal"/>
       <w:lvlText w:val="%4."/>
       <w:lvlJc w:val="left"/>
       <w:pPr>
-        <w:ind w:left="1920" w:hanging="480"/>
+        <w:ind w:left="2880" w:hanging="360"/>
       </w:pPr>
     </w:lvl>
-    <w:lvl w:ilvl="4" w:tplc="04090019" w:tentative="1">
+    <w:lvl w:ilvl="4" w:tplc="FE50FBB8">
       <w:start w:val="1"/>
-      <w:numFmt w:val="ideographTraditional"/>
-      <w:lvlText w:val="%5、"/>
+      <w:numFmt w:val="lowerLetter"/>
+      <w:lvlText w:val="%5."/>
       <w:lvlJc w:val="left"/>
       <w:pPr>
-        <w:ind w:left="2400" w:hanging="480"/>
+        <w:ind w:left="3600" w:hanging="360"/>
       </w:pPr>
     </w:lvl>
-    <w:lvl w:ilvl="5" w:tplc="0409001B" w:tentative="1">
+    <w:lvl w:ilvl="5" w:tplc="7D6E54CC">
       <w:start w:val="1"/>
       <w:numFmt w:val="lowerRoman"/>
       <w:lvlText w:val="%6."/>
       <w:lvlJc w:val="right"/>
       <w:pPr>
-        <w:ind w:left="2880" w:hanging="480"/>
+        <w:ind w:left="4320" w:hanging="180"/>
       </w:pPr>
     </w:lvl>
-    <w:lvl w:ilvl="6" w:tplc="0409000F" w:tentative="1">
+    <w:lvl w:ilvl="6" w:tplc="828EE0B8">
       <w:start w:val="1"/>
       <w:numFmt w:val="decimal"/>
       <w:lvlText w:val="%7."/>
       <w:lvlJc w:val="left"/>
       <w:pPr>
-        <w:ind w:left="3360" w:hanging="480"/>
+        <w:ind w:left="5040" w:hanging="360"/>
       </w:pPr>
     </w:lvl>
-    <w:lvl w:ilvl="7" w:tplc="04090019" w:tentative="1">
+    <w:lvl w:ilvl="7" w:tplc="9F307936">
       <w:start w:val="1"/>
-      <w:numFmt w:val="ideographTraditional"/>
-      <w:lvlText w:val="%8、"/>
+      <w:numFmt w:val="lowerLetter"/>
+      <w:lvlText w:val="%8."/>
       <w:lvlJc w:val="left"/>
       <w:pPr>
-        <w:ind w:left="3840" w:hanging="480"/>
+        <w:ind w:left="5760" w:hanging="360"/>
       </w:pPr>
     </w:lvl>
-    <w:lvl w:ilvl="8" w:tplc="0409001B" w:tentative="1">
+    <w:lvl w:ilvl="8" w:tplc="6B5865C2">
       <w:start w:val="1"/>
       <w:numFmt w:val="lowerRoman"/>
       <w:lvlText w:val="%9."/>
       <w:lvlJc w:val="right"/>
       <w:pPr>
-        <w:ind w:left="4320" w:hanging="480"/>
+        <w:ind w:left="6480" w:hanging="180"/>
       </w:pPr>
     </w:lvl>
   </w:abstractNum>
-  <w:abstractNum w:abstractNumId="10" w15:restartNumberingAfterBreak="0">
-    <w:nsid w:val="13C06BB2"/>
+  <w:abstractNum w:abstractNumId="13" w15:restartNumberingAfterBreak="0">
+    <w:nsid w:val="5F4362E9"/>
     <w:multiLevelType w:val="hybridMultilevel"/>
-    <w:tmpl w:val="6762882A"/>
+    <w:tmpl w:val="A15011EA"/>
     <w:lvl w:ilvl="0" w:tplc="04090001">
       <w:start w:val="1"/>
       <w:numFmt w:val="bullet"/>
@@ -43130,4478 +43344,7 @@
       </w:rPr>
     </w:lvl>
   </w:abstractNum>
-  <w:abstractNum w:abstractNumId="11" w15:restartNumberingAfterBreak="0">
-    <w:nsid w:val="14D02037"/>
-    <w:multiLevelType w:val="hybridMultilevel"/>
-    <w:tmpl w:val="96E2DACC"/>
-    <w:lvl w:ilvl="0" w:tplc="6CCEADE0">
-      <w:start w:val="1"/>
-      <w:numFmt w:val="bullet"/>
-      <w:lvlText w:val=""/>
-      <w:lvlJc w:val="left"/>
-      <w:pPr>
-        <w:ind w:left="720" w:hanging="360"/>
-      </w:pPr>
-      <w:rPr>
-        <w:rFonts w:ascii="Symbol" w:hAnsi="Symbol" w:hint="default"/>
-      </w:rPr>
-    </w:lvl>
-    <w:lvl w:ilvl="1" w:tplc="E3747BDC">
-      <w:start w:val="1"/>
-      <w:numFmt w:val="bullet"/>
-      <w:lvlText w:val="o"/>
-      <w:lvlJc w:val="left"/>
-      <w:pPr>
-        <w:ind w:left="1440" w:hanging="360"/>
-      </w:pPr>
-      <w:rPr>
-        <w:rFonts w:ascii="Symbol" w:hAnsi="Symbol" w:hint="default"/>
-      </w:rPr>
-    </w:lvl>
-    <w:lvl w:ilvl="2" w:tplc="0A06EB60">
-      <w:start w:val="1"/>
-      <w:numFmt w:val="bullet"/>
-      <w:lvlText w:val=""/>
-      <w:lvlJc w:val="left"/>
-      <w:pPr>
-        <w:ind w:left="2160" w:hanging="360"/>
-      </w:pPr>
-      <w:rPr>
-        <w:rFonts w:ascii="Wingdings" w:hAnsi="Wingdings" w:hint="default"/>
-      </w:rPr>
-    </w:lvl>
-    <w:lvl w:ilvl="3" w:tplc="87146C60">
-      <w:start w:val="1"/>
-      <w:numFmt w:val="bullet"/>
-      <w:lvlText w:val=""/>
-      <w:lvlJc w:val="left"/>
-      <w:pPr>
-        <w:ind w:left="2880" w:hanging="360"/>
-      </w:pPr>
-      <w:rPr>
-        <w:rFonts w:ascii="Symbol" w:hAnsi="Symbol" w:hint="default"/>
-      </w:rPr>
-    </w:lvl>
-    <w:lvl w:ilvl="4" w:tplc="3A009950">
-      <w:start w:val="1"/>
-      <w:numFmt w:val="bullet"/>
-      <w:lvlText w:val="o"/>
-      <w:lvlJc w:val="left"/>
-      <w:pPr>
-        <w:ind w:left="3600" w:hanging="360"/>
-      </w:pPr>
-      <w:rPr>
-        <w:rFonts w:ascii="Courier New" w:hAnsi="Courier New" w:hint="default"/>
-      </w:rPr>
-    </w:lvl>
-    <w:lvl w:ilvl="5" w:tplc="06BA68D0">
-      <w:start w:val="1"/>
-      <w:numFmt w:val="bullet"/>
-      <w:lvlText w:val=""/>
-      <w:lvlJc w:val="left"/>
-      <w:pPr>
-        <w:ind w:left="4320" w:hanging="360"/>
-      </w:pPr>
-      <w:rPr>
-        <w:rFonts w:ascii="Wingdings" w:hAnsi="Wingdings" w:hint="default"/>
-      </w:rPr>
-    </w:lvl>
-    <w:lvl w:ilvl="6" w:tplc="5A2244CA">
-      <w:start w:val="1"/>
-      <w:numFmt w:val="bullet"/>
-      <w:lvlText w:val=""/>
-      <w:lvlJc w:val="left"/>
-      <w:pPr>
-        <w:ind w:left="5040" w:hanging="360"/>
-      </w:pPr>
-      <w:rPr>
-        <w:rFonts w:ascii="Symbol" w:hAnsi="Symbol" w:hint="default"/>
-      </w:rPr>
-    </w:lvl>
-    <w:lvl w:ilvl="7" w:tplc="4C4C9082">
-      <w:start w:val="1"/>
-      <w:numFmt w:val="bullet"/>
-      <w:lvlText w:val="o"/>
-      <w:lvlJc w:val="left"/>
-      <w:pPr>
-        <w:ind w:left="5760" w:hanging="360"/>
-      </w:pPr>
-      <w:rPr>
-        <w:rFonts w:ascii="Courier New" w:hAnsi="Courier New" w:hint="default"/>
-      </w:rPr>
-    </w:lvl>
-    <w:lvl w:ilvl="8" w:tplc="5F444852">
-      <w:start w:val="1"/>
-      <w:numFmt w:val="bullet"/>
-      <w:lvlText w:val=""/>
-      <w:lvlJc w:val="left"/>
-      <w:pPr>
-        <w:ind w:left="6480" w:hanging="360"/>
-      </w:pPr>
-      <w:rPr>
-        <w:rFonts w:ascii="Wingdings" w:hAnsi="Wingdings" w:hint="default"/>
-      </w:rPr>
-    </w:lvl>
-  </w:abstractNum>
-  <w:abstractNum w:abstractNumId="12" w15:restartNumberingAfterBreak="0">
-    <w:nsid w:val="172D4B91"/>
-    <w:multiLevelType w:val="hybridMultilevel"/>
-    <w:tmpl w:val="3BC8CA8E"/>
-    <w:lvl w:ilvl="0" w:tplc="02A4C084">
-      <w:start w:val="1"/>
-      <w:numFmt w:val="decimal"/>
-      <w:lvlText w:val="%1."/>
-      <w:lvlJc w:val="left"/>
-      <w:pPr>
-        <w:ind w:left="360" w:hanging="360"/>
-      </w:pPr>
-      <w:rPr>
-        <w:rFonts w:hint="default"/>
-      </w:rPr>
-    </w:lvl>
-    <w:lvl w:ilvl="1" w:tplc="04090019" w:tentative="1">
-      <w:start w:val="1"/>
-      <w:numFmt w:val="ideographTraditional"/>
-      <w:lvlText w:val="%2、"/>
-      <w:lvlJc w:val="left"/>
-      <w:pPr>
-        <w:ind w:left="960" w:hanging="480"/>
-      </w:pPr>
-    </w:lvl>
-    <w:lvl w:ilvl="2" w:tplc="0409001B" w:tentative="1">
-      <w:start w:val="1"/>
-      <w:numFmt w:val="lowerRoman"/>
-      <w:lvlText w:val="%3."/>
-      <w:lvlJc w:val="right"/>
-      <w:pPr>
-        <w:ind w:left="1440" w:hanging="480"/>
-      </w:pPr>
-    </w:lvl>
-    <w:lvl w:ilvl="3" w:tplc="0409000F" w:tentative="1">
-      <w:start w:val="1"/>
-      <w:numFmt w:val="decimal"/>
-      <w:lvlText w:val="%4."/>
-      <w:lvlJc w:val="left"/>
-      <w:pPr>
-        <w:ind w:left="1920" w:hanging="480"/>
-      </w:pPr>
-    </w:lvl>
-    <w:lvl w:ilvl="4" w:tplc="04090019" w:tentative="1">
-      <w:start w:val="1"/>
-      <w:numFmt w:val="ideographTraditional"/>
-      <w:lvlText w:val="%5、"/>
-      <w:lvlJc w:val="left"/>
-      <w:pPr>
-        <w:ind w:left="2400" w:hanging="480"/>
-      </w:pPr>
-    </w:lvl>
-    <w:lvl w:ilvl="5" w:tplc="0409001B" w:tentative="1">
-      <w:start w:val="1"/>
-      <w:numFmt w:val="lowerRoman"/>
-      <w:lvlText w:val="%6."/>
-      <w:lvlJc w:val="right"/>
-      <w:pPr>
-        <w:ind w:left="2880" w:hanging="480"/>
-      </w:pPr>
-    </w:lvl>
-    <w:lvl w:ilvl="6" w:tplc="0409000F" w:tentative="1">
-      <w:start w:val="1"/>
-      <w:numFmt w:val="decimal"/>
-      <w:lvlText w:val="%7."/>
-      <w:lvlJc w:val="left"/>
-      <w:pPr>
-        <w:ind w:left="3360" w:hanging="480"/>
-      </w:pPr>
-    </w:lvl>
-    <w:lvl w:ilvl="7" w:tplc="04090019" w:tentative="1">
-      <w:start w:val="1"/>
-      <w:numFmt w:val="ideographTraditional"/>
-      <w:lvlText w:val="%8、"/>
-      <w:lvlJc w:val="left"/>
-      <w:pPr>
-        <w:ind w:left="3840" w:hanging="480"/>
-      </w:pPr>
-    </w:lvl>
-    <w:lvl w:ilvl="8" w:tplc="0409001B" w:tentative="1">
-      <w:start w:val="1"/>
-      <w:numFmt w:val="lowerRoman"/>
-      <w:lvlText w:val="%9."/>
-      <w:lvlJc w:val="right"/>
-      <w:pPr>
-        <w:ind w:left="4320" w:hanging="480"/>
-      </w:pPr>
-    </w:lvl>
-  </w:abstractNum>
-  <w:abstractNum w:abstractNumId="13" w15:restartNumberingAfterBreak="0">
-    <w:nsid w:val="180C3274"/>
-    <w:multiLevelType w:val="hybridMultilevel"/>
-    <w:tmpl w:val="3A7022E2"/>
-    <w:lvl w:ilvl="0" w:tplc="06E615A2">
-      <w:start w:val="1"/>
-      <w:numFmt w:val="decimal"/>
-      <w:lvlText w:val="%1."/>
-      <w:lvlJc w:val="left"/>
-      <w:pPr>
-        <w:ind w:left="360" w:hanging="360"/>
-      </w:pPr>
-      <w:rPr>
-        <w:rFonts w:hint="default"/>
-      </w:rPr>
-    </w:lvl>
-    <w:lvl w:ilvl="1" w:tplc="04090019" w:tentative="1">
-      <w:start w:val="1"/>
-      <w:numFmt w:val="ideographTraditional"/>
-      <w:lvlText w:val="%2、"/>
-      <w:lvlJc w:val="left"/>
-      <w:pPr>
-        <w:ind w:left="960" w:hanging="480"/>
-      </w:pPr>
-    </w:lvl>
-    <w:lvl w:ilvl="2" w:tplc="0409001B" w:tentative="1">
-      <w:start w:val="1"/>
-      <w:numFmt w:val="lowerRoman"/>
-      <w:lvlText w:val="%3."/>
-      <w:lvlJc w:val="right"/>
-      <w:pPr>
-        <w:ind w:left="1440" w:hanging="480"/>
-      </w:pPr>
-    </w:lvl>
-    <w:lvl w:ilvl="3" w:tplc="0409000F" w:tentative="1">
-      <w:start w:val="1"/>
-      <w:numFmt w:val="decimal"/>
-      <w:lvlText w:val="%4."/>
-      <w:lvlJc w:val="left"/>
-      <w:pPr>
-        <w:ind w:left="1920" w:hanging="480"/>
-      </w:pPr>
-    </w:lvl>
-    <w:lvl w:ilvl="4" w:tplc="04090019" w:tentative="1">
-      <w:start w:val="1"/>
-      <w:numFmt w:val="ideographTraditional"/>
-      <w:lvlText w:val="%5、"/>
-      <w:lvlJc w:val="left"/>
-      <w:pPr>
-        <w:ind w:left="2400" w:hanging="480"/>
-      </w:pPr>
-    </w:lvl>
-    <w:lvl w:ilvl="5" w:tplc="0409001B" w:tentative="1">
-      <w:start w:val="1"/>
-      <w:numFmt w:val="lowerRoman"/>
-      <w:lvlText w:val="%6."/>
-      <w:lvlJc w:val="right"/>
-      <w:pPr>
-        <w:ind w:left="2880" w:hanging="480"/>
-      </w:pPr>
-    </w:lvl>
-    <w:lvl w:ilvl="6" w:tplc="0409000F" w:tentative="1">
-      <w:start w:val="1"/>
-      <w:numFmt w:val="decimal"/>
-      <w:lvlText w:val="%7."/>
-      <w:lvlJc w:val="left"/>
-      <w:pPr>
-        <w:ind w:left="3360" w:hanging="480"/>
-      </w:pPr>
-    </w:lvl>
-    <w:lvl w:ilvl="7" w:tplc="04090019" w:tentative="1">
-      <w:start w:val="1"/>
-      <w:numFmt w:val="ideographTraditional"/>
-      <w:lvlText w:val="%8、"/>
-      <w:lvlJc w:val="left"/>
-      <w:pPr>
-        <w:ind w:left="3840" w:hanging="480"/>
-      </w:pPr>
-    </w:lvl>
-    <w:lvl w:ilvl="8" w:tplc="0409001B" w:tentative="1">
-      <w:start w:val="1"/>
-      <w:numFmt w:val="lowerRoman"/>
-      <w:lvlText w:val="%9."/>
-      <w:lvlJc w:val="right"/>
-      <w:pPr>
-        <w:ind w:left="4320" w:hanging="480"/>
-      </w:pPr>
-    </w:lvl>
-  </w:abstractNum>
   <w:abstractNum w:abstractNumId="14" w15:restartNumberingAfterBreak="0">
-    <w:nsid w:val="1864635B"/>
-    <w:multiLevelType w:val="hybridMultilevel"/>
-    <w:tmpl w:val="B5B8F736"/>
-    <w:lvl w:ilvl="0" w:tplc="06E615A2">
-      <w:start w:val="1"/>
-      <w:numFmt w:val="decimal"/>
-      <w:lvlText w:val="%1."/>
-      <w:lvlJc w:val="left"/>
-      <w:pPr>
-        <w:ind w:left="360" w:hanging="360"/>
-      </w:pPr>
-      <w:rPr>
-        <w:rFonts w:hint="default"/>
-      </w:rPr>
-    </w:lvl>
-    <w:lvl w:ilvl="1" w:tplc="04090019" w:tentative="1">
-      <w:start w:val="1"/>
-      <w:numFmt w:val="ideographTraditional"/>
-      <w:lvlText w:val="%2、"/>
-      <w:lvlJc w:val="left"/>
-      <w:pPr>
-        <w:ind w:left="960" w:hanging="480"/>
-      </w:pPr>
-    </w:lvl>
-    <w:lvl w:ilvl="2" w:tplc="0409001B" w:tentative="1">
-      <w:start w:val="1"/>
-      <w:numFmt w:val="lowerRoman"/>
-      <w:lvlText w:val="%3."/>
-      <w:lvlJc w:val="right"/>
-      <w:pPr>
-        <w:ind w:left="1440" w:hanging="480"/>
-      </w:pPr>
-    </w:lvl>
-    <w:lvl w:ilvl="3" w:tplc="0409000F" w:tentative="1">
-      <w:start w:val="1"/>
-      <w:numFmt w:val="decimal"/>
-      <w:lvlText w:val="%4."/>
-      <w:lvlJc w:val="left"/>
-      <w:pPr>
-        <w:ind w:left="1920" w:hanging="480"/>
-      </w:pPr>
-    </w:lvl>
-    <w:lvl w:ilvl="4" w:tplc="04090019" w:tentative="1">
-      <w:start w:val="1"/>
-      <w:numFmt w:val="ideographTraditional"/>
-      <w:lvlText w:val="%5、"/>
-      <w:lvlJc w:val="left"/>
-      <w:pPr>
-        <w:ind w:left="2400" w:hanging="480"/>
-      </w:pPr>
-    </w:lvl>
-    <w:lvl w:ilvl="5" w:tplc="0409001B" w:tentative="1">
-      <w:start w:val="1"/>
-      <w:numFmt w:val="lowerRoman"/>
-      <w:lvlText w:val="%6."/>
-      <w:lvlJc w:val="right"/>
-      <w:pPr>
-        <w:ind w:left="2880" w:hanging="480"/>
-      </w:pPr>
-    </w:lvl>
-    <w:lvl w:ilvl="6" w:tplc="0409000F" w:tentative="1">
-      <w:start w:val="1"/>
-      <w:numFmt w:val="decimal"/>
-      <w:lvlText w:val="%7."/>
-      <w:lvlJc w:val="left"/>
-      <w:pPr>
-        <w:ind w:left="3360" w:hanging="480"/>
-      </w:pPr>
-    </w:lvl>
-    <w:lvl w:ilvl="7" w:tplc="04090019" w:tentative="1">
-      <w:start w:val="1"/>
-      <w:numFmt w:val="ideographTraditional"/>
-      <w:lvlText w:val="%8、"/>
-      <w:lvlJc w:val="left"/>
-      <w:pPr>
-        <w:ind w:left="3840" w:hanging="480"/>
-      </w:pPr>
-    </w:lvl>
-    <w:lvl w:ilvl="8" w:tplc="0409001B" w:tentative="1">
-      <w:start w:val="1"/>
-      <w:numFmt w:val="lowerRoman"/>
-      <w:lvlText w:val="%9."/>
-      <w:lvlJc w:val="right"/>
-      <w:pPr>
-        <w:ind w:left="4320" w:hanging="480"/>
-      </w:pPr>
-    </w:lvl>
-  </w:abstractNum>
-  <w:abstractNum w:abstractNumId="15" w15:restartNumberingAfterBreak="0">
-    <w:nsid w:val="19298C3B"/>
-    <w:multiLevelType w:val="hybridMultilevel"/>
-    <w:tmpl w:val="34F26FDC"/>
-    <w:lvl w:ilvl="0" w:tplc="C3E6FC56">
-      <w:start w:val="1"/>
-      <w:numFmt w:val="decimal"/>
-      <w:lvlText w:val="%1."/>
-      <w:lvlJc w:val="left"/>
-      <w:pPr>
-        <w:ind w:left="6315" w:hanging="360"/>
-      </w:pPr>
-      <w:rPr>
-        <w:rFonts w:ascii="標楷體" w:hAnsi="標楷體" w:hint="default"/>
-      </w:rPr>
-    </w:lvl>
-    <w:lvl w:ilvl="1" w:tplc="FD9CF14E">
-      <w:start w:val="1"/>
-      <w:numFmt w:val="lowerLetter"/>
-      <w:lvlText w:val="%2."/>
-      <w:lvlJc w:val="left"/>
-      <w:pPr>
-        <w:ind w:left="7035" w:hanging="360"/>
-      </w:pPr>
-    </w:lvl>
-    <w:lvl w:ilvl="2" w:tplc="D4683124">
-      <w:start w:val="1"/>
-      <w:numFmt w:val="lowerRoman"/>
-      <w:lvlText w:val="%3."/>
-      <w:lvlJc w:val="right"/>
-      <w:pPr>
-        <w:ind w:left="7755" w:hanging="180"/>
-      </w:pPr>
-    </w:lvl>
-    <w:lvl w:ilvl="3" w:tplc="AB0696D4">
-      <w:start w:val="1"/>
-      <w:numFmt w:val="decimal"/>
-      <w:lvlText w:val="%4."/>
-      <w:lvlJc w:val="left"/>
-      <w:pPr>
-        <w:ind w:left="8475" w:hanging="360"/>
-      </w:pPr>
-    </w:lvl>
-    <w:lvl w:ilvl="4" w:tplc="F0FA4C6A">
-      <w:start w:val="1"/>
-      <w:numFmt w:val="lowerLetter"/>
-      <w:lvlText w:val="%5."/>
-      <w:lvlJc w:val="left"/>
-      <w:pPr>
-        <w:ind w:left="9195" w:hanging="360"/>
-      </w:pPr>
-    </w:lvl>
-    <w:lvl w:ilvl="5" w:tplc="153E3596">
-      <w:start w:val="1"/>
-      <w:numFmt w:val="lowerRoman"/>
-      <w:lvlText w:val="%6."/>
-      <w:lvlJc w:val="right"/>
-      <w:pPr>
-        <w:ind w:left="9915" w:hanging="180"/>
-      </w:pPr>
-    </w:lvl>
-    <w:lvl w:ilvl="6" w:tplc="0ABC3E42">
-      <w:start w:val="1"/>
-      <w:numFmt w:val="decimal"/>
-      <w:lvlText w:val="%7."/>
-      <w:lvlJc w:val="left"/>
-      <w:pPr>
-        <w:ind w:left="10635" w:hanging="360"/>
-      </w:pPr>
-    </w:lvl>
-    <w:lvl w:ilvl="7" w:tplc="DE166AF4">
-      <w:start w:val="1"/>
-      <w:numFmt w:val="lowerLetter"/>
-      <w:lvlText w:val="%8."/>
-      <w:lvlJc w:val="left"/>
-      <w:pPr>
-        <w:ind w:left="11355" w:hanging="360"/>
-      </w:pPr>
-    </w:lvl>
-    <w:lvl w:ilvl="8" w:tplc="B2E806C0">
-      <w:start w:val="1"/>
-      <w:numFmt w:val="lowerRoman"/>
-      <w:lvlText w:val="%9."/>
-      <w:lvlJc w:val="right"/>
-      <w:pPr>
-        <w:ind w:left="12075" w:hanging="180"/>
-      </w:pPr>
-    </w:lvl>
-  </w:abstractNum>
-  <w:abstractNum w:abstractNumId="16" w15:restartNumberingAfterBreak="0">
-    <w:nsid w:val="192B3176"/>
-    <w:multiLevelType w:val="multilevel"/>
-    <w:tmpl w:val="84FC3E88"/>
-    <w:lvl w:ilvl="0">
-      <w:start w:val="1"/>
-      <w:numFmt w:val="decimal"/>
-      <w:lvlText w:val="%1."/>
-      <w:lvlJc w:val="left"/>
-      <w:pPr>
-        <w:tabs>
-          <w:tab w:val="num" w:pos="720"/>
-        </w:tabs>
-        <w:ind w:left="720" w:hanging="360"/>
-      </w:pPr>
-    </w:lvl>
-    <w:lvl w:ilvl="1" w:tentative="1">
-      <w:start w:val="1"/>
-      <w:numFmt w:val="decimal"/>
-      <w:lvlText w:val="%2."/>
-      <w:lvlJc w:val="left"/>
-      <w:pPr>
-        <w:tabs>
-          <w:tab w:val="num" w:pos="1440"/>
-        </w:tabs>
-        <w:ind w:left="1440" w:hanging="360"/>
-      </w:pPr>
-    </w:lvl>
-    <w:lvl w:ilvl="2" w:tentative="1">
-      <w:start w:val="1"/>
-      <w:numFmt w:val="decimal"/>
-      <w:lvlText w:val="%3."/>
-      <w:lvlJc w:val="left"/>
-      <w:pPr>
-        <w:tabs>
-          <w:tab w:val="num" w:pos="2160"/>
-        </w:tabs>
-        <w:ind w:left="2160" w:hanging="360"/>
-      </w:pPr>
-    </w:lvl>
-    <w:lvl w:ilvl="3" w:tentative="1">
-      <w:start w:val="1"/>
-      <w:numFmt w:val="decimal"/>
-      <w:lvlText w:val="%4."/>
-      <w:lvlJc w:val="left"/>
-      <w:pPr>
-        <w:tabs>
-          <w:tab w:val="num" w:pos="2880"/>
-        </w:tabs>
-        <w:ind w:left="2880" w:hanging="360"/>
-      </w:pPr>
-    </w:lvl>
-    <w:lvl w:ilvl="4" w:tentative="1">
-      <w:start w:val="1"/>
-      <w:numFmt w:val="decimal"/>
-      <w:lvlText w:val="%5."/>
-      <w:lvlJc w:val="left"/>
-      <w:pPr>
-        <w:tabs>
-          <w:tab w:val="num" w:pos="3600"/>
-        </w:tabs>
-        <w:ind w:left="3600" w:hanging="360"/>
-      </w:pPr>
-    </w:lvl>
-    <w:lvl w:ilvl="5" w:tentative="1">
-      <w:start w:val="1"/>
-      <w:numFmt w:val="decimal"/>
-      <w:lvlText w:val="%6."/>
-      <w:lvlJc w:val="left"/>
-      <w:pPr>
-        <w:tabs>
-          <w:tab w:val="num" w:pos="4320"/>
-        </w:tabs>
-        <w:ind w:left="4320" w:hanging="360"/>
-      </w:pPr>
-    </w:lvl>
-    <w:lvl w:ilvl="6" w:tentative="1">
-      <w:start w:val="1"/>
-      <w:numFmt w:val="decimal"/>
-      <w:lvlText w:val="%7."/>
-      <w:lvlJc w:val="left"/>
-      <w:pPr>
-        <w:tabs>
-          <w:tab w:val="num" w:pos="5040"/>
-        </w:tabs>
-        <w:ind w:left="5040" w:hanging="360"/>
-      </w:pPr>
-    </w:lvl>
-    <w:lvl w:ilvl="7" w:tentative="1">
-      <w:start w:val="1"/>
-      <w:numFmt w:val="decimal"/>
-      <w:lvlText w:val="%8."/>
-      <w:lvlJc w:val="left"/>
-      <w:pPr>
-        <w:tabs>
-          <w:tab w:val="num" w:pos="5760"/>
-        </w:tabs>
-        <w:ind w:left="5760" w:hanging="360"/>
-      </w:pPr>
-    </w:lvl>
-    <w:lvl w:ilvl="8" w:tentative="1">
-      <w:start w:val="1"/>
-      <w:numFmt w:val="decimal"/>
-      <w:lvlText w:val="%9."/>
-      <w:lvlJc w:val="left"/>
-      <w:pPr>
-        <w:tabs>
-          <w:tab w:val="num" w:pos="6480"/>
-        </w:tabs>
-        <w:ind w:left="6480" w:hanging="360"/>
-      </w:pPr>
-    </w:lvl>
-  </w:abstractNum>
-  <w:abstractNum w:abstractNumId="17" w15:restartNumberingAfterBreak="0">
-    <w:nsid w:val="1AD50EB7"/>
-    <w:multiLevelType w:val="hybridMultilevel"/>
-    <w:tmpl w:val="6B425FF6"/>
-    <w:lvl w:ilvl="0" w:tplc="6C90375E">
-      <w:start w:val="1"/>
-      <w:numFmt w:val="decimal"/>
-      <w:lvlText w:val="%1."/>
-      <w:lvlJc w:val="left"/>
-      <w:pPr>
-        <w:ind w:left="360" w:hanging="360"/>
-      </w:pPr>
-      <w:rPr>
-        <w:rFonts w:hint="default"/>
-      </w:rPr>
-    </w:lvl>
-    <w:lvl w:ilvl="1" w:tplc="04090019" w:tentative="1">
-      <w:start w:val="1"/>
-      <w:numFmt w:val="ideographTraditional"/>
-      <w:lvlText w:val="%2、"/>
-      <w:lvlJc w:val="left"/>
-      <w:pPr>
-        <w:ind w:left="960" w:hanging="480"/>
-      </w:pPr>
-    </w:lvl>
-    <w:lvl w:ilvl="2" w:tplc="0409001B" w:tentative="1">
-      <w:start w:val="1"/>
-      <w:numFmt w:val="lowerRoman"/>
-      <w:lvlText w:val="%3."/>
-      <w:lvlJc w:val="right"/>
-      <w:pPr>
-        <w:ind w:left="1440" w:hanging="480"/>
-      </w:pPr>
-    </w:lvl>
-    <w:lvl w:ilvl="3" w:tplc="0409000F" w:tentative="1">
-      <w:start w:val="1"/>
-      <w:numFmt w:val="decimal"/>
-      <w:lvlText w:val="%4."/>
-      <w:lvlJc w:val="left"/>
-      <w:pPr>
-        <w:ind w:left="1920" w:hanging="480"/>
-      </w:pPr>
-    </w:lvl>
-    <w:lvl w:ilvl="4" w:tplc="04090019" w:tentative="1">
-      <w:start w:val="1"/>
-      <w:numFmt w:val="ideographTraditional"/>
-      <w:lvlText w:val="%5、"/>
-      <w:lvlJc w:val="left"/>
-      <w:pPr>
-        <w:ind w:left="2400" w:hanging="480"/>
-      </w:pPr>
-    </w:lvl>
-    <w:lvl w:ilvl="5" w:tplc="0409001B" w:tentative="1">
-      <w:start w:val="1"/>
-      <w:numFmt w:val="lowerRoman"/>
-      <w:lvlText w:val="%6."/>
-      <w:lvlJc w:val="right"/>
-      <w:pPr>
-        <w:ind w:left="2880" w:hanging="480"/>
-      </w:pPr>
-    </w:lvl>
-    <w:lvl w:ilvl="6" w:tplc="0409000F" w:tentative="1">
-      <w:start w:val="1"/>
-      <w:numFmt w:val="decimal"/>
-      <w:lvlText w:val="%7."/>
-      <w:lvlJc w:val="left"/>
-      <w:pPr>
-        <w:ind w:left="3360" w:hanging="480"/>
-      </w:pPr>
-    </w:lvl>
-    <w:lvl w:ilvl="7" w:tplc="04090019" w:tentative="1">
-      <w:start w:val="1"/>
-      <w:numFmt w:val="ideographTraditional"/>
-      <w:lvlText w:val="%8、"/>
-      <w:lvlJc w:val="left"/>
-      <w:pPr>
-        <w:ind w:left="3840" w:hanging="480"/>
-      </w:pPr>
-    </w:lvl>
-    <w:lvl w:ilvl="8" w:tplc="0409001B" w:tentative="1">
-      <w:start w:val="1"/>
-      <w:numFmt w:val="lowerRoman"/>
-      <w:lvlText w:val="%9."/>
-      <w:lvlJc w:val="right"/>
-      <w:pPr>
-        <w:ind w:left="4320" w:hanging="480"/>
-      </w:pPr>
-    </w:lvl>
-  </w:abstractNum>
-  <w:abstractNum w:abstractNumId="18" w15:restartNumberingAfterBreak="0">
-    <w:nsid w:val="1ADC16C2"/>
-    <w:multiLevelType w:val="multilevel"/>
-    <w:tmpl w:val="8CFE8778"/>
-    <w:lvl w:ilvl="0">
-      <w:start w:val="1"/>
-      <w:numFmt w:val="bullet"/>
-      <w:lvlText w:val=""/>
-      <w:lvlJc w:val="left"/>
-      <w:pPr>
-        <w:tabs>
-          <w:tab w:val="num" w:pos="720"/>
-        </w:tabs>
-        <w:ind w:left="720" w:hanging="360"/>
-      </w:pPr>
-      <w:rPr>
-        <w:rFonts w:ascii="Symbol" w:hAnsi="Symbol" w:hint="default"/>
-        <w:sz w:val="20"/>
-      </w:rPr>
-    </w:lvl>
-    <w:lvl w:ilvl="1" w:tentative="1">
-      <w:start w:val="1"/>
-      <w:numFmt w:val="bullet"/>
-      <w:lvlText w:val="o"/>
-      <w:lvlJc w:val="left"/>
-      <w:pPr>
-        <w:tabs>
-          <w:tab w:val="num" w:pos="1440"/>
-        </w:tabs>
-        <w:ind w:left="1440" w:hanging="360"/>
-      </w:pPr>
-      <w:rPr>
-        <w:rFonts w:ascii="Courier New" w:hAnsi="Courier New" w:hint="default"/>
-        <w:sz w:val="20"/>
-      </w:rPr>
-    </w:lvl>
-    <w:lvl w:ilvl="2" w:tentative="1">
-      <w:start w:val="1"/>
-      <w:numFmt w:val="bullet"/>
-      <w:lvlText w:val=""/>
-      <w:lvlJc w:val="left"/>
-      <w:pPr>
-        <w:tabs>
-          <w:tab w:val="num" w:pos="2160"/>
-        </w:tabs>
-        <w:ind w:left="2160" w:hanging="360"/>
-      </w:pPr>
-      <w:rPr>
-        <w:rFonts w:ascii="Wingdings" w:hAnsi="Wingdings" w:hint="default"/>
-        <w:sz w:val="20"/>
-      </w:rPr>
-    </w:lvl>
-    <w:lvl w:ilvl="3" w:tentative="1">
-      <w:start w:val="1"/>
-      <w:numFmt w:val="bullet"/>
-      <w:lvlText w:val=""/>
-      <w:lvlJc w:val="left"/>
-      <w:pPr>
-        <w:tabs>
-          <w:tab w:val="num" w:pos="2880"/>
-        </w:tabs>
-        <w:ind w:left="2880" w:hanging="360"/>
-      </w:pPr>
-      <w:rPr>
-        <w:rFonts w:ascii="Wingdings" w:hAnsi="Wingdings" w:hint="default"/>
-        <w:sz w:val="20"/>
-      </w:rPr>
-    </w:lvl>
-    <w:lvl w:ilvl="4" w:tentative="1">
-      <w:start w:val="1"/>
-      <w:numFmt w:val="bullet"/>
-      <w:lvlText w:val=""/>
-      <w:lvlJc w:val="left"/>
-      <w:pPr>
-        <w:tabs>
-          <w:tab w:val="num" w:pos="3600"/>
-        </w:tabs>
-        <w:ind w:left="3600" w:hanging="360"/>
-      </w:pPr>
-      <w:rPr>
-        <w:rFonts w:ascii="Wingdings" w:hAnsi="Wingdings" w:hint="default"/>
-        <w:sz w:val="20"/>
-      </w:rPr>
-    </w:lvl>
-    <w:lvl w:ilvl="5" w:tentative="1">
-      <w:start w:val="1"/>
-      <w:numFmt w:val="bullet"/>
-      <w:lvlText w:val=""/>
-      <w:lvlJc w:val="left"/>
-      <w:pPr>
-        <w:tabs>
-          <w:tab w:val="num" w:pos="4320"/>
-        </w:tabs>
-        <w:ind w:left="4320" w:hanging="360"/>
-      </w:pPr>
-      <w:rPr>
-        <w:rFonts w:ascii="Wingdings" w:hAnsi="Wingdings" w:hint="default"/>
-        <w:sz w:val="20"/>
-      </w:rPr>
-    </w:lvl>
-    <w:lvl w:ilvl="6" w:tentative="1">
-      <w:start w:val="1"/>
-      <w:numFmt w:val="bullet"/>
-      <w:lvlText w:val=""/>
-      <w:lvlJc w:val="left"/>
-      <w:pPr>
-        <w:tabs>
-          <w:tab w:val="num" w:pos="5040"/>
-        </w:tabs>
-        <w:ind w:left="5040" w:hanging="360"/>
-      </w:pPr>
-      <w:rPr>
-        <w:rFonts w:ascii="Wingdings" w:hAnsi="Wingdings" w:hint="default"/>
-        <w:sz w:val="20"/>
-      </w:rPr>
-    </w:lvl>
-    <w:lvl w:ilvl="7" w:tentative="1">
-      <w:start w:val="1"/>
-      <w:numFmt w:val="bullet"/>
-      <w:lvlText w:val=""/>
-      <w:lvlJc w:val="left"/>
-      <w:pPr>
-        <w:tabs>
-          <w:tab w:val="num" w:pos="5760"/>
-        </w:tabs>
-        <w:ind w:left="5760" w:hanging="360"/>
-      </w:pPr>
-      <w:rPr>
-        <w:rFonts w:ascii="Wingdings" w:hAnsi="Wingdings" w:hint="default"/>
-        <w:sz w:val="20"/>
-      </w:rPr>
-    </w:lvl>
-    <w:lvl w:ilvl="8" w:tentative="1">
-      <w:start w:val="1"/>
-      <w:numFmt w:val="bullet"/>
-      <w:lvlText w:val=""/>
-      <w:lvlJc w:val="left"/>
-      <w:pPr>
-        <w:tabs>
-          <w:tab w:val="num" w:pos="6480"/>
-        </w:tabs>
-        <w:ind w:left="6480" w:hanging="360"/>
-      </w:pPr>
-      <w:rPr>
-        <w:rFonts w:ascii="Wingdings" w:hAnsi="Wingdings" w:hint="default"/>
-        <w:sz w:val="20"/>
-      </w:rPr>
-    </w:lvl>
-  </w:abstractNum>
-  <w:abstractNum w:abstractNumId="19" w15:restartNumberingAfterBreak="0">
-    <w:nsid w:val="1C7A1EB6"/>
-    <w:multiLevelType w:val="hybridMultilevel"/>
-    <w:tmpl w:val="BD946844"/>
-    <w:lvl w:ilvl="0" w:tplc="04090001">
-      <w:start w:val="1"/>
-      <w:numFmt w:val="bullet"/>
-      <w:lvlText w:val=""/>
-      <w:lvlJc w:val="left"/>
-      <w:pPr>
-        <w:ind w:left="480" w:hanging="480"/>
-      </w:pPr>
-      <w:rPr>
-        <w:rFonts w:ascii="Wingdings" w:hAnsi="Wingdings" w:hint="default"/>
-      </w:rPr>
-    </w:lvl>
-    <w:lvl w:ilvl="1" w:tplc="04090003" w:tentative="1">
-      <w:start w:val="1"/>
-      <w:numFmt w:val="bullet"/>
-      <w:lvlText w:val=""/>
-      <w:lvlJc w:val="left"/>
-      <w:pPr>
-        <w:ind w:left="960" w:hanging="480"/>
-      </w:pPr>
-      <w:rPr>
-        <w:rFonts w:ascii="Wingdings" w:hAnsi="Wingdings" w:hint="default"/>
-      </w:rPr>
-    </w:lvl>
-    <w:lvl w:ilvl="2" w:tplc="04090005" w:tentative="1">
-      <w:start w:val="1"/>
-      <w:numFmt w:val="bullet"/>
-      <w:lvlText w:val=""/>
-      <w:lvlJc w:val="left"/>
-      <w:pPr>
-        <w:ind w:left="1440" w:hanging="480"/>
-      </w:pPr>
-      <w:rPr>
-        <w:rFonts w:ascii="Wingdings" w:hAnsi="Wingdings" w:hint="default"/>
-      </w:rPr>
-    </w:lvl>
-    <w:lvl w:ilvl="3" w:tplc="04090001" w:tentative="1">
-      <w:start w:val="1"/>
-      <w:numFmt w:val="bullet"/>
-      <w:lvlText w:val=""/>
-      <w:lvlJc w:val="left"/>
-      <w:pPr>
-        <w:ind w:left="1920" w:hanging="480"/>
-      </w:pPr>
-      <w:rPr>
-        <w:rFonts w:ascii="Wingdings" w:hAnsi="Wingdings" w:hint="default"/>
-      </w:rPr>
-    </w:lvl>
-    <w:lvl w:ilvl="4" w:tplc="04090003" w:tentative="1">
-      <w:start w:val="1"/>
-      <w:numFmt w:val="bullet"/>
-      <w:lvlText w:val=""/>
-      <w:lvlJc w:val="left"/>
-      <w:pPr>
-        <w:ind w:left="2400" w:hanging="480"/>
-      </w:pPr>
-      <w:rPr>
-        <w:rFonts w:ascii="Wingdings" w:hAnsi="Wingdings" w:hint="default"/>
-      </w:rPr>
-    </w:lvl>
-    <w:lvl w:ilvl="5" w:tplc="04090005" w:tentative="1">
-      <w:start w:val="1"/>
-      <w:numFmt w:val="bullet"/>
-      <w:lvlText w:val=""/>
-      <w:lvlJc w:val="left"/>
-      <w:pPr>
-        <w:ind w:left="2880" w:hanging="480"/>
-      </w:pPr>
-      <w:rPr>
-        <w:rFonts w:ascii="Wingdings" w:hAnsi="Wingdings" w:hint="default"/>
-      </w:rPr>
-    </w:lvl>
-    <w:lvl w:ilvl="6" w:tplc="04090001" w:tentative="1">
-      <w:start w:val="1"/>
-      <w:numFmt w:val="bullet"/>
-      <w:lvlText w:val=""/>
-      <w:lvlJc w:val="left"/>
-      <w:pPr>
-        <w:ind w:left="3360" w:hanging="480"/>
-      </w:pPr>
-      <w:rPr>
-        <w:rFonts w:ascii="Wingdings" w:hAnsi="Wingdings" w:hint="default"/>
-      </w:rPr>
-    </w:lvl>
-    <w:lvl w:ilvl="7" w:tplc="04090003" w:tentative="1">
-      <w:start w:val="1"/>
-      <w:numFmt w:val="bullet"/>
-      <w:lvlText w:val=""/>
-      <w:lvlJc w:val="left"/>
-      <w:pPr>
-        <w:ind w:left="3840" w:hanging="480"/>
-      </w:pPr>
-      <w:rPr>
-        <w:rFonts w:ascii="Wingdings" w:hAnsi="Wingdings" w:hint="default"/>
-      </w:rPr>
-    </w:lvl>
-    <w:lvl w:ilvl="8" w:tplc="04090005" w:tentative="1">
-      <w:start w:val="1"/>
-      <w:numFmt w:val="bullet"/>
-      <w:lvlText w:val=""/>
-      <w:lvlJc w:val="left"/>
-      <w:pPr>
-        <w:ind w:left="4320" w:hanging="480"/>
-      </w:pPr>
-      <w:rPr>
-        <w:rFonts w:ascii="Wingdings" w:hAnsi="Wingdings" w:hint="default"/>
-      </w:rPr>
-    </w:lvl>
-  </w:abstractNum>
-  <w:abstractNum w:abstractNumId="20" w15:restartNumberingAfterBreak="0">
-    <w:nsid w:val="1D033555"/>
-    <w:multiLevelType w:val="hybridMultilevel"/>
-    <w:tmpl w:val="8CE01924"/>
-    <w:lvl w:ilvl="0" w:tplc="4D2E38CC">
-      <w:start w:val="1"/>
-      <w:numFmt w:val="decimal"/>
-      <w:lvlText w:val="%1."/>
-      <w:lvlJc w:val="left"/>
-      <w:pPr>
-        <w:ind w:left="840" w:hanging="360"/>
-      </w:pPr>
-    </w:lvl>
-    <w:lvl w:ilvl="1" w:tplc="04090019">
-      <w:start w:val="1"/>
-      <w:numFmt w:val="ideographTraditional"/>
-      <w:lvlText w:val="%2、"/>
-      <w:lvlJc w:val="left"/>
-      <w:pPr>
-        <w:ind w:left="1440" w:hanging="480"/>
-      </w:pPr>
-    </w:lvl>
-    <w:lvl w:ilvl="2" w:tplc="0409001B">
-      <w:start w:val="1"/>
-      <w:numFmt w:val="lowerRoman"/>
-      <w:lvlText w:val="%3."/>
-      <w:lvlJc w:val="right"/>
-      <w:pPr>
-        <w:ind w:left="1920" w:hanging="480"/>
-      </w:pPr>
-    </w:lvl>
-    <w:lvl w:ilvl="3" w:tplc="0409000F">
-      <w:start w:val="1"/>
-      <w:numFmt w:val="decimal"/>
-      <w:lvlText w:val="%4."/>
-      <w:lvlJc w:val="left"/>
-      <w:pPr>
-        <w:ind w:left="2400" w:hanging="480"/>
-      </w:pPr>
-    </w:lvl>
-    <w:lvl w:ilvl="4" w:tplc="04090019">
-      <w:start w:val="1"/>
-      <w:numFmt w:val="ideographTraditional"/>
-      <w:lvlText w:val="%5、"/>
-      <w:lvlJc w:val="left"/>
-      <w:pPr>
-        <w:ind w:left="2880" w:hanging="480"/>
-      </w:pPr>
-    </w:lvl>
-    <w:lvl w:ilvl="5" w:tplc="0409001B">
-      <w:start w:val="1"/>
-      <w:numFmt w:val="lowerRoman"/>
-      <w:lvlText w:val="%6."/>
-      <w:lvlJc w:val="right"/>
-      <w:pPr>
-        <w:ind w:left="3360" w:hanging="480"/>
-      </w:pPr>
-    </w:lvl>
-    <w:lvl w:ilvl="6" w:tplc="0409000F">
-      <w:start w:val="1"/>
-      <w:numFmt w:val="decimal"/>
-      <w:lvlText w:val="%7."/>
-      <w:lvlJc w:val="left"/>
-      <w:pPr>
-        <w:ind w:left="3840" w:hanging="480"/>
-      </w:pPr>
-    </w:lvl>
-    <w:lvl w:ilvl="7" w:tplc="04090019">
-      <w:start w:val="1"/>
-      <w:numFmt w:val="ideographTraditional"/>
-      <w:lvlText w:val="%8、"/>
-      <w:lvlJc w:val="left"/>
-      <w:pPr>
-        <w:ind w:left="4320" w:hanging="480"/>
-      </w:pPr>
-    </w:lvl>
-    <w:lvl w:ilvl="8" w:tplc="0409001B">
-      <w:start w:val="1"/>
-      <w:numFmt w:val="lowerRoman"/>
-      <w:lvlText w:val="%9."/>
-      <w:lvlJc w:val="right"/>
-      <w:pPr>
-        <w:ind w:left="4800" w:hanging="480"/>
-      </w:pPr>
-    </w:lvl>
-  </w:abstractNum>
-  <w:abstractNum w:abstractNumId="21" w15:restartNumberingAfterBreak="0">
-    <w:nsid w:val="209A5BA1"/>
-    <w:multiLevelType w:val="multilevel"/>
-    <w:tmpl w:val="E34A22B2"/>
-    <w:lvl w:ilvl="0">
-      <w:start w:val="1"/>
-      <w:numFmt w:val="bullet"/>
-      <w:lvlText w:val=""/>
-      <w:lvlJc w:val="left"/>
-      <w:pPr>
-        <w:tabs>
-          <w:tab w:val="num" w:pos="720"/>
-        </w:tabs>
-        <w:ind w:left="720" w:hanging="360"/>
-      </w:pPr>
-      <w:rPr>
-        <w:rFonts w:ascii="Symbol" w:hAnsi="Symbol" w:hint="default"/>
-        <w:sz w:val="20"/>
-      </w:rPr>
-    </w:lvl>
-    <w:lvl w:ilvl="1" w:tentative="1">
-      <w:start w:val="1"/>
-      <w:numFmt w:val="bullet"/>
-      <w:lvlText w:val="o"/>
-      <w:lvlJc w:val="left"/>
-      <w:pPr>
-        <w:tabs>
-          <w:tab w:val="num" w:pos="1440"/>
-        </w:tabs>
-        <w:ind w:left="1440" w:hanging="360"/>
-      </w:pPr>
-      <w:rPr>
-        <w:rFonts w:ascii="Courier New" w:hAnsi="Courier New" w:hint="default"/>
-        <w:sz w:val="20"/>
-      </w:rPr>
-    </w:lvl>
-    <w:lvl w:ilvl="2" w:tentative="1">
-      <w:start w:val="1"/>
-      <w:numFmt w:val="bullet"/>
-      <w:lvlText w:val=""/>
-      <w:lvlJc w:val="left"/>
-      <w:pPr>
-        <w:tabs>
-          <w:tab w:val="num" w:pos="2160"/>
-        </w:tabs>
-        <w:ind w:left="2160" w:hanging="360"/>
-      </w:pPr>
-      <w:rPr>
-        <w:rFonts w:ascii="Wingdings" w:hAnsi="Wingdings" w:hint="default"/>
-        <w:sz w:val="20"/>
-      </w:rPr>
-    </w:lvl>
-    <w:lvl w:ilvl="3" w:tentative="1">
-      <w:start w:val="1"/>
-      <w:numFmt w:val="bullet"/>
-      <w:lvlText w:val=""/>
-      <w:lvlJc w:val="left"/>
-      <w:pPr>
-        <w:tabs>
-          <w:tab w:val="num" w:pos="2880"/>
-        </w:tabs>
-        <w:ind w:left="2880" w:hanging="360"/>
-      </w:pPr>
-      <w:rPr>
-        <w:rFonts w:ascii="Wingdings" w:hAnsi="Wingdings" w:hint="default"/>
-        <w:sz w:val="20"/>
-      </w:rPr>
-    </w:lvl>
-    <w:lvl w:ilvl="4" w:tentative="1">
-      <w:start w:val="1"/>
-      <w:numFmt w:val="bullet"/>
-      <w:lvlText w:val=""/>
-      <w:lvlJc w:val="left"/>
-      <w:pPr>
-        <w:tabs>
-          <w:tab w:val="num" w:pos="3600"/>
-        </w:tabs>
-        <w:ind w:left="3600" w:hanging="360"/>
-      </w:pPr>
-      <w:rPr>
-        <w:rFonts w:ascii="Wingdings" w:hAnsi="Wingdings" w:hint="default"/>
-        <w:sz w:val="20"/>
-      </w:rPr>
-    </w:lvl>
-    <w:lvl w:ilvl="5" w:tentative="1">
-      <w:start w:val="1"/>
-      <w:numFmt w:val="bullet"/>
-      <w:lvlText w:val=""/>
-      <w:lvlJc w:val="left"/>
-      <w:pPr>
-        <w:tabs>
-          <w:tab w:val="num" w:pos="4320"/>
-        </w:tabs>
-        <w:ind w:left="4320" w:hanging="360"/>
-      </w:pPr>
-      <w:rPr>
-        <w:rFonts w:ascii="Wingdings" w:hAnsi="Wingdings" w:hint="default"/>
-        <w:sz w:val="20"/>
-      </w:rPr>
-    </w:lvl>
-    <w:lvl w:ilvl="6" w:tentative="1">
-      <w:start w:val="1"/>
-      <w:numFmt w:val="bullet"/>
-      <w:lvlText w:val=""/>
-      <w:lvlJc w:val="left"/>
-      <w:pPr>
-        <w:tabs>
-          <w:tab w:val="num" w:pos="5040"/>
-        </w:tabs>
-        <w:ind w:left="5040" w:hanging="360"/>
-      </w:pPr>
-      <w:rPr>
-        <w:rFonts w:ascii="Wingdings" w:hAnsi="Wingdings" w:hint="default"/>
-        <w:sz w:val="20"/>
-      </w:rPr>
-    </w:lvl>
-    <w:lvl w:ilvl="7" w:tentative="1">
-      <w:start w:val="1"/>
-      <w:numFmt w:val="bullet"/>
-      <w:lvlText w:val=""/>
-      <w:lvlJc w:val="left"/>
-      <w:pPr>
-        <w:tabs>
-          <w:tab w:val="num" w:pos="5760"/>
-        </w:tabs>
-        <w:ind w:left="5760" w:hanging="360"/>
-      </w:pPr>
-      <w:rPr>
-        <w:rFonts w:ascii="Wingdings" w:hAnsi="Wingdings" w:hint="default"/>
-        <w:sz w:val="20"/>
-      </w:rPr>
-    </w:lvl>
-    <w:lvl w:ilvl="8" w:tentative="1">
-      <w:start w:val="1"/>
-      <w:numFmt w:val="bullet"/>
-      <w:lvlText w:val=""/>
-      <w:lvlJc w:val="left"/>
-      <w:pPr>
-        <w:tabs>
-          <w:tab w:val="num" w:pos="6480"/>
-        </w:tabs>
-        <w:ind w:left="6480" w:hanging="360"/>
-      </w:pPr>
-      <w:rPr>
-        <w:rFonts w:ascii="Wingdings" w:hAnsi="Wingdings" w:hint="default"/>
-        <w:sz w:val="20"/>
-      </w:rPr>
-    </w:lvl>
-  </w:abstractNum>
-  <w:abstractNum w:abstractNumId="22" w15:restartNumberingAfterBreak="0">
-    <w:nsid w:val="210E6EDA"/>
-    <w:multiLevelType w:val="hybridMultilevel"/>
-    <w:tmpl w:val="135628E4"/>
-    <w:lvl w:ilvl="0" w:tplc="001A1F74">
-      <w:start w:val="1"/>
-      <w:numFmt w:val="decimal"/>
-      <w:lvlText w:val="%1."/>
-      <w:lvlJc w:val="left"/>
-      <w:pPr>
-        <w:ind w:left="720" w:hanging="360"/>
-      </w:pPr>
-      <w:rPr>
-        <w:rFonts w:ascii="標楷體" w:hAnsi="標楷體" w:hint="default"/>
-      </w:rPr>
-    </w:lvl>
-    <w:lvl w:ilvl="1" w:tplc="EC5416FC">
-      <w:start w:val="1"/>
-      <w:numFmt w:val="lowerLetter"/>
-      <w:lvlText w:val="%2."/>
-      <w:lvlJc w:val="left"/>
-      <w:pPr>
-        <w:ind w:left="1440" w:hanging="360"/>
-      </w:pPr>
-    </w:lvl>
-    <w:lvl w:ilvl="2" w:tplc="1B141F00">
-      <w:start w:val="1"/>
-      <w:numFmt w:val="lowerRoman"/>
-      <w:lvlText w:val="%3."/>
-      <w:lvlJc w:val="right"/>
-      <w:pPr>
-        <w:ind w:left="2160" w:hanging="180"/>
-      </w:pPr>
-    </w:lvl>
-    <w:lvl w:ilvl="3" w:tplc="95DCBC2C">
-      <w:start w:val="1"/>
-      <w:numFmt w:val="decimal"/>
-      <w:lvlText w:val="%4."/>
-      <w:lvlJc w:val="left"/>
-      <w:pPr>
-        <w:ind w:left="2880" w:hanging="360"/>
-      </w:pPr>
-    </w:lvl>
-    <w:lvl w:ilvl="4" w:tplc="7B6AFAD6">
-      <w:start w:val="1"/>
-      <w:numFmt w:val="lowerLetter"/>
-      <w:lvlText w:val="%5."/>
-      <w:lvlJc w:val="left"/>
-      <w:pPr>
-        <w:ind w:left="3600" w:hanging="360"/>
-      </w:pPr>
-    </w:lvl>
-    <w:lvl w:ilvl="5" w:tplc="7A90661E">
-      <w:start w:val="1"/>
-      <w:numFmt w:val="lowerRoman"/>
-      <w:lvlText w:val="%6."/>
-      <w:lvlJc w:val="right"/>
-      <w:pPr>
-        <w:ind w:left="4320" w:hanging="180"/>
-      </w:pPr>
-    </w:lvl>
-    <w:lvl w:ilvl="6" w:tplc="19EEFE92">
-      <w:start w:val="1"/>
-      <w:numFmt w:val="decimal"/>
-      <w:lvlText w:val="%7."/>
-      <w:lvlJc w:val="left"/>
-      <w:pPr>
-        <w:ind w:left="5040" w:hanging="360"/>
-      </w:pPr>
-    </w:lvl>
-    <w:lvl w:ilvl="7" w:tplc="C7688242">
-      <w:start w:val="1"/>
-      <w:numFmt w:val="lowerLetter"/>
-      <w:lvlText w:val="%8."/>
-      <w:lvlJc w:val="left"/>
-      <w:pPr>
-        <w:ind w:left="5760" w:hanging="360"/>
-      </w:pPr>
-    </w:lvl>
-    <w:lvl w:ilvl="8" w:tplc="A73E5E70">
-      <w:start w:val="1"/>
-      <w:numFmt w:val="lowerRoman"/>
-      <w:lvlText w:val="%9."/>
-      <w:lvlJc w:val="right"/>
-      <w:pPr>
-        <w:ind w:left="6480" w:hanging="180"/>
-      </w:pPr>
-    </w:lvl>
-  </w:abstractNum>
-  <w:abstractNum w:abstractNumId="23" w15:restartNumberingAfterBreak="0">
-    <w:nsid w:val="2960741E"/>
-    <w:multiLevelType w:val="hybridMultilevel"/>
-    <w:tmpl w:val="F30E0F2A"/>
-    <w:lvl w:ilvl="0" w:tplc="04090001">
-      <w:start w:val="1"/>
-      <w:numFmt w:val="bullet"/>
-      <w:lvlText w:val=""/>
-      <w:lvlJc w:val="left"/>
-      <w:pPr>
-        <w:ind w:left="480" w:hanging="480"/>
-      </w:pPr>
-      <w:rPr>
-        <w:rFonts w:ascii="Wingdings" w:hAnsi="Wingdings" w:hint="default"/>
-      </w:rPr>
-    </w:lvl>
-    <w:lvl w:ilvl="1" w:tplc="04090003" w:tentative="1">
-      <w:start w:val="1"/>
-      <w:numFmt w:val="bullet"/>
-      <w:lvlText w:val=""/>
-      <w:lvlJc w:val="left"/>
-      <w:pPr>
-        <w:ind w:left="960" w:hanging="480"/>
-      </w:pPr>
-      <w:rPr>
-        <w:rFonts w:ascii="Wingdings" w:hAnsi="Wingdings" w:hint="default"/>
-      </w:rPr>
-    </w:lvl>
-    <w:lvl w:ilvl="2" w:tplc="04090005" w:tentative="1">
-      <w:start w:val="1"/>
-      <w:numFmt w:val="bullet"/>
-      <w:lvlText w:val=""/>
-      <w:lvlJc w:val="left"/>
-      <w:pPr>
-        <w:ind w:left="1440" w:hanging="480"/>
-      </w:pPr>
-      <w:rPr>
-        <w:rFonts w:ascii="Wingdings" w:hAnsi="Wingdings" w:hint="default"/>
-      </w:rPr>
-    </w:lvl>
-    <w:lvl w:ilvl="3" w:tplc="04090001" w:tentative="1">
-      <w:start w:val="1"/>
-      <w:numFmt w:val="bullet"/>
-      <w:lvlText w:val=""/>
-      <w:lvlJc w:val="left"/>
-      <w:pPr>
-        <w:ind w:left="1920" w:hanging="480"/>
-      </w:pPr>
-      <w:rPr>
-        <w:rFonts w:ascii="Wingdings" w:hAnsi="Wingdings" w:hint="default"/>
-      </w:rPr>
-    </w:lvl>
-    <w:lvl w:ilvl="4" w:tplc="04090003" w:tentative="1">
-      <w:start w:val="1"/>
-      <w:numFmt w:val="bullet"/>
-      <w:lvlText w:val=""/>
-      <w:lvlJc w:val="left"/>
-      <w:pPr>
-        <w:ind w:left="2400" w:hanging="480"/>
-      </w:pPr>
-      <w:rPr>
-        <w:rFonts w:ascii="Wingdings" w:hAnsi="Wingdings" w:hint="default"/>
-      </w:rPr>
-    </w:lvl>
-    <w:lvl w:ilvl="5" w:tplc="04090005" w:tentative="1">
-      <w:start w:val="1"/>
-      <w:numFmt w:val="bullet"/>
-      <w:lvlText w:val=""/>
-      <w:lvlJc w:val="left"/>
-      <w:pPr>
-        <w:ind w:left="2880" w:hanging="480"/>
-      </w:pPr>
-      <w:rPr>
-        <w:rFonts w:ascii="Wingdings" w:hAnsi="Wingdings" w:hint="default"/>
-      </w:rPr>
-    </w:lvl>
-    <w:lvl w:ilvl="6" w:tplc="04090001" w:tentative="1">
-      <w:start w:val="1"/>
-      <w:numFmt w:val="bullet"/>
-      <w:lvlText w:val=""/>
-      <w:lvlJc w:val="left"/>
-      <w:pPr>
-        <w:ind w:left="3360" w:hanging="480"/>
-      </w:pPr>
-      <w:rPr>
-        <w:rFonts w:ascii="Wingdings" w:hAnsi="Wingdings" w:hint="default"/>
-      </w:rPr>
-    </w:lvl>
-    <w:lvl w:ilvl="7" w:tplc="04090003" w:tentative="1">
-      <w:start w:val="1"/>
-      <w:numFmt w:val="bullet"/>
-      <w:lvlText w:val=""/>
-      <w:lvlJc w:val="left"/>
-      <w:pPr>
-        <w:ind w:left="3840" w:hanging="480"/>
-      </w:pPr>
-      <w:rPr>
-        <w:rFonts w:ascii="Wingdings" w:hAnsi="Wingdings" w:hint="default"/>
-      </w:rPr>
-    </w:lvl>
-    <w:lvl w:ilvl="8" w:tplc="04090005" w:tentative="1">
-      <w:start w:val="1"/>
-      <w:numFmt w:val="bullet"/>
-      <w:lvlText w:val=""/>
-      <w:lvlJc w:val="left"/>
-      <w:pPr>
-        <w:ind w:left="4320" w:hanging="480"/>
-      </w:pPr>
-      <w:rPr>
-        <w:rFonts w:ascii="Wingdings" w:hAnsi="Wingdings" w:hint="default"/>
-      </w:rPr>
-    </w:lvl>
-  </w:abstractNum>
-  <w:abstractNum w:abstractNumId="24" w15:restartNumberingAfterBreak="0">
-    <w:nsid w:val="2E530933"/>
-    <w:multiLevelType w:val="hybridMultilevel"/>
-    <w:tmpl w:val="37A29EE2"/>
-    <w:lvl w:ilvl="0" w:tplc="C820EAF2">
-      <w:start w:val="1"/>
-      <w:numFmt w:val="decimal"/>
-      <w:lvlText w:val="%1."/>
-      <w:lvlJc w:val="left"/>
-      <w:pPr>
-        <w:ind w:left="360" w:hanging="360"/>
-      </w:pPr>
-    </w:lvl>
-    <w:lvl w:ilvl="1" w:tplc="07849B86">
-      <w:start w:val="1"/>
-      <w:numFmt w:val="lowerLetter"/>
-      <w:lvlText w:val="%2."/>
-      <w:lvlJc w:val="left"/>
-      <w:pPr>
-        <w:ind w:left="1440" w:hanging="360"/>
-      </w:pPr>
-    </w:lvl>
-    <w:lvl w:ilvl="2" w:tplc="FF7240D2">
-      <w:start w:val="1"/>
-      <w:numFmt w:val="lowerRoman"/>
-      <w:lvlText w:val="%3."/>
-      <w:lvlJc w:val="right"/>
-      <w:pPr>
-        <w:ind w:left="2160" w:hanging="180"/>
-      </w:pPr>
-    </w:lvl>
-    <w:lvl w:ilvl="3" w:tplc="3BD23162">
-      <w:start w:val="1"/>
-      <w:numFmt w:val="decimal"/>
-      <w:lvlText w:val="%4."/>
-      <w:lvlJc w:val="left"/>
-      <w:pPr>
-        <w:ind w:left="2880" w:hanging="360"/>
-      </w:pPr>
-    </w:lvl>
-    <w:lvl w:ilvl="4" w:tplc="050E5E94">
-      <w:start w:val="1"/>
-      <w:numFmt w:val="lowerLetter"/>
-      <w:lvlText w:val="%5."/>
-      <w:lvlJc w:val="left"/>
-      <w:pPr>
-        <w:ind w:left="3600" w:hanging="360"/>
-      </w:pPr>
-    </w:lvl>
-    <w:lvl w:ilvl="5" w:tplc="AFA8700A">
-      <w:start w:val="1"/>
-      <w:numFmt w:val="lowerRoman"/>
-      <w:lvlText w:val="%6."/>
-      <w:lvlJc w:val="right"/>
-      <w:pPr>
-        <w:ind w:left="4320" w:hanging="180"/>
-      </w:pPr>
-    </w:lvl>
-    <w:lvl w:ilvl="6" w:tplc="B7E44240">
-      <w:start w:val="1"/>
-      <w:numFmt w:val="decimal"/>
-      <w:lvlText w:val="%7."/>
-      <w:lvlJc w:val="left"/>
-      <w:pPr>
-        <w:ind w:left="5040" w:hanging="360"/>
-      </w:pPr>
-    </w:lvl>
-    <w:lvl w:ilvl="7" w:tplc="E3AE2906">
-      <w:start w:val="1"/>
-      <w:numFmt w:val="lowerLetter"/>
-      <w:lvlText w:val="%8."/>
-      <w:lvlJc w:val="left"/>
-      <w:pPr>
-        <w:ind w:left="5760" w:hanging="360"/>
-      </w:pPr>
-    </w:lvl>
-    <w:lvl w:ilvl="8" w:tplc="0E9490C8">
-      <w:start w:val="1"/>
-      <w:numFmt w:val="lowerRoman"/>
-      <w:lvlText w:val="%9."/>
-      <w:lvlJc w:val="right"/>
-      <w:pPr>
-        <w:ind w:left="6480" w:hanging="180"/>
-      </w:pPr>
-    </w:lvl>
-  </w:abstractNum>
-  <w:abstractNum w:abstractNumId="25" w15:restartNumberingAfterBreak="0">
-    <w:nsid w:val="2E6C193A"/>
-    <w:multiLevelType w:val="multilevel"/>
-    <w:tmpl w:val="1318D77C"/>
-    <w:lvl w:ilvl="0">
-      <w:start w:val="1"/>
-      <w:numFmt w:val="bullet"/>
-      <w:lvlText w:val=""/>
-      <w:lvlJc w:val="left"/>
-      <w:pPr>
-        <w:tabs>
-          <w:tab w:val="num" w:pos="720"/>
-        </w:tabs>
-        <w:ind w:left="720" w:hanging="360"/>
-      </w:pPr>
-      <w:rPr>
-        <w:rFonts w:ascii="Symbol" w:hAnsi="Symbol" w:hint="default"/>
-        <w:sz w:val="20"/>
-      </w:rPr>
-    </w:lvl>
-    <w:lvl w:ilvl="1" w:tentative="1">
-      <w:start w:val="1"/>
-      <w:numFmt w:val="bullet"/>
-      <w:lvlText w:val="o"/>
-      <w:lvlJc w:val="left"/>
-      <w:pPr>
-        <w:tabs>
-          <w:tab w:val="num" w:pos="1440"/>
-        </w:tabs>
-        <w:ind w:left="1440" w:hanging="360"/>
-      </w:pPr>
-      <w:rPr>
-        <w:rFonts w:ascii="Courier New" w:hAnsi="Courier New" w:hint="default"/>
-        <w:sz w:val="20"/>
-      </w:rPr>
-    </w:lvl>
-    <w:lvl w:ilvl="2" w:tentative="1">
-      <w:start w:val="1"/>
-      <w:numFmt w:val="bullet"/>
-      <w:lvlText w:val=""/>
-      <w:lvlJc w:val="left"/>
-      <w:pPr>
-        <w:tabs>
-          <w:tab w:val="num" w:pos="2160"/>
-        </w:tabs>
-        <w:ind w:left="2160" w:hanging="360"/>
-      </w:pPr>
-      <w:rPr>
-        <w:rFonts w:ascii="Wingdings" w:hAnsi="Wingdings" w:hint="default"/>
-        <w:sz w:val="20"/>
-      </w:rPr>
-    </w:lvl>
-    <w:lvl w:ilvl="3" w:tentative="1">
-      <w:start w:val="1"/>
-      <w:numFmt w:val="bullet"/>
-      <w:lvlText w:val=""/>
-      <w:lvlJc w:val="left"/>
-      <w:pPr>
-        <w:tabs>
-          <w:tab w:val="num" w:pos="2880"/>
-        </w:tabs>
-        <w:ind w:left="2880" w:hanging="360"/>
-      </w:pPr>
-      <w:rPr>
-        <w:rFonts w:ascii="Wingdings" w:hAnsi="Wingdings" w:hint="default"/>
-        <w:sz w:val="20"/>
-      </w:rPr>
-    </w:lvl>
-    <w:lvl w:ilvl="4" w:tentative="1">
-      <w:start w:val="1"/>
-      <w:numFmt w:val="bullet"/>
-      <w:lvlText w:val=""/>
-      <w:lvlJc w:val="left"/>
-      <w:pPr>
-        <w:tabs>
-          <w:tab w:val="num" w:pos="3600"/>
-        </w:tabs>
-        <w:ind w:left="3600" w:hanging="360"/>
-      </w:pPr>
-      <w:rPr>
-        <w:rFonts w:ascii="Wingdings" w:hAnsi="Wingdings" w:hint="default"/>
-        <w:sz w:val="20"/>
-      </w:rPr>
-    </w:lvl>
-    <w:lvl w:ilvl="5" w:tentative="1">
-      <w:start w:val="1"/>
-      <w:numFmt w:val="bullet"/>
-      <w:lvlText w:val=""/>
-      <w:lvlJc w:val="left"/>
-      <w:pPr>
-        <w:tabs>
-          <w:tab w:val="num" w:pos="4320"/>
-        </w:tabs>
-        <w:ind w:left="4320" w:hanging="360"/>
-      </w:pPr>
-      <w:rPr>
-        <w:rFonts w:ascii="Wingdings" w:hAnsi="Wingdings" w:hint="default"/>
-        <w:sz w:val="20"/>
-      </w:rPr>
-    </w:lvl>
-    <w:lvl w:ilvl="6" w:tentative="1">
-      <w:start w:val="1"/>
-      <w:numFmt w:val="bullet"/>
-      <w:lvlText w:val=""/>
-      <w:lvlJc w:val="left"/>
-      <w:pPr>
-        <w:tabs>
-          <w:tab w:val="num" w:pos="5040"/>
-        </w:tabs>
-        <w:ind w:left="5040" w:hanging="360"/>
-      </w:pPr>
-      <w:rPr>
-        <w:rFonts w:ascii="Wingdings" w:hAnsi="Wingdings" w:hint="default"/>
-        <w:sz w:val="20"/>
-      </w:rPr>
-    </w:lvl>
-    <w:lvl w:ilvl="7" w:tentative="1">
-      <w:start w:val="1"/>
-      <w:numFmt w:val="bullet"/>
-      <w:lvlText w:val=""/>
-      <w:lvlJc w:val="left"/>
-      <w:pPr>
-        <w:tabs>
-          <w:tab w:val="num" w:pos="5760"/>
-        </w:tabs>
-        <w:ind w:left="5760" w:hanging="360"/>
-      </w:pPr>
-      <w:rPr>
-        <w:rFonts w:ascii="Wingdings" w:hAnsi="Wingdings" w:hint="default"/>
-        <w:sz w:val="20"/>
-      </w:rPr>
-    </w:lvl>
-    <w:lvl w:ilvl="8" w:tentative="1">
-      <w:start w:val="1"/>
-      <w:numFmt w:val="bullet"/>
-      <w:lvlText w:val=""/>
-      <w:lvlJc w:val="left"/>
-      <w:pPr>
-        <w:tabs>
-          <w:tab w:val="num" w:pos="6480"/>
-        </w:tabs>
-        <w:ind w:left="6480" w:hanging="360"/>
-      </w:pPr>
-      <w:rPr>
-        <w:rFonts w:ascii="Wingdings" w:hAnsi="Wingdings" w:hint="default"/>
-        <w:sz w:val="20"/>
-      </w:rPr>
-    </w:lvl>
-  </w:abstractNum>
-  <w:abstractNum w:abstractNumId="26" w15:restartNumberingAfterBreak="0">
-    <w:nsid w:val="303199D6"/>
-    <w:multiLevelType w:val="hybridMultilevel"/>
-    <w:tmpl w:val="48EE372C"/>
-    <w:lvl w:ilvl="0" w:tplc="0C7AF21A">
-      <w:start w:val="1"/>
-      <w:numFmt w:val="decimal"/>
-      <w:lvlText w:val="%1."/>
-      <w:lvlJc w:val="left"/>
-      <w:pPr>
-        <w:ind w:left="720" w:hanging="360"/>
-      </w:pPr>
-    </w:lvl>
-    <w:lvl w:ilvl="1" w:tplc="8D4AEB0C">
-      <w:start w:val="1"/>
-      <w:numFmt w:val="lowerLetter"/>
-      <w:lvlText w:val="%2."/>
-      <w:lvlJc w:val="left"/>
-      <w:pPr>
-        <w:ind w:left="1440" w:hanging="360"/>
-      </w:pPr>
-    </w:lvl>
-    <w:lvl w:ilvl="2" w:tplc="B1AEFC8E">
-      <w:start w:val="1"/>
-      <w:numFmt w:val="lowerRoman"/>
-      <w:lvlText w:val="%3."/>
-      <w:lvlJc w:val="right"/>
-      <w:pPr>
-        <w:ind w:left="2160" w:hanging="180"/>
-      </w:pPr>
-    </w:lvl>
-    <w:lvl w:ilvl="3" w:tplc="7682BA9A">
-      <w:start w:val="1"/>
-      <w:numFmt w:val="decimal"/>
-      <w:lvlText w:val="%4."/>
-      <w:lvlJc w:val="left"/>
-      <w:pPr>
-        <w:ind w:left="2880" w:hanging="360"/>
-      </w:pPr>
-    </w:lvl>
-    <w:lvl w:ilvl="4" w:tplc="459E3D5E">
-      <w:start w:val="1"/>
-      <w:numFmt w:val="lowerLetter"/>
-      <w:lvlText w:val="%5."/>
-      <w:lvlJc w:val="left"/>
-      <w:pPr>
-        <w:ind w:left="3600" w:hanging="360"/>
-      </w:pPr>
-    </w:lvl>
-    <w:lvl w:ilvl="5" w:tplc="D32486A2">
-      <w:start w:val="1"/>
-      <w:numFmt w:val="lowerRoman"/>
-      <w:lvlText w:val="%6."/>
-      <w:lvlJc w:val="right"/>
-      <w:pPr>
-        <w:ind w:left="4320" w:hanging="180"/>
-      </w:pPr>
-    </w:lvl>
-    <w:lvl w:ilvl="6" w:tplc="99200700">
-      <w:start w:val="1"/>
-      <w:numFmt w:val="decimal"/>
-      <w:lvlText w:val="%7."/>
-      <w:lvlJc w:val="left"/>
-      <w:pPr>
-        <w:ind w:left="5040" w:hanging="360"/>
-      </w:pPr>
-    </w:lvl>
-    <w:lvl w:ilvl="7" w:tplc="D2743DD2">
-      <w:start w:val="1"/>
-      <w:numFmt w:val="lowerLetter"/>
-      <w:lvlText w:val="%8."/>
-      <w:lvlJc w:val="left"/>
-      <w:pPr>
-        <w:ind w:left="5760" w:hanging="360"/>
-      </w:pPr>
-    </w:lvl>
-    <w:lvl w:ilvl="8" w:tplc="238057B6">
-      <w:start w:val="1"/>
-      <w:numFmt w:val="lowerRoman"/>
-      <w:lvlText w:val="%9."/>
-      <w:lvlJc w:val="right"/>
-      <w:pPr>
-        <w:ind w:left="6480" w:hanging="180"/>
-      </w:pPr>
-    </w:lvl>
-  </w:abstractNum>
-  <w:abstractNum w:abstractNumId="27" w15:restartNumberingAfterBreak="0">
-    <w:nsid w:val="33F68A21"/>
-    <w:multiLevelType w:val="hybridMultilevel"/>
-    <w:tmpl w:val="71147D72"/>
-    <w:lvl w:ilvl="0" w:tplc="02FE432E">
-      <w:start w:val="2"/>
-      <w:numFmt w:val="decimal"/>
-      <w:lvlText w:val="%1."/>
-      <w:lvlJc w:val="left"/>
-      <w:pPr>
-        <w:ind w:left="720" w:hanging="360"/>
-      </w:pPr>
-      <w:rPr>
-        <w:rFonts w:ascii="標楷體" w:hAnsi="標楷體" w:hint="default"/>
-      </w:rPr>
-    </w:lvl>
-    <w:lvl w:ilvl="1" w:tplc="C71E6FD6">
-      <w:start w:val="1"/>
-      <w:numFmt w:val="lowerLetter"/>
-      <w:lvlText w:val="%2."/>
-      <w:lvlJc w:val="left"/>
-      <w:pPr>
-        <w:ind w:left="1440" w:hanging="360"/>
-      </w:pPr>
-    </w:lvl>
-    <w:lvl w:ilvl="2" w:tplc="0442AF26">
-      <w:start w:val="1"/>
-      <w:numFmt w:val="lowerRoman"/>
-      <w:lvlText w:val="%3."/>
-      <w:lvlJc w:val="right"/>
-      <w:pPr>
-        <w:ind w:left="2160" w:hanging="180"/>
-      </w:pPr>
-    </w:lvl>
-    <w:lvl w:ilvl="3" w:tplc="F8A44CCA">
-      <w:start w:val="1"/>
-      <w:numFmt w:val="decimal"/>
-      <w:lvlText w:val="%4."/>
-      <w:lvlJc w:val="left"/>
-      <w:pPr>
-        <w:ind w:left="2880" w:hanging="360"/>
-      </w:pPr>
-    </w:lvl>
-    <w:lvl w:ilvl="4" w:tplc="3DD0AF84">
-      <w:start w:val="1"/>
-      <w:numFmt w:val="lowerLetter"/>
-      <w:lvlText w:val="%5."/>
-      <w:lvlJc w:val="left"/>
-      <w:pPr>
-        <w:ind w:left="3600" w:hanging="360"/>
-      </w:pPr>
-    </w:lvl>
-    <w:lvl w:ilvl="5" w:tplc="E1AAB240">
-      <w:start w:val="1"/>
-      <w:numFmt w:val="lowerRoman"/>
-      <w:lvlText w:val="%6."/>
-      <w:lvlJc w:val="right"/>
-      <w:pPr>
-        <w:ind w:left="4320" w:hanging="180"/>
-      </w:pPr>
-    </w:lvl>
-    <w:lvl w:ilvl="6" w:tplc="C2B2A9AC">
-      <w:start w:val="1"/>
-      <w:numFmt w:val="decimal"/>
-      <w:lvlText w:val="%7."/>
-      <w:lvlJc w:val="left"/>
-      <w:pPr>
-        <w:ind w:left="5040" w:hanging="360"/>
-      </w:pPr>
-    </w:lvl>
-    <w:lvl w:ilvl="7" w:tplc="A564979E">
-      <w:start w:val="1"/>
-      <w:numFmt w:val="lowerLetter"/>
-      <w:lvlText w:val="%8."/>
-      <w:lvlJc w:val="left"/>
-      <w:pPr>
-        <w:ind w:left="5760" w:hanging="360"/>
-      </w:pPr>
-    </w:lvl>
-    <w:lvl w:ilvl="8" w:tplc="24FACEBE">
-      <w:start w:val="1"/>
-      <w:numFmt w:val="lowerRoman"/>
-      <w:lvlText w:val="%9."/>
-      <w:lvlJc w:val="right"/>
-      <w:pPr>
-        <w:ind w:left="6480" w:hanging="180"/>
-      </w:pPr>
-    </w:lvl>
-  </w:abstractNum>
-  <w:abstractNum w:abstractNumId="28" w15:restartNumberingAfterBreak="0">
-    <w:nsid w:val="34184CB4"/>
-    <w:multiLevelType w:val="multilevel"/>
-    <w:tmpl w:val="A344ECF8"/>
-    <w:lvl w:ilvl="0">
-      <w:start w:val="1"/>
-      <w:numFmt w:val="bullet"/>
-      <w:lvlText w:val=""/>
-      <w:lvlJc w:val="left"/>
-      <w:pPr>
-        <w:tabs>
-          <w:tab w:val="num" w:pos="720"/>
-        </w:tabs>
-        <w:ind w:left="720" w:hanging="360"/>
-      </w:pPr>
-      <w:rPr>
-        <w:rFonts w:ascii="Symbol" w:hAnsi="Symbol" w:hint="default"/>
-        <w:sz w:val="20"/>
-      </w:rPr>
-    </w:lvl>
-    <w:lvl w:ilvl="1" w:tentative="1">
-      <w:start w:val="1"/>
-      <w:numFmt w:val="bullet"/>
-      <w:lvlText w:val="o"/>
-      <w:lvlJc w:val="left"/>
-      <w:pPr>
-        <w:tabs>
-          <w:tab w:val="num" w:pos="1440"/>
-        </w:tabs>
-        <w:ind w:left="1440" w:hanging="360"/>
-      </w:pPr>
-      <w:rPr>
-        <w:rFonts w:ascii="Courier New" w:hAnsi="Courier New" w:hint="default"/>
-        <w:sz w:val="20"/>
-      </w:rPr>
-    </w:lvl>
-    <w:lvl w:ilvl="2" w:tentative="1">
-      <w:start w:val="1"/>
-      <w:numFmt w:val="bullet"/>
-      <w:lvlText w:val=""/>
-      <w:lvlJc w:val="left"/>
-      <w:pPr>
-        <w:tabs>
-          <w:tab w:val="num" w:pos="2160"/>
-        </w:tabs>
-        <w:ind w:left="2160" w:hanging="360"/>
-      </w:pPr>
-      <w:rPr>
-        <w:rFonts w:ascii="Wingdings" w:hAnsi="Wingdings" w:hint="default"/>
-        <w:sz w:val="20"/>
-      </w:rPr>
-    </w:lvl>
-    <w:lvl w:ilvl="3" w:tentative="1">
-      <w:start w:val="1"/>
-      <w:numFmt w:val="bullet"/>
-      <w:lvlText w:val=""/>
-      <w:lvlJc w:val="left"/>
-      <w:pPr>
-        <w:tabs>
-          <w:tab w:val="num" w:pos="2880"/>
-        </w:tabs>
-        <w:ind w:left="2880" w:hanging="360"/>
-      </w:pPr>
-      <w:rPr>
-        <w:rFonts w:ascii="Wingdings" w:hAnsi="Wingdings" w:hint="default"/>
-        <w:sz w:val="20"/>
-      </w:rPr>
-    </w:lvl>
-    <w:lvl w:ilvl="4" w:tentative="1">
-      <w:start w:val="1"/>
-      <w:numFmt w:val="bullet"/>
-      <w:lvlText w:val=""/>
-      <w:lvlJc w:val="left"/>
-      <w:pPr>
-        <w:tabs>
-          <w:tab w:val="num" w:pos="3600"/>
-        </w:tabs>
-        <w:ind w:left="3600" w:hanging="360"/>
-      </w:pPr>
-      <w:rPr>
-        <w:rFonts w:ascii="Wingdings" w:hAnsi="Wingdings" w:hint="default"/>
-        <w:sz w:val="20"/>
-      </w:rPr>
-    </w:lvl>
-    <w:lvl w:ilvl="5" w:tentative="1">
-      <w:start w:val="1"/>
-      <w:numFmt w:val="bullet"/>
-      <w:lvlText w:val=""/>
-      <w:lvlJc w:val="left"/>
-      <w:pPr>
-        <w:tabs>
-          <w:tab w:val="num" w:pos="4320"/>
-        </w:tabs>
-        <w:ind w:left="4320" w:hanging="360"/>
-      </w:pPr>
-      <w:rPr>
-        <w:rFonts w:ascii="Wingdings" w:hAnsi="Wingdings" w:hint="default"/>
-        <w:sz w:val="20"/>
-      </w:rPr>
-    </w:lvl>
-    <w:lvl w:ilvl="6" w:tentative="1">
-      <w:start w:val="1"/>
-      <w:numFmt w:val="bullet"/>
-      <w:lvlText w:val=""/>
-      <w:lvlJc w:val="left"/>
-      <w:pPr>
-        <w:tabs>
-          <w:tab w:val="num" w:pos="5040"/>
-        </w:tabs>
-        <w:ind w:left="5040" w:hanging="360"/>
-      </w:pPr>
-      <w:rPr>
-        <w:rFonts w:ascii="Wingdings" w:hAnsi="Wingdings" w:hint="default"/>
-        <w:sz w:val="20"/>
-      </w:rPr>
-    </w:lvl>
-    <w:lvl w:ilvl="7" w:tentative="1">
-      <w:start w:val="1"/>
-      <w:numFmt w:val="bullet"/>
-      <w:lvlText w:val=""/>
-      <w:lvlJc w:val="left"/>
-      <w:pPr>
-        <w:tabs>
-          <w:tab w:val="num" w:pos="5760"/>
-        </w:tabs>
-        <w:ind w:left="5760" w:hanging="360"/>
-      </w:pPr>
-      <w:rPr>
-        <w:rFonts w:ascii="Wingdings" w:hAnsi="Wingdings" w:hint="default"/>
-        <w:sz w:val="20"/>
-      </w:rPr>
-    </w:lvl>
-    <w:lvl w:ilvl="8" w:tentative="1">
-      <w:start w:val="1"/>
-      <w:numFmt w:val="bullet"/>
-      <w:lvlText w:val=""/>
-      <w:lvlJc w:val="left"/>
-      <w:pPr>
-        <w:tabs>
-          <w:tab w:val="num" w:pos="6480"/>
-        </w:tabs>
-        <w:ind w:left="6480" w:hanging="360"/>
-      </w:pPr>
-      <w:rPr>
-        <w:rFonts w:ascii="Wingdings" w:hAnsi="Wingdings" w:hint="default"/>
-        <w:sz w:val="20"/>
-      </w:rPr>
-    </w:lvl>
-  </w:abstractNum>
-  <w:abstractNum w:abstractNumId="29" w15:restartNumberingAfterBreak="0">
-    <w:nsid w:val="365D4BF5"/>
-    <w:multiLevelType w:val="multilevel"/>
-    <w:tmpl w:val="7FF202E6"/>
-    <w:lvl w:ilvl="0">
-      <w:start w:val="1"/>
-      <w:numFmt w:val="bullet"/>
-      <w:lvlText w:val=""/>
-      <w:lvlJc w:val="left"/>
-      <w:pPr>
-        <w:tabs>
-          <w:tab w:val="num" w:pos="720"/>
-        </w:tabs>
-        <w:ind w:left="720" w:hanging="360"/>
-      </w:pPr>
-      <w:rPr>
-        <w:rFonts w:ascii="Symbol" w:hAnsi="Symbol" w:hint="default"/>
-        <w:sz w:val="20"/>
-      </w:rPr>
-    </w:lvl>
-    <w:lvl w:ilvl="1" w:tentative="1">
-      <w:start w:val="1"/>
-      <w:numFmt w:val="bullet"/>
-      <w:lvlText w:val="o"/>
-      <w:lvlJc w:val="left"/>
-      <w:pPr>
-        <w:tabs>
-          <w:tab w:val="num" w:pos="1440"/>
-        </w:tabs>
-        <w:ind w:left="1440" w:hanging="360"/>
-      </w:pPr>
-      <w:rPr>
-        <w:rFonts w:ascii="Courier New" w:hAnsi="Courier New" w:hint="default"/>
-        <w:sz w:val="20"/>
-      </w:rPr>
-    </w:lvl>
-    <w:lvl w:ilvl="2" w:tentative="1">
-      <w:start w:val="1"/>
-      <w:numFmt w:val="bullet"/>
-      <w:lvlText w:val=""/>
-      <w:lvlJc w:val="left"/>
-      <w:pPr>
-        <w:tabs>
-          <w:tab w:val="num" w:pos="2160"/>
-        </w:tabs>
-        <w:ind w:left="2160" w:hanging="360"/>
-      </w:pPr>
-      <w:rPr>
-        <w:rFonts w:ascii="Wingdings" w:hAnsi="Wingdings" w:hint="default"/>
-        <w:sz w:val="20"/>
-      </w:rPr>
-    </w:lvl>
-    <w:lvl w:ilvl="3" w:tentative="1">
-      <w:start w:val="1"/>
-      <w:numFmt w:val="bullet"/>
-      <w:lvlText w:val=""/>
-      <w:lvlJc w:val="left"/>
-      <w:pPr>
-        <w:tabs>
-          <w:tab w:val="num" w:pos="2880"/>
-        </w:tabs>
-        <w:ind w:left="2880" w:hanging="360"/>
-      </w:pPr>
-      <w:rPr>
-        <w:rFonts w:ascii="Wingdings" w:hAnsi="Wingdings" w:hint="default"/>
-        <w:sz w:val="20"/>
-      </w:rPr>
-    </w:lvl>
-    <w:lvl w:ilvl="4" w:tentative="1">
-      <w:start w:val="1"/>
-      <w:numFmt w:val="bullet"/>
-      <w:lvlText w:val=""/>
-      <w:lvlJc w:val="left"/>
-      <w:pPr>
-        <w:tabs>
-          <w:tab w:val="num" w:pos="3600"/>
-        </w:tabs>
-        <w:ind w:left="3600" w:hanging="360"/>
-      </w:pPr>
-      <w:rPr>
-        <w:rFonts w:ascii="Wingdings" w:hAnsi="Wingdings" w:hint="default"/>
-        <w:sz w:val="20"/>
-      </w:rPr>
-    </w:lvl>
-    <w:lvl w:ilvl="5" w:tentative="1">
-      <w:start w:val="1"/>
-      <w:numFmt w:val="bullet"/>
-      <w:lvlText w:val=""/>
-      <w:lvlJc w:val="left"/>
-      <w:pPr>
-        <w:tabs>
-          <w:tab w:val="num" w:pos="4320"/>
-        </w:tabs>
-        <w:ind w:left="4320" w:hanging="360"/>
-      </w:pPr>
-      <w:rPr>
-        <w:rFonts w:ascii="Wingdings" w:hAnsi="Wingdings" w:hint="default"/>
-        <w:sz w:val="20"/>
-      </w:rPr>
-    </w:lvl>
-    <w:lvl w:ilvl="6" w:tentative="1">
-      <w:start w:val="1"/>
-      <w:numFmt w:val="bullet"/>
-      <w:lvlText w:val=""/>
-      <w:lvlJc w:val="left"/>
-      <w:pPr>
-        <w:tabs>
-          <w:tab w:val="num" w:pos="5040"/>
-        </w:tabs>
-        <w:ind w:left="5040" w:hanging="360"/>
-      </w:pPr>
-      <w:rPr>
-        <w:rFonts w:ascii="Wingdings" w:hAnsi="Wingdings" w:hint="default"/>
-        <w:sz w:val="20"/>
-      </w:rPr>
-    </w:lvl>
-    <w:lvl w:ilvl="7" w:tentative="1">
-      <w:start w:val="1"/>
-      <w:numFmt w:val="bullet"/>
-      <w:lvlText w:val=""/>
-      <w:lvlJc w:val="left"/>
-      <w:pPr>
-        <w:tabs>
-          <w:tab w:val="num" w:pos="5760"/>
-        </w:tabs>
-        <w:ind w:left="5760" w:hanging="360"/>
-      </w:pPr>
-      <w:rPr>
-        <w:rFonts w:ascii="Wingdings" w:hAnsi="Wingdings" w:hint="default"/>
-        <w:sz w:val="20"/>
-      </w:rPr>
-    </w:lvl>
-    <w:lvl w:ilvl="8" w:tentative="1">
-      <w:start w:val="1"/>
-      <w:numFmt w:val="bullet"/>
-      <w:lvlText w:val=""/>
-      <w:lvlJc w:val="left"/>
-      <w:pPr>
-        <w:tabs>
-          <w:tab w:val="num" w:pos="6480"/>
-        </w:tabs>
-        <w:ind w:left="6480" w:hanging="360"/>
-      </w:pPr>
-      <w:rPr>
-        <w:rFonts w:ascii="Wingdings" w:hAnsi="Wingdings" w:hint="default"/>
-        <w:sz w:val="20"/>
-      </w:rPr>
-    </w:lvl>
-  </w:abstractNum>
-  <w:abstractNum w:abstractNumId="30" w15:restartNumberingAfterBreak="0">
-    <w:nsid w:val="375916AA"/>
-    <w:multiLevelType w:val="multilevel"/>
-    <w:tmpl w:val="60480FD0"/>
-    <w:lvl w:ilvl="0">
-      <w:start w:val="1"/>
-      <w:numFmt w:val="bullet"/>
-      <w:lvlText w:val=""/>
-      <w:lvlJc w:val="left"/>
-      <w:pPr>
-        <w:tabs>
-          <w:tab w:val="num" w:pos="720"/>
-        </w:tabs>
-        <w:ind w:left="720" w:hanging="360"/>
-      </w:pPr>
-      <w:rPr>
-        <w:rFonts w:ascii="Symbol" w:hAnsi="Symbol" w:hint="default"/>
-        <w:sz w:val="20"/>
-      </w:rPr>
-    </w:lvl>
-    <w:lvl w:ilvl="1" w:tentative="1">
-      <w:start w:val="1"/>
-      <w:numFmt w:val="bullet"/>
-      <w:lvlText w:val="o"/>
-      <w:lvlJc w:val="left"/>
-      <w:pPr>
-        <w:tabs>
-          <w:tab w:val="num" w:pos="1440"/>
-        </w:tabs>
-        <w:ind w:left="1440" w:hanging="360"/>
-      </w:pPr>
-      <w:rPr>
-        <w:rFonts w:ascii="Courier New" w:hAnsi="Courier New" w:hint="default"/>
-        <w:sz w:val="20"/>
-      </w:rPr>
-    </w:lvl>
-    <w:lvl w:ilvl="2" w:tentative="1">
-      <w:start w:val="1"/>
-      <w:numFmt w:val="bullet"/>
-      <w:lvlText w:val=""/>
-      <w:lvlJc w:val="left"/>
-      <w:pPr>
-        <w:tabs>
-          <w:tab w:val="num" w:pos="2160"/>
-        </w:tabs>
-        <w:ind w:left="2160" w:hanging="360"/>
-      </w:pPr>
-      <w:rPr>
-        <w:rFonts w:ascii="Wingdings" w:hAnsi="Wingdings" w:hint="default"/>
-        <w:sz w:val="20"/>
-      </w:rPr>
-    </w:lvl>
-    <w:lvl w:ilvl="3" w:tentative="1">
-      <w:start w:val="1"/>
-      <w:numFmt w:val="bullet"/>
-      <w:lvlText w:val=""/>
-      <w:lvlJc w:val="left"/>
-      <w:pPr>
-        <w:tabs>
-          <w:tab w:val="num" w:pos="2880"/>
-        </w:tabs>
-        <w:ind w:left="2880" w:hanging="360"/>
-      </w:pPr>
-      <w:rPr>
-        <w:rFonts w:ascii="Wingdings" w:hAnsi="Wingdings" w:hint="default"/>
-        <w:sz w:val="20"/>
-      </w:rPr>
-    </w:lvl>
-    <w:lvl w:ilvl="4" w:tentative="1">
-      <w:start w:val="1"/>
-      <w:numFmt w:val="bullet"/>
-      <w:lvlText w:val=""/>
-      <w:lvlJc w:val="left"/>
-      <w:pPr>
-        <w:tabs>
-          <w:tab w:val="num" w:pos="3600"/>
-        </w:tabs>
-        <w:ind w:left="3600" w:hanging="360"/>
-      </w:pPr>
-      <w:rPr>
-        <w:rFonts w:ascii="Wingdings" w:hAnsi="Wingdings" w:hint="default"/>
-        <w:sz w:val="20"/>
-      </w:rPr>
-    </w:lvl>
-    <w:lvl w:ilvl="5" w:tentative="1">
-      <w:start w:val="1"/>
-      <w:numFmt w:val="bullet"/>
-      <w:lvlText w:val=""/>
-      <w:lvlJc w:val="left"/>
-      <w:pPr>
-        <w:tabs>
-          <w:tab w:val="num" w:pos="4320"/>
-        </w:tabs>
-        <w:ind w:left="4320" w:hanging="360"/>
-      </w:pPr>
-      <w:rPr>
-        <w:rFonts w:ascii="Wingdings" w:hAnsi="Wingdings" w:hint="default"/>
-        <w:sz w:val="20"/>
-      </w:rPr>
-    </w:lvl>
-    <w:lvl w:ilvl="6" w:tentative="1">
-      <w:start w:val="1"/>
-      <w:numFmt w:val="bullet"/>
-      <w:lvlText w:val=""/>
-      <w:lvlJc w:val="left"/>
-      <w:pPr>
-        <w:tabs>
-          <w:tab w:val="num" w:pos="5040"/>
-        </w:tabs>
-        <w:ind w:left="5040" w:hanging="360"/>
-      </w:pPr>
-      <w:rPr>
-        <w:rFonts w:ascii="Wingdings" w:hAnsi="Wingdings" w:hint="default"/>
-        <w:sz w:val="20"/>
-      </w:rPr>
-    </w:lvl>
-    <w:lvl w:ilvl="7" w:tentative="1">
-      <w:start w:val="1"/>
-      <w:numFmt w:val="bullet"/>
-      <w:lvlText w:val=""/>
-      <w:lvlJc w:val="left"/>
-      <w:pPr>
-        <w:tabs>
-          <w:tab w:val="num" w:pos="5760"/>
-        </w:tabs>
-        <w:ind w:left="5760" w:hanging="360"/>
-      </w:pPr>
-      <w:rPr>
-        <w:rFonts w:ascii="Wingdings" w:hAnsi="Wingdings" w:hint="default"/>
-        <w:sz w:val="20"/>
-      </w:rPr>
-    </w:lvl>
-    <w:lvl w:ilvl="8" w:tentative="1">
-      <w:start w:val="1"/>
-      <w:numFmt w:val="bullet"/>
-      <w:lvlText w:val=""/>
-      <w:lvlJc w:val="left"/>
-      <w:pPr>
-        <w:tabs>
-          <w:tab w:val="num" w:pos="6480"/>
-        </w:tabs>
-        <w:ind w:left="6480" w:hanging="360"/>
-      </w:pPr>
-      <w:rPr>
-        <w:rFonts w:ascii="Wingdings" w:hAnsi="Wingdings" w:hint="default"/>
-        <w:sz w:val="20"/>
-      </w:rPr>
-    </w:lvl>
-  </w:abstractNum>
-  <w:abstractNum w:abstractNumId="31" w15:restartNumberingAfterBreak="0">
-    <w:nsid w:val="39955038"/>
-    <w:multiLevelType w:val="hybridMultilevel"/>
-    <w:tmpl w:val="C1F6971E"/>
-    <w:lvl w:ilvl="0" w:tplc="D13EDA60">
-      <w:start w:val="1"/>
-      <w:numFmt w:val="decimal"/>
-      <w:lvlText w:val="%1."/>
-      <w:lvlJc w:val="left"/>
-      <w:pPr>
-        <w:ind w:left="360" w:hanging="360"/>
-      </w:pPr>
-    </w:lvl>
-    <w:lvl w:ilvl="1" w:tplc="47FC03A0">
-      <w:start w:val="1"/>
-      <w:numFmt w:val="lowerLetter"/>
-      <w:lvlText w:val="%2."/>
-      <w:lvlJc w:val="left"/>
-      <w:pPr>
-        <w:ind w:left="1440" w:hanging="360"/>
-      </w:pPr>
-    </w:lvl>
-    <w:lvl w:ilvl="2" w:tplc="7110EFC0">
-      <w:start w:val="1"/>
-      <w:numFmt w:val="lowerRoman"/>
-      <w:lvlText w:val="%3."/>
-      <w:lvlJc w:val="right"/>
-      <w:pPr>
-        <w:ind w:left="2160" w:hanging="180"/>
-      </w:pPr>
-    </w:lvl>
-    <w:lvl w:ilvl="3" w:tplc="3D461F36">
-      <w:start w:val="1"/>
-      <w:numFmt w:val="decimal"/>
-      <w:lvlText w:val="%4."/>
-      <w:lvlJc w:val="left"/>
-      <w:pPr>
-        <w:ind w:left="2880" w:hanging="360"/>
-      </w:pPr>
-    </w:lvl>
-    <w:lvl w:ilvl="4" w:tplc="AF0AC076">
-      <w:start w:val="1"/>
-      <w:numFmt w:val="lowerLetter"/>
-      <w:lvlText w:val="%5."/>
-      <w:lvlJc w:val="left"/>
-      <w:pPr>
-        <w:ind w:left="3600" w:hanging="360"/>
-      </w:pPr>
-    </w:lvl>
-    <w:lvl w:ilvl="5" w:tplc="EE5AB578">
-      <w:start w:val="1"/>
-      <w:numFmt w:val="lowerRoman"/>
-      <w:lvlText w:val="%6."/>
-      <w:lvlJc w:val="right"/>
-      <w:pPr>
-        <w:ind w:left="4320" w:hanging="180"/>
-      </w:pPr>
-    </w:lvl>
-    <w:lvl w:ilvl="6" w:tplc="698CAF8C">
-      <w:start w:val="1"/>
-      <w:numFmt w:val="decimal"/>
-      <w:lvlText w:val="%7."/>
-      <w:lvlJc w:val="left"/>
-      <w:pPr>
-        <w:ind w:left="5040" w:hanging="360"/>
-      </w:pPr>
-    </w:lvl>
-    <w:lvl w:ilvl="7" w:tplc="130AC0D6">
-      <w:start w:val="1"/>
-      <w:numFmt w:val="lowerLetter"/>
-      <w:lvlText w:val="%8."/>
-      <w:lvlJc w:val="left"/>
-      <w:pPr>
-        <w:ind w:left="5760" w:hanging="360"/>
-      </w:pPr>
-    </w:lvl>
-    <w:lvl w:ilvl="8" w:tplc="5690268A">
-      <w:start w:val="1"/>
-      <w:numFmt w:val="lowerRoman"/>
-      <w:lvlText w:val="%9."/>
-      <w:lvlJc w:val="right"/>
-      <w:pPr>
-        <w:ind w:left="6480" w:hanging="180"/>
-      </w:pPr>
-    </w:lvl>
-  </w:abstractNum>
-  <w:abstractNum w:abstractNumId="32" w15:restartNumberingAfterBreak="0">
-    <w:nsid w:val="3CA11C2C"/>
-    <w:multiLevelType w:val="multilevel"/>
-    <w:tmpl w:val="E37CC3B4"/>
-    <w:lvl w:ilvl="0">
-      <w:start w:val="1"/>
-      <w:numFmt w:val="bullet"/>
-      <w:lvlText w:val=""/>
-      <w:lvlJc w:val="left"/>
-      <w:pPr>
-        <w:tabs>
-          <w:tab w:val="num" w:pos="720"/>
-        </w:tabs>
-        <w:ind w:left="720" w:hanging="360"/>
-      </w:pPr>
-      <w:rPr>
-        <w:rFonts w:ascii="Symbol" w:hAnsi="Symbol" w:hint="default"/>
-        <w:sz w:val="20"/>
-      </w:rPr>
-    </w:lvl>
-    <w:lvl w:ilvl="1" w:tentative="1">
-      <w:start w:val="1"/>
-      <w:numFmt w:val="bullet"/>
-      <w:lvlText w:val="o"/>
-      <w:lvlJc w:val="left"/>
-      <w:pPr>
-        <w:tabs>
-          <w:tab w:val="num" w:pos="1440"/>
-        </w:tabs>
-        <w:ind w:left="1440" w:hanging="360"/>
-      </w:pPr>
-      <w:rPr>
-        <w:rFonts w:ascii="Courier New" w:hAnsi="Courier New" w:hint="default"/>
-        <w:sz w:val="20"/>
-      </w:rPr>
-    </w:lvl>
-    <w:lvl w:ilvl="2" w:tentative="1">
-      <w:start w:val="1"/>
-      <w:numFmt w:val="bullet"/>
-      <w:lvlText w:val=""/>
-      <w:lvlJc w:val="left"/>
-      <w:pPr>
-        <w:tabs>
-          <w:tab w:val="num" w:pos="2160"/>
-        </w:tabs>
-        <w:ind w:left="2160" w:hanging="360"/>
-      </w:pPr>
-      <w:rPr>
-        <w:rFonts w:ascii="Wingdings" w:hAnsi="Wingdings" w:hint="default"/>
-        <w:sz w:val="20"/>
-      </w:rPr>
-    </w:lvl>
-    <w:lvl w:ilvl="3" w:tentative="1">
-      <w:start w:val="1"/>
-      <w:numFmt w:val="bullet"/>
-      <w:lvlText w:val=""/>
-      <w:lvlJc w:val="left"/>
-      <w:pPr>
-        <w:tabs>
-          <w:tab w:val="num" w:pos="2880"/>
-        </w:tabs>
-        <w:ind w:left="2880" w:hanging="360"/>
-      </w:pPr>
-      <w:rPr>
-        <w:rFonts w:ascii="Wingdings" w:hAnsi="Wingdings" w:hint="default"/>
-        <w:sz w:val="20"/>
-      </w:rPr>
-    </w:lvl>
-    <w:lvl w:ilvl="4" w:tentative="1">
-      <w:start w:val="1"/>
-      <w:numFmt w:val="bullet"/>
-      <w:lvlText w:val=""/>
-      <w:lvlJc w:val="left"/>
-      <w:pPr>
-        <w:tabs>
-          <w:tab w:val="num" w:pos="3600"/>
-        </w:tabs>
-        <w:ind w:left="3600" w:hanging="360"/>
-      </w:pPr>
-      <w:rPr>
-        <w:rFonts w:ascii="Wingdings" w:hAnsi="Wingdings" w:hint="default"/>
-        <w:sz w:val="20"/>
-      </w:rPr>
-    </w:lvl>
-    <w:lvl w:ilvl="5" w:tentative="1">
-      <w:start w:val="1"/>
-      <w:numFmt w:val="bullet"/>
-      <w:lvlText w:val=""/>
-      <w:lvlJc w:val="left"/>
-      <w:pPr>
-        <w:tabs>
-          <w:tab w:val="num" w:pos="4320"/>
-        </w:tabs>
-        <w:ind w:left="4320" w:hanging="360"/>
-      </w:pPr>
-      <w:rPr>
-        <w:rFonts w:ascii="Wingdings" w:hAnsi="Wingdings" w:hint="default"/>
-        <w:sz w:val="20"/>
-      </w:rPr>
-    </w:lvl>
-    <w:lvl w:ilvl="6" w:tentative="1">
-      <w:start w:val="1"/>
-      <w:numFmt w:val="bullet"/>
-      <w:lvlText w:val=""/>
-      <w:lvlJc w:val="left"/>
-      <w:pPr>
-        <w:tabs>
-          <w:tab w:val="num" w:pos="5040"/>
-        </w:tabs>
-        <w:ind w:left="5040" w:hanging="360"/>
-      </w:pPr>
-      <w:rPr>
-        <w:rFonts w:ascii="Wingdings" w:hAnsi="Wingdings" w:hint="default"/>
-        <w:sz w:val="20"/>
-      </w:rPr>
-    </w:lvl>
-    <w:lvl w:ilvl="7" w:tentative="1">
-      <w:start w:val="1"/>
-      <w:numFmt w:val="bullet"/>
-      <w:lvlText w:val=""/>
-      <w:lvlJc w:val="left"/>
-      <w:pPr>
-        <w:tabs>
-          <w:tab w:val="num" w:pos="5760"/>
-        </w:tabs>
-        <w:ind w:left="5760" w:hanging="360"/>
-      </w:pPr>
-      <w:rPr>
-        <w:rFonts w:ascii="Wingdings" w:hAnsi="Wingdings" w:hint="default"/>
-        <w:sz w:val="20"/>
-      </w:rPr>
-    </w:lvl>
-    <w:lvl w:ilvl="8" w:tentative="1">
-      <w:start w:val="1"/>
-      <w:numFmt w:val="bullet"/>
-      <w:lvlText w:val=""/>
-      <w:lvlJc w:val="left"/>
-      <w:pPr>
-        <w:tabs>
-          <w:tab w:val="num" w:pos="6480"/>
-        </w:tabs>
-        <w:ind w:left="6480" w:hanging="360"/>
-      </w:pPr>
-      <w:rPr>
-        <w:rFonts w:ascii="Wingdings" w:hAnsi="Wingdings" w:hint="default"/>
-        <w:sz w:val="20"/>
-      </w:rPr>
-    </w:lvl>
-  </w:abstractNum>
-  <w:abstractNum w:abstractNumId="33" w15:restartNumberingAfterBreak="0">
-    <w:nsid w:val="3E0931E3"/>
-    <w:multiLevelType w:val="multilevel"/>
-    <w:tmpl w:val="0FA81AD4"/>
-    <w:lvl w:ilvl="0">
-      <w:start w:val="1"/>
-      <w:numFmt w:val="bullet"/>
-      <w:lvlText w:val=""/>
-      <w:lvlJc w:val="left"/>
-      <w:pPr>
-        <w:tabs>
-          <w:tab w:val="num" w:pos="720"/>
-        </w:tabs>
-        <w:ind w:left="720" w:hanging="360"/>
-      </w:pPr>
-      <w:rPr>
-        <w:rFonts w:ascii="Symbol" w:hAnsi="Symbol" w:hint="default"/>
-        <w:sz w:val="20"/>
-      </w:rPr>
-    </w:lvl>
-    <w:lvl w:ilvl="1" w:tentative="1">
-      <w:start w:val="1"/>
-      <w:numFmt w:val="bullet"/>
-      <w:lvlText w:val="o"/>
-      <w:lvlJc w:val="left"/>
-      <w:pPr>
-        <w:tabs>
-          <w:tab w:val="num" w:pos="1440"/>
-        </w:tabs>
-        <w:ind w:left="1440" w:hanging="360"/>
-      </w:pPr>
-      <w:rPr>
-        <w:rFonts w:ascii="Courier New" w:hAnsi="Courier New" w:hint="default"/>
-        <w:sz w:val="20"/>
-      </w:rPr>
-    </w:lvl>
-    <w:lvl w:ilvl="2" w:tentative="1">
-      <w:start w:val="1"/>
-      <w:numFmt w:val="bullet"/>
-      <w:lvlText w:val=""/>
-      <w:lvlJc w:val="left"/>
-      <w:pPr>
-        <w:tabs>
-          <w:tab w:val="num" w:pos="2160"/>
-        </w:tabs>
-        <w:ind w:left="2160" w:hanging="360"/>
-      </w:pPr>
-      <w:rPr>
-        <w:rFonts w:ascii="Wingdings" w:hAnsi="Wingdings" w:hint="default"/>
-        <w:sz w:val="20"/>
-      </w:rPr>
-    </w:lvl>
-    <w:lvl w:ilvl="3" w:tentative="1">
-      <w:start w:val="1"/>
-      <w:numFmt w:val="bullet"/>
-      <w:lvlText w:val=""/>
-      <w:lvlJc w:val="left"/>
-      <w:pPr>
-        <w:tabs>
-          <w:tab w:val="num" w:pos="2880"/>
-        </w:tabs>
-        <w:ind w:left="2880" w:hanging="360"/>
-      </w:pPr>
-      <w:rPr>
-        <w:rFonts w:ascii="Wingdings" w:hAnsi="Wingdings" w:hint="default"/>
-        <w:sz w:val="20"/>
-      </w:rPr>
-    </w:lvl>
-    <w:lvl w:ilvl="4" w:tentative="1">
-      <w:start w:val="1"/>
-      <w:numFmt w:val="bullet"/>
-      <w:lvlText w:val=""/>
-      <w:lvlJc w:val="left"/>
-      <w:pPr>
-        <w:tabs>
-          <w:tab w:val="num" w:pos="3600"/>
-        </w:tabs>
-        <w:ind w:left="3600" w:hanging="360"/>
-      </w:pPr>
-      <w:rPr>
-        <w:rFonts w:ascii="Wingdings" w:hAnsi="Wingdings" w:hint="default"/>
-        <w:sz w:val="20"/>
-      </w:rPr>
-    </w:lvl>
-    <w:lvl w:ilvl="5" w:tentative="1">
-      <w:start w:val="1"/>
-      <w:numFmt w:val="bullet"/>
-      <w:lvlText w:val=""/>
-      <w:lvlJc w:val="left"/>
-      <w:pPr>
-        <w:tabs>
-          <w:tab w:val="num" w:pos="4320"/>
-        </w:tabs>
-        <w:ind w:left="4320" w:hanging="360"/>
-      </w:pPr>
-      <w:rPr>
-        <w:rFonts w:ascii="Wingdings" w:hAnsi="Wingdings" w:hint="default"/>
-        <w:sz w:val="20"/>
-      </w:rPr>
-    </w:lvl>
-    <w:lvl w:ilvl="6" w:tentative="1">
-      <w:start w:val="1"/>
-      <w:numFmt w:val="bullet"/>
-      <w:lvlText w:val=""/>
-      <w:lvlJc w:val="left"/>
-      <w:pPr>
-        <w:tabs>
-          <w:tab w:val="num" w:pos="5040"/>
-        </w:tabs>
-        <w:ind w:left="5040" w:hanging="360"/>
-      </w:pPr>
-      <w:rPr>
-        <w:rFonts w:ascii="Wingdings" w:hAnsi="Wingdings" w:hint="default"/>
-        <w:sz w:val="20"/>
-      </w:rPr>
-    </w:lvl>
-    <w:lvl w:ilvl="7" w:tentative="1">
-      <w:start w:val="1"/>
-      <w:numFmt w:val="bullet"/>
-      <w:lvlText w:val=""/>
-      <w:lvlJc w:val="left"/>
-      <w:pPr>
-        <w:tabs>
-          <w:tab w:val="num" w:pos="5760"/>
-        </w:tabs>
-        <w:ind w:left="5760" w:hanging="360"/>
-      </w:pPr>
-      <w:rPr>
-        <w:rFonts w:ascii="Wingdings" w:hAnsi="Wingdings" w:hint="default"/>
-        <w:sz w:val="20"/>
-      </w:rPr>
-    </w:lvl>
-    <w:lvl w:ilvl="8" w:tentative="1">
-      <w:start w:val="1"/>
-      <w:numFmt w:val="bullet"/>
-      <w:lvlText w:val=""/>
-      <w:lvlJc w:val="left"/>
-      <w:pPr>
-        <w:tabs>
-          <w:tab w:val="num" w:pos="6480"/>
-        </w:tabs>
-        <w:ind w:left="6480" w:hanging="360"/>
-      </w:pPr>
-      <w:rPr>
-        <w:rFonts w:ascii="Wingdings" w:hAnsi="Wingdings" w:hint="default"/>
-        <w:sz w:val="20"/>
-      </w:rPr>
-    </w:lvl>
-  </w:abstractNum>
-  <w:abstractNum w:abstractNumId="34" w15:restartNumberingAfterBreak="0">
-    <w:nsid w:val="3EF65FB6"/>
-    <w:multiLevelType w:val="hybridMultilevel"/>
-    <w:tmpl w:val="DD06C550"/>
-    <w:lvl w:ilvl="0" w:tplc="087AA148">
-      <w:start w:val="1"/>
-      <w:numFmt w:val="decimal"/>
-      <w:lvlText w:val="%1."/>
-      <w:lvlJc w:val="left"/>
-      <w:pPr>
-        <w:ind w:left="360" w:hanging="360"/>
-      </w:pPr>
-    </w:lvl>
-    <w:lvl w:ilvl="1" w:tplc="B1DCC082">
-      <w:start w:val="1"/>
-      <w:numFmt w:val="lowerLetter"/>
-      <w:lvlText w:val="%2."/>
-      <w:lvlJc w:val="left"/>
-      <w:pPr>
-        <w:ind w:left="1440" w:hanging="360"/>
-      </w:pPr>
-    </w:lvl>
-    <w:lvl w:ilvl="2" w:tplc="CB54FBAE">
-      <w:start w:val="1"/>
-      <w:numFmt w:val="lowerRoman"/>
-      <w:lvlText w:val="%3."/>
-      <w:lvlJc w:val="right"/>
-      <w:pPr>
-        <w:ind w:left="2160" w:hanging="180"/>
-      </w:pPr>
-    </w:lvl>
-    <w:lvl w:ilvl="3" w:tplc="F508F0AA">
-      <w:start w:val="1"/>
-      <w:numFmt w:val="decimal"/>
-      <w:lvlText w:val="%4."/>
-      <w:lvlJc w:val="left"/>
-      <w:pPr>
-        <w:ind w:left="2880" w:hanging="360"/>
-      </w:pPr>
-    </w:lvl>
-    <w:lvl w:ilvl="4" w:tplc="565C85CC">
-      <w:start w:val="1"/>
-      <w:numFmt w:val="lowerLetter"/>
-      <w:lvlText w:val="%5."/>
-      <w:lvlJc w:val="left"/>
-      <w:pPr>
-        <w:ind w:left="3600" w:hanging="360"/>
-      </w:pPr>
-    </w:lvl>
-    <w:lvl w:ilvl="5" w:tplc="59ACAFF2">
-      <w:start w:val="1"/>
-      <w:numFmt w:val="lowerRoman"/>
-      <w:lvlText w:val="%6."/>
-      <w:lvlJc w:val="right"/>
-      <w:pPr>
-        <w:ind w:left="4320" w:hanging="180"/>
-      </w:pPr>
-    </w:lvl>
-    <w:lvl w:ilvl="6" w:tplc="675E04A6">
-      <w:start w:val="1"/>
-      <w:numFmt w:val="decimal"/>
-      <w:lvlText w:val="%7."/>
-      <w:lvlJc w:val="left"/>
-      <w:pPr>
-        <w:ind w:left="5040" w:hanging="360"/>
-      </w:pPr>
-    </w:lvl>
-    <w:lvl w:ilvl="7" w:tplc="A616342C">
-      <w:start w:val="1"/>
-      <w:numFmt w:val="lowerLetter"/>
-      <w:lvlText w:val="%8."/>
-      <w:lvlJc w:val="left"/>
-      <w:pPr>
-        <w:ind w:left="5760" w:hanging="360"/>
-      </w:pPr>
-    </w:lvl>
-    <w:lvl w:ilvl="8" w:tplc="DB223F98">
-      <w:start w:val="1"/>
-      <w:numFmt w:val="lowerRoman"/>
-      <w:lvlText w:val="%9."/>
-      <w:lvlJc w:val="right"/>
-      <w:pPr>
-        <w:ind w:left="6480" w:hanging="180"/>
-      </w:pPr>
-    </w:lvl>
-  </w:abstractNum>
-  <w:abstractNum w:abstractNumId="35" w15:restartNumberingAfterBreak="0">
-    <w:nsid w:val="40A40ABA"/>
-    <w:multiLevelType w:val="hybridMultilevel"/>
-    <w:tmpl w:val="35BE0E8E"/>
-    <w:lvl w:ilvl="0" w:tplc="4C84B2C8">
-      <w:start w:val="1"/>
-      <w:numFmt w:val="decimal"/>
-      <w:lvlText w:val="%1."/>
-      <w:lvlJc w:val="left"/>
-      <w:pPr>
-        <w:ind w:left="360" w:hanging="360"/>
-      </w:pPr>
-      <w:rPr>
-        <w:rFonts w:hint="default"/>
-      </w:rPr>
-    </w:lvl>
-    <w:lvl w:ilvl="1" w:tplc="04090001">
-      <w:start w:val="1"/>
-      <w:numFmt w:val="bullet"/>
-      <w:lvlText w:val=""/>
-      <w:lvlJc w:val="left"/>
-      <w:pPr>
-        <w:ind w:left="960" w:hanging="480"/>
-      </w:pPr>
-      <w:rPr>
-        <w:rFonts w:ascii="Wingdings" w:hAnsi="Wingdings" w:hint="default"/>
-      </w:rPr>
-    </w:lvl>
-    <w:lvl w:ilvl="2" w:tplc="0409001B" w:tentative="1">
-      <w:start w:val="1"/>
-      <w:numFmt w:val="lowerRoman"/>
-      <w:lvlText w:val="%3."/>
-      <w:lvlJc w:val="right"/>
-      <w:pPr>
-        <w:ind w:left="1440" w:hanging="480"/>
-      </w:pPr>
-    </w:lvl>
-    <w:lvl w:ilvl="3" w:tplc="0409000F" w:tentative="1">
-      <w:start w:val="1"/>
-      <w:numFmt w:val="decimal"/>
-      <w:lvlText w:val="%4."/>
-      <w:lvlJc w:val="left"/>
-      <w:pPr>
-        <w:ind w:left="1920" w:hanging="480"/>
-      </w:pPr>
-    </w:lvl>
-    <w:lvl w:ilvl="4" w:tplc="04090019" w:tentative="1">
-      <w:start w:val="1"/>
-      <w:numFmt w:val="ideographTraditional"/>
-      <w:lvlText w:val="%5、"/>
-      <w:lvlJc w:val="left"/>
-      <w:pPr>
-        <w:ind w:left="2400" w:hanging="480"/>
-      </w:pPr>
-    </w:lvl>
-    <w:lvl w:ilvl="5" w:tplc="0409001B" w:tentative="1">
-      <w:start w:val="1"/>
-      <w:numFmt w:val="lowerRoman"/>
-      <w:lvlText w:val="%6."/>
-      <w:lvlJc w:val="right"/>
-      <w:pPr>
-        <w:ind w:left="2880" w:hanging="480"/>
-      </w:pPr>
-    </w:lvl>
-    <w:lvl w:ilvl="6" w:tplc="0409000F" w:tentative="1">
-      <w:start w:val="1"/>
-      <w:numFmt w:val="decimal"/>
-      <w:lvlText w:val="%7."/>
-      <w:lvlJc w:val="left"/>
-      <w:pPr>
-        <w:ind w:left="3360" w:hanging="480"/>
-      </w:pPr>
-    </w:lvl>
-    <w:lvl w:ilvl="7" w:tplc="04090019" w:tentative="1">
-      <w:start w:val="1"/>
-      <w:numFmt w:val="ideographTraditional"/>
-      <w:lvlText w:val="%8、"/>
-      <w:lvlJc w:val="left"/>
-      <w:pPr>
-        <w:ind w:left="3840" w:hanging="480"/>
-      </w:pPr>
-    </w:lvl>
-    <w:lvl w:ilvl="8" w:tplc="0409001B" w:tentative="1">
-      <w:start w:val="1"/>
-      <w:numFmt w:val="lowerRoman"/>
-      <w:lvlText w:val="%9."/>
-      <w:lvlJc w:val="right"/>
-      <w:pPr>
-        <w:ind w:left="4320" w:hanging="480"/>
-      </w:pPr>
-    </w:lvl>
-  </w:abstractNum>
-  <w:abstractNum w:abstractNumId="36" w15:restartNumberingAfterBreak="0">
-    <w:nsid w:val="42CC4B88"/>
-    <w:multiLevelType w:val="multilevel"/>
-    <w:tmpl w:val="D7768BDC"/>
-    <w:lvl w:ilvl="0">
-      <w:start w:val="1"/>
-      <w:numFmt w:val="bullet"/>
-      <w:lvlText w:val=""/>
-      <w:lvlJc w:val="left"/>
-      <w:pPr>
-        <w:tabs>
-          <w:tab w:val="num" w:pos="720"/>
-        </w:tabs>
-        <w:ind w:left="720" w:hanging="360"/>
-      </w:pPr>
-      <w:rPr>
-        <w:rFonts w:ascii="Symbol" w:hAnsi="Symbol" w:hint="default"/>
-        <w:sz w:val="20"/>
-      </w:rPr>
-    </w:lvl>
-    <w:lvl w:ilvl="1" w:tentative="1">
-      <w:start w:val="1"/>
-      <w:numFmt w:val="bullet"/>
-      <w:lvlText w:val="o"/>
-      <w:lvlJc w:val="left"/>
-      <w:pPr>
-        <w:tabs>
-          <w:tab w:val="num" w:pos="1440"/>
-        </w:tabs>
-        <w:ind w:left="1440" w:hanging="360"/>
-      </w:pPr>
-      <w:rPr>
-        <w:rFonts w:ascii="Courier New" w:hAnsi="Courier New" w:hint="default"/>
-        <w:sz w:val="20"/>
-      </w:rPr>
-    </w:lvl>
-    <w:lvl w:ilvl="2" w:tentative="1">
-      <w:start w:val="1"/>
-      <w:numFmt w:val="bullet"/>
-      <w:lvlText w:val=""/>
-      <w:lvlJc w:val="left"/>
-      <w:pPr>
-        <w:tabs>
-          <w:tab w:val="num" w:pos="2160"/>
-        </w:tabs>
-        <w:ind w:left="2160" w:hanging="360"/>
-      </w:pPr>
-      <w:rPr>
-        <w:rFonts w:ascii="Wingdings" w:hAnsi="Wingdings" w:hint="default"/>
-        <w:sz w:val="20"/>
-      </w:rPr>
-    </w:lvl>
-    <w:lvl w:ilvl="3" w:tentative="1">
-      <w:start w:val="1"/>
-      <w:numFmt w:val="bullet"/>
-      <w:lvlText w:val=""/>
-      <w:lvlJc w:val="left"/>
-      <w:pPr>
-        <w:tabs>
-          <w:tab w:val="num" w:pos="2880"/>
-        </w:tabs>
-        <w:ind w:left="2880" w:hanging="360"/>
-      </w:pPr>
-      <w:rPr>
-        <w:rFonts w:ascii="Wingdings" w:hAnsi="Wingdings" w:hint="default"/>
-        <w:sz w:val="20"/>
-      </w:rPr>
-    </w:lvl>
-    <w:lvl w:ilvl="4" w:tentative="1">
-      <w:start w:val="1"/>
-      <w:numFmt w:val="bullet"/>
-      <w:lvlText w:val=""/>
-      <w:lvlJc w:val="left"/>
-      <w:pPr>
-        <w:tabs>
-          <w:tab w:val="num" w:pos="3600"/>
-        </w:tabs>
-        <w:ind w:left="3600" w:hanging="360"/>
-      </w:pPr>
-      <w:rPr>
-        <w:rFonts w:ascii="Wingdings" w:hAnsi="Wingdings" w:hint="default"/>
-        <w:sz w:val="20"/>
-      </w:rPr>
-    </w:lvl>
-    <w:lvl w:ilvl="5" w:tentative="1">
-      <w:start w:val="1"/>
-      <w:numFmt w:val="bullet"/>
-      <w:lvlText w:val=""/>
-      <w:lvlJc w:val="left"/>
-      <w:pPr>
-        <w:tabs>
-          <w:tab w:val="num" w:pos="4320"/>
-        </w:tabs>
-        <w:ind w:left="4320" w:hanging="360"/>
-      </w:pPr>
-      <w:rPr>
-        <w:rFonts w:ascii="Wingdings" w:hAnsi="Wingdings" w:hint="default"/>
-        <w:sz w:val="20"/>
-      </w:rPr>
-    </w:lvl>
-    <w:lvl w:ilvl="6" w:tentative="1">
-      <w:start w:val="1"/>
-      <w:numFmt w:val="bullet"/>
-      <w:lvlText w:val=""/>
-      <w:lvlJc w:val="left"/>
-      <w:pPr>
-        <w:tabs>
-          <w:tab w:val="num" w:pos="5040"/>
-        </w:tabs>
-        <w:ind w:left="5040" w:hanging="360"/>
-      </w:pPr>
-      <w:rPr>
-        <w:rFonts w:ascii="Wingdings" w:hAnsi="Wingdings" w:hint="default"/>
-        <w:sz w:val="20"/>
-      </w:rPr>
-    </w:lvl>
-    <w:lvl w:ilvl="7" w:tentative="1">
-      <w:start w:val="1"/>
-      <w:numFmt w:val="bullet"/>
-      <w:lvlText w:val=""/>
-      <w:lvlJc w:val="left"/>
-      <w:pPr>
-        <w:tabs>
-          <w:tab w:val="num" w:pos="5760"/>
-        </w:tabs>
-        <w:ind w:left="5760" w:hanging="360"/>
-      </w:pPr>
-      <w:rPr>
-        <w:rFonts w:ascii="Wingdings" w:hAnsi="Wingdings" w:hint="default"/>
-        <w:sz w:val="20"/>
-      </w:rPr>
-    </w:lvl>
-    <w:lvl w:ilvl="8" w:tentative="1">
-      <w:start w:val="1"/>
-      <w:numFmt w:val="bullet"/>
-      <w:lvlText w:val=""/>
-      <w:lvlJc w:val="left"/>
-      <w:pPr>
-        <w:tabs>
-          <w:tab w:val="num" w:pos="6480"/>
-        </w:tabs>
-        <w:ind w:left="6480" w:hanging="360"/>
-      </w:pPr>
-      <w:rPr>
-        <w:rFonts w:ascii="Wingdings" w:hAnsi="Wingdings" w:hint="default"/>
-        <w:sz w:val="20"/>
-      </w:rPr>
-    </w:lvl>
-  </w:abstractNum>
-  <w:abstractNum w:abstractNumId="37" w15:restartNumberingAfterBreak="0">
-    <w:nsid w:val="4335C39C"/>
-    <w:multiLevelType w:val="hybridMultilevel"/>
-    <w:tmpl w:val="0AC6BA12"/>
-    <w:lvl w:ilvl="0" w:tplc="C3482F08">
-      <w:start w:val="1"/>
-      <w:numFmt w:val="decimal"/>
-      <w:lvlText w:val="%1."/>
-      <w:lvlJc w:val="left"/>
-      <w:pPr>
-        <w:ind w:left="360" w:hanging="360"/>
-      </w:pPr>
-    </w:lvl>
-    <w:lvl w:ilvl="1" w:tplc="959E5938">
-      <w:start w:val="1"/>
-      <w:numFmt w:val="bullet"/>
-      <w:lvlText w:val=""/>
-      <w:lvlJc w:val="left"/>
-      <w:pPr>
-        <w:ind w:left="960" w:hanging="480"/>
-      </w:pPr>
-      <w:rPr>
-        <w:rFonts w:ascii="Symbol" w:hAnsi="Symbol" w:hint="default"/>
-      </w:rPr>
-    </w:lvl>
-    <w:lvl w:ilvl="2" w:tplc="20E2C232">
-      <w:start w:val="1"/>
-      <w:numFmt w:val="lowerRoman"/>
-      <w:lvlText w:val="%3."/>
-      <w:lvlJc w:val="right"/>
-      <w:pPr>
-        <w:ind w:left="2160" w:hanging="180"/>
-      </w:pPr>
-    </w:lvl>
-    <w:lvl w:ilvl="3" w:tplc="B0A67D18">
-      <w:start w:val="1"/>
-      <w:numFmt w:val="decimal"/>
-      <w:lvlText w:val="%4."/>
-      <w:lvlJc w:val="left"/>
-      <w:pPr>
-        <w:ind w:left="2880" w:hanging="360"/>
-      </w:pPr>
-    </w:lvl>
-    <w:lvl w:ilvl="4" w:tplc="88E8C966">
-      <w:start w:val="1"/>
-      <w:numFmt w:val="lowerLetter"/>
-      <w:lvlText w:val="%5."/>
-      <w:lvlJc w:val="left"/>
-      <w:pPr>
-        <w:ind w:left="3600" w:hanging="360"/>
-      </w:pPr>
-    </w:lvl>
-    <w:lvl w:ilvl="5" w:tplc="DF72AB56">
-      <w:start w:val="1"/>
-      <w:numFmt w:val="lowerRoman"/>
-      <w:lvlText w:val="%6."/>
-      <w:lvlJc w:val="right"/>
-      <w:pPr>
-        <w:ind w:left="4320" w:hanging="180"/>
-      </w:pPr>
-    </w:lvl>
-    <w:lvl w:ilvl="6" w:tplc="868E5FB4">
-      <w:start w:val="1"/>
-      <w:numFmt w:val="decimal"/>
-      <w:lvlText w:val="%7."/>
-      <w:lvlJc w:val="left"/>
-      <w:pPr>
-        <w:ind w:left="5040" w:hanging="360"/>
-      </w:pPr>
-    </w:lvl>
-    <w:lvl w:ilvl="7" w:tplc="FF7A8764">
-      <w:start w:val="1"/>
-      <w:numFmt w:val="lowerLetter"/>
-      <w:lvlText w:val="%8."/>
-      <w:lvlJc w:val="left"/>
-      <w:pPr>
-        <w:ind w:left="5760" w:hanging="360"/>
-      </w:pPr>
-    </w:lvl>
-    <w:lvl w:ilvl="8" w:tplc="6C50A81A">
-      <w:start w:val="1"/>
-      <w:numFmt w:val="lowerRoman"/>
-      <w:lvlText w:val="%9."/>
-      <w:lvlJc w:val="right"/>
-      <w:pPr>
-        <w:ind w:left="6480" w:hanging="180"/>
-      </w:pPr>
-    </w:lvl>
-  </w:abstractNum>
-  <w:abstractNum w:abstractNumId="38" w15:restartNumberingAfterBreak="0">
-    <w:nsid w:val="445E82B5"/>
-    <w:multiLevelType w:val="hybridMultilevel"/>
-    <w:tmpl w:val="F894EA00"/>
-    <w:lvl w:ilvl="0" w:tplc="9A38F02A">
-      <w:start w:val="1"/>
-      <w:numFmt w:val="bullet"/>
-      <w:lvlText w:val=""/>
-      <w:lvlJc w:val="left"/>
-      <w:pPr>
-        <w:ind w:left="720" w:hanging="360"/>
-      </w:pPr>
-      <w:rPr>
-        <w:rFonts w:ascii="Symbol" w:hAnsi="Symbol" w:hint="default"/>
-      </w:rPr>
-    </w:lvl>
-    <w:lvl w:ilvl="1" w:tplc="1884FE02">
-      <w:start w:val="1"/>
-      <w:numFmt w:val="bullet"/>
-      <w:lvlText w:val="o"/>
-      <w:lvlJc w:val="left"/>
-      <w:pPr>
-        <w:ind w:left="1440" w:hanging="360"/>
-      </w:pPr>
-      <w:rPr>
-        <w:rFonts w:ascii="Courier New" w:hAnsi="Courier New" w:hint="default"/>
-      </w:rPr>
-    </w:lvl>
-    <w:lvl w:ilvl="2" w:tplc="54FCCDAA">
-      <w:start w:val="1"/>
-      <w:numFmt w:val="bullet"/>
-      <w:lvlText w:val=""/>
-      <w:lvlJc w:val="left"/>
-      <w:pPr>
-        <w:ind w:left="2160" w:hanging="360"/>
-      </w:pPr>
-      <w:rPr>
-        <w:rFonts w:ascii="Wingdings" w:hAnsi="Wingdings" w:hint="default"/>
-      </w:rPr>
-    </w:lvl>
-    <w:lvl w:ilvl="3" w:tplc="7BE68ABE">
-      <w:start w:val="1"/>
-      <w:numFmt w:val="bullet"/>
-      <w:lvlText w:val=""/>
-      <w:lvlJc w:val="left"/>
-      <w:pPr>
-        <w:ind w:left="2880" w:hanging="360"/>
-      </w:pPr>
-      <w:rPr>
-        <w:rFonts w:ascii="Symbol" w:hAnsi="Symbol" w:hint="default"/>
-      </w:rPr>
-    </w:lvl>
-    <w:lvl w:ilvl="4" w:tplc="25463D58">
-      <w:start w:val="1"/>
-      <w:numFmt w:val="bullet"/>
-      <w:lvlText w:val="o"/>
-      <w:lvlJc w:val="left"/>
-      <w:pPr>
-        <w:ind w:left="3600" w:hanging="360"/>
-      </w:pPr>
-      <w:rPr>
-        <w:rFonts w:ascii="Courier New" w:hAnsi="Courier New" w:hint="default"/>
-      </w:rPr>
-    </w:lvl>
-    <w:lvl w:ilvl="5" w:tplc="EDBCFF82">
-      <w:start w:val="1"/>
-      <w:numFmt w:val="bullet"/>
-      <w:lvlText w:val=""/>
-      <w:lvlJc w:val="left"/>
-      <w:pPr>
-        <w:ind w:left="4320" w:hanging="360"/>
-      </w:pPr>
-      <w:rPr>
-        <w:rFonts w:ascii="Wingdings" w:hAnsi="Wingdings" w:hint="default"/>
-      </w:rPr>
-    </w:lvl>
-    <w:lvl w:ilvl="6" w:tplc="BE3EF200">
-      <w:start w:val="1"/>
-      <w:numFmt w:val="bullet"/>
-      <w:lvlText w:val=""/>
-      <w:lvlJc w:val="left"/>
-      <w:pPr>
-        <w:ind w:left="5040" w:hanging="360"/>
-      </w:pPr>
-      <w:rPr>
-        <w:rFonts w:ascii="Symbol" w:hAnsi="Symbol" w:hint="default"/>
-      </w:rPr>
-    </w:lvl>
-    <w:lvl w:ilvl="7" w:tplc="76B80D56">
-      <w:start w:val="1"/>
-      <w:numFmt w:val="bullet"/>
-      <w:lvlText w:val="o"/>
-      <w:lvlJc w:val="left"/>
-      <w:pPr>
-        <w:ind w:left="5760" w:hanging="360"/>
-      </w:pPr>
-      <w:rPr>
-        <w:rFonts w:ascii="Courier New" w:hAnsi="Courier New" w:hint="default"/>
-      </w:rPr>
-    </w:lvl>
-    <w:lvl w:ilvl="8" w:tplc="FE687002">
-      <w:start w:val="1"/>
-      <w:numFmt w:val="bullet"/>
-      <w:lvlText w:val=""/>
-      <w:lvlJc w:val="left"/>
-      <w:pPr>
-        <w:ind w:left="6480" w:hanging="360"/>
-      </w:pPr>
-      <w:rPr>
-        <w:rFonts w:ascii="Wingdings" w:hAnsi="Wingdings" w:hint="default"/>
-      </w:rPr>
-    </w:lvl>
-  </w:abstractNum>
-  <w:abstractNum w:abstractNumId="39" w15:restartNumberingAfterBreak="0">
-    <w:nsid w:val="4635212D"/>
-    <w:multiLevelType w:val="hybridMultilevel"/>
-    <w:tmpl w:val="D902BC6C"/>
-    <w:lvl w:ilvl="0" w:tplc="5DA63CAA">
-      <w:start w:val="1"/>
-      <w:numFmt w:val="decimal"/>
-      <w:lvlText w:val="%1."/>
-      <w:lvlJc w:val="left"/>
-      <w:pPr>
-        <w:ind w:left="720" w:hanging="360"/>
-      </w:pPr>
-      <w:rPr>
-        <w:rFonts w:hint="default"/>
-      </w:rPr>
-    </w:lvl>
-    <w:lvl w:ilvl="1" w:tplc="04090019" w:tentative="1">
-      <w:start w:val="1"/>
-      <w:numFmt w:val="ideographTraditional"/>
-      <w:lvlText w:val="%2、"/>
-      <w:lvlJc w:val="left"/>
-      <w:pPr>
-        <w:ind w:left="1320" w:hanging="480"/>
-      </w:pPr>
-    </w:lvl>
-    <w:lvl w:ilvl="2" w:tplc="0409001B" w:tentative="1">
-      <w:start w:val="1"/>
-      <w:numFmt w:val="lowerRoman"/>
-      <w:lvlText w:val="%3."/>
-      <w:lvlJc w:val="right"/>
-      <w:pPr>
-        <w:ind w:left="1800" w:hanging="480"/>
-      </w:pPr>
-    </w:lvl>
-    <w:lvl w:ilvl="3" w:tplc="0409000F" w:tentative="1">
-      <w:start w:val="1"/>
-      <w:numFmt w:val="decimal"/>
-      <w:lvlText w:val="%4."/>
-      <w:lvlJc w:val="left"/>
-      <w:pPr>
-        <w:ind w:left="2280" w:hanging="480"/>
-      </w:pPr>
-    </w:lvl>
-    <w:lvl w:ilvl="4" w:tplc="04090019" w:tentative="1">
-      <w:start w:val="1"/>
-      <w:numFmt w:val="ideographTraditional"/>
-      <w:lvlText w:val="%5、"/>
-      <w:lvlJc w:val="left"/>
-      <w:pPr>
-        <w:ind w:left="2760" w:hanging="480"/>
-      </w:pPr>
-    </w:lvl>
-    <w:lvl w:ilvl="5" w:tplc="0409001B" w:tentative="1">
-      <w:start w:val="1"/>
-      <w:numFmt w:val="lowerRoman"/>
-      <w:lvlText w:val="%6."/>
-      <w:lvlJc w:val="right"/>
-      <w:pPr>
-        <w:ind w:left="3240" w:hanging="480"/>
-      </w:pPr>
-    </w:lvl>
-    <w:lvl w:ilvl="6" w:tplc="0409000F" w:tentative="1">
-      <w:start w:val="1"/>
-      <w:numFmt w:val="decimal"/>
-      <w:lvlText w:val="%7."/>
-      <w:lvlJc w:val="left"/>
-      <w:pPr>
-        <w:ind w:left="3720" w:hanging="480"/>
-      </w:pPr>
-    </w:lvl>
-    <w:lvl w:ilvl="7" w:tplc="04090019" w:tentative="1">
-      <w:start w:val="1"/>
-      <w:numFmt w:val="ideographTraditional"/>
-      <w:lvlText w:val="%8、"/>
-      <w:lvlJc w:val="left"/>
-      <w:pPr>
-        <w:ind w:left="4200" w:hanging="480"/>
-      </w:pPr>
-    </w:lvl>
-    <w:lvl w:ilvl="8" w:tplc="0409001B" w:tentative="1">
-      <w:start w:val="1"/>
-      <w:numFmt w:val="lowerRoman"/>
-      <w:lvlText w:val="%9."/>
-      <w:lvlJc w:val="right"/>
-      <w:pPr>
-        <w:ind w:left="4680" w:hanging="480"/>
-      </w:pPr>
-    </w:lvl>
-  </w:abstractNum>
-  <w:abstractNum w:abstractNumId="40" w15:restartNumberingAfterBreak="0">
-    <w:nsid w:val="496C04FE"/>
-    <w:multiLevelType w:val="hybridMultilevel"/>
-    <w:tmpl w:val="5BC86D8A"/>
-    <w:lvl w:ilvl="0" w:tplc="04090001">
-      <w:start w:val="1"/>
-      <w:numFmt w:val="bullet"/>
-      <w:lvlText w:val=""/>
-      <w:lvlJc w:val="left"/>
-      <w:pPr>
-        <w:ind w:left="480" w:hanging="480"/>
-      </w:pPr>
-      <w:rPr>
-        <w:rFonts w:ascii="Wingdings" w:hAnsi="Wingdings" w:hint="default"/>
-      </w:rPr>
-    </w:lvl>
-    <w:lvl w:ilvl="1" w:tplc="04090003" w:tentative="1">
-      <w:start w:val="1"/>
-      <w:numFmt w:val="bullet"/>
-      <w:lvlText w:val=""/>
-      <w:lvlJc w:val="left"/>
-      <w:pPr>
-        <w:ind w:left="960" w:hanging="480"/>
-      </w:pPr>
-      <w:rPr>
-        <w:rFonts w:ascii="Wingdings" w:hAnsi="Wingdings" w:hint="default"/>
-      </w:rPr>
-    </w:lvl>
-    <w:lvl w:ilvl="2" w:tplc="04090005" w:tentative="1">
-      <w:start w:val="1"/>
-      <w:numFmt w:val="bullet"/>
-      <w:lvlText w:val=""/>
-      <w:lvlJc w:val="left"/>
-      <w:pPr>
-        <w:ind w:left="1440" w:hanging="480"/>
-      </w:pPr>
-      <w:rPr>
-        <w:rFonts w:ascii="Wingdings" w:hAnsi="Wingdings" w:hint="default"/>
-      </w:rPr>
-    </w:lvl>
-    <w:lvl w:ilvl="3" w:tplc="04090001" w:tentative="1">
-      <w:start w:val="1"/>
-      <w:numFmt w:val="bullet"/>
-      <w:lvlText w:val=""/>
-      <w:lvlJc w:val="left"/>
-      <w:pPr>
-        <w:ind w:left="1920" w:hanging="480"/>
-      </w:pPr>
-      <w:rPr>
-        <w:rFonts w:ascii="Wingdings" w:hAnsi="Wingdings" w:hint="default"/>
-      </w:rPr>
-    </w:lvl>
-    <w:lvl w:ilvl="4" w:tplc="04090003" w:tentative="1">
-      <w:start w:val="1"/>
-      <w:numFmt w:val="bullet"/>
-      <w:lvlText w:val=""/>
-      <w:lvlJc w:val="left"/>
-      <w:pPr>
-        <w:ind w:left="2400" w:hanging="480"/>
-      </w:pPr>
-      <w:rPr>
-        <w:rFonts w:ascii="Wingdings" w:hAnsi="Wingdings" w:hint="default"/>
-      </w:rPr>
-    </w:lvl>
-    <w:lvl w:ilvl="5" w:tplc="04090005" w:tentative="1">
-      <w:start w:val="1"/>
-      <w:numFmt w:val="bullet"/>
-      <w:lvlText w:val=""/>
-      <w:lvlJc w:val="left"/>
-      <w:pPr>
-        <w:ind w:left="2880" w:hanging="480"/>
-      </w:pPr>
-      <w:rPr>
-        <w:rFonts w:ascii="Wingdings" w:hAnsi="Wingdings" w:hint="default"/>
-      </w:rPr>
-    </w:lvl>
-    <w:lvl w:ilvl="6" w:tplc="04090001" w:tentative="1">
-      <w:start w:val="1"/>
-      <w:numFmt w:val="bullet"/>
-      <w:lvlText w:val=""/>
-      <w:lvlJc w:val="left"/>
-      <w:pPr>
-        <w:ind w:left="3360" w:hanging="480"/>
-      </w:pPr>
-      <w:rPr>
-        <w:rFonts w:ascii="Wingdings" w:hAnsi="Wingdings" w:hint="default"/>
-      </w:rPr>
-    </w:lvl>
-    <w:lvl w:ilvl="7" w:tplc="04090003" w:tentative="1">
-      <w:start w:val="1"/>
-      <w:numFmt w:val="bullet"/>
-      <w:lvlText w:val=""/>
-      <w:lvlJc w:val="left"/>
-      <w:pPr>
-        <w:ind w:left="3840" w:hanging="480"/>
-      </w:pPr>
-      <w:rPr>
-        <w:rFonts w:ascii="Wingdings" w:hAnsi="Wingdings" w:hint="default"/>
-      </w:rPr>
-    </w:lvl>
-    <w:lvl w:ilvl="8" w:tplc="04090005" w:tentative="1">
-      <w:start w:val="1"/>
-      <w:numFmt w:val="bullet"/>
-      <w:lvlText w:val=""/>
-      <w:lvlJc w:val="left"/>
-      <w:pPr>
-        <w:ind w:left="4320" w:hanging="480"/>
-      </w:pPr>
-      <w:rPr>
-        <w:rFonts w:ascii="Wingdings" w:hAnsi="Wingdings" w:hint="default"/>
-      </w:rPr>
-    </w:lvl>
-  </w:abstractNum>
-  <w:abstractNum w:abstractNumId="41" w15:restartNumberingAfterBreak="0">
-    <w:nsid w:val="4A444E5E"/>
-    <w:multiLevelType w:val="hybridMultilevel"/>
-    <w:tmpl w:val="32E4DE4E"/>
-    <w:lvl w:ilvl="0" w:tplc="04090001">
-      <w:start w:val="1"/>
-      <w:numFmt w:val="bullet"/>
-      <w:lvlText w:val=""/>
-      <w:lvlJc w:val="left"/>
-      <w:pPr>
-        <w:ind w:left="480" w:hanging="480"/>
-      </w:pPr>
-      <w:rPr>
-        <w:rFonts w:ascii="Wingdings" w:hAnsi="Wingdings" w:hint="default"/>
-      </w:rPr>
-    </w:lvl>
-    <w:lvl w:ilvl="1" w:tplc="04090003" w:tentative="1">
-      <w:start w:val="1"/>
-      <w:numFmt w:val="bullet"/>
-      <w:lvlText w:val=""/>
-      <w:lvlJc w:val="left"/>
-      <w:pPr>
-        <w:ind w:left="960" w:hanging="480"/>
-      </w:pPr>
-      <w:rPr>
-        <w:rFonts w:ascii="Wingdings" w:hAnsi="Wingdings" w:hint="default"/>
-      </w:rPr>
-    </w:lvl>
-    <w:lvl w:ilvl="2" w:tplc="04090005" w:tentative="1">
-      <w:start w:val="1"/>
-      <w:numFmt w:val="bullet"/>
-      <w:lvlText w:val=""/>
-      <w:lvlJc w:val="left"/>
-      <w:pPr>
-        <w:ind w:left="1440" w:hanging="480"/>
-      </w:pPr>
-      <w:rPr>
-        <w:rFonts w:ascii="Wingdings" w:hAnsi="Wingdings" w:hint="default"/>
-      </w:rPr>
-    </w:lvl>
-    <w:lvl w:ilvl="3" w:tplc="04090001" w:tentative="1">
-      <w:start w:val="1"/>
-      <w:numFmt w:val="bullet"/>
-      <w:lvlText w:val=""/>
-      <w:lvlJc w:val="left"/>
-      <w:pPr>
-        <w:ind w:left="1920" w:hanging="480"/>
-      </w:pPr>
-      <w:rPr>
-        <w:rFonts w:ascii="Wingdings" w:hAnsi="Wingdings" w:hint="default"/>
-      </w:rPr>
-    </w:lvl>
-    <w:lvl w:ilvl="4" w:tplc="04090003" w:tentative="1">
-      <w:start w:val="1"/>
-      <w:numFmt w:val="bullet"/>
-      <w:lvlText w:val=""/>
-      <w:lvlJc w:val="left"/>
-      <w:pPr>
-        <w:ind w:left="2400" w:hanging="480"/>
-      </w:pPr>
-      <w:rPr>
-        <w:rFonts w:ascii="Wingdings" w:hAnsi="Wingdings" w:hint="default"/>
-      </w:rPr>
-    </w:lvl>
-    <w:lvl w:ilvl="5" w:tplc="04090005" w:tentative="1">
-      <w:start w:val="1"/>
-      <w:numFmt w:val="bullet"/>
-      <w:lvlText w:val=""/>
-      <w:lvlJc w:val="left"/>
-      <w:pPr>
-        <w:ind w:left="2880" w:hanging="480"/>
-      </w:pPr>
-      <w:rPr>
-        <w:rFonts w:ascii="Wingdings" w:hAnsi="Wingdings" w:hint="default"/>
-      </w:rPr>
-    </w:lvl>
-    <w:lvl w:ilvl="6" w:tplc="04090001" w:tentative="1">
-      <w:start w:val="1"/>
-      <w:numFmt w:val="bullet"/>
-      <w:lvlText w:val=""/>
-      <w:lvlJc w:val="left"/>
-      <w:pPr>
-        <w:ind w:left="3360" w:hanging="480"/>
-      </w:pPr>
-      <w:rPr>
-        <w:rFonts w:ascii="Wingdings" w:hAnsi="Wingdings" w:hint="default"/>
-      </w:rPr>
-    </w:lvl>
-    <w:lvl w:ilvl="7" w:tplc="04090003" w:tentative="1">
-      <w:start w:val="1"/>
-      <w:numFmt w:val="bullet"/>
-      <w:lvlText w:val=""/>
-      <w:lvlJc w:val="left"/>
-      <w:pPr>
-        <w:ind w:left="3840" w:hanging="480"/>
-      </w:pPr>
-      <w:rPr>
-        <w:rFonts w:ascii="Wingdings" w:hAnsi="Wingdings" w:hint="default"/>
-      </w:rPr>
-    </w:lvl>
-    <w:lvl w:ilvl="8" w:tplc="04090005" w:tentative="1">
-      <w:start w:val="1"/>
-      <w:numFmt w:val="bullet"/>
-      <w:lvlText w:val=""/>
-      <w:lvlJc w:val="left"/>
-      <w:pPr>
-        <w:ind w:left="4320" w:hanging="480"/>
-      </w:pPr>
-      <w:rPr>
-        <w:rFonts w:ascii="Wingdings" w:hAnsi="Wingdings" w:hint="default"/>
-      </w:rPr>
-    </w:lvl>
-  </w:abstractNum>
-  <w:abstractNum w:abstractNumId="42" w15:restartNumberingAfterBreak="0">
-    <w:nsid w:val="50E22C91"/>
-    <w:multiLevelType w:val="hybridMultilevel"/>
-    <w:tmpl w:val="1834DC62"/>
-    <w:lvl w:ilvl="0" w:tplc="52A0303A">
-      <w:start w:val="1"/>
-      <w:numFmt w:val="bullet"/>
-      <w:lvlText w:val=""/>
-      <w:lvlJc w:val="left"/>
-      <w:pPr>
-        <w:ind w:left="480" w:hanging="480"/>
-      </w:pPr>
-      <w:rPr>
-        <w:rFonts w:ascii="Wingdings" w:hAnsi="Wingdings" w:hint="default"/>
-      </w:rPr>
-    </w:lvl>
-    <w:lvl w:ilvl="1" w:tplc="75BAFDEA">
-      <w:start w:val="1"/>
-      <w:numFmt w:val="bullet"/>
-      <w:lvlText w:val="o"/>
-      <w:lvlJc w:val="left"/>
-      <w:pPr>
-        <w:ind w:left="1440" w:hanging="360"/>
-      </w:pPr>
-      <w:rPr>
-        <w:rFonts w:ascii="Courier New" w:hAnsi="Courier New" w:hint="default"/>
-      </w:rPr>
-    </w:lvl>
-    <w:lvl w:ilvl="2" w:tplc="807A4D32">
-      <w:start w:val="1"/>
-      <w:numFmt w:val="bullet"/>
-      <w:lvlText w:val=""/>
-      <w:lvlJc w:val="left"/>
-      <w:pPr>
-        <w:ind w:left="2160" w:hanging="360"/>
-      </w:pPr>
-      <w:rPr>
-        <w:rFonts w:ascii="Wingdings" w:hAnsi="Wingdings" w:hint="default"/>
-      </w:rPr>
-    </w:lvl>
-    <w:lvl w:ilvl="3" w:tplc="CC186DE4">
-      <w:start w:val="1"/>
-      <w:numFmt w:val="bullet"/>
-      <w:lvlText w:val=""/>
-      <w:lvlJc w:val="left"/>
-      <w:pPr>
-        <w:ind w:left="2880" w:hanging="360"/>
-      </w:pPr>
-      <w:rPr>
-        <w:rFonts w:ascii="Symbol" w:hAnsi="Symbol" w:hint="default"/>
-      </w:rPr>
-    </w:lvl>
-    <w:lvl w:ilvl="4" w:tplc="2132D440">
-      <w:start w:val="1"/>
-      <w:numFmt w:val="bullet"/>
-      <w:lvlText w:val="o"/>
-      <w:lvlJc w:val="left"/>
-      <w:pPr>
-        <w:ind w:left="3600" w:hanging="360"/>
-      </w:pPr>
-      <w:rPr>
-        <w:rFonts w:ascii="Courier New" w:hAnsi="Courier New" w:hint="default"/>
-      </w:rPr>
-    </w:lvl>
-    <w:lvl w:ilvl="5" w:tplc="38CA0F3E">
-      <w:start w:val="1"/>
-      <w:numFmt w:val="bullet"/>
-      <w:lvlText w:val=""/>
-      <w:lvlJc w:val="left"/>
-      <w:pPr>
-        <w:ind w:left="4320" w:hanging="360"/>
-      </w:pPr>
-      <w:rPr>
-        <w:rFonts w:ascii="Wingdings" w:hAnsi="Wingdings" w:hint="default"/>
-      </w:rPr>
-    </w:lvl>
-    <w:lvl w:ilvl="6" w:tplc="042A1068">
-      <w:start w:val="1"/>
-      <w:numFmt w:val="bullet"/>
-      <w:lvlText w:val=""/>
-      <w:lvlJc w:val="left"/>
-      <w:pPr>
-        <w:ind w:left="5040" w:hanging="360"/>
-      </w:pPr>
-      <w:rPr>
-        <w:rFonts w:ascii="Symbol" w:hAnsi="Symbol" w:hint="default"/>
-      </w:rPr>
-    </w:lvl>
-    <w:lvl w:ilvl="7" w:tplc="E48C7E5A">
-      <w:start w:val="1"/>
-      <w:numFmt w:val="bullet"/>
-      <w:lvlText w:val="o"/>
-      <w:lvlJc w:val="left"/>
-      <w:pPr>
-        <w:ind w:left="5760" w:hanging="360"/>
-      </w:pPr>
-      <w:rPr>
-        <w:rFonts w:ascii="Courier New" w:hAnsi="Courier New" w:hint="default"/>
-      </w:rPr>
-    </w:lvl>
-    <w:lvl w:ilvl="8" w:tplc="CE4A7E50">
-      <w:start w:val="1"/>
-      <w:numFmt w:val="bullet"/>
-      <w:lvlText w:val=""/>
-      <w:lvlJc w:val="left"/>
-      <w:pPr>
-        <w:ind w:left="6480" w:hanging="360"/>
-      </w:pPr>
-      <w:rPr>
-        <w:rFonts w:ascii="Wingdings" w:hAnsi="Wingdings" w:hint="default"/>
-      </w:rPr>
-    </w:lvl>
-  </w:abstractNum>
-  <w:abstractNum w:abstractNumId="43" w15:restartNumberingAfterBreak="0">
-    <w:nsid w:val="51D6A122"/>
-    <w:multiLevelType w:val="hybridMultilevel"/>
-    <w:tmpl w:val="6A2223B8"/>
-    <w:lvl w:ilvl="0" w:tplc="9EE2EDF2">
-      <w:start w:val="3"/>
-      <w:numFmt w:val="decimal"/>
-      <w:lvlText w:val="%1."/>
-      <w:lvlJc w:val="left"/>
-      <w:pPr>
-        <w:ind w:left="720" w:hanging="360"/>
-      </w:pPr>
-      <w:rPr>
-        <w:rFonts w:ascii="標楷體" w:hAnsi="標楷體" w:hint="default"/>
-      </w:rPr>
-    </w:lvl>
-    <w:lvl w:ilvl="1" w:tplc="DB54C45E">
-      <w:start w:val="1"/>
-      <w:numFmt w:val="lowerLetter"/>
-      <w:lvlText w:val="%2."/>
-      <w:lvlJc w:val="left"/>
-      <w:pPr>
-        <w:ind w:left="1440" w:hanging="360"/>
-      </w:pPr>
-    </w:lvl>
-    <w:lvl w:ilvl="2" w:tplc="D248A060">
-      <w:start w:val="1"/>
-      <w:numFmt w:val="lowerRoman"/>
-      <w:lvlText w:val="%3."/>
-      <w:lvlJc w:val="right"/>
-      <w:pPr>
-        <w:ind w:left="2160" w:hanging="180"/>
-      </w:pPr>
-    </w:lvl>
-    <w:lvl w:ilvl="3" w:tplc="F092AE00">
-      <w:start w:val="1"/>
-      <w:numFmt w:val="decimal"/>
-      <w:lvlText w:val="%4."/>
-      <w:lvlJc w:val="left"/>
-      <w:pPr>
-        <w:ind w:left="2880" w:hanging="360"/>
-      </w:pPr>
-    </w:lvl>
-    <w:lvl w:ilvl="4" w:tplc="AE8E035C">
-      <w:start w:val="1"/>
-      <w:numFmt w:val="lowerLetter"/>
-      <w:lvlText w:val="%5."/>
-      <w:lvlJc w:val="left"/>
-      <w:pPr>
-        <w:ind w:left="3600" w:hanging="360"/>
-      </w:pPr>
-    </w:lvl>
-    <w:lvl w:ilvl="5" w:tplc="63927234">
-      <w:start w:val="1"/>
-      <w:numFmt w:val="lowerRoman"/>
-      <w:lvlText w:val="%6."/>
-      <w:lvlJc w:val="right"/>
-      <w:pPr>
-        <w:ind w:left="4320" w:hanging="180"/>
-      </w:pPr>
-    </w:lvl>
-    <w:lvl w:ilvl="6" w:tplc="ABE4F858">
-      <w:start w:val="1"/>
-      <w:numFmt w:val="decimal"/>
-      <w:lvlText w:val="%7."/>
-      <w:lvlJc w:val="left"/>
-      <w:pPr>
-        <w:ind w:left="5040" w:hanging="360"/>
-      </w:pPr>
-    </w:lvl>
-    <w:lvl w:ilvl="7" w:tplc="FF66A3A0">
-      <w:start w:val="1"/>
-      <w:numFmt w:val="lowerLetter"/>
-      <w:lvlText w:val="%8."/>
-      <w:lvlJc w:val="left"/>
-      <w:pPr>
-        <w:ind w:left="5760" w:hanging="360"/>
-      </w:pPr>
-    </w:lvl>
-    <w:lvl w:ilvl="8" w:tplc="B00421DA">
-      <w:start w:val="1"/>
-      <w:numFmt w:val="lowerRoman"/>
-      <w:lvlText w:val="%9."/>
-      <w:lvlJc w:val="right"/>
-      <w:pPr>
-        <w:ind w:left="6480" w:hanging="180"/>
-      </w:pPr>
-    </w:lvl>
-  </w:abstractNum>
-  <w:abstractNum w:abstractNumId="44" w15:restartNumberingAfterBreak="0">
-    <w:nsid w:val="527B3802"/>
-    <w:multiLevelType w:val="hybridMultilevel"/>
-    <w:tmpl w:val="FDB8039E"/>
-    <w:lvl w:ilvl="0" w:tplc="017EB05C">
-      <w:start w:val="1"/>
-      <w:numFmt w:val="decimal"/>
-      <w:lvlText w:val="%1."/>
-      <w:lvlJc w:val="left"/>
-      <w:pPr>
-        <w:ind w:left="360" w:hanging="360"/>
-      </w:pPr>
-    </w:lvl>
-    <w:lvl w:ilvl="1" w:tplc="6346F6E4">
-      <w:start w:val="1"/>
-      <w:numFmt w:val="lowerLetter"/>
-      <w:lvlText w:val="%2."/>
-      <w:lvlJc w:val="left"/>
-      <w:pPr>
-        <w:ind w:left="1440" w:hanging="360"/>
-      </w:pPr>
-    </w:lvl>
-    <w:lvl w:ilvl="2" w:tplc="4142116E">
-      <w:start w:val="1"/>
-      <w:numFmt w:val="lowerRoman"/>
-      <w:lvlText w:val="%3."/>
-      <w:lvlJc w:val="right"/>
-      <w:pPr>
-        <w:ind w:left="2160" w:hanging="180"/>
-      </w:pPr>
-    </w:lvl>
-    <w:lvl w:ilvl="3" w:tplc="2DD48A34">
-      <w:start w:val="1"/>
-      <w:numFmt w:val="decimal"/>
-      <w:lvlText w:val="%4."/>
-      <w:lvlJc w:val="left"/>
-      <w:pPr>
-        <w:ind w:left="2880" w:hanging="360"/>
-      </w:pPr>
-    </w:lvl>
-    <w:lvl w:ilvl="4" w:tplc="98DA4ADA">
-      <w:start w:val="1"/>
-      <w:numFmt w:val="lowerLetter"/>
-      <w:lvlText w:val="%5."/>
-      <w:lvlJc w:val="left"/>
-      <w:pPr>
-        <w:ind w:left="3600" w:hanging="360"/>
-      </w:pPr>
-    </w:lvl>
-    <w:lvl w:ilvl="5" w:tplc="EA3EE264">
-      <w:start w:val="1"/>
-      <w:numFmt w:val="lowerRoman"/>
-      <w:lvlText w:val="%6."/>
-      <w:lvlJc w:val="right"/>
-      <w:pPr>
-        <w:ind w:left="4320" w:hanging="180"/>
-      </w:pPr>
-    </w:lvl>
-    <w:lvl w:ilvl="6" w:tplc="BF42CC0C">
-      <w:start w:val="1"/>
-      <w:numFmt w:val="decimal"/>
-      <w:lvlText w:val="%7."/>
-      <w:lvlJc w:val="left"/>
-      <w:pPr>
-        <w:ind w:left="5040" w:hanging="360"/>
-      </w:pPr>
-    </w:lvl>
-    <w:lvl w:ilvl="7" w:tplc="6414D12C">
-      <w:start w:val="1"/>
-      <w:numFmt w:val="lowerLetter"/>
-      <w:lvlText w:val="%8."/>
-      <w:lvlJc w:val="left"/>
-      <w:pPr>
-        <w:ind w:left="5760" w:hanging="360"/>
-      </w:pPr>
-    </w:lvl>
-    <w:lvl w:ilvl="8" w:tplc="305457A8">
-      <w:start w:val="1"/>
-      <w:numFmt w:val="lowerRoman"/>
-      <w:lvlText w:val="%9."/>
-      <w:lvlJc w:val="right"/>
-      <w:pPr>
-        <w:ind w:left="6480" w:hanging="180"/>
-      </w:pPr>
-    </w:lvl>
-  </w:abstractNum>
-  <w:abstractNum w:abstractNumId="45" w15:restartNumberingAfterBreak="0">
-    <w:nsid w:val="5A012209"/>
-    <w:multiLevelType w:val="hybridMultilevel"/>
-    <w:tmpl w:val="2BAAA332"/>
-    <w:lvl w:ilvl="0" w:tplc="B53C2C42">
-      <w:start w:val="1"/>
-      <w:numFmt w:val="decimal"/>
-      <w:lvlText w:val="%1."/>
-      <w:lvlJc w:val="left"/>
-      <w:pPr>
-        <w:ind w:left="360" w:hanging="360"/>
-      </w:pPr>
-      <w:rPr>
-        <w:rFonts w:hint="default"/>
-      </w:rPr>
-    </w:lvl>
-    <w:lvl w:ilvl="1" w:tplc="04090019" w:tentative="1">
-      <w:start w:val="1"/>
-      <w:numFmt w:val="ideographTraditional"/>
-      <w:lvlText w:val="%2、"/>
-      <w:lvlJc w:val="left"/>
-      <w:pPr>
-        <w:ind w:left="960" w:hanging="480"/>
-      </w:pPr>
-    </w:lvl>
-    <w:lvl w:ilvl="2" w:tplc="0409001B" w:tentative="1">
-      <w:start w:val="1"/>
-      <w:numFmt w:val="lowerRoman"/>
-      <w:lvlText w:val="%3."/>
-      <w:lvlJc w:val="right"/>
-      <w:pPr>
-        <w:ind w:left="1440" w:hanging="480"/>
-      </w:pPr>
-    </w:lvl>
-    <w:lvl w:ilvl="3" w:tplc="0409000F" w:tentative="1">
-      <w:start w:val="1"/>
-      <w:numFmt w:val="decimal"/>
-      <w:lvlText w:val="%4."/>
-      <w:lvlJc w:val="left"/>
-      <w:pPr>
-        <w:ind w:left="1920" w:hanging="480"/>
-      </w:pPr>
-    </w:lvl>
-    <w:lvl w:ilvl="4" w:tplc="04090019" w:tentative="1">
-      <w:start w:val="1"/>
-      <w:numFmt w:val="ideographTraditional"/>
-      <w:lvlText w:val="%5、"/>
-      <w:lvlJc w:val="left"/>
-      <w:pPr>
-        <w:ind w:left="2400" w:hanging="480"/>
-      </w:pPr>
-    </w:lvl>
-    <w:lvl w:ilvl="5" w:tplc="0409001B" w:tentative="1">
-      <w:start w:val="1"/>
-      <w:numFmt w:val="lowerRoman"/>
-      <w:lvlText w:val="%6."/>
-      <w:lvlJc w:val="right"/>
-      <w:pPr>
-        <w:ind w:left="2880" w:hanging="480"/>
-      </w:pPr>
-    </w:lvl>
-    <w:lvl w:ilvl="6" w:tplc="0409000F" w:tentative="1">
-      <w:start w:val="1"/>
-      <w:numFmt w:val="decimal"/>
-      <w:lvlText w:val="%7."/>
-      <w:lvlJc w:val="left"/>
-      <w:pPr>
-        <w:ind w:left="3360" w:hanging="480"/>
-      </w:pPr>
-    </w:lvl>
-    <w:lvl w:ilvl="7" w:tplc="04090019" w:tentative="1">
-      <w:start w:val="1"/>
-      <w:numFmt w:val="ideographTraditional"/>
-      <w:lvlText w:val="%8、"/>
-      <w:lvlJc w:val="left"/>
-      <w:pPr>
-        <w:ind w:left="3840" w:hanging="480"/>
-      </w:pPr>
-    </w:lvl>
-    <w:lvl w:ilvl="8" w:tplc="0409001B" w:tentative="1">
-      <w:start w:val="1"/>
-      <w:numFmt w:val="lowerRoman"/>
-      <w:lvlText w:val="%9."/>
-      <w:lvlJc w:val="right"/>
-      <w:pPr>
-        <w:ind w:left="4320" w:hanging="480"/>
-      </w:pPr>
-    </w:lvl>
-  </w:abstractNum>
-  <w:abstractNum w:abstractNumId="46" w15:restartNumberingAfterBreak="0">
-    <w:nsid w:val="5A721128"/>
-    <w:multiLevelType w:val="hybridMultilevel"/>
-    <w:tmpl w:val="5EA8ADA0"/>
-    <w:lvl w:ilvl="0" w:tplc="06E615A2">
-      <w:start w:val="1"/>
-      <w:numFmt w:val="decimal"/>
-      <w:lvlText w:val="%1."/>
-      <w:lvlJc w:val="left"/>
-      <w:pPr>
-        <w:ind w:left="360" w:hanging="360"/>
-      </w:pPr>
-      <w:rPr>
-        <w:rFonts w:hint="default"/>
-      </w:rPr>
-    </w:lvl>
-    <w:lvl w:ilvl="1" w:tplc="8514D908">
-      <w:start w:val="1"/>
-      <w:numFmt w:val="decimal"/>
-      <w:lvlText w:val="%2."/>
-      <w:lvlJc w:val="left"/>
-      <w:pPr>
-        <w:ind w:left="840" w:hanging="360"/>
-      </w:pPr>
-      <w:rPr>
-        <w:rFonts w:hint="default"/>
-      </w:rPr>
-    </w:lvl>
-    <w:lvl w:ilvl="2" w:tplc="0409001B" w:tentative="1">
-      <w:start w:val="1"/>
-      <w:numFmt w:val="lowerRoman"/>
-      <w:lvlText w:val="%3."/>
-      <w:lvlJc w:val="right"/>
-      <w:pPr>
-        <w:ind w:left="1440" w:hanging="480"/>
-      </w:pPr>
-    </w:lvl>
-    <w:lvl w:ilvl="3" w:tplc="0409000F" w:tentative="1">
-      <w:start w:val="1"/>
-      <w:numFmt w:val="decimal"/>
-      <w:lvlText w:val="%4."/>
-      <w:lvlJc w:val="left"/>
-      <w:pPr>
-        <w:ind w:left="1920" w:hanging="480"/>
-      </w:pPr>
-    </w:lvl>
-    <w:lvl w:ilvl="4" w:tplc="04090019" w:tentative="1">
-      <w:start w:val="1"/>
-      <w:numFmt w:val="ideographTraditional"/>
-      <w:lvlText w:val="%5、"/>
-      <w:lvlJc w:val="left"/>
-      <w:pPr>
-        <w:ind w:left="2400" w:hanging="480"/>
-      </w:pPr>
-    </w:lvl>
-    <w:lvl w:ilvl="5" w:tplc="0409001B" w:tentative="1">
-      <w:start w:val="1"/>
-      <w:numFmt w:val="lowerRoman"/>
-      <w:lvlText w:val="%6."/>
-      <w:lvlJc w:val="right"/>
-      <w:pPr>
-        <w:ind w:left="2880" w:hanging="480"/>
-      </w:pPr>
-    </w:lvl>
-    <w:lvl w:ilvl="6" w:tplc="0409000F" w:tentative="1">
-      <w:start w:val="1"/>
-      <w:numFmt w:val="decimal"/>
-      <w:lvlText w:val="%7."/>
-      <w:lvlJc w:val="left"/>
-      <w:pPr>
-        <w:ind w:left="3360" w:hanging="480"/>
-      </w:pPr>
-    </w:lvl>
-    <w:lvl w:ilvl="7" w:tplc="04090019" w:tentative="1">
-      <w:start w:val="1"/>
-      <w:numFmt w:val="ideographTraditional"/>
-      <w:lvlText w:val="%8、"/>
-      <w:lvlJc w:val="left"/>
-      <w:pPr>
-        <w:ind w:left="3840" w:hanging="480"/>
-      </w:pPr>
-    </w:lvl>
-    <w:lvl w:ilvl="8" w:tplc="0409001B" w:tentative="1">
-      <w:start w:val="1"/>
-      <w:numFmt w:val="lowerRoman"/>
-      <w:lvlText w:val="%9."/>
-      <w:lvlJc w:val="right"/>
-      <w:pPr>
-        <w:ind w:left="4320" w:hanging="480"/>
-      </w:pPr>
-    </w:lvl>
-  </w:abstractNum>
-  <w:abstractNum w:abstractNumId="47" w15:restartNumberingAfterBreak="0">
-    <w:nsid w:val="5AD262BB"/>
-    <w:multiLevelType w:val="multilevel"/>
-    <w:tmpl w:val="E8861124"/>
-    <w:lvl w:ilvl="0">
-      <w:start w:val="1"/>
-      <w:numFmt w:val="bullet"/>
-      <w:lvlText w:val=""/>
-      <w:lvlJc w:val="left"/>
-      <w:pPr>
-        <w:tabs>
-          <w:tab w:val="num" w:pos="720"/>
-        </w:tabs>
-        <w:ind w:left="720" w:hanging="360"/>
-      </w:pPr>
-      <w:rPr>
-        <w:rFonts w:ascii="Symbol" w:hAnsi="Symbol" w:hint="default"/>
-        <w:sz w:val="20"/>
-      </w:rPr>
-    </w:lvl>
-    <w:lvl w:ilvl="1" w:tentative="1">
-      <w:start w:val="1"/>
-      <w:numFmt w:val="bullet"/>
-      <w:lvlText w:val="o"/>
-      <w:lvlJc w:val="left"/>
-      <w:pPr>
-        <w:tabs>
-          <w:tab w:val="num" w:pos="1440"/>
-        </w:tabs>
-        <w:ind w:left="1440" w:hanging="360"/>
-      </w:pPr>
-      <w:rPr>
-        <w:rFonts w:ascii="Courier New" w:hAnsi="Courier New" w:hint="default"/>
-        <w:sz w:val="20"/>
-      </w:rPr>
-    </w:lvl>
-    <w:lvl w:ilvl="2" w:tentative="1">
-      <w:start w:val="1"/>
-      <w:numFmt w:val="bullet"/>
-      <w:lvlText w:val=""/>
-      <w:lvlJc w:val="left"/>
-      <w:pPr>
-        <w:tabs>
-          <w:tab w:val="num" w:pos="2160"/>
-        </w:tabs>
-        <w:ind w:left="2160" w:hanging="360"/>
-      </w:pPr>
-      <w:rPr>
-        <w:rFonts w:ascii="Wingdings" w:hAnsi="Wingdings" w:hint="default"/>
-        <w:sz w:val="20"/>
-      </w:rPr>
-    </w:lvl>
-    <w:lvl w:ilvl="3" w:tentative="1">
-      <w:start w:val="1"/>
-      <w:numFmt w:val="bullet"/>
-      <w:lvlText w:val=""/>
-      <w:lvlJc w:val="left"/>
-      <w:pPr>
-        <w:tabs>
-          <w:tab w:val="num" w:pos="2880"/>
-        </w:tabs>
-        <w:ind w:left="2880" w:hanging="360"/>
-      </w:pPr>
-      <w:rPr>
-        <w:rFonts w:ascii="Wingdings" w:hAnsi="Wingdings" w:hint="default"/>
-        <w:sz w:val="20"/>
-      </w:rPr>
-    </w:lvl>
-    <w:lvl w:ilvl="4" w:tentative="1">
-      <w:start w:val="1"/>
-      <w:numFmt w:val="bullet"/>
-      <w:lvlText w:val=""/>
-      <w:lvlJc w:val="left"/>
-      <w:pPr>
-        <w:tabs>
-          <w:tab w:val="num" w:pos="3600"/>
-        </w:tabs>
-        <w:ind w:left="3600" w:hanging="360"/>
-      </w:pPr>
-      <w:rPr>
-        <w:rFonts w:ascii="Wingdings" w:hAnsi="Wingdings" w:hint="default"/>
-        <w:sz w:val="20"/>
-      </w:rPr>
-    </w:lvl>
-    <w:lvl w:ilvl="5" w:tentative="1">
-      <w:start w:val="1"/>
-      <w:numFmt w:val="bullet"/>
-      <w:lvlText w:val=""/>
-      <w:lvlJc w:val="left"/>
-      <w:pPr>
-        <w:tabs>
-          <w:tab w:val="num" w:pos="4320"/>
-        </w:tabs>
-        <w:ind w:left="4320" w:hanging="360"/>
-      </w:pPr>
-      <w:rPr>
-        <w:rFonts w:ascii="Wingdings" w:hAnsi="Wingdings" w:hint="default"/>
-        <w:sz w:val="20"/>
-      </w:rPr>
-    </w:lvl>
-    <w:lvl w:ilvl="6" w:tentative="1">
-      <w:start w:val="1"/>
-      <w:numFmt w:val="bullet"/>
-      <w:lvlText w:val=""/>
-      <w:lvlJc w:val="left"/>
-      <w:pPr>
-        <w:tabs>
-          <w:tab w:val="num" w:pos="5040"/>
-        </w:tabs>
-        <w:ind w:left="5040" w:hanging="360"/>
-      </w:pPr>
-      <w:rPr>
-        <w:rFonts w:ascii="Wingdings" w:hAnsi="Wingdings" w:hint="default"/>
-        <w:sz w:val="20"/>
-      </w:rPr>
-    </w:lvl>
-    <w:lvl w:ilvl="7" w:tentative="1">
-      <w:start w:val="1"/>
-      <w:numFmt w:val="bullet"/>
-      <w:lvlText w:val=""/>
-      <w:lvlJc w:val="left"/>
-      <w:pPr>
-        <w:tabs>
-          <w:tab w:val="num" w:pos="5760"/>
-        </w:tabs>
-        <w:ind w:left="5760" w:hanging="360"/>
-      </w:pPr>
-      <w:rPr>
-        <w:rFonts w:ascii="Wingdings" w:hAnsi="Wingdings" w:hint="default"/>
-        <w:sz w:val="20"/>
-      </w:rPr>
-    </w:lvl>
-    <w:lvl w:ilvl="8" w:tentative="1">
-      <w:start w:val="1"/>
-      <w:numFmt w:val="bullet"/>
-      <w:lvlText w:val=""/>
-      <w:lvlJc w:val="left"/>
-      <w:pPr>
-        <w:tabs>
-          <w:tab w:val="num" w:pos="6480"/>
-        </w:tabs>
-        <w:ind w:left="6480" w:hanging="360"/>
-      </w:pPr>
-      <w:rPr>
-        <w:rFonts w:ascii="Wingdings" w:hAnsi="Wingdings" w:hint="default"/>
-        <w:sz w:val="20"/>
-      </w:rPr>
-    </w:lvl>
-  </w:abstractNum>
-  <w:abstractNum w:abstractNumId="48" w15:restartNumberingAfterBreak="0">
-    <w:nsid w:val="5CB94C01"/>
-    <w:multiLevelType w:val="hybridMultilevel"/>
-    <w:tmpl w:val="09740210"/>
-    <w:lvl w:ilvl="0" w:tplc="5EBCEC00">
-      <w:start w:val="1"/>
-      <w:numFmt w:val="bullet"/>
-      <w:lvlText w:val=""/>
-      <w:lvlJc w:val="left"/>
-      <w:pPr>
-        <w:ind w:left="720" w:hanging="360"/>
-      </w:pPr>
-      <w:rPr>
-        <w:rFonts w:ascii="Symbol" w:hAnsi="Symbol" w:hint="default"/>
-      </w:rPr>
-    </w:lvl>
-    <w:lvl w:ilvl="1" w:tplc="7FE86A5E">
-      <w:start w:val="1"/>
-      <w:numFmt w:val="bullet"/>
-      <w:lvlText w:val="o"/>
-      <w:lvlJc w:val="left"/>
-      <w:pPr>
-        <w:ind w:left="1440" w:hanging="360"/>
-      </w:pPr>
-      <w:rPr>
-        <w:rFonts w:ascii="Courier New" w:hAnsi="Courier New" w:hint="default"/>
-      </w:rPr>
-    </w:lvl>
-    <w:lvl w:ilvl="2" w:tplc="F6BAD322">
-      <w:start w:val="1"/>
-      <w:numFmt w:val="bullet"/>
-      <w:lvlText w:val=""/>
-      <w:lvlJc w:val="left"/>
-      <w:pPr>
-        <w:ind w:left="2160" w:hanging="360"/>
-      </w:pPr>
-      <w:rPr>
-        <w:rFonts w:ascii="Wingdings" w:hAnsi="Wingdings" w:hint="default"/>
-      </w:rPr>
-    </w:lvl>
-    <w:lvl w:ilvl="3" w:tplc="522CD890">
-      <w:start w:val="1"/>
-      <w:numFmt w:val="bullet"/>
-      <w:lvlText w:val=""/>
-      <w:lvlJc w:val="left"/>
-      <w:pPr>
-        <w:ind w:left="2880" w:hanging="360"/>
-      </w:pPr>
-      <w:rPr>
-        <w:rFonts w:ascii="Symbol" w:hAnsi="Symbol" w:hint="default"/>
-      </w:rPr>
-    </w:lvl>
-    <w:lvl w:ilvl="4" w:tplc="CC7E932E">
-      <w:start w:val="1"/>
-      <w:numFmt w:val="bullet"/>
-      <w:lvlText w:val="o"/>
-      <w:lvlJc w:val="left"/>
-      <w:pPr>
-        <w:ind w:left="3600" w:hanging="360"/>
-      </w:pPr>
-      <w:rPr>
-        <w:rFonts w:ascii="Courier New" w:hAnsi="Courier New" w:hint="default"/>
-      </w:rPr>
-    </w:lvl>
-    <w:lvl w:ilvl="5" w:tplc="B9A8E038">
-      <w:start w:val="1"/>
-      <w:numFmt w:val="bullet"/>
-      <w:lvlText w:val=""/>
-      <w:lvlJc w:val="left"/>
-      <w:pPr>
-        <w:ind w:left="4320" w:hanging="360"/>
-      </w:pPr>
-      <w:rPr>
-        <w:rFonts w:ascii="Wingdings" w:hAnsi="Wingdings" w:hint="default"/>
-      </w:rPr>
-    </w:lvl>
-    <w:lvl w:ilvl="6" w:tplc="56A2E3A0">
-      <w:start w:val="1"/>
-      <w:numFmt w:val="bullet"/>
-      <w:lvlText w:val=""/>
-      <w:lvlJc w:val="left"/>
-      <w:pPr>
-        <w:ind w:left="5040" w:hanging="360"/>
-      </w:pPr>
-      <w:rPr>
-        <w:rFonts w:ascii="Symbol" w:hAnsi="Symbol" w:hint="default"/>
-      </w:rPr>
-    </w:lvl>
-    <w:lvl w:ilvl="7" w:tplc="0D1E842E">
-      <w:start w:val="1"/>
-      <w:numFmt w:val="bullet"/>
-      <w:lvlText w:val="o"/>
-      <w:lvlJc w:val="left"/>
-      <w:pPr>
-        <w:ind w:left="5760" w:hanging="360"/>
-      </w:pPr>
-      <w:rPr>
-        <w:rFonts w:ascii="Courier New" w:hAnsi="Courier New" w:hint="default"/>
-      </w:rPr>
-    </w:lvl>
-    <w:lvl w:ilvl="8" w:tplc="4CD63986">
-      <w:start w:val="1"/>
-      <w:numFmt w:val="bullet"/>
-      <w:lvlText w:val=""/>
-      <w:lvlJc w:val="left"/>
-      <w:pPr>
-        <w:ind w:left="6480" w:hanging="360"/>
-      </w:pPr>
-      <w:rPr>
-        <w:rFonts w:ascii="Wingdings" w:hAnsi="Wingdings" w:hint="default"/>
-      </w:rPr>
-    </w:lvl>
-  </w:abstractNum>
-  <w:abstractNum w:abstractNumId="49" w15:restartNumberingAfterBreak="0">
-    <w:nsid w:val="5E7DA7F9"/>
-    <w:multiLevelType w:val="hybridMultilevel"/>
-    <w:tmpl w:val="B3C2A47E"/>
-    <w:lvl w:ilvl="0" w:tplc="E6DE8A9A">
-      <w:start w:val="1"/>
-      <w:numFmt w:val="decimal"/>
-      <w:lvlText w:val="%1."/>
-      <w:lvlJc w:val="left"/>
-      <w:pPr>
-        <w:ind w:left="360" w:hanging="360"/>
-      </w:pPr>
-    </w:lvl>
-    <w:lvl w:ilvl="1" w:tplc="983EF9E2">
-      <w:start w:val="1"/>
-      <w:numFmt w:val="lowerLetter"/>
-      <w:lvlText w:val="%2."/>
-      <w:lvlJc w:val="left"/>
-      <w:pPr>
-        <w:ind w:left="1440" w:hanging="360"/>
-      </w:pPr>
-    </w:lvl>
-    <w:lvl w:ilvl="2" w:tplc="0ACC96FC">
-      <w:start w:val="1"/>
-      <w:numFmt w:val="lowerRoman"/>
-      <w:lvlText w:val="%3."/>
-      <w:lvlJc w:val="right"/>
-      <w:pPr>
-        <w:ind w:left="2160" w:hanging="180"/>
-      </w:pPr>
-    </w:lvl>
-    <w:lvl w:ilvl="3" w:tplc="C7DCBC78">
-      <w:start w:val="1"/>
-      <w:numFmt w:val="decimal"/>
-      <w:lvlText w:val="%4."/>
-      <w:lvlJc w:val="left"/>
-      <w:pPr>
-        <w:ind w:left="2880" w:hanging="360"/>
-      </w:pPr>
-    </w:lvl>
-    <w:lvl w:ilvl="4" w:tplc="FE50FBB8">
-      <w:start w:val="1"/>
-      <w:numFmt w:val="lowerLetter"/>
-      <w:lvlText w:val="%5."/>
-      <w:lvlJc w:val="left"/>
-      <w:pPr>
-        <w:ind w:left="3600" w:hanging="360"/>
-      </w:pPr>
-    </w:lvl>
-    <w:lvl w:ilvl="5" w:tplc="7D6E54CC">
-      <w:start w:val="1"/>
-      <w:numFmt w:val="lowerRoman"/>
-      <w:lvlText w:val="%6."/>
-      <w:lvlJc w:val="right"/>
-      <w:pPr>
-        <w:ind w:left="4320" w:hanging="180"/>
-      </w:pPr>
-    </w:lvl>
-    <w:lvl w:ilvl="6" w:tplc="828EE0B8">
-      <w:start w:val="1"/>
-      <w:numFmt w:val="decimal"/>
-      <w:lvlText w:val="%7."/>
-      <w:lvlJc w:val="left"/>
-      <w:pPr>
-        <w:ind w:left="5040" w:hanging="360"/>
-      </w:pPr>
-    </w:lvl>
-    <w:lvl w:ilvl="7" w:tplc="9F307936">
-      <w:start w:val="1"/>
-      <w:numFmt w:val="lowerLetter"/>
-      <w:lvlText w:val="%8."/>
-      <w:lvlJc w:val="left"/>
-      <w:pPr>
-        <w:ind w:left="5760" w:hanging="360"/>
-      </w:pPr>
-    </w:lvl>
-    <w:lvl w:ilvl="8" w:tplc="6B5865C2">
-      <w:start w:val="1"/>
-      <w:numFmt w:val="lowerRoman"/>
-      <w:lvlText w:val="%9."/>
-      <w:lvlJc w:val="right"/>
-      <w:pPr>
-        <w:ind w:left="6480" w:hanging="180"/>
-      </w:pPr>
-    </w:lvl>
-  </w:abstractNum>
-  <w:abstractNum w:abstractNumId="50" w15:restartNumberingAfterBreak="0">
-    <w:nsid w:val="5F4362E9"/>
-    <w:multiLevelType w:val="hybridMultilevel"/>
-    <w:tmpl w:val="A15011EA"/>
-    <w:lvl w:ilvl="0" w:tplc="04090001">
-      <w:start w:val="1"/>
-      <w:numFmt w:val="bullet"/>
-      <w:lvlText w:val=""/>
-      <w:lvlJc w:val="left"/>
-      <w:pPr>
-        <w:ind w:left="480" w:hanging="480"/>
-      </w:pPr>
-      <w:rPr>
-        <w:rFonts w:ascii="Wingdings" w:hAnsi="Wingdings" w:hint="default"/>
-      </w:rPr>
-    </w:lvl>
-    <w:lvl w:ilvl="1" w:tplc="04090003" w:tentative="1">
-      <w:start w:val="1"/>
-      <w:numFmt w:val="bullet"/>
-      <w:lvlText w:val=""/>
-      <w:lvlJc w:val="left"/>
-      <w:pPr>
-        <w:ind w:left="960" w:hanging="480"/>
-      </w:pPr>
-      <w:rPr>
-        <w:rFonts w:ascii="Wingdings" w:hAnsi="Wingdings" w:hint="default"/>
-      </w:rPr>
-    </w:lvl>
-    <w:lvl w:ilvl="2" w:tplc="04090005" w:tentative="1">
-      <w:start w:val="1"/>
-      <w:numFmt w:val="bullet"/>
-      <w:lvlText w:val=""/>
-      <w:lvlJc w:val="left"/>
-      <w:pPr>
-        <w:ind w:left="1440" w:hanging="480"/>
-      </w:pPr>
-      <w:rPr>
-        <w:rFonts w:ascii="Wingdings" w:hAnsi="Wingdings" w:hint="default"/>
-      </w:rPr>
-    </w:lvl>
-    <w:lvl w:ilvl="3" w:tplc="04090001" w:tentative="1">
-      <w:start w:val="1"/>
-      <w:numFmt w:val="bullet"/>
-      <w:lvlText w:val=""/>
-      <w:lvlJc w:val="left"/>
-      <w:pPr>
-        <w:ind w:left="1920" w:hanging="480"/>
-      </w:pPr>
-      <w:rPr>
-        <w:rFonts w:ascii="Wingdings" w:hAnsi="Wingdings" w:hint="default"/>
-      </w:rPr>
-    </w:lvl>
-    <w:lvl w:ilvl="4" w:tplc="04090003" w:tentative="1">
-      <w:start w:val="1"/>
-      <w:numFmt w:val="bullet"/>
-      <w:lvlText w:val=""/>
-      <w:lvlJc w:val="left"/>
-      <w:pPr>
-        <w:ind w:left="2400" w:hanging="480"/>
-      </w:pPr>
-      <w:rPr>
-        <w:rFonts w:ascii="Wingdings" w:hAnsi="Wingdings" w:hint="default"/>
-      </w:rPr>
-    </w:lvl>
-    <w:lvl w:ilvl="5" w:tplc="04090005" w:tentative="1">
-      <w:start w:val="1"/>
-      <w:numFmt w:val="bullet"/>
-      <w:lvlText w:val=""/>
-      <w:lvlJc w:val="left"/>
-      <w:pPr>
-        <w:ind w:left="2880" w:hanging="480"/>
-      </w:pPr>
-      <w:rPr>
-        <w:rFonts w:ascii="Wingdings" w:hAnsi="Wingdings" w:hint="default"/>
-      </w:rPr>
-    </w:lvl>
-    <w:lvl w:ilvl="6" w:tplc="04090001" w:tentative="1">
-      <w:start w:val="1"/>
-      <w:numFmt w:val="bullet"/>
-      <w:lvlText w:val=""/>
-      <w:lvlJc w:val="left"/>
-      <w:pPr>
-        <w:ind w:left="3360" w:hanging="480"/>
-      </w:pPr>
-      <w:rPr>
-        <w:rFonts w:ascii="Wingdings" w:hAnsi="Wingdings" w:hint="default"/>
-      </w:rPr>
-    </w:lvl>
-    <w:lvl w:ilvl="7" w:tplc="04090003" w:tentative="1">
-      <w:start w:val="1"/>
-      <w:numFmt w:val="bullet"/>
-      <w:lvlText w:val=""/>
-      <w:lvlJc w:val="left"/>
-      <w:pPr>
-        <w:ind w:left="3840" w:hanging="480"/>
-      </w:pPr>
-      <w:rPr>
-        <w:rFonts w:ascii="Wingdings" w:hAnsi="Wingdings" w:hint="default"/>
-      </w:rPr>
-    </w:lvl>
-    <w:lvl w:ilvl="8" w:tplc="04090005" w:tentative="1">
-      <w:start w:val="1"/>
-      <w:numFmt w:val="bullet"/>
-      <w:lvlText w:val=""/>
-      <w:lvlJc w:val="left"/>
-      <w:pPr>
-        <w:ind w:left="4320" w:hanging="480"/>
-      </w:pPr>
-      <w:rPr>
-        <w:rFonts w:ascii="Wingdings" w:hAnsi="Wingdings" w:hint="default"/>
-      </w:rPr>
-    </w:lvl>
-  </w:abstractNum>
-  <w:abstractNum w:abstractNumId="51" w15:restartNumberingAfterBreak="0">
-    <w:nsid w:val="60561600"/>
-    <w:multiLevelType w:val="hybridMultilevel"/>
-    <w:tmpl w:val="7D70D880"/>
-    <w:lvl w:ilvl="0" w:tplc="0409000F">
-      <w:start w:val="1"/>
-      <w:numFmt w:val="decimal"/>
-      <w:lvlText w:val="%1."/>
-      <w:lvlJc w:val="left"/>
-      <w:pPr>
-        <w:ind w:left="840" w:hanging="480"/>
-      </w:pPr>
-    </w:lvl>
-    <w:lvl w:ilvl="1" w:tplc="04090019" w:tentative="1">
-      <w:start w:val="1"/>
-      <w:numFmt w:val="ideographTraditional"/>
-      <w:lvlText w:val="%2、"/>
-      <w:lvlJc w:val="left"/>
-      <w:pPr>
-        <w:ind w:left="1320" w:hanging="480"/>
-      </w:pPr>
-    </w:lvl>
-    <w:lvl w:ilvl="2" w:tplc="0409001B" w:tentative="1">
-      <w:start w:val="1"/>
-      <w:numFmt w:val="lowerRoman"/>
-      <w:lvlText w:val="%3."/>
-      <w:lvlJc w:val="right"/>
-      <w:pPr>
-        <w:ind w:left="1800" w:hanging="480"/>
-      </w:pPr>
-    </w:lvl>
-    <w:lvl w:ilvl="3" w:tplc="0409000F" w:tentative="1">
-      <w:start w:val="1"/>
-      <w:numFmt w:val="decimal"/>
-      <w:lvlText w:val="%4."/>
-      <w:lvlJc w:val="left"/>
-      <w:pPr>
-        <w:ind w:left="2280" w:hanging="480"/>
-      </w:pPr>
-    </w:lvl>
-    <w:lvl w:ilvl="4" w:tplc="04090019" w:tentative="1">
-      <w:start w:val="1"/>
-      <w:numFmt w:val="ideographTraditional"/>
-      <w:lvlText w:val="%5、"/>
-      <w:lvlJc w:val="left"/>
-      <w:pPr>
-        <w:ind w:left="2760" w:hanging="480"/>
-      </w:pPr>
-    </w:lvl>
-    <w:lvl w:ilvl="5" w:tplc="0409001B" w:tentative="1">
-      <w:start w:val="1"/>
-      <w:numFmt w:val="lowerRoman"/>
-      <w:lvlText w:val="%6."/>
-      <w:lvlJc w:val="right"/>
-      <w:pPr>
-        <w:ind w:left="3240" w:hanging="480"/>
-      </w:pPr>
-    </w:lvl>
-    <w:lvl w:ilvl="6" w:tplc="0409000F" w:tentative="1">
-      <w:start w:val="1"/>
-      <w:numFmt w:val="decimal"/>
-      <w:lvlText w:val="%7."/>
-      <w:lvlJc w:val="left"/>
-      <w:pPr>
-        <w:ind w:left="3720" w:hanging="480"/>
-      </w:pPr>
-    </w:lvl>
-    <w:lvl w:ilvl="7" w:tplc="04090019" w:tentative="1">
-      <w:start w:val="1"/>
-      <w:numFmt w:val="ideographTraditional"/>
-      <w:lvlText w:val="%8、"/>
-      <w:lvlJc w:val="left"/>
-      <w:pPr>
-        <w:ind w:left="4200" w:hanging="480"/>
-      </w:pPr>
-    </w:lvl>
-    <w:lvl w:ilvl="8" w:tplc="0409001B" w:tentative="1">
-      <w:start w:val="1"/>
-      <w:numFmt w:val="lowerRoman"/>
-      <w:lvlText w:val="%9."/>
-      <w:lvlJc w:val="right"/>
-      <w:pPr>
-        <w:ind w:left="4680" w:hanging="480"/>
-      </w:pPr>
-    </w:lvl>
-  </w:abstractNum>
-  <w:abstractNum w:abstractNumId="52" w15:restartNumberingAfterBreak="0">
     <w:nsid w:val="638C2CB7"/>
     <w:multiLevelType w:val="multilevel"/>
     <w:tmpl w:val="196CC044"/>
@@ -47744,245 +43487,7 @@
       </w:rPr>
     </w:lvl>
   </w:abstractNum>
-  <w:abstractNum w:abstractNumId="53" w15:restartNumberingAfterBreak="0">
-    <w:nsid w:val="6566A6C3"/>
-    <w:multiLevelType w:val="hybridMultilevel"/>
-    <w:tmpl w:val="9E4C585C"/>
-    <w:lvl w:ilvl="0" w:tplc="4B5C89EE">
-      <w:start w:val="1"/>
-      <w:numFmt w:val="decimal"/>
-      <w:lvlText w:val="%1."/>
-      <w:lvlJc w:val="left"/>
-      <w:pPr>
-        <w:ind w:left="720" w:hanging="360"/>
-      </w:pPr>
-      <w:rPr>
-        <w:rFonts w:ascii="標楷體" w:hAnsi="標楷體" w:hint="default"/>
-      </w:rPr>
-    </w:lvl>
-    <w:lvl w:ilvl="1" w:tplc="197625FE">
-      <w:start w:val="1"/>
-      <w:numFmt w:val="lowerLetter"/>
-      <w:lvlText w:val="%2."/>
-      <w:lvlJc w:val="left"/>
-      <w:pPr>
-        <w:ind w:left="1440" w:hanging="360"/>
-      </w:pPr>
-    </w:lvl>
-    <w:lvl w:ilvl="2" w:tplc="DC58BF32">
-      <w:start w:val="1"/>
-      <w:numFmt w:val="lowerRoman"/>
-      <w:lvlText w:val="%3."/>
-      <w:lvlJc w:val="right"/>
-      <w:pPr>
-        <w:ind w:left="2160" w:hanging="180"/>
-      </w:pPr>
-    </w:lvl>
-    <w:lvl w:ilvl="3" w:tplc="8A320BF4">
-      <w:start w:val="1"/>
-      <w:numFmt w:val="decimal"/>
-      <w:lvlText w:val="%4."/>
-      <w:lvlJc w:val="left"/>
-      <w:pPr>
-        <w:ind w:left="2880" w:hanging="360"/>
-      </w:pPr>
-    </w:lvl>
-    <w:lvl w:ilvl="4" w:tplc="02328832">
-      <w:start w:val="1"/>
-      <w:numFmt w:val="lowerLetter"/>
-      <w:lvlText w:val="%5."/>
-      <w:lvlJc w:val="left"/>
-      <w:pPr>
-        <w:ind w:left="3600" w:hanging="360"/>
-      </w:pPr>
-    </w:lvl>
-    <w:lvl w:ilvl="5" w:tplc="9176F39E">
-      <w:start w:val="1"/>
-      <w:numFmt w:val="lowerRoman"/>
-      <w:lvlText w:val="%6."/>
-      <w:lvlJc w:val="right"/>
-      <w:pPr>
-        <w:ind w:left="4320" w:hanging="180"/>
-      </w:pPr>
-    </w:lvl>
-    <w:lvl w:ilvl="6" w:tplc="B4FC99A4">
-      <w:start w:val="1"/>
-      <w:numFmt w:val="decimal"/>
-      <w:lvlText w:val="%7."/>
-      <w:lvlJc w:val="left"/>
-      <w:pPr>
-        <w:ind w:left="5040" w:hanging="360"/>
-      </w:pPr>
-    </w:lvl>
-    <w:lvl w:ilvl="7" w:tplc="C9C2B03A">
-      <w:start w:val="1"/>
-      <w:numFmt w:val="lowerLetter"/>
-      <w:lvlText w:val="%8."/>
-      <w:lvlJc w:val="left"/>
-      <w:pPr>
-        <w:ind w:left="5760" w:hanging="360"/>
-      </w:pPr>
-    </w:lvl>
-    <w:lvl w:ilvl="8" w:tplc="4C4EAF50">
-      <w:start w:val="1"/>
-      <w:numFmt w:val="lowerRoman"/>
-      <w:lvlText w:val="%9."/>
-      <w:lvlJc w:val="right"/>
-      <w:pPr>
-        <w:ind w:left="6480" w:hanging="180"/>
-      </w:pPr>
-    </w:lvl>
-  </w:abstractNum>
-  <w:abstractNum w:abstractNumId="54" w15:restartNumberingAfterBreak="0">
-    <w:nsid w:val="675F6EE5"/>
-    <w:multiLevelType w:val="multilevel"/>
-    <w:tmpl w:val="077A3276"/>
-    <w:lvl w:ilvl="0">
-      <w:start w:val="1"/>
-      <w:numFmt w:val="bullet"/>
-      <w:lvlText w:val=""/>
-      <w:lvlJc w:val="left"/>
-      <w:pPr>
-        <w:tabs>
-          <w:tab w:val="num" w:pos="720"/>
-        </w:tabs>
-        <w:ind w:left="720" w:hanging="360"/>
-      </w:pPr>
-      <w:rPr>
-        <w:rFonts w:ascii="Symbol" w:hAnsi="Symbol" w:hint="default"/>
-        <w:sz w:val="20"/>
-      </w:rPr>
-    </w:lvl>
-    <w:lvl w:ilvl="1" w:tentative="1">
-      <w:start w:val="1"/>
-      <w:numFmt w:val="bullet"/>
-      <w:lvlText w:val="o"/>
-      <w:lvlJc w:val="left"/>
-      <w:pPr>
-        <w:tabs>
-          <w:tab w:val="num" w:pos="1440"/>
-        </w:tabs>
-        <w:ind w:left="1440" w:hanging="360"/>
-      </w:pPr>
-      <w:rPr>
-        <w:rFonts w:ascii="Courier New" w:hAnsi="Courier New" w:hint="default"/>
-        <w:sz w:val="20"/>
-      </w:rPr>
-    </w:lvl>
-    <w:lvl w:ilvl="2" w:tentative="1">
-      <w:start w:val="1"/>
-      <w:numFmt w:val="bullet"/>
-      <w:lvlText w:val=""/>
-      <w:lvlJc w:val="left"/>
-      <w:pPr>
-        <w:tabs>
-          <w:tab w:val="num" w:pos="2160"/>
-        </w:tabs>
-        <w:ind w:left="2160" w:hanging="360"/>
-      </w:pPr>
-      <w:rPr>
-        <w:rFonts w:ascii="Wingdings" w:hAnsi="Wingdings" w:hint="default"/>
-        <w:sz w:val="20"/>
-      </w:rPr>
-    </w:lvl>
-    <w:lvl w:ilvl="3" w:tentative="1">
-      <w:start w:val="1"/>
-      <w:numFmt w:val="bullet"/>
-      <w:lvlText w:val=""/>
-      <w:lvlJc w:val="left"/>
-      <w:pPr>
-        <w:tabs>
-          <w:tab w:val="num" w:pos="2880"/>
-        </w:tabs>
-        <w:ind w:left="2880" w:hanging="360"/>
-      </w:pPr>
-      <w:rPr>
-        <w:rFonts w:ascii="Wingdings" w:hAnsi="Wingdings" w:hint="default"/>
-        <w:sz w:val="20"/>
-      </w:rPr>
-    </w:lvl>
-    <w:lvl w:ilvl="4" w:tentative="1">
-      <w:start w:val="1"/>
-      <w:numFmt w:val="bullet"/>
-      <w:lvlText w:val=""/>
-      <w:lvlJc w:val="left"/>
-      <w:pPr>
-        <w:tabs>
-          <w:tab w:val="num" w:pos="3600"/>
-        </w:tabs>
-        <w:ind w:left="3600" w:hanging="360"/>
-      </w:pPr>
-      <w:rPr>
-        <w:rFonts w:ascii="Wingdings" w:hAnsi="Wingdings" w:hint="default"/>
-        <w:sz w:val="20"/>
-      </w:rPr>
-    </w:lvl>
-    <w:lvl w:ilvl="5" w:tentative="1">
-      <w:start w:val="1"/>
-      <w:numFmt w:val="bullet"/>
-      <w:lvlText w:val=""/>
-      <w:lvlJc w:val="left"/>
-      <w:pPr>
-        <w:tabs>
-          <w:tab w:val="num" w:pos="4320"/>
-        </w:tabs>
-        <w:ind w:left="4320" w:hanging="360"/>
-      </w:pPr>
-      <w:rPr>
-        <w:rFonts w:ascii="Wingdings" w:hAnsi="Wingdings" w:hint="default"/>
-        <w:sz w:val="20"/>
-      </w:rPr>
-    </w:lvl>
-    <w:lvl w:ilvl="6" w:tentative="1">
-      <w:start w:val="1"/>
-      <w:numFmt w:val="bullet"/>
-      <w:lvlText w:val=""/>
-      <w:lvlJc w:val="left"/>
-      <w:pPr>
-        <w:tabs>
-          <w:tab w:val="num" w:pos="5040"/>
-        </w:tabs>
-        <w:ind w:left="5040" w:hanging="360"/>
-      </w:pPr>
-      <w:rPr>
-        <w:rFonts w:ascii="Wingdings" w:hAnsi="Wingdings" w:hint="default"/>
-        <w:sz w:val="20"/>
-      </w:rPr>
-    </w:lvl>
-    <w:lvl w:ilvl="7" w:tentative="1">
-      <w:start w:val="1"/>
-      <w:numFmt w:val="bullet"/>
-      <w:lvlText w:val=""/>
-      <w:lvlJc w:val="left"/>
-      <w:pPr>
-        <w:tabs>
-          <w:tab w:val="num" w:pos="5760"/>
-        </w:tabs>
-        <w:ind w:left="5760" w:hanging="360"/>
-      </w:pPr>
-      <w:rPr>
-        <w:rFonts w:ascii="Wingdings" w:hAnsi="Wingdings" w:hint="default"/>
-        <w:sz w:val="20"/>
-      </w:rPr>
-    </w:lvl>
-    <w:lvl w:ilvl="8" w:tentative="1">
-      <w:start w:val="1"/>
-      <w:numFmt w:val="bullet"/>
-      <w:lvlText w:val=""/>
-      <w:lvlJc w:val="left"/>
-      <w:pPr>
-        <w:tabs>
-          <w:tab w:val="num" w:pos="6480"/>
-        </w:tabs>
-        <w:ind w:left="6480" w:hanging="360"/>
-      </w:pPr>
-      <w:rPr>
-        <w:rFonts w:ascii="Wingdings" w:hAnsi="Wingdings" w:hint="default"/>
-        <w:sz w:val="20"/>
-      </w:rPr>
-    </w:lvl>
-  </w:abstractNum>
-  <w:abstractNum w:abstractNumId="55" w15:restartNumberingAfterBreak="0">
+  <w:abstractNum w:abstractNumId="15" w15:restartNumberingAfterBreak="0">
     <w:nsid w:val="693729AE"/>
     <w:multiLevelType w:val="hybridMultilevel"/>
     <w:tmpl w:val="0B484970"/>
@@ -48095,565 +43600,7 @@
       </w:rPr>
     </w:lvl>
   </w:abstractNum>
-  <w:abstractNum w:abstractNumId="56" w15:restartNumberingAfterBreak="0">
-    <w:nsid w:val="6B6C6BA9"/>
-    <w:multiLevelType w:val="hybridMultilevel"/>
-    <w:tmpl w:val="EECC92E4"/>
-    <w:lvl w:ilvl="0" w:tplc="D4B496E4">
-      <w:start w:val="1"/>
-      <w:numFmt w:val="decimal"/>
-      <w:lvlText w:val="%1."/>
-      <w:lvlJc w:val="left"/>
-      <w:pPr>
-        <w:ind w:left="720" w:hanging="360"/>
-      </w:pPr>
-      <w:rPr>
-        <w:rFonts w:ascii="標楷體" w:hAnsi="標楷體" w:hint="default"/>
-      </w:rPr>
-    </w:lvl>
-    <w:lvl w:ilvl="1" w:tplc="35543096">
-      <w:start w:val="1"/>
-      <w:numFmt w:val="lowerLetter"/>
-      <w:lvlText w:val="%2."/>
-      <w:lvlJc w:val="left"/>
-      <w:pPr>
-        <w:ind w:left="1440" w:hanging="360"/>
-      </w:pPr>
-    </w:lvl>
-    <w:lvl w:ilvl="2" w:tplc="5D807F1E">
-      <w:start w:val="1"/>
-      <w:numFmt w:val="lowerRoman"/>
-      <w:lvlText w:val="%3."/>
-      <w:lvlJc w:val="right"/>
-      <w:pPr>
-        <w:ind w:left="2160" w:hanging="180"/>
-      </w:pPr>
-    </w:lvl>
-    <w:lvl w:ilvl="3" w:tplc="44E6C1C6">
-      <w:start w:val="1"/>
-      <w:numFmt w:val="decimal"/>
-      <w:lvlText w:val="%4."/>
-      <w:lvlJc w:val="left"/>
-      <w:pPr>
-        <w:ind w:left="2880" w:hanging="360"/>
-      </w:pPr>
-    </w:lvl>
-    <w:lvl w:ilvl="4" w:tplc="4FBA0260">
-      <w:start w:val="1"/>
-      <w:numFmt w:val="lowerLetter"/>
-      <w:lvlText w:val="%5."/>
-      <w:lvlJc w:val="left"/>
-      <w:pPr>
-        <w:ind w:left="3600" w:hanging="360"/>
-      </w:pPr>
-    </w:lvl>
-    <w:lvl w:ilvl="5" w:tplc="7A0813D6">
-      <w:start w:val="1"/>
-      <w:numFmt w:val="lowerRoman"/>
-      <w:lvlText w:val="%6."/>
-      <w:lvlJc w:val="right"/>
-      <w:pPr>
-        <w:ind w:left="4320" w:hanging="180"/>
-      </w:pPr>
-    </w:lvl>
-    <w:lvl w:ilvl="6" w:tplc="37980CF6">
-      <w:start w:val="1"/>
-      <w:numFmt w:val="decimal"/>
-      <w:lvlText w:val="%7."/>
-      <w:lvlJc w:val="left"/>
-      <w:pPr>
-        <w:ind w:left="5040" w:hanging="360"/>
-      </w:pPr>
-    </w:lvl>
-    <w:lvl w:ilvl="7" w:tplc="8ED2AA42">
-      <w:start w:val="1"/>
-      <w:numFmt w:val="lowerLetter"/>
-      <w:lvlText w:val="%8."/>
-      <w:lvlJc w:val="left"/>
-      <w:pPr>
-        <w:ind w:left="5760" w:hanging="360"/>
-      </w:pPr>
-    </w:lvl>
-    <w:lvl w:ilvl="8" w:tplc="2ADEFCFE">
-      <w:start w:val="1"/>
-      <w:numFmt w:val="lowerRoman"/>
-      <w:lvlText w:val="%9."/>
-      <w:lvlJc w:val="right"/>
-      <w:pPr>
-        <w:ind w:left="6480" w:hanging="180"/>
-      </w:pPr>
-    </w:lvl>
-  </w:abstractNum>
-  <w:abstractNum w:abstractNumId="57" w15:restartNumberingAfterBreak="0">
-    <w:nsid w:val="6E1D2C8C"/>
-    <w:multiLevelType w:val="hybridMultilevel"/>
-    <w:tmpl w:val="F4CE459E"/>
-    <w:lvl w:ilvl="0" w:tplc="06E615A2">
-      <w:start w:val="1"/>
-      <w:numFmt w:val="decimal"/>
-      <w:lvlText w:val="%1."/>
-      <w:lvlJc w:val="left"/>
-      <w:pPr>
-        <w:ind w:left="360" w:hanging="360"/>
-      </w:pPr>
-      <w:rPr>
-        <w:rFonts w:hint="default"/>
-      </w:rPr>
-    </w:lvl>
-    <w:lvl w:ilvl="1" w:tplc="04090019" w:tentative="1">
-      <w:start w:val="1"/>
-      <w:numFmt w:val="ideographTraditional"/>
-      <w:lvlText w:val="%2、"/>
-      <w:lvlJc w:val="left"/>
-      <w:pPr>
-        <w:ind w:left="960" w:hanging="480"/>
-      </w:pPr>
-    </w:lvl>
-    <w:lvl w:ilvl="2" w:tplc="0409001B" w:tentative="1">
-      <w:start w:val="1"/>
-      <w:numFmt w:val="lowerRoman"/>
-      <w:lvlText w:val="%3."/>
-      <w:lvlJc w:val="right"/>
-      <w:pPr>
-        <w:ind w:left="1440" w:hanging="480"/>
-      </w:pPr>
-    </w:lvl>
-    <w:lvl w:ilvl="3" w:tplc="0409000F" w:tentative="1">
-      <w:start w:val="1"/>
-      <w:numFmt w:val="decimal"/>
-      <w:lvlText w:val="%4."/>
-      <w:lvlJc w:val="left"/>
-      <w:pPr>
-        <w:ind w:left="1920" w:hanging="480"/>
-      </w:pPr>
-    </w:lvl>
-    <w:lvl w:ilvl="4" w:tplc="04090019" w:tentative="1">
-      <w:start w:val="1"/>
-      <w:numFmt w:val="ideographTraditional"/>
-      <w:lvlText w:val="%5、"/>
-      <w:lvlJc w:val="left"/>
-      <w:pPr>
-        <w:ind w:left="2400" w:hanging="480"/>
-      </w:pPr>
-    </w:lvl>
-    <w:lvl w:ilvl="5" w:tplc="0409001B" w:tentative="1">
-      <w:start w:val="1"/>
-      <w:numFmt w:val="lowerRoman"/>
-      <w:lvlText w:val="%6."/>
-      <w:lvlJc w:val="right"/>
-      <w:pPr>
-        <w:ind w:left="2880" w:hanging="480"/>
-      </w:pPr>
-    </w:lvl>
-    <w:lvl w:ilvl="6" w:tplc="0409000F" w:tentative="1">
-      <w:start w:val="1"/>
-      <w:numFmt w:val="decimal"/>
-      <w:lvlText w:val="%7."/>
-      <w:lvlJc w:val="left"/>
-      <w:pPr>
-        <w:ind w:left="3360" w:hanging="480"/>
-      </w:pPr>
-    </w:lvl>
-    <w:lvl w:ilvl="7" w:tplc="04090019" w:tentative="1">
-      <w:start w:val="1"/>
-      <w:numFmt w:val="ideographTraditional"/>
-      <w:lvlText w:val="%8、"/>
-      <w:lvlJc w:val="left"/>
-      <w:pPr>
-        <w:ind w:left="3840" w:hanging="480"/>
-      </w:pPr>
-    </w:lvl>
-    <w:lvl w:ilvl="8" w:tplc="0409001B" w:tentative="1">
-      <w:start w:val="1"/>
-      <w:numFmt w:val="lowerRoman"/>
-      <w:lvlText w:val="%9."/>
-      <w:lvlJc w:val="right"/>
-      <w:pPr>
-        <w:ind w:left="4320" w:hanging="480"/>
-      </w:pPr>
-    </w:lvl>
-  </w:abstractNum>
-  <w:abstractNum w:abstractNumId="58" w15:restartNumberingAfterBreak="0">
-    <w:nsid w:val="6FE320BB"/>
-    <w:multiLevelType w:val="hybridMultilevel"/>
-    <w:tmpl w:val="2F9A9978"/>
-    <w:lvl w:ilvl="0" w:tplc="06E615A2">
-      <w:start w:val="1"/>
-      <w:numFmt w:val="decimal"/>
-      <w:lvlText w:val="%1."/>
-      <w:lvlJc w:val="left"/>
-      <w:pPr>
-        <w:ind w:left="360" w:hanging="360"/>
-      </w:pPr>
-      <w:rPr>
-        <w:rFonts w:hint="default"/>
-      </w:rPr>
-    </w:lvl>
-    <w:lvl w:ilvl="1" w:tplc="04090019" w:tentative="1">
-      <w:start w:val="1"/>
-      <w:numFmt w:val="ideographTraditional"/>
-      <w:lvlText w:val="%2、"/>
-      <w:lvlJc w:val="left"/>
-      <w:pPr>
-        <w:ind w:left="960" w:hanging="480"/>
-      </w:pPr>
-    </w:lvl>
-    <w:lvl w:ilvl="2" w:tplc="0409001B" w:tentative="1">
-      <w:start w:val="1"/>
-      <w:numFmt w:val="lowerRoman"/>
-      <w:lvlText w:val="%3."/>
-      <w:lvlJc w:val="right"/>
-      <w:pPr>
-        <w:ind w:left="1440" w:hanging="480"/>
-      </w:pPr>
-    </w:lvl>
-    <w:lvl w:ilvl="3" w:tplc="0409000F" w:tentative="1">
-      <w:start w:val="1"/>
-      <w:numFmt w:val="decimal"/>
-      <w:lvlText w:val="%4."/>
-      <w:lvlJc w:val="left"/>
-      <w:pPr>
-        <w:ind w:left="1920" w:hanging="480"/>
-      </w:pPr>
-    </w:lvl>
-    <w:lvl w:ilvl="4" w:tplc="04090019" w:tentative="1">
-      <w:start w:val="1"/>
-      <w:numFmt w:val="ideographTraditional"/>
-      <w:lvlText w:val="%5、"/>
-      <w:lvlJc w:val="left"/>
-      <w:pPr>
-        <w:ind w:left="2400" w:hanging="480"/>
-      </w:pPr>
-    </w:lvl>
-    <w:lvl w:ilvl="5" w:tplc="0409001B" w:tentative="1">
-      <w:start w:val="1"/>
-      <w:numFmt w:val="lowerRoman"/>
-      <w:lvlText w:val="%6."/>
-      <w:lvlJc w:val="right"/>
-      <w:pPr>
-        <w:ind w:left="2880" w:hanging="480"/>
-      </w:pPr>
-    </w:lvl>
-    <w:lvl w:ilvl="6" w:tplc="0409000F" w:tentative="1">
-      <w:start w:val="1"/>
-      <w:numFmt w:val="decimal"/>
-      <w:lvlText w:val="%7."/>
-      <w:lvlJc w:val="left"/>
-      <w:pPr>
-        <w:ind w:left="3360" w:hanging="480"/>
-      </w:pPr>
-    </w:lvl>
-    <w:lvl w:ilvl="7" w:tplc="04090019" w:tentative="1">
-      <w:start w:val="1"/>
-      <w:numFmt w:val="ideographTraditional"/>
-      <w:lvlText w:val="%8、"/>
-      <w:lvlJc w:val="left"/>
-      <w:pPr>
-        <w:ind w:left="3840" w:hanging="480"/>
-      </w:pPr>
-    </w:lvl>
-    <w:lvl w:ilvl="8" w:tplc="0409001B" w:tentative="1">
-      <w:start w:val="1"/>
-      <w:numFmt w:val="lowerRoman"/>
-      <w:lvlText w:val="%9."/>
-      <w:lvlJc w:val="right"/>
-      <w:pPr>
-        <w:ind w:left="4320" w:hanging="480"/>
-      </w:pPr>
-    </w:lvl>
-  </w:abstractNum>
-  <w:abstractNum w:abstractNumId="59" w15:restartNumberingAfterBreak="0">
-    <w:nsid w:val="70D009F9"/>
-    <w:multiLevelType w:val="hybridMultilevel"/>
-    <w:tmpl w:val="B110216A"/>
-    <w:lvl w:ilvl="0" w:tplc="2780CDE8">
-      <w:start w:val="1"/>
-      <w:numFmt w:val="decimal"/>
-      <w:lvlText w:val="%1."/>
-      <w:lvlJc w:val="left"/>
-      <w:pPr>
-        <w:ind w:left="720" w:hanging="360"/>
-      </w:pPr>
-      <w:rPr>
-        <w:rFonts w:ascii="標楷體" w:hAnsi="標楷體" w:hint="default"/>
-      </w:rPr>
-    </w:lvl>
-    <w:lvl w:ilvl="1" w:tplc="D7A44802">
-      <w:start w:val="1"/>
-      <w:numFmt w:val="lowerLetter"/>
-      <w:lvlText w:val="%2."/>
-      <w:lvlJc w:val="left"/>
-      <w:pPr>
-        <w:ind w:left="1440" w:hanging="360"/>
-      </w:pPr>
-    </w:lvl>
-    <w:lvl w:ilvl="2" w:tplc="FBCC42F2">
-      <w:start w:val="1"/>
-      <w:numFmt w:val="lowerRoman"/>
-      <w:lvlText w:val="%3."/>
-      <w:lvlJc w:val="right"/>
-      <w:pPr>
-        <w:ind w:left="2160" w:hanging="180"/>
-      </w:pPr>
-    </w:lvl>
-    <w:lvl w:ilvl="3" w:tplc="A93AAB82">
-      <w:start w:val="1"/>
-      <w:numFmt w:val="decimal"/>
-      <w:lvlText w:val="%4."/>
-      <w:lvlJc w:val="left"/>
-      <w:pPr>
-        <w:ind w:left="2880" w:hanging="360"/>
-      </w:pPr>
-    </w:lvl>
-    <w:lvl w:ilvl="4" w:tplc="2D78A360">
-      <w:start w:val="1"/>
-      <w:numFmt w:val="lowerLetter"/>
-      <w:lvlText w:val="%5."/>
-      <w:lvlJc w:val="left"/>
-      <w:pPr>
-        <w:ind w:left="3600" w:hanging="360"/>
-      </w:pPr>
-    </w:lvl>
-    <w:lvl w:ilvl="5" w:tplc="1C0AFD28">
-      <w:start w:val="1"/>
-      <w:numFmt w:val="lowerRoman"/>
-      <w:lvlText w:val="%6."/>
-      <w:lvlJc w:val="right"/>
-      <w:pPr>
-        <w:ind w:left="4320" w:hanging="180"/>
-      </w:pPr>
-    </w:lvl>
-    <w:lvl w:ilvl="6" w:tplc="A078A252">
-      <w:start w:val="1"/>
-      <w:numFmt w:val="decimal"/>
-      <w:lvlText w:val="%7."/>
-      <w:lvlJc w:val="left"/>
-      <w:pPr>
-        <w:ind w:left="5040" w:hanging="360"/>
-      </w:pPr>
-    </w:lvl>
-    <w:lvl w:ilvl="7" w:tplc="BE10088A">
-      <w:start w:val="1"/>
-      <w:numFmt w:val="lowerLetter"/>
-      <w:lvlText w:val="%8."/>
-      <w:lvlJc w:val="left"/>
-      <w:pPr>
-        <w:ind w:left="5760" w:hanging="360"/>
-      </w:pPr>
-    </w:lvl>
-    <w:lvl w:ilvl="8" w:tplc="F014BC34">
-      <w:start w:val="1"/>
-      <w:numFmt w:val="lowerRoman"/>
-      <w:lvlText w:val="%9."/>
-      <w:lvlJc w:val="right"/>
-      <w:pPr>
-        <w:ind w:left="6480" w:hanging="180"/>
-      </w:pPr>
-    </w:lvl>
-  </w:abstractNum>
-  <w:abstractNum w:abstractNumId="60" w15:restartNumberingAfterBreak="0">
-    <w:nsid w:val="7284FE25"/>
-    <w:multiLevelType w:val="hybridMultilevel"/>
-    <w:tmpl w:val="46660E36"/>
-    <w:lvl w:ilvl="0" w:tplc="7CCAB67A">
-      <w:start w:val="1"/>
-      <w:numFmt w:val="decimal"/>
-      <w:lvlText w:val="%1."/>
-      <w:lvlJc w:val="left"/>
-      <w:pPr>
-        <w:ind w:left="720" w:hanging="360"/>
-      </w:pPr>
-      <w:rPr>
-        <w:rFonts w:ascii="標楷體" w:hAnsi="標楷體" w:hint="default"/>
-      </w:rPr>
-    </w:lvl>
-    <w:lvl w:ilvl="1" w:tplc="1FBCE28A">
-      <w:start w:val="1"/>
-      <w:numFmt w:val="lowerLetter"/>
-      <w:lvlText w:val="%2."/>
-      <w:lvlJc w:val="left"/>
-      <w:pPr>
-        <w:ind w:left="1440" w:hanging="360"/>
-      </w:pPr>
-    </w:lvl>
-    <w:lvl w:ilvl="2" w:tplc="648225C4">
-      <w:start w:val="1"/>
-      <w:numFmt w:val="lowerRoman"/>
-      <w:lvlText w:val="%3."/>
-      <w:lvlJc w:val="right"/>
-      <w:pPr>
-        <w:ind w:left="2160" w:hanging="180"/>
-      </w:pPr>
-    </w:lvl>
-    <w:lvl w:ilvl="3" w:tplc="19C02B26">
-      <w:start w:val="1"/>
-      <w:numFmt w:val="decimal"/>
-      <w:lvlText w:val="%4."/>
-      <w:lvlJc w:val="left"/>
-      <w:pPr>
-        <w:ind w:left="2880" w:hanging="360"/>
-      </w:pPr>
-    </w:lvl>
-    <w:lvl w:ilvl="4" w:tplc="DEA86450">
-      <w:start w:val="1"/>
-      <w:numFmt w:val="lowerLetter"/>
-      <w:lvlText w:val="%5."/>
-      <w:lvlJc w:val="left"/>
-      <w:pPr>
-        <w:ind w:left="3600" w:hanging="360"/>
-      </w:pPr>
-    </w:lvl>
-    <w:lvl w:ilvl="5" w:tplc="D8446104">
-      <w:start w:val="1"/>
-      <w:numFmt w:val="lowerRoman"/>
-      <w:lvlText w:val="%6."/>
-      <w:lvlJc w:val="right"/>
-      <w:pPr>
-        <w:ind w:left="4320" w:hanging="180"/>
-      </w:pPr>
-    </w:lvl>
-    <w:lvl w:ilvl="6" w:tplc="3C9A3BEA">
-      <w:start w:val="1"/>
-      <w:numFmt w:val="decimal"/>
-      <w:lvlText w:val="%7."/>
-      <w:lvlJc w:val="left"/>
-      <w:pPr>
-        <w:ind w:left="5040" w:hanging="360"/>
-      </w:pPr>
-    </w:lvl>
-    <w:lvl w:ilvl="7" w:tplc="FA5C5BDA">
-      <w:start w:val="1"/>
-      <w:numFmt w:val="lowerLetter"/>
-      <w:lvlText w:val="%8."/>
-      <w:lvlJc w:val="left"/>
-      <w:pPr>
-        <w:ind w:left="5760" w:hanging="360"/>
-      </w:pPr>
-    </w:lvl>
-    <w:lvl w:ilvl="8" w:tplc="39A27450">
-      <w:start w:val="1"/>
-      <w:numFmt w:val="lowerRoman"/>
-      <w:lvlText w:val="%9."/>
-      <w:lvlJc w:val="right"/>
-      <w:pPr>
-        <w:ind w:left="6480" w:hanging="180"/>
-      </w:pPr>
-    </w:lvl>
-  </w:abstractNum>
-  <w:abstractNum w:abstractNumId="61" w15:restartNumberingAfterBreak="0">
-    <w:nsid w:val="72C44A3A"/>
-    <w:multiLevelType w:val="hybridMultilevel"/>
-    <w:tmpl w:val="CBF4045E"/>
-    <w:lvl w:ilvl="0" w:tplc="D2246402">
-      <w:start w:val="1"/>
-      <w:numFmt w:val="bullet"/>
-      <w:lvlText w:val=""/>
-      <w:lvlJc w:val="left"/>
-      <w:pPr>
-        <w:ind w:left="720" w:hanging="360"/>
-      </w:pPr>
-      <w:rPr>
-        <w:rFonts w:ascii="Symbol" w:hAnsi="Symbol" w:hint="default"/>
-      </w:rPr>
-    </w:lvl>
-    <w:lvl w:ilvl="1" w:tplc="0EDECAFA">
-      <w:start w:val="1"/>
-      <w:numFmt w:val="bullet"/>
-      <w:lvlText w:val="o"/>
-      <w:lvlJc w:val="left"/>
-      <w:pPr>
-        <w:ind w:left="1440" w:hanging="360"/>
-      </w:pPr>
-      <w:rPr>
-        <w:rFonts w:ascii="Symbol" w:hAnsi="Symbol" w:hint="default"/>
-      </w:rPr>
-    </w:lvl>
-    <w:lvl w:ilvl="2" w:tplc="8AB49D12">
-      <w:start w:val="1"/>
-      <w:numFmt w:val="bullet"/>
-      <w:lvlText w:val=""/>
-      <w:lvlJc w:val="left"/>
-      <w:pPr>
-        <w:ind w:left="2160" w:hanging="360"/>
-      </w:pPr>
-      <w:rPr>
-        <w:rFonts w:ascii="Wingdings" w:hAnsi="Wingdings" w:hint="default"/>
-      </w:rPr>
-    </w:lvl>
-    <w:lvl w:ilvl="3" w:tplc="3438AB6E">
-      <w:start w:val="1"/>
-      <w:numFmt w:val="bullet"/>
-      <w:lvlText w:val=""/>
-      <w:lvlJc w:val="left"/>
-      <w:pPr>
-        <w:ind w:left="2880" w:hanging="360"/>
-      </w:pPr>
-      <w:rPr>
-        <w:rFonts w:ascii="Symbol" w:hAnsi="Symbol" w:hint="default"/>
-      </w:rPr>
-    </w:lvl>
-    <w:lvl w:ilvl="4" w:tplc="21229A82">
-      <w:start w:val="1"/>
-      <w:numFmt w:val="bullet"/>
-      <w:lvlText w:val="o"/>
-      <w:lvlJc w:val="left"/>
-      <w:pPr>
-        <w:ind w:left="3600" w:hanging="360"/>
-      </w:pPr>
-      <w:rPr>
-        <w:rFonts w:ascii="Courier New" w:hAnsi="Courier New" w:hint="default"/>
-      </w:rPr>
-    </w:lvl>
-    <w:lvl w:ilvl="5" w:tplc="01F4417A">
-      <w:start w:val="1"/>
-      <w:numFmt w:val="bullet"/>
-      <w:lvlText w:val=""/>
-      <w:lvlJc w:val="left"/>
-      <w:pPr>
-        <w:ind w:left="4320" w:hanging="360"/>
-      </w:pPr>
-      <w:rPr>
-        <w:rFonts w:ascii="Wingdings" w:hAnsi="Wingdings" w:hint="default"/>
-      </w:rPr>
-    </w:lvl>
-    <w:lvl w:ilvl="6" w:tplc="46AA445C">
-      <w:start w:val="1"/>
-      <w:numFmt w:val="bullet"/>
-      <w:lvlText w:val=""/>
-      <w:lvlJc w:val="left"/>
-      <w:pPr>
-        <w:ind w:left="5040" w:hanging="360"/>
-      </w:pPr>
-      <w:rPr>
-        <w:rFonts w:ascii="Symbol" w:hAnsi="Symbol" w:hint="default"/>
-      </w:rPr>
-    </w:lvl>
-    <w:lvl w:ilvl="7" w:tplc="02BE7792">
-      <w:start w:val="1"/>
-      <w:numFmt w:val="bullet"/>
-      <w:lvlText w:val="o"/>
-      <w:lvlJc w:val="left"/>
-      <w:pPr>
-        <w:ind w:left="5760" w:hanging="360"/>
-      </w:pPr>
-      <w:rPr>
-        <w:rFonts w:ascii="Courier New" w:hAnsi="Courier New" w:hint="default"/>
-      </w:rPr>
-    </w:lvl>
-    <w:lvl w:ilvl="8" w:tplc="A90A95DE">
-      <w:start w:val="1"/>
-      <w:numFmt w:val="bullet"/>
-      <w:lvlText w:val=""/>
-      <w:lvlJc w:val="left"/>
-      <w:pPr>
-        <w:ind w:left="6480" w:hanging="360"/>
-      </w:pPr>
-      <w:rPr>
-        <w:rFonts w:ascii="Wingdings" w:hAnsi="Wingdings" w:hint="default"/>
-      </w:rPr>
-    </w:lvl>
-  </w:abstractNum>
-  <w:abstractNum w:abstractNumId="62" w15:restartNumberingAfterBreak="0">
+  <w:abstractNum w:abstractNumId="16" w15:restartNumberingAfterBreak="0">
     <w:nsid w:val="7318DF3C"/>
     <w:multiLevelType w:val="hybridMultilevel"/>
     <w:tmpl w:val="D082850E"/>
@@ -48739,7 +43686,7 @@
       </w:pPr>
     </w:lvl>
   </w:abstractNum>
-  <w:abstractNum w:abstractNumId="63" w15:restartNumberingAfterBreak="0">
+  <w:abstractNum w:abstractNumId="17" w15:restartNumberingAfterBreak="0">
     <w:nsid w:val="74B38F8D"/>
     <w:multiLevelType w:val="hybridMultilevel"/>
     <w:tmpl w:val="828468EE"/>
@@ -48825,7 +43772,7 @@
       </w:pPr>
     </w:lvl>
   </w:abstractNum>
-  <w:abstractNum w:abstractNumId="64" w15:restartNumberingAfterBreak="0">
+  <w:abstractNum w:abstractNumId="18" w15:restartNumberingAfterBreak="0">
     <w:nsid w:val="75271F10"/>
     <w:multiLevelType w:val="hybridMultilevel"/>
     <w:tmpl w:val="DB0E4954"/>
@@ -48938,711 +43885,41 @@
       </w:rPr>
     </w:lvl>
   </w:abstractNum>
-  <w:abstractNum w:abstractNumId="65" w15:restartNumberingAfterBreak="0">
-    <w:nsid w:val="75B32BC6"/>
-    <w:multiLevelType w:val="hybridMultilevel"/>
-    <w:tmpl w:val="F1608658"/>
-    <w:lvl w:ilvl="0" w:tplc="04090001">
-      <w:start w:val="1"/>
-      <w:numFmt w:val="bullet"/>
-      <w:lvlText w:val=""/>
-      <w:lvlJc w:val="left"/>
-      <w:pPr>
-        <w:ind w:left="480" w:hanging="480"/>
-      </w:pPr>
-      <w:rPr>
-        <w:rFonts w:ascii="Wingdings" w:hAnsi="Wingdings" w:hint="default"/>
-      </w:rPr>
-    </w:lvl>
-    <w:lvl w:ilvl="1" w:tplc="04090003" w:tentative="1">
-      <w:start w:val="1"/>
-      <w:numFmt w:val="bullet"/>
-      <w:lvlText w:val=""/>
-      <w:lvlJc w:val="left"/>
-      <w:pPr>
-        <w:ind w:left="960" w:hanging="480"/>
-      </w:pPr>
-      <w:rPr>
-        <w:rFonts w:ascii="Wingdings" w:hAnsi="Wingdings" w:hint="default"/>
-      </w:rPr>
-    </w:lvl>
-    <w:lvl w:ilvl="2" w:tplc="04090005" w:tentative="1">
-      <w:start w:val="1"/>
-      <w:numFmt w:val="bullet"/>
-      <w:lvlText w:val=""/>
-      <w:lvlJc w:val="left"/>
-      <w:pPr>
-        <w:ind w:left="1440" w:hanging="480"/>
-      </w:pPr>
-      <w:rPr>
-        <w:rFonts w:ascii="Wingdings" w:hAnsi="Wingdings" w:hint="default"/>
-      </w:rPr>
-    </w:lvl>
-    <w:lvl w:ilvl="3" w:tplc="04090001" w:tentative="1">
-      <w:start w:val="1"/>
-      <w:numFmt w:val="bullet"/>
-      <w:lvlText w:val=""/>
-      <w:lvlJc w:val="left"/>
-      <w:pPr>
-        <w:ind w:left="1920" w:hanging="480"/>
-      </w:pPr>
-      <w:rPr>
-        <w:rFonts w:ascii="Wingdings" w:hAnsi="Wingdings" w:hint="default"/>
-      </w:rPr>
-    </w:lvl>
-    <w:lvl w:ilvl="4" w:tplc="04090003" w:tentative="1">
-      <w:start w:val="1"/>
-      <w:numFmt w:val="bullet"/>
-      <w:lvlText w:val=""/>
-      <w:lvlJc w:val="left"/>
-      <w:pPr>
-        <w:ind w:left="2400" w:hanging="480"/>
-      </w:pPr>
-      <w:rPr>
-        <w:rFonts w:ascii="Wingdings" w:hAnsi="Wingdings" w:hint="default"/>
-      </w:rPr>
-    </w:lvl>
-    <w:lvl w:ilvl="5" w:tplc="04090005" w:tentative="1">
-      <w:start w:val="1"/>
-      <w:numFmt w:val="bullet"/>
-      <w:lvlText w:val=""/>
-      <w:lvlJc w:val="left"/>
-      <w:pPr>
-        <w:ind w:left="2880" w:hanging="480"/>
-      </w:pPr>
-      <w:rPr>
-        <w:rFonts w:ascii="Wingdings" w:hAnsi="Wingdings" w:hint="default"/>
-      </w:rPr>
-    </w:lvl>
-    <w:lvl w:ilvl="6" w:tplc="04090001" w:tentative="1">
-      <w:start w:val="1"/>
-      <w:numFmt w:val="bullet"/>
-      <w:lvlText w:val=""/>
-      <w:lvlJc w:val="left"/>
-      <w:pPr>
-        <w:ind w:left="3360" w:hanging="480"/>
-      </w:pPr>
-      <w:rPr>
-        <w:rFonts w:ascii="Wingdings" w:hAnsi="Wingdings" w:hint="default"/>
-      </w:rPr>
-    </w:lvl>
-    <w:lvl w:ilvl="7" w:tplc="04090003" w:tentative="1">
-      <w:start w:val="1"/>
-      <w:numFmt w:val="bullet"/>
-      <w:lvlText w:val=""/>
-      <w:lvlJc w:val="left"/>
-      <w:pPr>
-        <w:ind w:left="3840" w:hanging="480"/>
-      </w:pPr>
-      <w:rPr>
-        <w:rFonts w:ascii="Wingdings" w:hAnsi="Wingdings" w:hint="default"/>
-      </w:rPr>
-    </w:lvl>
-    <w:lvl w:ilvl="8" w:tplc="04090005" w:tentative="1">
-      <w:start w:val="1"/>
-      <w:numFmt w:val="bullet"/>
-      <w:lvlText w:val=""/>
-      <w:lvlJc w:val="left"/>
-      <w:pPr>
-        <w:ind w:left="4320" w:hanging="480"/>
-      </w:pPr>
-      <w:rPr>
-        <w:rFonts w:ascii="Wingdings" w:hAnsi="Wingdings" w:hint="default"/>
-      </w:rPr>
-    </w:lvl>
-  </w:abstractNum>
-  <w:abstractNum w:abstractNumId="66" w15:restartNumberingAfterBreak="0">
-    <w:nsid w:val="77B81B97"/>
-    <w:multiLevelType w:val="multilevel"/>
-    <w:tmpl w:val="475AD688"/>
-    <w:lvl w:ilvl="0">
-      <w:start w:val="1"/>
-      <w:numFmt w:val="bullet"/>
-      <w:lvlText w:val=""/>
-      <w:lvlJc w:val="left"/>
-      <w:pPr>
-        <w:tabs>
-          <w:tab w:val="num" w:pos="720"/>
-        </w:tabs>
-        <w:ind w:left="720" w:hanging="360"/>
-      </w:pPr>
-      <w:rPr>
-        <w:rFonts w:ascii="Symbol" w:hAnsi="Symbol" w:hint="default"/>
-        <w:sz w:val="20"/>
-      </w:rPr>
-    </w:lvl>
-    <w:lvl w:ilvl="1" w:tentative="1">
-      <w:start w:val="1"/>
-      <w:numFmt w:val="bullet"/>
-      <w:lvlText w:val="o"/>
-      <w:lvlJc w:val="left"/>
-      <w:pPr>
-        <w:tabs>
-          <w:tab w:val="num" w:pos="1440"/>
-        </w:tabs>
-        <w:ind w:left="1440" w:hanging="360"/>
-      </w:pPr>
-      <w:rPr>
-        <w:rFonts w:ascii="Courier New" w:hAnsi="Courier New" w:hint="default"/>
-        <w:sz w:val="20"/>
-      </w:rPr>
-    </w:lvl>
-    <w:lvl w:ilvl="2" w:tentative="1">
-      <w:start w:val="1"/>
-      <w:numFmt w:val="bullet"/>
-      <w:lvlText w:val=""/>
-      <w:lvlJc w:val="left"/>
-      <w:pPr>
-        <w:tabs>
-          <w:tab w:val="num" w:pos="2160"/>
-        </w:tabs>
-        <w:ind w:left="2160" w:hanging="360"/>
-      </w:pPr>
-      <w:rPr>
-        <w:rFonts w:ascii="Wingdings" w:hAnsi="Wingdings" w:hint="default"/>
-        <w:sz w:val="20"/>
-      </w:rPr>
-    </w:lvl>
-    <w:lvl w:ilvl="3" w:tentative="1">
-      <w:start w:val="1"/>
-      <w:numFmt w:val="bullet"/>
-      <w:lvlText w:val=""/>
-      <w:lvlJc w:val="left"/>
-      <w:pPr>
-        <w:tabs>
-          <w:tab w:val="num" w:pos="2880"/>
-        </w:tabs>
-        <w:ind w:left="2880" w:hanging="360"/>
-      </w:pPr>
-      <w:rPr>
-        <w:rFonts w:ascii="Wingdings" w:hAnsi="Wingdings" w:hint="default"/>
-        <w:sz w:val="20"/>
-      </w:rPr>
-    </w:lvl>
-    <w:lvl w:ilvl="4" w:tentative="1">
-      <w:start w:val="1"/>
-      <w:numFmt w:val="bullet"/>
-      <w:lvlText w:val=""/>
-      <w:lvlJc w:val="left"/>
-      <w:pPr>
-        <w:tabs>
-          <w:tab w:val="num" w:pos="3600"/>
-        </w:tabs>
-        <w:ind w:left="3600" w:hanging="360"/>
-      </w:pPr>
-      <w:rPr>
-        <w:rFonts w:ascii="Wingdings" w:hAnsi="Wingdings" w:hint="default"/>
-        <w:sz w:val="20"/>
-      </w:rPr>
-    </w:lvl>
-    <w:lvl w:ilvl="5" w:tentative="1">
-      <w:start w:val="1"/>
-      <w:numFmt w:val="bullet"/>
-      <w:lvlText w:val=""/>
-      <w:lvlJc w:val="left"/>
-      <w:pPr>
-        <w:tabs>
-          <w:tab w:val="num" w:pos="4320"/>
-        </w:tabs>
-        <w:ind w:left="4320" w:hanging="360"/>
-      </w:pPr>
-      <w:rPr>
-        <w:rFonts w:ascii="Wingdings" w:hAnsi="Wingdings" w:hint="default"/>
-        <w:sz w:val="20"/>
-      </w:rPr>
-    </w:lvl>
-    <w:lvl w:ilvl="6" w:tentative="1">
-      <w:start w:val="1"/>
-      <w:numFmt w:val="bullet"/>
-      <w:lvlText w:val=""/>
-      <w:lvlJc w:val="left"/>
-      <w:pPr>
-        <w:tabs>
-          <w:tab w:val="num" w:pos="5040"/>
-        </w:tabs>
-        <w:ind w:left="5040" w:hanging="360"/>
-      </w:pPr>
-      <w:rPr>
-        <w:rFonts w:ascii="Wingdings" w:hAnsi="Wingdings" w:hint="default"/>
-        <w:sz w:val="20"/>
-      </w:rPr>
-    </w:lvl>
-    <w:lvl w:ilvl="7" w:tentative="1">
-      <w:start w:val="1"/>
-      <w:numFmt w:val="bullet"/>
-      <w:lvlText w:val=""/>
-      <w:lvlJc w:val="left"/>
-      <w:pPr>
-        <w:tabs>
-          <w:tab w:val="num" w:pos="5760"/>
-        </w:tabs>
-        <w:ind w:left="5760" w:hanging="360"/>
-      </w:pPr>
-      <w:rPr>
-        <w:rFonts w:ascii="Wingdings" w:hAnsi="Wingdings" w:hint="default"/>
-        <w:sz w:val="20"/>
-      </w:rPr>
-    </w:lvl>
-    <w:lvl w:ilvl="8" w:tentative="1">
-      <w:start w:val="1"/>
-      <w:numFmt w:val="bullet"/>
-      <w:lvlText w:val=""/>
-      <w:lvlJc w:val="left"/>
-      <w:pPr>
-        <w:tabs>
-          <w:tab w:val="num" w:pos="6480"/>
-        </w:tabs>
-        <w:ind w:left="6480" w:hanging="360"/>
-      </w:pPr>
-      <w:rPr>
-        <w:rFonts w:ascii="Wingdings" w:hAnsi="Wingdings" w:hint="default"/>
-        <w:sz w:val="20"/>
-      </w:rPr>
-    </w:lvl>
-  </w:abstractNum>
-  <w:abstractNum w:abstractNumId="67" w15:restartNumberingAfterBreak="0">
-    <w:nsid w:val="7AE7268A"/>
-    <w:multiLevelType w:val="hybridMultilevel"/>
-    <w:tmpl w:val="4C54A658"/>
-    <w:lvl w:ilvl="0" w:tplc="FB707DD4">
-      <w:start w:val="1"/>
-      <w:numFmt w:val="decimal"/>
-      <w:lvlText w:val="%1."/>
-      <w:lvlJc w:val="left"/>
-      <w:pPr>
-        <w:ind w:left="720" w:hanging="360"/>
-      </w:pPr>
-      <w:rPr>
-        <w:rFonts w:ascii="標楷體" w:hAnsi="標楷體" w:hint="default"/>
-      </w:rPr>
-    </w:lvl>
-    <w:lvl w:ilvl="1" w:tplc="B8201542">
-      <w:start w:val="1"/>
-      <w:numFmt w:val="lowerLetter"/>
-      <w:lvlText w:val="%2."/>
-      <w:lvlJc w:val="left"/>
-      <w:pPr>
-        <w:ind w:left="1440" w:hanging="360"/>
-      </w:pPr>
-    </w:lvl>
-    <w:lvl w:ilvl="2" w:tplc="ECA288A4">
-      <w:start w:val="1"/>
-      <w:numFmt w:val="lowerRoman"/>
-      <w:lvlText w:val="%3."/>
-      <w:lvlJc w:val="right"/>
-      <w:pPr>
-        <w:ind w:left="2160" w:hanging="180"/>
-      </w:pPr>
-    </w:lvl>
-    <w:lvl w:ilvl="3" w:tplc="5E52E5AA">
-      <w:start w:val="1"/>
-      <w:numFmt w:val="decimal"/>
-      <w:lvlText w:val="%4."/>
-      <w:lvlJc w:val="left"/>
-      <w:pPr>
-        <w:ind w:left="2880" w:hanging="360"/>
-      </w:pPr>
-    </w:lvl>
-    <w:lvl w:ilvl="4" w:tplc="47BA36E6">
-      <w:start w:val="1"/>
-      <w:numFmt w:val="lowerLetter"/>
-      <w:lvlText w:val="%5."/>
-      <w:lvlJc w:val="left"/>
-      <w:pPr>
-        <w:ind w:left="3600" w:hanging="360"/>
-      </w:pPr>
-    </w:lvl>
-    <w:lvl w:ilvl="5" w:tplc="84A8B894">
-      <w:start w:val="1"/>
-      <w:numFmt w:val="lowerRoman"/>
-      <w:lvlText w:val="%6."/>
-      <w:lvlJc w:val="right"/>
-      <w:pPr>
-        <w:ind w:left="4320" w:hanging="180"/>
-      </w:pPr>
-    </w:lvl>
-    <w:lvl w:ilvl="6" w:tplc="8382A170">
-      <w:start w:val="1"/>
-      <w:numFmt w:val="decimal"/>
-      <w:lvlText w:val="%7."/>
-      <w:lvlJc w:val="left"/>
-      <w:pPr>
-        <w:ind w:left="5040" w:hanging="360"/>
-      </w:pPr>
-    </w:lvl>
-    <w:lvl w:ilvl="7" w:tplc="E3D2B102">
-      <w:start w:val="1"/>
-      <w:numFmt w:val="lowerLetter"/>
-      <w:lvlText w:val="%8."/>
-      <w:lvlJc w:val="left"/>
-      <w:pPr>
-        <w:ind w:left="5760" w:hanging="360"/>
-      </w:pPr>
-    </w:lvl>
-    <w:lvl w:ilvl="8" w:tplc="1C0A128E">
-      <w:start w:val="1"/>
-      <w:numFmt w:val="lowerRoman"/>
-      <w:lvlText w:val="%9."/>
-      <w:lvlJc w:val="right"/>
-      <w:pPr>
-        <w:ind w:left="6480" w:hanging="180"/>
-      </w:pPr>
-    </w:lvl>
-  </w:abstractNum>
-  <w:abstractNum w:abstractNumId="68" w15:restartNumberingAfterBreak="0">
-    <w:nsid w:val="7E5C6DE4"/>
-    <w:multiLevelType w:val="hybridMultilevel"/>
-    <w:tmpl w:val="2C96CC90"/>
-    <w:lvl w:ilvl="0" w:tplc="04090001">
-      <w:start w:val="1"/>
-      <w:numFmt w:val="bullet"/>
-      <w:lvlText w:val=""/>
-      <w:lvlJc w:val="left"/>
-      <w:pPr>
-        <w:ind w:left="480" w:hanging="480"/>
-      </w:pPr>
-      <w:rPr>
-        <w:rFonts w:ascii="Wingdings" w:hAnsi="Wingdings" w:hint="default"/>
-      </w:rPr>
-    </w:lvl>
-    <w:lvl w:ilvl="1" w:tplc="04090003" w:tentative="1">
-      <w:start w:val="1"/>
-      <w:numFmt w:val="bullet"/>
-      <w:lvlText w:val=""/>
-      <w:lvlJc w:val="left"/>
-      <w:pPr>
-        <w:ind w:left="960" w:hanging="480"/>
-      </w:pPr>
-      <w:rPr>
-        <w:rFonts w:ascii="Wingdings" w:hAnsi="Wingdings" w:hint="default"/>
-      </w:rPr>
-    </w:lvl>
-    <w:lvl w:ilvl="2" w:tplc="04090005" w:tentative="1">
-      <w:start w:val="1"/>
-      <w:numFmt w:val="bullet"/>
-      <w:lvlText w:val=""/>
-      <w:lvlJc w:val="left"/>
-      <w:pPr>
-        <w:ind w:left="1440" w:hanging="480"/>
-      </w:pPr>
-      <w:rPr>
-        <w:rFonts w:ascii="Wingdings" w:hAnsi="Wingdings" w:hint="default"/>
-      </w:rPr>
-    </w:lvl>
-    <w:lvl w:ilvl="3" w:tplc="04090001" w:tentative="1">
-      <w:start w:val="1"/>
-      <w:numFmt w:val="bullet"/>
-      <w:lvlText w:val=""/>
-      <w:lvlJc w:val="left"/>
-      <w:pPr>
-        <w:ind w:left="1920" w:hanging="480"/>
-      </w:pPr>
-      <w:rPr>
-        <w:rFonts w:ascii="Wingdings" w:hAnsi="Wingdings" w:hint="default"/>
-      </w:rPr>
-    </w:lvl>
-    <w:lvl w:ilvl="4" w:tplc="04090003" w:tentative="1">
-      <w:start w:val="1"/>
-      <w:numFmt w:val="bullet"/>
-      <w:lvlText w:val=""/>
-      <w:lvlJc w:val="left"/>
-      <w:pPr>
-        <w:ind w:left="2400" w:hanging="480"/>
-      </w:pPr>
-      <w:rPr>
-        <w:rFonts w:ascii="Wingdings" w:hAnsi="Wingdings" w:hint="default"/>
-      </w:rPr>
-    </w:lvl>
-    <w:lvl w:ilvl="5" w:tplc="04090005" w:tentative="1">
-      <w:start w:val="1"/>
-      <w:numFmt w:val="bullet"/>
-      <w:lvlText w:val=""/>
-      <w:lvlJc w:val="left"/>
-      <w:pPr>
-        <w:ind w:left="2880" w:hanging="480"/>
-      </w:pPr>
-      <w:rPr>
-        <w:rFonts w:ascii="Wingdings" w:hAnsi="Wingdings" w:hint="default"/>
-      </w:rPr>
-    </w:lvl>
-    <w:lvl w:ilvl="6" w:tplc="04090001" w:tentative="1">
-      <w:start w:val="1"/>
-      <w:numFmt w:val="bullet"/>
-      <w:lvlText w:val=""/>
-      <w:lvlJc w:val="left"/>
-      <w:pPr>
-        <w:ind w:left="3360" w:hanging="480"/>
-      </w:pPr>
-      <w:rPr>
-        <w:rFonts w:ascii="Wingdings" w:hAnsi="Wingdings" w:hint="default"/>
-      </w:rPr>
-    </w:lvl>
-    <w:lvl w:ilvl="7" w:tplc="04090003" w:tentative="1">
-      <w:start w:val="1"/>
-      <w:numFmt w:val="bullet"/>
-      <w:lvlText w:val=""/>
-      <w:lvlJc w:val="left"/>
-      <w:pPr>
-        <w:ind w:left="3840" w:hanging="480"/>
-      </w:pPr>
-      <w:rPr>
-        <w:rFonts w:ascii="Wingdings" w:hAnsi="Wingdings" w:hint="default"/>
-      </w:rPr>
-    </w:lvl>
-    <w:lvl w:ilvl="8" w:tplc="04090005" w:tentative="1">
-      <w:start w:val="1"/>
-      <w:numFmt w:val="bullet"/>
-      <w:lvlText w:val=""/>
-      <w:lvlJc w:val="left"/>
-      <w:pPr>
-        <w:ind w:left="4320" w:hanging="480"/>
-      </w:pPr>
-      <w:rPr>
-        <w:rFonts w:ascii="Wingdings" w:hAnsi="Wingdings" w:hint="default"/>
-      </w:rPr>
-    </w:lvl>
-  </w:abstractNum>
-  <w:abstractNum w:abstractNumId="69" w15:restartNumberingAfterBreak="0">
-    <w:nsid w:val="7FD551F0"/>
-    <w:multiLevelType w:val="hybridMultilevel"/>
-    <w:tmpl w:val="0FE8B8C4"/>
-    <w:lvl w:ilvl="0" w:tplc="D52ED3D2">
-      <w:start w:val="1"/>
-      <w:numFmt w:val="bullet"/>
-      <w:lvlText w:val=""/>
-      <w:lvlJc w:val="left"/>
-      <w:pPr>
-        <w:ind w:left="720" w:hanging="360"/>
-      </w:pPr>
-      <w:rPr>
-        <w:rFonts w:ascii="Symbol" w:hAnsi="Symbol" w:hint="default"/>
-      </w:rPr>
-    </w:lvl>
-    <w:lvl w:ilvl="1" w:tplc="C2A608AE">
-      <w:start w:val="1"/>
-      <w:numFmt w:val="bullet"/>
-      <w:lvlText w:val="o"/>
-      <w:lvlJc w:val="left"/>
-      <w:pPr>
-        <w:ind w:left="1440" w:hanging="360"/>
-      </w:pPr>
-      <w:rPr>
-        <w:rFonts w:ascii="Symbol" w:hAnsi="Symbol" w:hint="default"/>
-      </w:rPr>
-    </w:lvl>
-    <w:lvl w:ilvl="2" w:tplc="438CD508">
-      <w:start w:val="1"/>
-      <w:numFmt w:val="bullet"/>
-      <w:lvlText w:val=""/>
-      <w:lvlJc w:val="left"/>
-      <w:pPr>
-        <w:ind w:left="2160" w:hanging="360"/>
-      </w:pPr>
-      <w:rPr>
-        <w:rFonts w:ascii="Wingdings" w:hAnsi="Wingdings" w:hint="default"/>
-      </w:rPr>
-    </w:lvl>
-    <w:lvl w:ilvl="3" w:tplc="3F76DD34">
-      <w:start w:val="1"/>
-      <w:numFmt w:val="bullet"/>
-      <w:lvlText w:val=""/>
-      <w:lvlJc w:val="left"/>
-      <w:pPr>
-        <w:ind w:left="2880" w:hanging="360"/>
-      </w:pPr>
-      <w:rPr>
-        <w:rFonts w:ascii="Symbol" w:hAnsi="Symbol" w:hint="default"/>
-      </w:rPr>
-    </w:lvl>
-    <w:lvl w:ilvl="4" w:tplc="B5200B6A">
-      <w:start w:val="1"/>
-      <w:numFmt w:val="bullet"/>
-      <w:lvlText w:val="o"/>
-      <w:lvlJc w:val="left"/>
-      <w:pPr>
-        <w:ind w:left="3600" w:hanging="360"/>
-      </w:pPr>
-      <w:rPr>
-        <w:rFonts w:ascii="Courier New" w:hAnsi="Courier New" w:hint="default"/>
-      </w:rPr>
-    </w:lvl>
-    <w:lvl w:ilvl="5" w:tplc="6696F26E">
-      <w:start w:val="1"/>
-      <w:numFmt w:val="bullet"/>
-      <w:lvlText w:val=""/>
-      <w:lvlJc w:val="left"/>
-      <w:pPr>
-        <w:ind w:left="4320" w:hanging="360"/>
-      </w:pPr>
-      <w:rPr>
-        <w:rFonts w:ascii="Wingdings" w:hAnsi="Wingdings" w:hint="default"/>
-      </w:rPr>
-    </w:lvl>
-    <w:lvl w:ilvl="6" w:tplc="0DFE1800">
-      <w:start w:val="1"/>
-      <w:numFmt w:val="bullet"/>
-      <w:lvlText w:val=""/>
-      <w:lvlJc w:val="left"/>
-      <w:pPr>
-        <w:ind w:left="5040" w:hanging="360"/>
-      </w:pPr>
-      <w:rPr>
-        <w:rFonts w:ascii="Symbol" w:hAnsi="Symbol" w:hint="default"/>
-      </w:rPr>
-    </w:lvl>
-    <w:lvl w:ilvl="7" w:tplc="2730DE96">
-      <w:start w:val="1"/>
-      <w:numFmt w:val="bullet"/>
-      <w:lvlText w:val="o"/>
-      <w:lvlJc w:val="left"/>
-      <w:pPr>
-        <w:ind w:left="5760" w:hanging="360"/>
-      </w:pPr>
-      <w:rPr>
-        <w:rFonts w:ascii="Courier New" w:hAnsi="Courier New" w:hint="default"/>
-      </w:rPr>
-    </w:lvl>
-    <w:lvl w:ilvl="8" w:tplc="D76AB062">
-      <w:start w:val="1"/>
-      <w:numFmt w:val="bullet"/>
-      <w:lvlText w:val=""/>
-      <w:lvlJc w:val="left"/>
-      <w:pPr>
-        <w:ind w:left="6480" w:hanging="360"/>
-      </w:pPr>
-      <w:rPr>
-        <w:rFonts w:ascii="Wingdings" w:hAnsi="Wingdings" w:hint="default"/>
-      </w:rPr>
-    </w:lvl>
-  </w:abstractNum>
   <w:num w:numId="1" w16cid:durableId="1935047347">
-    <w:abstractNumId w:val="63"/>
+    <w:abstractNumId w:val="17"/>
   </w:num>
   <w:num w:numId="2" w16cid:durableId="2018579562">
-    <w:abstractNumId w:val="24"/>
+    <w:abstractNumId w:val="3"/>
   </w:num>
   <w:num w:numId="3" w16cid:durableId="2130925413">
-    <w:abstractNumId w:val="31"/>
+    <w:abstractNumId w:val="4"/>
   </w:num>
   <w:num w:numId="4" w16cid:durableId="1525555167">
-    <w:abstractNumId w:val="34"/>
+    <w:abstractNumId w:val="5"/>
   </w:num>
   <w:num w:numId="5" w16cid:durableId="836845658">
-    <w:abstractNumId w:val="1"/>
+    <w:abstractNumId w:val="0"/>
   </w:num>
   <w:num w:numId="6" w16cid:durableId="244073779">
-    <w:abstractNumId w:val="62"/>
+    <w:abstractNumId w:val="16"/>
   </w:num>
   <w:num w:numId="7" w16cid:durableId="667711685">
-    <w:abstractNumId w:val="44"/>
+    <w:abstractNumId w:val="10"/>
   </w:num>
   <w:num w:numId="8" w16cid:durableId="1877502186">
-    <w:abstractNumId w:val="49"/>
+    <w:abstractNumId w:val="12"/>
   </w:num>
   <w:num w:numId="9" w16cid:durableId="891162560">
-    <w:abstractNumId w:val="42"/>
+    <w:abstractNumId w:val="9"/>
   </w:num>
   <w:num w:numId="10" w16cid:durableId="1082145930">
-    <w:abstractNumId w:val="37"/>
+    <w:abstractNumId w:val="6"/>
   </w:num>
-  <w:num w:numId="11" w16cid:durableId="1587230831">
-    <w:abstractNumId w:val="5"/>
+  <w:num w:numId="11" w16cid:durableId="125898505">
+    <w:abstractNumId w:val="14"/>
   </w:num>
-  <w:num w:numId="12" w16cid:durableId="1285304802">
-    <w:abstractNumId w:val="22"/>
-  </w:num>
-  <w:num w:numId="13" w16cid:durableId="1342007913">
-    <w:abstractNumId w:val="43"/>
-  </w:num>
-  <w:num w:numId="14" w16cid:durableId="409351807">
-    <w:abstractNumId w:val="27"/>
-  </w:num>
-  <w:num w:numId="15" w16cid:durableId="750741333">
-    <w:abstractNumId w:val="67"/>
-  </w:num>
-  <w:num w:numId="16" w16cid:durableId="376777680">
-    <w:abstractNumId w:val="15"/>
-  </w:num>
-  <w:num w:numId="17" w16cid:durableId="1719624104">
-    <w:abstractNumId w:val="56"/>
-  </w:num>
-  <w:num w:numId="18" w16cid:durableId="2121802789">
-    <w:abstractNumId w:val="60"/>
-  </w:num>
-  <w:num w:numId="19" w16cid:durableId="1030183800">
-    <w:abstractNumId w:val="3"/>
-  </w:num>
-  <w:num w:numId="20" w16cid:durableId="1408066530">
-    <w:abstractNumId w:val="26"/>
-  </w:num>
-  <w:num w:numId="21" w16cid:durableId="1713533977">
-    <w:abstractNumId w:val="53"/>
-  </w:num>
-  <w:num w:numId="22" w16cid:durableId="183834022">
-    <w:abstractNumId w:val="59"/>
-  </w:num>
-  <w:num w:numId="23" w16cid:durableId="294064672">
-    <w:abstractNumId w:val="48"/>
-  </w:num>
-  <w:num w:numId="24" w16cid:durableId="764036722">
-    <w:abstractNumId w:val="38"/>
-  </w:num>
-  <w:num w:numId="25" w16cid:durableId="1965843661">
-    <w:abstractNumId w:val="11"/>
-  </w:num>
-  <w:num w:numId="26" w16cid:durableId="2048525720">
+  <w:num w:numId="12" w16cid:durableId="466044325">
     <w:abstractNumId w:val="2"/>
-  </w:num>
-  <w:num w:numId="27" w16cid:durableId="1106192971">
-    <w:abstractNumId w:val="7"/>
-  </w:num>
-  <w:num w:numId="28" w16cid:durableId="1801847796">
-    <w:abstractNumId w:val="69"/>
-  </w:num>
-  <w:num w:numId="29" w16cid:durableId="1662732728">
-    <w:abstractNumId w:val="61"/>
-  </w:num>
-  <w:num w:numId="30" w16cid:durableId="31923437">
-    <w:abstractNumId w:val="0"/>
-  </w:num>
-  <w:num w:numId="31" w16cid:durableId="125898505">
-    <w:abstractNumId w:val="52"/>
-  </w:num>
-  <w:num w:numId="32" w16cid:durableId="2076316618">
-    <w:abstractNumId w:val="52"/>
-    <w:lvlOverride w:ilvl="0">
-      <w:startOverride w:val="2"/>
-    </w:lvlOverride>
-    <w:lvlOverride w:ilvl="1">
-      <w:startOverride w:val="1"/>
-    </w:lvlOverride>
-    <w:lvlOverride w:ilvl="2">
-      <w:startOverride w:val="1"/>
-    </w:lvlOverride>
-    <w:lvlOverride w:ilvl="3">
-      <w:startOverride w:val="1"/>
-    </w:lvlOverride>
-    <w:lvlOverride w:ilvl="4">
-      <w:startOverride w:val="1"/>
-    </w:lvlOverride>
-    <w:lvlOverride w:ilvl="5">
-      <w:startOverride w:val="1"/>
-    </w:lvlOverride>
-    <w:lvlOverride w:ilvl="6">
-      <w:startOverride w:val="1"/>
-    </w:lvlOverride>
-    <w:lvlOverride w:ilvl="7">
-      <w:startOverride w:val="1"/>
-    </w:lvlOverride>
-    <w:lvlOverride w:ilvl="8">
-      <w:startOverride w:val="1"/>
-    </w:lvlOverride>
-  </w:num>
-  <w:num w:numId="33" w16cid:durableId="442652791">
-    <w:abstractNumId w:val="47"/>
-  </w:num>
-  <w:num w:numId="34" w16cid:durableId="466044325">
-    <w:abstractNumId w:val="20"/>
     <w:lvlOverride w:ilvl="0">
       <w:startOverride w:val="1"/>
     </w:lvlOverride>
@@ -49671,117 +43948,28 @@
       <w:startOverride w:val="1"/>
     </w:lvlOverride>
   </w:num>
-  <w:num w:numId="35" w16cid:durableId="2144078057">
+  <w:num w:numId="13" w16cid:durableId="2144078057">
+    <w:abstractNumId w:val="1"/>
+  </w:num>
+  <w:num w:numId="14" w16cid:durableId="1517496551">
+    <w:abstractNumId w:val="18"/>
+  </w:num>
+  <w:num w:numId="15" w16cid:durableId="1044212383">
+    <w:abstractNumId w:val="7"/>
+  </w:num>
+  <w:num w:numId="16" w16cid:durableId="229655037">
+    <w:abstractNumId w:val="11"/>
+  </w:num>
+  <w:num w:numId="17" w16cid:durableId="257296449">
+    <w:abstractNumId w:val="15"/>
+  </w:num>
+  <w:num w:numId="18" w16cid:durableId="1287350591">
+    <w:abstractNumId w:val="13"/>
+  </w:num>
+  <w:num w:numId="19" w16cid:durableId="950554841">
     <w:abstractNumId w:val="8"/>
   </w:num>
-  <w:num w:numId="36" w16cid:durableId="1517496551">
-    <w:abstractNumId w:val="64"/>
-  </w:num>
-  <w:num w:numId="37" w16cid:durableId="42296228">
-    <w:abstractNumId w:val="12"/>
-  </w:num>
-  <w:num w:numId="38" w16cid:durableId="1298608832">
-    <w:abstractNumId w:val="6"/>
-  </w:num>
-  <w:num w:numId="39" w16cid:durableId="1235166590">
-    <w:abstractNumId w:val="17"/>
-  </w:num>
-  <w:num w:numId="40" w16cid:durableId="1770806559">
-    <w:abstractNumId w:val="13"/>
-  </w:num>
-  <w:num w:numId="41" w16cid:durableId="934702536">
-    <w:abstractNumId w:val="14"/>
-  </w:num>
-  <w:num w:numId="42" w16cid:durableId="1903440587">
-    <w:abstractNumId w:val="46"/>
-  </w:num>
-  <w:num w:numId="43" w16cid:durableId="1631473626">
-    <w:abstractNumId w:val="58"/>
-  </w:num>
-  <w:num w:numId="44" w16cid:durableId="1841967603">
-    <w:abstractNumId w:val="57"/>
-  </w:num>
-  <w:num w:numId="45" w16cid:durableId="2005471982">
-    <w:abstractNumId w:val="35"/>
-  </w:num>
-  <w:num w:numId="46" w16cid:durableId="1434088105">
-    <w:abstractNumId w:val="19"/>
-  </w:num>
-  <w:num w:numId="47" w16cid:durableId="273442621">
-    <w:abstractNumId w:val="16"/>
-  </w:num>
-  <w:num w:numId="48" w16cid:durableId="231040356">
-    <w:abstractNumId w:val="18"/>
-  </w:num>
-  <w:num w:numId="49" w16cid:durableId="147283340">
-    <w:abstractNumId w:val="28"/>
-  </w:num>
-  <w:num w:numId="50" w16cid:durableId="660425961">
-    <w:abstractNumId w:val="29"/>
-  </w:num>
-  <w:num w:numId="51" w16cid:durableId="2140143682">
-    <w:abstractNumId w:val="33"/>
-  </w:num>
-  <w:num w:numId="52" w16cid:durableId="1053965077">
-    <w:abstractNumId w:val="32"/>
-  </w:num>
-  <w:num w:numId="53" w16cid:durableId="337851311">
-    <w:abstractNumId w:val="36"/>
-  </w:num>
-  <w:num w:numId="54" w16cid:durableId="966400811">
-    <w:abstractNumId w:val="66"/>
-  </w:num>
-  <w:num w:numId="55" w16cid:durableId="1604799322">
-    <w:abstractNumId w:val="54"/>
-  </w:num>
-  <w:num w:numId="56" w16cid:durableId="1103379827">
-    <w:abstractNumId w:val="21"/>
-  </w:num>
-  <w:num w:numId="57" w16cid:durableId="1182085009">
-    <w:abstractNumId w:val="25"/>
-  </w:num>
-  <w:num w:numId="58" w16cid:durableId="2100907406">
-    <w:abstractNumId w:val="30"/>
-  </w:num>
-  <w:num w:numId="59" w16cid:durableId="1044212383">
-    <w:abstractNumId w:val="39"/>
-  </w:num>
-  <w:num w:numId="60" w16cid:durableId="229655037">
-    <w:abstractNumId w:val="45"/>
-  </w:num>
-  <w:num w:numId="61" w16cid:durableId="257296449">
-    <w:abstractNumId w:val="55"/>
-  </w:num>
-  <w:num w:numId="62" w16cid:durableId="1287350591">
-    <w:abstractNumId w:val="50"/>
-  </w:num>
-  <w:num w:numId="63" w16cid:durableId="511182501">
-    <w:abstractNumId w:val="10"/>
-  </w:num>
-  <w:num w:numId="64" w16cid:durableId="1102846983">
-    <w:abstractNumId w:val="51"/>
-  </w:num>
-  <w:num w:numId="65" w16cid:durableId="563834310">
-    <w:abstractNumId w:val="9"/>
-  </w:num>
-  <w:num w:numId="66" w16cid:durableId="1650553359">
-    <w:abstractNumId w:val="4"/>
-  </w:num>
-  <w:num w:numId="67" w16cid:durableId="256135250">
-    <w:abstractNumId w:val="23"/>
-  </w:num>
-  <w:num w:numId="68" w16cid:durableId="1223178493">
-    <w:abstractNumId w:val="68"/>
-  </w:num>
-  <w:num w:numId="69" w16cid:durableId="75248628">
-    <w:abstractNumId w:val="40"/>
-  </w:num>
-  <w:num w:numId="70" w16cid:durableId="5864302">
-    <w:abstractNumId w:val="65"/>
-  </w:num>
-  <w:num w:numId="71" w16cid:durableId="950554841">
-    <w:abstractNumId w:val="41"/>
-  </w:num>
+  <w:numIdMacAtCleanup w:val="19"/>
 </w:numbering>
 </file>
 
@@ -50698,7 +44886,7 @@
     <w:pPr>
       <w:numPr>
         <w:ilvl w:val="2"/>
-        <w:numId w:val="31"/>
+        <w:numId w:val="11"/>
       </w:numPr>
       <w:snapToGrid w:val="0"/>
     </w:pPr>

--- a/文件/系統文件整併版0531.docx
+++ b/文件/系統文件整併版0531.docx
@@ -905,43 +905,47 @@
           <w:rFonts w:asciiTheme="minorHAnsi" w:eastAsiaTheme="minorEastAsia" w:hAnsiTheme="minorHAnsi" w:cstheme="minorBidi"/>
           <w:b w:val="0"/>
           <w:bCs w:val="0"/>
-          <w:sz w:val="24"/>
-          <w:szCs w:val="24"/>
-          <w14:ligatures w14:val="standardContextual"/>
-        </w:rPr>
-      </w:pPr>
-      <w:r>
-        <w:rPr>
           <w:sz w:val="32"/>
           <w:szCs w:val="32"/>
-        </w:rPr>
-        <w:fldChar w:fldCharType="begin"/>
-      </w:r>
+          <w14:ligatures w14:val="standardContextual"/>
+        </w:rPr>
+      </w:pPr>
       <w:r>
         <w:rPr>
           <w:sz w:val="32"/>
           <w:szCs w:val="32"/>
         </w:rPr>
-        <w:instrText xml:space="preserve"> TOC \o "1-3" \h \z \u </w:instrText>
+        <w:fldChar w:fldCharType="begin"/>
       </w:r>
       <w:r>
         <w:rPr>
           <w:sz w:val="32"/>
           <w:szCs w:val="32"/>
         </w:rPr>
+        <w:instrText xml:space="preserve"> TOC \o "1-3" \h \z \u </w:instrText>
+      </w:r>
+      <w:r>
+        <w:rPr>
+          <w:sz w:val="32"/>
+          <w:szCs w:val="32"/>
+        </w:rPr>
         <w:fldChar w:fldCharType="separate"/>
       </w:r>
-      <w:hyperlink w:anchor="_Toc231220009" w:history="1">
+      <w:hyperlink w:anchor="_Toc231221020" w:history="1">
         <w:r>
           <w:rPr>
             <w:rStyle w:val="af6"/>
             <w:rFonts w:hint="eastAsia"/>
+            <w:sz w:val="32"/>
+            <w:szCs w:val="32"/>
           </w:rPr>
           <w:t>第</w:t>
         </w:r>
         <w:r>
           <w:rPr>
             <w:rStyle w:val="af6"/>
+            <w:sz w:val="32"/>
+            <w:szCs w:val="32"/>
           </w:rPr>
           <w:t>1</w:t>
         </w:r>
@@ -949,12 +953,16 @@
           <w:rPr>
             <w:rStyle w:val="af6"/>
             <w:rFonts w:hint="eastAsia"/>
+            <w:sz w:val="32"/>
+            <w:szCs w:val="32"/>
           </w:rPr>
           <w:t>章</w:t>
         </w:r>
         <w:r>
           <w:rPr>
             <w:rStyle w:val="af6"/>
+            <w:sz w:val="32"/>
+            <w:szCs w:val="32"/>
           </w:rPr>
           <w:t xml:space="preserve"> </w:t>
         </w:r>
@@ -962,47 +970,63 @@
           <w:rPr>
             <w:rStyle w:val="af6"/>
             <w:rFonts w:hint="eastAsia"/>
+            <w:sz w:val="32"/>
+            <w:szCs w:val="32"/>
           </w:rPr>
           <w:t>前言</w:t>
         </w:r>
         <w:r>
           <w:rPr>
             <w:webHidden/>
+            <w:sz w:val="32"/>
+            <w:szCs w:val="32"/>
           </w:rPr>
           <w:tab/>
         </w:r>
         <w:r>
           <w:rPr>
             <w:webHidden/>
+            <w:sz w:val="32"/>
+            <w:szCs w:val="32"/>
           </w:rPr>
           <w:fldChar w:fldCharType="begin"/>
         </w:r>
         <w:r>
           <w:rPr>
             <w:webHidden/>
+            <w:sz w:val="32"/>
+            <w:szCs w:val="32"/>
           </w:rPr>
-          <w:instrText xml:space="preserve"> PAGEREF _Toc231220009 \h </w:instrText>
+          <w:instrText xml:space="preserve"> PAGEREF _Toc231221020 \h </w:instrText>
         </w:r>
         <w:r>
           <w:rPr>
             <w:webHidden/>
+            <w:sz w:val="32"/>
+            <w:szCs w:val="32"/>
           </w:rPr>
         </w:r>
         <w:r>
           <w:rPr>
             <w:webHidden/>
+            <w:sz w:val="32"/>
+            <w:szCs w:val="32"/>
           </w:rPr>
           <w:fldChar w:fldCharType="separate"/>
         </w:r>
         <w:r>
           <w:rPr>
             <w:webHidden/>
+            <w:sz w:val="32"/>
+            <w:szCs w:val="32"/>
           </w:rPr>
           <w:t>1</w:t>
         </w:r>
         <w:r>
           <w:rPr>
             <w:webHidden/>
+            <w:sz w:val="32"/>
+            <w:szCs w:val="32"/>
           </w:rPr>
           <w:fldChar w:fldCharType="end"/>
         </w:r>
@@ -1016,12 +1040,10 @@
           <w:b w:val="0"/>
           <w:bCs w:val="0"/>
           <w:kern w:val="2"/>
-          <w:sz w:val="24"/>
-          <w:szCs w:val="24"/>
           <w14:ligatures w14:val="standardContextual"/>
         </w:rPr>
       </w:pPr>
-      <w:hyperlink w:anchor="_Toc231220010" w:history="1">
+      <w:hyperlink w:anchor="_Toc231221021" w:history="1">
         <w:r>
           <w:rPr>
             <w:rStyle w:val="af6"/>
@@ -1062,7 +1084,7 @@
             <w:bCs w:val="0"/>
             <w:webHidden/>
           </w:rPr>
-          <w:instrText xml:space="preserve"> PAGEREF _Toc231220010 \h </w:instrText>
+          <w:instrText xml:space="preserve"> PAGEREF _Toc231221021 \h </w:instrText>
         </w:r>
         <w:r>
           <w:rPr>
@@ -1105,12 +1127,10 @@
           <w:b w:val="0"/>
           <w:bCs w:val="0"/>
           <w:kern w:val="2"/>
-          <w:sz w:val="24"/>
-          <w:szCs w:val="24"/>
           <w14:ligatures w14:val="standardContextual"/>
         </w:rPr>
       </w:pPr>
-      <w:hyperlink w:anchor="_Toc231220011" w:history="1">
+      <w:hyperlink w:anchor="_Toc231221022" w:history="1">
         <w:r>
           <w:rPr>
             <w:rStyle w:val="af6"/>
@@ -1151,7 +1171,7 @@
             <w:bCs w:val="0"/>
             <w:webHidden/>
           </w:rPr>
-          <w:instrText xml:space="preserve"> PAGEREF _Toc231220011 \h </w:instrText>
+          <w:instrText xml:space="preserve"> PAGEREF _Toc231221022 \h </w:instrText>
         </w:r>
         <w:r>
           <w:rPr>
@@ -1194,12 +1214,10 @@
           <w:b w:val="0"/>
           <w:bCs w:val="0"/>
           <w:kern w:val="2"/>
-          <w:sz w:val="24"/>
-          <w:szCs w:val="24"/>
           <w14:ligatures w14:val="standardContextual"/>
         </w:rPr>
       </w:pPr>
-      <w:hyperlink w:anchor="_Toc231220012" w:history="1">
+      <w:hyperlink w:anchor="_Toc231221023" w:history="1">
         <w:r>
           <w:rPr>
             <w:rStyle w:val="af6"/>
@@ -1240,7 +1258,7 @@
             <w:bCs w:val="0"/>
             <w:webHidden/>
           </w:rPr>
-          <w:instrText xml:space="preserve"> PAGEREF _Toc231220012 \h </w:instrText>
+          <w:instrText xml:space="preserve"> PAGEREF _Toc231221023 \h </w:instrText>
         </w:r>
         <w:r>
           <w:rPr>
@@ -1283,12 +1301,10 @@
           <w:b w:val="0"/>
           <w:bCs w:val="0"/>
           <w:kern w:val="2"/>
-          <w:sz w:val="24"/>
-          <w:szCs w:val="24"/>
           <w14:ligatures w14:val="standardContextual"/>
         </w:rPr>
       </w:pPr>
-      <w:hyperlink w:anchor="_Toc231220013" w:history="1">
+      <w:hyperlink w:anchor="_Toc231221024" w:history="1">
         <w:r>
           <w:rPr>
             <w:rStyle w:val="af6"/>
@@ -1329,7 +1345,7 @@
             <w:bCs w:val="0"/>
             <w:webHidden/>
           </w:rPr>
-          <w:instrText xml:space="preserve"> PAGEREF _Toc231220013 \h </w:instrText>
+          <w:instrText xml:space="preserve"> PAGEREF _Toc231221024 \h </w:instrText>
         </w:r>
         <w:r>
           <w:rPr>
@@ -1371,16 +1387,18 @@
           <w:rFonts w:asciiTheme="minorHAnsi" w:eastAsiaTheme="minorEastAsia" w:hAnsiTheme="minorHAnsi" w:cstheme="minorBidi"/>
           <w:b w:val="0"/>
           <w:bCs w:val="0"/>
-          <w:sz w:val="24"/>
-          <w:szCs w:val="24"/>
+          <w:sz w:val="32"/>
+          <w:szCs w:val="32"/>
           <w14:ligatures w14:val="standardContextual"/>
         </w:rPr>
       </w:pPr>
-      <w:hyperlink w:anchor="_Toc231220014" w:history="1">
+      <w:hyperlink w:anchor="_Toc231221025" w:history="1">
         <w:r>
           <w:rPr>
             <w:rStyle w:val="af6"/>
             <w:rFonts w:cs="標楷體" w:hint="eastAsia"/>
+            <w:sz w:val="32"/>
+            <w:szCs w:val="32"/>
           </w:rPr>
           <w:t>第</w:t>
         </w:r>
@@ -1388,6 +1406,8 @@
           <w:rPr>
             <w:rStyle w:val="af6"/>
             <w:rFonts w:cs="標楷體"/>
+            <w:sz w:val="32"/>
+            <w:szCs w:val="32"/>
           </w:rPr>
           <w:t>2</w:t>
         </w:r>
@@ -1395,6 +1415,8 @@
           <w:rPr>
             <w:rStyle w:val="af6"/>
             <w:rFonts w:cs="標楷體" w:hint="eastAsia"/>
+            <w:sz w:val="32"/>
+            <w:szCs w:val="32"/>
           </w:rPr>
           <w:t>章</w:t>
         </w:r>
@@ -1402,6 +1424,8 @@
           <w:rPr>
             <w:rStyle w:val="af6"/>
             <w:rFonts w:cs="標楷體"/>
+            <w:sz w:val="32"/>
+            <w:szCs w:val="32"/>
           </w:rPr>
           <w:t xml:space="preserve"> </w:t>
         </w:r>
@@ -1409,47 +1433,63 @@
           <w:rPr>
             <w:rStyle w:val="af6"/>
             <w:rFonts w:cs="標楷體" w:hint="eastAsia"/>
+            <w:sz w:val="32"/>
+            <w:szCs w:val="32"/>
           </w:rPr>
           <w:t>營運計畫</w:t>
         </w:r>
         <w:r>
           <w:rPr>
             <w:webHidden/>
+            <w:sz w:val="32"/>
+            <w:szCs w:val="32"/>
           </w:rPr>
           <w:tab/>
         </w:r>
         <w:r>
           <w:rPr>
             <w:webHidden/>
+            <w:sz w:val="32"/>
+            <w:szCs w:val="32"/>
           </w:rPr>
           <w:fldChar w:fldCharType="begin"/>
         </w:r>
         <w:r>
           <w:rPr>
             <w:webHidden/>
+            <w:sz w:val="32"/>
+            <w:szCs w:val="32"/>
           </w:rPr>
-          <w:instrText xml:space="preserve"> PAGEREF _Toc231220014 \h </w:instrText>
+          <w:instrText xml:space="preserve"> PAGEREF _Toc231221025 \h </w:instrText>
         </w:r>
         <w:r>
           <w:rPr>
             <w:webHidden/>
+            <w:sz w:val="32"/>
+            <w:szCs w:val="32"/>
           </w:rPr>
         </w:r>
         <w:r>
           <w:rPr>
             <w:webHidden/>
+            <w:sz w:val="32"/>
+            <w:szCs w:val="32"/>
           </w:rPr>
           <w:fldChar w:fldCharType="separate"/>
         </w:r>
         <w:r>
           <w:rPr>
             <w:webHidden/>
+            <w:sz w:val="32"/>
+            <w:szCs w:val="32"/>
           </w:rPr>
           <w:t>5</w:t>
         </w:r>
         <w:r>
           <w:rPr>
             <w:webHidden/>
+            <w:sz w:val="32"/>
+            <w:szCs w:val="32"/>
           </w:rPr>
           <w:fldChar w:fldCharType="end"/>
         </w:r>
@@ -1463,12 +1503,10 @@
           <w:b w:val="0"/>
           <w:bCs w:val="0"/>
           <w:kern w:val="2"/>
-          <w:sz w:val="24"/>
-          <w:szCs w:val="24"/>
           <w14:ligatures w14:val="standardContextual"/>
         </w:rPr>
       </w:pPr>
-      <w:hyperlink w:anchor="_Toc231220015" w:history="1">
+      <w:hyperlink w:anchor="_Toc231221026" w:history="1">
         <w:r>
           <w:rPr>
             <w:rStyle w:val="af6"/>
@@ -1509,7 +1547,7 @@
             <w:bCs w:val="0"/>
             <w:webHidden/>
           </w:rPr>
-          <w:instrText xml:space="preserve"> PAGEREF _Toc231220015 \h </w:instrText>
+          <w:instrText xml:space="preserve"> PAGEREF _Toc231221026 \h </w:instrText>
         </w:r>
         <w:r>
           <w:rPr>
@@ -1552,12 +1590,10 @@
           <w:b w:val="0"/>
           <w:bCs w:val="0"/>
           <w:kern w:val="2"/>
-          <w:sz w:val="24"/>
-          <w:szCs w:val="24"/>
           <w14:ligatures w14:val="standardContextual"/>
         </w:rPr>
       </w:pPr>
-      <w:hyperlink w:anchor="_Toc231220016" w:history="1">
+      <w:hyperlink w:anchor="_Toc231221027" w:history="1">
         <w:r>
           <w:rPr>
             <w:rStyle w:val="af6"/>
@@ -1598,7 +1634,7 @@
             <w:bCs w:val="0"/>
             <w:webHidden/>
           </w:rPr>
-          <w:instrText xml:space="preserve"> PAGEREF _Toc231220016 \h </w:instrText>
+          <w:instrText xml:space="preserve"> PAGEREF _Toc231221027 \h </w:instrText>
         </w:r>
         <w:r>
           <w:rPr>
@@ -1641,12 +1677,10 @@
           <w:b w:val="0"/>
           <w:bCs w:val="0"/>
           <w:kern w:val="2"/>
-          <w:sz w:val="24"/>
-          <w:szCs w:val="24"/>
           <w14:ligatures w14:val="standardContextual"/>
         </w:rPr>
       </w:pPr>
-      <w:hyperlink w:anchor="_Toc231220017" w:history="1">
+      <w:hyperlink w:anchor="_Toc231221028" w:history="1">
         <w:r>
           <w:rPr>
             <w:rStyle w:val="af6"/>
@@ -1696,7 +1730,7 @@
             <w:bCs w:val="0"/>
             <w:webHidden/>
           </w:rPr>
-          <w:instrText xml:space="preserve"> PAGEREF _Toc231220017 \h </w:instrText>
+          <w:instrText xml:space="preserve"> PAGEREF _Toc231221028 \h </w:instrText>
         </w:r>
         <w:r>
           <w:rPr>
@@ -1739,12 +1773,10 @@
           <w:b w:val="0"/>
           <w:bCs w:val="0"/>
           <w:kern w:val="2"/>
-          <w:sz w:val="24"/>
-          <w:szCs w:val="24"/>
           <w14:ligatures w14:val="standardContextual"/>
         </w:rPr>
       </w:pPr>
-      <w:hyperlink w:anchor="_Toc231220018" w:history="1">
+      <w:hyperlink w:anchor="_Toc231221029" w:history="1">
         <w:r>
           <w:rPr>
             <w:rStyle w:val="af6"/>
@@ -1794,7 +1826,7 @@
             <w:bCs w:val="0"/>
             <w:webHidden/>
           </w:rPr>
-          <w:instrText xml:space="preserve"> PAGEREF _Toc231220018 \h </w:instrText>
+          <w:instrText xml:space="preserve"> PAGEREF _Toc231221029 \h </w:instrText>
         </w:r>
         <w:r>
           <w:rPr>
@@ -1836,16 +1868,18 @@
           <w:rFonts w:asciiTheme="minorHAnsi" w:eastAsiaTheme="minorEastAsia" w:hAnsiTheme="minorHAnsi" w:cstheme="minorBidi"/>
           <w:b w:val="0"/>
           <w:bCs w:val="0"/>
-          <w:sz w:val="24"/>
-          <w:szCs w:val="24"/>
+          <w:sz w:val="32"/>
+          <w:szCs w:val="32"/>
           <w14:ligatures w14:val="standardContextual"/>
         </w:rPr>
       </w:pPr>
-      <w:hyperlink w:anchor="_Toc231220019" w:history="1">
+      <w:hyperlink w:anchor="_Toc231221030" w:history="1">
         <w:r>
           <w:rPr>
             <w:rStyle w:val="af6"/>
             <w:rFonts w:cs="標楷體" w:hint="eastAsia"/>
+            <w:sz w:val="32"/>
+            <w:szCs w:val="32"/>
           </w:rPr>
           <w:t>第</w:t>
         </w:r>
@@ -1853,6 +1887,8 @@
           <w:rPr>
             <w:rStyle w:val="af6"/>
             <w:rFonts w:cs="標楷體"/>
+            <w:sz w:val="32"/>
+            <w:szCs w:val="32"/>
           </w:rPr>
           <w:t>3</w:t>
         </w:r>
@@ -1860,6 +1896,8 @@
           <w:rPr>
             <w:rStyle w:val="af6"/>
             <w:rFonts w:cs="標楷體" w:hint="eastAsia"/>
+            <w:sz w:val="32"/>
+            <w:szCs w:val="32"/>
           </w:rPr>
           <w:t>章</w:t>
         </w:r>
@@ -1867,6 +1905,8 @@
           <w:rPr>
             <w:rStyle w:val="af6"/>
             <w:rFonts w:cs="標楷體"/>
+            <w:sz w:val="32"/>
+            <w:szCs w:val="32"/>
           </w:rPr>
           <w:t xml:space="preserve"> </w:t>
         </w:r>
@@ -1874,47 +1914,63 @@
           <w:rPr>
             <w:rStyle w:val="af6"/>
             <w:rFonts w:cs="標楷體" w:hint="eastAsia"/>
+            <w:sz w:val="32"/>
+            <w:szCs w:val="32"/>
           </w:rPr>
           <w:t>系統架構</w:t>
         </w:r>
         <w:r>
           <w:rPr>
             <w:webHidden/>
+            <w:sz w:val="32"/>
+            <w:szCs w:val="32"/>
           </w:rPr>
           <w:tab/>
         </w:r>
         <w:r>
           <w:rPr>
             <w:webHidden/>
+            <w:sz w:val="32"/>
+            <w:szCs w:val="32"/>
           </w:rPr>
           <w:fldChar w:fldCharType="begin"/>
         </w:r>
         <w:r>
           <w:rPr>
             <w:webHidden/>
+            <w:sz w:val="32"/>
+            <w:szCs w:val="32"/>
           </w:rPr>
-          <w:instrText xml:space="preserve"> PAGEREF _Toc231220019 \h </w:instrText>
+          <w:instrText xml:space="preserve"> PAGEREF _Toc231221030 \h </w:instrText>
         </w:r>
         <w:r>
           <w:rPr>
             <w:webHidden/>
+            <w:sz w:val="32"/>
+            <w:szCs w:val="32"/>
           </w:rPr>
         </w:r>
         <w:r>
           <w:rPr>
             <w:webHidden/>
+            <w:sz w:val="32"/>
+            <w:szCs w:val="32"/>
           </w:rPr>
           <w:fldChar w:fldCharType="separate"/>
         </w:r>
         <w:r>
           <w:rPr>
             <w:webHidden/>
+            <w:sz w:val="32"/>
+            <w:szCs w:val="32"/>
           </w:rPr>
           <w:t>13</w:t>
         </w:r>
         <w:r>
           <w:rPr>
             <w:webHidden/>
+            <w:sz w:val="32"/>
+            <w:szCs w:val="32"/>
           </w:rPr>
           <w:fldChar w:fldCharType="end"/>
         </w:r>
@@ -1928,12 +1984,10 @@
           <w:b w:val="0"/>
           <w:bCs w:val="0"/>
           <w:kern w:val="2"/>
-          <w:sz w:val="24"/>
-          <w:szCs w:val="24"/>
           <w14:ligatures w14:val="standardContextual"/>
         </w:rPr>
       </w:pPr>
-      <w:hyperlink w:anchor="_Toc231220020" w:history="1">
+      <w:hyperlink w:anchor="_Toc231221031" w:history="1">
         <w:r>
           <w:rPr>
             <w:rStyle w:val="af6"/>
@@ -1974,7 +2028,7 @@
             <w:bCs w:val="0"/>
             <w:webHidden/>
           </w:rPr>
-          <w:instrText xml:space="preserve"> PAGEREF _Toc231220020 \h </w:instrText>
+          <w:instrText xml:space="preserve"> PAGEREF _Toc231221031 \h </w:instrText>
         </w:r>
         <w:r>
           <w:rPr>
@@ -2017,12 +2071,10 @@
           <w:b w:val="0"/>
           <w:bCs w:val="0"/>
           <w:kern w:val="2"/>
-          <w:sz w:val="24"/>
-          <w:szCs w:val="24"/>
           <w14:ligatures w14:val="standardContextual"/>
         </w:rPr>
       </w:pPr>
-      <w:hyperlink w:anchor="_Toc231220021" w:history="1">
+      <w:hyperlink w:anchor="_Toc231221032" w:history="1">
         <w:r>
           <w:rPr>
             <w:rStyle w:val="af6"/>
@@ -2063,7 +2115,7 @@
             <w:bCs w:val="0"/>
             <w:webHidden/>
           </w:rPr>
-          <w:instrText xml:space="preserve"> PAGEREF _Toc231220021 \h </w:instrText>
+          <w:instrText xml:space="preserve"> PAGEREF _Toc231221032 \h </w:instrText>
         </w:r>
         <w:r>
           <w:rPr>
@@ -2106,12 +2158,10 @@
           <w:b w:val="0"/>
           <w:bCs w:val="0"/>
           <w:kern w:val="2"/>
-          <w:sz w:val="24"/>
-          <w:szCs w:val="24"/>
           <w14:ligatures w14:val="standardContextual"/>
         </w:rPr>
       </w:pPr>
-      <w:hyperlink w:anchor="_Toc231220022" w:history="1">
+      <w:hyperlink w:anchor="_Toc231221033" w:history="1">
         <w:r>
           <w:rPr>
             <w:rStyle w:val="af6"/>
@@ -2152,7 +2202,7 @@
             <w:bCs w:val="0"/>
             <w:webHidden/>
           </w:rPr>
-          <w:instrText xml:space="preserve"> PAGEREF _Toc231220022 \h </w:instrText>
+          <w:instrText xml:space="preserve"> PAGEREF _Toc231221033 \h </w:instrText>
         </w:r>
         <w:r>
           <w:rPr>
@@ -2194,16 +2244,18 @@
           <w:rFonts w:asciiTheme="minorHAnsi" w:eastAsiaTheme="minorEastAsia" w:hAnsiTheme="minorHAnsi" w:cstheme="minorBidi"/>
           <w:b w:val="0"/>
           <w:bCs w:val="0"/>
-          <w:sz w:val="24"/>
-          <w:szCs w:val="24"/>
+          <w:sz w:val="32"/>
+          <w:szCs w:val="32"/>
           <w14:ligatures w14:val="standardContextual"/>
         </w:rPr>
       </w:pPr>
-      <w:hyperlink w:anchor="_Toc231220023" w:history="1">
+      <w:hyperlink w:anchor="_Toc231221034" w:history="1">
         <w:r>
           <w:rPr>
             <w:rStyle w:val="af6"/>
             <w:rFonts w:cs="標楷體" w:hint="eastAsia"/>
+            <w:sz w:val="32"/>
+            <w:szCs w:val="32"/>
           </w:rPr>
           <w:t>第</w:t>
         </w:r>
@@ -2211,6 +2263,8 @@
           <w:rPr>
             <w:rStyle w:val="af6"/>
             <w:rFonts w:cs="標楷體"/>
+            <w:sz w:val="32"/>
+            <w:szCs w:val="32"/>
           </w:rPr>
           <w:t>4</w:t>
         </w:r>
@@ -2218,6 +2272,8 @@
           <w:rPr>
             <w:rStyle w:val="af6"/>
             <w:rFonts w:cs="標楷體" w:hint="eastAsia"/>
+            <w:sz w:val="32"/>
+            <w:szCs w:val="32"/>
           </w:rPr>
           <w:t>章</w:t>
         </w:r>
@@ -2225,6 +2281,8 @@
           <w:rPr>
             <w:rStyle w:val="af6"/>
             <w:rFonts w:cs="標楷體"/>
+            <w:sz w:val="32"/>
+            <w:szCs w:val="32"/>
           </w:rPr>
           <w:t xml:space="preserve"> </w:t>
         </w:r>
@@ -2232,47 +2290,63 @@
           <w:rPr>
             <w:rStyle w:val="af6"/>
             <w:rFonts w:cs="標楷體" w:hint="eastAsia"/>
+            <w:sz w:val="32"/>
+            <w:szCs w:val="32"/>
           </w:rPr>
           <w:t>專案時程與組織分工</w:t>
         </w:r>
         <w:r>
           <w:rPr>
             <w:webHidden/>
+            <w:sz w:val="32"/>
+            <w:szCs w:val="32"/>
           </w:rPr>
           <w:tab/>
         </w:r>
         <w:r>
           <w:rPr>
             <w:webHidden/>
+            <w:sz w:val="32"/>
+            <w:szCs w:val="32"/>
           </w:rPr>
           <w:fldChar w:fldCharType="begin"/>
         </w:r>
         <w:r>
           <w:rPr>
             <w:webHidden/>
+            <w:sz w:val="32"/>
+            <w:szCs w:val="32"/>
           </w:rPr>
-          <w:instrText xml:space="preserve"> PAGEREF _Toc231220023 \h </w:instrText>
+          <w:instrText xml:space="preserve"> PAGEREF _Toc231221034 \h </w:instrText>
         </w:r>
         <w:r>
           <w:rPr>
             <w:webHidden/>
+            <w:sz w:val="32"/>
+            <w:szCs w:val="32"/>
           </w:rPr>
         </w:r>
         <w:r>
           <w:rPr>
             <w:webHidden/>
+            <w:sz w:val="32"/>
+            <w:szCs w:val="32"/>
           </w:rPr>
           <w:fldChar w:fldCharType="separate"/>
         </w:r>
         <w:r>
           <w:rPr>
             <w:webHidden/>
+            <w:sz w:val="32"/>
+            <w:szCs w:val="32"/>
           </w:rPr>
           <w:t>18</w:t>
         </w:r>
         <w:r>
           <w:rPr>
             <w:webHidden/>
+            <w:sz w:val="32"/>
+            <w:szCs w:val="32"/>
           </w:rPr>
           <w:fldChar w:fldCharType="end"/>
         </w:r>
@@ -2286,12 +2360,10 @@
           <w:b w:val="0"/>
           <w:bCs w:val="0"/>
           <w:kern w:val="2"/>
-          <w:sz w:val="24"/>
-          <w:szCs w:val="24"/>
           <w14:ligatures w14:val="standardContextual"/>
         </w:rPr>
       </w:pPr>
-      <w:hyperlink w:anchor="_Toc231220024" w:history="1">
+      <w:hyperlink w:anchor="_Toc231221035" w:history="1">
         <w:r>
           <w:rPr>
             <w:rStyle w:val="af6"/>
@@ -2332,7 +2404,7 @@
             <w:bCs w:val="0"/>
             <w:webHidden/>
           </w:rPr>
-          <w:instrText xml:space="preserve"> PAGEREF _Toc231220024 \h </w:instrText>
+          <w:instrText xml:space="preserve"> PAGEREF _Toc231221035 \h </w:instrText>
         </w:r>
         <w:r>
           <w:rPr>
@@ -2375,12 +2447,10 @@
           <w:b w:val="0"/>
           <w:bCs w:val="0"/>
           <w:kern w:val="2"/>
-          <w:sz w:val="24"/>
-          <w:szCs w:val="24"/>
           <w14:ligatures w14:val="standardContextual"/>
         </w:rPr>
       </w:pPr>
-      <w:hyperlink w:anchor="_Toc231220025" w:history="1">
+      <w:hyperlink w:anchor="_Toc231221036" w:history="1">
         <w:r>
           <w:rPr>
             <w:rStyle w:val="af6"/>
@@ -2421,7 +2491,7 @@
             <w:bCs w:val="0"/>
             <w:webHidden/>
           </w:rPr>
-          <w:instrText xml:space="preserve"> PAGEREF _Toc231220025 \h </w:instrText>
+          <w:instrText xml:space="preserve"> PAGEREF _Toc231221036 \h </w:instrText>
         </w:r>
         <w:r>
           <w:rPr>
@@ -2464,12 +2534,10 @@
           <w:b w:val="0"/>
           <w:bCs w:val="0"/>
           <w:kern w:val="2"/>
-          <w:sz w:val="24"/>
-          <w:szCs w:val="24"/>
           <w14:ligatures w14:val="standardContextual"/>
         </w:rPr>
       </w:pPr>
-      <w:hyperlink w:anchor="_Toc231220026" w:history="1">
+      <w:hyperlink w:anchor="_Toc231221037" w:history="1">
         <w:r>
           <w:rPr>
             <w:rStyle w:val="af6"/>
@@ -2528,7 +2596,7 @@
             <w:bCs w:val="0"/>
             <w:webHidden/>
           </w:rPr>
-          <w:instrText xml:space="preserve"> PAGEREF _Toc231220026 \h </w:instrText>
+          <w:instrText xml:space="preserve"> PAGEREF _Toc231221037 \h </w:instrText>
         </w:r>
         <w:r>
           <w:rPr>
@@ -2570,16 +2638,18 @@
           <w:rFonts w:asciiTheme="minorHAnsi" w:eastAsiaTheme="minorEastAsia" w:hAnsiTheme="minorHAnsi" w:cstheme="minorBidi"/>
           <w:b w:val="0"/>
           <w:bCs w:val="0"/>
-          <w:sz w:val="24"/>
-          <w:szCs w:val="24"/>
+          <w:sz w:val="32"/>
+          <w:szCs w:val="32"/>
           <w14:ligatures w14:val="standardContextual"/>
         </w:rPr>
       </w:pPr>
-      <w:hyperlink w:anchor="_Toc231220027" w:history="1">
+      <w:hyperlink w:anchor="_Toc231221038" w:history="1">
         <w:r>
           <w:rPr>
             <w:rStyle w:val="af6"/>
             <w:rFonts w:cs="標楷體" w:hint="eastAsia"/>
+            <w:sz w:val="32"/>
+            <w:szCs w:val="32"/>
           </w:rPr>
           <w:t>第</w:t>
         </w:r>
@@ -2587,6 +2657,8 @@
           <w:rPr>
             <w:rStyle w:val="af6"/>
             <w:rFonts w:cs="標楷體"/>
+            <w:sz w:val="32"/>
+            <w:szCs w:val="32"/>
           </w:rPr>
           <w:t>5</w:t>
         </w:r>
@@ -2594,6 +2666,8 @@
           <w:rPr>
             <w:rStyle w:val="af6"/>
             <w:rFonts w:cs="標楷體" w:hint="eastAsia"/>
+            <w:sz w:val="32"/>
+            <w:szCs w:val="32"/>
           </w:rPr>
           <w:t>章</w:t>
         </w:r>
@@ -2601,6 +2675,8 @@
           <w:rPr>
             <w:rStyle w:val="af6"/>
             <w:rFonts w:cs="標楷體"/>
+            <w:sz w:val="32"/>
+            <w:szCs w:val="32"/>
           </w:rPr>
           <w:t xml:space="preserve"> </w:t>
         </w:r>
@@ -2608,47 +2684,63 @@
           <w:rPr>
             <w:rStyle w:val="af6"/>
             <w:rFonts w:cs="標楷體" w:hint="eastAsia"/>
+            <w:sz w:val="32"/>
+            <w:szCs w:val="32"/>
           </w:rPr>
           <w:t>需求模型</w:t>
         </w:r>
         <w:r>
           <w:rPr>
             <w:webHidden/>
+            <w:sz w:val="32"/>
+            <w:szCs w:val="32"/>
           </w:rPr>
           <w:tab/>
         </w:r>
         <w:r>
           <w:rPr>
             <w:webHidden/>
+            <w:sz w:val="32"/>
+            <w:szCs w:val="32"/>
           </w:rPr>
           <w:fldChar w:fldCharType="begin"/>
         </w:r>
         <w:r>
           <w:rPr>
             <w:webHidden/>
+            <w:sz w:val="32"/>
+            <w:szCs w:val="32"/>
           </w:rPr>
-          <w:instrText xml:space="preserve"> PAGEREF _Toc231220027 \h </w:instrText>
+          <w:instrText xml:space="preserve"> PAGEREF _Toc231221038 \h </w:instrText>
         </w:r>
         <w:r>
           <w:rPr>
             <w:webHidden/>
+            <w:sz w:val="32"/>
+            <w:szCs w:val="32"/>
           </w:rPr>
         </w:r>
         <w:r>
           <w:rPr>
             <w:webHidden/>
+            <w:sz w:val="32"/>
+            <w:szCs w:val="32"/>
           </w:rPr>
           <w:fldChar w:fldCharType="separate"/>
         </w:r>
         <w:r>
           <w:rPr>
             <w:webHidden/>
+            <w:sz w:val="32"/>
+            <w:szCs w:val="32"/>
           </w:rPr>
           <w:t>22</w:t>
         </w:r>
         <w:r>
           <w:rPr>
             <w:webHidden/>
+            <w:sz w:val="32"/>
+            <w:szCs w:val="32"/>
           </w:rPr>
           <w:fldChar w:fldCharType="end"/>
         </w:r>
@@ -2662,12 +2754,10 @@
           <w:b w:val="0"/>
           <w:bCs w:val="0"/>
           <w:kern w:val="2"/>
-          <w:sz w:val="24"/>
-          <w:szCs w:val="24"/>
           <w14:ligatures w14:val="standardContextual"/>
         </w:rPr>
       </w:pPr>
-      <w:hyperlink w:anchor="_Toc231220028" w:history="1">
+      <w:hyperlink w:anchor="_Toc231221039" w:history="1">
         <w:r>
           <w:rPr>
             <w:rStyle w:val="af6"/>
@@ -2708,7 +2798,7 @@
             <w:bCs w:val="0"/>
             <w:webHidden/>
           </w:rPr>
-          <w:instrText xml:space="preserve"> PAGEREF _Toc231220028 \h </w:instrText>
+          <w:instrText xml:space="preserve"> PAGEREF _Toc231221039 \h </w:instrText>
         </w:r>
         <w:r>
           <w:rPr>
@@ -2751,12 +2841,10 @@
           <w:b w:val="0"/>
           <w:bCs w:val="0"/>
           <w:kern w:val="2"/>
-          <w:sz w:val="24"/>
-          <w:szCs w:val="24"/>
           <w14:ligatures w14:val="standardContextual"/>
         </w:rPr>
       </w:pPr>
-      <w:hyperlink w:anchor="_Toc231220029" w:history="1">
+      <w:hyperlink w:anchor="_Toc231221040" w:history="1">
         <w:r>
           <w:rPr>
             <w:rStyle w:val="af6"/>
@@ -2797,7 +2885,7 @@
             <w:bCs w:val="0"/>
             <w:webHidden/>
           </w:rPr>
-          <w:instrText xml:space="preserve"> PAGEREF _Toc231220029 \h </w:instrText>
+          <w:instrText xml:space="preserve"> PAGEREF _Toc231221040 \h </w:instrText>
         </w:r>
         <w:r>
           <w:rPr>
@@ -2840,12 +2928,10 @@
           <w:b w:val="0"/>
           <w:bCs w:val="0"/>
           <w:kern w:val="2"/>
-          <w:sz w:val="24"/>
-          <w:szCs w:val="24"/>
           <w14:ligatures w14:val="standardContextual"/>
         </w:rPr>
       </w:pPr>
-      <w:hyperlink w:anchor="_Toc231220030" w:history="1">
+      <w:hyperlink w:anchor="_Toc231221041" w:history="1">
         <w:r>
           <w:rPr>
             <w:rStyle w:val="af6"/>
@@ -2886,7 +2972,7 @@
             <w:bCs w:val="0"/>
             <w:webHidden/>
           </w:rPr>
-          <w:instrText xml:space="preserve"> PAGEREF _Toc231220030 \h </w:instrText>
+          <w:instrText xml:space="preserve"> PAGEREF _Toc231221041 \h </w:instrText>
         </w:r>
         <w:r>
           <w:rPr>
@@ -2928,16 +3014,18 @@
           <w:rFonts w:asciiTheme="minorHAnsi" w:eastAsiaTheme="minorEastAsia" w:hAnsiTheme="minorHAnsi" w:cstheme="minorBidi"/>
           <w:b w:val="0"/>
           <w:bCs w:val="0"/>
-          <w:sz w:val="24"/>
-          <w:szCs w:val="24"/>
+          <w:sz w:val="32"/>
+          <w:szCs w:val="32"/>
           <w14:ligatures w14:val="standardContextual"/>
         </w:rPr>
       </w:pPr>
-      <w:hyperlink w:anchor="_Toc231220031" w:history="1">
+      <w:hyperlink w:anchor="_Toc231221042" w:history="1">
         <w:r>
           <w:rPr>
             <w:rStyle w:val="af6"/>
             <w:rFonts w:cs="標楷體" w:hint="eastAsia"/>
+            <w:sz w:val="32"/>
+            <w:szCs w:val="32"/>
           </w:rPr>
           <w:t>第</w:t>
         </w:r>
@@ -2945,6 +3033,8 @@
           <w:rPr>
             <w:rStyle w:val="af6"/>
             <w:rFonts w:cs="標楷體"/>
+            <w:sz w:val="32"/>
+            <w:szCs w:val="32"/>
           </w:rPr>
           <w:t>6</w:t>
         </w:r>
@@ -2952,6 +3042,8 @@
           <w:rPr>
             <w:rStyle w:val="af6"/>
             <w:rFonts w:cs="標楷體" w:hint="eastAsia"/>
+            <w:sz w:val="32"/>
+            <w:szCs w:val="32"/>
           </w:rPr>
           <w:t>章</w:t>
         </w:r>
@@ -2959,6 +3051,8 @@
           <w:rPr>
             <w:rStyle w:val="af6"/>
             <w:rFonts w:cs="標楷體"/>
+            <w:sz w:val="32"/>
+            <w:szCs w:val="32"/>
           </w:rPr>
           <w:t xml:space="preserve"> </w:t>
         </w:r>
@@ -2966,47 +3060,63 @@
           <w:rPr>
             <w:rStyle w:val="af6"/>
             <w:rFonts w:cs="標楷體" w:hint="eastAsia"/>
+            <w:sz w:val="32"/>
+            <w:szCs w:val="32"/>
           </w:rPr>
           <w:t>設計模型</w:t>
         </w:r>
         <w:r>
           <w:rPr>
             <w:webHidden/>
+            <w:sz w:val="32"/>
+            <w:szCs w:val="32"/>
           </w:rPr>
           <w:tab/>
         </w:r>
         <w:r>
           <w:rPr>
             <w:webHidden/>
+            <w:sz w:val="32"/>
+            <w:szCs w:val="32"/>
           </w:rPr>
           <w:fldChar w:fldCharType="begin"/>
         </w:r>
         <w:r>
           <w:rPr>
             <w:webHidden/>
+            <w:sz w:val="32"/>
+            <w:szCs w:val="32"/>
           </w:rPr>
-          <w:instrText xml:space="preserve"> PAGEREF _Toc231220031 \h </w:instrText>
+          <w:instrText xml:space="preserve"> PAGEREF _Toc231221042 \h </w:instrText>
         </w:r>
         <w:r>
           <w:rPr>
             <w:webHidden/>
+            <w:sz w:val="32"/>
+            <w:szCs w:val="32"/>
           </w:rPr>
         </w:r>
         <w:r>
           <w:rPr>
             <w:webHidden/>
+            <w:sz w:val="32"/>
+            <w:szCs w:val="32"/>
           </w:rPr>
           <w:fldChar w:fldCharType="separate"/>
         </w:r>
         <w:r>
           <w:rPr>
             <w:webHidden/>
+            <w:sz w:val="32"/>
+            <w:szCs w:val="32"/>
           </w:rPr>
           <w:t>39</w:t>
         </w:r>
         <w:r>
           <w:rPr>
             <w:webHidden/>
+            <w:sz w:val="32"/>
+            <w:szCs w:val="32"/>
           </w:rPr>
           <w:fldChar w:fldCharType="end"/>
         </w:r>
@@ -3020,12 +3130,10 @@
           <w:b w:val="0"/>
           <w:bCs w:val="0"/>
           <w:kern w:val="2"/>
-          <w:sz w:val="24"/>
-          <w:szCs w:val="24"/>
           <w14:ligatures w14:val="standardContextual"/>
         </w:rPr>
       </w:pPr>
-      <w:hyperlink w:anchor="_Toc231220032" w:history="1">
+      <w:hyperlink w:anchor="_Toc231221043" w:history="1">
         <w:r>
           <w:rPr>
             <w:rStyle w:val="af6"/>
@@ -3066,7 +3174,7 @@
             <w:bCs w:val="0"/>
             <w:webHidden/>
           </w:rPr>
-          <w:instrText xml:space="preserve"> PAGEREF _Toc231220032 \h </w:instrText>
+          <w:instrText xml:space="preserve"> PAGEREF _Toc231221043 \h </w:instrText>
         </w:r>
         <w:r>
           <w:rPr>
@@ -3109,12 +3217,10 @@
           <w:b w:val="0"/>
           <w:bCs w:val="0"/>
           <w:kern w:val="2"/>
-          <w:sz w:val="24"/>
-          <w:szCs w:val="24"/>
           <w14:ligatures w14:val="standardContextual"/>
         </w:rPr>
       </w:pPr>
-      <w:hyperlink w:anchor="_Toc231220033" w:history="1">
+      <w:hyperlink w:anchor="_Toc231221044" w:history="1">
         <w:r>
           <w:rPr>
             <w:rStyle w:val="af6"/>
@@ -3155,7 +3261,7 @@
             <w:bCs w:val="0"/>
             <w:webHidden/>
           </w:rPr>
-          <w:instrText xml:space="preserve"> PAGEREF _Toc231220033 \h </w:instrText>
+          <w:instrText xml:space="preserve"> PAGEREF _Toc231221044 \h </w:instrText>
         </w:r>
         <w:r>
           <w:rPr>
@@ -3197,16 +3303,18 @@
           <w:rFonts w:asciiTheme="minorHAnsi" w:eastAsiaTheme="minorEastAsia" w:hAnsiTheme="minorHAnsi" w:cstheme="minorBidi"/>
           <w:b w:val="0"/>
           <w:bCs w:val="0"/>
-          <w:sz w:val="24"/>
-          <w:szCs w:val="24"/>
+          <w:sz w:val="32"/>
+          <w:szCs w:val="32"/>
           <w14:ligatures w14:val="standardContextual"/>
         </w:rPr>
       </w:pPr>
-      <w:hyperlink w:anchor="_Toc231220034" w:history="1">
+      <w:hyperlink w:anchor="_Toc231221045" w:history="1">
         <w:r>
           <w:rPr>
             <w:rStyle w:val="af6"/>
             <w:rFonts w:cs="標楷體" w:hint="eastAsia"/>
+            <w:sz w:val="32"/>
+            <w:szCs w:val="32"/>
           </w:rPr>
           <w:t>第</w:t>
         </w:r>
@@ -3214,6 +3322,8 @@
           <w:rPr>
             <w:rStyle w:val="af6"/>
             <w:rFonts w:cs="標楷體"/>
+            <w:sz w:val="32"/>
+            <w:szCs w:val="32"/>
           </w:rPr>
           <w:t>7</w:t>
         </w:r>
@@ -3221,6 +3331,8 @@
           <w:rPr>
             <w:rStyle w:val="af6"/>
             <w:rFonts w:cs="標楷體" w:hint="eastAsia"/>
+            <w:sz w:val="32"/>
+            <w:szCs w:val="32"/>
           </w:rPr>
           <w:t>章</w:t>
         </w:r>
@@ -3228,6 +3340,8 @@
           <w:rPr>
             <w:rStyle w:val="af6"/>
             <w:rFonts w:cs="標楷體"/>
+            <w:sz w:val="32"/>
+            <w:szCs w:val="32"/>
           </w:rPr>
           <w:t xml:space="preserve"> </w:t>
         </w:r>
@@ -3235,47 +3349,63 @@
           <w:rPr>
             <w:rStyle w:val="af6"/>
             <w:rFonts w:cs="標楷體" w:hint="eastAsia"/>
+            <w:sz w:val="32"/>
+            <w:szCs w:val="32"/>
           </w:rPr>
           <w:t>實作模型</w:t>
         </w:r>
         <w:r>
           <w:rPr>
             <w:webHidden/>
+            <w:sz w:val="32"/>
+            <w:szCs w:val="32"/>
           </w:rPr>
           <w:tab/>
         </w:r>
         <w:r>
           <w:rPr>
             <w:webHidden/>
+            <w:sz w:val="32"/>
+            <w:szCs w:val="32"/>
           </w:rPr>
           <w:fldChar w:fldCharType="begin"/>
         </w:r>
         <w:r>
           <w:rPr>
             <w:webHidden/>
+            <w:sz w:val="32"/>
+            <w:szCs w:val="32"/>
           </w:rPr>
-          <w:instrText xml:space="preserve"> PAGEREF _Toc231220034 \h </w:instrText>
+          <w:instrText xml:space="preserve"> PAGEREF _Toc231221045 \h </w:instrText>
         </w:r>
         <w:r>
           <w:rPr>
             <w:webHidden/>
+            <w:sz w:val="32"/>
+            <w:szCs w:val="32"/>
           </w:rPr>
         </w:r>
         <w:r>
           <w:rPr>
             <w:webHidden/>
+            <w:sz w:val="32"/>
+            <w:szCs w:val="32"/>
           </w:rPr>
           <w:fldChar w:fldCharType="separate"/>
         </w:r>
         <w:r>
           <w:rPr>
             <w:webHidden/>
+            <w:sz w:val="32"/>
+            <w:szCs w:val="32"/>
           </w:rPr>
           <w:t>48</w:t>
         </w:r>
         <w:r>
           <w:rPr>
             <w:webHidden/>
+            <w:sz w:val="32"/>
+            <w:szCs w:val="32"/>
           </w:rPr>
           <w:fldChar w:fldCharType="end"/>
         </w:r>
@@ -3289,12 +3419,10 @@
           <w:b w:val="0"/>
           <w:bCs w:val="0"/>
           <w:kern w:val="2"/>
-          <w:sz w:val="24"/>
-          <w:szCs w:val="24"/>
           <w14:ligatures w14:val="standardContextual"/>
         </w:rPr>
       </w:pPr>
-      <w:hyperlink w:anchor="_Toc231220035" w:history="1">
+      <w:hyperlink w:anchor="_Toc231221046" w:history="1">
         <w:r>
           <w:rPr>
             <w:rStyle w:val="af6"/>
@@ -3335,7 +3463,7 @@
             <w:bCs w:val="0"/>
             <w:webHidden/>
           </w:rPr>
-          <w:instrText xml:space="preserve"> PAGEREF _Toc231220035 \h </w:instrText>
+          <w:instrText xml:space="preserve"> PAGEREF _Toc231221046 \h </w:instrText>
         </w:r>
         <w:r>
           <w:rPr>
@@ -3378,12 +3506,10 @@
           <w:b w:val="0"/>
           <w:bCs w:val="0"/>
           <w:kern w:val="2"/>
-          <w:sz w:val="24"/>
-          <w:szCs w:val="24"/>
           <w14:ligatures w14:val="standardContextual"/>
         </w:rPr>
       </w:pPr>
-      <w:hyperlink w:anchor="_Toc231220036" w:history="1">
+      <w:hyperlink w:anchor="_Toc231221047" w:history="1">
         <w:r>
           <w:rPr>
             <w:rStyle w:val="af6"/>
@@ -3424,7 +3550,7 @@
             <w:bCs w:val="0"/>
             <w:webHidden/>
           </w:rPr>
-          <w:instrText xml:space="preserve"> PAGEREF _Toc231220036 \h </w:instrText>
+          <w:instrText xml:space="preserve"> PAGEREF _Toc231221047 \h </w:instrText>
         </w:r>
         <w:r>
           <w:rPr>
@@ -3466,16 +3592,18 @@
           <w:rFonts w:asciiTheme="minorHAnsi" w:eastAsiaTheme="minorEastAsia" w:hAnsiTheme="minorHAnsi" w:cstheme="minorBidi"/>
           <w:b w:val="0"/>
           <w:bCs w:val="0"/>
-          <w:sz w:val="24"/>
-          <w:szCs w:val="24"/>
+          <w:sz w:val="32"/>
+          <w:szCs w:val="32"/>
           <w14:ligatures w14:val="standardContextual"/>
         </w:rPr>
       </w:pPr>
-      <w:hyperlink w:anchor="_Toc231220037" w:history="1">
+      <w:hyperlink w:anchor="_Toc231221048" w:history="1">
         <w:r>
           <w:rPr>
             <w:rStyle w:val="af6"/>
             <w:rFonts w:cs="標楷體" w:hint="eastAsia"/>
+            <w:sz w:val="32"/>
+            <w:szCs w:val="32"/>
           </w:rPr>
           <w:t>第</w:t>
         </w:r>
@@ -3483,6 +3611,8 @@
           <w:rPr>
             <w:rStyle w:val="af6"/>
             <w:rFonts w:cs="標楷體"/>
+            <w:sz w:val="32"/>
+            <w:szCs w:val="32"/>
           </w:rPr>
           <w:t>8</w:t>
         </w:r>
@@ -3490,6 +3620,8 @@
           <w:rPr>
             <w:rStyle w:val="af6"/>
             <w:rFonts w:cs="標楷體" w:hint="eastAsia"/>
+            <w:sz w:val="32"/>
+            <w:szCs w:val="32"/>
           </w:rPr>
           <w:t>章</w:t>
         </w:r>
@@ -3497,6 +3629,8 @@
           <w:rPr>
             <w:rStyle w:val="af6"/>
             <w:rFonts w:cs="標楷體"/>
+            <w:sz w:val="32"/>
+            <w:szCs w:val="32"/>
           </w:rPr>
           <w:t xml:space="preserve"> </w:t>
         </w:r>
@@ -3504,47 +3638,63 @@
           <w:rPr>
             <w:rStyle w:val="af6"/>
             <w:rFonts w:cs="標楷體" w:hint="eastAsia"/>
+            <w:sz w:val="32"/>
+            <w:szCs w:val="32"/>
           </w:rPr>
           <w:t>資料庫設計</w:t>
         </w:r>
         <w:r>
           <w:rPr>
             <w:webHidden/>
+            <w:sz w:val="32"/>
+            <w:szCs w:val="32"/>
           </w:rPr>
           <w:tab/>
         </w:r>
         <w:r>
           <w:rPr>
             <w:webHidden/>
+            <w:sz w:val="32"/>
+            <w:szCs w:val="32"/>
           </w:rPr>
           <w:fldChar w:fldCharType="begin"/>
         </w:r>
         <w:r>
           <w:rPr>
             <w:webHidden/>
+            <w:sz w:val="32"/>
+            <w:szCs w:val="32"/>
           </w:rPr>
-          <w:instrText xml:space="preserve"> PAGEREF _Toc231220037 \h </w:instrText>
+          <w:instrText xml:space="preserve"> PAGEREF _Toc231221048 \h </w:instrText>
         </w:r>
         <w:r>
           <w:rPr>
             <w:webHidden/>
+            <w:sz w:val="32"/>
+            <w:szCs w:val="32"/>
           </w:rPr>
         </w:r>
         <w:r>
           <w:rPr>
             <w:webHidden/>
+            <w:sz w:val="32"/>
+            <w:szCs w:val="32"/>
           </w:rPr>
           <w:fldChar w:fldCharType="separate"/>
         </w:r>
         <w:r>
           <w:rPr>
             <w:webHidden/>
+            <w:sz w:val="32"/>
+            <w:szCs w:val="32"/>
           </w:rPr>
           <w:t>51</w:t>
         </w:r>
         <w:r>
           <w:rPr>
             <w:webHidden/>
+            <w:sz w:val="32"/>
+            <w:szCs w:val="32"/>
           </w:rPr>
           <w:fldChar w:fldCharType="end"/>
         </w:r>
@@ -3558,12 +3708,10 @@
           <w:b w:val="0"/>
           <w:bCs w:val="0"/>
           <w:kern w:val="2"/>
-          <w:sz w:val="24"/>
-          <w:szCs w:val="24"/>
           <w14:ligatures w14:val="standardContextual"/>
         </w:rPr>
       </w:pPr>
-      <w:hyperlink w:anchor="_Toc231220038" w:history="1">
+      <w:hyperlink w:anchor="_Toc231221049" w:history="1">
         <w:r>
           <w:rPr>
             <w:rStyle w:val="af6"/>
@@ -3622,7 +3770,7 @@
             <w:bCs w:val="0"/>
             <w:webHidden/>
           </w:rPr>
-          <w:instrText xml:space="preserve"> PAGEREF _Toc231220038 \h </w:instrText>
+          <w:instrText xml:space="preserve"> PAGEREF _Toc231221049 \h </w:instrText>
         </w:r>
         <w:r>
           <w:rPr>
@@ -3665,12 +3813,10 @@
           <w:b w:val="0"/>
           <w:bCs w:val="0"/>
           <w:kern w:val="2"/>
-          <w:sz w:val="24"/>
-          <w:szCs w:val="24"/>
           <w14:ligatures w14:val="standardContextual"/>
         </w:rPr>
       </w:pPr>
-      <w:hyperlink w:anchor="_Toc231220039" w:history="1">
+      <w:hyperlink w:anchor="_Toc231221050" w:history="1">
         <w:r>
           <w:rPr>
             <w:rStyle w:val="af6"/>
@@ -3720,7 +3866,7 @@
             <w:bCs w:val="0"/>
             <w:webHidden/>
           </w:rPr>
-          <w:instrText xml:space="preserve"> PAGEREF _Toc231220039 \h </w:instrText>
+          <w:instrText xml:space="preserve"> PAGEREF _Toc231221050 \h </w:instrText>
         </w:r>
         <w:r>
           <w:rPr>
@@ -3750,6 +3896,121 @@
             <w:b w:val="0"/>
             <w:bCs w:val="0"/>
             <w:webHidden/>
+          </w:rPr>
+          <w:fldChar w:fldCharType="end"/>
+        </w:r>
+      </w:hyperlink>
+    </w:p>
+    <w:p>
+      <w:pPr>
+        <w:pStyle w:val="11"/>
+        <w:rPr>
+          <w:rFonts w:asciiTheme="minorHAnsi" w:eastAsiaTheme="minorEastAsia" w:hAnsiTheme="minorHAnsi" w:cstheme="minorBidi"/>
+          <w:b w:val="0"/>
+          <w:bCs w:val="0"/>
+          <w:sz w:val="32"/>
+          <w:szCs w:val="32"/>
+          <w14:ligatures w14:val="standardContextual"/>
+        </w:rPr>
+      </w:pPr>
+      <w:hyperlink w:anchor="_Toc231221051" w:history="1">
+        <w:r>
+          <w:rPr>
+            <w:rStyle w:val="af6"/>
+            <w:rFonts w:cs="標楷體" w:hint="eastAsia"/>
+            <w:sz w:val="32"/>
+            <w:szCs w:val="32"/>
+          </w:rPr>
+          <w:t>第</w:t>
+        </w:r>
+        <w:r>
+          <w:rPr>
+            <w:rStyle w:val="af6"/>
+            <w:rFonts w:cs="標楷體"/>
+            <w:sz w:val="32"/>
+            <w:szCs w:val="32"/>
+          </w:rPr>
+          <w:t>14</w:t>
+        </w:r>
+        <w:r>
+          <w:rPr>
+            <w:rStyle w:val="af6"/>
+            <w:rFonts w:cs="標楷體" w:hint="eastAsia"/>
+            <w:sz w:val="32"/>
+            <w:szCs w:val="32"/>
+          </w:rPr>
+          <w:t>章</w:t>
+        </w:r>
+        <w:r>
+          <w:rPr>
+            <w:rStyle w:val="af6"/>
+            <w:rFonts w:cs="標楷體"/>
+            <w:sz w:val="32"/>
+            <w:szCs w:val="32"/>
+          </w:rPr>
+          <w:t xml:space="preserve"> </w:t>
+        </w:r>
+        <w:r>
+          <w:rPr>
+            <w:rStyle w:val="af6"/>
+            <w:rFonts w:cs="標楷體" w:hint="eastAsia"/>
+            <w:sz w:val="32"/>
+            <w:szCs w:val="32"/>
+          </w:rPr>
+          <w:t>參考資料</w:t>
+        </w:r>
+        <w:r>
+          <w:rPr>
+            <w:webHidden/>
+            <w:sz w:val="32"/>
+            <w:szCs w:val="32"/>
+          </w:rPr>
+          <w:tab/>
+        </w:r>
+        <w:r>
+          <w:rPr>
+            <w:webHidden/>
+            <w:sz w:val="32"/>
+            <w:szCs w:val="32"/>
+          </w:rPr>
+          <w:fldChar w:fldCharType="begin"/>
+        </w:r>
+        <w:r>
+          <w:rPr>
+            <w:webHidden/>
+            <w:sz w:val="32"/>
+            <w:szCs w:val="32"/>
+          </w:rPr>
+          <w:instrText xml:space="preserve"> PAGEREF _Toc231221051 \h </w:instrText>
+        </w:r>
+        <w:r>
+          <w:rPr>
+            <w:webHidden/>
+            <w:sz w:val="32"/>
+            <w:szCs w:val="32"/>
+          </w:rPr>
+        </w:r>
+        <w:r>
+          <w:rPr>
+            <w:webHidden/>
+            <w:sz w:val="32"/>
+            <w:szCs w:val="32"/>
+          </w:rPr>
+          <w:fldChar w:fldCharType="separate"/>
+        </w:r>
+        <w:r>
+          <w:rPr>
+            <w:webHidden/>
+            <w:sz w:val="32"/>
+            <w:szCs w:val="32"/>
+          </w:rPr>
+          <w:t>56</w:t>
+        </w:r>
+        <w:r>
+          <w:rPr>
+            <w:webHidden/>
+            <w:sz w:val="32"/>
+            <w:szCs w:val="32"/>
           </w:rPr>
           <w:fldChar w:fldCharType="end"/>
         </w:r>
@@ -4782,7 +5043,7 @@
         </w:rPr>
       </w:pPr>
       <w:bookmarkStart w:id="1" w:name="_Toc230987399"/>
-      <w:bookmarkStart w:id="2" w:name="_Toc231220009"/>
+      <w:bookmarkStart w:id="2" w:name="_Toc231221020"/>
       <w:bookmarkEnd w:id="0"/>
       <w:r>
         <w:rPr>
@@ -4848,7 +5109,7 @@
         </w:rPr>
       </w:pPr>
       <w:bookmarkStart w:id="3" w:name="_Toc229258889"/>
-      <w:bookmarkStart w:id="4" w:name="_Toc231220010"/>
+      <w:bookmarkStart w:id="4" w:name="_Toc231221021"/>
       <w:r>
         <w:rPr>
           <w:rFonts w:eastAsia="標楷體" w:cs="標楷體"/>
@@ -5180,7 +5441,7 @@
         </w:rPr>
       </w:pPr>
       <w:bookmarkStart w:id="5" w:name="_Toc229258890"/>
-      <w:bookmarkStart w:id="6" w:name="_Toc231220011"/>
+      <w:bookmarkStart w:id="6" w:name="_Toc231221022"/>
       <w:r>
         <w:rPr>
           <w:rFonts w:eastAsia="標楷體" w:cs="標楷體"/>
@@ -5747,7 +6008,7 @@
         </w:rPr>
       </w:pPr>
       <w:bookmarkStart w:id="7" w:name="_Toc229258891"/>
-      <w:bookmarkStart w:id="8" w:name="_Toc231220012"/>
+      <w:bookmarkStart w:id="8" w:name="_Toc231221023"/>
       <w:r>
         <w:rPr>
           <w:rFonts w:eastAsia="標楷體" w:cs="標楷體"/>
@@ -6366,7 +6627,7 @@
         </w:rPr>
       </w:pPr>
       <w:bookmarkStart w:id="9" w:name="_Toc229258892"/>
-      <w:bookmarkStart w:id="10" w:name="_Toc231220013"/>
+      <w:bookmarkStart w:id="10" w:name="_Toc231221024"/>
       <w:r>
         <w:rPr>
           <w:rFonts w:eastAsia="標楷體" w:cs="標楷體"/>
@@ -6821,7 +7082,7 @@
       <w:bookmarkStart w:id="11" w:name="_Toc167696207"/>
       <w:bookmarkStart w:id="12" w:name="_Toc179739969"/>
       <w:bookmarkStart w:id="13" w:name="_Toc230987404"/>
-      <w:bookmarkStart w:id="14" w:name="_Toc231220014"/>
+      <w:bookmarkStart w:id="14" w:name="_Toc231221025"/>
       <w:r>
         <w:rPr>
           <w:rFonts w:eastAsia="標楷體" w:cs="標楷體"/>
@@ -6892,7 +7153,7 @@
           <w:szCs w:val="32"/>
         </w:rPr>
       </w:pPr>
-      <w:bookmarkStart w:id="15" w:name="_Toc231220015"/>
+      <w:bookmarkStart w:id="15" w:name="_Toc231221026"/>
       <w:r>
         <w:rPr>
           <w:rFonts w:eastAsia="標楷體" w:cs="標楷體"/>
@@ -7664,7 +7925,7 @@
         </w:tabs>
         <w:jc w:val="both"/>
         <w:rPr>
-          <w:rFonts w:eastAsia="標楷體" w:cs="標楷體" w:hint="eastAsia"/>
+          <w:rFonts w:eastAsia="標楷體" w:cs="標楷體"/>
           <w:color w:val="000000" w:themeColor="text1"/>
           <w:sz w:val="28"/>
           <w:szCs w:val="28"/>
@@ -7981,7 +8242,7 @@
           <w:szCs w:val="32"/>
         </w:rPr>
       </w:pPr>
-      <w:bookmarkStart w:id="16" w:name="_Toc231220016"/>
+      <w:bookmarkStart w:id="16" w:name="_Toc231221027"/>
       <w:r>
         <w:rPr>
           <w:rFonts w:eastAsia="標楷體" w:cs="標楷體"/>
@@ -8171,7 +8432,7 @@
           <w:p>
             <w:pPr>
               <w:rPr>
-                <w:rFonts w:eastAsia="標楷體" w:cs="標楷體" w:hint="eastAsia"/>
+                <w:rFonts w:eastAsia="標楷體" w:cs="標楷體"/>
                 <w:lang w:eastAsia="ja-JP"/>
               </w:rPr>
             </w:pPr>
@@ -8270,7 +8531,7 @@
           <w:p>
             <w:pPr>
               <w:rPr>
-                <w:rFonts w:eastAsia="標楷體" w:cs="標楷體" w:hint="eastAsia"/>
+                <w:rFonts w:eastAsia="標楷體" w:cs="標楷體"/>
               </w:rPr>
             </w:pPr>
             <w:r>
@@ -8523,7 +8784,7 @@
           <w:p>
             <w:pPr>
               <w:rPr>
-                <w:rFonts w:eastAsia="標楷體" w:cs="標楷體" w:hint="eastAsia"/>
+                <w:rFonts w:eastAsia="標楷體" w:cs="標楷體"/>
                 <w:lang w:eastAsia="ja-JP"/>
               </w:rPr>
             </w:pPr>
@@ -8730,7 +8991,7 @@
           <w:p>
             <w:pPr>
               <w:rPr>
-                <w:rFonts w:eastAsia="標楷體" w:cs="標楷體" w:hint="eastAsia"/>
+                <w:rFonts w:eastAsia="標楷體" w:cs="標楷體"/>
                 <w:lang w:eastAsia="ja-JP"/>
               </w:rPr>
             </w:pPr>
@@ -8842,7 +9103,7 @@
           <w:p>
             <w:pPr>
               <w:rPr>
-                <w:rFonts w:eastAsia="標楷體" w:cs="標楷體" w:hint="eastAsia"/>
+                <w:rFonts w:eastAsia="標楷體" w:cs="標楷體"/>
               </w:rPr>
             </w:pPr>
             <w:r>
@@ -8905,7 +9166,7 @@
         <w:widowControl/>
         <w:spacing w:after="160" w:line="278" w:lineRule="auto"/>
         <w:rPr>
-          <w:rFonts w:eastAsia="標楷體" w:cs="標楷體" w:hint="eastAsia"/>
+          <w:rFonts w:eastAsia="標楷體" w:cs="標楷體"/>
           <w:color w:val="000000" w:themeColor="text1"/>
           <w:sz w:val="28"/>
           <w:szCs w:val="28"/>
@@ -9846,7 +10107,7 @@
         <w:spacing w:after="0" w:line="240" w:lineRule="auto"/>
         <w:jc w:val="center"/>
         <w:rPr>
-          <w:rFonts w:ascii="Times New Roman" w:eastAsia="標楷體" w:hAnsi="Times New Roman" w:cs="標楷體" w:hint="eastAsia"/>
+          <w:rFonts w:ascii="Times New Roman" w:eastAsia="標楷體" w:hAnsi="Times New Roman" w:cs="標楷體"/>
           <w:color w:val="000000" w:themeColor="text1"/>
           <w:sz w:val="28"/>
           <w:szCs w:val="28"/>
@@ -10453,7 +10714,7 @@
         <w:widowControl/>
         <w:spacing w:after="160" w:line="278" w:lineRule="auto"/>
         <w:rPr>
-          <w:rFonts w:eastAsia="標楷體" w:cs="標楷體" w:hint="eastAsia"/>
+          <w:rFonts w:eastAsia="標楷體" w:cs="標楷體"/>
           <w:color w:val="000000" w:themeColor="text1"/>
           <w:sz w:val="28"/>
           <w:szCs w:val="28"/>
@@ -10920,7 +11181,7 @@
           <w:szCs w:val="32"/>
         </w:rPr>
       </w:pPr>
-      <w:bookmarkStart w:id="18" w:name="_Toc231220017"/>
+      <w:bookmarkStart w:id="18" w:name="_Toc231221028"/>
       <w:r>
         <w:rPr>
           <w:rFonts w:eastAsia="標楷體" w:cs="標楷體"/>
@@ -11003,7 +11264,7 @@
       <w:pPr>
         <w:spacing w:after="120" w:line="320" w:lineRule="auto"/>
         <w:rPr>
-          <w:rFonts w:eastAsia="標楷體" w:cs="標楷體" w:hint="eastAsia"/>
+          <w:rFonts w:eastAsia="標楷體" w:cs="標楷體"/>
           <w:color w:val="000000" w:themeColor="text1"/>
           <w:sz w:val="28"/>
           <w:szCs w:val="28"/>
@@ -12944,17 +13205,137 @@
       <w:pPr>
         <w:spacing w:after="120" w:line="320" w:lineRule="auto"/>
         <w:rPr>
+          <w:rFonts w:eastAsia="標楷體" w:cs="標楷體"/>
+          <w:color w:val="000000" w:themeColor="text1"/>
+          <w:sz w:val="28"/>
+          <w:szCs w:val="28"/>
+        </w:rPr>
+      </w:pPr>
+    </w:p>
+    <w:p>
+      <w:pPr>
+        <w:spacing w:after="120" w:line="320" w:lineRule="auto"/>
+        <w:jc w:val="both"/>
+        <w:rPr>
+          <w:rFonts w:eastAsia="標楷體" w:cs="標楷體"/>
+          <w:color w:val="000000" w:themeColor="text1"/>
+          <w:sz w:val="28"/>
+          <w:szCs w:val="28"/>
+        </w:rPr>
+      </w:pPr>
+      <w:r>
+        <w:rPr>
+          <w:rFonts w:eastAsia="標楷體" w:cs="標楷體"/>
+          <w:color w:val="000000" w:themeColor="text1"/>
+          <w:sz w:val="28"/>
+          <w:szCs w:val="28"/>
+        </w:rPr>
+        <w:t>中長期擴張</w:t>
+      </w:r>
+      <w:r>
+        <w:rPr>
           <w:rFonts w:eastAsia="標楷體" w:cs="標楷體" w:hint="eastAsia"/>
           <w:color w:val="000000" w:themeColor="text1"/>
           <w:sz w:val="28"/>
           <w:szCs w:val="28"/>
         </w:rPr>
-      </w:pPr>
+        <w:t>：</w:t>
+      </w:r>
+      <w:proofErr w:type="gramStart"/>
+      <w:r>
+        <w:rPr>
+          <w:rFonts w:eastAsia="標楷體" w:cs="標楷體"/>
+          <w:color w:val="000000" w:themeColor="text1"/>
+          <w:sz w:val="28"/>
+          <w:szCs w:val="28"/>
+        </w:rPr>
+        <w:t>資安顧問</w:t>
+      </w:r>
+      <w:proofErr w:type="gramEnd"/>
+      <w:r>
+        <w:rPr>
+          <w:rFonts w:eastAsia="標楷體" w:cs="標楷體"/>
+          <w:color w:val="000000" w:themeColor="text1"/>
+          <w:sz w:val="28"/>
+          <w:szCs w:val="28"/>
+        </w:rPr>
+        <w:t>公司</w:t>
+      </w:r>
+      <w:r>
+        <w:rPr>
+          <w:rFonts w:eastAsia="標楷體" w:cs="標楷體"/>
+          <w:color w:val="000000" w:themeColor="text1"/>
+          <w:sz w:val="28"/>
+          <w:szCs w:val="28"/>
+        </w:rPr>
+        <w:t>(</w:t>
+      </w:r>
+      <w:r>
+        <w:rPr>
+          <w:rFonts w:eastAsia="標楷體" w:cs="標楷體"/>
+          <w:color w:val="000000" w:themeColor="text1"/>
+          <w:sz w:val="28"/>
+          <w:szCs w:val="28"/>
+        </w:rPr>
+        <w:t>作為通路放大器</w:t>
+      </w:r>
+      <w:r>
+        <w:rPr>
+          <w:rFonts w:eastAsia="標楷體" w:cs="標楷體"/>
+          <w:color w:val="000000" w:themeColor="text1"/>
+          <w:sz w:val="28"/>
+          <w:szCs w:val="28"/>
+        </w:rPr>
+        <w:t>,</w:t>
+      </w:r>
+      <w:r>
+        <w:rPr>
+          <w:rFonts w:eastAsia="標楷體" w:cs="標楷體"/>
+          <w:color w:val="000000" w:themeColor="text1"/>
+          <w:sz w:val="28"/>
+          <w:szCs w:val="28"/>
+        </w:rPr>
+        <w:t>而非直接客戶</w:t>
+      </w:r>
+      <w:r>
+        <w:rPr>
+          <w:rFonts w:eastAsia="標楷體" w:cs="標楷體"/>
+          <w:color w:val="000000" w:themeColor="text1"/>
+          <w:sz w:val="28"/>
+          <w:szCs w:val="28"/>
+        </w:rPr>
+        <w:t>)</w:t>
+      </w:r>
+      <w:r>
+        <w:rPr>
+          <w:rFonts w:eastAsia="標楷體" w:cs="標楷體"/>
+          <w:color w:val="000000" w:themeColor="text1"/>
+          <w:sz w:val="28"/>
+          <w:szCs w:val="28"/>
+        </w:rPr>
+        <w:t>、以及中大型企業的進階版需求。金融與醫療因法規門檻與信任建立成本過高</w:t>
+      </w:r>
+      <w:r>
+        <w:rPr>
+          <w:rFonts w:eastAsia="標楷體" w:cs="標楷體" w:hint="eastAsia"/>
+          <w:color w:val="000000" w:themeColor="text1"/>
+          <w:sz w:val="28"/>
+          <w:szCs w:val="28"/>
+        </w:rPr>
+        <w:t>，</w:t>
+      </w:r>
+      <w:r>
+        <w:rPr>
+          <w:rFonts w:eastAsia="標楷體" w:cs="標楷體"/>
+          <w:color w:val="000000" w:themeColor="text1"/>
+          <w:sz w:val="28"/>
+          <w:szCs w:val="28"/>
+        </w:rPr>
+        <w:t>本專題期程內不主動切入。</w:t>
+      </w:r>
     </w:p>
     <w:p>
       <w:pPr>
-        <w:spacing w:after="120" w:line="320" w:lineRule="auto"/>
-        <w:jc w:val="both"/>
         <w:rPr>
           <w:rFonts w:eastAsia="標楷體" w:cs="標楷體"/>
           <w:color w:val="000000" w:themeColor="text1"/>
@@ -12969,8 +13350,28 @@
           <w:sz w:val="28"/>
           <w:szCs w:val="28"/>
         </w:rPr>
-        <w:t>中長期擴張</w:t>
-      </w:r>
+        <w:t>三、產品定位</w:t>
+      </w:r>
+      <w:r>
+        <w:rPr>
+          <w:rFonts w:eastAsia="標楷體" w:cs="標楷體"/>
+          <w:color w:val="000000" w:themeColor="text1"/>
+          <w:sz w:val="28"/>
+          <w:szCs w:val="28"/>
+        </w:rPr>
+        <w:t>(Positioning)</w:t>
+      </w:r>
+    </w:p>
+    <w:p>
+      <w:pPr>
+        <w:ind w:firstLineChars="200" w:firstLine="560"/>
+        <w:rPr>
+          <w:rFonts w:eastAsia="標楷體" w:cs="標楷體"/>
+          <w:color w:val="000000" w:themeColor="text1"/>
+          <w:sz w:val="28"/>
+          <w:szCs w:val="28"/>
+        </w:rPr>
+      </w:pPr>
       <w:r>
         <w:rPr>
           <w:rFonts w:eastAsia="標楷體" w:cs="標楷體" w:hint="eastAsia"/>
@@ -12978,82 +13379,9 @@
           <w:sz w:val="28"/>
           <w:szCs w:val="28"/>
         </w:rPr>
-        <w:t>：</w:t>
+        <w:t>本系統不是完整</w:t>
       </w:r>
       <w:proofErr w:type="gramStart"/>
-      <w:r>
-        <w:rPr>
-          <w:rFonts w:eastAsia="標楷體" w:cs="標楷體"/>
-          <w:color w:val="000000" w:themeColor="text1"/>
-          <w:sz w:val="28"/>
-          <w:szCs w:val="28"/>
-        </w:rPr>
-        <w:t>資安顧問</w:t>
-      </w:r>
-      <w:proofErr w:type="gramEnd"/>
-      <w:r>
-        <w:rPr>
-          <w:rFonts w:eastAsia="標楷體" w:cs="標楷體"/>
-          <w:color w:val="000000" w:themeColor="text1"/>
-          <w:sz w:val="28"/>
-          <w:szCs w:val="28"/>
-        </w:rPr>
-        <w:t>公司</w:t>
-      </w:r>
-      <w:r>
-        <w:rPr>
-          <w:rFonts w:eastAsia="標楷體" w:cs="標楷體"/>
-          <w:color w:val="000000" w:themeColor="text1"/>
-          <w:sz w:val="28"/>
-          <w:szCs w:val="28"/>
-        </w:rPr>
-        <w:t>(</w:t>
-      </w:r>
-      <w:r>
-        <w:rPr>
-          <w:rFonts w:eastAsia="標楷體" w:cs="標楷體"/>
-          <w:color w:val="000000" w:themeColor="text1"/>
-          <w:sz w:val="28"/>
-          <w:szCs w:val="28"/>
-        </w:rPr>
-        <w:t>作為通路放大器</w:t>
-      </w:r>
-      <w:r>
-        <w:rPr>
-          <w:rFonts w:eastAsia="標楷體" w:cs="標楷體"/>
-          <w:color w:val="000000" w:themeColor="text1"/>
-          <w:sz w:val="28"/>
-          <w:szCs w:val="28"/>
-        </w:rPr>
-        <w:t>,</w:t>
-      </w:r>
-      <w:r>
-        <w:rPr>
-          <w:rFonts w:eastAsia="標楷體" w:cs="標楷體"/>
-          <w:color w:val="000000" w:themeColor="text1"/>
-          <w:sz w:val="28"/>
-          <w:szCs w:val="28"/>
-        </w:rPr>
-        <w:t>而非直接客戶</w:t>
-      </w:r>
-      <w:r>
-        <w:rPr>
-          <w:rFonts w:eastAsia="標楷體" w:cs="標楷體"/>
-          <w:color w:val="000000" w:themeColor="text1"/>
-          <w:sz w:val="28"/>
-          <w:szCs w:val="28"/>
-        </w:rPr>
-        <w:t>)</w:t>
-      </w:r>
-      <w:r>
-        <w:rPr>
-          <w:rFonts w:eastAsia="標楷體" w:cs="標楷體"/>
-          <w:color w:val="000000" w:themeColor="text1"/>
-          <w:sz w:val="28"/>
-          <w:szCs w:val="28"/>
-        </w:rPr>
-        <w:t>、以及中大型企業的進階版需求。金融與醫療因法規門檻與信任建立成本過高</w:t>
-      </w:r>
       <w:r>
         <w:rPr>
           <w:rFonts w:eastAsia="標楷體" w:cs="標楷體" w:hint="eastAsia"/>
@@ -13061,16 +13389,37 @@
           <w:sz w:val="28"/>
           <w:szCs w:val="28"/>
         </w:rPr>
-        <w:t>，</w:t>
-      </w:r>
-      <w:r>
-        <w:rPr>
-          <w:rFonts w:eastAsia="標楷體" w:cs="標楷體"/>
+        <w:t>取代資安顧問</w:t>
+      </w:r>
+      <w:proofErr w:type="gramEnd"/>
+      <w:r>
+        <w:rPr>
+          <w:rFonts w:eastAsia="標楷體" w:cs="標楷體" w:hint="eastAsia"/>
           <w:color w:val="000000" w:themeColor="text1"/>
           <w:sz w:val="28"/>
           <w:szCs w:val="28"/>
         </w:rPr>
-        <w:t>本專題期程內不主動切入。</w:t>
+        <w:t>，也不是大型企業使用的完整合</w:t>
+      </w:r>
+      <w:proofErr w:type="gramStart"/>
+      <w:r>
+        <w:rPr>
+          <w:rFonts w:eastAsia="標楷體" w:cs="標楷體" w:hint="eastAsia"/>
+          <w:color w:val="000000" w:themeColor="text1"/>
+          <w:sz w:val="28"/>
+          <w:szCs w:val="28"/>
+        </w:rPr>
+        <w:t>規</w:t>
+      </w:r>
+      <w:proofErr w:type="gramEnd"/>
+      <w:r>
+        <w:rPr>
+          <w:rFonts w:eastAsia="標楷體" w:cs="標楷體" w:hint="eastAsia"/>
+          <w:color w:val="000000" w:themeColor="text1"/>
+          <w:sz w:val="28"/>
+          <w:szCs w:val="28"/>
+        </w:rPr>
+        <w:t>管理平台，而是提供一套較低門檻、較容易操作的輔助工具。其定位重點如下：</w:t>
       </w:r>
     </w:p>
     <w:p>
@@ -13084,33 +13433,50 @@
       </w:pPr>
       <w:r>
         <w:rPr>
-          <w:rFonts w:eastAsia="標楷體" w:cs="標楷體"/>
+          <w:rFonts w:eastAsia="標楷體" w:cs="標楷體" w:hint="eastAsia"/>
           <w:color w:val="000000" w:themeColor="text1"/>
           <w:sz w:val="28"/>
           <w:szCs w:val="28"/>
         </w:rPr>
-        <w:t>三、產品定位</w:t>
-      </w:r>
-      <w:r>
-        <w:rPr>
-          <w:rFonts w:eastAsia="標楷體" w:cs="標楷體"/>
+        <w:t>1.</w:t>
+      </w:r>
+      <w:r>
+        <w:rPr>
+          <w:rFonts w:eastAsia="標楷體" w:cs="標楷體" w:hint="eastAsia"/>
           <w:color w:val="000000" w:themeColor="text1"/>
           <w:sz w:val="28"/>
           <w:szCs w:val="28"/>
         </w:rPr>
-        <w:t>(Positioning)</w:t>
+        <w:tab/>
+      </w:r>
+      <w:r>
+        <w:rPr>
+          <w:rFonts w:eastAsia="標楷體" w:cs="標楷體" w:hint="eastAsia"/>
+          <w:color w:val="000000" w:themeColor="text1"/>
+          <w:sz w:val="28"/>
+          <w:szCs w:val="28"/>
+        </w:rPr>
+        <w:t>低門檻：以簡單介面協助使用者完成資料填寫與查詢。</w:t>
       </w:r>
     </w:p>
     <w:p>
       <w:pPr>
-        <w:ind w:firstLineChars="200" w:firstLine="560"/>
+        <w:rPr>
+          <w:rFonts w:eastAsia="標楷體" w:cs="標楷體"/>
+          <w:color w:val="000000" w:themeColor="text1"/>
+          <w:sz w:val="28"/>
+          <w:szCs w:val="28"/>
+        </w:rPr>
+      </w:pPr>
+      <w:r>
         <w:rPr>
           <w:rFonts w:eastAsia="標楷體" w:cs="標楷體" w:hint="eastAsia"/>
           <w:color w:val="000000" w:themeColor="text1"/>
           <w:sz w:val="28"/>
           <w:szCs w:val="28"/>
         </w:rPr>
-      </w:pPr>
+        <w:t>2.</w:t>
+      </w:r>
       <w:r>
         <w:rPr>
           <w:rFonts w:eastAsia="標楷體" w:cs="標楷體" w:hint="eastAsia"/>
@@ -13118,9 +13484,8 @@
           <w:sz w:val="28"/>
           <w:szCs w:val="28"/>
         </w:rPr>
-        <w:t>本系統不是完整</w:t>
-      </w:r>
-      <w:proofErr w:type="gramStart"/>
+        <w:tab/>
+      </w:r>
       <w:r>
         <w:rPr>
           <w:rFonts w:eastAsia="標楷體" w:cs="標楷體" w:hint="eastAsia"/>
@@ -13128,9 +13493,18 @@
           <w:sz w:val="28"/>
           <w:szCs w:val="28"/>
         </w:rPr>
-        <w:t>取代資安顧問</w:t>
-      </w:r>
-      <w:proofErr w:type="gramEnd"/>
+        <w:t>高效率：減少人工盤點與填寫風險評估表的時間。</w:t>
+      </w:r>
+    </w:p>
+    <w:p>
+      <w:pPr>
+        <w:rPr>
+          <w:rFonts w:eastAsia="標楷體" w:cs="標楷體"/>
+          <w:color w:val="000000" w:themeColor="text1"/>
+          <w:sz w:val="28"/>
+          <w:szCs w:val="28"/>
+        </w:rPr>
+      </w:pPr>
       <w:r>
         <w:rPr>
           <w:rFonts w:eastAsia="標楷體" w:cs="標楷體" w:hint="eastAsia"/>
@@ -13138,9 +13512,8 @@
           <w:sz w:val="28"/>
           <w:szCs w:val="28"/>
         </w:rPr>
-        <w:t>，也不是大型企業使用的完整合</w:t>
-      </w:r>
-      <w:proofErr w:type="gramStart"/>
+        <w:t>3.</w:t>
+      </w:r>
       <w:r>
         <w:rPr>
           <w:rFonts w:eastAsia="標楷體" w:cs="標楷體" w:hint="eastAsia"/>
@@ -13148,9 +13521,8 @@
           <w:sz w:val="28"/>
           <w:szCs w:val="28"/>
         </w:rPr>
-        <w:t>規</w:t>
-      </w:r>
-      <w:proofErr w:type="gramEnd"/>
+        <w:tab/>
+      </w:r>
       <w:r>
         <w:rPr>
           <w:rFonts w:eastAsia="標楷體" w:cs="標楷體" w:hint="eastAsia"/>
@@ -13158,18 +13530,56 @@
           <w:sz w:val="28"/>
           <w:szCs w:val="28"/>
         </w:rPr>
-        <w:t>管理平台，而是提供一套較低門檻、較容易操作的輔助工具。其定位重點如下：</w:t>
+        <w:t>可理解：</w:t>
+      </w:r>
+      <w:r>
+        <w:rPr>
+          <w:rFonts w:eastAsia="標楷體" w:cs="標楷體" w:hint="eastAsia"/>
+          <w:color w:val="000000" w:themeColor="text1"/>
+          <w:sz w:val="28"/>
+          <w:szCs w:val="28"/>
+        </w:rPr>
+        <w:t xml:space="preserve">AI </w:t>
+      </w:r>
+      <w:proofErr w:type="gramStart"/>
+      <w:r>
+        <w:rPr>
+          <w:rFonts w:eastAsia="標楷體" w:cs="標楷體" w:hint="eastAsia"/>
+          <w:color w:val="000000" w:themeColor="text1"/>
+          <w:sz w:val="28"/>
+          <w:szCs w:val="28"/>
+        </w:rPr>
+        <w:t>將資安建議</w:t>
+      </w:r>
+      <w:proofErr w:type="gramEnd"/>
+      <w:r>
+        <w:rPr>
+          <w:rFonts w:eastAsia="標楷體" w:cs="標楷體" w:hint="eastAsia"/>
+          <w:color w:val="000000" w:themeColor="text1"/>
+          <w:sz w:val="28"/>
+          <w:szCs w:val="28"/>
+        </w:rPr>
+        <w:t>轉換為較白話的改善方向。</w:t>
       </w:r>
     </w:p>
     <w:p>
       <w:pPr>
         <w:rPr>
+          <w:rFonts w:eastAsia="標楷體" w:cs="標楷體"/>
+          <w:color w:val="000000" w:themeColor="text1"/>
+          <w:sz w:val="28"/>
+          <w:szCs w:val="28"/>
+        </w:rPr>
+      </w:pPr>
+      <w:r>
+        <w:rPr>
           <w:rFonts w:eastAsia="標楷體" w:cs="標楷體" w:hint="eastAsia"/>
           <w:color w:val="000000" w:themeColor="text1"/>
           <w:sz w:val="28"/>
           <w:szCs w:val="28"/>
         </w:rPr>
-      </w:pPr>
+        <w:t>4.</w:t>
+      </w:r>
       <w:r>
         <w:rPr>
           <w:rFonts w:eastAsia="標楷體" w:cs="標楷體" w:hint="eastAsia"/>
@@ -13177,7 +13587,7 @@
           <w:sz w:val="28"/>
           <w:szCs w:val="28"/>
         </w:rPr>
-        <w:t>1.</w:t>
+        <w:tab/>
       </w:r>
       <w:r>
         <w:rPr>
@@ -13186,7 +13596,7 @@
           <w:sz w:val="28"/>
           <w:szCs w:val="28"/>
         </w:rPr>
-        <w:tab/>
+        <w:t>保留人工判斷：</w:t>
       </w:r>
       <w:r>
         <w:rPr>
@@ -13195,173 +13605,24 @@
           <w:sz w:val="28"/>
           <w:szCs w:val="28"/>
         </w:rPr>
-        <w:t>低門檻：以簡單介面協助使用者完成資料填寫與查詢。</w:t>
+        <w:t xml:space="preserve">AI </w:t>
+      </w:r>
+      <w:r>
+        <w:rPr>
+          <w:rFonts w:eastAsia="標楷體" w:cs="標楷體" w:hint="eastAsia"/>
+          <w:color w:val="000000" w:themeColor="text1"/>
+          <w:sz w:val="28"/>
+          <w:szCs w:val="28"/>
+        </w:rPr>
+        <w:t>僅提供建議，最終結果仍由使用者確認。</w:t>
       </w:r>
     </w:p>
     <w:p>
       <w:pPr>
-        <w:rPr>
-          <w:rFonts w:eastAsia="標楷體" w:cs="標楷體" w:hint="eastAsia"/>
-          <w:color w:val="000000" w:themeColor="text1"/>
-          <w:sz w:val="28"/>
-          <w:szCs w:val="28"/>
-        </w:rPr>
-      </w:pPr>
-      <w:r>
-        <w:rPr>
-          <w:rFonts w:eastAsia="標楷體" w:cs="標楷體" w:hint="eastAsia"/>
-          <w:color w:val="000000" w:themeColor="text1"/>
-          <w:sz w:val="28"/>
-          <w:szCs w:val="28"/>
-        </w:rPr>
-        <w:t>2.</w:t>
-      </w:r>
-      <w:r>
-        <w:rPr>
-          <w:rFonts w:eastAsia="標楷體" w:cs="標楷體" w:hint="eastAsia"/>
-          <w:color w:val="000000" w:themeColor="text1"/>
-          <w:sz w:val="28"/>
-          <w:szCs w:val="28"/>
-        </w:rPr>
-        <w:tab/>
-      </w:r>
-      <w:r>
-        <w:rPr>
-          <w:rFonts w:eastAsia="標楷體" w:cs="標楷體" w:hint="eastAsia"/>
-          <w:color w:val="000000" w:themeColor="text1"/>
-          <w:sz w:val="28"/>
-          <w:szCs w:val="28"/>
-        </w:rPr>
-        <w:t>高效率：減少人工盤點與填寫風險評估表的時間。</w:t>
-      </w:r>
-    </w:p>
-    <w:p>
-      <w:pPr>
-        <w:rPr>
-          <w:rFonts w:eastAsia="標楷體" w:cs="標楷體" w:hint="eastAsia"/>
-          <w:color w:val="000000" w:themeColor="text1"/>
-          <w:sz w:val="28"/>
-          <w:szCs w:val="28"/>
-        </w:rPr>
-      </w:pPr>
-      <w:r>
-        <w:rPr>
-          <w:rFonts w:eastAsia="標楷體" w:cs="標楷體" w:hint="eastAsia"/>
-          <w:color w:val="000000" w:themeColor="text1"/>
-          <w:sz w:val="28"/>
-          <w:szCs w:val="28"/>
-        </w:rPr>
-        <w:t>3.</w:t>
-      </w:r>
-      <w:r>
-        <w:rPr>
-          <w:rFonts w:eastAsia="標楷體" w:cs="標楷體" w:hint="eastAsia"/>
-          <w:color w:val="000000" w:themeColor="text1"/>
-          <w:sz w:val="28"/>
-          <w:szCs w:val="28"/>
-        </w:rPr>
-        <w:tab/>
-      </w:r>
-      <w:r>
-        <w:rPr>
-          <w:rFonts w:eastAsia="標楷體" w:cs="標楷體" w:hint="eastAsia"/>
-          <w:color w:val="000000" w:themeColor="text1"/>
-          <w:sz w:val="28"/>
-          <w:szCs w:val="28"/>
-        </w:rPr>
-        <w:t>可理解：</w:t>
-      </w:r>
-      <w:r>
-        <w:rPr>
-          <w:rFonts w:eastAsia="標楷體" w:cs="標楷體" w:hint="eastAsia"/>
-          <w:color w:val="000000" w:themeColor="text1"/>
-          <w:sz w:val="28"/>
-          <w:szCs w:val="28"/>
-        </w:rPr>
-        <w:t xml:space="preserve">AI </w:t>
-      </w:r>
-      <w:proofErr w:type="gramStart"/>
-      <w:r>
-        <w:rPr>
-          <w:rFonts w:eastAsia="標楷體" w:cs="標楷體" w:hint="eastAsia"/>
-          <w:color w:val="000000" w:themeColor="text1"/>
-          <w:sz w:val="28"/>
-          <w:szCs w:val="28"/>
-        </w:rPr>
-        <w:t>將資安建議</w:t>
-      </w:r>
-      <w:proofErr w:type="gramEnd"/>
-      <w:r>
-        <w:rPr>
-          <w:rFonts w:eastAsia="標楷體" w:cs="標楷體" w:hint="eastAsia"/>
-          <w:color w:val="000000" w:themeColor="text1"/>
-          <w:sz w:val="28"/>
-          <w:szCs w:val="28"/>
-        </w:rPr>
-        <w:t>轉換為較白話的改善方向。</w:t>
-      </w:r>
-    </w:p>
-    <w:p>
-      <w:pPr>
-        <w:rPr>
-          <w:rFonts w:eastAsia="標楷體" w:cs="標楷體" w:hint="eastAsia"/>
-          <w:color w:val="000000" w:themeColor="text1"/>
-          <w:sz w:val="28"/>
-          <w:szCs w:val="28"/>
-        </w:rPr>
-      </w:pPr>
-      <w:r>
-        <w:rPr>
-          <w:rFonts w:eastAsia="標楷體" w:cs="標楷體" w:hint="eastAsia"/>
-          <w:color w:val="000000" w:themeColor="text1"/>
-          <w:sz w:val="28"/>
-          <w:szCs w:val="28"/>
-        </w:rPr>
-        <w:t>4.</w:t>
-      </w:r>
-      <w:r>
-        <w:rPr>
-          <w:rFonts w:eastAsia="標楷體" w:cs="標楷體" w:hint="eastAsia"/>
-          <w:color w:val="000000" w:themeColor="text1"/>
-          <w:sz w:val="28"/>
-          <w:szCs w:val="28"/>
-        </w:rPr>
-        <w:tab/>
-      </w:r>
-      <w:r>
-        <w:rPr>
-          <w:rFonts w:eastAsia="標楷體" w:cs="標楷體" w:hint="eastAsia"/>
-          <w:color w:val="000000" w:themeColor="text1"/>
-          <w:sz w:val="28"/>
-          <w:szCs w:val="28"/>
-        </w:rPr>
-        <w:t>保留人工判斷：</w:t>
-      </w:r>
-      <w:r>
-        <w:rPr>
-          <w:rFonts w:eastAsia="標楷體" w:cs="標楷體" w:hint="eastAsia"/>
-          <w:color w:val="000000" w:themeColor="text1"/>
-          <w:sz w:val="28"/>
-          <w:szCs w:val="28"/>
-        </w:rPr>
-        <w:t xml:space="preserve">AI </w:t>
-      </w:r>
-      <w:r>
-        <w:rPr>
-          <w:rFonts w:eastAsia="標楷體" w:cs="標楷體" w:hint="eastAsia"/>
-          <w:color w:val="000000" w:themeColor="text1"/>
-          <w:sz w:val="28"/>
-          <w:szCs w:val="28"/>
-        </w:rPr>
-        <w:t>僅提供建議，最終結果仍由使用者確認。</w:t>
-      </w:r>
-    </w:p>
-    <w:p>
-      <w:pPr>
         <w:widowControl/>
         <w:spacing w:after="160" w:line="278" w:lineRule="auto"/>
         <w:rPr>
-          <w:rFonts w:eastAsia="標楷體" w:cs="標楷體" w:hint="eastAsia"/>
+          <w:rFonts w:eastAsia="標楷體" w:cs="標楷體"/>
           <w:color w:val="000000" w:themeColor="text1"/>
           <w:sz w:val="28"/>
           <w:szCs w:val="28"/>
@@ -13391,7 +13652,7 @@
           <w:szCs w:val="32"/>
         </w:rPr>
       </w:pPr>
-      <w:bookmarkStart w:id="20" w:name="_Toc231220018"/>
+      <w:bookmarkStart w:id="20" w:name="_Toc231221029"/>
       <w:r>
         <w:rPr>
           <w:rFonts w:eastAsia="標楷體" w:cs="標楷體"/>
@@ -13586,7 +13847,7 @@
               <w:spacing w:line="360" w:lineRule="auto"/>
               <w:jc w:val="both"/>
               <w:rPr>
-                <w:rFonts w:eastAsia="標楷體" w:cs="標楷體" w:hint="eastAsia"/>
+                <w:rFonts w:eastAsia="標楷體" w:cs="標楷體"/>
               </w:rPr>
             </w:pPr>
             <w:r>
@@ -13656,7 +13917,7 @@
               <w:spacing w:line="360" w:lineRule="auto"/>
               <w:jc w:val="both"/>
               <w:rPr>
-                <w:rFonts w:eastAsia="標楷體" w:cs="標楷體" w:hint="eastAsia"/>
+                <w:rFonts w:eastAsia="標楷體" w:cs="標楷體"/>
               </w:rPr>
             </w:pPr>
             <w:r>
@@ -13714,7 +13975,7 @@
               <w:spacing w:line="360" w:lineRule="auto"/>
               <w:jc w:val="both"/>
               <w:rPr>
-                <w:rFonts w:eastAsia="標楷體" w:cs="標楷體" w:hint="eastAsia"/>
+                <w:rFonts w:eastAsia="標楷體" w:cs="標楷體"/>
               </w:rPr>
             </w:pPr>
             <w:r>
@@ -13796,7 +14057,7 @@
               <w:spacing w:line="360" w:lineRule="auto"/>
               <w:jc w:val="both"/>
               <w:rPr>
-                <w:rFonts w:eastAsia="標楷體" w:cs="標楷體" w:hint="eastAsia"/>
+                <w:rFonts w:eastAsia="標楷體" w:cs="標楷體"/>
               </w:rPr>
             </w:pPr>
             <w:r>
@@ -13830,7 +14091,7 @@
               <w:spacing w:line="360" w:lineRule="auto"/>
               <w:jc w:val="both"/>
               <w:rPr>
-                <w:rFonts w:eastAsia="標楷體" w:cs="標楷體" w:hint="eastAsia"/>
+                <w:rFonts w:eastAsia="標楷體" w:cs="標楷體"/>
               </w:rPr>
             </w:pPr>
             <w:r>
@@ -13993,7 +14254,7 @@
               <w:spacing w:line="360" w:lineRule="auto"/>
               <w:jc w:val="both"/>
               <w:rPr>
-                <w:rFonts w:eastAsia="標楷體" w:cs="標楷體" w:hint="eastAsia"/>
+                <w:rFonts w:eastAsia="標楷體" w:cs="標楷體"/>
               </w:rPr>
             </w:pPr>
             <w:r>
@@ -14025,7 +14286,7 @@
               <w:spacing w:line="360" w:lineRule="auto"/>
               <w:jc w:val="both"/>
               <w:rPr>
-                <w:rFonts w:eastAsia="標楷體" w:cs="標楷體" w:hint="eastAsia"/>
+                <w:rFonts w:eastAsia="標楷體" w:cs="標楷體"/>
               </w:rPr>
             </w:pPr>
             <w:r>
@@ -14069,7 +14330,7 @@
               <w:spacing w:line="360" w:lineRule="auto"/>
               <w:jc w:val="both"/>
               <w:rPr>
-                <w:rFonts w:eastAsia="標楷體" w:cs="標楷體" w:hint="eastAsia"/>
+                <w:rFonts w:eastAsia="標楷體" w:cs="標楷體"/>
               </w:rPr>
             </w:pPr>
             <w:r>
@@ -14212,7 +14473,7 @@
               <w:spacing w:line="360" w:lineRule="auto"/>
               <w:jc w:val="both"/>
               <w:rPr>
-                <w:rFonts w:eastAsia="標楷體" w:cs="標楷體" w:hint="eastAsia"/>
+                <w:rFonts w:eastAsia="標楷體" w:cs="標楷體"/>
               </w:rPr>
             </w:pPr>
             <w:proofErr w:type="gramStart"/>
@@ -14265,7 +14526,7 @@
               <w:spacing w:line="360" w:lineRule="auto"/>
               <w:jc w:val="both"/>
               <w:rPr>
-                <w:rFonts w:eastAsia="標楷體" w:cs="標楷體" w:hint="eastAsia"/>
+                <w:rFonts w:eastAsia="標楷體" w:cs="標楷體"/>
               </w:rPr>
             </w:pPr>
             <w:r>
@@ -14559,7 +14820,7 @@
               <w:ind w:left="0"/>
               <w:jc w:val="both"/>
               <w:rPr>
-                <w:rFonts w:eastAsia="標楷體" w:cs="標楷體" w:hint="eastAsia"/>
+                <w:rFonts w:eastAsia="標楷體" w:cs="標楷體"/>
                 <w:sz w:val="28"/>
                 <w:szCs w:val="28"/>
               </w:rPr>
@@ -14606,7 +14867,7 @@
               <w:ind w:left="0"/>
               <w:jc w:val="both"/>
               <w:rPr>
-                <w:rFonts w:eastAsia="標楷體" w:cs="標楷體" w:hint="eastAsia"/>
+                <w:rFonts w:eastAsia="標楷體" w:cs="標楷體"/>
                 <w:sz w:val="28"/>
                 <w:szCs w:val="28"/>
               </w:rPr>
@@ -14740,7 +15001,7 @@
               <w:ind w:left="0"/>
               <w:jc w:val="both"/>
               <w:rPr>
-                <w:rFonts w:eastAsia="標楷體" w:cs="標楷體" w:hint="eastAsia"/>
+                <w:rFonts w:eastAsia="標楷體" w:cs="標楷體"/>
                 <w:sz w:val="28"/>
                 <w:szCs w:val="28"/>
               </w:rPr>
@@ -14888,7 +15149,7 @@
         <w:spacing w:after="0" w:line="240" w:lineRule="auto"/>
         <w:jc w:val="center"/>
         <w:rPr>
-          <w:rFonts w:ascii="Times New Roman" w:eastAsia="標楷體" w:hAnsi="Times New Roman" w:cs="標楷體" w:hint="eastAsia"/>
+          <w:rFonts w:ascii="Times New Roman" w:eastAsia="標楷體" w:hAnsi="Times New Roman" w:cs="標楷體"/>
           <w:color w:val="000000" w:themeColor="text1"/>
           <w:sz w:val="28"/>
           <w:szCs w:val="28"/>
@@ -16238,7 +16499,7 @@
           <w:szCs w:val="36"/>
         </w:rPr>
       </w:pPr>
-      <w:bookmarkStart w:id="22" w:name="_Toc231220019"/>
+      <w:bookmarkStart w:id="22" w:name="_Toc231221030"/>
       <w:r>
         <w:rPr>
           <w:rFonts w:eastAsia="標楷體" w:cs="標楷體"/>
@@ -16305,7 +16566,7 @@
         </w:rPr>
       </w:pPr>
       <w:bookmarkStart w:id="23" w:name="_Toc230987410"/>
-      <w:bookmarkStart w:id="24" w:name="_Toc231220020"/>
+      <w:bookmarkStart w:id="24" w:name="_Toc231221031"/>
       <w:r>
         <w:rPr>
           <w:rFonts w:eastAsia="標楷體" w:cs="標楷體"/>
@@ -16909,6 +17170,7 @@
       <w:r>
         <w:rPr>
           <w:rFonts w:eastAsia="標楷體" w:cs="標楷體"/>
+          <w:noProof/>
         </w:rPr>
         <w:lastRenderedPageBreak/>
         <w:drawing>
@@ -17152,7 +17414,7 @@
         <w:ind w:firstLineChars="200" w:firstLine="480"/>
         <w:jc w:val="both"/>
         <w:rPr>
-          <w:rFonts w:eastAsia="標楷體" w:cs="標楷體" w:hint="eastAsia"/>
+          <w:rFonts w:eastAsia="標楷體" w:cs="標楷體"/>
         </w:rPr>
       </w:pPr>
     </w:p>
@@ -17168,7 +17430,7 @@
         </w:rPr>
       </w:pPr>
       <w:bookmarkStart w:id="26" w:name="_Toc230987411"/>
-      <w:bookmarkStart w:id="27" w:name="_Toc231220021"/>
+      <w:bookmarkStart w:id="27" w:name="_Toc231221032"/>
       <w:r>
         <w:rPr>
           <w:rFonts w:eastAsia="標楷體" w:cs="標楷體"/>
@@ -17195,7 +17457,7 @@
         <w:ind w:firstLineChars="200" w:firstLine="560"/>
         <w:jc w:val="both"/>
         <w:rPr>
-          <w:rFonts w:eastAsia="標楷體" w:cs="標楷體" w:hint="eastAsia"/>
+          <w:rFonts w:eastAsia="標楷體" w:cs="標楷體"/>
           <w:sz w:val="28"/>
           <w:szCs w:val="28"/>
         </w:rPr>
@@ -18564,7 +18826,7 @@
         </w:rPr>
       </w:pPr>
       <w:bookmarkStart w:id="28" w:name="_Toc230987412"/>
-      <w:bookmarkStart w:id="29" w:name="_Toc231220022"/>
+      <w:bookmarkStart w:id="29" w:name="_Toc231221033"/>
       <w:r>
         <w:rPr>
           <w:rFonts w:eastAsia="標楷體" w:cs="標楷體"/>
@@ -20416,7 +20678,7 @@
           <w:szCs w:val="36"/>
         </w:rPr>
       </w:pPr>
-      <w:bookmarkStart w:id="30" w:name="_Toc231220023"/>
+      <w:bookmarkStart w:id="30" w:name="_Toc231221034"/>
       <w:r>
         <w:rPr>
           <w:rFonts w:eastAsia="標楷體" w:cs="標楷體"/>
@@ -20479,7 +20741,7 @@
           <w:szCs w:val="32"/>
         </w:rPr>
       </w:pPr>
-      <w:bookmarkStart w:id="31" w:name="_Toc231220024"/>
+      <w:bookmarkStart w:id="31" w:name="_Toc231221035"/>
       <w:r>
         <w:rPr>
           <w:rFonts w:eastAsia="標楷體" w:cs="標楷體"/>
@@ -20619,7 +20881,7 @@
           <w:szCs w:val="32"/>
         </w:rPr>
       </w:pPr>
-      <w:bookmarkStart w:id="32" w:name="_Toc231220025"/>
+      <w:bookmarkStart w:id="32" w:name="_Toc231221036"/>
       <w:r>
         <w:rPr>
           <w:rFonts w:eastAsia="標楷體" w:cs="標楷體"/>
@@ -23898,7 +24160,7 @@
           <w:p>
             <w:pPr>
               <w:rPr>
-                <w:rFonts w:eastAsia="標楷體" w:hint="eastAsia"/>
+                <w:rFonts w:eastAsia="標楷體"/>
                 <w:szCs w:val="22"/>
               </w:rPr>
             </w:pPr>
@@ -26198,7 +26460,7 @@
         <w:widowControl/>
         <w:spacing w:after="160" w:line="278" w:lineRule="auto"/>
         <w:rPr>
-          <w:rFonts w:eastAsia="標楷體" w:cs="標楷體" w:hint="eastAsia"/>
+          <w:rFonts w:eastAsia="標楷體" w:cs="標楷體"/>
         </w:rPr>
       </w:pPr>
       <w:r>
@@ -27539,7 +27801,7 @@
           <w:szCs w:val="32"/>
         </w:rPr>
       </w:pPr>
-      <w:bookmarkStart w:id="33" w:name="_Toc231220026"/>
+      <w:bookmarkStart w:id="33" w:name="_Toc231221037"/>
       <w:r>
         <w:rPr>
           <w:rFonts w:eastAsia="標楷體" w:cs="標楷體"/>
@@ -27697,7 +27959,7 @@
           <w:szCs w:val="36"/>
         </w:rPr>
       </w:pPr>
-      <w:bookmarkStart w:id="34" w:name="_Toc231220027"/>
+      <w:bookmarkStart w:id="34" w:name="_Toc231221038"/>
       <w:r>
         <w:rPr>
           <w:rFonts w:eastAsia="標楷體" w:cs="標楷體"/>
@@ -27843,7 +28105,7 @@
         <w:ind w:firstLineChars="200" w:firstLine="560"/>
         <w:jc w:val="both"/>
         <w:rPr>
-          <w:rFonts w:eastAsia="標楷體" w:cs="標楷體" w:hint="eastAsia"/>
+          <w:rFonts w:eastAsia="標楷體" w:cs="標楷體"/>
           <w:sz w:val="28"/>
           <w:szCs w:val="28"/>
         </w:rPr>
@@ -27858,7 +28120,7 @@
           <w:szCs w:val="32"/>
         </w:rPr>
       </w:pPr>
-      <w:bookmarkStart w:id="35" w:name="_Toc231220028"/>
+      <w:bookmarkStart w:id="35" w:name="_Toc231221039"/>
       <w:r>
         <w:rPr>
           <w:rFonts w:eastAsia="標楷體" w:cs="標楷體"/>
@@ -27904,7 +28166,7 @@
         <w:ind w:firstLineChars="200" w:firstLine="560"/>
         <w:jc w:val="both"/>
         <w:rPr>
-          <w:rFonts w:eastAsia="標楷體" w:hint="eastAsia"/>
+          <w:rFonts w:eastAsia="標楷體"/>
         </w:rPr>
       </w:pPr>
       <w:r>
@@ -29351,7 +29613,7 @@
         <w:widowControl/>
         <w:spacing w:after="160" w:line="278" w:lineRule="auto"/>
         <w:rPr>
-          <w:rFonts w:eastAsia="標楷體" w:cs="標楷體" w:hint="eastAsia"/>
+          <w:rFonts w:eastAsia="標楷體" w:cs="標楷體"/>
           <w:sz w:val="28"/>
           <w:szCs w:val="28"/>
         </w:rPr>
@@ -30227,7 +30489,7 @@
         <w:widowControl/>
         <w:spacing w:after="160" w:line="278" w:lineRule="auto"/>
         <w:rPr>
-          <w:rFonts w:eastAsia="標楷體" w:cs="標楷體" w:hint="eastAsia"/>
+          <w:rFonts w:eastAsia="標楷體" w:cs="標楷體"/>
           <w:b/>
           <w:bCs/>
           <w:sz w:val="28"/>
@@ -30254,7 +30516,7 @@
           <w:szCs w:val="32"/>
         </w:rPr>
       </w:pPr>
-      <w:bookmarkStart w:id="36" w:name="_Toc231220029"/>
+      <w:bookmarkStart w:id="36" w:name="_Toc231221040"/>
       <w:r>
         <w:rPr>
           <w:rFonts w:eastAsia="標楷體" w:cs="標楷體"/>
@@ -30375,7 +30637,7 @@
       <w:pPr>
         <w:jc w:val="center"/>
         <w:rPr>
-          <w:rFonts w:eastAsia="標楷體" w:cs="標楷體" w:hint="eastAsia"/>
+          <w:rFonts w:eastAsia="標楷體" w:cs="標楷體"/>
         </w:rPr>
       </w:pPr>
     </w:p>
@@ -31993,7 +32255,7 @@
         </w:rPr>
       </w:pPr>
       <w:bookmarkStart w:id="38" w:name="_Toc230987421"/>
-      <w:bookmarkStart w:id="39" w:name="_Toc231220030"/>
+      <w:bookmarkStart w:id="39" w:name="_Toc231221041"/>
       <w:r>
         <w:rPr>
           <w:rFonts w:eastAsia="標楷體" w:cs="標楷體"/>
@@ -32140,7 +32402,7 @@
         </w:rPr>
       </w:pPr>
       <w:bookmarkStart w:id="40" w:name="_Toc230987422"/>
-      <w:bookmarkStart w:id="41" w:name="_Toc231220031"/>
+      <w:bookmarkStart w:id="41" w:name="_Toc231221042"/>
       <w:r>
         <w:rPr>
           <w:rFonts w:eastAsia="標楷體" w:cs="標楷體"/>
@@ -32206,7 +32468,7 @@
         </w:rPr>
       </w:pPr>
       <w:bookmarkStart w:id="42" w:name="_Toc230987423"/>
-      <w:bookmarkStart w:id="43" w:name="_Toc231220032"/>
+      <w:bookmarkStart w:id="43" w:name="_Toc231221043"/>
       <w:r>
         <w:rPr>
           <w:rFonts w:eastAsia="標楷體" w:cs="標楷體"/>
@@ -33793,7 +34055,7 @@
         </w:rPr>
       </w:pPr>
       <w:bookmarkStart w:id="44" w:name="_Toc230987424"/>
-      <w:bookmarkStart w:id="45" w:name="_Toc231220033"/>
+      <w:bookmarkStart w:id="45" w:name="_Toc231221044"/>
       <w:r>
         <w:rPr>
           <w:rFonts w:eastAsia="標楷體" w:cs="標楷體"/>
@@ -33956,7 +34218,7 @@
         </w:rPr>
       </w:pPr>
       <w:bookmarkStart w:id="46" w:name="_Toc230987425"/>
-      <w:bookmarkStart w:id="47" w:name="_Toc231220034"/>
+      <w:bookmarkStart w:id="47" w:name="_Toc231221045"/>
       <w:r>
         <w:rPr>
           <w:rFonts w:eastAsia="標楷體" w:cs="標楷體"/>
@@ -34474,7 +34736,7 @@
           <w:szCs w:val="32"/>
         </w:rPr>
       </w:pPr>
-      <w:bookmarkStart w:id="49" w:name="_Toc231220035"/>
+      <w:bookmarkStart w:id="49" w:name="_Toc231221046"/>
       <w:r>
         <w:rPr>
           <w:rFonts w:eastAsia="標楷體" w:cs="標楷體"/>
@@ -34611,7 +34873,7 @@
         </w:rPr>
       </w:pPr>
       <w:bookmarkStart w:id="50" w:name="_Toc230987429"/>
-      <w:bookmarkStart w:id="51" w:name="_Toc231220036"/>
+      <w:bookmarkStart w:id="51" w:name="_Toc231221047"/>
       <w:r>
         <w:rPr>
           <w:rFonts w:eastAsia="標楷體" w:cs="標楷體"/>
@@ -34845,7 +35107,7 @@
         </w:rPr>
       </w:pPr>
       <w:bookmarkStart w:id="52" w:name="_Toc230987430"/>
-      <w:bookmarkStart w:id="53" w:name="_Toc231220037"/>
+      <w:bookmarkStart w:id="53" w:name="_Toc231221048"/>
       <w:r>
         <w:rPr>
           <w:rFonts w:eastAsia="標楷體" w:cs="標楷體"/>
@@ -34967,7 +35229,7 @@
           <w:szCs w:val="32"/>
         </w:rPr>
       </w:pPr>
-      <w:bookmarkStart w:id="54" w:name="_Toc231220038"/>
+      <w:bookmarkStart w:id="54" w:name="_Toc231221049"/>
       <w:r>
         <w:rPr>
           <w:rFonts w:eastAsia="標楷體" w:cs="標楷體"/>
@@ -35153,13 +35415,13 @@
         <w:overflowPunct w:val="0"/>
         <w:outlineLvl w:val="1"/>
         <w:rPr>
-          <w:rFonts w:eastAsia="標楷體" w:cs="標楷體" w:hint="eastAsia"/>
+          <w:rFonts w:eastAsia="標楷體" w:cs="標楷體"/>
           <w:color w:val="000000" w:themeColor="text1"/>
           <w:sz w:val="32"/>
           <w:szCs w:val="32"/>
         </w:rPr>
       </w:pPr>
-      <w:bookmarkStart w:id="55" w:name="_Toc231220039"/>
+      <w:bookmarkStart w:id="55" w:name="_Toc231221050"/>
       <w:r>
         <w:rPr>
           <w:rFonts w:eastAsia="標楷體" w:cs="標楷體"/>
@@ -37804,7 +38066,7 @@
         <w:overflowPunct w:val="0"/>
         <w:jc w:val="center"/>
         <w:rPr>
-          <w:rFonts w:eastAsia="標楷體" w:cs="標楷體" w:hint="eastAsia"/>
+          <w:rFonts w:eastAsia="標楷體" w:cs="標楷體"/>
           <w:color w:val="000000" w:themeColor="text1"/>
           <w:sz w:val="28"/>
           <w:szCs w:val="28"/>
@@ -39962,7 +40224,7 @@
         <w:overflowPunct w:val="0"/>
         <w:jc w:val="center"/>
         <w:rPr>
-          <w:rFonts w:eastAsia="標楷體" w:cs="標楷體" w:hint="eastAsia"/>
+          <w:rFonts w:eastAsia="標楷體" w:cs="標楷體"/>
           <w:color w:val="000000" w:themeColor="text1"/>
           <w:sz w:val="28"/>
           <w:szCs w:val="28"/>
@@ -40991,7 +41253,7 @@
         <w:overflowPunct w:val="0"/>
         <w:jc w:val="center"/>
         <w:rPr>
-          <w:rFonts w:eastAsia="標楷體" w:cs="標楷體" w:hint="eastAsia"/>
+          <w:rFonts w:eastAsia="標楷體" w:cs="標楷體"/>
           <w:color w:val="000000" w:themeColor="text1"/>
           <w:sz w:val="28"/>
           <w:szCs w:val="28"/>
@@ -42383,7 +42645,7 @@
         <w:overflowPunct w:val="0"/>
         <w:jc w:val="center"/>
         <w:rPr>
-          <w:rFonts w:eastAsia="標楷體" w:cs="標楷體" w:hint="eastAsia"/>
+          <w:rFonts w:eastAsia="標楷體" w:cs="標楷體"/>
           <w:color w:val="000000" w:themeColor="text1"/>
           <w:sz w:val="28"/>
           <w:szCs w:val="28"/>
@@ -43227,7 +43489,7 @@
         <w:widowControl/>
         <w:overflowPunct w:val="0"/>
         <w:rPr>
-          <w:rFonts w:eastAsia="標楷體" w:cs="標楷體" w:hint="eastAsia"/>
+          <w:rFonts w:eastAsia="標楷體" w:cs="標楷體"/>
           <w:color w:val="000000" w:themeColor="text1"/>
         </w:rPr>
       </w:pPr>
@@ -43237,7 +43499,7 @@
         <w:widowControl/>
         <w:overflowPunct w:val="0"/>
         <w:rPr>
-          <w:rFonts w:eastAsia="標楷體" w:cs="標楷體" w:hint="eastAsia"/>
+          <w:rFonts w:eastAsia="標楷體" w:cs="標楷體"/>
           <w:color w:val="000000" w:themeColor="text1"/>
           <w:sz w:val="28"/>
           <w:szCs w:val="28"/>
@@ -43263,7 +43525,7 @@
         </w:numPr>
         <w:overflowPunct w:val="0"/>
         <w:rPr>
-          <w:rFonts w:eastAsia="標楷體" w:cs="標楷體" w:hint="eastAsia"/>
+          <w:rFonts w:eastAsia="標楷體" w:cs="標楷體"/>
           <w:color w:val="000000" w:themeColor="text1"/>
           <w:sz w:val="28"/>
           <w:szCs w:val="28"/>
@@ -43358,7 +43620,7 @@
         </w:numPr>
         <w:overflowPunct w:val="0"/>
         <w:rPr>
-          <w:rFonts w:eastAsia="標楷體" w:cs="標楷體" w:hint="eastAsia"/>
+          <w:rFonts w:eastAsia="標楷體" w:cs="標楷體"/>
           <w:color w:val="000000" w:themeColor="text1"/>
           <w:sz w:val="28"/>
           <w:szCs w:val="28"/>
@@ -43453,12 +43715,21 @@
         </w:numPr>
         <w:overflowPunct w:val="0"/>
         <w:rPr>
+          <w:rFonts w:eastAsia="標楷體" w:cs="標楷體"/>
+          <w:color w:val="000000" w:themeColor="text1"/>
+          <w:sz w:val="28"/>
+          <w:szCs w:val="28"/>
+        </w:rPr>
+      </w:pPr>
+      <w:r>
+        <w:rPr>
           <w:rFonts w:eastAsia="標楷體" w:cs="標楷體" w:hint="eastAsia"/>
           <w:color w:val="000000" w:themeColor="text1"/>
           <w:sz w:val="28"/>
           <w:szCs w:val="28"/>
         </w:rPr>
-      </w:pPr>
+        <w:t xml:space="preserve">roles.id </w:t>
+      </w:r>
       <w:r>
         <w:rPr>
           <w:rFonts w:eastAsia="標楷體" w:cs="標楷體" w:hint="eastAsia"/>
@@ -43466,7 +43737,7 @@
           <w:sz w:val="28"/>
           <w:szCs w:val="28"/>
         </w:rPr>
-        <w:t xml:space="preserve">roles.id </w:t>
+        <w:t>→</w:t>
       </w:r>
       <w:r>
         <w:rPr>
@@ -43475,8 +43746,9 @@
           <w:sz w:val="28"/>
           <w:szCs w:val="28"/>
         </w:rPr>
-        <w:t>→</w:t>
-      </w:r>
+        <w:t xml:space="preserve"> </w:t>
+      </w:r>
+      <w:proofErr w:type="spellStart"/>
       <w:r>
         <w:rPr>
           <w:rFonts w:eastAsia="標楷體" w:cs="標楷體" w:hint="eastAsia"/>
@@ -43484,9 +43756,10 @@
           <w:sz w:val="28"/>
           <w:szCs w:val="28"/>
         </w:rPr>
-        <w:t xml:space="preserve"> </w:t>
-      </w:r>
-      <w:proofErr w:type="spellStart"/>
+        <w:t>users.role_id</w:t>
+      </w:r>
+      <w:proofErr w:type="spellEnd"/>
+      <w:proofErr w:type="gramStart"/>
       <w:r>
         <w:rPr>
           <w:rFonts w:eastAsia="標楷體" w:cs="標楷體" w:hint="eastAsia"/>
@@ -43494,10 +43767,9 @@
           <w:sz w:val="28"/>
           <w:szCs w:val="28"/>
         </w:rPr>
-        <w:t>users.role_id</w:t>
-      </w:r>
-      <w:proofErr w:type="spellEnd"/>
-      <w:proofErr w:type="gramStart"/>
+        <w:t>（</w:t>
+      </w:r>
+      <w:proofErr w:type="gramEnd"/>
       <w:r>
         <w:rPr>
           <w:rFonts w:eastAsia="標楷體" w:cs="標楷體" w:hint="eastAsia"/>
@@ -43505,9 +43777,9 @@
           <w:sz w:val="28"/>
           <w:szCs w:val="28"/>
         </w:rPr>
-        <w:t>（</w:t>
-      </w:r>
-      <w:proofErr w:type="gramEnd"/>
+        <w:t>1:N</w:t>
+      </w:r>
+      <w:proofErr w:type="gramStart"/>
       <w:r>
         <w:rPr>
           <w:rFonts w:eastAsia="標楷體" w:cs="標楷體" w:hint="eastAsia"/>
@@ -43515,9 +43787,9 @@
           <w:sz w:val="28"/>
           <w:szCs w:val="28"/>
         </w:rPr>
-        <w:t>1:N</w:t>
-      </w:r>
-      <w:proofErr w:type="gramStart"/>
+        <w:t>）</w:t>
+      </w:r>
+      <w:proofErr w:type="gramEnd"/>
       <w:r>
         <w:rPr>
           <w:rFonts w:eastAsia="標楷體" w:cs="標楷體" w:hint="eastAsia"/>
@@ -43525,16 +43797,6 @@
           <w:sz w:val="28"/>
           <w:szCs w:val="28"/>
         </w:rPr>
-        <w:t>）</w:t>
-      </w:r>
-      <w:proofErr w:type="gramEnd"/>
-      <w:r>
-        <w:rPr>
-          <w:rFonts w:eastAsia="標楷體" w:cs="標楷體" w:hint="eastAsia"/>
-          <w:color w:val="000000" w:themeColor="text1"/>
-          <w:sz w:val="28"/>
-          <w:szCs w:val="28"/>
-        </w:rPr>
         <w:t xml:space="preserve"> </w:t>
       </w:r>
     </w:p>
@@ -43543,7 +43805,7 @@
         <w:widowControl/>
         <w:overflowPunct w:val="0"/>
         <w:rPr>
-          <w:rFonts w:eastAsia="標楷體" w:cs="標楷體" w:hint="eastAsia"/>
+          <w:rFonts w:eastAsia="標楷體" w:cs="標楷體"/>
           <w:color w:val="000000" w:themeColor="text1"/>
           <w:sz w:val="28"/>
           <w:szCs w:val="28"/>
@@ -43569,7 +43831,7 @@
         </w:numPr>
         <w:overflowPunct w:val="0"/>
         <w:rPr>
-          <w:rFonts w:eastAsia="標楷體" w:cs="標楷體" w:hint="eastAsia"/>
+          <w:rFonts w:eastAsia="標楷體" w:cs="標楷體"/>
           <w:color w:val="000000" w:themeColor="text1"/>
           <w:sz w:val="28"/>
           <w:szCs w:val="28"/>
@@ -43664,12 +43926,21 @@
         </w:numPr>
         <w:overflowPunct w:val="0"/>
         <w:rPr>
+          <w:rFonts w:eastAsia="標楷體" w:cs="標楷體"/>
+          <w:color w:val="000000" w:themeColor="text1"/>
+          <w:sz w:val="28"/>
+          <w:szCs w:val="28"/>
+        </w:rPr>
+      </w:pPr>
+      <w:r>
+        <w:rPr>
           <w:rFonts w:eastAsia="標楷體" w:cs="標楷體" w:hint="eastAsia"/>
           <w:color w:val="000000" w:themeColor="text1"/>
           <w:sz w:val="28"/>
           <w:szCs w:val="28"/>
         </w:rPr>
-      </w:pPr>
+        <w:t xml:space="preserve">departments.id </w:t>
+      </w:r>
       <w:r>
         <w:rPr>
           <w:rFonts w:eastAsia="標楷體" w:cs="標楷體" w:hint="eastAsia"/>
@@ -43677,7 +43948,7 @@
           <w:sz w:val="28"/>
           <w:szCs w:val="28"/>
         </w:rPr>
-        <w:t xml:space="preserve">departments.id </w:t>
+        <w:t>→</w:t>
       </w:r>
       <w:r>
         <w:rPr>
@@ -43686,8 +43957,9 @@
           <w:sz w:val="28"/>
           <w:szCs w:val="28"/>
         </w:rPr>
-        <w:t>→</w:t>
-      </w:r>
+        <w:t xml:space="preserve"> </w:t>
+      </w:r>
+      <w:proofErr w:type="spellStart"/>
       <w:r>
         <w:rPr>
           <w:rFonts w:eastAsia="標楷體" w:cs="標楷體" w:hint="eastAsia"/>
@@ -43695,9 +43967,10 @@
           <w:sz w:val="28"/>
           <w:szCs w:val="28"/>
         </w:rPr>
-        <w:t xml:space="preserve"> </w:t>
-      </w:r>
-      <w:proofErr w:type="spellStart"/>
+        <w:t>assets.department_id</w:t>
+      </w:r>
+      <w:proofErr w:type="spellEnd"/>
+      <w:proofErr w:type="gramStart"/>
       <w:r>
         <w:rPr>
           <w:rFonts w:eastAsia="標楷體" w:cs="標楷體" w:hint="eastAsia"/>
@@ -43705,10 +43978,9 @@
           <w:sz w:val="28"/>
           <w:szCs w:val="28"/>
         </w:rPr>
-        <w:t>assets.department_id</w:t>
-      </w:r>
-      <w:proofErr w:type="spellEnd"/>
-      <w:proofErr w:type="gramStart"/>
+        <w:t>（</w:t>
+      </w:r>
+      <w:proofErr w:type="gramEnd"/>
       <w:r>
         <w:rPr>
           <w:rFonts w:eastAsia="標楷體" w:cs="標楷體" w:hint="eastAsia"/>
@@ -43716,9 +43988,9 @@
           <w:sz w:val="28"/>
           <w:szCs w:val="28"/>
         </w:rPr>
-        <w:t>（</w:t>
-      </w:r>
-      <w:proofErr w:type="gramEnd"/>
+        <w:t>1:N</w:t>
+      </w:r>
+      <w:proofErr w:type="gramStart"/>
       <w:r>
         <w:rPr>
           <w:rFonts w:eastAsia="標楷體" w:cs="標楷體" w:hint="eastAsia"/>
@@ -43726,9 +43998,9 @@
           <w:sz w:val="28"/>
           <w:szCs w:val="28"/>
         </w:rPr>
-        <w:t>1:N</w:t>
-      </w:r>
-      <w:proofErr w:type="gramStart"/>
+        <w:t>）</w:t>
+      </w:r>
+      <w:proofErr w:type="gramEnd"/>
       <w:r>
         <w:rPr>
           <w:rFonts w:eastAsia="標楷體" w:cs="標楷體" w:hint="eastAsia"/>
@@ -43736,16 +44008,6 @@
           <w:sz w:val="28"/>
           <w:szCs w:val="28"/>
         </w:rPr>
-        <w:t>）</w:t>
-      </w:r>
-      <w:proofErr w:type="gramEnd"/>
-      <w:r>
-        <w:rPr>
-          <w:rFonts w:eastAsia="標楷體" w:cs="標楷體" w:hint="eastAsia"/>
-          <w:color w:val="000000" w:themeColor="text1"/>
-          <w:sz w:val="28"/>
-          <w:szCs w:val="28"/>
-        </w:rPr>
         <w:t xml:space="preserve"> </w:t>
       </w:r>
     </w:p>
@@ -43754,7 +44016,7 @@
         <w:widowControl/>
         <w:overflowPunct w:val="0"/>
         <w:rPr>
-          <w:rFonts w:eastAsia="標楷體" w:cs="標楷體" w:hint="eastAsia"/>
+          <w:rFonts w:eastAsia="標楷體" w:cs="標楷體"/>
           <w:color w:val="000000" w:themeColor="text1"/>
           <w:sz w:val="28"/>
           <w:szCs w:val="28"/>
@@ -43780,7 +44042,7 @@
         </w:numPr>
         <w:overflowPunct w:val="0"/>
         <w:rPr>
-          <w:rFonts w:eastAsia="標楷體" w:cs="標楷體" w:hint="eastAsia"/>
+          <w:rFonts w:eastAsia="標楷體" w:cs="標楷體"/>
           <w:color w:val="000000" w:themeColor="text1"/>
           <w:sz w:val="28"/>
           <w:szCs w:val="28"/>
@@ -43875,7 +44137,7 @@
         </w:numPr>
         <w:overflowPunct w:val="0"/>
         <w:rPr>
-          <w:rFonts w:eastAsia="標楷體" w:cs="標楷體" w:hint="eastAsia"/>
+          <w:rFonts w:eastAsia="標楷體" w:cs="標楷體"/>
           <w:color w:val="000000" w:themeColor="text1"/>
           <w:sz w:val="28"/>
           <w:szCs w:val="28"/>
@@ -43970,12 +44232,21 @@
         </w:numPr>
         <w:overflowPunct w:val="0"/>
         <w:rPr>
+          <w:rFonts w:eastAsia="標楷體" w:cs="標楷體"/>
+          <w:color w:val="000000" w:themeColor="text1"/>
+          <w:sz w:val="28"/>
+          <w:szCs w:val="28"/>
+        </w:rPr>
+      </w:pPr>
+      <w:r>
+        <w:rPr>
           <w:rFonts w:eastAsia="標楷體" w:cs="標楷體" w:hint="eastAsia"/>
           <w:color w:val="000000" w:themeColor="text1"/>
           <w:sz w:val="28"/>
           <w:szCs w:val="28"/>
         </w:rPr>
-      </w:pPr>
+        <w:t xml:space="preserve">vulnerabilities.id </w:t>
+      </w:r>
       <w:r>
         <w:rPr>
           <w:rFonts w:eastAsia="標楷體" w:cs="標楷體" w:hint="eastAsia"/>
@@ -43983,7 +44254,7 @@
           <w:sz w:val="28"/>
           <w:szCs w:val="28"/>
         </w:rPr>
-        <w:t xml:space="preserve">vulnerabilities.id </w:t>
+        <w:t>→</w:t>
       </w:r>
       <w:r>
         <w:rPr>
@@ -43992,8 +44263,9 @@
           <w:sz w:val="28"/>
           <w:szCs w:val="28"/>
         </w:rPr>
-        <w:t>→</w:t>
-      </w:r>
+        <w:t xml:space="preserve"> </w:t>
+      </w:r>
+      <w:proofErr w:type="spellStart"/>
       <w:r>
         <w:rPr>
           <w:rFonts w:eastAsia="標楷體" w:cs="標楷體" w:hint="eastAsia"/>
@@ -44001,9 +44273,10 @@
           <w:sz w:val="28"/>
           <w:szCs w:val="28"/>
         </w:rPr>
-        <w:t xml:space="preserve"> </w:t>
-      </w:r>
-      <w:proofErr w:type="spellStart"/>
+        <w:t>risk_assessments.vulnerability_id</w:t>
+      </w:r>
+      <w:proofErr w:type="spellEnd"/>
+      <w:proofErr w:type="gramStart"/>
       <w:r>
         <w:rPr>
           <w:rFonts w:eastAsia="標楷體" w:cs="標楷體" w:hint="eastAsia"/>
@@ -44011,10 +44284,9 @@
           <w:sz w:val="28"/>
           <w:szCs w:val="28"/>
         </w:rPr>
-        <w:t>risk_assessments.vulnerability_id</w:t>
-      </w:r>
-      <w:proofErr w:type="spellEnd"/>
-      <w:proofErr w:type="gramStart"/>
+        <w:t>（</w:t>
+      </w:r>
+      <w:proofErr w:type="gramEnd"/>
       <w:r>
         <w:rPr>
           <w:rFonts w:eastAsia="標楷體" w:cs="標楷體" w:hint="eastAsia"/>
@@ -44022,9 +44294,9 @@
           <w:sz w:val="28"/>
           <w:szCs w:val="28"/>
         </w:rPr>
-        <w:t>（</w:t>
-      </w:r>
-      <w:proofErr w:type="gramEnd"/>
+        <w:t>1:N</w:t>
+      </w:r>
+      <w:proofErr w:type="gramStart"/>
       <w:r>
         <w:rPr>
           <w:rFonts w:eastAsia="標楷體" w:cs="標楷體" w:hint="eastAsia"/>
@@ -44032,9 +44304,9 @@
           <w:sz w:val="28"/>
           <w:szCs w:val="28"/>
         </w:rPr>
-        <w:t>1:N</w:t>
-      </w:r>
-      <w:proofErr w:type="gramStart"/>
+        <w:t>）</w:t>
+      </w:r>
+      <w:proofErr w:type="gramEnd"/>
       <w:r>
         <w:rPr>
           <w:rFonts w:eastAsia="標楷體" w:cs="標楷體" w:hint="eastAsia"/>
@@ -44042,16 +44314,6 @@
           <w:sz w:val="28"/>
           <w:szCs w:val="28"/>
         </w:rPr>
-        <w:t>）</w:t>
-      </w:r>
-      <w:proofErr w:type="gramEnd"/>
-      <w:r>
-        <w:rPr>
-          <w:rFonts w:eastAsia="標楷體" w:cs="標楷體" w:hint="eastAsia"/>
-          <w:color w:val="000000" w:themeColor="text1"/>
-          <w:sz w:val="28"/>
-          <w:szCs w:val="28"/>
-        </w:rPr>
         <w:t xml:space="preserve"> </w:t>
       </w:r>
     </w:p>
@@ -44060,7 +44322,7 @@
         <w:widowControl/>
         <w:overflowPunct w:val="0"/>
         <w:rPr>
-          <w:rFonts w:eastAsia="標楷體" w:cs="標楷體" w:hint="eastAsia"/>
+          <w:rFonts w:eastAsia="標楷體" w:cs="標楷體"/>
           <w:color w:val="000000" w:themeColor="text1"/>
           <w:sz w:val="28"/>
           <w:szCs w:val="28"/>
@@ -44086,7 +44348,7 @@
         </w:numPr>
         <w:overflowPunct w:val="0"/>
         <w:rPr>
-          <w:rFonts w:eastAsia="標楷體" w:cs="標楷體" w:hint="eastAsia"/>
+          <w:rFonts w:eastAsia="標楷體" w:cs="標楷體"/>
           <w:color w:val="000000" w:themeColor="text1"/>
           <w:sz w:val="28"/>
           <w:szCs w:val="28"/>
@@ -44181,7 +44443,7 @@
         </w:numPr>
         <w:overflowPunct w:val="0"/>
         <w:rPr>
-          <w:rFonts w:eastAsia="標楷體" w:cs="標楷體" w:hint="eastAsia"/>
+          <w:rFonts w:eastAsia="標楷體" w:cs="標楷體"/>
           <w:color w:val="000000" w:themeColor="text1"/>
           <w:sz w:val="28"/>
           <w:szCs w:val="28"/>
@@ -44273,7 +44535,7 @@
         <w:ind w:firstLineChars="200" w:firstLine="560"/>
         <w:jc w:val="both"/>
         <w:rPr>
-          <w:rFonts w:eastAsia="標楷體" w:cs="標楷體" w:hint="eastAsia"/>
+          <w:rFonts w:eastAsia="標楷體" w:cs="標楷體"/>
           <w:color w:val="000000" w:themeColor="text1"/>
           <w:sz w:val="28"/>
           <w:szCs w:val="28"/>
@@ -44440,7 +44702,7 @@
         <w:ind w:firstLineChars="200" w:firstLine="560"/>
         <w:jc w:val="both"/>
         <w:rPr>
-          <w:rFonts w:eastAsia="標楷體" w:cs="標楷體" w:hint="eastAsia"/>
+          <w:rFonts w:eastAsia="標楷體" w:cs="標楷體"/>
           <w:color w:val="000000" w:themeColor="text1"/>
           <w:sz w:val="28"/>
           <w:szCs w:val="28"/>
@@ -44559,12 +44821,21 @@
         <w:ind w:firstLineChars="200" w:firstLine="560"/>
         <w:jc w:val="both"/>
         <w:rPr>
+          <w:rFonts w:eastAsia="標楷體" w:cs="標楷體"/>
+          <w:color w:val="000000" w:themeColor="text1"/>
+          <w:sz w:val="28"/>
+          <w:szCs w:val="28"/>
+        </w:rPr>
+      </w:pPr>
+      <w:r>
+        <w:rPr>
           <w:rFonts w:eastAsia="標楷體" w:cs="標楷體" w:hint="eastAsia"/>
           <w:color w:val="000000" w:themeColor="text1"/>
           <w:sz w:val="28"/>
           <w:szCs w:val="28"/>
         </w:rPr>
-      </w:pPr>
+        <w:t>綜合而言，本系統不僅實現資產與風險之整合管理，也符合資訊安全管理系統（</w:t>
+      </w:r>
       <w:r>
         <w:rPr>
           <w:rFonts w:eastAsia="標楷體" w:cs="標楷體" w:hint="eastAsia"/>
@@ -44572,7 +44843,7 @@
           <w:sz w:val="28"/>
           <w:szCs w:val="28"/>
         </w:rPr>
-        <w:t>綜合而言，本系統不僅實現資產與風險之整合管理，也符合資訊安全管理系統（</w:t>
+        <w:t>ISMS</w:t>
       </w:r>
       <w:r>
         <w:rPr>
@@ -44581,17 +44852,1108 @@
           <w:sz w:val="28"/>
           <w:szCs w:val="28"/>
         </w:rPr>
-        <w:t>ISMS</w:t>
-      </w:r>
+        <w:t>）對於可追溯性、完整性與管理流程控制之基本要求，具備實務應用於中小型組織資訊安全管理之潛力。</w:t>
+      </w:r>
+    </w:p>
+    <w:p>
+      <w:pPr>
+        <w:widowControl/>
+        <w:spacing w:after="160" w:line="278" w:lineRule="auto"/>
+        <w:rPr>
+          <w:rFonts w:eastAsia="標楷體" w:cs="標楷體"/>
+          <w:color w:val="000000" w:themeColor="text1"/>
+          <w:sz w:val="28"/>
+          <w:szCs w:val="28"/>
+        </w:rPr>
+      </w:pPr>
+      <w:r>
+        <w:rPr>
+          <w:rFonts w:eastAsia="標楷體" w:cs="標楷體"/>
+          <w:color w:val="000000" w:themeColor="text1"/>
+          <w:sz w:val="28"/>
+          <w:szCs w:val="28"/>
+        </w:rPr>
+        <w:br w:type="page"/>
+      </w:r>
+    </w:p>
+    <w:p>
+      <w:pPr>
+        <w:widowControl/>
+        <w:overflowPunct w:val="0"/>
+        <w:jc w:val="center"/>
+        <w:outlineLvl w:val="0"/>
+        <w:rPr>
+          <w:rFonts w:eastAsia="標楷體" w:cs="標楷體"/>
+          <w:color w:val="000000" w:themeColor="text1"/>
+          <w:sz w:val="36"/>
+          <w:szCs w:val="36"/>
+        </w:rPr>
+      </w:pPr>
+      <w:bookmarkStart w:id="56" w:name="_Toc231221051"/>
       <w:r>
         <w:rPr>
           <w:rFonts w:eastAsia="標楷體" w:cs="標楷體" w:hint="eastAsia"/>
           <w:color w:val="000000" w:themeColor="text1"/>
-          <w:sz w:val="28"/>
-          <w:szCs w:val="28"/>
-        </w:rPr>
-        <w:t>）對於可追溯性、完整性與管理流程控制之基本要求，具備實務應用於中小型組織資訊安全管理之潛力。</w:t>
-      </w:r>
+          <w:sz w:val="36"/>
+          <w:szCs w:val="36"/>
+        </w:rPr>
+        <w:lastRenderedPageBreak/>
+        <w:t>第</w:t>
+      </w:r>
+      <w:r>
+        <w:rPr>
+          <w:rFonts w:eastAsia="標楷體" w:cs="標楷體" w:hint="eastAsia"/>
+          <w:color w:val="000000" w:themeColor="text1"/>
+          <w:sz w:val="36"/>
+          <w:szCs w:val="36"/>
+        </w:rPr>
+        <w:t>14</w:t>
+      </w:r>
+      <w:r>
+        <w:rPr>
+          <w:rFonts w:eastAsia="標楷體" w:cs="標楷體" w:hint="eastAsia"/>
+          <w:color w:val="000000" w:themeColor="text1"/>
+          <w:sz w:val="36"/>
+          <w:szCs w:val="36"/>
+        </w:rPr>
+        <w:t>章</w:t>
+      </w:r>
+      <w:r>
+        <w:rPr>
+          <w:rFonts w:eastAsia="標楷體" w:cs="標楷體" w:hint="eastAsia"/>
+          <w:color w:val="000000" w:themeColor="text1"/>
+          <w:sz w:val="36"/>
+          <w:szCs w:val="36"/>
+        </w:rPr>
+        <w:t xml:space="preserve"> </w:t>
+      </w:r>
+      <w:r>
+        <w:rPr>
+          <w:rFonts w:eastAsia="標楷體" w:cs="標楷體" w:hint="eastAsia"/>
+          <w:color w:val="000000" w:themeColor="text1"/>
+          <w:sz w:val="36"/>
+          <w:szCs w:val="36"/>
+        </w:rPr>
+        <w:t>參考資料</w:t>
+      </w:r>
+      <w:bookmarkEnd w:id="56"/>
+    </w:p>
+    <w:p>
+      <w:pPr>
+        <w:rPr>
+          <w:rFonts w:eastAsia="標楷體" w:cs="Arial"/>
+          <w:sz w:val="28"/>
+        </w:rPr>
+      </w:pPr>
+      <w:r>
+        <w:rPr>
+          <w:rFonts w:eastAsia="標楷體" w:cs="Arial"/>
+          <w:sz w:val="28"/>
+        </w:rPr>
+        <w:t>※</w:t>
+      </w:r>
+      <w:r>
+        <w:rPr>
+          <w:rFonts w:eastAsia="標楷體" w:cs="Arial" w:hint="eastAsia"/>
+          <w:sz w:val="28"/>
+        </w:rPr>
+        <w:t>使用人工智慧或生成式人工智慧做為輔助作品產出工具之說明：</w:t>
+      </w:r>
+    </w:p>
+    <w:p>
+      <w:pPr>
+        <w:rPr>
+          <w:rFonts w:eastAsia="標楷體" w:cs="Arial"/>
+          <w:sz w:val="28"/>
+        </w:rPr>
+      </w:pPr>
+      <w:r>
+        <w:rPr>
+          <w:rFonts w:ascii="標楷體" w:eastAsia="標楷體" w:hAnsi="標楷體" w:cs="Arial" w:hint="eastAsia"/>
+          <w:sz w:val="28"/>
+        </w:rPr>
+        <w:t>□</w:t>
+      </w:r>
+      <w:r>
+        <w:rPr>
+          <w:rFonts w:eastAsia="標楷體" w:cs="Arial" w:hint="eastAsia"/>
+          <w:sz w:val="28"/>
+        </w:rPr>
+        <w:t>未使用人工智慧科技做為輔助作品產出之工具（以下免填）</w:t>
+      </w:r>
+    </w:p>
+    <w:p>
+      <w:pPr>
+        <w:ind w:leftChars="1" w:left="416" w:hangingChars="115" w:hanging="414"/>
+        <w:jc w:val="both"/>
+        <w:rPr>
+          <w:rFonts w:eastAsia="標楷體" w:cs="Arial"/>
+          <w:sz w:val="28"/>
+        </w:rPr>
+      </w:pPr>
+      <w:r>
+        <w:rPr>
+          <w:rFonts w:ascii="Segoe UI Symbol" w:eastAsia="標楷體" w:hAnsi="Segoe UI Symbol" w:cs="Segoe UI Symbol"/>
+          <w:sz w:val="36"/>
+          <w:szCs w:val="36"/>
+        </w:rPr>
+        <w:t>☑</w:t>
+      </w:r>
+      <w:r>
+        <w:rPr>
+          <w:rFonts w:eastAsia="標楷體" w:cs="Arial" w:hint="eastAsia"/>
+          <w:sz w:val="28"/>
+        </w:rPr>
+        <w:t>使用人工智慧科技做為輔助作品產出之工具（請填下表，表格不足請自行增列）</w:t>
+      </w:r>
+    </w:p>
+    <w:tbl>
+      <w:tblPr>
+        <w:tblW w:w="5000" w:type="pct"/>
+        <w:tblBorders>
+          <w:top w:val="single" w:sz="6" w:space="0" w:color="auto"/>
+          <w:left w:val="single" w:sz="6" w:space="0" w:color="auto"/>
+          <w:bottom w:val="single" w:sz="6" w:space="0" w:color="auto"/>
+          <w:right w:val="single" w:sz="6" w:space="0" w:color="auto"/>
+          <w:insideH w:val="single" w:sz="6" w:space="0" w:color="auto"/>
+          <w:insideV w:val="single" w:sz="6" w:space="0" w:color="auto"/>
+        </w:tblBorders>
+        <w:tblLook w:val="04A0" w:firstRow="1" w:lastRow="0" w:firstColumn="1" w:lastColumn="0" w:noHBand="0" w:noVBand="1"/>
+      </w:tblPr>
+      <w:tblGrid>
+        <w:gridCol w:w="1454"/>
+        <w:gridCol w:w="1843"/>
+        <w:gridCol w:w="5961"/>
+        <w:gridCol w:w="936"/>
+      </w:tblGrid>
+      <w:tr>
+        <w:tc>
+          <w:tcPr>
+            <w:tcW w:w="713" w:type="pct"/>
+            <w:tcBorders>
+              <w:top w:val="single" w:sz="4" w:space="0" w:color="auto"/>
+              <w:left w:val="single" w:sz="4" w:space="0" w:color="auto"/>
+              <w:bottom w:val="single" w:sz="4" w:space="0" w:color="auto"/>
+              <w:right w:val="single" w:sz="4" w:space="0" w:color="auto"/>
+            </w:tcBorders>
+            <w:vAlign w:val="center"/>
+            <w:hideMark/>
+          </w:tcPr>
+          <w:p>
+            <w:pPr>
+              <w:jc w:val="center"/>
+              <w:rPr>
+                <w:rFonts w:eastAsia="標楷體"/>
+              </w:rPr>
+            </w:pPr>
+            <w:r>
+              <w:rPr>
+                <w:rFonts w:eastAsia="標楷體" w:hint="eastAsia"/>
+              </w:rPr>
+              <w:t>序號</w:t>
+            </w:r>
+          </w:p>
+        </w:tc>
+        <w:tc>
+          <w:tcPr>
+            <w:tcW w:w="904" w:type="pct"/>
+            <w:tcBorders>
+              <w:top w:val="single" w:sz="4" w:space="0" w:color="auto"/>
+              <w:left w:val="single" w:sz="4" w:space="0" w:color="auto"/>
+              <w:bottom w:val="single" w:sz="4" w:space="0" w:color="auto"/>
+              <w:right w:val="single" w:sz="4" w:space="0" w:color="auto"/>
+            </w:tcBorders>
+            <w:vAlign w:val="center"/>
+            <w:hideMark/>
+          </w:tcPr>
+          <w:p>
+            <w:pPr>
+              <w:jc w:val="center"/>
+              <w:rPr>
+                <w:rFonts w:eastAsia="標楷體"/>
+              </w:rPr>
+            </w:pPr>
+            <w:r>
+              <w:rPr>
+                <w:rFonts w:eastAsia="標楷體" w:hint="eastAsia"/>
+              </w:rPr>
+              <w:t>使用工具名稱</w:t>
+            </w:r>
+          </w:p>
+        </w:tc>
+        <w:tc>
+          <w:tcPr>
+            <w:tcW w:w="2924" w:type="pct"/>
+            <w:tcBorders>
+              <w:top w:val="single" w:sz="4" w:space="0" w:color="auto"/>
+              <w:left w:val="single" w:sz="4" w:space="0" w:color="auto"/>
+              <w:bottom w:val="single" w:sz="4" w:space="0" w:color="auto"/>
+              <w:right w:val="single" w:sz="4" w:space="0" w:color="auto"/>
+            </w:tcBorders>
+            <w:vAlign w:val="center"/>
+            <w:hideMark/>
+          </w:tcPr>
+          <w:p>
+            <w:pPr>
+              <w:jc w:val="center"/>
+              <w:rPr>
+                <w:rFonts w:eastAsia="標楷體"/>
+              </w:rPr>
+            </w:pPr>
+            <w:r>
+              <w:rPr>
+                <w:rFonts w:eastAsia="標楷體" w:hint="eastAsia"/>
+              </w:rPr>
+              <w:t>使用範圍及說明</w:t>
+            </w:r>
+          </w:p>
+        </w:tc>
+        <w:tc>
+          <w:tcPr>
+            <w:tcW w:w="459" w:type="pct"/>
+            <w:tcBorders>
+              <w:top w:val="single" w:sz="4" w:space="0" w:color="auto"/>
+              <w:left w:val="single" w:sz="4" w:space="0" w:color="auto"/>
+              <w:bottom w:val="single" w:sz="4" w:space="0" w:color="auto"/>
+              <w:right w:val="single" w:sz="4" w:space="0" w:color="auto"/>
+            </w:tcBorders>
+          </w:tcPr>
+          <w:p>
+            <w:pPr>
+              <w:jc w:val="center"/>
+              <w:rPr>
+                <w:rFonts w:eastAsia="標楷體"/>
+              </w:rPr>
+            </w:pPr>
+            <w:r>
+              <w:rPr>
+                <w:rFonts w:eastAsia="標楷體" w:hint="eastAsia"/>
+              </w:rPr>
+              <w:t>頁碼</w:t>
+            </w:r>
+          </w:p>
+        </w:tc>
+      </w:tr>
+      <w:tr>
+        <w:tc>
+          <w:tcPr>
+            <w:tcW w:w="713" w:type="pct"/>
+            <w:tcBorders>
+              <w:top w:val="single" w:sz="4" w:space="0" w:color="auto"/>
+              <w:left w:val="single" w:sz="4" w:space="0" w:color="auto"/>
+              <w:bottom w:val="single" w:sz="4" w:space="0" w:color="auto"/>
+              <w:right w:val="single" w:sz="4" w:space="0" w:color="auto"/>
+            </w:tcBorders>
+          </w:tcPr>
+          <w:p>
+            <w:pPr>
+              <w:jc w:val="center"/>
+              <w:rPr>
+                <w:rFonts w:eastAsia="標楷體"/>
+              </w:rPr>
+            </w:pPr>
+            <w:r>
+              <w:rPr>
+                <w:rFonts w:eastAsia="標楷體" w:hint="eastAsia"/>
+              </w:rPr>
+              <w:t>1</w:t>
+            </w:r>
+          </w:p>
+        </w:tc>
+        <w:tc>
+          <w:tcPr>
+            <w:tcW w:w="904" w:type="pct"/>
+            <w:tcBorders>
+              <w:top w:val="single" w:sz="4" w:space="0" w:color="auto"/>
+              <w:left w:val="single" w:sz="4" w:space="0" w:color="auto"/>
+              <w:bottom w:val="single" w:sz="4" w:space="0" w:color="auto"/>
+              <w:right w:val="single" w:sz="4" w:space="0" w:color="auto"/>
+            </w:tcBorders>
+          </w:tcPr>
+          <w:p>
+            <w:pPr>
+              <w:jc w:val="center"/>
+              <w:rPr>
+                <w:rFonts w:eastAsia="標楷體"/>
+              </w:rPr>
+            </w:pPr>
+            <w:r>
+              <w:rPr>
+                <w:rFonts w:eastAsia="標楷體" w:hint="eastAsia"/>
+              </w:rPr>
+              <w:t>Gemini</w:t>
+            </w:r>
+          </w:p>
+        </w:tc>
+        <w:tc>
+          <w:tcPr>
+            <w:tcW w:w="2924" w:type="pct"/>
+            <w:tcBorders>
+              <w:top w:val="single" w:sz="4" w:space="0" w:color="auto"/>
+              <w:left w:val="single" w:sz="4" w:space="0" w:color="auto"/>
+              <w:bottom w:val="single" w:sz="4" w:space="0" w:color="auto"/>
+              <w:right w:val="single" w:sz="4" w:space="0" w:color="auto"/>
+            </w:tcBorders>
+          </w:tcPr>
+          <w:p>
+            <w:pPr>
+              <w:rPr>
+                <w:rFonts w:eastAsia="標楷體"/>
+              </w:rPr>
+            </w:pPr>
+            <w:r>
+              <w:rPr>
+                <w:rFonts w:eastAsia="標楷體"/>
+              </w:rPr>
+              <w:t>背景介紹</w:t>
+            </w:r>
+            <w:r>
+              <w:rPr>
+                <w:rFonts w:eastAsia="標楷體" w:hint="eastAsia"/>
+              </w:rPr>
+              <w:t>及</w:t>
+            </w:r>
+            <w:r>
+              <w:rPr>
+                <w:rFonts w:eastAsia="標楷體"/>
+              </w:rPr>
+              <w:t>預期成果</w:t>
+            </w:r>
+            <w:r>
+              <w:rPr>
+                <w:rFonts w:eastAsia="標楷體" w:hint="eastAsia"/>
+              </w:rPr>
+              <w:t>使用</w:t>
+            </w:r>
+            <w:r>
+              <w:rPr>
+                <w:rFonts w:eastAsia="標楷體" w:hint="eastAsia"/>
+              </w:rPr>
+              <w:t>Gemini</w:t>
+            </w:r>
+            <w:r>
+              <w:rPr>
+                <w:rFonts w:eastAsia="標楷體" w:hint="eastAsia"/>
+              </w:rPr>
+              <w:t>內容修飾</w:t>
+            </w:r>
+          </w:p>
+        </w:tc>
+        <w:tc>
+          <w:tcPr>
+            <w:tcW w:w="459" w:type="pct"/>
+            <w:tcBorders>
+              <w:top w:val="single" w:sz="4" w:space="0" w:color="auto"/>
+              <w:left w:val="single" w:sz="4" w:space="0" w:color="auto"/>
+              <w:bottom w:val="single" w:sz="4" w:space="0" w:color="auto"/>
+              <w:right w:val="single" w:sz="4" w:space="0" w:color="auto"/>
+            </w:tcBorders>
+          </w:tcPr>
+          <w:p>
+            <w:pPr>
+              <w:jc w:val="center"/>
+              <w:rPr>
+                <w:rFonts w:eastAsia="標楷體"/>
+              </w:rPr>
+            </w:pPr>
+            <w:r>
+              <w:rPr>
+                <w:rFonts w:eastAsia="標楷體" w:hint="eastAsia"/>
+              </w:rPr>
+              <w:t>1</w:t>
+            </w:r>
+          </w:p>
+        </w:tc>
+      </w:tr>
+      <w:tr>
+        <w:tc>
+          <w:tcPr>
+            <w:tcW w:w="713" w:type="pct"/>
+            <w:tcBorders>
+              <w:top w:val="single" w:sz="4" w:space="0" w:color="auto"/>
+              <w:left w:val="single" w:sz="4" w:space="0" w:color="auto"/>
+              <w:bottom w:val="single" w:sz="4" w:space="0" w:color="auto"/>
+              <w:right w:val="single" w:sz="4" w:space="0" w:color="auto"/>
+            </w:tcBorders>
+          </w:tcPr>
+          <w:p>
+            <w:pPr>
+              <w:jc w:val="center"/>
+              <w:rPr>
+                <w:rFonts w:eastAsia="標楷體"/>
+              </w:rPr>
+            </w:pPr>
+            <w:r>
+              <w:rPr>
+                <w:rFonts w:eastAsia="標楷體" w:hint="eastAsia"/>
+              </w:rPr>
+              <w:t>2</w:t>
+            </w:r>
+          </w:p>
+        </w:tc>
+        <w:tc>
+          <w:tcPr>
+            <w:tcW w:w="904" w:type="pct"/>
+            <w:tcBorders>
+              <w:top w:val="single" w:sz="4" w:space="0" w:color="auto"/>
+              <w:left w:val="single" w:sz="4" w:space="0" w:color="auto"/>
+              <w:bottom w:val="single" w:sz="4" w:space="0" w:color="auto"/>
+              <w:right w:val="single" w:sz="4" w:space="0" w:color="auto"/>
+            </w:tcBorders>
+          </w:tcPr>
+          <w:p>
+            <w:pPr>
+              <w:jc w:val="center"/>
+              <w:rPr>
+                <w:rFonts w:eastAsia="標楷體"/>
+              </w:rPr>
+            </w:pPr>
+            <w:r>
+              <w:rPr>
+                <w:rFonts w:eastAsia="標楷體" w:hint="eastAsia"/>
+              </w:rPr>
+              <w:t>ChatGPT</w:t>
+            </w:r>
+          </w:p>
+        </w:tc>
+        <w:tc>
+          <w:tcPr>
+            <w:tcW w:w="2924" w:type="pct"/>
+            <w:tcBorders>
+              <w:top w:val="single" w:sz="4" w:space="0" w:color="auto"/>
+              <w:left w:val="single" w:sz="4" w:space="0" w:color="auto"/>
+              <w:bottom w:val="single" w:sz="4" w:space="0" w:color="auto"/>
+              <w:right w:val="single" w:sz="4" w:space="0" w:color="auto"/>
+            </w:tcBorders>
+          </w:tcPr>
+          <w:p>
+            <w:pPr>
+              <w:jc w:val="both"/>
+              <w:rPr>
+                <w:rFonts w:eastAsia="標楷體"/>
+              </w:rPr>
+            </w:pPr>
+            <w:r>
+              <w:rPr>
+                <w:rFonts w:eastAsia="標楷體" w:hint="eastAsia"/>
+              </w:rPr>
+              <w:t>成本結構及收益流內容建議</w:t>
+            </w:r>
+          </w:p>
+        </w:tc>
+        <w:tc>
+          <w:tcPr>
+            <w:tcW w:w="459" w:type="pct"/>
+            <w:tcBorders>
+              <w:top w:val="single" w:sz="4" w:space="0" w:color="auto"/>
+              <w:left w:val="single" w:sz="4" w:space="0" w:color="auto"/>
+              <w:bottom w:val="single" w:sz="4" w:space="0" w:color="auto"/>
+              <w:right w:val="single" w:sz="4" w:space="0" w:color="auto"/>
+            </w:tcBorders>
+          </w:tcPr>
+          <w:p>
+            <w:pPr>
+              <w:jc w:val="center"/>
+              <w:rPr>
+                <w:rFonts w:eastAsia="標楷體"/>
+              </w:rPr>
+            </w:pPr>
+            <w:r>
+              <w:rPr>
+                <w:rFonts w:eastAsia="標楷體" w:hint="eastAsia"/>
+              </w:rPr>
+              <w:t>6-7</w:t>
+            </w:r>
+          </w:p>
+        </w:tc>
+      </w:tr>
+      <w:tr>
+        <w:tc>
+          <w:tcPr>
+            <w:tcW w:w="713" w:type="pct"/>
+            <w:tcBorders>
+              <w:top w:val="single" w:sz="4" w:space="0" w:color="auto"/>
+              <w:left w:val="single" w:sz="4" w:space="0" w:color="auto"/>
+              <w:bottom w:val="single" w:sz="4" w:space="0" w:color="auto"/>
+              <w:right w:val="single" w:sz="4" w:space="0" w:color="auto"/>
+            </w:tcBorders>
+          </w:tcPr>
+          <w:p>
+            <w:pPr>
+              <w:jc w:val="center"/>
+              <w:rPr>
+                <w:rFonts w:eastAsia="標楷體"/>
+              </w:rPr>
+            </w:pPr>
+            <w:r>
+              <w:rPr>
+                <w:rFonts w:eastAsia="標楷體" w:hint="eastAsia"/>
+              </w:rPr>
+              <w:t>3</w:t>
+            </w:r>
+          </w:p>
+        </w:tc>
+        <w:tc>
+          <w:tcPr>
+            <w:tcW w:w="904" w:type="pct"/>
+            <w:tcBorders>
+              <w:top w:val="single" w:sz="4" w:space="0" w:color="auto"/>
+              <w:left w:val="single" w:sz="4" w:space="0" w:color="auto"/>
+              <w:bottom w:val="single" w:sz="4" w:space="0" w:color="auto"/>
+              <w:right w:val="single" w:sz="4" w:space="0" w:color="auto"/>
+            </w:tcBorders>
+          </w:tcPr>
+          <w:p>
+            <w:pPr>
+              <w:jc w:val="center"/>
+              <w:rPr>
+                <w:rFonts w:eastAsia="標楷體"/>
+              </w:rPr>
+            </w:pPr>
+            <w:r>
+              <w:rPr>
+                <w:rFonts w:eastAsia="標楷體" w:hint="eastAsia"/>
+              </w:rPr>
+              <w:t>Gemini</w:t>
+            </w:r>
+          </w:p>
+        </w:tc>
+        <w:tc>
+          <w:tcPr>
+            <w:tcW w:w="2924" w:type="pct"/>
+            <w:tcBorders>
+              <w:top w:val="single" w:sz="4" w:space="0" w:color="auto"/>
+              <w:left w:val="single" w:sz="4" w:space="0" w:color="auto"/>
+              <w:bottom w:val="single" w:sz="4" w:space="0" w:color="auto"/>
+              <w:right w:val="single" w:sz="4" w:space="0" w:color="auto"/>
+            </w:tcBorders>
+          </w:tcPr>
+          <w:p>
+            <w:pPr>
+              <w:jc w:val="both"/>
+              <w:rPr>
+                <w:rFonts w:eastAsia="標楷體"/>
+              </w:rPr>
+            </w:pPr>
+            <w:r>
+              <w:rPr>
+                <w:rFonts w:eastAsia="標楷體"/>
+              </w:rPr>
+              <w:t>開發工具與技術說明</w:t>
+            </w:r>
+            <w:r>
+              <w:rPr>
+                <w:rFonts w:eastAsia="標楷體" w:hint="eastAsia"/>
+              </w:rPr>
+              <w:t>使用</w:t>
+            </w:r>
+            <w:r>
+              <w:rPr>
+                <w:rFonts w:eastAsia="標楷體" w:hint="eastAsia"/>
+              </w:rPr>
+              <w:t>Gemini</w:t>
+            </w:r>
+            <w:r>
+              <w:rPr>
+                <w:rFonts w:eastAsia="標楷體" w:hint="eastAsia"/>
+              </w:rPr>
+              <w:t>內容修飾</w:t>
+            </w:r>
+          </w:p>
+        </w:tc>
+        <w:tc>
+          <w:tcPr>
+            <w:tcW w:w="459" w:type="pct"/>
+            <w:tcBorders>
+              <w:top w:val="single" w:sz="4" w:space="0" w:color="auto"/>
+              <w:left w:val="single" w:sz="4" w:space="0" w:color="auto"/>
+              <w:bottom w:val="single" w:sz="4" w:space="0" w:color="auto"/>
+              <w:right w:val="single" w:sz="4" w:space="0" w:color="auto"/>
+            </w:tcBorders>
+          </w:tcPr>
+          <w:p>
+            <w:pPr>
+              <w:jc w:val="center"/>
+              <w:rPr>
+                <w:rFonts w:eastAsia="標楷體"/>
+              </w:rPr>
+            </w:pPr>
+            <w:r>
+              <w:rPr>
+                <w:rFonts w:eastAsia="標楷體" w:hint="eastAsia"/>
+              </w:rPr>
+              <w:t>11</w:t>
+            </w:r>
+          </w:p>
+        </w:tc>
+      </w:tr>
+      <w:tr>
+        <w:tc>
+          <w:tcPr>
+            <w:tcW w:w="713" w:type="pct"/>
+            <w:tcBorders>
+              <w:top w:val="single" w:sz="4" w:space="0" w:color="auto"/>
+              <w:left w:val="single" w:sz="4" w:space="0" w:color="auto"/>
+              <w:bottom w:val="single" w:sz="4" w:space="0" w:color="auto"/>
+              <w:right w:val="single" w:sz="4" w:space="0" w:color="auto"/>
+            </w:tcBorders>
+          </w:tcPr>
+          <w:p>
+            <w:pPr>
+              <w:jc w:val="center"/>
+              <w:rPr>
+                <w:rFonts w:eastAsia="標楷體"/>
+              </w:rPr>
+            </w:pPr>
+            <w:r>
+              <w:rPr>
+                <w:rFonts w:eastAsia="標楷體" w:hint="eastAsia"/>
+              </w:rPr>
+              <w:t>4</w:t>
+            </w:r>
+          </w:p>
+        </w:tc>
+        <w:tc>
+          <w:tcPr>
+            <w:tcW w:w="904" w:type="pct"/>
+            <w:tcBorders>
+              <w:top w:val="single" w:sz="4" w:space="0" w:color="auto"/>
+              <w:left w:val="single" w:sz="4" w:space="0" w:color="auto"/>
+              <w:bottom w:val="single" w:sz="4" w:space="0" w:color="auto"/>
+              <w:right w:val="single" w:sz="4" w:space="0" w:color="auto"/>
+            </w:tcBorders>
+          </w:tcPr>
+          <w:p>
+            <w:pPr>
+              <w:jc w:val="center"/>
+              <w:rPr>
+                <w:rFonts w:eastAsia="標楷體"/>
+              </w:rPr>
+            </w:pPr>
+            <w:r>
+              <w:rPr>
+                <w:rFonts w:eastAsia="標楷體" w:hint="eastAsia"/>
+              </w:rPr>
+              <w:t>Claude</w:t>
+            </w:r>
+          </w:p>
+        </w:tc>
+        <w:tc>
+          <w:tcPr>
+            <w:tcW w:w="2924" w:type="pct"/>
+            <w:tcBorders>
+              <w:top w:val="single" w:sz="4" w:space="0" w:color="auto"/>
+              <w:left w:val="single" w:sz="4" w:space="0" w:color="auto"/>
+              <w:bottom w:val="single" w:sz="4" w:space="0" w:color="auto"/>
+              <w:right w:val="single" w:sz="4" w:space="0" w:color="auto"/>
+            </w:tcBorders>
+          </w:tcPr>
+          <w:p>
+            <w:pPr>
+              <w:jc w:val="both"/>
+              <w:rPr>
+                <w:rFonts w:eastAsia="標楷體"/>
+              </w:rPr>
+            </w:pPr>
+            <w:r>
+              <w:rPr>
+                <w:rFonts w:eastAsia="標楷體" w:hint="eastAsia"/>
+              </w:rPr>
+              <w:t>需求說明內容修飾</w:t>
+            </w:r>
+          </w:p>
+        </w:tc>
+        <w:tc>
+          <w:tcPr>
+            <w:tcW w:w="459" w:type="pct"/>
+            <w:tcBorders>
+              <w:top w:val="single" w:sz="4" w:space="0" w:color="auto"/>
+              <w:left w:val="single" w:sz="4" w:space="0" w:color="auto"/>
+              <w:bottom w:val="single" w:sz="4" w:space="0" w:color="auto"/>
+              <w:right w:val="single" w:sz="4" w:space="0" w:color="auto"/>
+            </w:tcBorders>
+          </w:tcPr>
+          <w:p>
+            <w:pPr>
+              <w:jc w:val="center"/>
+              <w:rPr>
+                <w:rFonts w:eastAsia="標楷體"/>
+              </w:rPr>
+            </w:pPr>
+            <w:r>
+              <w:rPr>
+                <w:rFonts w:eastAsia="標楷體" w:hint="eastAsia"/>
+              </w:rPr>
+              <w:t>23-26</w:t>
+            </w:r>
+          </w:p>
+        </w:tc>
+      </w:tr>
+      <w:tr>
+        <w:tc>
+          <w:tcPr>
+            <w:tcW w:w="713" w:type="pct"/>
+            <w:tcBorders>
+              <w:top w:val="single" w:sz="4" w:space="0" w:color="auto"/>
+              <w:left w:val="single" w:sz="4" w:space="0" w:color="auto"/>
+              <w:bottom w:val="single" w:sz="4" w:space="0" w:color="auto"/>
+              <w:right w:val="single" w:sz="4" w:space="0" w:color="auto"/>
+            </w:tcBorders>
+          </w:tcPr>
+          <w:p>
+            <w:pPr>
+              <w:jc w:val="center"/>
+              <w:rPr>
+                <w:rFonts w:eastAsia="標楷體"/>
+              </w:rPr>
+            </w:pPr>
+            <w:r>
+              <w:rPr>
+                <w:rFonts w:eastAsia="標楷體" w:hint="eastAsia"/>
+              </w:rPr>
+              <w:t>5</w:t>
+            </w:r>
+          </w:p>
+        </w:tc>
+        <w:tc>
+          <w:tcPr>
+            <w:tcW w:w="904" w:type="pct"/>
+            <w:tcBorders>
+              <w:top w:val="single" w:sz="4" w:space="0" w:color="auto"/>
+              <w:left w:val="single" w:sz="4" w:space="0" w:color="auto"/>
+              <w:bottom w:val="single" w:sz="4" w:space="0" w:color="auto"/>
+              <w:right w:val="single" w:sz="4" w:space="0" w:color="auto"/>
+            </w:tcBorders>
+          </w:tcPr>
+          <w:p>
+            <w:pPr>
+              <w:jc w:val="center"/>
+              <w:rPr>
+                <w:rFonts w:eastAsia="標楷體"/>
+              </w:rPr>
+            </w:pPr>
+            <w:r>
+              <w:rPr>
+                <w:rFonts w:eastAsia="標楷體" w:hint="eastAsia"/>
+              </w:rPr>
+              <w:t>ChatGPT</w:t>
+            </w:r>
+          </w:p>
+        </w:tc>
+        <w:tc>
+          <w:tcPr>
+            <w:tcW w:w="2924" w:type="pct"/>
+            <w:tcBorders>
+              <w:top w:val="single" w:sz="4" w:space="0" w:color="auto"/>
+              <w:left w:val="single" w:sz="4" w:space="0" w:color="auto"/>
+              <w:bottom w:val="single" w:sz="4" w:space="0" w:color="auto"/>
+              <w:right w:val="single" w:sz="4" w:space="0" w:color="auto"/>
+            </w:tcBorders>
+          </w:tcPr>
+          <w:p>
+            <w:pPr>
+              <w:jc w:val="both"/>
+              <w:rPr>
+                <w:rFonts w:eastAsia="標楷體"/>
+              </w:rPr>
+            </w:pPr>
+            <w:r>
+              <w:rPr>
+                <w:rFonts w:eastAsia="標楷體" w:hint="eastAsia"/>
+              </w:rPr>
+              <w:t>第一段內容修飾</w:t>
+            </w:r>
+          </w:p>
+        </w:tc>
+        <w:tc>
+          <w:tcPr>
+            <w:tcW w:w="459" w:type="pct"/>
+            <w:tcBorders>
+              <w:top w:val="single" w:sz="4" w:space="0" w:color="auto"/>
+              <w:left w:val="single" w:sz="4" w:space="0" w:color="auto"/>
+              <w:bottom w:val="single" w:sz="4" w:space="0" w:color="auto"/>
+              <w:right w:val="single" w:sz="4" w:space="0" w:color="auto"/>
+            </w:tcBorders>
+          </w:tcPr>
+          <w:p>
+            <w:pPr>
+              <w:jc w:val="center"/>
+              <w:rPr>
+                <w:rFonts w:eastAsia="標楷體"/>
+              </w:rPr>
+            </w:pPr>
+            <w:r>
+              <w:rPr>
+                <w:rFonts w:eastAsia="標楷體" w:hint="eastAsia"/>
+              </w:rPr>
+              <w:t>55</w:t>
+            </w:r>
+          </w:p>
+        </w:tc>
+      </w:tr>
+    </w:tbl>
+    <w:p>
+      <w:pPr>
+        <w:jc w:val="right"/>
+        <w:rPr>
+          <w:rFonts w:eastAsia="標楷體"/>
+          <w:sz w:val="28"/>
+          <w:szCs w:val="22"/>
+        </w:rPr>
+      </w:pPr>
+    </w:p>
+    <w:p>
+      <w:pPr>
+        <w:rPr>
+          <w:rFonts w:eastAsia="標楷體"/>
+          <w:sz w:val="28"/>
+          <w:szCs w:val="22"/>
+        </w:rPr>
+      </w:pPr>
+      <w:r>
+        <w:rPr>
+          <w:rFonts w:eastAsia="標楷體" w:hint="eastAsia"/>
+          <w:sz w:val="28"/>
+          <w:szCs w:val="22"/>
+        </w:rPr>
+        <w:t>其他參考資料：</w:t>
+      </w:r>
+    </w:p>
+    <w:p>
+      <w:pPr>
+        <w:rPr>
+          <w:rFonts w:eastAsia="標楷體"/>
+          <w:sz w:val="28"/>
+          <w:szCs w:val="22"/>
+        </w:rPr>
+      </w:pPr>
+      <w:r>
+        <w:rPr>
+          <w:rFonts w:eastAsia="標楷體"/>
+          <w:sz w:val="28"/>
+          <w:szCs w:val="22"/>
+        </w:rPr>
+        <w:t>E</w:t>
+      </w:r>
+      <w:r>
+        <w:rPr>
+          <w:rFonts w:eastAsia="標楷體" w:hint="eastAsia"/>
+          <w:sz w:val="28"/>
+          <w:szCs w:val="22"/>
+        </w:rPr>
+        <w:t>等公務園</w:t>
+      </w:r>
+    </w:p>
+    <w:p>
+      <w:pPr>
+        <w:rPr>
+          <w:rFonts w:eastAsia="標楷體"/>
+          <w:sz w:val="28"/>
+          <w:szCs w:val="22"/>
+        </w:rPr>
+      </w:pPr>
+      <w:r>
+        <w:rPr>
+          <w:rFonts w:eastAsia="標楷體"/>
+          <w:sz w:val="28"/>
+          <w:szCs w:val="22"/>
+        </w:rPr>
+        <w:tab/>
+      </w:r>
+      <w:r>
+        <w:rPr>
+          <w:rFonts w:eastAsia="標楷體" w:hint="eastAsia"/>
+          <w:sz w:val="28"/>
+          <w:szCs w:val="22"/>
+        </w:rPr>
+        <w:t xml:space="preserve">(1) </w:t>
+      </w:r>
+      <w:r>
+        <w:rPr>
+          <w:rFonts w:eastAsia="標楷體"/>
+          <w:sz w:val="28"/>
+          <w:szCs w:val="22"/>
+        </w:rPr>
+        <w:t>ISMS</w:t>
+      </w:r>
+      <w:r>
+        <w:rPr>
+          <w:rFonts w:eastAsia="標楷體"/>
+          <w:sz w:val="28"/>
+          <w:szCs w:val="22"/>
+        </w:rPr>
+        <w:t>認證流程導</w:t>
+      </w:r>
+      <w:proofErr w:type="gramStart"/>
+      <w:r>
+        <w:rPr>
+          <w:rFonts w:eastAsia="標楷體"/>
+          <w:sz w:val="28"/>
+          <w:szCs w:val="22"/>
+        </w:rPr>
+        <w:t>覽</w:t>
+      </w:r>
+      <w:proofErr w:type="gramEnd"/>
+    </w:p>
+    <w:p>
+      <w:pPr>
+        <w:rPr>
+          <w:rFonts w:eastAsia="標楷體"/>
+          <w:sz w:val="28"/>
+          <w:szCs w:val="22"/>
+        </w:rPr>
+      </w:pPr>
+      <w:r>
+        <w:rPr>
+          <w:rFonts w:eastAsia="標楷體"/>
+          <w:sz w:val="28"/>
+          <w:szCs w:val="22"/>
+        </w:rPr>
+        <w:tab/>
+      </w:r>
+      <w:r>
+        <w:rPr>
+          <w:rFonts w:eastAsia="標楷體" w:hint="eastAsia"/>
+          <w:sz w:val="28"/>
+          <w:szCs w:val="22"/>
+        </w:rPr>
+        <w:t xml:space="preserve">(2) </w:t>
+      </w:r>
+      <w:r>
+        <w:rPr>
+          <w:rFonts w:eastAsia="標楷體"/>
+          <w:sz w:val="28"/>
+          <w:szCs w:val="22"/>
+        </w:rPr>
+        <w:t>ISO 27001</w:t>
+      </w:r>
+      <w:r>
+        <w:rPr>
+          <w:rFonts w:eastAsia="標楷體"/>
+          <w:sz w:val="28"/>
+          <w:szCs w:val="22"/>
+        </w:rPr>
+        <w:t>控制措施與資通系統防護基驗證實務</w:t>
+      </w:r>
+    </w:p>
+    <w:p>
+      <w:pPr>
+        <w:rPr>
+          <w:rFonts w:eastAsia="標楷體"/>
+          <w:sz w:val="28"/>
+          <w:szCs w:val="22"/>
+        </w:rPr>
+      </w:pPr>
+      <w:r>
+        <w:rPr>
+          <w:rFonts w:eastAsia="標楷體"/>
+          <w:sz w:val="28"/>
+          <w:szCs w:val="22"/>
+        </w:rPr>
+        <w:tab/>
+      </w:r>
+      <w:r>
+        <w:rPr>
+          <w:rFonts w:eastAsia="標楷體" w:hint="eastAsia"/>
+          <w:sz w:val="28"/>
+          <w:szCs w:val="22"/>
+        </w:rPr>
+        <w:t>(3)</w:t>
+      </w:r>
+      <w:r>
+        <w:rPr>
+          <w:rFonts w:eastAsia="標楷體"/>
+          <w:sz w:val="28"/>
+          <w:szCs w:val="22"/>
+        </w:rPr>
+        <w:t>資通系統盤點及安全等級評估</w:t>
+      </w:r>
+    </w:p>
+    <w:p>
+      <w:pPr>
+        <w:rPr>
+          <w:rFonts w:eastAsia="標楷體"/>
+          <w:sz w:val="28"/>
+          <w:szCs w:val="22"/>
+        </w:rPr>
+      </w:pPr>
+      <w:r>
+        <w:rPr>
+          <w:rFonts w:eastAsia="標楷體"/>
+          <w:sz w:val="28"/>
+          <w:szCs w:val="22"/>
+        </w:rPr>
+        <w:t>IS Capt. AI</w:t>
+      </w:r>
+      <w:r>
+        <w:rPr>
+          <w:rFonts w:eastAsia="標楷體"/>
+          <w:sz w:val="28"/>
+          <w:szCs w:val="22"/>
+        </w:rPr>
+        <w:t>智慧資安管理平台</w:t>
+      </w:r>
+      <w:r>
+        <w:rPr>
+          <w:rFonts w:eastAsia="標楷體"/>
+          <w:sz w:val="28"/>
+          <w:szCs w:val="22"/>
+        </w:rPr>
+        <w:t>-</w:t>
+      </w:r>
+      <w:r>
+        <w:rPr>
+          <w:rFonts w:eastAsia="標楷體"/>
+          <w:sz w:val="28"/>
+          <w:szCs w:val="22"/>
+        </w:rPr>
+        <w:t>系統手冊</w:t>
+      </w:r>
+      <w:r>
+        <w:rPr>
+          <w:rFonts w:eastAsia="標楷體"/>
+          <w:sz w:val="28"/>
+          <w:szCs w:val="22"/>
+        </w:rPr>
+        <w:t>.pdf</w:t>
+      </w:r>
+      <w:r>
+        <w:rPr>
+          <w:rFonts w:eastAsia="標楷體"/>
+          <w:sz w:val="28"/>
+          <w:szCs w:val="22"/>
+        </w:rPr>
+        <w:br/>
+      </w:r>
+      <w:r>
+        <w:rPr>
+          <w:rFonts w:eastAsia="標楷體"/>
+          <w:sz w:val="28"/>
+          <w:szCs w:val="22"/>
+        </w:rPr>
+        <w:t>檢索增強生成與微調大語言模型於資安管理應用之研究</w:t>
+      </w:r>
+      <w:r>
+        <w:rPr>
+          <w:rFonts w:eastAsia="標楷體"/>
+          <w:sz w:val="28"/>
+          <w:szCs w:val="22"/>
+        </w:rPr>
+        <w:t>.pdf</w:t>
+      </w:r>
+    </w:p>
+    <w:p>
+      <w:pPr>
+        <w:widowControl/>
+        <w:overflowPunct w:val="0"/>
+        <w:jc w:val="both"/>
+        <w:rPr>
+          <w:rFonts w:eastAsia="標楷體" w:cs="標楷體" w:hint="eastAsia"/>
+          <w:color w:val="000000" w:themeColor="text1"/>
+          <w:sz w:val="28"/>
+          <w:szCs w:val="28"/>
+        </w:rPr>
+      </w:pPr>
     </w:p>
     <w:sectPr>
       <w:pgSz w:w="11906" w:h="16838"/>

--- a/文件/系統文件整併版0531.docx
+++ b/文件/系統文件整併版0531.docx
@@ -16,23 +16,7 @@
           <w:rFonts w:eastAsia="標楷體" w:hint="eastAsia"/>
           <w:sz w:val="72"/>
         </w:rPr>
-        <w:t>國立</w:t>
-      </w:r>
-      <w:proofErr w:type="gramStart"/>
-      <w:r>
-        <w:rPr>
-          <w:rFonts w:eastAsia="標楷體" w:hint="eastAsia"/>
-          <w:sz w:val="72"/>
-        </w:rPr>
-        <w:t>臺</w:t>
-      </w:r>
-      <w:proofErr w:type="gramEnd"/>
-      <w:r>
-        <w:rPr>
-          <w:rFonts w:eastAsia="標楷體" w:hint="eastAsia"/>
-          <w:sz w:val="72"/>
-        </w:rPr>
-        <w:t>北商業大學</w:t>
+        <w:t>國立臺北商業大學</w:t>
       </w:r>
     </w:p>
     <w:p>
@@ -130,7 +114,6 @@
         </w:rPr>
         <w:t>115</w:t>
       </w:r>
-      <w:proofErr w:type="gramStart"/>
       <w:r>
         <w:rPr>
           <w:rFonts w:eastAsia="標楷體" w:cs="Arial"/>
@@ -138,7 +121,6 @@
         </w:rPr>
         <w:t>’</w:t>
       </w:r>
-      <w:proofErr w:type="gramEnd"/>
       <w:r>
         <w:rPr>
           <w:rFonts w:eastAsia="標楷體" w:hint="eastAsia"/>
@@ -403,7 +385,6 @@
         </w:rPr>
         <w:t>目：</w:t>
       </w:r>
-      <w:proofErr w:type="spellStart"/>
       <w:r>
         <w:rPr>
           <w:rFonts w:eastAsia="標楷體" w:hint="eastAsia"/>
@@ -413,7 +394,6 @@
         </w:rPr>
         <w:t>RiskGenie</w:t>
       </w:r>
-      <w:proofErr w:type="spellEnd"/>
       <w:r>
         <w:rPr>
           <w:rFonts w:eastAsia="標楷體" w:hint="eastAsia"/>
@@ -503,9 +483,22 @@
           <w:bCs/>
           <w:sz w:val="40"/>
         </w:rPr>
-        <w:t>顏</w:t>
-      </w:r>
-      <w:proofErr w:type="gramStart"/>
+        <w:t>顏珮倪</w:t>
+      </w:r>
+    </w:p>
+    <w:p>
+      <w:pPr>
+        <w:snapToGrid w:val="0"/>
+        <w:spacing w:line="360" w:lineRule="auto"/>
+        <w:ind w:left="360"/>
+        <w:jc w:val="both"/>
+        <w:rPr>
+          <w:rFonts w:eastAsia="標楷體"/>
+          <w:b/>
+          <w:bCs/>
+          <w:sz w:val="40"/>
+        </w:rPr>
+      </w:pPr>
       <w:r>
         <w:rPr>
           <w:rFonts w:eastAsia="標楷體" w:hint="eastAsia"/>
@@ -513,15 +506,68 @@
           <w:bCs/>
           <w:sz w:val="40"/>
         </w:rPr>
-        <w:t>珮倪</w:t>
-      </w:r>
-      <w:proofErr w:type="gramEnd"/>
+        <w:t>組</w:t>
+      </w:r>
+      <w:r>
+        <w:rPr>
+          <w:rFonts w:eastAsia="標楷體" w:hint="eastAsia"/>
+          <w:b/>
+          <w:bCs/>
+          <w:sz w:val="40"/>
+        </w:rPr>
+        <w:t xml:space="preserve">    </w:t>
+      </w:r>
+      <w:r>
+        <w:rPr>
+          <w:rFonts w:eastAsia="標楷體" w:hint="eastAsia"/>
+          <w:b/>
+          <w:bCs/>
+          <w:sz w:val="40"/>
+        </w:rPr>
+        <w:t>員：</w:t>
+      </w:r>
+      <w:r>
+        <w:rPr>
+          <w:rFonts w:eastAsia="標楷體" w:hint="eastAsia"/>
+          <w:b/>
+          <w:bCs/>
+          <w:sz w:val="40"/>
+        </w:rPr>
+        <w:t>11436008</w:t>
+      </w:r>
+      <w:r>
+        <w:rPr>
+          <w:rFonts w:eastAsia="標楷體" w:hint="eastAsia"/>
+          <w:b/>
+          <w:bCs/>
+          <w:sz w:val="40"/>
+        </w:rPr>
+        <w:t>林紀媗</w:t>
+      </w:r>
+      <w:r>
+        <w:rPr>
+          <w:rFonts w:eastAsia="標楷體" w:hint="eastAsia"/>
+          <w:b/>
+          <w:bCs/>
+          <w:sz w:val="40"/>
+        </w:rPr>
+        <w:t xml:space="preserve"> 11436010</w:t>
+      </w:r>
+      <w:r>
+        <w:rPr>
+          <w:rFonts w:eastAsia="標楷體" w:hint="eastAsia"/>
+          <w:b/>
+          <w:bCs/>
+          <w:sz w:val="40"/>
+        </w:rPr>
+        <w:t>李昕縈</w:t>
+      </w:r>
     </w:p>
     <w:p>
       <w:pPr>
         <w:snapToGrid w:val="0"/>
         <w:spacing w:line="360" w:lineRule="auto"/>
-        <w:ind w:left="360"/>
+        <w:ind w:leftChars="990" w:left="2376"/>
         <w:jc w:val="both"/>
         <w:rPr>
           <w:rFonts w:eastAsia="標楷體"/>
@@ -537,7 +583,7 @@
           <w:bCs/>
           <w:sz w:val="40"/>
         </w:rPr>
-        <w:t>組</w:t>
+        <w:t>11436021</w:t>
       </w:r>
       <w:r>
         <w:rPr>
@@ -546,118 +592,8 @@
           <w:bCs/>
           <w:sz w:val="40"/>
         </w:rPr>
-        <w:t xml:space="preserve">    </w:t>
-      </w:r>
-      <w:r>
-        <w:rPr>
-          <w:rFonts w:eastAsia="標楷體" w:hint="eastAsia"/>
-          <w:b/>
-          <w:bCs/>
-          <w:sz w:val="40"/>
-        </w:rPr>
-        <w:t>員：</w:t>
-      </w:r>
-      <w:r>
-        <w:rPr>
-          <w:rFonts w:eastAsia="標楷體" w:hint="eastAsia"/>
-          <w:b/>
-          <w:bCs/>
-          <w:sz w:val="40"/>
-        </w:rPr>
-        <w:t>11436008</w:t>
-      </w:r>
-      <w:r>
-        <w:rPr>
-          <w:rFonts w:eastAsia="標楷體" w:hint="eastAsia"/>
-          <w:b/>
-          <w:bCs/>
-          <w:sz w:val="40"/>
-        </w:rPr>
-        <w:t>林紀</w:t>
-      </w:r>
-      <w:proofErr w:type="gramStart"/>
-      <w:r>
-        <w:rPr>
-          <w:rFonts w:eastAsia="標楷體" w:hint="eastAsia"/>
-          <w:b/>
-          <w:bCs/>
-          <w:sz w:val="40"/>
-        </w:rPr>
-        <w:t>媗</w:t>
-      </w:r>
-      <w:proofErr w:type="gramEnd"/>
-      <w:r>
-        <w:rPr>
-          <w:rFonts w:eastAsia="標楷體" w:hint="eastAsia"/>
-          <w:b/>
-          <w:bCs/>
-          <w:sz w:val="40"/>
-        </w:rPr>
-        <w:t xml:space="preserve"> 11436010</w:t>
-      </w:r>
-      <w:r>
-        <w:rPr>
-          <w:rFonts w:eastAsia="標楷體" w:hint="eastAsia"/>
-          <w:b/>
-          <w:bCs/>
-          <w:sz w:val="40"/>
-        </w:rPr>
-        <w:t>李昕</w:t>
-      </w:r>
-      <w:proofErr w:type="gramStart"/>
-      <w:r>
-        <w:rPr>
-          <w:rFonts w:eastAsia="標楷體" w:hint="eastAsia"/>
-          <w:b/>
-          <w:bCs/>
-          <w:sz w:val="40"/>
-        </w:rPr>
-        <w:t>縈</w:t>
-      </w:r>
-      <w:proofErr w:type="gramEnd"/>
-    </w:p>
-    <w:p>
-      <w:pPr>
-        <w:snapToGrid w:val="0"/>
-        <w:spacing w:line="360" w:lineRule="auto"/>
-        <w:ind w:leftChars="990" w:left="2376"/>
-        <w:jc w:val="both"/>
-        <w:rPr>
-          <w:rFonts w:eastAsia="標楷體"/>
-          <w:b/>
-          <w:bCs/>
-          <w:sz w:val="40"/>
-        </w:rPr>
-      </w:pPr>
-      <w:r>
-        <w:rPr>
-          <w:rFonts w:eastAsia="標楷體" w:hint="eastAsia"/>
-          <w:b/>
-          <w:bCs/>
-          <w:sz w:val="40"/>
-        </w:rPr>
-        <w:t>11436021</w:t>
-      </w:r>
-      <w:r>
-        <w:rPr>
-          <w:rFonts w:eastAsia="標楷體" w:hint="eastAsia"/>
-          <w:b/>
-          <w:bCs/>
-          <w:sz w:val="40"/>
-        </w:rPr>
-        <w:t>黃翊</w:t>
-      </w:r>
-      <w:proofErr w:type="gramStart"/>
-      <w:r>
-        <w:rPr>
-          <w:rFonts w:eastAsia="標楷體" w:hint="eastAsia"/>
-          <w:b/>
-          <w:bCs/>
-          <w:sz w:val="40"/>
-        </w:rPr>
-        <w:t>甄</w:t>
-      </w:r>
-      <w:proofErr w:type="gramEnd"/>
+        <w:t>黃翊甄</w:t>
+      </w:r>
       <w:r>
         <w:rPr>
           <w:rFonts w:eastAsia="標楷體" w:hint="eastAsia"/>
@@ -4080,10 +4016,6 @@
     <w:p>
       <w:pPr>
         <w:pStyle w:val="21"/>
-        <w:rPr>
-          <w:rFonts w:cstheme="minorBidi"/>
-          <w14:ligatures w14:val="standardContextual"/>
-        </w:rPr>
       </w:pPr>
       <w:hyperlink w:anchor="_Toc230987214" w:history="1">
         <w:r>
@@ -4150,9 +4082,10 @@
         </w:r>
         <w:r>
           <w:rPr>
+            <w:rFonts w:hint="eastAsia"/>
             <w:webHidden/>
           </w:rPr>
-          <w:t>52</w:t>
+          <w:t>14</w:t>
         </w:r>
         <w:r>
           <w:rPr>
@@ -4166,8 +4099,7 @@
       <w:pPr>
         <w:pStyle w:val="21"/>
         <w:rPr>
-          <w:rFonts w:cstheme="minorBidi"/>
-          <w14:ligatures w14:val="standardContextual"/>
+          <w:rFonts w:hint="eastAsia"/>
         </w:rPr>
       </w:pPr>
       <w:hyperlink w:anchor="_Toc230987214" w:history="1">
@@ -4191,7 +4123,7 @@
             <w:color w:val="auto"/>
             <w:u w:val="none"/>
           </w:rPr>
-          <w:t xml:space="preserve"> 7-3-1 </w:t>
+          <w:t xml:space="preserve">4-1-1 </w:t>
         </w:r>
         <w:r>
           <w:rPr>
@@ -4202,7 +4134,7 @@
             <w:color w:val="auto"/>
             <w:u w:val="none"/>
           </w:rPr>
-          <w:t>元件圖</w:t>
+          <w:t>專案時程：甘特圖</w:t>
         </w:r>
         <w:r>
           <w:rPr>
@@ -4212,44 +4144,19 @@
         </w:r>
         <w:r>
           <w:rPr>
+            <w:rFonts w:hint="eastAsia"/>
             <w:webHidden/>
           </w:rPr>
-          <w:fldChar w:fldCharType="begin"/>
-        </w:r>
-        <w:r>
-          <w:rPr>
-            <w:webHidden/>
-          </w:rPr>
-          <w:instrText xml:space="preserve"> PAGEREF _Toc230987214 \h </w:instrText>
-        </w:r>
-        <w:r>
-          <w:rPr>
-            <w:webHidden/>
-          </w:rPr>
-        </w:r>
-        <w:r>
-          <w:rPr>
-            <w:webHidden/>
-          </w:rPr>
-          <w:fldChar w:fldCharType="separate"/>
-        </w:r>
-        <w:r>
-          <w:rPr>
-            <w:webHidden/>
-          </w:rPr>
-          <w:t>52</w:t>
-        </w:r>
-        <w:r>
-          <w:rPr>
-            <w:webHidden/>
-          </w:rPr>
-          <w:fldChar w:fldCharType="end"/>
+          <w:t>18</w:t>
         </w:r>
       </w:hyperlink>
     </w:p>
     <w:p>
       <w:pPr>
         <w:pStyle w:val="21"/>
+        <w:rPr>
+          <w:rFonts w:hint="eastAsia"/>
+        </w:rPr>
       </w:pPr>
       <w:hyperlink w:anchor="_Toc230987214" w:history="1">
         <w:r>
@@ -4272,7 +4179,7 @@
             <w:color w:val="auto"/>
             <w:u w:val="none"/>
           </w:rPr>
-          <w:t xml:space="preserve"> 7-4-1 </w:t>
+          <w:t xml:space="preserve"> 4-3-1 GitHub</w:t>
         </w:r>
         <w:r>
           <w:rPr>
@@ -4283,7 +4190,7 @@
             <w:color w:val="auto"/>
             <w:u w:val="none"/>
           </w:rPr>
-          <w:t>狀態機圖</w:t>
+          <w:t>紀錄</w:t>
         </w:r>
         <w:r>
           <w:rPr>
@@ -4293,44 +4200,19 @@
         </w:r>
         <w:r>
           <w:rPr>
+            <w:rFonts w:hint="eastAsia"/>
             <w:webHidden/>
           </w:rPr>
-          <w:fldChar w:fldCharType="begin"/>
-        </w:r>
-        <w:r>
-          <w:rPr>
-            <w:webHidden/>
-          </w:rPr>
-          <w:instrText xml:space="preserve"> PAGEREF _Toc230987214 \h </w:instrText>
-        </w:r>
-        <w:r>
-          <w:rPr>
-            <w:webHidden/>
-          </w:rPr>
-        </w:r>
-        <w:r>
-          <w:rPr>
-            <w:webHidden/>
-          </w:rPr>
-          <w:fldChar w:fldCharType="separate"/>
-        </w:r>
-        <w:r>
-          <w:rPr>
-            <w:webHidden/>
-          </w:rPr>
-          <w:t>52</w:t>
-        </w:r>
-        <w:r>
-          <w:rPr>
-            <w:webHidden/>
-          </w:rPr>
-          <w:fldChar w:fldCharType="end"/>
+          <w:t>21</w:t>
         </w:r>
       </w:hyperlink>
     </w:p>
     <w:p>
       <w:pPr>
         <w:pStyle w:val="21"/>
+        <w:rPr>
+          <w:rFonts w:hint="eastAsia"/>
+        </w:rPr>
       </w:pPr>
       <w:hyperlink w:anchor="_Toc230987214" w:history="1">
         <w:r>
@@ -4353,7 +4235,7 @@
             <w:color w:val="auto"/>
             <w:u w:val="none"/>
           </w:rPr>
-          <w:t xml:space="preserve"> 7-4-2 </w:t>
+          <w:t>5-2-1</w:t>
         </w:r>
         <w:r>
           <w:rPr>
@@ -4364,7 +4246,7 @@
             <w:color w:val="auto"/>
             <w:u w:val="none"/>
           </w:rPr>
-          <w:t>時序圖</w:t>
+          <w:t>使用個案圖</w:t>
         </w:r>
         <w:r>
           <w:rPr>
@@ -4374,102 +4256,16 @@
         </w:r>
         <w:r>
           <w:rPr>
+            <w:rFonts w:hint="eastAsia"/>
             <w:webHidden/>
           </w:rPr>
-          <w:fldChar w:fldCharType="begin"/>
-        </w:r>
-        <w:r>
-          <w:rPr>
-            <w:webHidden/>
-          </w:rPr>
-          <w:instrText xml:space="preserve"> PAGEREF _Toc230987214 \h </w:instrText>
-        </w:r>
-        <w:r>
-          <w:rPr>
-            <w:webHidden/>
-          </w:rPr>
-        </w:r>
-        <w:r>
-          <w:rPr>
-            <w:webHidden/>
-          </w:rPr>
-          <w:fldChar w:fldCharType="separate"/>
-        </w:r>
-        <w:r>
-          <w:rPr>
-            <w:webHidden/>
-          </w:rPr>
-          <w:t>52</w:t>
-        </w:r>
-        <w:r>
-          <w:rPr>
-            <w:webHidden/>
-          </w:rPr>
-          <w:fldChar w:fldCharType="end"/>
+          <w:t>24</w:t>
         </w:r>
       </w:hyperlink>
     </w:p>
     <w:p>
       <w:pPr>
-        <w:rPr>
-          <w:rFonts w:eastAsia="標楷體"/>
-        </w:rPr>
-      </w:pPr>
-    </w:p>
-    <w:p>
-      <w:pPr>
-        <w:rPr>
-          <w:rFonts w:eastAsia="標楷體"/>
-        </w:rPr>
-      </w:pPr>
-    </w:p>
-    <w:p>
-      <w:pPr>
-        <w:widowControl/>
-        <w:rPr>
-          <w:rFonts w:eastAsia="標楷體"/>
-          <w:sz w:val="28"/>
-        </w:rPr>
-      </w:pPr>
-      <w:r>
-        <w:rPr>
-          <w:rFonts w:eastAsia="標楷體"/>
-          <w:sz w:val="28"/>
-        </w:rPr>
-        <w:br w:type="page"/>
-      </w:r>
-    </w:p>
-    <w:p>
-      <w:pPr>
-        <w:overflowPunct w:val="0"/>
-        <w:jc w:val="center"/>
-        <w:rPr>
-          <w:rFonts w:eastAsia="標楷體"/>
-          <w:b/>
-          <w:bCs/>
-          <w:sz w:val="32"/>
-          <w:szCs w:val="32"/>
-        </w:rPr>
-      </w:pPr>
-      <w:r>
-        <w:rPr>
-          <w:rFonts w:eastAsia="標楷體" w:hint="eastAsia"/>
-          <w:b/>
-          <w:bCs/>
-          <w:sz w:val="32"/>
-          <w:szCs w:val="32"/>
-        </w:rPr>
-        <w:lastRenderedPageBreak/>
-        <w:t>表目錄</w:t>
-      </w:r>
-    </w:p>
-    <w:p>
-      <w:pPr>
         <w:pStyle w:val="21"/>
-        <w:rPr>
-          <w:rFonts w:cstheme="minorBidi"/>
-          <w14:ligatures w14:val="standardContextual"/>
-        </w:rPr>
       </w:pPr>
       <w:hyperlink w:anchor="_Toc230987214" w:history="1">
         <w:r>
@@ -4481,7 +4277,7 @@
             <w:color w:val="auto"/>
             <w:u w:val="none"/>
           </w:rPr>
-          <w:t>表</w:t>
+          <w:t>圖</w:t>
         </w:r>
         <w:r>
           <w:rPr>
@@ -4492,7 +4288,7 @@
             <w:color w:val="auto"/>
             <w:u w:val="none"/>
           </w:rPr>
-          <w:t xml:space="preserve"> 2-2-1 </w:t>
+          <w:t>5-3-1</w:t>
         </w:r>
         <w:r>
           <w:rPr>
@@ -4503,7 +4299,7 @@
             <w:color w:val="auto"/>
             <w:u w:val="none"/>
           </w:rPr>
-          <w:t>商業模式</w:t>
+          <w:t>活動圖－登入作業</w:t>
         </w:r>
         <w:r>
           <w:rPr>
@@ -4513,48 +4309,16 @@
         </w:r>
         <w:r>
           <w:rPr>
+            <w:rFonts w:hint="eastAsia"/>
             <w:webHidden/>
           </w:rPr>
-          <w:fldChar w:fldCharType="begin"/>
-        </w:r>
-        <w:r>
-          <w:rPr>
-            <w:webHidden/>
-          </w:rPr>
-          <w:instrText xml:space="preserve"> PAGEREF _Toc230987214 \h </w:instrText>
-        </w:r>
-        <w:r>
-          <w:rPr>
-            <w:webHidden/>
-          </w:rPr>
-        </w:r>
-        <w:r>
-          <w:rPr>
-            <w:webHidden/>
-          </w:rPr>
-          <w:fldChar w:fldCharType="separate"/>
-        </w:r>
-        <w:r>
-          <w:rPr>
-            <w:webHidden/>
-          </w:rPr>
-          <w:t>52</w:t>
-        </w:r>
-        <w:r>
-          <w:rPr>
-            <w:webHidden/>
-          </w:rPr>
-          <w:fldChar w:fldCharType="end"/>
+          <w:t>25</w:t>
         </w:r>
       </w:hyperlink>
     </w:p>
     <w:p>
       <w:pPr>
         <w:pStyle w:val="21"/>
-        <w:rPr>
-          <w:rFonts w:cstheme="minorBidi"/>
-          <w14:ligatures w14:val="standardContextual"/>
-        </w:rPr>
       </w:pPr>
       <w:hyperlink w:anchor="_Toc230987214" w:history="1">
         <w:r>
@@ -4566,7 +4330,7 @@
             <w:color w:val="auto"/>
             <w:u w:val="none"/>
           </w:rPr>
-          <w:t>表</w:t>
+          <w:t>圖</w:t>
         </w:r>
         <w:r>
           <w:rPr>
@@ -4577,7 +4341,7 @@
             <w:color w:val="auto"/>
             <w:u w:val="none"/>
           </w:rPr>
-          <w:t xml:space="preserve"> 2-2-2 </w:t>
+          <w:t>5-3-2</w:t>
         </w:r>
         <w:r>
           <w:rPr>
@@ -4588,7 +4352,7 @@
             <w:color w:val="auto"/>
             <w:u w:val="none"/>
           </w:rPr>
-          <w:t>成本的量化估算</w:t>
+          <w:t>活動圖－新增資訊資產作業</w:t>
         </w:r>
         <w:r>
           <w:rPr>
@@ -4598,48 +4362,16 @@
         </w:r>
         <w:r>
           <w:rPr>
+            <w:rFonts w:hint="eastAsia"/>
             <w:webHidden/>
           </w:rPr>
-          <w:fldChar w:fldCharType="begin"/>
-        </w:r>
-        <w:r>
-          <w:rPr>
-            <w:webHidden/>
-          </w:rPr>
-          <w:instrText xml:space="preserve"> PAGEREF _Toc230987214 \h </w:instrText>
-        </w:r>
-        <w:r>
-          <w:rPr>
-            <w:webHidden/>
-          </w:rPr>
-        </w:r>
-        <w:r>
-          <w:rPr>
-            <w:webHidden/>
-          </w:rPr>
-          <w:fldChar w:fldCharType="separate"/>
-        </w:r>
-        <w:r>
-          <w:rPr>
-            <w:webHidden/>
-          </w:rPr>
-          <w:t>52</w:t>
-        </w:r>
-        <w:r>
-          <w:rPr>
-            <w:webHidden/>
-          </w:rPr>
-          <w:fldChar w:fldCharType="end"/>
+          <w:t>26</w:t>
         </w:r>
       </w:hyperlink>
     </w:p>
     <w:p>
       <w:pPr>
         <w:pStyle w:val="21"/>
-        <w:rPr>
-          <w:rFonts w:cstheme="minorBidi"/>
-          <w14:ligatures w14:val="standardContextual"/>
-        </w:rPr>
       </w:pPr>
       <w:hyperlink w:anchor="_Toc230987214" w:history="1">
         <w:r>
@@ -4651,7 +4383,7 @@
             <w:color w:val="auto"/>
             <w:u w:val="none"/>
           </w:rPr>
-          <w:t>表</w:t>
+          <w:t>圖</w:t>
         </w:r>
         <w:r>
           <w:rPr>
@@ -4662,7 +4394,7 @@
             <w:color w:val="auto"/>
             <w:u w:val="none"/>
           </w:rPr>
-          <w:t xml:space="preserve"> 2-2-3 </w:t>
+          <w:t>5-3-3</w:t>
         </w:r>
         <w:r>
           <w:rPr>
@@ -4673,7 +4405,7 @@
             <w:color w:val="auto"/>
             <w:u w:val="none"/>
           </w:rPr>
-          <w:t>收益的量化估算</w:t>
+          <w:t>活動圖－刪除資訊資產作業</w:t>
         </w:r>
         <w:r>
           <w:rPr>
@@ -4683,48 +4415,16 @@
         </w:r>
         <w:r>
           <w:rPr>
+            <w:rFonts w:hint="eastAsia"/>
             <w:webHidden/>
           </w:rPr>
-          <w:fldChar w:fldCharType="begin"/>
-        </w:r>
-        <w:r>
-          <w:rPr>
-            <w:webHidden/>
-          </w:rPr>
-          <w:instrText xml:space="preserve"> PAGEREF _Toc230987214 \h </w:instrText>
-        </w:r>
-        <w:r>
-          <w:rPr>
-            <w:webHidden/>
-          </w:rPr>
-        </w:r>
-        <w:r>
-          <w:rPr>
-            <w:webHidden/>
-          </w:rPr>
-          <w:fldChar w:fldCharType="separate"/>
-        </w:r>
-        <w:r>
-          <w:rPr>
-            <w:webHidden/>
-          </w:rPr>
-          <w:t>52</w:t>
-        </w:r>
-        <w:r>
-          <w:rPr>
-            <w:webHidden/>
-          </w:rPr>
-          <w:fldChar w:fldCharType="end"/>
+          <w:t>27</w:t>
         </w:r>
       </w:hyperlink>
     </w:p>
     <w:p>
       <w:pPr>
         <w:pStyle w:val="21"/>
-        <w:rPr>
-          <w:rFonts w:cstheme="minorBidi"/>
-          <w14:ligatures w14:val="standardContextual"/>
-        </w:rPr>
       </w:pPr>
       <w:hyperlink w:anchor="_Toc230987214" w:history="1">
         <w:r>
@@ -4736,7 +4436,7 @@
             <w:color w:val="auto"/>
             <w:u w:val="none"/>
           </w:rPr>
-          <w:t>表</w:t>
+          <w:t>圖</w:t>
         </w:r>
         <w:r>
           <w:rPr>
@@ -4747,7 +4447,7 @@
             <w:color w:val="auto"/>
             <w:u w:val="none"/>
           </w:rPr>
-          <w:t xml:space="preserve"> 2-4-1 SWOT</w:t>
+          <w:t>5-3-4</w:t>
         </w:r>
         <w:r>
           <w:rPr>
@@ -4758,7 +4458,7 @@
             <w:color w:val="auto"/>
             <w:u w:val="none"/>
           </w:rPr>
-          <w:t>分析</w:t>
+          <w:t>活動圖－修改資訊資產作業</w:t>
         </w:r>
         <w:r>
           <w:rPr>
@@ -4768,48 +4468,16 @@
         </w:r>
         <w:r>
           <w:rPr>
+            <w:rFonts w:hint="eastAsia"/>
             <w:webHidden/>
           </w:rPr>
-          <w:fldChar w:fldCharType="begin"/>
-        </w:r>
-        <w:r>
-          <w:rPr>
-            <w:webHidden/>
-          </w:rPr>
-          <w:instrText xml:space="preserve"> PAGEREF _Toc230987214 \h </w:instrText>
-        </w:r>
-        <w:r>
-          <w:rPr>
-            <w:webHidden/>
-          </w:rPr>
-        </w:r>
-        <w:r>
-          <w:rPr>
-            <w:webHidden/>
-          </w:rPr>
-          <w:fldChar w:fldCharType="separate"/>
-        </w:r>
-        <w:r>
-          <w:rPr>
-            <w:webHidden/>
-          </w:rPr>
-          <w:t>52</w:t>
-        </w:r>
-        <w:r>
-          <w:rPr>
-            <w:webHidden/>
-          </w:rPr>
-          <w:fldChar w:fldCharType="end"/>
+          <w:t>28</w:t>
         </w:r>
       </w:hyperlink>
     </w:p>
     <w:p>
       <w:pPr>
         <w:pStyle w:val="21"/>
-        <w:rPr>
-          <w:rFonts w:cstheme="minorBidi"/>
-          <w14:ligatures w14:val="standardContextual"/>
-        </w:rPr>
       </w:pPr>
       <w:hyperlink w:anchor="_Toc230987214" w:history="1">
         <w:r>
@@ -4821,7 +4489,7 @@
             <w:color w:val="auto"/>
             <w:u w:val="none"/>
           </w:rPr>
-          <w:t>表</w:t>
+          <w:t>圖</w:t>
         </w:r>
         <w:r>
           <w:rPr>
@@ -4832,7 +4500,7 @@
             <w:color w:val="auto"/>
             <w:u w:val="none"/>
           </w:rPr>
-          <w:t xml:space="preserve"> 2-4-2 TOWS</w:t>
+          <w:t>5-3-5</w:t>
         </w:r>
         <w:r>
           <w:rPr>
@@ -4843,7 +4511,7 @@
             <w:color w:val="auto"/>
             <w:u w:val="none"/>
           </w:rPr>
-          <w:t>分析</w:t>
+          <w:t>活動圖－查詢資訊資產作業</w:t>
         </w:r>
         <w:r>
           <w:rPr>
@@ -4853,51 +4521,16 @@
         </w:r>
         <w:r>
           <w:rPr>
+            <w:rFonts w:hint="eastAsia"/>
             <w:webHidden/>
           </w:rPr>
-          <w:fldChar w:fldCharType="begin"/>
-        </w:r>
-        <w:r>
-          <w:rPr>
-            <w:webHidden/>
-          </w:rPr>
-          <w:instrText xml:space="preserve"> PAGEREF _Toc230987214 \h </w:instrText>
-        </w:r>
-        <w:r>
-          <w:rPr>
-            <w:webHidden/>
-          </w:rPr>
-        </w:r>
-        <w:r>
-          <w:rPr>
-            <w:webHidden/>
-          </w:rPr>
-          <w:fldChar w:fldCharType="separate"/>
-        </w:r>
-        <w:r>
-          <w:rPr>
-            <w:webHidden/>
-          </w:rPr>
-          <w:t>52</w:t>
-        </w:r>
-        <w:r>
-          <w:rPr>
-            <w:webHidden/>
-          </w:rPr>
-          <w:fldChar w:fldCharType="end"/>
+          <w:t>29</w:t>
         </w:r>
       </w:hyperlink>
     </w:p>
     <w:p>
       <w:pPr>
         <w:pStyle w:val="21"/>
-        <w:rPr>
-          <w:rStyle w:val="af6"/>
-          <w:b w:val="0"/>
-          <w:bCs w:val="0"/>
-          <w:color w:val="auto"/>
-          <w:u w:val="none"/>
-        </w:rPr>
       </w:pPr>
       <w:hyperlink w:anchor="_Toc230987214" w:history="1">
         <w:r>
@@ -4909,7 +4542,7 @@
             <w:color w:val="auto"/>
             <w:u w:val="none"/>
           </w:rPr>
-          <w:t>表</w:t>
+          <w:t>圖</w:t>
         </w:r>
         <w:r>
           <w:rPr>
@@ -4920,7 +4553,7 @@
             <w:color w:val="auto"/>
             <w:u w:val="none"/>
           </w:rPr>
-          <w:t xml:space="preserve"> 2-4-3 </w:t>
+          <w:t>5-3-6</w:t>
         </w:r>
         <w:r>
           <w:rPr>
@@ -4931,7 +4564,29 @@
             <w:color w:val="auto"/>
             <w:u w:val="none"/>
           </w:rPr>
-          <w:t>相關系統比較</w:t>
+          <w:t>活動圖－資產盤點與</w:t>
+        </w:r>
+        <w:r>
+          <w:rPr>
+            <w:rStyle w:val="af6"/>
+            <w:rFonts w:hint="eastAsia"/>
+            <w:b w:val="0"/>
+            <w:bCs w:val="0"/>
+            <w:color w:val="auto"/>
+            <w:u w:val="none"/>
+          </w:rPr>
+          <w:t>AI</w:t>
+        </w:r>
+        <w:r>
+          <w:rPr>
+            <w:rStyle w:val="af6"/>
+            <w:rFonts w:hint="eastAsia"/>
+            <w:b w:val="0"/>
+            <w:bCs w:val="0"/>
+            <w:color w:val="auto"/>
+            <w:u w:val="none"/>
+          </w:rPr>
+          <w:t>建議作業</w:t>
         </w:r>
         <w:r>
           <w:rPr>
@@ -4941,52 +4596,3337 @@
         </w:r>
         <w:r>
           <w:rPr>
+            <w:rFonts w:hint="eastAsia"/>
             <w:webHidden/>
           </w:rPr>
-          <w:fldChar w:fldCharType="begin"/>
-        </w:r>
-        <w:r>
-          <w:rPr>
-            <w:webHidden/>
-          </w:rPr>
-          <w:instrText xml:space="preserve"> PAGEREF _Toc230987214 \h </w:instrText>
-        </w:r>
-        <w:r>
-          <w:rPr>
-            <w:webHidden/>
-          </w:rPr>
-        </w:r>
-        <w:r>
-          <w:rPr>
-            <w:webHidden/>
-          </w:rPr>
-          <w:fldChar w:fldCharType="separate"/>
-        </w:r>
-        <w:r>
-          <w:rPr>
-            <w:webHidden/>
-          </w:rPr>
-          <w:t>52</w:t>
-        </w:r>
-        <w:r>
-          <w:rPr>
-            <w:webHidden/>
-          </w:rPr>
-          <w:fldChar w:fldCharType="end"/>
+          <w:t>30</w:t>
         </w:r>
       </w:hyperlink>
     </w:p>
     <w:p>
       <w:pPr>
-        <w:rPr>
-          <w:rFonts w:eastAsia="標楷體"/>
-        </w:rPr>
-      </w:pPr>
+        <w:pStyle w:val="21"/>
+      </w:pPr>
+      <w:hyperlink w:anchor="_Toc230987214" w:history="1">
+        <w:r>
+          <w:rPr>
+            <w:rStyle w:val="af6"/>
+            <w:rFonts w:hint="eastAsia"/>
+            <w:b w:val="0"/>
+            <w:bCs w:val="0"/>
+            <w:color w:val="auto"/>
+            <w:u w:val="none"/>
+          </w:rPr>
+          <w:t>圖</w:t>
+        </w:r>
+        <w:r>
+          <w:rPr>
+            <w:rStyle w:val="af6"/>
+            <w:rFonts w:hint="eastAsia"/>
+            <w:b w:val="0"/>
+            <w:bCs w:val="0"/>
+            <w:color w:val="auto"/>
+            <w:u w:val="none"/>
+          </w:rPr>
+          <w:t>5-3-7</w:t>
+        </w:r>
+        <w:r>
+          <w:rPr>
+            <w:rStyle w:val="af6"/>
+            <w:rFonts w:hint="eastAsia"/>
+            <w:b w:val="0"/>
+            <w:bCs w:val="0"/>
+            <w:color w:val="auto"/>
+            <w:u w:val="none"/>
+          </w:rPr>
+          <w:t>活動圖－風險評鑑作業</w:t>
+        </w:r>
+        <w:r>
+          <w:rPr>
+            <w:webHidden/>
+          </w:rPr>
+          <w:tab/>
+        </w:r>
+        <w:r>
+          <w:rPr>
+            <w:rFonts w:hint="eastAsia"/>
+            <w:webHidden/>
+          </w:rPr>
+          <w:t>31</w:t>
+        </w:r>
+      </w:hyperlink>
     </w:p>
     <w:p>
       <w:pPr>
+        <w:pStyle w:val="21"/>
+      </w:pPr>
+      <w:hyperlink w:anchor="_Toc230987214" w:history="1">
+        <w:r>
+          <w:rPr>
+            <w:rStyle w:val="af6"/>
+            <w:rFonts w:hint="eastAsia"/>
+            <w:b w:val="0"/>
+            <w:bCs w:val="0"/>
+            <w:color w:val="auto"/>
+            <w:u w:val="none"/>
+          </w:rPr>
+          <w:t>圖</w:t>
+        </w:r>
+        <w:r>
+          <w:rPr>
+            <w:rStyle w:val="af6"/>
+            <w:rFonts w:hint="eastAsia"/>
+            <w:b w:val="0"/>
+            <w:bCs w:val="0"/>
+            <w:color w:val="auto"/>
+            <w:u w:val="none"/>
+          </w:rPr>
+          <w:t>5-3-8</w:t>
+        </w:r>
+        <w:r>
+          <w:rPr>
+            <w:rStyle w:val="af6"/>
+            <w:rFonts w:hint="eastAsia"/>
+            <w:b w:val="0"/>
+            <w:bCs w:val="0"/>
+            <w:color w:val="auto"/>
+            <w:u w:val="none"/>
+          </w:rPr>
+          <w:t>活動圖－風險評鑑與</w:t>
+        </w:r>
+        <w:r>
+          <w:rPr>
+            <w:rStyle w:val="af6"/>
+            <w:rFonts w:hint="eastAsia"/>
+            <w:b w:val="0"/>
+            <w:bCs w:val="0"/>
+            <w:color w:val="auto"/>
+            <w:u w:val="none"/>
+          </w:rPr>
+          <w:t>AI</w:t>
+        </w:r>
+        <w:r>
+          <w:rPr>
+            <w:rStyle w:val="af6"/>
+            <w:rFonts w:hint="eastAsia"/>
+            <w:b w:val="0"/>
+            <w:bCs w:val="0"/>
+            <w:color w:val="auto"/>
+            <w:u w:val="none"/>
+          </w:rPr>
+          <w:t>建議作業</w:t>
+        </w:r>
+        <w:r>
+          <w:rPr>
+            <w:webHidden/>
+          </w:rPr>
+          <w:tab/>
+        </w:r>
+        <w:r>
+          <w:rPr>
+            <w:rFonts w:hint="eastAsia"/>
+            <w:webHidden/>
+          </w:rPr>
+          <w:t>32</w:t>
+        </w:r>
+      </w:hyperlink>
+    </w:p>
+    <w:p>
+      <w:pPr>
+        <w:pStyle w:val="21"/>
+      </w:pPr>
+      <w:hyperlink w:anchor="_Toc230987214" w:history="1">
+        <w:r>
+          <w:rPr>
+            <w:rStyle w:val="af6"/>
+            <w:rFonts w:hint="eastAsia"/>
+            <w:b w:val="0"/>
+            <w:bCs w:val="0"/>
+            <w:color w:val="auto"/>
+            <w:u w:val="none"/>
+          </w:rPr>
+          <w:t>圖</w:t>
+        </w:r>
+        <w:r>
+          <w:rPr>
+            <w:rStyle w:val="af6"/>
+            <w:rFonts w:hint="eastAsia"/>
+            <w:b w:val="0"/>
+            <w:bCs w:val="0"/>
+            <w:color w:val="auto"/>
+            <w:u w:val="none"/>
+          </w:rPr>
+          <w:t>5-3-9</w:t>
+        </w:r>
+        <w:r>
+          <w:rPr>
+            <w:rStyle w:val="af6"/>
+            <w:rFonts w:hint="eastAsia"/>
+            <w:b w:val="0"/>
+            <w:bCs w:val="0"/>
+            <w:color w:val="auto"/>
+            <w:u w:val="none"/>
+          </w:rPr>
+          <w:t>活動圖－風險報表產生作業</w:t>
+        </w:r>
+        <w:r>
+          <w:rPr>
+            <w:webHidden/>
+          </w:rPr>
+          <w:tab/>
+        </w:r>
+        <w:r>
+          <w:rPr>
+            <w:rFonts w:hint="eastAsia"/>
+            <w:webHidden/>
+          </w:rPr>
+          <w:t>33</w:t>
+        </w:r>
+      </w:hyperlink>
+    </w:p>
+    <w:p>
+      <w:pPr>
+        <w:pStyle w:val="21"/>
+      </w:pPr>
+      <w:hyperlink w:anchor="_Toc230987214" w:history="1">
+        <w:r>
+          <w:rPr>
+            <w:rStyle w:val="af6"/>
+            <w:rFonts w:hint="eastAsia"/>
+            <w:b w:val="0"/>
+            <w:bCs w:val="0"/>
+            <w:color w:val="auto"/>
+            <w:u w:val="none"/>
+          </w:rPr>
+          <w:t>圖</w:t>
+        </w:r>
+        <w:r>
+          <w:rPr>
+            <w:rStyle w:val="af6"/>
+            <w:rFonts w:hint="eastAsia"/>
+            <w:b w:val="0"/>
+            <w:bCs w:val="0"/>
+            <w:color w:val="auto"/>
+            <w:u w:val="none"/>
+          </w:rPr>
+          <w:t>5-3-10</w:t>
+        </w:r>
+        <w:r>
+          <w:rPr>
+            <w:rStyle w:val="af6"/>
+            <w:rFonts w:hint="eastAsia"/>
+            <w:b w:val="0"/>
+            <w:bCs w:val="0"/>
+            <w:color w:val="auto"/>
+            <w:u w:val="none"/>
+          </w:rPr>
+          <w:t>活動圖－查詢帳號作業</w:t>
+        </w:r>
+        <w:r>
+          <w:rPr>
+            <w:webHidden/>
+          </w:rPr>
+          <w:tab/>
+        </w:r>
+        <w:r>
+          <w:rPr>
+            <w:rFonts w:hint="eastAsia"/>
+            <w:webHidden/>
+          </w:rPr>
+          <w:t>34</w:t>
+        </w:r>
+      </w:hyperlink>
+    </w:p>
+    <w:p>
+      <w:pPr>
+        <w:pStyle w:val="21"/>
+      </w:pPr>
+      <w:hyperlink w:anchor="_Toc230987214" w:history="1">
+        <w:r>
+          <w:rPr>
+            <w:rStyle w:val="af6"/>
+            <w:rFonts w:hint="eastAsia"/>
+            <w:b w:val="0"/>
+            <w:bCs w:val="0"/>
+            <w:color w:val="auto"/>
+            <w:u w:val="none"/>
+          </w:rPr>
+          <w:t>圖</w:t>
+        </w:r>
+        <w:r>
+          <w:rPr>
+            <w:rStyle w:val="af6"/>
+            <w:rFonts w:hint="eastAsia"/>
+            <w:b w:val="0"/>
+            <w:bCs w:val="0"/>
+            <w:color w:val="auto"/>
+            <w:u w:val="none"/>
+          </w:rPr>
+          <w:t>5-3-11</w:t>
+        </w:r>
+        <w:r>
+          <w:rPr>
+            <w:rStyle w:val="af6"/>
+            <w:rFonts w:hint="eastAsia"/>
+            <w:b w:val="0"/>
+            <w:bCs w:val="0"/>
+            <w:color w:val="auto"/>
+            <w:u w:val="none"/>
+          </w:rPr>
+          <w:t>活動圖－新增帳號作業</w:t>
+        </w:r>
+        <w:r>
+          <w:rPr>
+            <w:webHidden/>
+          </w:rPr>
+          <w:tab/>
+        </w:r>
+        <w:r>
+          <w:rPr>
+            <w:rFonts w:hint="eastAsia"/>
+            <w:webHidden/>
+          </w:rPr>
+          <w:t>35</w:t>
+        </w:r>
+      </w:hyperlink>
+    </w:p>
+    <w:p>
+      <w:pPr>
+        <w:pStyle w:val="21"/>
+      </w:pPr>
+      <w:hyperlink w:anchor="_Toc230987214" w:history="1">
+        <w:r>
+          <w:rPr>
+            <w:rStyle w:val="af6"/>
+            <w:rFonts w:hint="eastAsia"/>
+            <w:b w:val="0"/>
+            <w:bCs w:val="0"/>
+            <w:color w:val="auto"/>
+            <w:u w:val="none"/>
+          </w:rPr>
+          <w:t>圖</w:t>
+        </w:r>
+        <w:r>
+          <w:rPr>
+            <w:rStyle w:val="af6"/>
+            <w:rFonts w:hint="eastAsia"/>
+            <w:b w:val="0"/>
+            <w:bCs w:val="0"/>
+            <w:color w:val="auto"/>
+            <w:u w:val="none"/>
+          </w:rPr>
+          <w:t>5-3-12</w:t>
+        </w:r>
+        <w:r>
+          <w:rPr>
+            <w:rStyle w:val="af6"/>
+            <w:rFonts w:hint="eastAsia"/>
+            <w:b w:val="0"/>
+            <w:bCs w:val="0"/>
+            <w:color w:val="auto"/>
+            <w:u w:val="none"/>
+          </w:rPr>
+          <w:t>活動圖－備份系統資料作業</w:t>
+        </w:r>
+        <w:r>
+          <w:rPr>
+            <w:webHidden/>
+          </w:rPr>
+          <w:tab/>
+        </w:r>
+        <w:r>
+          <w:rPr>
+            <w:rFonts w:hint="eastAsia"/>
+            <w:webHidden/>
+          </w:rPr>
+          <w:t>36</w:t>
+        </w:r>
+      </w:hyperlink>
+    </w:p>
+    <w:p>
+      <w:pPr>
+        <w:pStyle w:val="21"/>
+      </w:pPr>
+      <w:hyperlink w:anchor="_Toc230987214" w:history="1">
+        <w:r>
+          <w:rPr>
+            <w:rStyle w:val="af6"/>
+            <w:rFonts w:hint="eastAsia"/>
+            <w:b w:val="0"/>
+            <w:bCs w:val="0"/>
+            <w:color w:val="auto"/>
+            <w:u w:val="none"/>
+          </w:rPr>
+          <w:t>圖</w:t>
+        </w:r>
+        <w:r>
+          <w:rPr>
+            <w:rStyle w:val="af6"/>
+            <w:rFonts w:hint="eastAsia"/>
+            <w:b w:val="0"/>
+            <w:bCs w:val="0"/>
+            <w:color w:val="auto"/>
+            <w:u w:val="none"/>
+          </w:rPr>
+          <w:t>5-3-13</w:t>
+        </w:r>
+        <w:r>
+          <w:rPr>
+            <w:rStyle w:val="af6"/>
+            <w:rFonts w:hint="eastAsia"/>
+            <w:b w:val="0"/>
+            <w:bCs w:val="0"/>
+            <w:color w:val="auto"/>
+            <w:u w:val="none"/>
+          </w:rPr>
+          <w:t>活動圖－備份系統資料作業</w:t>
+        </w:r>
+        <w:r>
+          <w:rPr>
+            <w:webHidden/>
+          </w:rPr>
+          <w:tab/>
+        </w:r>
+        <w:r>
+          <w:rPr>
+            <w:rFonts w:hint="eastAsia"/>
+            <w:webHidden/>
+          </w:rPr>
+          <w:t>37</w:t>
+        </w:r>
+      </w:hyperlink>
+    </w:p>
+    <w:p>
+      <w:pPr>
+        <w:pStyle w:val="21"/>
+      </w:pPr>
+      <w:hyperlink w:anchor="_Toc230987214" w:history="1">
+        <w:r>
+          <w:rPr>
+            <w:rStyle w:val="af6"/>
+            <w:rFonts w:hint="eastAsia"/>
+            <w:b w:val="0"/>
+            <w:bCs w:val="0"/>
+            <w:color w:val="auto"/>
+            <w:u w:val="none"/>
+          </w:rPr>
+          <w:t>圖</w:t>
+        </w:r>
+        <w:r>
+          <w:rPr>
+            <w:rStyle w:val="af6"/>
+            <w:rFonts w:hint="eastAsia"/>
+            <w:b w:val="0"/>
+            <w:bCs w:val="0"/>
+            <w:color w:val="auto"/>
+            <w:u w:val="none"/>
+          </w:rPr>
+          <w:t>5-4-1</w:t>
+        </w:r>
+        <w:r>
+          <w:rPr>
+            <w:rStyle w:val="af6"/>
+            <w:rFonts w:hint="eastAsia"/>
+            <w:b w:val="0"/>
+            <w:bCs w:val="0"/>
+            <w:color w:val="auto"/>
+            <w:u w:val="none"/>
+          </w:rPr>
+          <w:t>分析類別圖</w:t>
+        </w:r>
+        <w:r>
+          <w:rPr>
+            <w:webHidden/>
+          </w:rPr>
+          <w:tab/>
+        </w:r>
+        <w:r>
+          <w:rPr>
+            <w:rFonts w:hint="eastAsia"/>
+            <w:webHidden/>
+          </w:rPr>
+          <w:t>38</w:t>
+        </w:r>
+      </w:hyperlink>
+    </w:p>
+    <w:p>
+      <w:pPr>
+        <w:pStyle w:val="21"/>
+      </w:pPr>
+      <w:hyperlink w:anchor="_Toc230987214" w:history="1">
+        <w:r>
+          <w:rPr>
+            <w:rStyle w:val="af6"/>
+            <w:rFonts w:hint="eastAsia"/>
+            <w:b w:val="0"/>
+            <w:bCs w:val="0"/>
+            <w:color w:val="auto"/>
+            <w:u w:val="none"/>
+          </w:rPr>
+          <w:t>圖</w:t>
+        </w:r>
+        <w:r>
+          <w:rPr>
+            <w:rStyle w:val="af6"/>
+            <w:rFonts w:hint="eastAsia"/>
+            <w:b w:val="0"/>
+            <w:bCs w:val="0"/>
+            <w:color w:val="auto"/>
+            <w:u w:val="none"/>
+          </w:rPr>
+          <w:t>6-1-1</w:t>
+        </w:r>
+        <w:r>
+          <w:rPr>
+            <w:rStyle w:val="af6"/>
+            <w:rFonts w:hint="eastAsia"/>
+            <w:b w:val="0"/>
+            <w:bCs w:val="0"/>
+            <w:color w:val="auto"/>
+            <w:u w:val="none"/>
+          </w:rPr>
+          <w:t>循序圖－登入作業</w:t>
+        </w:r>
+        <w:r>
+          <w:rPr>
+            <w:webHidden/>
+          </w:rPr>
+          <w:tab/>
+        </w:r>
+        <w:r>
+          <w:rPr>
+            <w:rFonts w:hint="eastAsia"/>
+            <w:webHidden/>
+          </w:rPr>
+          <w:t>39</w:t>
+        </w:r>
+      </w:hyperlink>
+    </w:p>
+    <w:p>
+      <w:pPr>
+        <w:pStyle w:val="21"/>
+      </w:pPr>
+      <w:hyperlink w:anchor="_Toc230987214" w:history="1">
+        <w:r>
+          <w:rPr>
+            <w:rStyle w:val="af6"/>
+            <w:rFonts w:hint="eastAsia"/>
+            <w:b w:val="0"/>
+            <w:bCs w:val="0"/>
+            <w:color w:val="auto"/>
+            <w:u w:val="none"/>
+          </w:rPr>
+          <w:t>圖</w:t>
+        </w:r>
+        <w:r>
+          <w:rPr>
+            <w:rStyle w:val="af6"/>
+            <w:rFonts w:hint="eastAsia"/>
+            <w:b w:val="0"/>
+            <w:bCs w:val="0"/>
+            <w:color w:val="auto"/>
+            <w:u w:val="none"/>
+          </w:rPr>
+          <w:t>6-1-2</w:t>
+        </w:r>
+        <w:r>
+          <w:rPr>
+            <w:rStyle w:val="af6"/>
+            <w:rFonts w:hint="eastAsia"/>
+            <w:b w:val="0"/>
+            <w:bCs w:val="0"/>
+            <w:color w:val="auto"/>
+            <w:u w:val="none"/>
+          </w:rPr>
+          <w:t>循序圖－新增資訊資產作業</w:t>
+        </w:r>
+        <w:r>
+          <w:rPr>
+            <w:webHidden/>
+          </w:rPr>
+          <w:tab/>
+        </w:r>
+        <w:r>
+          <w:rPr>
+            <w:rFonts w:hint="eastAsia"/>
+            <w:webHidden/>
+          </w:rPr>
+          <w:t>40</w:t>
+        </w:r>
+      </w:hyperlink>
+    </w:p>
+    <w:p>
+      <w:pPr>
+        <w:pStyle w:val="21"/>
+      </w:pPr>
+      <w:hyperlink w:anchor="_Toc230987214" w:history="1">
+        <w:r>
+          <w:rPr>
+            <w:rStyle w:val="af6"/>
+            <w:rFonts w:hint="eastAsia"/>
+            <w:b w:val="0"/>
+            <w:bCs w:val="0"/>
+            <w:color w:val="auto"/>
+            <w:u w:val="none"/>
+          </w:rPr>
+          <w:t>圖</w:t>
+        </w:r>
+        <w:r>
+          <w:rPr>
+            <w:rStyle w:val="af6"/>
+            <w:rFonts w:hint="eastAsia"/>
+            <w:b w:val="0"/>
+            <w:bCs w:val="0"/>
+            <w:color w:val="auto"/>
+            <w:u w:val="none"/>
+          </w:rPr>
+          <w:t>6-1-3</w:t>
+        </w:r>
+        <w:r>
+          <w:rPr>
+            <w:rStyle w:val="af6"/>
+            <w:rFonts w:hint="eastAsia"/>
+            <w:b w:val="0"/>
+            <w:bCs w:val="0"/>
+            <w:color w:val="auto"/>
+            <w:u w:val="none"/>
+          </w:rPr>
+          <w:t>循序圖－刪除資訊資產作業</w:t>
+        </w:r>
+        <w:r>
+          <w:rPr>
+            <w:webHidden/>
+          </w:rPr>
+          <w:tab/>
+        </w:r>
+        <w:r>
+          <w:rPr>
+            <w:rFonts w:hint="eastAsia"/>
+            <w:webHidden/>
+          </w:rPr>
+          <w:t>40</w:t>
+        </w:r>
+      </w:hyperlink>
+    </w:p>
+    <w:p>
+      <w:pPr>
+        <w:pStyle w:val="21"/>
+      </w:pPr>
+      <w:hyperlink w:anchor="_Toc230987214" w:history="1">
+        <w:r>
+          <w:rPr>
+            <w:rStyle w:val="af6"/>
+            <w:rFonts w:hint="eastAsia"/>
+            <w:b w:val="0"/>
+            <w:bCs w:val="0"/>
+            <w:color w:val="auto"/>
+            <w:u w:val="none"/>
+          </w:rPr>
+          <w:t>圖</w:t>
+        </w:r>
+        <w:r>
+          <w:rPr>
+            <w:rStyle w:val="af6"/>
+            <w:rFonts w:hint="eastAsia"/>
+            <w:b w:val="0"/>
+            <w:bCs w:val="0"/>
+            <w:color w:val="auto"/>
+            <w:u w:val="none"/>
+          </w:rPr>
+          <w:t>6-1-4</w:t>
+        </w:r>
+        <w:r>
+          <w:rPr>
+            <w:rStyle w:val="af6"/>
+            <w:rFonts w:hint="eastAsia"/>
+            <w:b w:val="0"/>
+            <w:bCs w:val="0"/>
+            <w:color w:val="auto"/>
+            <w:u w:val="none"/>
+          </w:rPr>
+          <w:t>循序圖－修改資訊資產作業</w:t>
+        </w:r>
+        <w:r>
+          <w:rPr>
+            <w:webHidden/>
+          </w:rPr>
+          <w:tab/>
+        </w:r>
+        <w:r>
+          <w:rPr>
+            <w:rFonts w:hint="eastAsia"/>
+            <w:webHidden/>
+          </w:rPr>
+          <w:t>41</w:t>
+        </w:r>
+      </w:hyperlink>
+    </w:p>
+    <w:p>
+      <w:pPr>
+        <w:pStyle w:val="21"/>
+      </w:pPr>
+      <w:hyperlink w:anchor="_Toc230987214" w:history="1">
+        <w:r>
+          <w:rPr>
+            <w:rStyle w:val="af6"/>
+            <w:rFonts w:hint="eastAsia"/>
+            <w:b w:val="0"/>
+            <w:bCs w:val="0"/>
+            <w:color w:val="auto"/>
+            <w:u w:val="none"/>
+          </w:rPr>
+          <w:t>圖</w:t>
+        </w:r>
+        <w:r>
+          <w:rPr>
+            <w:rStyle w:val="af6"/>
+            <w:rFonts w:hint="eastAsia"/>
+            <w:b w:val="0"/>
+            <w:bCs w:val="0"/>
+            <w:color w:val="auto"/>
+            <w:u w:val="none"/>
+          </w:rPr>
+          <w:t>6-1-5</w:t>
+        </w:r>
+        <w:r>
+          <w:rPr>
+            <w:rStyle w:val="af6"/>
+            <w:rFonts w:hint="eastAsia"/>
+            <w:b w:val="0"/>
+            <w:bCs w:val="0"/>
+            <w:color w:val="auto"/>
+            <w:u w:val="none"/>
+          </w:rPr>
+          <w:t>循序圖－查詢資訊資產作業</w:t>
+        </w:r>
+        <w:r>
+          <w:rPr>
+            <w:webHidden/>
+          </w:rPr>
+          <w:tab/>
+        </w:r>
+        <w:r>
+          <w:rPr>
+            <w:rFonts w:hint="eastAsia"/>
+            <w:webHidden/>
+          </w:rPr>
+          <w:t>41</w:t>
+        </w:r>
+      </w:hyperlink>
+    </w:p>
+    <w:p>
+      <w:pPr>
+        <w:pStyle w:val="21"/>
+      </w:pPr>
+      <w:hyperlink w:anchor="_Toc230987214" w:history="1">
+        <w:r>
+          <w:rPr>
+            <w:rStyle w:val="af6"/>
+            <w:rFonts w:hint="eastAsia"/>
+            <w:b w:val="0"/>
+            <w:bCs w:val="0"/>
+            <w:color w:val="auto"/>
+            <w:u w:val="none"/>
+          </w:rPr>
+          <w:t>圖</w:t>
+        </w:r>
+        <w:r>
+          <w:rPr>
+            <w:rStyle w:val="af6"/>
+            <w:rFonts w:hint="eastAsia"/>
+            <w:b w:val="0"/>
+            <w:bCs w:val="0"/>
+            <w:color w:val="auto"/>
+            <w:u w:val="none"/>
+          </w:rPr>
+          <w:t>6-1-6</w:t>
+        </w:r>
+        <w:r>
+          <w:rPr>
+            <w:rStyle w:val="af6"/>
+            <w:rFonts w:hint="eastAsia"/>
+            <w:b w:val="0"/>
+            <w:bCs w:val="0"/>
+            <w:color w:val="auto"/>
+            <w:u w:val="none"/>
+          </w:rPr>
+          <w:t>循序圖－資產盤點與</w:t>
+        </w:r>
+        <w:r>
+          <w:rPr>
+            <w:rStyle w:val="af6"/>
+            <w:rFonts w:hint="eastAsia"/>
+            <w:b w:val="0"/>
+            <w:bCs w:val="0"/>
+            <w:color w:val="auto"/>
+            <w:u w:val="none"/>
+          </w:rPr>
+          <w:t>AI</w:t>
+        </w:r>
+        <w:r>
+          <w:rPr>
+            <w:rStyle w:val="af6"/>
+            <w:rFonts w:hint="eastAsia"/>
+            <w:b w:val="0"/>
+            <w:bCs w:val="0"/>
+            <w:color w:val="auto"/>
+            <w:u w:val="none"/>
+          </w:rPr>
+          <w:t>建議作業</w:t>
+        </w:r>
+        <w:r>
+          <w:rPr>
+            <w:webHidden/>
+          </w:rPr>
+          <w:tab/>
+        </w:r>
+        <w:r>
+          <w:rPr>
+            <w:rFonts w:hint="eastAsia"/>
+            <w:webHidden/>
+          </w:rPr>
+          <w:t>42</w:t>
+        </w:r>
+      </w:hyperlink>
+    </w:p>
+    <w:p>
+      <w:pPr>
+        <w:pStyle w:val="21"/>
+      </w:pPr>
+      <w:hyperlink w:anchor="_Toc230987214" w:history="1">
+        <w:r>
+          <w:rPr>
+            <w:rStyle w:val="af6"/>
+            <w:rFonts w:hint="eastAsia"/>
+            <w:b w:val="0"/>
+            <w:bCs w:val="0"/>
+            <w:color w:val="auto"/>
+            <w:u w:val="none"/>
+          </w:rPr>
+          <w:t>圖</w:t>
+        </w:r>
+        <w:r>
+          <w:rPr>
+            <w:rStyle w:val="af6"/>
+            <w:rFonts w:hint="eastAsia"/>
+            <w:b w:val="0"/>
+            <w:bCs w:val="0"/>
+            <w:color w:val="auto"/>
+            <w:u w:val="none"/>
+          </w:rPr>
+          <w:t>6-1-7</w:t>
+        </w:r>
+        <w:r>
+          <w:rPr>
+            <w:rStyle w:val="af6"/>
+            <w:rFonts w:hint="eastAsia"/>
+            <w:b w:val="0"/>
+            <w:bCs w:val="0"/>
+            <w:color w:val="auto"/>
+            <w:u w:val="none"/>
+          </w:rPr>
+          <w:t>循序圖－風險評鑑作業</w:t>
+        </w:r>
+        <w:r>
+          <w:rPr>
+            <w:webHidden/>
+          </w:rPr>
+          <w:tab/>
+        </w:r>
+        <w:r>
+          <w:rPr>
+            <w:rFonts w:hint="eastAsia"/>
+            <w:webHidden/>
+          </w:rPr>
+          <w:t>43</w:t>
+        </w:r>
+      </w:hyperlink>
+    </w:p>
+    <w:p>
+      <w:pPr>
+        <w:pStyle w:val="21"/>
+      </w:pPr>
+      <w:hyperlink w:anchor="_Toc230987214" w:history="1">
+        <w:r>
+          <w:rPr>
+            <w:rStyle w:val="af6"/>
+            <w:rFonts w:hint="eastAsia"/>
+            <w:b w:val="0"/>
+            <w:bCs w:val="0"/>
+            <w:color w:val="auto"/>
+            <w:u w:val="none"/>
+          </w:rPr>
+          <w:t>圖</w:t>
+        </w:r>
+        <w:r>
+          <w:rPr>
+            <w:rStyle w:val="af6"/>
+            <w:rFonts w:hint="eastAsia"/>
+            <w:b w:val="0"/>
+            <w:bCs w:val="0"/>
+            <w:color w:val="auto"/>
+            <w:u w:val="none"/>
+          </w:rPr>
+          <w:t>6-1-8</w:t>
+        </w:r>
+        <w:r>
+          <w:rPr>
+            <w:rStyle w:val="af6"/>
+            <w:rFonts w:hint="eastAsia"/>
+            <w:b w:val="0"/>
+            <w:bCs w:val="0"/>
+            <w:color w:val="auto"/>
+            <w:u w:val="none"/>
+          </w:rPr>
+          <w:t>循序圖－風險評鑑</w:t>
+        </w:r>
+        <w:r>
+          <w:rPr>
+            <w:rStyle w:val="af6"/>
+            <w:rFonts w:hint="eastAsia"/>
+            <w:b w:val="0"/>
+            <w:bCs w:val="0"/>
+            <w:color w:val="auto"/>
+            <w:u w:val="none"/>
+          </w:rPr>
+          <w:t>AI</w:t>
+        </w:r>
+        <w:r>
+          <w:rPr>
+            <w:rStyle w:val="af6"/>
+            <w:rFonts w:hint="eastAsia"/>
+            <w:b w:val="0"/>
+            <w:bCs w:val="0"/>
+            <w:color w:val="auto"/>
+            <w:u w:val="none"/>
+          </w:rPr>
+          <w:t>建議作業</w:t>
+        </w:r>
+        <w:r>
+          <w:rPr>
+            <w:webHidden/>
+          </w:rPr>
+          <w:tab/>
+        </w:r>
+        <w:r>
+          <w:rPr>
+            <w:rFonts w:hint="eastAsia"/>
+            <w:webHidden/>
+          </w:rPr>
+          <w:t>44</w:t>
+        </w:r>
+      </w:hyperlink>
+    </w:p>
+    <w:p>
+      <w:pPr>
+        <w:pStyle w:val="21"/>
+      </w:pPr>
+      <w:hyperlink w:anchor="_Toc230987214" w:history="1">
+        <w:r>
+          <w:rPr>
+            <w:rStyle w:val="af6"/>
+            <w:rFonts w:hint="eastAsia"/>
+            <w:b w:val="0"/>
+            <w:bCs w:val="0"/>
+            <w:color w:val="auto"/>
+            <w:u w:val="none"/>
+          </w:rPr>
+          <w:t>圖</w:t>
+        </w:r>
+        <w:r>
+          <w:rPr>
+            <w:rStyle w:val="af6"/>
+            <w:rFonts w:hint="eastAsia"/>
+            <w:b w:val="0"/>
+            <w:bCs w:val="0"/>
+            <w:color w:val="auto"/>
+            <w:u w:val="none"/>
+          </w:rPr>
+          <w:t>6-1-9</w:t>
+        </w:r>
+        <w:r>
+          <w:rPr>
+            <w:rStyle w:val="af6"/>
+            <w:rFonts w:hint="eastAsia"/>
+            <w:b w:val="0"/>
+            <w:bCs w:val="0"/>
+            <w:color w:val="auto"/>
+            <w:u w:val="none"/>
+          </w:rPr>
+          <w:t>循序圖－風險報表產生作業</w:t>
+        </w:r>
+        <w:r>
+          <w:rPr>
+            <w:webHidden/>
+          </w:rPr>
+          <w:tab/>
+        </w:r>
+        <w:r>
+          <w:rPr>
+            <w:rFonts w:hint="eastAsia"/>
+            <w:webHidden/>
+          </w:rPr>
+          <w:t>44</w:t>
+        </w:r>
+      </w:hyperlink>
+    </w:p>
+    <w:p>
+      <w:pPr>
+        <w:pStyle w:val="21"/>
+      </w:pPr>
+      <w:hyperlink w:anchor="_Toc230987214" w:history="1">
+        <w:r>
+          <w:rPr>
+            <w:rStyle w:val="af6"/>
+            <w:rFonts w:hint="eastAsia"/>
+            <w:b w:val="0"/>
+            <w:bCs w:val="0"/>
+            <w:color w:val="auto"/>
+            <w:u w:val="none"/>
+          </w:rPr>
+          <w:t>圖</w:t>
+        </w:r>
+        <w:r>
+          <w:rPr>
+            <w:rStyle w:val="af6"/>
+            <w:rFonts w:hint="eastAsia"/>
+            <w:b w:val="0"/>
+            <w:bCs w:val="0"/>
+            <w:color w:val="auto"/>
+            <w:u w:val="none"/>
+          </w:rPr>
+          <w:t>6-1-10</w:t>
+        </w:r>
+        <w:r>
+          <w:rPr>
+            <w:rStyle w:val="af6"/>
+            <w:rFonts w:hint="eastAsia"/>
+            <w:b w:val="0"/>
+            <w:bCs w:val="0"/>
+            <w:color w:val="auto"/>
+            <w:u w:val="none"/>
+          </w:rPr>
+          <w:t>循序圖－查詢帳號作業</w:t>
+        </w:r>
+        <w:r>
+          <w:rPr>
+            <w:webHidden/>
+          </w:rPr>
+          <w:tab/>
+        </w:r>
+        <w:r>
+          <w:rPr>
+            <w:rFonts w:hint="eastAsia"/>
+            <w:webHidden/>
+          </w:rPr>
+          <w:t>45</w:t>
+        </w:r>
+      </w:hyperlink>
+    </w:p>
+    <w:p>
+      <w:pPr>
+        <w:pStyle w:val="21"/>
+      </w:pPr>
+      <w:hyperlink w:anchor="_Toc230987214" w:history="1">
+        <w:r>
+          <w:rPr>
+            <w:rStyle w:val="af6"/>
+            <w:rFonts w:hint="eastAsia"/>
+            <w:b w:val="0"/>
+            <w:bCs w:val="0"/>
+            <w:color w:val="auto"/>
+            <w:u w:val="none"/>
+          </w:rPr>
+          <w:t>圖</w:t>
+        </w:r>
+        <w:r>
+          <w:rPr>
+            <w:rStyle w:val="af6"/>
+            <w:rFonts w:hint="eastAsia"/>
+            <w:b w:val="0"/>
+            <w:bCs w:val="0"/>
+            <w:color w:val="auto"/>
+            <w:u w:val="none"/>
+          </w:rPr>
+          <w:t>6-1-11</w:t>
+        </w:r>
+        <w:r>
+          <w:rPr>
+            <w:rStyle w:val="af6"/>
+            <w:rFonts w:hint="eastAsia"/>
+            <w:b w:val="0"/>
+            <w:bCs w:val="0"/>
+            <w:color w:val="auto"/>
+            <w:u w:val="none"/>
+          </w:rPr>
+          <w:t>循序圖－新增帳號作業</w:t>
+        </w:r>
+        <w:r>
+          <w:rPr>
+            <w:webHidden/>
+          </w:rPr>
+          <w:tab/>
+        </w:r>
+        <w:r>
+          <w:rPr>
+            <w:rFonts w:hint="eastAsia"/>
+            <w:webHidden/>
+          </w:rPr>
+          <w:t>45</w:t>
+        </w:r>
+      </w:hyperlink>
+    </w:p>
+    <w:p>
+      <w:pPr>
+        <w:pStyle w:val="21"/>
+      </w:pPr>
+      <w:hyperlink w:anchor="_Toc230987214" w:history="1">
+        <w:r>
+          <w:rPr>
+            <w:rStyle w:val="af6"/>
+            <w:rFonts w:hint="eastAsia"/>
+            <w:b w:val="0"/>
+            <w:bCs w:val="0"/>
+            <w:color w:val="auto"/>
+            <w:u w:val="none"/>
+          </w:rPr>
+          <w:t>圖</w:t>
+        </w:r>
+        <w:r>
+          <w:rPr>
+            <w:rStyle w:val="af6"/>
+            <w:rFonts w:hint="eastAsia"/>
+            <w:b w:val="0"/>
+            <w:bCs w:val="0"/>
+            <w:color w:val="auto"/>
+            <w:u w:val="none"/>
+          </w:rPr>
+          <w:t>6-1-12</w:t>
+        </w:r>
+        <w:r>
+          <w:rPr>
+            <w:rStyle w:val="af6"/>
+            <w:rFonts w:hint="eastAsia"/>
+            <w:b w:val="0"/>
+            <w:bCs w:val="0"/>
+            <w:color w:val="auto"/>
+            <w:u w:val="none"/>
+          </w:rPr>
+          <w:t>循序圖－修改</w:t>
+        </w:r>
+        <w:r>
+          <w:rPr>
+            <w:rStyle w:val="af6"/>
+            <w:rFonts w:hint="eastAsia"/>
+            <w:b w:val="0"/>
+            <w:bCs w:val="0"/>
+            <w:color w:val="auto"/>
+            <w:u w:val="none"/>
+          </w:rPr>
+          <w:t>/</w:t>
+        </w:r>
+        <w:r>
+          <w:rPr>
+            <w:rStyle w:val="af6"/>
+            <w:rFonts w:hint="eastAsia"/>
+            <w:b w:val="0"/>
+            <w:bCs w:val="0"/>
+            <w:color w:val="auto"/>
+            <w:u w:val="none"/>
+          </w:rPr>
+          <w:t>停用帳號作業</w:t>
+        </w:r>
+        <w:r>
+          <w:rPr>
+            <w:webHidden/>
+          </w:rPr>
+          <w:tab/>
+        </w:r>
+        <w:r>
+          <w:rPr>
+            <w:rFonts w:hint="eastAsia"/>
+            <w:webHidden/>
+          </w:rPr>
+          <w:t>45</w:t>
+        </w:r>
+      </w:hyperlink>
+    </w:p>
+    <w:p>
+      <w:pPr>
+        <w:pStyle w:val="21"/>
+      </w:pPr>
+      <w:hyperlink w:anchor="_Toc230987214" w:history="1">
+        <w:r>
+          <w:rPr>
+            <w:rStyle w:val="af6"/>
+            <w:rFonts w:hint="eastAsia"/>
+            <w:b w:val="0"/>
+            <w:bCs w:val="0"/>
+            <w:color w:val="auto"/>
+            <w:u w:val="none"/>
+          </w:rPr>
+          <w:t>圖</w:t>
+        </w:r>
+        <w:r>
+          <w:rPr>
+            <w:rStyle w:val="af6"/>
+            <w:rFonts w:hint="eastAsia"/>
+            <w:b w:val="0"/>
+            <w:bCs w:val="0"/>
+            <w:color w:val="auto"/>
+            <w:u w:val="none"/>
+          </w:rPr>
+          <w:t>6-1-13</w:t>
+        </w:r>
+        <w:r>
+          <w:rPr>
+            <w:rStyle w:val="af6"/>
+            <w:rFonts w:hint="eastAsia"/>
+            <w:b w:val="0"/>
+            <w:bCs w:val="0"/>
+            <w:color w:val="auto"/>
+            <w:u w:val="none"/>
+          </w:rPr>
+          <w:t>循序圖－備份系統資料作業</w:t>
+        </w:r>
+        <w:r>
+          <w:rPr>
+            <w:webHidden/>
+          </w:rPr>
+          <w:tab/>
+        </w:r>
+        <w:r>
+          <w:rPr>
+            <w:rFonts w:hint="eastAsia"/>
+            <w:webHidden/>
+          </w:rPr>
+          <w:t>46</w:t>
+        </w:r>
+      </w:hyperlink>
+    </w:p>
+    <w:p>
+      <w:pPr>
+        <w:pStyle w:val="21"/>
+      </w:pPr>
+      <w:hyperlink w:anchor="_Toc230987214" w:history="1">
+        <w:r>
+          <w:rPr>
+            <w:rStyle w:val="af6"/>
+            <w:rFonts w:hint="eastAsia"/>
+            <w:b w:val="0"/>
+            <w:bCs w:val="0"/>
+            <w:color w:val="auto"/>
+            <w:u w:val="none"/>
+          </w:rPr>
+          <w:t>圖</w:t>
+        </w:r>
+        <w:r>
+          <w:rPr>
+            <w:rStyle w:val="af6"/>
+            <w:rFonts w:hint="eastAsia"/>
+            <w:b w:val="0"/>
+            <w:bCs w:val="0"/>
+            <w:color w:val="auto"/>
+            <w:u w:val="none"/>
+          </w:rPr>
+          <w:t>6-2-1</w:t>
+        </w:r>
+        <w:r>
+          <w:rPr>
+            <w:rStyle w:val="af6"/>
+            <w:rFonts w:hint="eastAsia"/>
+            <w:b w:val="0"/>
+            <w:bCs w:val="0"/>
+            <w:color w:val="auto"/>
+            <w:u w:val="none"/>
+          </w:rPr>
+          <w:t>設計類別圖</w:t>
+        </w:r>
+        <w:r>
+          <w:rPr>
+            <w:webHidden/>
+          </w:rPr>
+          <w:tab/>
+        </w:r>
+        <w:r>
+          <w:rPr>
+            <w:rFonts w:hint="eastAsia"/>
+            <w:webHidden/>
+          </w:rPr>
+          <w:t>47</w:t>
+        </w:r>
+      </w:hyperlink>
+    </w:p>
+    <w:p>
+      <w:pPr>
+        <w:pStyle w:val="21"/>
+        <w:rPr>
+          <w:rFonts w:hint="eastAsia"/>
+        </w:rPr>
+      </w:pPr>
+      <w:hyperlink w:anchor="_Toc230987214" w:history="1">
+        <w:r>
+          <w:rPr>
+            <w:rStyle w:val="af6"/>
+            <w:rFonts w:hint="eastAsia"/>
+            <w:b w:val="0"/>
+            <w:bCs w:val="0"/>
+            <w:color w:val="auto"/>
+            <w:u w:val="none"/>
+          </w:rPr>
+          <w:t>圖</w:t>
+        </w:r>
+        <w:r>
+          <w:rPr>
+            <w:rStyle w:val="af6"/>
+            <w:rFonts w:hint="eastAsia"/>
+            <w:b w:val="0"/>
+            <w:bCs w:val="0"/>
+            <w:color w:val="auto"/>
+            <w:u w:val="none"/>
+          </w:rPr>
+          <w:t xml:space="preserve">7-1-1 </w:t>
+        </w:r>
+        <w:r>
+          <w:rPr>
+            <w:rStyle w:val="af6"/>
+            <w:rFonts w:hint="eastAsia"/>
+            <w:b w:val="0"/>
+            <w:bCs w:val="0"/>
+            <w:color w:val="auto"/>
+            <w:u w:val="none"/>
+          </w:rPr>
+          <w:t>佈署圖</w:t>
+        </w:r>
+        <w:r>
+          <w:rPr>
+            <w:webHidden/>
+          </w:rPr>
+          <w:tab/>
+        </w:r>
+        <w:r>
+          <w:rPr>
+            <w:rFonts w:hint="eastAsia"/>
+            <w:webHidden/>
+          </w:rPr>
+          <w:t>48</w:t>
+        </w:r>
+      </w:hyperlink>
+    </w:p>
+    <w:p>
+      <w:pPr>
+        <w:pStyle w:val="21"/>
+      </w:pPr>
+      <w:hyperlink w:anchor="_Toc230987214" w:history="1">
+        <w:r>
+          <w:rPr>
+            <w:rStyle w:val="af6"/>
+            <w:rFonts w:hint="eastAsia"/>
+            <w:b w:val="0"/>
+            <w:bCs w:val="0"/>
+            <w:color w:val="auto"/>
+            <w:u w:val="none"/>
+          </w:rPr>
+          <w:t>圖</w:t>
+        </w:r>
+        <w:r>
+          <w:rPr>
+            <w:rStyle w:val="af6"/>
+            <w:rFonts w:hint="eastAsia"/>
+            <w:b w:val="0"/>
+            <w:bCs w:val="0"/>
+            <w:color w:val="auto"/>
+            <w:u w:val="none"/>
+          </w:rPr>
+          <w:t xml:space="preserve">7-2-1 </w:t>
+        </w:r>
+        <w:r>
+          <w:rPr>
+            <w:rStyle w:val="af6"/>
+            <w:rFonts w:hint="eastAsia"/>
+            <w:b w:val="0"/>
+            <w:bCs w:val="0"/>
+            <w:color w:val="auto"/>
+            <w:u w:val="none"/>
+          </w:rPr>
+          <w:t>前端套件圖</w:t>
+        </w:r>
+        <w:r>
+          <w:rPr>
+            <w:webHidden/>
+          </w:rPr>
+          <w:tab/>
+        </w:r>
+        <w:r>
+          <w:rPr>
+            <w:rFonts w:hint="eastAsia"/>
+            <w:webHidden/>
+          </w:rPr>
+          <w:t>48</w:t>
+        </w:r>
+      </w:hyperlink>
+    </w:p>
+    <w:p>
+      <w:pPr>
+        <w:pStyle w:val="21"/>
+        <w:rPr>
+          <w:rFonts w:hint="eastAsia"/>
+        </w:rPr>
+      </w:pPr>
+      <w:hyperlink w:anchor="_Toc230987214" w:history="1">
+        <w:r>
+          <w:rPr>
+            <w:rStyle w:val="af6"/>
+            <w:rFonts w:hint="eastAsia"/>
+            <w:b w:val="0"/>
+            <w:bCs w:val="0"/>
+            <w:color w:val="auto"/>
+            <w:u w:val="none"/>
+          </w:rPr>
+          <w:t>圖</w:t>
+        </w:r>
+        <w:r>
+          <w:rPr>
+            <w:rStyle w:val="af6"/>
+            <w:rFonts w:hint="eastAsia"/>
+            <w:b w:val="0"/>
+            <w:bCs w:val="0"/>
+            <w:color w:val="auto"/>
+            <w:u w:val="none"/>
+          </w:rPr>
+          <w:t xml:space="preserve">7-2-2 </w:t>
+        </w:r>
+        <w:r>
+          <w:rPr>
+            <w:rStyle w:val="af6"/>
+            <w:rFonts w:hint="eastAsia"/>
+            <w:b w:val="0"/>
+            <w:bCs w:val="0"/>
+            <w:color w:val="auto"/>
+            <w:u w:val="none"/>
+          </w:rPr>
+          <w:t>後端套件圖</w:t>
+        </w:r>
+        <w:r>
+          <w:rPr>
+            <w:webHidden/>
+          </w:rPr>
+          <w:tab/>
+        </w:r>
+        <w:r>
+          <w:rPr>
+            <w:rFonts w:hint="eastAsia"/>
+            <w:webHidden/>
+          </w:rPr>
+          <w:t>48</w:t>
+        </w:r>
+      </w:hyperlink>
+    </w:p>
+    <w:p>
+      <w:pPr>
+        <w:pStyle w:val="21"/>
+        <w:rPr>
+          <w:rFonts w:cstheme="minorBidi"/>
+          <w14:ligatures w14:val="standardContextual"/>
+        </w:rPr>
+      </w:pPr>
+      <w:hyperlink w:anchor="_Toc230987214" w:history="1">
+        <w:r>
+          <w:rPr>
+            <w:rStyle w:val="af6"/>
+            <w:rFonts w:hint="eastAsia"/>
+            <w:b w:val="0"/>
+            <w:bCs w:val="0"/>
+            <w:color w:val="auto"/>
+            <w:u w:val="none"/>
+          </w:rPr>
+          <w:t>圖</w:t>
+        </w:r>
+        <w:r>
+          <w:rPr>
+            <w:rStyle w:val="af6"/>
+            <w:rFonts w:hint="eastAsia"/>
+            <w:b w:val="0"/>
+            <w:bCs w:val="0"/>
+            <w:color w:val="auto"/>
+            <w:u w:val="none"/>
+          </w:rPr>
+          <w:t xml:space="preserve"> 7-3-1 </w:t>
+        </w:r>
+        <w:r>
+          <w:rPr>
+            <w:rStyle w:val="af6"/>
+            <w:rFonts w:hint="eastAsia"/>
+            <w:b w:val="0"/>
+            <w:bCs w:val="0"/>
+            <w:color w:val="auto"/>
+            <w:u w:val="none"/>
+          </w:rPr>
+          <w:t>元件圖</w:t>
+        </w:r>
+        <w:r>
+          <w:rPr>
+            <w:webHidden/>
+          </w:rPr>
+          <w:tab/>
+        </w:r>
+        <w:r>
+          <w:rPr>
+            <w:rFonts w:hint="eastAsia"/>
+            <w:webHidden/>
+          </w:rPr>
+          <w:t>49</w:t>
+        </w:r>
+      </w:hyperlink>
+    </w:p>
+    <w:p>
+      <w:pPr>
+        <w:pStyle w:val="21"/>
+      </w:pPr>
+      <w:hyperlink w:anchor="_Toc230987214" w:history="1">
+        <w:r>
+          <w:rPr>
+            <w:rStyle w:val="af6"/>
+            <w:rFonts w:hint="eastAsia"/>
+            <w:b w:val="0"/>
+            <w:bCs w:val="0"/>
+            <w:color w:val="auto"/>
+            <w:u w:val="none"/>
+          </w:rPr>
+          <w:t>圖</w:t>
+        </w:r>
+        <w:r>
+          <w:rPr>
+            <w:rStyle w:val="af6"/>
+            <w:rFonts w:hint="eastAsia"/>
+            <w:b w:val="0"/>
+            <w:bCs w:val="0"/>
+            <w:color w:val="auto"/>
+            <w:u w:val="none"/>
+          </w:rPr>
+          <w:t xml:space="preserve"> 7-4-1 </w:t>
+        </w:r>
+        <w:r>
+          <w:rPr>
+            <w:rStyle w:val="af6"/>
+            <w:rFonts w:hint="eastAsia"/>
+            <w:b w:val="0"/>
+            <w:bCs w:val="0"/>
+            <w:color w:val="auto"/>
+            <w:u w:val="none"/>
+          </w:rPr>
+          <w:t>狀態機圖</w:t>
+        </w:r>
+        <w:r>
+          <w:rPr>
+            <w:webHidden/>
+          </w:rPr>
+          <w:tab/>
+        </w:r>
+        <w:r>
+          <w:rPr>
+            <w:rFonts w:hint="eastAsia"/>
+            <w:webHidden/>
+          </w:rPr>
+          <w:t>50</w:t>
+        </w:r>
+      </w:hyperlink>
+    </w:p>
+    <w:p>
+      <w:pPr>
+        <w:pStyle w:val="21"/>
+      </w:pPr>
+      <w:hyperlink w:anchor="_Toc230987214" w:history="1">
+        <w:r>
+          <w:rPr>
+            <w:rStyle w:val="af6"/>
+            <w:rFonts w:hint="eastAsia"/>
+            <w:b w:val="0"/>
+            <w:bCs w:val="0"/>
+            <w:color w:val="auto"/>
+            <w:u w:val="none"/>
+          </w:rPr>
+          <w:t>圖</w:t>
+        </w:r>
+        <w:r>
+          <w:rPr>
+            <w:rStyle w:val="af6"/>
+            <w:rFonts w:hint="eastAsia"/>
+            <w:b w:val="0"/>
+            <w:bCs w:val="0"/>
+            <w:color w:val="auto"/>
+            <w:u w:val="none"/>
+          </w:rPr>
+          <w:t xml:space="preserve"> 7-4-2 </w:t>
+        </w:r>
+        <w:r>
+          <w:rPr>
+            <w:rStyle w:val="af6"/>
+            <w:rFonts w:hint="eastAsia"/>
+            <w:b w:val="0"/>
+            <w:bCs w:val="0"/>
+            <w:color w:val="auto"/>
+            <w:u w:val="none"/>
+          </w:rPr>
+          <w:t>時序圖</w:t>
+        </w:r>
+        <w:r>
+          <w:rPr>
+            <w:webHidden/>
+          </w:rPr>
+          <w:tab/>
+        </w:r>
+        <w:r>
+          <w:rPr>
+            <w:rFonts w:hint="eastAsia"/>
+            <w:webHidden/>
+          </w:rPr>
+          <w:t>50</w:t>
+        </w:r>
+      </w:hyperlink>
+    </w:p>
+    <w:p>
+      <w:pPr>
+        <w:pStyle w:val="21"/>
+      </w:pPr>
+      <w:hyperlink w:anchor="_Toc230987214" w:history="1">
+        <w:r>
+          <w:rPr>
+            <w:rStyle w:val="af6"/>
+            <w:rFonts w:hint="eastAsia"/>
+            <w:b w:val="0"/>
+            <w:bCs w:val="0"/>
+            <w:color w:val="auto"/>
+            <w:u w:val="none"/>
+          </w:rPr>
+          <w:t>圖</w:t>
+        </w:r>
+        <w:r>
+          <w:rPr>
+            <w:rStyle w:val="af6"/>
+            <w:rFonts w:hint="eastAsia"/>
+            <w:b w:val="0"/>
+            <w:bCs w:val="0"/>
+            <w:color w:val="auto"/>
+            <w:u w:val="none"/>
+          </w:rPr>
+          <w:t xml:space="preserve"> 8-1-1 </w:t>
+        </w:r>
+        <w:r>
+          <w:rPr>
+            <w:rStyle w:val="af6"/>
+            <w:rFonts w:hint="eastAsia"/>
+            <w:b w:val="0"/>
+            <w:bCs w:val="0"/>
+            <w:color w:val="auto"/>
+            <w:u w:val="none"/>
+          </w:rPr>
+          <w:t>資料庫關聯表</w:t>
+        </w:r>
+        <w:r>
+          <w:rPr>
+            <w:webHidden/>
+          </w:rPr>
+          <w:tab/>
+        </w:r>
+        <w:r>
+          <w:rPr>
+            <w:rFonts w:hint="eastAsia"/>
+            <w:webHidden/>
+          </w:rPr>
+          <w:t>51</w:t>
+        </w:r>
+      </w:hyperlink>
+    </w:p>
+    <w:p>
+      <w:pPr>
         <w:rPr>
           <w:rFonts w:eastAsia="標楷體"/>
+        </w:rPr>
+      </w:pPr>
+    </w:p>
+    <w:p>
+      <w:pPr>
+        <w:rPr>
+          <w:rFonts w:eastAsia="標楷體"/>
+        </w:rPr>
+      </w:pPr>
+    </w:p>
+    <w:p>
+      <w:pPr>
+        <w:widowControl/>
+        <w:rPr>
+          <w:rFonts w:eastAsia="標楷體"/>
+          <w:sz w:val="28"/>
+        </w:rPr>
+      </w:pPr>
+      <w:r>
+        <w:rPr>
+          <w:rFonts w:eastAsia="標楷體"/>
+          <w:sz w:val="28"/>
+        </w:rPr>
+        <w:br w:type="page"/>
+      </w:r>
+    </w:p>
+    <w:p>
+      <w:pPr>
+        <w:overflowPunct w:val="0"/>
+        <w:jc w:val="center"/>
+        <w:rPr>
+          <w:rFonts w:eastAsia="標楷體"/>
+          <w:b/>
+          <w:bCs/>
+          <w:sz w:val="32"/>
+          <w:szCs w:val="32"/>
+        </w:rPr>
+      </w:pPr>
+      <w:r>
+        <w:rPr>
+          <w:rFonts w:eastAsia="標楷體" w:hint="eastAsia"/>
+          <w:b/>
+          <w:bCs/>
+          <w:sz w:val="32"/>
+          <w:szCs w:val="32"/>
+        </w:rPr>
+        <w:lastRenderedPageBreak/>
+        <w:t>表目錄</w:t>
+      </w:r>
+    </w:p>
+    <w:p>
+      <w:pPr>
+        <w:pStyle w:val="21"/>
+      </w:pPr>
+      <w:hyperlink w:anchor="_Toc230987214" w:history="1">
+        <w:r>
+          <w:rPr>
+            <w:rStyle w:val="af6"/>
+            <w:rFonts w:hint="eastAsia"/>
+            <w:b w:val="0"/>
+            <w:bCs w:val="0"/>
+            <w:color w:val="auto"/>
+            <w:u w:val="none"/>
+          </w:rPr>
+          <w:t>表</w:t>
+        </w:r>
+        <w:r>
+          <w:rPr>
+            <w:rStyle w:val="af6"/>
+            <w:rFonts w:hint="eastAsia"/>
+            <w:b w:val="0"/>
+            <w:bCs w:val="0"/>
+            <w:color w:val="auto"/>
+            <w:u w:val="none"/>
+          </w:rPr>
+          <w:t xml:space="preserve"> 2-2-1 </w:t>
+        </w:r>
+        <w:r>
+          <w:rPr>
+            <w:rStyle w:val="af6"/>
+            <w:rFonts w:hint="eastAsia"/>
+            <w:b w:val="0"/>
+            <w:bCs w:val="0"/>
+            <w:color w:val="auto"/>
+            <w:u w:val="none"/>
+          </w:rPr>
+          <w:t>商業模式</w:t>
+        </w:r>
+        <w:r>
+          <w:rPr>
+            <w:webHidden/>
+          </w:rPr>
+          <w:tab/>
+        </w:r>
+        <w:r>
+          <w:rPr>
+            <w:rFonts w:hint="eastAsia"/>
+            <w:webHidden/>
+          </w:rPr>
+          <w:t>7</w:t>
+        </w:r>
+      </w:hyperlink>
+    </w:p>
+    <w:p>
+      <w:pPr>
+        <w:pStyle w:val="21"/>
+        <w:rPr>
+          <w:rFonts w:cstheme="minorBidi"/>
+          <w14:ligatures w14:val="standardContextual"/>
+        </w:rPr>
+      </w:pPr>
+      <w:hyperlink w:anchor="_Toc230987214" w:history="1">
+        <w:r>
+          <w:rPr>
+            <w:rStyle w:val="af6"/>
+            <w:rFonts w:hint="eastAsia"/>
+            <w:b w:val="0"/>
+            <w:bCs w:val="0"/>
+            <w:color w:val="auto"/>
+            <w:u w:val="none"/>
+          </w:rPr>
+          <w:t>表</w:t>
+        </w:r>
+        <w:r>
+          <w:rPr>
+            <w:rStyle w:val="af6"/>
+            <w:rFonts w:hint="eastAsia"/>
+            <w:b w:val="0"/>
+            <w:bCs w:val="0"/>
+            <w:color w:val="auto"/>
+            <w:u w:val="none"/>
+          </w:rPr>
+          <w:t xml:space="preserve"> 2-2-2 </w:t>
+        </w:r>
+        <w:r>
+          <w:rPr>
+            <w:rStyle w:val="af6"/>
+            <w:rFonts w:hint="eastAsia"/>
+            <w:b w:val="0"/>
+            <w:bCs w:val="0"/>
+            <w:color w:val="auto"/>
+            <w:u w:val="none"/>
+          </w:rPr>
+          <w:t>學生專題階段－成本的量化估算</w:t>
+        </w:r>
+        <w:r>
+          <w:rPr>
+            <w:webHidden/>
+          </w:rPr>
+          <w:tab/>
+        </w:r>
+        <w:r>
+          <w:rPr>
+            <w:rFonts w:hint="eastAsia"/>
+            <w:webHidden/>
+          </w:rPr>
+          <w:t>8</w:t>
+        </w:r>
+      </w:hyperlink>
+    </w:p>
+    <w:p>
+      <w:pPr>
+        <w:pStyle w:val="21"/>
+        <w:rPr>
+          <w:rFonts w:cstheme="minorBidi" w:hint="eastAsia"/>
+          <w14:ligatures w14:val="standardContextual"/>
+        </w:rPr>
+      </w:pPr>
+      <w:hyperlink w:anchor="_Toc230987214" w:history="1">
+        <w:r>
+          <w:rPr>
+            <w:rStyle w:val="af6"/>
+            <w:rFonts w:hint="eastAsia"/>
+            <w:b w:val="0"/>
+            <w:bCs w:val="0"/>
+            <w:color w:val="auto"/>
+            <w:u w:val="none"/>
+          </w:rPr>
+          <w:t>表</w:t>
+        </w:r>
+        <w:r>
+          <w:rPr>
+            <w:rStyle w:val="af6"/>
+            <w:rFonts w:hint="eastAsia"/>
+            <w:b w:val="0"/>
+            <w:bCs w:val="0"/>
+            <w:color w:val="auto"/>
+            <w:u w:val="none"/>
+          </w:rPr>
+          <w:t xml:space="preserve"> 2-2-3 </w:t>
+        </w:r>
+        <w:r>
+          <w:rPr>
+            <w:rStyle w:val="af6"/>
+            <w:rFonts w:hint="eastAsia"/>
+            <w:b w:val="0"/>
+            <w:bCs w:val="0"/>
+            <w:color w:val="auto"/>
+            <w:u w:val="none"/>
+          </w:rPr>
+          <w:t>商業化階段－成本的量化估算</w:t>
+        </w:r>
+        <w:r>
+          <w:rPr>
+            <w:webHidden/>
+          </w:rPr>
+          <w:tab/>
+        </w:r>
+        <w:r>
+          <w:rPr>
+            <w:rFonts w:hint="eastAsia"/>
+            <w:webHidden/>
+          </w:rPr>
+          <w:t>8</w:t>
+        </w:r>
+      </w:hyperlink>
+    </w:p>
+    <w:p>
+      <w:pPr>
+        <w:pStyle w:val="21"/>
+        <w:rPr>
+          <w:rFonts w:cstheme="minorBidi"/>
+          <w14:ligatures w14:val="standardContextual"/>
+        </w:rPr>
+      </w:pPr>
+      <w:r>
+        <w:rPr>
+          <w:rFonts w:hint="eastAsia"/>
+          <w:b w:val="0"/>
+          <w:bCs w:val="0"/>
+        </w:rPr>
+        <w:t>表</w:t>
+      </w:r>
+      <w:r>
+        <w:rPr>
+          <w:rFonts w:hint="eastAsia"/>
+        </w:rPr>
+        <w:t xml:space="preserve"> </w:t>
+      </w:r>
+      <w:hyperlink w:anchor="_Toc230987214" w:history="1">
+        <w:r>
+          <w:rPr>
+            <w:rStyle w:val="af6"/>
+            <w:rFonts w:hint="eastAsia"/>
+            <w:b w:val="0"/>
+            <w:bCs w:val="0"/>
+            <w:color w:val="auto"/>
+            <w:u w:val="none"/>
+          </w:rPr>
+          <w:t xml:space="preserve">2-2-4 </w:t>
+        </w:r>
+        <w:r>
+          <w:rPr>
+            <w:rStyle w:val="af6"/>
+            <w:rFonts w:hint="eastAsia"/>
+            <w:b w:val="0"/>
+            <w:bCs w:val="0"/>
+            <w:color w:val="auto"/>
+            <w:u w:val="none"/>
+          </w:rPr>
+          <w:t>商業化階段－收益的量化估算</w:t>
+        </w:r>
+        <w:r>
+          <w:rPr>
+            <w:webHidden/>
+          </w:rPr>
+          <w:tab/>
+        </w:r>
+        <w:r>
+          <w:rPr>
+            <w:rFonts w:hint="eastAsia"/>
+            <w:webHidden/>
+          </w:rPr>
+          <w:t>9</w:t>
+        </w:r>
+      </w:hyperlink>
+    </w:p>
+    <w:p>
+      <w:pPr>
+        <w:pStyle w:val="21"/>
+        <w:rPr>
+          <w:rFonts w:cstheme="minorBidi"/>
+          <w14:ligatures w14:val="standardContextual"/>
+        </w:rPr>
+      </w:pPr>
+      <w:hyperlink w:anchor="_Toc230987214" w:history="1">
+        <w:r>
+          <w:rPr>
+            <w:rStyle w:val="af6"/>
+            <w:rFonts w:hint="eastAsia"/>
+            <w:b w:val="0"/>
+            <w:bCs w:val="0"/>
+            <w:color w:val="auto"/>
+            <w:u w:val="none"/>
+          </w:rPr>
+          <w:t>表</w:t>
+        </w:r>
+        <w:r>
+          <w:rPr>
+            <w:rStyle w:val="af6"/>
+            <w:rFonts w:hint="eastAsia"/>
+            <w:b w:val="0"/>
+            <w:bCs w:val="0"/>
+            <w:color w:val="auto"/>
+            <w:u w:val="none"/>
+          </w:rPr>
+          <w:t xml:space="preserve"> 2-3-1 </w:t>
+        </w:r>
+        <w:r>
+          <w:rPr>
+            <w:rStyle w:val="af6"/>
+            <w:rFonts w:hint="eastAsia"/>
+            <w:b w:val="0"/>
+            <w:bCs w:val="0"/>
+            <w:color w:val="auto"/>
+            <w:u w:val="none"/>
+          </w:rPr>
+          <w:t>市場區隔</w:t>
+        </w:r>
+        <w:r>
+          <w:rPr>
+            <w:webHidden/>
+          </w:rPr>
+          <w:tab/>
+        </w:r>
+        <w:r>
+          <w:rPr>
+            <w:rFonts w:hint="eastAsia"/>
+            <w:webHidden/>
+          </w:rPr>
+          <w:t>9</w:t>
+        </w:r>
+      </w:hyperlink>
+    </w:p>
+    <w:p>
+      <w:pPr>
+        <w:pStyle w:val="21"/>
+        <w:rPr>
+          <w:rFonts w:cstheme="minorBidi"/>
+          <w14:ligatures w14:val="standardContextual"/>
+        </w:rPr>
+      </w:pPr>
+      <w:hyperlink w:anchor="_Toc230987214" w:history="1">
+        <w:r>
+          <w:rPr>
+            <w:rStyle w:val="af6"/>
+            <w:rFonts w:hint="eastAsia"/>
+            <w:b w:val="0"/>
+            <w:bCs w:val="0"/>
+            <w:color w:val="auto"/>
+            <w:u w:val="none"/>
+          </w:rPr>
+          <w:t>表</w:t>
+        </w:r>
+        <w:r>
+          <w:rPr>
+            <w:rStyle w:val="af6"/>
+            <w:rFonts w:hint="eastAsia"/>
+            <w:b w:val="0"/>
+            <w:bCs w:val="0"/>
+            <w:color w:val="auto"/>
+            <w:u w:val="none"/>
+          </w:rPr>
+          <w:t xml:space="preserve"> 2-4-1 SWOT</w:t>
+        </w:r>
+        <w:r>
+          <w:rPr>
+            <w:rStyle w:val="af6"/>
+            <w:rFonts w:hint="eastAsia"/>
+            <w:b w:val="0"/>
+            <w:bCs w:val="0"/>
+            <w:color w:val="auto"/>
+            <w:u w:val="none"/>
+          </w:rPr>
+          <w:t>分析</w:t>
+        </w:r>
+        <w:r>
+          <w:rPr>
+            <w:webHidden/>
+          </w:rPr>
+          <w:tab/>
+        </w:r>
+        <w:r>
+          <w:rPr>
+            <w:rFonts w:hint="eastAsia"/>
+            <w:webHidden/>
+          </w:rPr>
+          <w:t>11</w:t>
+        </w:r>
+      </w:hyperlink>
+    </w:p>
+    <w:p>
+      <w:pPr>
+        <w:pStyle w:val="21"/>
+        <w:rPr>
+          <w:rFonts w:cstheme="minorBidi"/>
+          <w14:ligatures w14:val="standardContextual"/>
+        </w:rPr>
+      </w:pPr>
+      <w:hyperlink w:anchor="_Toc230987214" w:history="1">
+        <w:r>
+          <w:rPr>
+            <w:rStyle w:val="af6"/>
+            <w:rFonts w:hint="eastAsia"/>
+            <w:b w:val="0"/>
+            <w:bCs w:val="0"/>
+            <w:color w:val="auto"/>
+            <w:u w:val="none"/>
+          </w:rPr>
+          <w:t>表</w:t>
+        </w:r>
+        <w:r>
+          <w:rPr>
+            <w:rStyle w:val="af6"/>
+            <w:rFonts w:hint="eastAsia"/>
+            <w:b w:val="0"/>
+            <w:bCs w:val="0"/>
+            <w:color w:val="auto"/>
+            <w:u w:val="none"/>
+          </w:rPr>
+          <w:t xml:space="preserve"> 2-4-2 TOWS</w:t>
+        </w:r>
+        <w:r>
+          <w:rPr>
+            <w:rStyle w:val="af6"/>
+            <w:rFonts w:hint="eastAsia"/>
+            <w:b w:val="0"/>
+            <w:bCs w:val="0"/>
+            <w:color w:val="auto"/>
+            <w:u w:val="none"/>
+          </w:rPr>
+          <w:t>分析</w:t>
+        </w:r>
+        <w:r>
+          <w:rPr>
+            <w:webHidden/>
+          </w:rPr>
+          <w:tab/>
+        </w:r>
+        <w:r>
+          <w:rPr>
+            <w:rFonts w:hint="eastAsia"/>
+            <w:webHidden/>
+          </w:rPr>
+          <w:t>11</w:t>
+        </w:r>
+      </w:hyperlink>
+    </w:p>
+    <w:p>
+      <w:pPr>
+        <w:pStyle w:val="21"/>
+      </w:pPr>
+      <w:hyperlink w:anchor="_Toc230987214" w:history="1">
+        <w:r>
+          <w:rPr>
+            <w:rStyle w:val="af6"/>
+            <w:rFonts w:hint="eastAsia"/>
+            <w:b w:val="0"/>
+            <w:bCs w:val="0"/>
+            <w:color w:val="auto"/>
+            <w:u w:val="none"/>
+          </w:rPr>
+          <w:t>表</w:t>
+        </w:r>
+        <w:r>
+          <w:rPr>
+            <w:rStyle w:val="af6"/>
+            <w:rFonts w:hint="eastAsia"/>
+            <w:b w:val="0"/>
+            <w:bCs w:val="0"/>
+            <w:color w:val="auto"/>
+            <w:u w:val="none"/>
+          </w:rPr>
+          <w:t xml:space="preserve"> 2-4-3 </w:t>
+        </w:r>
+        <w:r>
+          <w:rPr>
+            <w:rStyle w:val="af6"/>
+            <w:rFonts w:hint="eastAsia"/>
+            <w:b w:val="0"/>
+            <w:bCs w:val="0"/>
+            <w:color w:val="auto"/>
+            <w:u w:val="none"/>
+          </w:rPr>
+          <w:t>相關系統比較</w:t>
+        </w:r>
+        <w:r>
+          <w:rPr>
+            <w:webHidden/>
+          </w:rPr>
+          <w:tab/>
+        </w:r>
+        <w:r>
+          <w:rPr>
+            <w:rFonts w:hint="eastAsia"/>
+            <w:webHidden/>
+          </w:rPr>
+          <w:t>12</w:t>
+        </w:r>
+      </w:hyperlink>
+    </w:p>
+    <w:p>
+      <w:pPr>
+        <w:pStyle w:val="21"/>
+        <w:rPr>
+          <w:rStyle w:val="af6"/>
+          <w:b w:val="0"/>
+          <w:bCs w:val="0"/>
+          <w:color w:val="auto"/>
+          <w:u w:val="none"/>
+        </w:rPr>
+      </w:pPr>
+      <w:hyperlink w:anchor="_Toc230987214" w:history="1">
+        <w:r>
+          <w:rPr>
+            <w:rStyle w:val="af6"/>
+            <w:rFonts w:hint="eastAsia"/>
+            <w:b w:val="0"/>
+            <w:bCs w:val="0"/>
+            <w:color w:val="auto"/>
+            <w:u w:val="none"/>
+          </w:rPr>
+          <w:t>表</w:t>
+        </w:r>
+        <w:r>
+          <w:rPr>
+            <w:rStyle w:val="af6"/>
+            <w:rFonts w:hint="eastAsia"/>
+            <w:b w:val="0"/>
+            <w:bCs w:val="0"/>
+            <w:color w:val="auto"/>
+            <w:u w:val="none"/>
+          </w:rPr>
+          <w:t xml:space="preserve"> 3-2-1 </w:t>
+        </w:r>
+        <w:r>
+          <w:rPr>
+            <w:rStyle w:val="af6"/>
+            <w:rFonts w:hint="eastAsia"/>
+            <w:b w:val="0"/>
+            <w:bCs w:val="0"/>
+            <w:color w:val="auto"/>
+            <w:u w:val="none"/>
+          </w:rPr>
+          <w:t>系統軟體需求</w:t>
+        </w:r>
+        <w:r>
+          <w:rPr>
+            <w:webHidden/>
+          </w:rPr>
+          <w:tab/>
+        </w:r>
+        <w:r>
+          <w:rPr>
+            <w:rFonts w:hint="eastAsia"/>
+            <w:webHidden/>
+          </w:rPr>
+          <w:t>15</w:t>
+        </w:r>
+      </w:hyperlink>
+    </w:p>
+    <w:p>
+      <w:pPr>
+        <w:pStyle w:val="21"/>
+        <w:rPr>
+          <w:rStyle w:val="af6"/>
+          <w:b w:val="0"/>
+          <w:bCs w:val="0"/>
+          <w:color w:val="auto"/>
+          <w:u w:val="none"/>
+        </w:rPr>
+      </w:pPr>
+      <w:hyperlink w:anchor="_Toc230987214" w:history="1">
+        <w:r>
+          <w:rPr>
+            <w:rStyle w:val="af6"/>
+            <w:rFonts w:hint="eastAsia"/>
+            <w:b w:val="0"/>
+            <w:bCs w:val="0"/>
+            <w:color w:val="auto"/>
+            <w:u w:val="none"/>
+          </w:rPr>
+          <w:t>表</w:t>
+        </w:r>
+        <w:r>
+          <w:rPr>
+            <w:rStyle w:val="af6"/>
+            <w:rFonts w:hint="eastAsia"/>
+            <w:b w:val="0"/>
+            <w:bCs w:val="0"/>
+            <w:color w:val="auto"/>
+            <w:u w:val="none"/>
+          </w:rPr>
+          <w:t xml:space="preserve"> 3-2-2 </w:t>
+        </w:r>
+        <w:r>
+          <w:rPr>
+            <w:rStyle w:val="af6"/>
+            <w:rFonts w:hint="eastAsia"/>
+            <w:b w:val="0"/>
+            <w:bCs w:val="0"/>
+            <w:color w:val="auto"/>
+            <w:u w:val="none"/>
+          </w:rPr>
+          <w:t>系統硬體需求</w:t>
+        </w:r>
+        <w:r>
+          <w:rPr>
+            <w:webHidden/>
+          </w:rPr>
+          <w:tab/>
+        </w:r>
+        <w:r>
+          <w:rPr>
+            <w:rFonts w:hint="eastAsia"/>
+            <w:webHidden/>
+          </w:rPr>
+          <w:t>15</w:t>
+        </w:r>
+      </w:hyperlink>
+    </w:p>
+    <w:p>
+      <w:pPr>
+        <w:pStyle w:val="21"/>
+      </w:pPr>
+      <w:hyperlink w:anchor="_Toc230987214" w:history="1">
+        <w:r>
+          <w:rPr>
+            <w:rStyle w:val="af6"/>
+            <w:rFonts w:hint="eastAsia"/>
+            <w:b w:val="0"/>
+            <w:bCs w:val="0"/>
+            <w:color w:val="auto"/>
+            <w:u w:val="none"/>
+          </w:rPr>
+          <w:t>表</w:t>
+        </w:r>
+        <w:r>
+          <w:rPr>
+            <w:rStyle w:val="af6"/>
+            <w:rFonts w:hint="eastAsia"/>
+            <w:b w:val="0"/>
+            <w:bCs w:val="0"/>
+            <w:color w:val="auto"/>
+            <w:u w:val="none"/>
+          </w:rPr>
+          <w:t xml:space="preserve"> 3-3-1 </w:t>
+        </w:r>
+        <w:r>
+          <w:rPr>
+            <w:rStyle w:val="af6"/>
+            <w:rFonts w:hint="eastAsia"/>
+            <w:b w:val="0"/>
+            <w:bCs w:val="0"/>
+            <w:color w:val="auto"/>
+            <w:u w:val="none"/>
+          </w:rPr>
+          <w:t>系統開發環境與工具</w:t>
+        </w:r>
+        <w:r>
+          <w:rPr>
+            <w:webHidden/>
+          </w:rPr>
+          <w:tab/>
+        </w:r>
+        <w:r>
+          <w:rPr>
+            <w:rFonts w:hint="eastAsia"/>
+            <w:webHidden/>
+          </w:rPr>
+          <w:t>17</w:t>
+        </w:r>
+      </w:hyperlink>
+    </w:p>
+    <w:p>
+      <w:pPr>
+        <w:pStyle w:val="21"/>
+        <w:rPr>
+          <w:rFonts w:hint="eastAsia"/>
+          <w:b w:val="0"/>
+          <w:bCs w:val="0"/>
+        </w:rPr>
+      </w:pPr>
+      <w:hyperlink w:anchor="_Toc230987214" w:history="1">
+        <w:r>
+          <w:rPr>
+            <w:rStyle w:val="af6"/>
+            <w:rFonts w:hint="eastAsia"/>
+            <w:b w:val="0"/>
+            <w:bCs w:val="0"/>
+            <w:color w:val="auto"/>
+            <w:u w:val="none"/>
+          </w:rPr>
+          <w:t>表</w:t>
+        </w:r>
+        <w:r>
+          <w:rPr>
+            <w:rStyle w:val="af6"/>
+            <w:rFonts w:hint="eastAsia"/>
+            <w:b w:val="0"/>
+            <w:bCs w:val="0"/>
+            <w:color w:val="auto"/>
+            <w:u w:val="none"/>
+          </w:rPr>
+          <w:t xml:space="preserve">4-2-1 </w:t>
+        </w:r>
+        <w:r>
+          <w:rPr>
+            <w:rStyle w:val="af6"/>
+            <w:rFonts w:hint="eastAsia"/>
+            <w:b w:val="0"/>
+            <w:bCs w:val="0"/>
+            <w:color w:val="auto"/>
+            <w:u w:val="none"/>
+          </w:rPr>
+          <w:t>專案組織與分工</w:t>
+        </w:r>
+        <w:r>
+          <w:rPr>
+            <w:webHidden/>
+          </w:rPr>
+          <w:tab/>
+        </w:r>
+        <w:r>
+          <w:rPr>
+            <w:rFonts w:hint="eastAsia"/>
+            <w:webHidden/>
+          </w:rPr>
+          <w:t>18</w:t>
+        </w:r>
+      </w:hyperlink>
+    </w:p>
+    <w:p>
+      <w:pPr>
+        <w:pStyle w:val="21"/>
+      </w:pPr>
+      <w:hyperlink w:anchor="_Toc230987214" w:history="1">
+        <w:r>
+          <w:rPr>
+            <w:rStyle w:val="af6"/>
+            <w:rFonts w:hint="eastAsia"/>
+            <w:b w:val="0"/>
+            <w:bCs w:val="0"/>
+            <w:color w:val="auto"/>
+            <w:u w:val="none"/>
+          </w:rPr>
+          <w:t>表</w:t>
+        </w:r>
+        <w:r>
+          <w:rPr>
+            <w:rStyle w:val="af6"/>
+            <w:rFonts w:hint="eastAsia"/>
+            <w:b w:val="0"/>
+            <w:bCs w:val="0"/>
+            <w:color w:val="auto"/>
+            <w:u w:val="none"/>
+          </w:rPr>
+          <w:t xml:space="preserve">4-2-2 </w:t>
+        </w:r>
+        <w:r>
+          <w:rPr>
+            <w:rStyle w:val="af6"/>
+            <w:rFonts w:hint="eastAsia"/>
+            <w:b w:val="0"/>
+            <w:bCs w:val="0"/>
+            <w:color w:val="auto"/>
+            <w:u w:val="none"/>
+          </w:rPr>
+          <w:t>專題成果工作內容與貢獻度表</w:t>
+        </w:r>
+        <w:r>
+          <w:rPr>
+            <w:webHidden/>
+          </w:rPr>
+          <w:tab/>
+        </w:r>
+        <w:r>
+          <w:rPr>
+            <w:rFonts w:hint="eastAsia"/>
+            <w:webHidden/>
+          </w:rPr>
+          <w:t>20</w:t>
+        </w:r>
+      </w:hyperlink>
+    </w:p>
+    <w:p>
+      <w:pPr>
+        <w:pStyle w:val="21"/>
+        <w:rPr>
+          <w:rFonts w:hint="eastAsia"/>
+          <w:b w:val="0"/>
+          <w:bCs w:val="0"/>
+        </w:rPr>
+      </w:pPr>
+      <w:hyperlink w:anchor="_Toc230987214" w:history="1">
+        <w:r>
+          <w:rPr>
+            <w:rStyle w:val="af6"/>
+            <w:rFonts w:hint="eastAsia"/>
+            <w:b w:val="0"/>
+            <w:bCs w:val="0"/>
+            <w:color w:val="auto"/>
+            <w:u w:val="none"/>
+          </w:rPr>
+          <w:t>表</w:t>
+        </w:r>
+        <w:r>
+          <w:rPr>
+            <w:rStyle w:val="af6"/>
+            <w:rFonts w:hint="eastAsia"/>
+            <w:b w:val="0"/>
+            <w:bCs w:val="0"/>
+            <w:color w:val="auto"/>
+            <w:u w:val="none"/>
+          </w:rPr>
+          <w:t xml:space="preserve">5-1-1 </w:t>
+        </w:r>
+        <w:r>
+          <w:rPr>
+            <w:rStyle w:val="af6"/>
+            <w:rFonts w:hint="eastAsia"/>
+            <w:b w:val="0"/>
+            <w:bCs w:val="0"/>
+            <w:color w:val="auto"/>
+            <w:u w:val="none"/>
+          </w:rPr>
+          <w:t>功能需求清單</w:t>
+        </w:r>
+        <w:r>
+          <w:rPr>
+            <w:webHidden/>
+          </w:rPr>
+          <w:tab/>
+        </w:r>
+        <w:r>
+          <w:rPr>
+            <w:rFonts w:hint="eastAsia"/>
+            <w:webHidden/>
+          </w:rPr>
+          <w:t>22</w:t>
+        </w:r>
+      </w:hyperlink>
+    </w:p>
+    <w:p>
+      <w:pPr>
+        <w:pStyle w:val="21"/>
+        <w:rPr>
+          <w:rFonts w:hint="eastAsia"/>
+          <w:b w:val="0"/>
+          <w:bCs w:val="0"/>
+        </w:rPr>
+      </w:pPr>
+      <w:hyperlink w:anchor="_Toc230987214" w:history="1">
+        <w:r>
+          <w:rPr>
+            <w:rStyle w:val="af6"/>
+            <w:rFonts w:hint="eastAsia"/>
+            <w:b w:val="0"/>
+            <w:bCs w:val="0"/>
+            <w:color w:val="auto"/>
+            <w:u w:val="none"/>
+          </w:rPr>
+          <w:t>表</w:t>
+        </w:r>
+        <w:r>
+          <w:rPr>
+            <w:rStyle w:val="af6"/>
+            <w:rFonts w:hint="eastAsia"/>
+            <w:b w:val="0"/>
+            <w:bCs w:val="0"/>
+            <w:color w:val="auto"/>
+            <w:u w:val="none"/>
+          </w:rPr>
+          <w:t xml:space="preserve">5-1-2 </w:t>
+        </w:r>
+        <w:r>
+          <w:rPr>
+            <w:rStyle w:val="af6"/>
+            <w:rFonts w:hint="eastAsia"/>
+            <w:b w:val="0"/>
+            <w:bCs w:val="0"/>
+            <w:color w:val="auto"/>
+            <w:u w:val="none"/>
+          </w:rPr>
+          <w:t>非功能需求清單</w:t>
+        </w:r>
+        <w:r>
+          <w:rPr>
+            <w:webHidden/>
+          </w:rPr>
+          <w:tab/>
+        </w:r>
+        <w:r>
+          <w:rPr>
+            <w:rFonts w:hint="eastAsia"/>
+            <w:webHidden/>
+          </w:rPr>
+          <w:t>23</w:t>
+        </w:r>
+      </w:hyperlink>
+    </w:p>
+    <w:p>
+      <w:pPr>
+        <w:pStyle w:val="21"/>
+        <w:rPr>
+          <w:rFonts w:hint="eastAsia"/>
+          <w:b w:val="0"/>
+          <w:bCs w:val="0"/>
+        </w:rPr>
+      </w:pPr>
+      <w:hyperlink w:anchor="_Toc230987214" w:history="1">
+        <w:r>
+          <w:rPr>
+            <w:rStyle w:val="af6"/>
+            <w:rFonts w:hint="eastAsia"/>
+            <w:b w:val="0"/>
+            <w:bCs w:val="0"/>
+            <w:color w:val="auto"/>
+            <w:u w:val="none"/>
+          </w:rPr>
+          <w:t>表</w:t>
+        </w:r>
+        <w:r>
+          <w:rPr>
+            <w:rStyle w:val="af6"/>
+            <w:rFonts w:hint="eastAsia"/>
+            <w:b w:val="0"/>
+            <w:bCs w:val="0"/>
+            <w:color w:val="auto"/>
+            <w:u w:val="none"/>
+          </w:rPr>
+          <w:t xml:space="preserve"> 8-2-1 companies(</w:t>
+        </w:r>
+        <w:r>
+          <w:rPr>
+            <w:rStyle w:val="af6"/>
+            <w:rFonts w:hint="eastAsia"/>
+            <w:b w:val="0"/>
+            <w:bCs w:val="0"/>
+            <w:color w:val="auto"/>
+            <w:u w:val="none"/>
+          </w:rPr>
+          <w:t>公司表</w:t>
+        </w:r>
+        <w:r>
+          <w:rPr>
+            <w:rStyle w:val="af6"/>
+            <w:rFonts w:hint="eastAsia"/>
+            <w:b w:val="0"/>
+            <w:bCs w:val="0"/>
+            <w:color w:val="auto"/>
+            <w:u w:val="none"/>
+          </w:rPr>
+          <w:t xml:space="preserve">) </w:t>
+        </w:r>
+        <w:r>
+          <w:rPr>
+            <w:rStyle w:val="af6"/>
+            <w:rFonts w:hint="eastAsia"/>
+            <w:b w:val="0"/>
+            <w:bCs w:val="0"/>
+            <w:color w:val="auto"/>
+            <w:u w:val="none"/>
+          </w:rPr>
+          <w:t>欄位定義</w:t>
+        </w:r>
+        <w:r>
+          <w:rPr>
+            <w:webHidden/>
+          </w:rPr>
+          <w:tab/>
+        </w:r>
+        <w:r>
+          <w:rPr>
+            <w:webHidden/>
+          </w:rPr>
+          <w:fldChar w:fldCharType="begin"/>
+        </w:r>
+        <w:r>
+          <w:rPr>
+            <w:webHidden/>
+          </w:rPr>
+          <w:instrText xml:space="preserve"> PAGEREF _Toc230987214 \h </w:instrText>
+        </w:r>
+        <w:r>
+          <w:rPr>
+            <w:webHidden/>
+          </w:rPr>
+        </w:r>
+        <w:r>
+          <w:rPr>
+            <w:webHidden/>
+          </w:rPr>
+          <w:fldChar w:fldCharType="separate"/>
+        </w:r>
+        <w:r>
+          <w:rPr>
+            <w:webHidden/>
+          </w:rPr>
+          <w:t>52</w:t>
+        </w:r>
+        <w:r>
+          <w:rPr>
+            <w:webHidden/>
+          </w:rPr>
+          <w:fldChar w:fldCharType="end"/>
+        </w:r>
+      </w:hyperlink>
+    </w:p>
+    <w:p>
+      <w:pPr>
+        <w:pStyle w:val="21"/>
+        <w:rPr>
+          <w:rFonts w:hint="eastAsia"/>
+          <w:b w:val="0"/>
+          <w:bCs w:val="0"/>
+        </w:rPr>
+      </w:pPr>
+      <w:hyperlink w:anchor="_Toc230987214" w:history="1">
+        <w:r>
+          <w:rPr>
+            <w:rStyle w:val="af6"/>
+            <w:rFonts w:hint="eastAsia"/>
+            <w:b w:val="0"/>
+            <w:bCs w:val="0"/>
+            <w:color w:val="auto"/>
+            <w:u w:val="none"/>
+          </w:rPr>
+          <w:t>表</w:t>
+        </w:r>
+        <w:r>
+          <w:rPr>
+            <w:rStyle w:val="af6"/>
+            <w:rFonts w:hint="eastAsia"/>
+            <w:b w:val="0"/>
+            <w:bCs w:val="0"/>
+            <w:color w:val="auto"/>
+            <w:u w:val="none"/>
+          </w:rPr>
+          <w:t xml:space="preserve"> 8-2-2 departments (</w:t>
+        </w:r>
+        <w:r>
+          <w:rPr>
+            <w:rStyle w:val="af6"/>
+            <w:rFonts w:hint="eastAsia"/>
+            <w:b w:val="0"/>
+            <w:bCs w:val="0"/>
+            <w:color w:val="auto"/>
+            <w:u w:val="none"/>
+          </w:rPr>
+          <w:t>部門表</w:t>
+        </w:r>
+        <w:r>
+          <w:rPr>
+            <w:rStyle w:val="af6"/>
+            <w:rFonts w:hint="eastAsia"/>
+            <w:b w:val="0"/>
+            <w:bCs w:val="0"/>
+            <w:color w:val="auto"/>
+            <w:u w:val="none"/>
+          </w:rPr>
+          <w:t xml:space="preserve">) </w:t>
+        </w:r>
+        <w:r>
+          <w:rPr>
+            <w:rStyle w:val="af6"/>
+            <w:rFonts w:hint="eastAsia"/>
+            <w:b w:val="0"/>
+            <w:bCs w:val="0"/>
+            <w:color w:val="auto"/>
+            <w:u w:val="none"/>
+          </w:rPr>
+          <w:t>欄位定義</w:t>
+        </w:r>
+        <w:r>
+          <w:rPr>
+            <w:webHidden/>
+          </w:rPr>
+          <w:tab/>
+        </w:r>
+        <w:r>
+          <w:rPr>
+            <w:webHidden/>
+          </w:rPr>
+          <w:fldChar w:fldCharType="begin"/>
+        </w:r>
+        <w:r>
+          <w:rPr>
+            <w:webHidden/>
+          </w:rPr>
+          <w:instrText xml:space="preserve"> PAGEREF _Toc230987214 \h </w:instrText>
+        </w:r>
+        <w:r>
+          <w:rPr>
+            <w:webHidden/>
+          </w:rPr>
+        </w:r>
+        <w:r>
+          <w:rPr>
+            <w:webHidden/>
+          </w:rPr>
+          <w:fldChar w:fldCharType="separate"/>
+        </w:r>
+        <w:r>
+          <w:rPr>
+            <w:webHidden/>
+          </w:rPr>
+          <w:t>52</w:t>
+        </w:r>
+        <w:r>
+          <w:rPr>
+            <w:webHidden/>
+          </w:rPr>
+          <w:fldChar w:fldCharType="end"/>
+        </w:r>
+      </w:hyperlink>
+    </w:p>
+    <w:p>
+      <w:pPr>
+        <w:pStyle w:val="21"/>
+        <w:rPr>
+          <w:rFonts w:hint="eastAsia"/>
+          <w:b w:val="0"/>
+          <w:bCs w:val="0"/>
+        </w:rPr>
+      </w:pPr>
+      <w:hyperlink w:anchor="_Toc230987214" w:history="1">
+        <w:r>
+          <w:rPr>
+            <w:rStyle w:val="af6"/>
+            <w:rFonts w:hint="eastAsia"/>
+            <w:b w:val="0"/>
+            <w:bCs w:val="0"/>
+            <w:color w:val="auto"/>
+            <w:u w:val="none"/>
+          </w:rPr>
+          <w:t>表</w:t>
+        </w:r>
+        <w:r>
+          <w:rPr>
+            <w:rStyle w:val="af6"/>
+            <w:rFonts w:hint="eastAsia"/>
+            <w:b w:val="0"/>
+            <w:bCs w:val="0"/>
+            <w:color w:val="auto"/>
+            <w:u w:val="none"/>
+          </w:rPr>
+          <w:t xml:space="preserve"> 8-2-3 role(</w:t>
+        </w:r>
+        <w:r>
+          <w:rPr>
+            <w:rStyle w:val="af6"/>
+            <w:rFonts w:hint="eastAsia"/>
+            <w:b w:val="0"/>
+            <w:bCs w:val="0"/>
+            <w:color w:val="auto"/>
+            <w:u w:val="none"/>
+          </w:rPr>
+          <w:t>角色表</w:t>
+        </w:r>
+        <w:r>
+          <w:rPr>
+            <w:rStyle w:val="af6"/>
+            <w:rFonts w:hint="eastAsia"/>
+            <w:b w:val="0"/>
+            <w:bCs w:val="0"/>
+            <w:color w:val="auto"/>
+            <w:u w:val="none"/>
+          </w:rPr>
+          <w:t xml:space="preserve">) </w:t>
+        </w:r>
+        <w:r>
+          <w:rPr>
+            <w:rStyle w:val="af6"/>
+            <w:rFonts w:hint="eastAsia"/>
+            <w:b w:val="0"/>
+            <w:bCs w:val="0"/>
+            <w:color w:val="auto"/>
+            <w:u w:val="none"/>
+          </w:rPr>
+          <w:t>欄位定義</w:t>
+        </w:r>
+        <w:r>
+          <w:rPr>
+            <w:webHidden/>
+          </w:rPr>
+          <w:tab/>
+        </w:r>
+        <w:r>
+          <w:rPr>
+            <w:webHidden/>
+          </w:rPr>
+          <w:fldChar w:fldCharType="begin"/>
+        </w:r>
+        <w:r>
+          <w:rPr>
+            <w:webHidden/>
+          </w:rPr>
+          <w:instrText xml:space="preserve"> PAGEREF _Toc230987214 \h </w:instrText>
+        </w:r>
+        <w:r>
+          <w:rPr>
+            <w:webHidden/>
+          </w:rPr>
+        </w:r>
+        <w:r>
+          <w:rPr>
+            <w:webHidden/>
+          </w:rPr>
+          <w:fldChar w:fldCharType="separate"/>
+        </w:r>
+        <w:r>
+          <w:rPr>
+            <w:webHidden/>
+          </w:rPr>
+          <w:t>52</w:t>
+        </w:r>
+        <w:r>
+          <w:rPr>
+            <w:webHidden/>
+          </w:rPr>
+          <w:fldChar w:fldCharType="end"/>
+        </w:r>
+      </w:hyperlink>
+    </w:p>
+    <w:p>
+      <w:pPr>
+        <w:pStyle w:val="21"/>
+        <w:rPr>
+          <w:rFonts w:hint="eastAsia"/>
+          <w:b w:val="0"/>
+          <w:bCs w:val="0"/>
+        </w:rPr>
+      </w:pPr>
+      <w:hyperlink w:anchor="_Toc230987214" w:history="1">
+        <w:r>
+          <w:rPr>
+            <w:rStyle w:val="af6"/>
+            <w:rFonts w:hint="eastAsia"/>
+            <w:b w:val="0"/>
+            <w:bCs w:val="0"/>
+            <w:color w:val="auto"/>
+            <w:u w:val="none"/>
+          </w:rPr>
+          <w:t>表</w:t>
+        </w:r>
+        <w:r>
+          <w:rPr>
+            <w:rStyle w:val="af6"/>
+            <w:rFonts w:hint="eastAsia"/>
+            <w:b w:val="0"/>
+            <w:bCs w:val="0"/>
+            <w:color w:val="auto"/>
+            <w:u w:val="none"/>
+          </w:rPr>
+          <w:t xml:space="preserve"> 8-2-4 users (</w:t>
+        </w:r>
+        <w:r>
+          <w:rPr>
+            <w:rStyle w:val="af6"/>
+            <w:rFonts w:hint="eastAsia"/>
+            <w:b w:val="0"/>
+            <w:bCs w:val="0"/>
+            <w:color w:val="auto"/>
+            <w:u w:val="none"/>
+          </w:rPr>
+          <w:t>使用者表</w:t>
+        </w:r>
+        <w:r>
+          <w:rPr>
+            <w:rStyle w:val="af6"/>
+            <w:rFonts w:hint="eastAsia"/>
+            <w:b w:val="0"/>
+            <w:bCs w:val="0"/>
+            <w:color w:val="auto"/>
+            <w:u w:val="none"/>
+          </w:rPr>
+          <w:t xml:space="preserve">) </w:t>
+        </w:r>
+        <w:r>
+          <w:rPr>
+            <w:rStyle w:val="af6"/>
+            <w:rFonts w:hint="eastAsia"/>
+            <w:b w:val="0"/>
+            <w:bCs w:val="0"/>
+            <w:color w:val="auto"/>
+            <w:u w:val="none"/>
+          </w:rPr>
+          <w:t>欄位定義</w:t>
+        </w:r>
+        <w:r>
+          <w:rPr>
+            <w:webHidden/>
+          </w:rPr>
+          <w:tab/>
+        </w:r>
+        <w:r>
+          <w:rPr>
+            <w:webHidden/>
+          </w:rPr>
+          <w:fldChar w:fldCharType="begin"/>
+        </w:r>
+        <w:r>
+          <w:rPr>
+            <w:webHidden/>
+          </w:rPr>
+          <w:instrText xml:space="preserve"> PAGEREF _Toc230987214 \h </w:instrText>
+        </w:r>
+        <w:r>
+          <w:rPr>
+            <w:webHidden/>
+          </w:rPr>
+        </w:r>
+        <w:r>
+          <w:rPr>
+            <w:webHidden/>
+          </w:rPr>
+          <w:fldChar w:fldCharType="separate"/>
+        </w:r>
+        <w:r>
+          <w:rPr>
+            <w:webHidden/>
+          </w:rPr>
+          <w:t>52</w:t>
+        </w:r>
+        <w:r>
+          <w:rPr>
+            <w:webHidden/>
+          </w:rPr>
+          <w:fldChar w:fldCharType="end"/>
+        </w:r>
+      </w:hyperlink>
+    </w:p>
+    <w:p>
+      <w:pPr>
+        <w:pStyle w:val="21"/>
+        <w:rPr>
+          <w:rFonts w:hint="eastAsia"/>
+          <w:b w:val="0"/>
+          <w:bCs w:val="0"/>
+        </w:rPr>
+      </w:pPr>
+      <w:hyperlink w:anchor="_Toc230987214" w:history="1">
+        <w:r>
+          <w:rPr>
+            <w:rStyle w:val="af6"/>
+            <w:rFonts w:hint="eastAsia"/>
+            <w:b w:val="0"/>
+            <w:bCs w:val="0"/>
+            <w:color w:val="auto"/>
+            <w:u w:val="none"/>
+          </w:rPr>
+          <w:t>表</w:t>
+        </w:r>
+        <w:r>
+          <w:rPr>
+            <w:rStyle w:val="af6"/>
+            <w:rFonts w:hint="eastAsia"/>
+            <w:b w:val="0"/>
+            <w:bCs w:val="0"/>
+            <w:color w:val="auto"/>
+            <w:u w:val="none"/>
+          </w:rPr>
+          <w:t xml:space="preserve"> 8-2-5 assets (</w:t>
+        </w:r>
+        <w:r>
+          <w:rPr>
+            <w:rStyle w:val="af6"/>
+            <w:rFonts w:hint="eastAsia"/>
+            <w:b w:val="0"/>
+            <w:bCs w:val="0"/>
+            <w:color w:val="auto"/>
+            <w:u w:val="none"/>
+          </w:rPr>
+          <w:t>資產表</w:t>
+        </w:r>
+        <w:r>
+          <w:rPr>
+            <w:rStyle w:val="af6"/>
+            <w:rFonts w:hint="eastAsia"/>
+            <w:b w:val="0"/>
+            <w:bCs w:val="0"/>
+            <w:color w:val="auto"/>
+            <w:u w:val="none"/>
+          </w:rPr>
+          <w:t xml:space="preserve">) </w:t>
+        </w:r>
+        <w:r>
+          <w:rPr>
+            <w:rStyle w:val="af6"/>
+            <w:rFonts w:hint="eastAsia"/>
+            <w:b w:val="0"/>
+            <w:bCs w:val="0"/>
+            <w:color w:val="auto"/>
+            <w:u w:val="none"/>
+          </w:rPr>
+          <w:t>欄位定義</w:t>
+        </w:r>
+        <w:r>
+          <w:rPr>
+            <w:webHidden/>
+          </w:rPr>
+          <w:tab/>
+        </w:r>
+        <w:r>
+          <w:rPr>
+            <w:webHidden/>
+          </w:rPr>
+          <w:fldChar w:fldCharType="begin"/>
+        </w:r>
+        <w:r>
+          <w:rPr>
+            <w:webHidden/>
+          </w:rPr>
+          <w:instrText xml:space="preserve"> PAGEREF _Toc230987214 \h </w:instrText>
+        </w:r>
+        <w:r>
+          <w:rPr>
+            <w:webHidden/>
+          </w:rPr>
+        </w:r>
+        <w:r>
+          <w:rPr>
+            <w:webHidden/>
+          </w:rPr>
+          <w:fldChar w:fldCharType="separate"/>
+        </w:r>
+        <w:r>
+          <w:rPr>
+            <w:webHidden/>
+          </w:rPr>
+          <w:t>52</w:t>
+        </w:r>
+        <w:r>
+          <w:rPr>
+            <w:webHidden/>
+          </w:rPr>
+          <w:fldChar w:fldCharType="end"/>
+        </w:r>
+      </w:hyperlink>
+    </w:p>
+    <w:p>
+      <w:pPr>
+        <w:pStyle w:val="21"/>
+        <w:rPr>
+          <w:rFonts w:hint="eastAsia"/>
+          <w:b w:val="0"/>
+          <w:bCs w:val="0"/>
+        </w:rPr>
+      </w:pPr>
+      <w:hyperlink w:anchor="_Toc230987214" w:history="1">
+        <w:r>
+          <w:rPr>
+            <w:rStyle w:val="af6"/>
+            <w:rFonts w:hint="eastAsia"/>
+            <w:b w:val="0"/>
+            <w:bCs w:val="0"/>
+            <w:color w:val="auto"/>
+            <w:u w:val="none"/>
+          </w:rPr>
+          <w:t>表</w:t>
+        </w:r>
+        <w:r>
+          <w:rPr>
+            <w:rStyle w:val="af6"/>
+            <w:rFonts w:hint="eastAsia"/>
+            <w:b w:val="0"/>
+            <w:bCs w:val="0"/>
+            <w:color w:val="auto"/>
+            <w:u w:val="none"/>
+          </w:rPr>
+          <w:t xml:space="preserve"> 8-2-6 vulnerabilities (</w:t>
+        </w:r>
+        <w:r>
+          <w:rPr>
+            <w:rStyle w:val="af6"/>
+            <w:rFonts w:hint="eastAsia"/>
+            <w:b w:val="0"/>
+            <w:bCs w:val="0"/>
+            <w:color w:val="auto"/>
+            <w:u w:val="none"/>
+          </w:rPr>
+          <w:t>弱點表</w:t>
+        </w:r>
+        <w:r>
+          <w:rPr>
+            <w:rStyle w:val="af6"/>
+            <w:rFonts w:hint="eastAsia"/>
+            <w:b w:val="0"/>
+            <w:bCs w:val="0"/>
+            <w:color w:val="auto"/>
+            <w:u w:val="none"/>
+          </w:rPr>
+          <w:t xml:space="preserve">) </w:t>
+        </w:r>
+        <w:r>
+          <w:rPr>
+            <w:rStyle w:val="af6"/>
+            <w:rFonts w:hint="eastAsia"/>
+            <w:b w:val="0"/>
+            <w:bCs w:val="0"/>
+            <w:color w:val="auto"/>
+            <w:u w:val="none"/>
+          </w:rPr>
+          <w:t>欄位定義</w:t>
+        </w:r>
+        <w:r>
+          <w:rPr>
+            <w:webHidden/>
+          </w:rPr>
+          <w:tab/>
+        </w:r>
+        <w:r>
+          <w:rPr>
+            <w:rFonts w:hint="eastAsia"/>
+            <w:webHidden/>
+          </w:rPr>
+          <w:t>53</w:t>
+        </w:r>
+      </w:hyperlink>
+    </w:p>
+    <w:p>
+      <w:pPr>
+        <w:pStyle w:val="21"/>
+        <w:rPr>
+          <w:rFonts w:hint="eastAsia"/>
+          <w:b w:val="0"/>
+          <w:bCs w:val="0"/>
+        </w:rPr>
+      </w:pPr>
+      <w:hyperlink w:anchor="_Toc230987214" w:history="1">
+        <w:r>
+          <w:rPr>
+            <w:rStyle w:val="af6"/>
+            <w:rFonts w:hint="eastAsia"/>
+            <w:b w:val="0"/>
+            <w:bCs w:val="0"/>
+            <w:color w:val="auto"/>
+            <w:u w:val="none"/>
+          </w:rPr>
+          <w:t>表</w:t>
+        </w:r>
+        <w:r>
+          <w:rPr>
+            <w:rStyle w:val="af6"/>
+            <w:rFonts w:hint="eastAsia"/>
+            <w:b w:val="0"/>
+            <w:bCs w:val="0"/>
+            <w:color w:val="auto"/>
+            <w:u w:val="none"/>
+          </w:rPr>
+          <w:t xml:space="preserve"> 8-2-7 risk_assessments (AI </w:t>
+        </w:r>
+        <w:r>
+          <w:rPr>
+            <w:rStyle w:val="af6"/>
+            <w:rFonts w:hint="eastAsia"/>
+            <w:b w:val="0"/>
+            <w:bCs w:val="0"/>
+            <w:color w:val="auto"/>
+            <w:u w:val="none"/>
+          </w:rPr>
+          <w:t>風險分析結果表</w:t>
+        </w:r>
+        <w:r>
+          <w:rPr>
+            <w:rStyle w:val="af6"/>
+            <w:rFonts w:hint="eastAsia"/>
+            <w:b w:val="0"/>
+            <w:bCs w:val="0"/>
+            <w:color w:val="auto"/>
+            <w:u w:val="none"/>
+          </w:rPr>
+          <w:t xml:space="preserve">) </w:t>
+        </w:r>
+        <w:r>
+          <w:rPr>
+            <w:rStyle w:val="af6"/>
+            <w:rFonts w:hint="eastAsia"/>
+            <w:b w:val="0"/>
+            <w:bCs w:val="0"/>
+            <w:color w:val="auto"/>
+            <w:u w:val="none"/>
+          </w:rPr>
+          <w:t>欄位定義</w:t>
+        </w:r>
+        <w:r>
+          <w:rPr>
+            <w:webHidden/>
+          </w:rPr>
+          <w:tab/>
+        </w:r>
+        <w:r>
+          <w:rPr>
+            <w:rFonts w:hint="eastAsia"/>
+            <w:webHidden/>
+          </w:rPr>
+          <w:t>53</w:t>
+        </w:r>
+      </w:hyperlink>
+    </w:p>
+    <w:p>
+      <w:pPr>
+        <w:pStyle w:val="21"/>
+        <w:rPr>
+          <w:rFonts w:hint="eastAsia"/>
+          <w:b w:val="0"/>
+          <w:bCs w:val="0"/>
+        </w:rPr>
+      </w:pPr>
+      <w:hyperlink w:anchor="_Toc230987214" w:history="1">
+        <w:r>
+          <w:rPr>
+            <w:rStyle w:val="af6"/>
+            <w:rFonts w:hint="eastAsia"/>
+            <w:b w:val="0"/>
+            <w:bCs w:val="0"/>
+            <w:color w:val="auto"/>
+            <w:u w:val="none"/>
+          </w:rPr>
+          <w:t>表</w:t>
+        </w:r>
+        <w:r>
+          <w:rPr>
+            <w:rStyle w:val="af6"/>
+            <w:rFonts w:hint="eastAsia"/>
+            <w:b w:val="0"/>
+            <w:bCs w:val="0"/>
+            <w:color w:val="auto"/>
+            <w:u w:val="none"/>
+          </w:rPr>
+          <w:t xml:space="preserve"> 8-2-8 audit_logs (</w:t>
+        </w:r>
+        <w:r>
+          <w:rPr>
+            <w:rStyle w:val="af6"/>
+            <w:rFonts w:hint="eastAsia"/>
+            <w:b w:val="0"/>
+            <w:bCs w:val="0"/>
+            <w:color w:val="auto"/>
+            <w:u w:val="none"/>
+          </w:rPr>
+          <w:t>稽核紀錄表</w:t>
+        </w:r>
+        <w:r>
+          <w:rPr>
+            <w:rStyle w:val="af6"/>
+            <w:rFonts w:hint="eastAsia"/>
+            <w:b w:val="0"/>
+            <w:bCs w:val="0"/>
+            <w:color w:val="auto"/>
+            <w:u w:val="none"/>
+          </w:rPr>
+          <w:t xml:space="preserve">) </w:t>
+        </w:r>
+        <w:r>
+          <w:rPr>
+            <w:rStyle w:val="af6"/>
+            <w:rFonts w:hint="eastAsia"/>
+            <w:b w:val="0"/>
+            <w:bCs w:val="0"/>
+            <w:color w:val="auto"/>
+            <w:u w:val="none"/>
+          </w:rPr>
+          <w:t>欄位定義</w:t>
+        </w:r>
+        <w:r>
+          <w:rPr>
+            <w:webHidden/>
+          </w:rPr>
+          <w:tab/>
+        </w:r>
+        <w:r>
+          <w:rPr>
+            <w:rFonts w:hint="eastAsia"/>
+            <w:webHidden/>
+          </w:rPr>
+          <w:t>54</w:t>
+        </w:r>
+      </w:hyperlink>
+    </w:p>
+    <w:p>
+      <w:pPr>
+        <w:rPr>
+          <w:rFonts w:eastAsia="標楷體" w:hint="eastAsia"/>
         </w:rPr>
       </w:pPr>
     </w:p>
@@ -5146,43 +8086,7 @@
           <w:sz w:val="28"/>
           <w:szCs w:val="28"/>
         </w:rPr>
-        <w:t>隨著全球數位化與雲端服務的</w:t>
-      </w:r>
-      <w:proofErr w:type="gramStart"/>
-      <w:r>
-        <w:rPr>
-          <w:rFonts w:eastAsia="標楷體" w:cs="標楷體"/>
-          <w:sz w:val="28"/>
-          <w:szCs w:val="28"/>
-        </w:rPr>
-        <w:t>普及，</w:t>
-      </w:r>
-      <w:proofErr w:type="gramEnd"/>
-      <w:r>
-        <w:rPr>
-          <w:rFonts w:eastAsia="標楷體" w:cs="標楷體"/>
-          <w:sz w:val="28"/>
-          <w:szCs w:val="28"/>
-        </w:rPr>
-        <w:t>資訊安全已成為組織營運不可或缺的一部分。為建立具備國際公信力</w:t>
-      </w:r>
-      <w:proofErr w:type="gramStart"/>
-      <w:r>
-        <w:rPr>
-          <w:rFonts w:eastAsia="標楷體" w:cs="標楷體"/>
-          <w:sz w:val="28"/>
-          <w:szCs w:val="28"/>
-        </w:rPr>
-        <w:t>的資安防護</w:t>
-      </w:r>
-      <w:proofErr w:type="gramEnd"/>
-      <w:r>
-        <w:rPr>
-          <w:rFonts w:eastAsia="標楷體" w:cs="標楷體"/>
-          <w:sz w:val="28"/>
-          <w:szCs w:val="28"/>
-        </w:rPr>
-        <w:t>體系，許多組織選擇導入</w:t>
+        <w:t>隨著全球數位化與雲端服務的普及，資訊安全已成為組織營運不可或缺的一部分。為建立具備國際公信力的資安防護體系，許多組織選擇導入</w:t>
       </w:r>
       <w:r>
         <w:rPr>
@@ -5246,25 +8150,7 @@
           <w:sz w:val="28"/>
           <w:szCs w:val="28"/>
         </w:rPr>
-        <w:t>流程中，「資產盤點」與「風險評鑑」是</w:t>
-      </w:r>
-      <w:proofErr w:type="gramStart"/>
-      <w:r>
-        <w:rPr>
-          <w:rFonts w:eastAsia="標楷體" w:cs="標楷體"/>
-          <w:sz w:val="28"/>
-          <w:szCs w:val="28"/>
-        </w:rPr>
-        <w:t>決定資安政策</w:t>
-      </w:r>
-      <w:proofErr w:type="gramEnd"/>
-      <w:r>
-        <w:rPr>
-          <w:rFonts w:eastAsia="標楷體" w:cs="標楷體"/>
-          <w:sz w:val="28"/>
-          <w:szCs w:val="28"/>
-        </w:rPr>
-        <w:t>成敗的關鍵前期作業。</w:t>
+        <w:t>流程中，「資產盤點」與「風險評鑑」是決定資安政策成敗的關鍵前期作業。</w:t>
       </w:r>
     </w:p>
     <w:p>
@@ -5284,25 +8170,7 @@
           <w:sz w:val="28"/>
           <w:szCs w:val="28"/>
         </w:rPr>
-        <w:t>然而，現行的實務運作高度依賴人工填寫與主觀判斷。組織內</w:t>
-      </w:r>
-      <w:proofErr w:type="gramStart"/>
-      <w:r>
-        <w:rPr>
-          <w:rFonts w:eastAsia="標楷體" w:cs="標楷體"/>
-          <w:sz w:val="28"/>
-          <w:szCs w:val="28"/>
-        </w:rPr>
-        <w:t>的資安承辦</w:t>
-      </w:r>
-      <w:proofErr w:type="gramEnd"/>
-      <w:r>
-        <w:rPr>
-          <w:rFonts w:eastAsia="標楷體" w:cs="標楷體"/>
-          <w:sz w:val="28"/>
-          <w:szCs w:val="28"/>
-        </w:rPr>
-        <w:t>人員通常需要面對成百上千筆的</w:t>
+        <w:t>然而，現行的實務運作高度依賴人工填寫與主觀判斷。組織內的資安承辦人員通常需要面對成百上千筆的</w:t>
       </w:r>
       <w:r>
         <w:rPr>
@@ -5380,41 +8248,13 @@
           <w:szCs w:val="28"/>
         </w:rPr>
       </w:pPr>
-      <w:proofErr w:type="gramStart"/>
-      <w:r>
-        <w:rPr>
-          <w:rFonts w:eastAsia="標楷體" w:cs="標楷體"/>
-          <w:sz w:val="28"/>
-          <w:szCs w:val="28"/>
-        </w:rPr>
-        <w:t>此外，</w:t>
-      </w:r>
-      <w:proofErr w:type="gramEnd"/>
-      <w:r>
-        <w:rPr>
-          <w:rFonts w:eastAsia="標楷體" w:cs="標楷體"/>
-          <w:sz w:val="28"/>
-          <w:szCs w:val="28"/>
-        </w:rPr>
-        <w:t>面對日新月異</w:t>
-      </w:r>
-      <w:proofErr w:type="gramStart"/>
-      <w:r>
-        <w:rPr>
-          <w:rFonts w:eastAsia="標楷體" w:cs="標楷體"/>
-          <w:sz w:val="28"/>
-          <w:szCs w:val="28"/>
-        </w:rPr>
-        <w:t>的資安威脅</w:t>
-      </w:r>
-      <w:proofErr w:type="gramEnd"/>
-      <w:r>
-        <w:rPr>
-          <w:rFonts w:eastAsia="標楷體" w:cs="標楷體"/>
-          <w:sz w:val="28"/>
-          <w:szCs w:val="28"/>
-        </w:rPr>
-        <w:t>與新興漏洞，人工方式導致風險評鑑往往淪為應付稽核的靜態文書作業，難以反映現實中動態的威脅環境。</w:t>
+      <w:r>
+        <w:rPr>
+          <w:rFonts w:eastAsia="標楷體" w:cs="標楷體"/>
+          <w:sz w:val="28"/>
+          <w:szCs w:val="28"/>
+        </w:rPr>
+        <w:t>此外，面對日新月異的資安威脅與新興漏洞，人工方式導致風險評鑑往往淪為應付稽核的靜態文書作業，難以反映現實中動態的威脅環境。</w:t>
       </w:r>
     </w:p>
     <w:p>
@@ -5513,25 +8353,7 @@
           <w:sz w:val="28"/>
           <w:szCs w:val="28"/>
         </w:rPr>
-        <w:t>（一）</w:t>
-      </w:r>
-      <w:proofErr w:type="gramStart"/>
-      <w:r>
-        <w:rPr>
-          <w:rFonts w:eastAsia="標楷體" w:cs="標楷體"/>
-          <w:sz w:val="28"/>
-          <w:szCs w:val="28"/>
-        </w:rPr>
-        <w:t>資安承辦</w:t>
-      </w:r>
-      <w:proofErr w:type="gramEnd"/>
-      <w:r>
-        <w:rPr>
-          <w:rFonts w:eastAsia="標楷體" w:cs="標楷體"/>
-          <w:sz w:val="28"/>
-          <w:szCs w:val="28"/>
-        </w:rPr>
-        <w:t>人員的標準不一的問題：</w:t>
+        <w:t>（一）資安承辦人員的標準不一的問題：</w:t>
       </w:r>
     </w:p>
     <w:p>
@@ -5566,25 +8388,7 @@
           <w:sz w:val="28"/>
           <w:szCs w:val="28"/>
         </w:rPr>
-        <w:t>資產盤點表時，難以在短時間內核對資產分類的正確性，無法憑一己之力了解所有硬體設備或軟體版本的已知漏洞。這導致弱點與威脅值的評估會</w:t>
-      </w:r>
-      <w:proofErr w:type="gramStart"/>
-      <w:r>
-        <w:rPr>
-          <w:rFonts w:eastAsia="標楷體" w:cs="標楷體"/>
-          <w:sz w:val="28"/>
-          <w:szCs w:val="28"/>
-        </w:rPr>
-        <w:t>主觀的憑感覺</w:t>
-      </w:r>
-      <w:proofErr w:type="gramEnd"/>
-      <w:r>
-        <w:rPr>
-          <w:rFonts w:eastAsia="標楷體" w:cs="標楷體"/>
-          <w:sz w:val="28"/>
-          <w:szCs w:val="28"/>
-        </w:rPr>
-        <w:t>填寫。</w:t>
+        <w:t>資產盤點表時，難以在短時間內核對資產分類的正確性，無法憑一己之力了解所有硬體設備或軟體版本的已知漏洞。這導致弱點與威脅值的評估會主觀的憑感覺填寫。</w:t>
       </w:r>
     </w:p>
     <w:p>
@@ -5615,25 +8419,7 @@
           <w:szCs w:val="28"/>
         </w:rPr>
         <w:lastRenderedPageBreak/>
-        <w:t>（二）</w:t>
-      </w:r>
-      <w:proofErr w:type="gramStart"/>
-      <w:r>
-        <w:rPr>
-          <w:rFonts w:eastAsia="標楷體" w:cs="標楷體"/>
-          <w:sz w:val="28"/>
-          <w:szCs w:val="28"/>
-        </w:rPr>
-        <w:t>資安主管</w:t>
-      </w:r>
-      <w:proofErr w:type="gramEnd"/>
-      <w:r>
-        <w:rPr>
-          <w:rFonts w:eastAsia="標楷體" w:cs="標楷體"/>
-          <w:sz w:val="28"/>
-          <w:szCs w:val="28"/>
-        </w:rPr>
-        <w:t>的決策困境：</w:t>
+        <w:t>（二）資安主管的決策困境：</w:t>
       </w:r>
     </w:p>
     <w:p>
@@ -5652,43 +8438,7 @@
           <w:sz w:val="28"/>
           <w:szCs w:val="28"/>
         </w:rPr>
-        <w:t>由於傳統評鑑可能導致風險分數失真，主管無法精確掌握真正面臨的「關鍵風險項目」，</w:t>
-      </w:r>
-      <w:proofErr w:type="gramStart"/>
-      <w:r>
-        <w:rPr>
-          <w:rFonts w:eastAsia="標楷體" w:cs="標楷體"/>
-          <w:sz w:val="28"/>
-          <w:szCs w:val="28"/>
-        </w:rPr>
-        <w:t>造成資安預算</w:t>
-      </w:r>
-      <w:proofErr w:type="gramEnd"/>
-      <w:r>
-        <w:rPr>
-          <w:rFonts w:eastAsia="標楷體" w:cs="標楷體"/>
-          <w:sz w:val="28"/>
-          <w:szCs w:val="28"/>
-        </w:rPr>
-        <w:t>與人力資源</w:t>
-      </w:r>
-      <w:proofErr w:type="gramStart"/>
-      <w:r>
-        <w:rPr>
-          <w:rFonts w:eastAsia="標楷體" w:cs="標楷體"/>
-          <w:sz w:val="28"/>
-          <w:szCs w:val="28"/>
-        </w:rPr>
-        <w:t>的錯配</w:t>
-      </w:r>
-      <w:proofErr w:type="gramEnd"/>
-      <w:r>
-        <w:rPr>
-          <w:rFonts w:eastAsia="標楷體" w:cs="標楷體"/>
-          <w:sz w:val="28"/>
-          <w:szCs w:val="28"/>
-        </w:rPr>
-        <w:t>。</w:t>
+        <w:t>由於傳統評鑑可能導致風險分數失真，主管無法精確掌握真正面臨的「關鍵風險項目」，造成資安預算與人力資源的錯配。</w:t>
       </w:r>
     </w:p>
     <w:p>
@@ -5718,25 +8468,7 @@
           <w:sz w:val="28"/>
           <w:szCs w:val="28"/>
         </w:rPr>
-        <w:t>（三）隱私外</w:t>
-      </w:r>
-      <w:proofErr w:type="gramStart"/>
-      <w:r>
-        <w:rPr>
-          <w:rFonts w:eastAsia="標楷體" w:cs="標楷體"/>
-          <w:sz w:val="28"/>
-          <w:szCs w:val="28"/>
-        </w:rPr>
-        <w:t>洩</w:t>
-      </w:r>
-      <w:proofErr w:type="gramEnd"/>
-      <w:r>
-        <w:rPr>
-          <w:rFonts w:eastAsia="標楷體" w:cs="標楷體"/>
-          <w:sz w:val="28"/>
-          <w:szCs w:val="28"/>
-        </w:rPr>
-        <w:t>與</w:t>
+        <w:t>（三）隱私外洩與</w:t>
       </w:r>
       <w:r>
         <w:rPr>
@@ -5771,25 +8503,7 @@
           <w:sz w:val="28"/>
           <w:szCs w:val="28"/>
         </w:rPr>
-        <w:t>雖然引進大型語言模型能輔助分析，</w:t>
-      </w:r>
-      <w:proofErr w:type="gramStart"/>
-      <w:r>
-        <w:rPr>
-          <w:rFonts w:eastAsia="標楷體" w:cs="標楷體"/>
-          <w:sz w:val="28"/>
-          <w:szCs w:val="28"/>
-        </w:rPr>
-        <w:t>但資安資料</w:t>
-      </w:r>
-      <w:proofErr w:type="gramEnd"/>
-      <w:r>
-        <w:rPr>
-          <w:rFonts w:eastAsia="標楷體" w:cs="標楷體"/>
-          <w:sz w:val="28"/>
-          <w:szCs w:val="28"/>
-        </w:rPr>
-        <w:t>極度敏感。若將包含組織名稱、內部</w:t>
+        <w:t>雖然引進大型語言模型能輔助分析，但資安資料極度敏感。若將包含組織名稱、內部</w:t>
       </w:r>
       <w:r>
         <w:rPr>
@@ -5821,25 +8535,7 @@
           <w:sz w:val="28"/>
           <w:szCs w:val="28"/>
         </w:rPr>
-        <w:t>，將引發嚴重的</w:t>
-      </w:r>
-      <w:proofErr w:type="gramStart"/>
-      <w:r>
-        <w:rPr>
-          <w:rFonts w:eastAsia="標楷體" w:cs="標楷體"/>
-          <w:sz w:val="28"/>
-          <w:szCs w:val="28"/>
-        </w:rPr>
-        <w:t>資安外洩</w:t>
-      </w:r>
-      <w:proofErr w:type="gramEnd"/>
-      <w:r>
-        <w:rPr>
-          <w:rFonts w:eastAsia="標楷體" w:cs="標楷體"/>
-          <w:sz w:val="28"/>
-          <w:szCs w:val="28"/>
-        </w:rPr>
-        <w:t>危機；且</w:t>
+        <w:t>，將引發嚴重的資安外洩危機；且</w:t>
       </w:r>
       <w:r>
         <w:rPr>
@@ -5855,43 +8551,7 @@
           <w:sz w:val="28"/>
           <w:szCs w:val="28"/>
         </w:rPr>
-        <w:t>的「幻覺現象」可能產出錯誤</w:t>
-      </w:r>
-      <w:proofErr w:type="gramStart"/>
-      <w:r>
-        <w:rPr>
-          <w:rFonts w:eastAsia="標楷體" w:cs="標楷體"/>
-          <w:sz w:val="28"/>
-          <w:szCs w:val="28"/>
-        </w:rPr>
-        <w:t>的資安法規</w:t>
-      </w:r>
-      <w:proofErr w:type="gramEnd"/>
-      <w:r>
-        <w:rPr>
-          <w:rFonts w:eastAsia="標楷體" w:cs="標楷體"/>
-          <w:sz w:val="28"/>
-          <w:szCs w:val="28"/>
-        </w:rPr>
-        <w:t>與對策建議，這在講求精確合</w:t>
-      </w:r>
-      <w:proofErr w:type="gramStart"/>
-      <w:r>
-        <w:rPr>
-          <w:rFonts w:eastAsia="標楷體" w:cs="標楷體"/>
-          <w:sz w:val="28"/>
-          <w:szCs w:val="28"/>
-        </w:rPr>
-        <w:t>規的資安稽核</w:t>
-      </w:r>
-      <w:proofErr w:type="gramEnd"/>
-      <w:r>
-        <w:rPr>
-          <w:rFonts w:eastAsia="標楷體" w:cs="標楷體"/>
-          <w:sz w:val="28"/>
-          <w:szCs w:val="28"/>
-        </w:rPr>
-        <w:t>中是不被允許的。</w:t>
+        <w:t>的「幻覺現象」可能產出錯誤的資安法規與對策建議，這在講求精確合規的資安稽核中是不被允許的。</w:t>
       </w:r>
     </w:p>
     <w:p>
@@ -5922,36 +8582,8 @@
           <w:sz w:val="28"/>
           <w:szCs w:val="28"/>
         </w:rPr>
-        <w:t>因此，如何建構一套專注</w:t>
-      </w:r>
-      <w:proofErr w:type="gramStart"/>
-      <w:r>
-        <w:rPr>
-          <w:rFonts w:eastAsia="標楷體" w:cs="標楷體"/>
-          <w:sz w:val="28"/>
-          <w:szCs w:val="28"/>
-        </w:rPr>
-        <w:t>於資安面向</w:t>
-      </w:r>
-      <w:proofErr w:type="gramEnd"/>
-      <w:r>
-        <w:rPr>
-          <w:rFonts w:eastAsia="標楷體" w:cs="標楷體"/>
-          <w:sz w:val="28"/>
-          <w:szCs w:val="28"/>
-        </w:rPr>
-        <w:t>、具備隱私防護機制，並能動態串接外部</w:t>
-      </w:r>
-      <w:proofErr w:type="gramStart"/>
-      <w:r>
-        <w:rPr>
-          <w:rFonts w:eastAsia="標楷體" w:cs="標楷體"/>
-          <w:sz w:val="28"/>
-          <w:szCs w:val="28"/>
-        </w:rPr>
-        <w:t>漏洞情資與</w:t>
-      </w:r>
-      <w:proofErr w:type="gramEnd"/>
+        <w:t>因此，如何建構一套專注於資安面向、具備隱私防護機制，並能動態串接外部漏洞情資與</w:t>
+      </w:r>
       <w:r>
         <w:rPr>
           <w:rFonts w:eastAsia="標楷體" w:cs="標楷體"/>
@@ -5966,25 +8598,7 @@
           <w:sz w:val="28"/>
           <w:szCs w:val="28"/>
         </w:rPr>
-        <w:t>標準規範的智慧化顧問系統，</w:t>
-      </w:r>
-      <w:proofErr w:type="gramStart"/>
-      <w:r>
-        <w:rPr>
-          <w:rFonts w:eastAsia="標楷體" w:cs="標楷體"/>
-          <w:sz w:val="28"/>
-          <w:szCs w:val="28"/>
-        </w:rPr>
-        <w:t>成為本組的</w:t>
-      </w:r>
-      <w:proofErr w:type="gramEnd"/>
-      <w:r>
-        <w:rPr>
-          <w:rFonts w:eastAsia="標楷體" w:cs="標楷體"/>
-          <w:sz w:val="28"/>
-          <w:szCs w:val="28"/>
-        </w:rPr>
-        <w:t>研究重點。</w:t>
+        <w:t>標準規範的智慧化顧問系統，成為本組的研究重點。</w:t>
       </w:r>
     </w:p>
     <w:p>
@@ -6047,7 +8661,6 @@
         </w:rPr>
         <w:t>本專題旨在開發一套名為「</w:t>
       </w:r>
-      <w:proofErr w:type="spellStart"/>
       <w:r>
         <w:rPr>
           <w:rFonts w:eastAsia="標楷體" w:cs="標楷體"/>
@@ -6056,7 +8669,6 @@
         </w:rPr>
         <w:t>RiskGenie</w:t>
       </w:r>
-      <w:proofErr w:type="spellEnd"/>
       <w:r>
         <w:rPr>
           <w:rFonts w:eastAsia="標楷體" w:cs="標楷體"/>
@@ -6111,43 +8723,7 @@
           <w:sz w:val="28"/>
           <w:szCs w:val="28"/>
         </w:rPr>
-        <w:t>智能」與「合</w:t>
-      </w:r>
-      <w:proofErr w:type="gramStart"/>
-      <w:r>
-        <w:rPr>
-          <w:rFonts w:eastAsia="標楷體" w:cs="標楷體"/>
-          <w:sz w:val="28"/>
-          <w:szCs w:val="28"/>
-        </w:rPr>
-        <w:t>規</w:t>
-      </w:r>
-      <w:proofErr w:type="gramEnd"/>
-      <w:r>
-        <w:rPr>
-          <w:rFonts w:eastAsia="標楷體" w:cs="標楷體"/>
-          <w:sz w:val="28"/>
-          <w:szCs w:val="28"/>
-        </w:rPr>
-        <w:t>規則引擎」深度結合，協助組織將原先繁瑣且主觀的人工作業，轉化為數據驅動的標準合</w:t>
-      </w:r>
-      <w:proofErr w:type="gramStart"/>
-      <w:r>
-        <w:rPr>
-          <w:rFonts w:eastAsia="標楷體" w:cs="標楷體"/>
-          <w:sz w:val="28"/>
-          <w:szCs w:val="28"/>
-        </w:rPr>
-        <w:t>規</w:t>
-      </w:r>
-      <w:proofErr w:type="gramEnd"/>
-      <w:r>
-        <w:rPr>
-          <w:rFonts w:eastAsia="標楷體" w:cs="標楷體"/>
-          <w:sz w:val="28"/>
-          <w:szCs w:val="28"/>
-        </w:rPr>
-        <w:t>流程。</w:t>
+        <w:t>智能」與「合規規則引擎」深度結合，協助組織將原先繁瑣且主觀的人工作業，轉化為數據驅動的標準合規流程。</w:t>
       </w:r>
     </w:p>
     <w:p>
@@ -6334,25 +8910,7 @@
           <w:sz w:val="28"/>
           <w:szCs w:val="28"/>
         </w:rPr>
-        <w:t>漏洞</w:t>
-      </w:r>
-      <w:proofErr w:type="gramStart"/>
-      <w:r>
-        <w:rPr>
-          <w:rFonts w:eastAsia="標楷體" w:cs="標楷體"/>
-          <w:sz w:val="28"/>
-          <w:szCs w:val="28"/>
-        </w:rPr>
-        <w:t>情資至</w:t>
-      </w:r>
-      <w:proofErr w:type="gramEnd"/>
-      <w:r>
-        <w:rPr>
-          <w:rFonts w:eastAsia="標楷體" w:cs="標楷體"/>
-          <w:sz w:val="28"/>
-          <w:szCs w:val="28"/>
-        </w:rPr>
-        <w:t>本地資料庫，將外部真實的漏洞</w:t>
+        <w:t>漏洞情資至本地資料庫，將外部真實的漏洞</w:t>
       </w:r>
       <w:r>
         <w:rPr>
@@ -6409,25 +8967,7 @@
           <w:sz w:val="28"/>
           <w:szCs w:val="28"/>
         </w:rPr>
-        <w:t>在資料傳輸至雲端模型前，系統將自動進行隱私過濾，遮蔽具備辨識性的機構名稱與關鍵參數，在完全</w:t>
-      </w:r>
-      <w:proofErr w:type="gramStart"/>
-      <w:r>
-        <w:rPr>
-          <w:rFonts w:eastAsia="標楷體" w:cs="標楷體"/>
-          <w:sz w:val="28"/>
-          <w:szCs w:val="28"/>
-        </w:rPr>
-        <w:t>保障資安隱私</w:t>
-      </w:r>
-      <w:proofErr w:type="gramEnd"/>
-      <w:r>
-        <w:rPr>
-          <w:rFonts w:eastAsia="標楷體" w:cs="標楷體"/>
-          <w:sz w:val="28"/>
-          <w:szCs w:val="28"/>
-        </w:rPr>
-        <w:t>的前提下發揮</w:t>
+        <w:t>在資料傳輸至雲端模型前，系統將自動進行隱私過濾，遮蔽具備辨識性的機構名稱與關鍵參數，在完全保障資安隱私的前提下發揮</w:t>
       </w:r>
       <w:r>
         <w:rPr>
@@ -6494,25 +9034,7 @@
           <w:sz w:val="28"/>
           <w:szCs w:val="28"/>
         </w:rPr>
-        <w:t>技術的合</w:t>
-      </w:r>
-      <w:proofErr w:type="gramStart"/>
-      <w:r>
-        <w:rPr>
-          <w:rFonts w:eastAsia="標楷體" w:cs="標楷體"/>
-          <w:sz w:val="28"/>
-          <w:szCs w:val="28"/>
-        </w:rPr>
-        <w:t>規</w:t>
-      </w:r>
-      <w:proofErr w:type="gramEnd"/>
-      <w:r>
-        <w:rPr>
-          <w:rFonts w:eastAsia="標楷體" w:cs="標楷體"/>
-          <w:sz w:val="28"/>
-          <w:szCs w:val="28"/>
-        </w:rPr>
-        <w:t>方式：</w:t>
+        <w:t>技術的合規方式：</w:t>
       </w:r>
       <w:r>
         <w:rPr>
@@ -6576,18 +9098,8 @@
           <w:sz w:val="28"/>
           <w:szCs w:val="28"/>
         </w:rPr>
-        <w:t>幻覺，自動產出具備高度精確性與實作價值</w:t>
-      </w:r>
-      <w:proofErr w:type="gramStart"/>
-      <w:r>
-        <w:rPr>
-          <w:rFonts w:eastAsia="標楷體" w:cs="標楷體"/>
-          <w:sz w:val="28"/>
-          <w:szCs w:val="28"/>
-        </w:rPr>
-        <w:t>的資安改善</w:t>
-      </w:r>
-      <w:proofErr w:type="gramEnd"/>
+        <w:t>幻覺，自動產出具備高度精確性與實作價值的資安改善</w:t>
+      </w:r>
       <w:r>
         <w:rPr>
           <w:rFonts w:eastAsia="標楷體" w:cs="標楷體"/>
@@ -6689,25 +9201,7 @@
           <w:sz w:val="28"/>
           <w:szCs w:val="28"/>
         </w:rPr>
-        <w:t>大幅</w:t>
-      </w:r>
-      <w:proofErr w:type="gramStart"/>
-      <w:r>
-        <w:rPr>
-          <w:rFonts w:eastAsia="標楷體" w:cs="標楷體"/>
-          <w:sz w:val="28"/>
-          <w:szCs w:val="28"/>
-        </w:rPr>
-        <w:t>提升資安行政</w:t>
-      </w:r>
-      <w:proofErr w:type="gramEnd"/>
-      <w:r>
-        <w:rPr>
-          <w:rFonts w:eastAsia="標楷體" w:cs="標楷體"/>
-          <w:sz w:val="28"/>
-          <w:szCs w:val="28"/>
-        </w:rPr>
-        <w:t>效率：</w:t>
+        <w:t>大幅提升資安行政效率：</w:t>
       </w:r>
       <w:r>
         <w:rPr>
@@ -6723,43 +9217,7 @@
           <w:sz w:val="28"/>
           <w:szCs w:val="28"/>
         </w:rPr>
-        <w:t>將原本需耗時數</w:t>
-      </w:r>
-      <w:proofErr w:type="gramStart"/>
-      <w:r>
-        <w:rPr>
-          <w:rFonts w:eastAsia="標楷體" w:cs="標楷體"/>
-          <w:sz w:val="28"/>
-          <w:szCs w:val="28"/>
-        </w:rPr>
-        <w:t>週</w:t>
-      </w:r>
-      <w:proofErr w:type="gramEnd"/>
-      <w:r>
-        <w:rPr>
-          <w:rFonts w:eastAsia="標楷體" w:cs="標楷體"/>
-          <w:sz w:val="28"/>
-          <w:szCs w:val="28"/>
-        </w:rPr>
-        <w:t>的資產比對與漏洞查詢工作，縮短至數分鐘內批次完成，</w:t>
-      </w:r>
-      <w:proofErr w:type="gramStart"/>
-      <w:r>
-        <w:rPr>
-          <w:rFonts w:eastAsia="標楷體" w:cs="標楷體"/>
-          <w:sz w:val="28"/>
-          <w:szCs w:val="28"/>
-        </w:rPr>
-        <w:t>降低資安承辦</w:t>
-      </w:r>
-      <w:proofErr w:type="gramEnd"/>
-      <w:r>
-        <w:rPr>
-          <w:rFonts w:eastAsia="標楷體" w:cs="標楷體"/>
-          <w:sz w:val="28"/>
-          <w:szCs w:val="28"/>
-        </w:rPr>
-        <w:t>人員的行政負擔。</w:t>
+        <w:t>將原本需耗時數週的資產比對與漏洞查詢工作，縮短至數分鐘內批次完成，降低資安承辦人員的行政負擔。</w:t>
       </w:r>
     </w:p>
     <w:p>
@@ -6841,25 +9299,7 @@
           <w:sz w:val="28"/>
           <w:szCs w:val="28"/>
         </w:rPr>
-        <w:t>優化</w:t>
-      </w:r>
-      <w:proofErr w:type="gramStart"/>
-      <w:r>
-        <w:rPr>
-          <w:rFonts w:eastAsia="標楷體" w:cs="標楷體"/>
-          <w:sz w:val="28"/>
-          <w:szCs w:val="28"/>
-        </w:rPr>
-        <w:t>組織資安資源</w:t>
-      </w:r>
-      <w:proofErr w:type="gramEnd"/>
-      <w:r>
-        <w:rPr>
-          <w:rFonts w:eastAsia="標楷體" w:cs="標楷體"/>
-          <w:sz w:val="28"/>
-          <w:szCs w:val="28"/>
-        </w:rPr>
-        <w:t>分配：</w:t>
+        <w:t>優化組織資安資源分配：</w:t>
       </w:r>
       <w:r>
         <w:rPr>
@@ -6875,25 +9315,7 @@
           <w:sz w:val="28"/>
           <w:szCs w:val="28"/>
         </w:rPr>
-        <w:t>透過修正後的最大風險演算法，</w:t>
-      </w:r>
-      <w:proofErr w:type="gramStart"/>
-      <w:r>
-        <w:rPr>
-          <w:rFonts w:eastAsia="標楷體" w:cs="標楷體"/>
-          <w:sz w:val="28"/>
-          <w:szCs w:val="28"/>
-        </w:rPr>
-        <w:t>為資安主管</w:t>
-      </w:r>
-      <w:proofErr w:type="gramEnd"/>
-      <w:r>
-        <w:rPr>
-          <w:rFonts w:eastAsia="標楷體" w:cs="標楷體"/>
-          <w:sz w:val="28"/>
-          <w:szCs w:val="28"/>
-        </w:rPr>
-        <w:t>產出準確</w:t>
+        <w:t>透過修正後的最大風險演算法，為資安主管產出準確</w:t>
       </w:r>
       <w:r>
         <w:rPr>
@@ -6902,25 +9324,7 @@
           <w:szCs w:val="28"/>
         </w:rPr>
         <w:lastRenderedPageBreak/>
-        <w:t>的風險熱力圖與高風險分佈報告，使組織能將有限的資源精</w:t>
-      </w:r>
-      <w:proofErr w:type="gramStart"/>
-      <w:r>
-        <w:rPr>
-          <w:rFonts w:eastAsia="標楷體" w:cs="標楷體"/>
-          <w:sz w:val="28"/>
-          <w:szCs w:val="28"/>
-        </w:rPr>
-        <w:t>準</w:t>
-      </w:r>
-      <w:proofErr w:type="gramEnd"/>
-      <w:r>
-        <w:rPr>
-          <w:rFonts w:eastAsia="標楷體" w:cs="標楷體"/>
-          <w:sz w:val="28"/>
-          <w:szCs w:val="28"/>
-        </w:rPr>
-        <w:t>投注在最脆弱的防護破口上。</w:t>
+        <w:t>的風險熱力圖與高風險分佈報告，使組織能將有限的資源精準投注在最脆弱的防護破口上。</w:t>
       </w:r>
     </w:p>
     <w:p>
@@ -6943,43 +9347,7 @@
           <w:sz w:val="28"/>
           <w:szCs w:val="28"/>
         </w:rPr>
-        <w:t>提供安全、合</w:t>
-      </w:r>
-      <w:proofErr w:type="gramStart"/>
-      <w:r>
-        <w:rPr>
-          <w:rFonts w:eastAsia="標楷體" w:cs="標楷體"/>
-          <w:sz w:val="28"/>
-          <w:szCs w:val="28"/>
-        </w:rPr>
-        <w:t>規</w:t>
-      </w:r>
-      <w:proofErr w:type="gramEnd"/>
-      <w:r>
-        <w:rPr>
-          <w:rFonts w:eastAsia="標楷體" w:cs="標楷體"/>
-          <w:sz w:val="28"/>
-          <w:szCs w:val="28"/>
-        </w:rPr>
-        <w:t>且具公信力</w:t>
-      </w:r>
-      <w:proofErr w:type="gramStart"/>
-      <w:r>
-        <w:rPr>
-          <w:rFonts w:eastAsia="標楷體" w:cs="標楷體"/>
-          <w:sz w:val="28"/>
-          <w:szCs w:val="28"/>
-        </w:rPr>
-        <w:t>的資安文件</w:t>
-      </w:r>
-      <w:proofErr w:type="gramEnd"/>
-      <w:r>
-        <w:rPr>
-          <w:rFonts w:eastAsia="標楷體" w:cs="標楷體"/>
-          <w:sz w:val="28"/>
-          <w:szCs w:val="28"/>
-        </w:rPr>
-        <w:t>：</w:t>
+        <w:t>提供安全、合規且具公信力的資安文件：</w:t>
       </w:r>
       <w:r>
         <w:rPr>
@@ -6995,25 +9363,7 @@
           <w:sz w:val="28"/>
           <w:szCs w:val="28"/>
         </w:rPr>
-        <w:t>在確保機敏資料不外</w:t>
-      </w:r>
-      <w:proofErr w:type="gramStart"/>
-      <w:r>
-        <w:rPr>
-          <w:rFonts w:eastAsia="標楷體" w:cs="標楷體"/>
-          <w:sz w:val="28"/>
-          <w:szCs w:val="28"/>
-        </w:rPr>
-        <w:t>洩</w:t>
-      </w:r>
-      <w:proofErr w:type="gramEnd"/>
-      <w:r>
-        <w:rPr>
-          <w:rFonts w:eastAsia="標楷體" w:cs="標楷體"/>
-          <w:sz w:val="28"/>
-          <w:szCs w:val="28"/>
-        </w:rPr>
-        <w:t>的安全框架下，產出符合國際標準的風險處理計畫書與標準作業程序（</w:t>
+        <w:t>在確保機敏資料不外洩的安全框架下，產出符合國際標準的風險處理計畫書與標準作業程序（</w:t>
       </w:r>
       <w:r>
         <w:rPr>
@@ -7342,7 +9692,6 @@
         </w:rPr>
         <w:t>、</w:t>
       </w:r>
-      <w:proofErr w:type="spellStart"/>
       <w:r>
         <w:rPr>
           <w:rFonts w:eastAsia="標楷體" w:cs="標楷體" w:hint="eastAsia"/>
@@ -7350,9 +9699,8 @@
           <w:sz w:val="28"/>
           <w:szCs w:val="28"/>
         </w:rPr>
-        <w:t>Secorion</w:t>
-      </w:r>
-      <w:proofErr w:type="spellEnd"/>
+        <w:t xml:space="preserve">Secorion </w:t>
+      </w:r>
       <w:r>
         <w:rPr>
           <w:rFonts w:eastAsia="標楷體" w:cs="標楷體" w:hint="eastAsia"/>
@@ -7360,7 +9708,7 @@
           <w:sz w:val="28"/>
           <w:szCs w:val="28"/>
         </w:rPr>
-        <w:t xml:space="preserve"> </w:t>
+        <w:t>等既有合規平台覆蓋。我們挑的不是與它們正面對撞</w:t>
       </w:r>
       <w:r>
         <w:rPr>
@@ -7369,9 +9717,8 @@
           <w:sz w:val="28"/>
           <w:szCs w:val="28"/>
         </w:rPr>
-        <w:t>等既有合</w:t>
-      </w:r>
-      <w:proofErr w:type="gramStart"/>
+        <w:t>，</w:t>
+      </w:r>
       <w:r>
         <w:rPr>
           <w:rFonts w:eastAsia="標楷體" w:cs="標楷體" w:hint="eastAsia"/>
@@ -7379,9 +9726,8 @@
           <w:sz w:val="28"/>
           <w:szCs w:val="28"/>
         </w:rPr>
-        <w:t>規</w:t>
-      </w:r>
-      <w:proofErr w:type="gramEnd"/>
+        <w:t>而是「買不起合規平台又必須做</w:t>
+      </w:r>
       <w:r>
         <w:rPr>
           <w:rFonts w:eastAsia="標楷體" w:cs="標楷體" w:hint="eastAsia"/>
@@ -7389,7 +9735,7 @@
           <w:sz w:val="28"/>
           <w:szCs w:val="28"/>
         </w:rPr>
-        <w:t>平台覆蓋。我們挑的不是與它們正面對撞</w:t>
+        <w:t xml:space="preserve"> ISMS</w:t>
       </w:r>
       <w:r>
         <w:rPr>
@@ -7398,7 +9744,7 @@
           <w:sz w:val="28"/>
           <w:szCs w:val="28"/>
         </w:rPr>
-        <w:t>，</w:t>
+        <w:t>」這塊</w:t>
       </w:r>
       <w:r>
         <w:rPr>
@@ -7407,9 +9753,8 @@
           <w:sz w:val="28"/>
           <w:szCs w:val="28"/>
         </w:rPr>
-        <w:t>而是「買不起合</w:t>
-      </w:r>
-      <w:proofErr w:type="gramStart"/>
+        <w:t>：</w:t>
+      </w:r>
       <w:r>
         <w:rPr>
           <w:rFonts w:eastAsia="標楷體" w:cs="標楷體" w:hint="eastAsia"/>
@@ -7417,9 +9762,8 @@
           <w:sz w:val="28"/>
           <w:szCs w:val="28"/>
         </w:rPr>
-        <w:t>規</w:t>
-      </w:r>
-      <w:proofErr w:type="gramEnd"/>
+        <w:t>中小企業、學校、地方公部門。這正是</w:t>
+      </w:r>
       <w:r>
         <w:rPr>
           <w:rFonts w:eastAsia="標楷體" w:cs="標楷體" w:hint="eastAsia"/>
@@ -7427,72 +9771,7 @@
           <w:sz w:val="28"/>
           <w:szCs w:val="28"/>
         </w:rPr>
-        <w:t>平台又必須做</w:t>
-      </w:r>
-      <w:r>
-        <w:rPr>
-          <w:rFonts w:eastAsia="標楷體" w:cs="標楷體" w:hint="eastAsia"/>
-          <w:color w:val="000000" w:themeColor="text1"/>
-          <w:sz w:val="28"/>
-          <w:szCs w:val="28"/>
-        </w:rPr>
-        <w:t xml:space="preserve"> ISMS</w:t>
-      </w:r>
-      <w:r>
-        <w:rPr>
-          <w:rFonts w:eastAsia="標楷體" w:cs="標楷體" w:hint="eastAsia"/>
-          <w:color w:val="000000" w:themeColor="text1"/>
-          <w:sz w:val="28"/>
-          <w:szCs w:val="28"/>
-        </w:rPr>
-        <w:t>」這塊</w:t>
-      </w:r>
-      <w:r>
-        <w:rPr>
-          <w:rFonts w:eastAsia="標楷體" w:cs="標楷體" w:hint="eastAsia"/>
-          <w:color w:val="000000" w:themeColor="text1"/>
-          <w:sz w:val="28"/>
-          <w:szCs w:val="28"/>
-        </w:rPr>
-        <w:t>：</w:t>
-      </w:r>
-      <w:r>
-        <w:rPr>
-          <w:rFonts w:eastAsia="標楷體" w:cs="標楷體" w:hint="eastAsia"/>
-          <w:color w:val="000000" w:themeColor="text1"/>
-          <w:sz w:val="28"/>
-          <w:szCs w:val="28"/>
-        </w:rPr>
-        <w:t>中小企業、學校、地方公部門。這正是</w:t>
-      </w:r>
-      <w:r>
-        <w:rPr>
-          <w:rFonts w:eastAsia="標楷體" w:cs="標楷體" w:hint="eastAsia"/>
-          <w:color w:val="000000" w:themeColor="text1"/>
-          <w:sz w:val="28"/>
-          <w:szCs w:val="28"/>
-        </w:rPr>
-        <w:t xml:space="preserve"> </w:t>
-      </w:r>
-      <w:proofErr w:type="spellStart"/>
-      <w:r>
-        <w:rPr>
-          <w:rFonts w:eastAsia="標楷體" w:cs="標楷體" w:hint="eastAsia"/>
-          <w:color w:val="000000" w:themeColor="text1"/>
-          <w:sz w:val="28"/>
-          <w:szCs w:val="28"/>
-        </w:rPr>
-        <w:t>RiskGenie</w:t>
-      </w:r>
-      <w:proofErr w:type="spellEnd"/>
-      <w:r>
-        <w:rPr>
-          <w:rFonts w:eastAsia="標楷體" w:cs="標楷體" w:hint="eastAsia"/>
-          <w:color w:val="000000" w:themeColor="text1"/>
-          <w:sz w:val="28"/>
-          <w:szCs w:val="28"/>
-        </w:rPr>
-        <w:t xml:space="preserve"> </w:t>
+        <w:t xml:space="preserve"> RiskGenie </w:t>
       </w:r>
       <w:r>
         <w:rPr>
@@ -8069,25 +10348,7 @@
           <w:sz w:val="28"/>
           <w:szCs w:val="28"/>
         </w:rPr>
-        <w:t>未來可</w:t>
-      </w:r>
-      <w:proofErr w:type="gramStart"/>
-      <w:r>
-        <w:rPr>
-          <w:rFonts w:ascii="標楷體" w:eastAsia="標楷體" w:hAnsi="標楷體" w:cs="標楷體"/>
-          <w:sz w:val="28"/>
-          <w:szCs w:val="28"/>
-        </w:rPr>
-        <w:t>採</w:t>
-      </w:r>
-      <w:proofErr w:type="gramEnd"/>
-      <w:r>
-        <w:rPr>
-          <w:rFonts w:ascii="標楷體" w:eastAsia="標楷體" w:hAnsi="標楷體" w:cs="標楷體"/>
-          <w:sz w:val="28"/>
-          <w:szCs w:val="28"/>
-        </w:rPr>
-        <w:t>訂閱制模式發展</w:t>
+        <w:t>未來可採訂閱制模式發展</w:t>
       </w:r>
       <w:r>
         <w:rPr>
@@ -8151,25 +10412,7 @@
           <w:sz w:val="28"/>
           <w:szCs w:val="28"/>
         </w:rPr>
-        <w:t>初期可提供資產盤點、風險評鑑與 AI 改善建議等基本功能；後續再加入多部門管理、權限控管、報表匯出與外部</w:t>
-      </w:r>
-      <w:proofErr w:type="gramStart"/>
-      <w:r>
-        <w:rPr>
-          <w:rFonts w:ascii="標楷體" w:eastAsia="標楷體" w:hAnsi="標楷體" w:cs="標楷體"/>
-          <w:sz w:val="28"/>
-          <w:szCs w:val="28"/>
-        </w:rPr>
-        <w:t>情資串</w:t>
-      </w:r>
-      <w:proofErr w:type="gramEnd"/>
-      <w:r>
-        <w:rPr>
-          <w:rFonts w:ascii="標楷體" w:eastAsia="標楷體" w:hAnsi="標楷體" w:cs="標楷體"/>
-          <w:sz w:val="28"/>
-          <w:szCs w:val="28"/>
-        </w:rPr>
-        <w:t>接等進階功能。</w:t>
+        <w:t>初期可提供資產盤點、風險評鑑與 AI 改善建議等基本功能；後續再加入多部門管理、權限控管、報表匯出與外部情資串接等進階功能。</w:t>
       </w:r>
     </w:p>
     <w:p>
@@ -9576,33 +11819,11 @@
                 <w:rFonts w:eastAsia="標楷體"/>
               </w:rPr>
             </w:pPr>
-            <w:proofErr w:type="spellStart"/>
             <w:r>
               <w:rPr>
                 <w:rFonts w:eastAsia="標楷體"/>
               </w:rPr>
-              <w:t>Supabase</w:t>
-            </w:r>
-            <w:proofErr w:type="spellEnd"/>
-            <w:r>
-              <w:rPr>
-                <w:rFonts w:eastAsia="標楷體"/>
-              </w:rPr>
-              <w:t xml:space="preserve"> Free </w:t>
-            </w:r>
-            <w:proofErr w:type="gramStart"/>
-            <w:r>
-              <w:rPr>
-                <w:rFonts w:eastAsia="標楷體"/>
-              </w:rPr>
-              <w:t>Tier(</w:t>
-            </w:r>
-            <w:proofErr w:type="gramEnd"/>
-            <w:r>
-              <w:rPr>
-                <w:rFonts w:eastAsia="標楷體"/>
-              </w:rPr>
-              <w:t>500 MB)</w:t>
+              <w:t>Supabase Free Tier(500 MB)</w:t>
             </w:r>
           </w:p>
         </w:tc>
@@ -10491,18 +12712,8 @@
                 <w:sz w:val="28"/>
                 <w:szCs w:val="28"/>
               </w:rPr>
-              <w:t>系統維護</w:t>
-            </w:r>
-            <w:proofErr w:type="gramStart"/>
-            <w:r>
-              <w:rPr>
-                <w:rFonts w:ascii="標楷體" w:eastAsia="標楷體" w:hAnsi="標楷體" w:cs="標楷體"/>
-                <w:sz w:val="28"/>
-                <w:szCs w:val="28"/>
-              </w:rPr>
-              <w:t>與資安防護</w:t>
-            </w:r>
-            <w:proofErr w:type="gramEnd"/>
+              <w:t>系統維護與資安防護</w:t>
+            </w:r>
           </w:p>
         </w:tc>
         <w:tc>
@@ -10589,23 +12800,13 @@
                 <w:szCs w:val="28"/>
               </w:rPr>
             </w:pPr>
-            <w:proofErr w:type="gramStart"/>
             <w:r>
               <w:rPr>
                 <w:rFonts w:ascii="標楷體" w:eastAsia="標楷體" w:hAnsi="標楷體" w:cs="標楷體"/>
                 <w:sz w:val="28"/>
                 <w:szCs w:val="28"/>
               </w:rPr>
-              <w:t>線上推廣</w:t>
-            </w:r>
-            <w:proofErr w:type="gramEnd"/>
-            <w:r>
-              <w:rPr>
-                <w:rFonts w:ascii="標楷體" w:eastAsia="標楷體" w:hAnsi="標楷體" w:cs="標楷體"/>
-                <w:sz w:val="28"/>
-                <w:szCs w:val="28"/>
-              </w:rPr>
-              <w:t>、簡介製作與合作推廣</w:t>
+              <w:t>線上推廣、簡介製作與合作推廣</w:t>
             </w:r>
           </w:p>
         </w:tc>
@@ -11207,27 +13408,7 @@
           <w:sz w:val="32"/>
           <w:szCs w:val="32"/>
         </w:rPr>
-        <w:t xml:space="preserve"> </w:t>
-      </w:r>
-      <w:proofErr w:type="gramStart"/>
-      <w:r>
-        <w:rPr>
-          <w:rFonts w:eastAsia="標楷體" w:cs="標楷體"/>
-          <w:color w:val="000000" w:themeColor="text1"/>
-          <w:sz w:val="32"/>
-          <w:szCs w:val="32"/>
-        </w:rPr>
-        <w:t>—</w:t>
-      </w:r>
-      <w:proofErr w:type="gramEnd"/>
-      <w:r>
-        <w:rPr>
-          <w:rFonts w:eastAsia="標楷體" w:cs="標楷體"/>
-          <w:color w:val="000000" w:themeColor="text1"/>
-          <w:sz w:val="32"/>
-          <w:szCs w:val="32"/>
-        </w:rPr>
-        <w:t xml:space="preserve"> STP</w:t>
+        <w:t xml:space="preserve"> — STP</w:t>
       </w:r>
       <w:bookmarkEnd w:id="18"/>
     </w:p>
@@ -11306,7 +13487,6 @@
         </w:rPr>
         <w:t>導入階段</w:t>
       </w:r>
-      <w:proofErr w:type="gramStart"/>
       <w:r>
         <w:rPr>
           <w:rFonts w:eastAsia="標楷體" w:cs="標楷體"/>
@@ -11314,17 +13494,7 @@
           <w:sz w:val="28"/>
           <w:szCs w:val="28"/>
         </w:rPr>
-        <w:t>三個軸切</w:t>
-      </w:r>
-      <w:proofErr w:type="gramEnd"/>
-      <w:r>
-        <w:rPr>
-          <w:rFonts w:eastAsia="標楷體" w:cs="標楷體"/>
-          <w:color w:val="000000" w:themeColor="text1"/>
-          <w:sz w:val="28"/>
-          <w:szCs w:val="28"/>
-        </w:rPr>
-        <w:t>市場</w:t>
+        <w:t>三個軸切市場</w:t>
       </w:r>
       <w:r>
         <w:rPr>
@@ -11564,21 +13734,7 @@
               <w:rPr>
                 <w:rFonts w:eastAsia="標楷體" w:cs="標楷體"/>
               </w:rPr>
-              <w:t xml:space="preserve"> </w:t>
-            </w:r>
-            <w:proofErr w:type="spellStart"/>
-            <w:r>
-              <w:rPr>
-                <w:rFonts w:eastAsia="標楷體" w:cs="標楷體"/>
-              </w:rPr>
-              <w:t>RiskGenie</w:t>
-            </w:r>
-            <w:proofErr w:type="spellEnd"/>
-            <w:r>
-              <w:rPr>
-                <w:rFonts w:eastAsia="標楷體" w:cs="標楷體"/>
-              </w:rPr>
-              <w:t xml:space="preserve"> </w:t>
+              <w:t xml:space="preserve"> RiskGenie </w:t>
             </w:r>
             <w:r>
               <w:rPr>
@@ -11678,33 +13834,17 @@
                 <w:rFonts w:eastAsia="標楷體" w:cs="標楷體"/>
               </w:rPr>
             </w:pPr>
-            <w:proofErr w:type="gramStart"/>
             <w:r>
               <w:rPr>
                 <w:rFonts w:eastAsia="標楷體" w:cs="標楷體"/>
               </w:rPr>
               <w:t>資安人力</w:t>
             </w:r>
-            <w:proofErr w:type="gramEnd"/>
-            <w:r>
-              <w:rPr>
-                <w:rFonts w:eastAsia="標楷體" w:cs="標楷體"/>
-              </w:rPr>
-              <w:t xml:space="preserve"> 0</w:t>
-            </w:r>
-            <w:proofErr w:type="gramStart"/>
-            <w:r>
-              <w:rPr>
-                <w:rFonts w:eastAsia="標楷體" w:cs="標楷體"/>
-              </w:rPr>
-              <w:t>–</w:t>
-            </w:r>
-            <w:proofErr w:type="gramEnd"/>
-            <w:r>
-              <w:rPr>
-                <w:rFonts w:eastAsia="標楷體" w:cs="標楷體"/>
-              </w:rPr>
-              <w:t xml:space="preserve">1 </w:t>
+            <w:r>
+              <w:rPr>
+                <w:rFonts w:eastAsia="標楷體" w:cs="標楷體"/>
+              </w:rPr>
+              <w:t xml:space="preserve"> 0–1 </w:t>
             </w:r>
             <w:r>
               <w:rPr>
@@ -11845,21 +13985,7 @@
               <w:rPr>
                 <w:rFonts w:eastAsia="標楷體" w:cs="標楷體"/>
               </w:rPr>
-              <w:t>已有內部團隊或既有合</w:t>
-            </w:r>
-            <w:proofErr w:type="gramStart"/>
-            <w:r>
-              <w:rPr>
-                <w:rFonts w:eastAsia="標楷體" w:cs="標楷體"/>
-              </w:rPr>
-              <w:t>規</w:t>
-            </w:r>
-            <w:proofErr w:type="gramEnd"/>
-            <w:r>
-              <w:rPr>
-                <w:rFonts w:eastAsia="標楷體" w:cs="標楷體"/>
-              </w:rPr>
-              <w:t>平台</w:t>
+              <w:t>已有內部團隊或既有合規平台</w:t>
             </w:r>
           </w:p>
         </w:tc>
@@ -12159,21 +14285,7 @@
               <w:rPr>
                 <w:rFonts w:eastAsia="標楷體" w:cs="標楷體"/>
               </w:rPr>
-              <w:t>合</w:t>
-            </w:r>
-            <w:proofErr w:type="gramStart"/>
-            <w:r>
-              <w:rPr>
-                <w:rFonts w:eastAsia="標楷體" w:cs="標楷體"/>
-              </w:rPr>
-              <w:t>規</w:t>
-            </w:r>
-            <w:proofErr w:type="gramEnd"/>
-            <w:r>
-              <w:rPr>
-                <w:rFonts w:eastAsia="標楷體" w:cs="標楷體"/>
-              </w:rPr>
-              <w:t>壓力來自上級機關</w:t>
+              <w:t>合規壓力來自上級機關</w:t>
             </w:r>
           </w:p>
         </w:tc>
@@ -12296,21 +14408,7 @@
               <w:rPr>
                 <w:rFonts w:eastAsia="標楷體" w:cs="標楷體"/>
               </w:rPr>
-              <w:t>資產量大、供應鏈合</w:t>
-            </w:r>
-            <w:proofErr w:type="gramStart"/>
-            <w:r>
-              <w:rPr>
-                <w:rFonts w:eastAsia="標楷體" w:cs="標楷體"/>
-              </w:rPr>
-              <w:t>規</w:t>
-            </w:r>
-            <w:proofErr w:type="gramEnd"/>
-            <w:r>
-              <w:rPr>
-                <w:rFonts w:eastAsia="標楷體" w:cs="標楷體"/>
-              </w:rPr>
-              <w:t>要求</w:t>
+              <w:t>資產量大、供應鏈合規要求</w:t>
             </w:r>
           </w:p>
         </w:tc>
@@ -12994,7 +15092,6 @@
         </w:rPr>
         <w:t xml:space="preserve">1. </w:t>
       </w:r>
-      <w:proofErr w:type="gramStart"/>
       <w:r>
         <w:rPr>
           <w:rFonts w:eastAsia="標楷體" w:cs="標楷體"/>
@@ -13002,17 +15099,7 @@
           <w:sz w:val="28"/>
           <w:szCs w:val="28"/>
         </w:rPr>
-        <w:t>資安人力</w:t>
-      </w:r>
-      <w:proofErr w:type="gramEnd"/>
-      <w:r>
-        <w:rPr>
-          <w:rFonts w:eastAsia="標楷體" w:cs="標楷體"/>
-          <w:color w:val="000000" w:themeColor="text1"/>
-          <w:sz w:val="28"/>
-          <w:szCs w:val="28"/>
-        </w:rPr>
-        <w:t>薄弱</w:t>
+        <w:t>資安人力薄弱</w:t>
       </w:r>
       <w:r>
         <w:rPr>
@@ -13086,27 +15173,7 @@
           <w:sz w:val="28"/>
           <w:szCs w:val="28"/>
         </w:rPr>
-        <w:t>既有合</w:t>
-      </w:r>
-      <w:proofErr w:type="gramStart"/>
-      <w:r>
-        <w:rPr>
-          <w:rFonts w:eastAsia="標楷體" w:cs="標楷體"/>
-          <w:color w:val="000000" w:themeColor="text1"/>
-          <w:sz w:val="28"/>
-          <w:szCs w:val="28"/>
-        </w:rPr>
-        <w:t>規</w:t>
-      </w:r>
-      <w:proofErr w:type="gramEnd"/>
-      <w:r>
-        <w:rPr>
-          <w:rFonts w:eastAsia="標楷體" w:cs="標楷體"/>
-          <w:color w:val="000000" w:themeColor="text1"/>
-          <w:sz w:val="28"/>
-          <w:szCs w:val="28"/>
-        </w:rPr>
-        <w:t>平台對他們太貴</w:t>
+        <w:t>既有合規平台對他們太貴</w:t>
       </w:r>
       <w:r>
         <w:rPr>
@@ -13241,7 +15308,6 @@
         </w:rPr>
         <w:t>：</w:t>
       </w:r>
-      <w:proofErr w:type="gramStart"/>
       <w:r>
         <w:rPr>
           <w:rFonts w:eastAsia="標楷體" w:cs="標楷體"/>
@@ -13249,17 +15315,7 @@
           <w:sz w:val="28"/>
           <w:szCs w:val="28"/>
         </w:rPr>
-        <w:t>資安顧問</w:t>
-      </w:r>
-      <w:proofErr w:type="gramEnd"/>
-      <w:r>
-        <w:rPr>
-          <w:rFonts w:eastAsia="標楷體" w:cs="標楷體"/>
-          <w:color w:val="000000" w:themeColor="text1"/>
-          <w:sz w:val="28"/>
-          <w:szCs w:val="28"/>
-        </w:rPr>
-        <w:t>公司</w:t>
+        <w:t>資安顧問公司</w:t>
       </w:r>
       <w:r>
         <w:rPr>
@@ -13379,9 +15435,18 @@
           <w:sz w:val="28"/>
           <w:szCs w:val="28"/>
         </w:rPr>
-        <w:t>本系統不是完整</w:t>
-      </w:r>
-      <w:proofErr w:type="gramStart"/>
+        <w:t>本系統不是完整取代資安顧問，也不是大型企業使用的完整合規管理平台，而是提供一套較低門檻、較容易操作的輔助工具。其定位重點如下：</w:t>
+      </w:r>
+    </w:p>
+    <w:p>
+      <w:pPr>
+        <w:rPr>
+          <w:rFonts w:eastAsia="標楷體" w:cs="標楷體"/>
+          <w:color w:val="000000" w:themeColor="text1"/>
+          <w:sz w:val="28"/>
+          <w:szCs w:val="28"/>
+        </w:rPr>
+      </w:pPr>
       <w:r>
         <w:rPr>
           <w:rFonts w:eastAsia="標楷體" w:cs="標楷體" w:hint="eastAsia"/>
@@ -13389,9 +15454,8 @@
           <w:sz w:val="28"/>
           <w:szCs w:val="28"/>
         </w:rPr>
-        <w:t>取代資安顧問</w:t>
-      </w:r>
-      <w:proofErr w:type="gramEnd"/>
+        <w:t>1.</w:t>
+      </w:r>
       <w:r>
         <w:rPr>
           <w:rFonts w:eastAsia="標楷體" w:cs="標楷體" w:hint="eastAsia"/>
@@ -13399,9 +15463,8 @@
           <w:sz w:val="28"/>
           <w:szCs w:val="28"/>
         </w:rPr>
-        <w:t>，也不是大型企業使用的完整合</w:t>
-      </w:r>
-      <w:proofErr w:type="gramStart"/>
+        <w:tab/>
+      </w:r>
       <w:r>
         <w:rPr>
           <w:rFonts w:eastAsia="標楷體" w:cs="標楷體" w:hint="eastAsia"/>
@@ -13409,9 +15472,18 @@
           <w:sz w:val="28"/>
           <w:szCs w:val="28"/>
         </w:rPr>
-        <w:t>規</w:t>
-      </w:r>
-      <w:proofErr w:type="gramEnd"/>
+        <w:t>低門檻：以簡單介面協助使用者完成資料填寫與查詢。</w:t>
+      </w:r>
+    </w:p>
+    <w:p>
+      <w:pPr>
+        <w:rPr>
+          <w:rFonts w:eastAsia="標楷體" w:cs="標楷體"/>
+          <w:color w:val="000000" w:themeColor="text1"/>
+          <w:sz w:val="28"/>
+          <w:szCs w:val="28"/>
+        </w:rPr>
+      </w:pPr>
       <w:r>
         <w:rPr>
           <w:rFonts w:eastAsia="標楷體" w:cs="標楷體" w:hint="eastAsia"/>
@@ -13419,7 +15491,25 @@
           <w:sz w:val="28"/>
           <w:szCs w:val="28"/>
         </w:rPr>
-        <w:t>管理平台，而是提供一套較低門檻、較容易操作的輔助工具。其定位重點如下：</w:t>
+        <w:t>2.</w:t>
+      </w:r>
+      <w:r>
+        <w:rPr>
+          <w:rFonts w:eastAsia="標楷體" w:cs="標楷體" w:hint="eastAsia"/>
+          <w:color w:val="000000" w:themeColor="text1"/>
+          <w:sz w:val="28"/>
+          <w:szCs w:val="28"/>
+        </w:rPr>
+        <w:tab/>
+      </w:r>
+      <w:r>
+        <w:rPr>
+          <w:rFonts w:eastAsia="標楷體" w:cs="標楷體" w:hint="eastAsia"/>
+          <w:color w:val="000000" w:themeColor="text1"/>
+          <w:sz w:val="28"/>
+          <w:szCs w:val="28"/>
+        </w:rPr>
+        <w:t>高效率：減少人工盤點與填寫風險評估表的時間。</w:t>
       </w:r>
     </w:p>
     <w:p>
@@ -13438,7 +15528,7 @@
           <w:sz w:val="28"/>
           <w:szCs w:val="28"/>
         </w:rPr>
-        <w:t>1.</w:t>
+        <w:t>3.</w:t>
       </w:r>
       <w:r>
         <w:rPr>
@@ -13456,18 +15546,8 @@
           <w:sz w:val="28"/>
           <w:szCs w:val="28"/>
         </w:rPr>
-        <w:t>低門檻：以簡單介面協助使用者完成資料填寫與查詢。</w:t>
-      </w:r>
-    </w:p>
-    <w:p>
-      <w:pPr>
-        <w:rPr>
-          <w:rFonts w:eastAsia="標楷體" w:cs="標楷體"/>
-          <w:color w:val="000000" w:themeColor="text1"/>
-          <w:sz w:val="28"/>
-          <w:szCs w:val="28"/>
-        </w:rPr>
-      </w:pPr>
+        <w:t>可理解：</w:t>
+      </w:r>
       <w:r>
         <w:rPr>
           <w:rFonts w:eastAsia="標楷體" w:cs="標楷體" w:hint="eastAsia"/>
@@ -13475,7 +15555,7 @@
           <w:sz w:val="28"/>
           <w:szCs w:val="28"/>
         </w:rPr>
-        <w:t>2.</w:t>
+        <w:t xml:space="preserve">AI </w:t>
       </w:r>
       <w:r>
         <w:rPr>
@@ -13484,82 +15564,7 @@
           <w:sz w:val="28"/>
           <w:szCs w:val="28"/>
         </w:rPr>
-        <w:tab/>
-      </w:r>
-      <w:r>
-        <w:rPr>
-          <w:rFonts w:eastAsia="標楷體" w:cs="標楷體" w:hint="eastAsia"/>
-          <w:color w:val="000000" w:themeColor="text1"/>
-          <w:sz w:val="28"/>
-          <w:szCs w:val="28"/>
-        </w:rPr>
-        <w:t>高效率：減少人工盤點與填寫風險評估表的時間。</w:t>
-      </w:r>
-    </w:p>
-    <w:p>
-      <w:pPr>
-        <w:rPr>
-          <w:rFonts w:eastAsia="標楷體" w:cs="標楷體"/>
-          <w:color w:val="000000" w:themeColor="text1"/>
-          <w:sz w:val="28"/>
-          <w:szCs w:val="28"/>
-        </w:rPr>
-      </w:pPr>
-      <w:r>
-        <w:rPr>
-          <w:rFonts w:eastAsia="標楷體" w:cs="標楷體" w:hint="eastAsia"/>
-          <w:color w:val="000000" w:themeColor="text1"/>
-          <w:sz w:val="28"/>
-          <w:szCs w:val="28"/>
-        </w:rPr>
-        <w:t>3.</w:t>
-      </w:r>
-      <w:r>
-        <w:rPr>
-          <w:rFonts w:eastAsia="標楷體" w:cs="標楷體" w:hint="eastAsia"/>
-          <w:color w:val="000000" w:themeColor="text1"/>
-          <w:sz w:val="28"/>
-          <w:szCs w:val="28"/>
-        </w:rPr>
-        <w:tab/>
-      </w:r>
-      <w:r>
-        <w:rPr>
-          <w:rFonts w:eastAsia="標楷體" w:cs="標楷體" w:hint="eastAsia"/>
-          <w:color w:val="000000" w:themeColor="text1"/>
-          <w:sz w:val="28"/>
-          <w:szCs w:val="28"/>
-        </w:rPr>
-        <w:t>可理解：</w:t>
-      </w:r>
-      <w:r>
-        <w:rPr>
-          <w:rFonts w:eastAsia="標楷體" w:cs="標楷體" w:hint="eastAsia"/>
-          <w:color w:val="000000" w:themeColor="text1"/>
-          <w:sz w:val="28"/>
-          <w:szCs w:val="28"/>
-        </w:rPr>
-        <w:t xml:space="preserve">AI </w:t>
-      </w:r>
-      <w:proofErr w:type="gramStart"/>
-      <w:r>
-        <w:rPr>
-          <w:rFonts w:eastAsia="標楷體" w:cs="標楷體" w:hint="eastAsia"/>
-          <w:color w:val="000000" w:themeColor="text1"/>
-          <w:sz w:val="28"/>
-          <w:szCs w:val="28"/>
-        </w:rPr>
-        <w:t>將資安建議</w:t>
-      </w:r>
-      <w:proofErr w:type="gramEnd"/>
-      <w:r>
-        <w:rPr>
-          <w:rFonts w:eastAsia="標楷體" w:cs="標楷體" w:hint="eastAsia"/>
-          <w:color w:val="000000" w:themeColor="text1"/>
-          <w:sz w:val="28"/>
-          <w:szCs w:val="28"/>
-        </w:rPr>
-        <w:t>轉換為較白話的改善方向。</w:t>
+        <w:t>將資安建議轉換為較白話的改善方向。</w:t>
       </w:r>
     </w:p>
     <w:p>
@@ -13866,21 +15871,7 @@
               <w:rPr>
                 <w:rFonts w:eastAsia="標楷體" w:cs="標楷體" w:hint="eastAsia"/>
               </w:rPr>
-              <w:t>給建議、</w:t>
-            </w:r>
-            <w:proofErr w:type="gramStart"/>
-            <w:r>
-              <w:rPr>
-                <w:rFonts w:eastAsia="標楷體" w:cs="標楷體" w:hint="eastAsia"/>
-              </w:rPr>
-              <w:t>規則算分</w:t>
-            </w:r>
-            <w:proofErr w:type="gramEnd"/>
-            <w:r>
-              <w:rPr>
-                <w:rFonts w:eastAsia="標楷體" w:cs="標楷體" w:hint="eastAsia"/>
-              </w:rPr>
-              <w:t>、</w:t>
+              <w:t>給建議、規則算分、</w:t>
             </w:r>
             <w:r>
               <w:rPr>
@@ -13942,21 +15933,7 @@
               <w:rPr>
                 <w:rFonts w:eastAsia="標楷體" w:cs="標楷體" w:hint="eastAsia"/>
               </w:rPr>
-              <w:t xml:space="preserve"> </w:t>
-            </w:r>
-            <w:proofErr w:type="spellStart"/>
-            <w:r>
-              <w:rPr>
-                <w:rFonts w:eastAsia="標楷體" w:cs="標楷體" w:hint="eastAsia"/>
-              </w:rPr>
-              <w:t>cia_delta</w:t>
-            </w:r>
-            <w:proofErr w:type="spellEnd"/>
-            <w:r>
-              <w:rPr>
-                <w:rFonts w:eastAsia="標楷體" w:cs="標楷體" w:hint="eastAsia"/>
-              </w:rPr>
-              <w:t>,</w:t>
+              <w:t xml:space="preserve"> cia_delta,</w:t>
             </w:r>
             <w:r>
               <w:rPr>
@@ -14064,21 +16041,7 @@
               <w:rPr>
                 <w:rFonts w:eastAsia="標楷體" w:cs="標楷體" w:hint="eastAsia"/>
               </w:rPr>
-              <w:t>多租戶、權限控管、</w:t>
-            </w:r>
-            <w:proofErr w:type="gramStart"/>
-            <w:r>
-              <w:rPr>
-                <w:rFonts w:eastAsia="標楷體" w:cs="標楷體" w:hint="eastAsia"/>
-              </w:rPr>
-              <w:t>情資快取等</w:t>
-            </w:r>
-            <w:proofErr w:type="gramEnd"/>
-            <w:r>
-              <w:rPr>
-                <w:rFonts w:eastAsia="標楷體" w:cs="標楷體" w:hint="eastAsia"/>
-              </w:rPr>
-              <w:t>商業化要件未完成</w:t>
+              <w:t>多租戶、權限控管、情資快取等商業化要件未完成</w:t>
             </w:r>
           </w:p>
           <w:p>
@@ -14349,22 +16312,14 @@
               <w:rPr>
                 <w:rFonts w:eastAsia="標楷體" w:cs="標楷體" w:hint="eastAsia"/>
               </w:rPr>
-              <w:t>應用接受度</w:t>
-            </w:r>
-            <w:proofErr w:type="gramStart"/>
+              <w:t>應用接受度普及</w:t>
+            </w:r>
             <w:r>
               <w:rPr>
                 <w:rFonts w:eastAsia="標楷體" w:cs="標楷體" w:hint="eastAsia"/>
               </w:rPr>
-              <w:t>普及</w:t>
-            </w:r>
-            <w:r>
-              <w:rPr>
-                <w:rFonts w:eastAsia="標楷體" w:cs="標楷體" w:hint="eastAsia"/>
-              </w:rPr>
               <w:t>,</w:t>
             </w:r>
-            <w:proofErr w:type="gramEnd"/>
             <w:r>
               <w:rPr>
                 <w:rFonts w:eastAsia="標楷體" w:cs="標楷體" w:hint="eastAsia"/>
@@ -14427,39 +16382,17 @@
               </w:rPr>
               <w:t>、</w:t>
             </w:r>
-            <w:proofErr w:type="spellStart"/>
             <w:r>
               <w:rPr>
                 <w:rFonts w:eastAsia="標楷體" w:cs="標楷體" w:hint="eastAsia"/>
               </w:rPr>
-              <w:t>Secorion</w:t>
-            </w:r>
-            <w:proofErr w:type="spellEnd"/>
+              <w:t xml:space="preserve">Secorion </w:t>
+            </w:r>
             <w:r>
               <w:rPr>
                 <w:rFonts w:eastAsia="標楷體" w:cs="標楷體" w:hint="eastAsia"/>
               </w:rPr>
-              <w:t xml:space="preserve"> </w:t>
-            </w:r>
-            <w:r>
-              <w:rPr>
-                <w:rFonts w:eastAsia="標楷體" w:cs="標楷體" w:hint="eastAsia"/>
-              </w:rPr>
-              <w:t>等合</w:t>
-            </w:r>
-            <w:proofErr w:type="gramStart"/>
-            <w:r>
-              <w:rPr>
-                <w:rFonts w:eastAsia="標楷體" w:cs="標楷體" w:hint="eastAsia"/>
-              </w:rPr>
-              <w:t>規</w:t>
-            </w:r>
-            <w:proofErr w:type="gramEnd"/>
-            <w:r>
-              <w:rPr>
-                <w:rFonts w:eastAsia="標楷體" w:cs="標楷體" w:hint="eastAsia"/>
-              </w:rPr>
-              <w:t>平台已具品牌與客戶基礎</w:t>
+              <w:t>等合規平台已具品牌與客戶基礎</w:t>
             </w:r>
           </w:p>
           <w:p>
@@ -14476,19 +16409,11 @@
                 <w:rFonts w:eastAsia="標楷體" w:cs="標楷體"/>
               </w:rPr>
             </w:pPr>
-            <w:proofErr w:type="gramStart"/>
             <w:r>
               <w:rPr>
                 <w:rFonts w:eastAsia="標楷體" w:cs="標楷體" w:hint="eastAsia"/>
               </w:rPr>
-              <w:t>資安資料</w:t>
-            </w:r>
-            <w:proofErr w:type="gramEnd"/>
-            <w:r>
-              <w:rPr>
-                <w:rFonts w:eastAsia="標楷體" w:cs="標楷體" w:hint="eastAsia"/>
-              </w:rPr>
-              <w:t>敏感</w:t>
+              <w:t>資安資料敏感</w:t>
             </w:r>
             <w:r>
               <w:rPr>
@@ -14831,25 +16756,7 @@
                 <w:sz w:val="28"/>
                 <w:szCs w:val="28"/>
               </w:rPr>
-              <w:t>以三層架構的可解釋性切入學校與中小企業,主打「比 Excel 快、比顧問便宜、比合</w:t>
-            </w:r>
-            <w:proofErr w:type="gramStart"/>
-            <w:r>
-              <w:rPr>
-                <w:rFonts w:ascii="標楷體" w:eastAsia="標楷體" w:hAnsi="標楷體" w:cs="標楷體"/>
-                <w:sz w:val="28"/>
-                <w:szCs w:val="28"/>
-              </w:rPr>
-              <w:t>規</w:t>
-            </w:r>
-            <w:proofErr w:type="gramEnd"/>
-            <w:r>
-              <w:rPr>
-                <w:rFonts w:ascii="標楷體" w:eastAsia="標楷體" w:hAnsi="標楷體" w:cs="標楷體"/>
-                <w:sz w:val="28"/>
-                <w:szCs w:val="28"/>
-              </w:rPr>
-              <w:t>平台輕」</w:t>
+              <w:t>以三層架構的可解釋性切入學校與中小企業,主打「比 Excel 快、比顧問便宜、比合規平台輕」</w:t>
             </w:r>
           </w:p>
         </w:tc>
@@ -14965,25 +16872,7 @@
                 <w:sz w:val="28"/>
                 <w:szCs w:val="28"/>
               </w:rPr>
-              <w:t>以「規則</w:t>
-            </w:r>
-            <w:proofErr w:type="gramStart"/>
-            <w:r>
-              <w:rPr>
-                <w:rFonts w:ascii="標楷體" w:eastAsia="標楷體" w:hAnsi="標楷體" w:cs="標楷體"/>
-                <w:sz w:val="28"/>
-                <w:szCs w:val="28"/>
-              </w:rPr>
-              <w:t>引擎算分</w:t>
-            </w:r>
-            <w:proofErr w:type="gramEnd"/>
-            <w:r>
-              <w:rPr>
-                <w:rFonts w:ascii="標楷體" w:eastAsia="標楷體" w:hAnsi="標楷體" w:cs="標楷體"/>
-                <w:sz w:val="28"/>
-                <w:szCs w:val="28"/>
-              </w:rPr>
-              <w:t>、AI 不直接決定分數」回應對 AI 信任的疑慮;以條文引用回應 AI 幻覺風險</w:t>
+              <w:t>以「規則引擎算分、AI 不直接決定分數」回應對 AI 信任的疑慮;以條文引用回應 AI 幻覺風險</w:t>
             </w:r>
           </w:p>
         </w:tc>
@@ -15089,25 +16978,7 @@
           <w:sz w:val="28"/>
           <w:szCs w:val="28"/>
         </w:rPr>
-        <w:t>依各系統</w:t>
-      </w:r>
-      <w:proofErr w:type="gramStart"/>
-      <w:r>
-        <w:rPr>
-          <w:rFonts w:eastAsia="標楷體" w:hint="eastAsia"/>
-          <w:sz w:val="28"/>
-          <w:szCs w:val="28"/>
-        </w:rPr>
-        <w:t>公開官網與</w:t>
-      </w:r>
-      <w:proofErr w:type="gramEnd"/>
-      <w:r>
-        <w:rPr>
-          <w:rFonts w:eastAsia="標楷體" w:hint="eastAsia"/>
-          <w:sz w:val="28"/>
-          <w:szCs w:val="28"/>
-        </w:rPr>
-        <w:t>導入文件</w:t>
+        <w:t>依各系統公開官網與導入文件</w:t>
       </w:r>
       <w:r>
         <w:rPr>
@@ -15263,19 +17134,11 @@
                 <w:rFonts w:ascii="標楷體" w:eastAsia="標楷體" w:hAnsi="標楷體" w:cs="標楷體"/>
               </w:rPr>
             </w:pPr>
-            <w:proofErr w:type="spellStart"/>
             <w:r>
               <w:rPr>
                 <w:rFonts w:ascii="標楷體" w:eastAsia="標楷體" w:hAnsi="標楷體" w:cs="標楷體"/>
               </w:rPr>
-              <w:t>RiskGenie</w:t>
-            </w:r>
-            <w:proofErr w:type="spellEnd"/>
-            <w:r>
-              <w:rPr>
-                <w:rFonts w:ascii="標楷體" w:eastAsia="標楷體" w:hAnsi="標楷體" w:cs="標楷體"/>
-              </w:rPr>
-              <w:t xml:space="preserve"> 評評理</w:t>
+              <w:t>RiskGenie 評評理</w:t>
             </w:r>
           </w:p>
         </w:tc>
@@ -15335,28 +17198,12 @@
                 <w:rFonts w:ascii="標楷體" w:eastAsia="標楷體" w:hAnsi="標楷體" w:cs="標楷體"/>
               </w:rPr>
             </w:pPr>
-            <w:proofErr w:type="spellStart"/>
             <w:r>
               <w:rPr>
                 <w:rFonts w:ascii="標楷體" w:eastAsia="標楷體" w:hAnsi="標楷體" w:cs="標楷體"/>
               </w:rPr>
-              <w:t>Secorion</w:t>
-            </w:r>
-            <w:proofErr w:type="spellEnd"/>
-            <w:r>
-              <w:rPr>
-                <w:rFonts w:ascii="標楷體" w:eastAsia="標楷體" w:hAnsi="標楷體" w:cs="標楷體"/>
-              </w:rPr>
-              <w:t xml:space="preserve"> </w:t>
-            </w:r>
-            <w:proofErr w:type="gramStart"/>
-            <w:r>
-              <w:rPr>
-                <w:rFonts w:ascii="標楷體" w:eastAsia="標楷體" w:hAnsi="標楷體" w:cs="標楷體"/>
-              </w:rPr>
-              <w:t>資安合規</w:t>
-            </w:r>
-            <w:proofErr w:type="gramEnd"/>
+              <w:t>Secorion 資安合規</w:t>
+            </w:r>
           </w:p>
         </w:tc>
       </w:tr>
@@ -15446,14 +17293,12 @@
                 <w:rFonts w:ascii="標楷體" w:eastAsia="標楷體" w:hAnsi="標楷體" w:cs="標楷體"/>
               </w:rPr>
             </w:pPr>
-            <w:proofErr w:type="gramStart"/>
             <w:r>
               <w:rPr>
                 <w:rFonts w:ascii="標楷體" w:eastAsia="標楷體" w:hAnsi="標楷體" w:cs="標楷體"/>
               </w:rPr>
               <w:t>企業資安管理</w:t>
             </w:r>
-            <w:proofErr w:type="gramEnd"/>
           </w:p>
         </w:tc>
         <w:tc>
@@ -15479,19 +17324,11 @@
                 <w:rFonts w:ascii="標楷體" w:eastAsia="標楷體" w:hAnsi="標楷體" w:cs="標楷體"/>
               </w:rPr>
             </w:pPr>
-            <w:proofErr w:type="gramStart"/>
             <w:r>
               <w:rPr>
                 <w:rFonts w:ascii="標楷體" w:eastAsia="標楷體" w:hAnsi="標楷體" w:cs="標楷體"/>
               </w:rPr>
-              <w:t>資安合規</w:t>
-            </w:r>
-            <w:proofErr w:type="gramEnd"/>
-            <w:r>
-              <w:rPr>
-                <w:rFonts w:ascii="標楷體" w:eastAsia="標楷體" w:hAnsi="標楷體" w:cs="標楷體"/>
-              </w:rPr>
-              <w:t>管理</w:t>
+              <w:t>資安合規管理</w:t>
             </w:r>
           </w:p>
         </w:tc>
@@ -16121,21 +17958,7 @@
               <w:rPr>
                 <w:rFonts w:ascii="標楷體" w:eastAsia="標楷體" w:hAnsi="標楷體" w:cs="標楷體"/>
               </w:rPr>
-              <w:t>完整合</w:t>
-            </w:r>
-            <w:proofErr w:type="gramStart"/>
-            <w:r>
-              <w:rPr>
-                <w:rFonts w:ascii="標楷體" w:eastAsia="標楷體" w:hAnsi="標楷體" w:cs="標楷體"/>
-              </w:rPr>
-              <w:t>規</w:t>
-            </w:r>
-            <w:proofErr w:type="gramEnd"/>
-            <w:r>
-              <w:rPr>
-                <w:rFonts w:ascii="標楷體" w:eastAsia="標楷體" w:hAnsi="標楷體" w:cs="標楷體"/>
-              </w:rPr>
-              <w:t>報表</w:t>
+              <w:t>完整合規報表</w:t>
             </w:r>
           </w:p>
         </w:tc>
@@ -16418,23 +18241,13 @@
         </w:rPr>
         <w:t>：</w:t>
       </w:r>
-      <w:proofErr w:type="spellStart"/>
       <w:r>
         <w:rPr>
           <w:rFonts w:eastAsia="標楷體" w:cs="標楷體" w:hint="eastAsia"/>
           <w:sz w:val="28"/>
           <w:szCs w:val="28"/>
         </w:rPr>
-        <w:t>RiskGenie</w:t>
-      </w:r>
-      <w:proofErr w:type="spellEnd"/>
-      <w:r>
-        <w:rPr>
-          <w:rFonts w:eastAsia="標楷體" w:cs="標楷體" w:hint="eastAsia"/>
-          <w:sz w:val="28"/>
-          <w:szCs w:val="28"/>
-        </w:rPr>
-        <w:t xml:space="preserve"> </w:t>
+        <w:t xml:space="preserve">RiskGenie </w:t>
       </w:r>
       <w:r>
         <w:rPr>
@@ -16628,25 +18441,7 @@
           <w:sz w:val="28"/>
           <w:szCs w:val="28"/>
         </w:rPr>
-        <w:t>助使用者進行資訊資產盤點與風險評鑑，降低傳統人工評鑑所需的時間與專業門檻，並提升</w:t>
-      </w:r>
-      <w:proofErr w:type="gramStart"/>
-      <w:r>
-        <w:rPr>
-          <w:rFonts w:eastAsia="標楷體" w:cs="標楷體"/>
-          <w:sz w:val="28"/>
-          <w:szCs w:val="28"/>
-        </w:rPr>
-        <w:t>整體資安管理</w:t>
-      </w:r>
-      <w:proofErr w:type="gramEnd"/>
-      <w:r>
-        <w:rPr>
-          <w:rFonts w:eastAsia="標楷體" w:cs="標楷體"/>
-          <w:sz w:val="28"/>
-          <w:szCs w:val="28"/>
-        </w:rPr>
-        <w:t>效率。透過使用者輸入資產資料，結合</w:t>
+        <w:t>助使用者進行資訊資產盤點與風險評鑑，降低傳統人工評鑑所需的時間與專業門檻，並提升整體資安管理效率。透過使用者輸入資產資料，結合</w:t>
       </w:r>
       <w:r>
         <w:rPr>
@@ -17062,25 +18857,23 @@
           <w:sz w:val="28"/>
           <w:szCs w:val="28"/>
         </w:rPr>
-        <w:t xml:space="preserve"> </w:t>
-      </w:r>
-      <w:proofErr w:type="spellStart"/>
+        <w:t xml:space="preserve"> Supabase </w:t>
+      </w:r>
       <w:r>
         <w:rPr>
           <w:rFonts w:eastAsia="標楷體" w:cs="標楷體" w:hint="eastAsia"/>
           <w:sz w:val="28"/>
           <w:szCs w:val="28"/>
         </w:rPr>
-        <w:t>Supabase</w:t>
-      </w:r>
-      <w:proofErr w:type="spellEnd"/>
+        <w:t>雲端資料庫（</w:t>
+      </w:r>
       <w:r>
         <w:rPr>
           <w:rFonts w:eastAsia="標楷體" w:cs="標楷體" w:hint="eastAsia"/>
           <w:sz w:val="28"/>
           <w:szCs w:val="28"/>
         </w:rPr>
-        <w:t xml:space="preserve"> </w:t>
+        <w:t>PostgreSQL</w:t>
       </w:r>
       <w:r>
         <w:rPr>
@@ -17088,7 +18881,7 @@
           <w:sz w:val="28"/>
           <w:szCs w:val="28"/>
         </w:rPr>
-        <w:t>雲端資料庫（</w:t>
+        <w:t>）進行資料儲存與管理，負責保存使用者資料、資訊資產清單、風險評估結果及</w:t>
       </w:r>
       <w:r>
         <w:rPr>
@@ -17096,7 +18889,7 @@
           <w:sz w:val="28"/>
           <w:szCs w:val="28"/>
         </w:rPr>
-        <w:t>PostgreSQL</w:t>
+        <w:t xml:space="preserve"> CVE </w:t>
       </w:r>
       <w:r>
         <w:rPr>
@@ -17104,7 +18897,7 @@
           <w:sz w:val="28"/>
           <w:szCs w:val="28"/>
         </w:rPr>
-        <w:t>）進行資料儲存與管理，負責保存使用者資料、資訊資產清單、風險評估結果及</w:t>
+        <w:t>漏洞知識庫資料。系統透過排程機制定期同步最新</w:t>
       </w:r>
       <w:r>
         <w:rPr>
@@ -17120,41 +18913,7 @@
           <w:sz w:val="28"/>
           <w:szCs w:val="28"/>
         </w:rPr>
-        <w:t>漏洞知識庫資料。系統透過排程機制定期同步最新</w:t>
-      </w:r>
-      <w:r>
-        <w:rPr>
-          <w:rFonts w:eastAsia="標楷體" w:cs="標楷體" w:hint="eastAsia"/>
-          <w:sz w:val="28"/>
-          <w:szCs w:val="28"/>
-        </w:rPr>
-        <w:t xml:space="preserve"> CVE </w:t>
-      </w:r>
-      <w:r>
-        <w:rPr>
-          <w:rFonts w:eastAsia="標楷體" w:cs="標楷體" w:hint="eastAsia"/>
-          <w:sz w:val="28"/>
-          <w:szCs w:val="28"/>
-        </w:rPr>
-        <w:t>資訊，以確保風險評鑑所依據</w:t>
-      </w:r>
-      <w:proofErr w:type="gramStart"/>
-      <w:r>
-        <w:rPr>
-          <w:rFonts w:eastAsia="標楷體" w:cs="標楷體" w:hint="eastAsia"/>
-          <w:sz w:val="28"/>
-          <w:szCs w:val="28"/>
-        </w:rPr>
-        <w:t>之資安資料</w:t>
-      </w:r>
-      <w:proofErr w:type="gramEnd"/>
-      <w:r>
-        <w:rPr>
-          <w:rFonts w:eastAsia="標楷體" w:cs="標楷體" w:hint="eastAsia"/>
-          <w:sz w:val="28"/>
-          <w:szCs w:val="28"/>
-        </w:rPr>
-        <w:t>具備時效性。</w:t>
+        <w:t>資訊，以確保風險評鑑所依據之資安資料具備時效性。</w:t>
       </w:r>
     </w:p>
     <w:p>
@@ -17354,25 +19113,7 @@
           <w:sz w:val="28"/>
           <w:szCs w:val="28"/>
         </w:rPr>
-        <w:t>知識庫檢索</w:t>
-      </w:r>
-      <w:proofErr w:type="gramStart"/>
-      <w:r>
-        <w:rPr>
-          <w:rFonts w:eastAsia="標楷體" w:cs="標楷體" w:hint="eastAsia"/>
-          <w:sz w:val="28"/>
-          <w:szCs w:val="28"/>
-        </w:rPr>
-        <w:t>相關資安漏洞</w:t>
-      </w:r>
-      <w:proofErr w:type="gramEnd"/>
-      <w:r>
-        <w:rPr>
-          <w:rFonts w:eastAsia="標楷體" w:cs="標楷體" w:hint="eastAsia"/>
-          <w:sz w:val="28"/>
-          <w:szCs w:val="28"/>
-        </w:rPr>
-        <w:t>資訊。</w:t>
+        <w:t>知識庫檢索相關資安漏洞資訊。</w:t>
       </w:r>
       <w:r>
         <w:rPr>
@@ -17534,7 +19275,6 @@
         </w:rPr>
         <w:t>後端框架與</w:t>
       </w:r>
-      <w:proofErr w:type="spellStart"/>
       <w:r>
         <w:rPr>
           <w:rFonts w:eastAsia="標楷體" w:cs="標楷體"/>
@@ -17543,7 +19283,6 @@
         </w:rPr>
         <w:t>Supabase</w:t>
       </w:r>
-      <w:proofErr w:type="spellEnd"/>
       <w:r>
         <w:rPr>
           <w:rFonts w:eastAsia="標楷體" w:cs="標楷體"/>
@@ -17558,25 +19297,7 @@
           <w:sz w:val="28"/>
           <w:szCs w:val="28"/>
         </w:rPr>
-        <w:t>，建置一套完整</w:t>
-      </w:r>
-      <w:proofErr w:type="gramStart"/>
-      <w:r>
-        <w:rPr>
-          <w:rFonts w:eastAsia="標楷體" w:cs="標楷體"/>
-          <w:sz w:val="28"/>
-          <w:szCs w:val="28"/>
-        </w:rPr>
-        <w:t>的資安風險</w:t>
-      </w:r>
-      <w:proofErr w:type="gramEnd"/>
-      <w:r>
-        <w:rPr>
-          <w:rFonts w:eastAsia="標楷體" w:cs="標楷體"/>
-          <w:sz w:val="28"/>
-          <w:szCs w:val="28"/>
-        </w:rPr>
-        <w:t>評估平台。考量現今使用者多透過不同裝置進行操作，本系統設計為跨平台網頁應用，支援電腦與行動裝置瀏覽器，</w:t>
+        <w:t>，建置一套完整的資安風險評估平台。考量現今使用者多透過不同裝置進行操作，本系統設計為跨平台網頁應用，支援電腦與行動裝置瀏覽器，</w:t>
       </w:r>
       <w:r>
         <w:rPr>
@@ -17616,27 +19337,8 @@
           <w:sz w:val="28"/>
           <w:szCs w:val="28"/>
         </w:rPr>
-        <w:t>。</w:t>
-      </w:r>
-      <w:proofErr w:type="gramStart"/>
-      <w:r>
-        <w:rPr>
-          <w:rFonts w:eastAsia="標楷體" w:cs="標楷體"/>
-          <w:sz w:val="28"/>
-          <w:szCs w:val="28"/>
-        </w:rPr>
-        <w:t>此外，</w:t>
-      </w:r>
-      <w:proofErr w:type="gramEnd"/>
-      <w:r>
-        <w:rPr>
-          <w:rFonts w:eastAsia="標楷體" w:cs="標楷體"/>
-          <w:sz w:val="28"/>
-          <w:szCs w:val="28"/>
-        </w:rPr>
-        <w:t>由於採用</w:t>
-      </w:r>
-      <w:proofErr w:type="spellStart"/>
+        <w:t>。此外，由於採用</w:t>
+      </w:r>
       <w:r>
         <w:rPr>
           <w:rFonts w:eastAsia="標楷體" w:cs="標楷體"/>
@@ -17645,7 +19347,6 @@
         </w:rPr>
         <w:t>Supabase</w:t>
       </w:r>
-      <w:proofErr w:type="spellEnd"/>
       <w:r>
         <w:rPr>
           <w:rFonts w:eastAsia="標楷體" w:cs="標楷體"/>
@@ -18014,14 +19715,12 @@
                 <w:rFonts w:eastAsia="標楷體" w:cs="標楷體"/>
               </w:rPr>
             </w:pPr>
-            <w:proofErr w:type="spellStart"/>
             <w:r>
               <w:rPr>
                 <w:rFonts w:eastAsia="標楷體" w:cs="標楷體"/>
               </w:rPr>
               <w:t>Supabase</w:t>
             </w:r>
-            <w:proofErr w:type="spellEnd"/>
             <w:r>
               <w:rPr>
                 <w:rFonts w:eastAsia="標楷體" w:cs="標楷體"/>
@@ -18865,7 +20564,6 @@
         </w:rPr>
         <w:t>以下列出本系統於開發「</w:t>
       </w:r>
-      <w:proofErr w:type="spellStart"/>
       <w:r>
         <w:rPr>
           <w:rFonts w:eastAsia="標楷體" w:cs="標楷體"/>
@@ -18874,7 +20572,6 @@
         </w:rPr>
         <w:t>RiskGenie</w:t>
       </w:r>
-      <w:proofErr w:type="spellEnd"/>
       <w:r>
         <w:rPr>
           <w:rFonts w:eastAsia="標楷體" w:cs="標楷體"/>
@@ -19063,7 +20760,6 @@
           <w:szCs w:val="28"/>
         </w:rPr>
       </w:pPr>
-      <w:proofErr w:type="spellStart"/>
       <w:r>
         <w:rPr>
           <w:rFonts w:eastAsia="標楷體" w:cs="標楷體"/>
@@ -19073,7 +20769,6 @@
         <w:lastRenderedPageBreak/>
         <w:t>Supabase</w:t>
       </w:r>
-      <w:proofErr w:type="spellEnd"/>
       <w:r>
         <w:rPr>
           <w:rFonts w:eastAsia="標楷體" w:cs="標楷體"/>
@@ -19192,25 +20887,7 @@
           <w:sz w:val="28"/>
           <w:szCs w:val="28"/>
         </w:rPr>
-        <w:t>生成式人工智慧模型：用於風險分析與建議生成，以提升分析效率與決策品質，並於資料傳送前進行敏感資訊去識別化處理，以降低敏感資料外</w:t>
-      </w:r>
-      <w:proofErr w:type="gramStart"/>
-      <w:r>
-        <w:rPr>
-          <w:rFonts w:eastAsia="標楷體" w:cs="標楷體"/>
-          <w:sz w:val="28"/>
-          <w:szCs w:val="28"/>
-        </w:rPr>
-        <w:t>洩</w:t>
-      </w:r>
-      <w:proofErr w:type="gramEnd"/>
-      <w:r>
-        <w:rPr>
-          <w:rFonts w:eastAsia="標楷體" w:cs="標楷體"/>
-          <w:sz w:val="28"/>
-          <w:szCs w:val="28"/>
-        </w:rPr>
-        <w:t>風險並提升資料安全性。</w:t>
+        <w:t>生成式人工智慧模型：用於風險分析與建議生成，以提升分析效率與決策品質，並於資料傳送前進行敏感資訊去識別化處理，以降低敏感資料外洩風險並提升資料安全性。</w:t>
       </w:r>
     </w:p>
     <w:p>
@@ -19282,25 +20959,23 @@
           <w:sz w:val="28"/>
           <w:szCs w:val="28"/>
         </w:rPr>
-        <w:t>）技術，從</w:t>
-      </w:r>
-      <w:proofErr w:type="gramStart"/>
+        <w:t>）技術，從本地資安知識庫中擷取與使用者資產相關之資訊，並將檢索結果作為</w:t>
+      </w:r>
       <w:r>
         <w:rPr>
           <w:rFonts w:eastAsia="標楷體" w:cs="標楷體" w:hint="eastAsia"/>
           <w:sz w:val="28"/>
           <w:szCs w:val="28"/>
         </w:rPr>
-        <w:t>本地資安</w:t>
-      </w:r>
-      <w:proofErr w:type="gramEnd"/>
+        <w:t xml:space="preserve"> Gemini </w:t>
+      </w:r>
       <w:r>
         <w:rPr>
           <w:rFonts w:eastAsia="標楷體" w:cs="標楷體" w:hint="eastAsia"/>
           <w:sz w:val="28"/>
           <w:szCs w:val="28"/>
         </w:rPr>
-        <w:t>知識庫中擷取與使用者資產相關之資訊，並將檢索結果作為</w:t>
+        <w:t>模型之額外上下文資訊，以提升分析準確性。該知識庫內容包含定期更新之</w:t>
       </w:r>
       <w:r>
         <w:rPr>
@@ -19308,7 +20983,7 @@
           <w:sz w:val="28"/>
           <w:szCs w:val="28"/>
         </w:rPr>
-        <w:t xml:space="preserve"> Gemini </w:t>
+        <w:t xml:space="preserve"> CVE</w:t>
       </w:r>
       <w:r>
         <w:rPr>
@@ -19316,59 +20991,7 @@
           <w:sz w:val="28"/>
           <w:szCs w:val="28"/>
         </w:rPr>
-        <w:t>模型之額外上下文資訊，以提升分析準確性。該知識庫內容包含定期更新之</w:t>
-      </w:r>
-      <w:r>
-        <w:rPr>
-          <w:rFonts w:eastAsia="標楷體" w:cs="標楷體" w:hint="eastAsia"/>
-          <w:sz w:val="28"/>
-          <w:szCs w:val="28"/>
-        </w:rPr>
-        <w:t xml:space="preserve"> CVE</w:t>
-      </w:r>
-      <w:r>
-        <w:rPr>
-          <w:rFonts w:eastAsia="標楷體" w:cs="標楷體" w:hint="eastAsia"/>
-          <w:sz w:val="28"/>
-          <w:szCs w:val="28"/>
-        </w:rPr>
-        <w:t>漏洞資料與</w:t>
-      </w:r>
-      <w:proofErr w:type="gramStart"/>
-      <w:r>
-        <w:rPr>
-          <w:rFonts w:eastAsia="標楷體" w:cs="標楷體" w:hint="eastAsia"/>
-          <w:sz w:val="28"/>
-          <w:szCs w:val="28"/>
-        </w:rPr>
-        <w:t>相關資安規範</w:t>
-      </w:r>
-      <w:proofErr w:type="gramEnd"/>
-      <w:r>
-        <w:rPr>
-          <w:rFonts w:eastAsia="標楷體" w:cs="標楷體" w:hint="eastAsia"/>
-          <w:sz w:val="28"/>
-          <w:szCs w:val="28"/>
-        </w:rPr>
-        <w:t>，使系統能反映</w:t>
-      </w:r>
-      <w:proofErr w:type="gramStart"/>
-      <w:r>
-        <w:rPr>
-          <w:rFonts w:eastAsia="標楷體" w:cs="標楷體" w:hint="eastAsia"/>
-          <w:sz w:val="28"/>
-          <w:szCs w:val="28"/>
-        </w:rPr>
-        <w:t>最新資安威脅</w:t>
-      </w:r>
-      <w:proofErr w:type="gramEnd"/>
-      <w:r>
-        <w:rPr>
-          <w:rFonts w:eastAsia="標楷體" w:cs="標楷體" w:hint="eastAsia"/>
-          <w:sz w:val="28"/>
-          <w:szCs w:val="28"/>
-        </w:rPr>
-        <w:t>情境。透過結合檢索資料與生成式</w:t>
+        <w:t>漏洞資料與相關資安規範，使系統能反映最新資安威脅情境。透過結合檢索資料與生成式</w:t>
       </w:r>
       <w:r>
         <w:rPr>
@@ -19416,25 +21039,7 @@
           <w:sz w:val="28"/>
           <w:szCs w:val="28"/>
         </w:rPr>
-        <w:t>：為</w:t>
-      </w:r>
-      <w:proofErr w:type="gramStart"/>
-      <w:r>
-        <w:rPr>
-          <w:rFonts w:eastAsia="標楷體" w:cs="標楷體"/>
-          <w:sz w:val="28"/>
-          <w:szCs w:val="28"/>
-        </w:rPr>
-        <w:t>輕量且功能</w:t>
-      </w:r>
-      <w:proofErr w:type="gramEnd"/>
-      <w:r>
-        <w:rPr>
-          <w:rFonts w:eastAsia="標楷體" w:cs="標楷體"/>
-          <w:sz w:val="28"/>
-          <w:szCs w:val="28"/>
-        </w:rPr>
-        <w:t>完整之開發工具，支援多種程式語言與除錯功能，並可透過擴充套件提升開發效率，是本系統主要開發環境。</w:t>
+        <w:t>：為輕量且功能完整之開發工具，支援多種程式語言與除錯功能，並可透過擴充套件提升開發效率，是本系統主要開發環境。</w:t>
       </w:r>
     </w:p>
     <w:p>
@@ -19578,25 +21183,7 @@
           <w:sz w:val="28"/>
           <w:szCs w:val="28"/>
         </w:rPr>
-        <w:t>設計原則：作為前後端資料傳輸之設計依據，使系統架構</w:t>
-      </w:r>
-      <w:proofErr w:type="gramStart"/>
-      <w:r>
-        <w:rPr>
-          <w:rFonts w:eastAsia="標楷體" w:cs="標楷體"/>
-          <w:sz w:val="28"/>
-          <w:szCs w:val="28"/>
-        </w:rPr>
-        <w:t>清晰，</w:t>
-      </w:r>
-      <w:proofErr w:type="gramEnd"/>
-      <w:r>
-        <w:rPr>
-          <w:rFonts w:eastAsia="標楷體" w:cs="標楷體"/>
-          <w:sz w:val="28"/>
-          <w:szCs w:val="28"/>
-        </w:rPr>
-        <w:t>並提升系統之擴展性與維護性。</w:t>
+        <w:t>設計原則：作為前後端資料傳輸之設計依據，使系統架構清晰，並提升系統之擴展性與維護性。</w:t>
       </w:r>
     </w:p>
     <w:p>
@@ -19842,14 +21429,12 @@
               </w:rPr>
               <w:t>、</w:t>
             </w:r>
-            <w:proofErr w:type="spellStart"/>
             <w:r>
               <w:rPr>
                 <w:rFonts w:eastAsia="標楷體" w:cs="標楷體"/>
               </w:rPr>
               <w:t>Supabase</w:t>
             </w:r>
-            <w:proofErr w:type="spellEnd"/>
           </w:p>
         </w:tc>
       </w:tr>
@@ -20091,14 +21676,12 @@
               </w:rPr>
               <w:t>、</w:t>
             </w:r>
-            <w:proofErr w:type="spellStart"/>
             <w:r>
               <w:rPr>
                 <w:rFonts w:eastAsia="標楷體" w:cs="標楷體"/>
               </w:rPr>
               <w:t>Supabase</w:t>
             </w:r>
-            <w:proofErr w:type="spellEnd"/>
             <w:r>
               <w:rPr>
                 <w:rFonts w:eastAsia="標楷體" w:cs="標楷體"/>
@@ -21087,16 +22670,45 @@
               <w:rPr>
                 <w:rFonts w:eastAsia="標楷體" w:hint="eastAsia"/>
               </w:rPr>
-              <w:t>林紀</w:t>
-            </w:r>
-            <w:proofErr w:type="gramStart"/>
+              <w:t>林紀媗</w:t>
+            </w:r>
+          </w:p>
+        </w:tc>
+        <w:tc>
+          <w:tcPr>
+            <w:tcW w:w="671" w:type="pct"/>
+          </w:tcPr>
+          <w:p>
+            <w:pPr>
+              <w:jc w:val="center"/>
+              <w:rPr>
+                <w:rFonts w:eastAsia="標楷體"/>
+                <w:szCs w:val="22"/>
+              </w:rPr>
+            </w:pPr>
+            <w:r>
+              <w:rPr>
+                <w:rFonts w:eastAsia="標楷體"/>
+                <w:szCs w:val="22"/>
+              </w:rPr>
+              <w:t>11436010</w:t>
+            </w:r>
+          </w:p>
+          <w:p>
+            <w:pPr>
+              <w:jc w:val="center"/>
+              <w:rPr>
+                <w:rFonts w:eastAsia="標楷體"/>
+                <w:szCs w:val="22"/>
+              </w:rPr>
+            </w:pPr>
             <w:r>
               <w:rPr>
                 <w:rFonts w:eastAsia="標楷體" w:hint="eastAsia"/>
-              </w:rPr>
-              <w:t>媗</w:t>
-            </w:r>
-            <w:proofErr w:type="gramEnd"/>
+                <w:szCs w:val="22"/>
+              </w:rPr>
+              <w:t>李昕縈</w:t>
+            </w:r>
           </w:p>
         </w:tc>
         <w:tc>
@@ -21108,15 +22720,13 @@
               <w:jc w:val="center"/>
               <w:rPr>
                 <w:rFonts w:eastAsia="標楷體"/>
-                <w:szCs w:val="22"/>
               </w:rPr>
             </w:pPr>
             <w:r>
               <w:rPr>
                 <w:rFonts w:eastAsia="標楷體"/>
-                <w:szCs w:val="22"/>
-              </w:rPr>
-              <w:t>11436010</w:t>
+              </w:rPr>
+              <w:t>11436017</w:t>
             </w:r>
           </w:p>
           <w:p>
@@ -21130,107 +22740,46 @@
             <w:r>
               <w:rPr>
                 <w:rFonts w:eastAsia="標楷體" w:hint="eastAsia"/>
-                <w:szCs w:val="22"/>
-              </w:rPr>
-              <w:t>李昕</w:t>
-            </w:r>
-            <w:proofErr w:type="gramStart"/>
+              </w:rPr>
+              <w:t>顏珮倪</w:t>
+            </w:r>
+          </w:p>
+        </w:tc>
+        <w:tc>
+          <w:tcPr>
+            <w:tcW w:w="667" w:type="pct"/>
+          </w:tcPr>
+          <w:p>
+            <w:pPr>
+              <w:jc w:val="center"/>
+              <w:rPr>
+                <w:rFonts w:eastAsia="標楷體"/>
+                <w:szCs w:val="22"/>
+              </w:rPr>
+            </w:pPr>
+            <w:r>
+              <w:rPr>
+                <w:rFonts w:eastAsia="標楷體"/>
+                <w:szCs w:val="22"/>
+              </w:rPr>
+              <w:t>11436021</w:t>
+            </w:r>
+          </w:p>
+          <w:p>
+            <w:pPr>
+              <w:jc w:val="center"/>
+              <w:rPr>
+                <w:rFonts w:eastAsia="標楷體"/>
+                <w:szCs w:val="22"/>
+              </w:rPr>
+            </w:pPr>
             <w:r>
               <w:rPr>
                 <w:rFonts w:eastAsia="標楷體" w:hint="eastAsia"/>
                 <w:szCs w:val="22"/>
               </w:rPr>
-              <w:t>縈</w:t>
-            </w:r>
-            <w:proofErr w:type="gramEnd"/>
-          </w:p>
-        </w:tc>
-        <w:tc>
-          <w:tcPr>
-            <w:tcW w:w="671" w:type="pct"/>
-          </w:tcPr>
-          <w:p>
-            <w:pPr>
-              <w:jc w:val="center"/>
-              <w:rPr>
-                <w:rFonts w:eastAsia="標楷體"/>
-              </w:rPr>
-            </w:pPr>
-            <w:r>
-              <w:rPr>
-                <w:rFonts w:eastAsia="標楷體"/>
-              </w:rPr>
-              <w:t>11436017</w:t>
-            </w:r>
-          </w:p>
-          <w:p>
-            <w:pPr>
-              <w:jc w:val="center"/>
-              <w:rPr>
-                <w:rFonts w:eastAsia="標楷體"/>
-                <w:szCs w:val="22"/>
-              </w:rPr>
-            </w:pPr>
-            <w:r>
-              <w:rPr>
-                <w:rFonts w:eastAsia="標楷體" w:hint="eastAsia"/>
-              </w:rPr>
-              <w:t>顏</w:t>
-            </w:r>
-            <w:proofErr w:type="gramStart"/>
-            <w:r>
-              <w:rPr>
-                <w:rFonts w:eastAsia="標楷體" w:hint="eastAsia"/>
-              </w:rPr>
-              <w:t>珮倪</w:t>
-            </w:r>
-            <w:proofErr w:type="gramEnd"/>
-          </w:p>
-        </w:tc>
-        <w:tc>
-          <w:tcPr>
-            <w:tcW w:w="667" w:type="pct"/>
-          </w:tcPr>
-          <w:p>
-            <w:pPr>
-              <w:jc w:val="center"/>
-              <w:rPr>
-                <w:rFonts w:eastAsia="標楷體"/>
-                <w:szCs w:val="22"/>
-              </w:rPr>
-            </w:pPr>
-            <w:r>
-              <w:rPr>
-                <w:rFonts w:eastAsia="標楷體"/>
-                <w:szCs w:val="22"/>
-              </w:rPr>
-              <w:t>11436021</w:t>
-            </w:r>
-          </w:p>
-          <w:p>
-            <w:pPr>
-              <w:jc w:val="center"/>
-              <w:rPr>
-                <w:rFonts w:eastAsia="標楷體"/>
-                <w:szCs w:val="22"/>
-              </w:rPr>
-            </w:pPr>
-            <w:r>
-              <w:rPr>
-                <w:rFonts w:eastAsia="標楷體" w:hint="eastAsia"/>
-                <w:szCs w:val="22"/>
-              </w:rPr>
-              <w:t>黃翊</w:t>
-            </w:r>
-            <w:proofErr w:type="gramStart"/>
-            <w:r>
-              <w:rPr>
-                <w:rFonts w:eastAsia="標楷體" w:hint="eastAsia"/>
-                <w:szCs w:val="22"/>
-              </w:rPr>
-              <w:t>甄</w:t>
-            </w:r>
-            <w:proofErr w:type="gramEnd"/>
+              <w:t>黃翊甄</w:t>
+            </w:r>
           </w:p>
         </w:tc>
         <w:tc>
@@ -26719,17 +28268,8 @@
                 <w:rFonts w:eastAsia="標楷體" w:hint="eastAsia"/>
                 <w:szCs w:val="22"/>
               </w:rPr>
-              <w:t>顏</w:t>
-            </w:r>
-            <w:proofErr w:type="gramStart"/>
-            <w:r>
-              <w:rPr>
-                <w:rFonts w:eastAsia="標楷體" w:hint="eastAsia"/>
-                <w:szCs w:val="22"/>
-              </w:rPr>
-              <w:t>珮倪</w:t>
-            </w:r>
-            <w:proofErr w:type="gramEnd"/>
+              <w:t>顏珮倪</w:t>
+            </w:r>
           </w:p>
         </w:tc>
         <w:tc>
@@ -26929,17 +28469,8 @@
                 <w:rFonts w:eastAsia="標楷體" w:hint="eastAsia"/>
                 <w:szCs w:val="22"/>
               </w:rPr>
-              <w:t>林紀</w:t>
-            </w:r>
-            <w:proofErr w:type="gramStart"/>
-            <w:r>
-              <w:rPr>
-                <w:rFonts w:eastAsia="標楷體" w:hint="eastAsia"/>
-                <w:szCs w:val="22"/>
-              </w:rPr>
-              <w:t>媗</w:t>
-            </w:r>
-            <w:proofErr w:type="gramEnd"/>
+              <w:t>林紀媗</w:t>
+            </w:r>
           </w:p>
         </w:tc>
         <w:tc>
@@ -27157,17 +28688,8 @@
                 <w:rFonts w:eastAsia="標楷體" w:hint="eastAsia"/>
                 <w:szCs w:val="22"/>
               </w:rPr>
-              <w:t>李昕</w:t>
-            </w:r>
-            <w:proofErr w:type="gramStart"/>
-            <w:r>
-              <w:rPr>
-                <w:rFonts w:eastAsia="標楷體" w:hint="eastAsia"/>
-                <w:szCs w:val="22"/>
-              </w:rPr>
-              <w:t>縈</w:t>
-            </w:r>
-            <w:proofErr w:type="gramEnd"/>
+              <w:t>李昕縈</w:t>
+            </w:r>
           </w:p>
         </w:tc>
         <w:tc>
@@ -27353,17 +28875,8 @@
                 <w:rFonts w:eastAsia="標楷體" w:hint="eastAsia"/>
                 <w:szCs w:val="22"/>
               </w:rPr>
-              <w:t>黃翊</w:t>
-            </w:r>
-            <w:proofErr w:type="gramStart"/>
-            <w:r>
-              <w:rPr>
-                <w:rFonts w:eastAsia="標楷體" w:hint="eastAsia"/>
-                <w:szCs w:val="22"/>
-              </w:rPr>
-              <w:t>甄</w:t>
-            </w:r>
-            <w:proofErr w:type="gramEnd"/>
+              <w:t>黃翊甄</w:t>
+            </w:r>
           </w:p>
         </w:tc>
         <w:tc>
@@ -28037,51 +29550,15 @@
           <w:sz w:val="28"/>
           <w:szCs w:val="28"/>
         </w:rPr>
-        <w:t xml:space="preserve"> </w:t>
-      </w:r>
-      <w:proofErr w:type="spellStart"/>
-      <w:r>
-        <w:rPr>
-          <w:rFonts w:eastAsia="標楷體" w:cs="標楷體"/>
-          <w:sz w:val="28"/>
-          <w:szCs w:val="28"/>
-        </w:rPr>
-        <w:t>RiskGenie</w:t>
-      </w:r>
-      <w:proofErr w:type="spellEnd"/>
-      <w:r>
-        <w:rPr>
-          <w:rFonts w:eastAsia="標楷體" w:cs="標楷體"/>
-          <w:sz w:val="28"/>
-          <w:szCs w:val="28"/>
-        </w:rPr>
-        <w:t xml:space="preserve"> </w:t>
-      </w:r>
-      <w:r>
-        <w:rPr>
-          <w:rFonts w:eastAsia="標楷體" w:cs="標楷體"/>
-          <w:sz w:val="28"/>
-          <w:szCs w:val="28"/>
-        </w:rPr>
-        <w:t>評評理之功能需求、非功能需求與使用個案模型。本系統使用者包含一般使用者、</w:t>
-      </w:r>
-      <w:proofErr w:type="gramStart"/>
-      <w:r>
-        <w:rPr>
-          <w:rFonts w:eastAsia="標楷體" w:cs="標楷體"/>
-          <w:sz w:val="28"/>
-          <w:szCs w:val="28"/>
-        </w:rPr>
-        <w:t>資安管理員</w:t>
-      </w:r>
-      <w:proofErr w:type="gramEnd"/>
-      <w:r>
-        <w:rPr>
-          <w:rFonts w:eastAsia="標楷體" w:cs="標楷體"/>
-          <w:sz w:val="28"/>
-          <w:szCs w:val="28"/>
-        </w:rPr>
-        <w:t>／高階主管及系統管理員；各項需求以資訊資產盤點、風險評鑑與</w:t>
+        <w:t xml:space="preserve"> RiskGenie </w:t>
+      </w:r>
+      <w:r>
+        <w:rPr>
+          <w:rFonts w:eastAsia="標楷體" w:cs="標楷體"/>
+          <w:sz w:val="28"/>
+          <w:szCs w:val="28"/>
+        </w:rPr>
+        <w:t>評評理之功能需求、非功能需求與使用個案模型。本系統使用者包含一般使用者、資安管理員／高階主管及系統管理員；各項需求以資訊資產盤點、風險評鑑與</w:t>
       </w:r>
       <w:r>
         <w:rPr>
@@ -29369,14 +30846,12 @@
                 <w:rFonts w:eastAsia="標楷體" w:cs="標楷體"/>
               </w:rPr>
             </w:pPr>
-            <w:proofErr w:type="gramStart"/>
             <w:r>
               <w:rPr>
                 <w:rFonts w:eastAsia="標楷體" w:cs="標楷體"/>
               </w:rPr>
               <w:t>資安管理員</w:t>
             </w:r>
-            <w:proofErr w:type="gramEnd"/>
             <w:r>
               <w:rPr>
                 <w:rFonts w:eastAsia="標楷體" w:cs="標楷體" w:hint="eastAsia"/>
@@ -31819,7 +33294,7 @@
         <w:overflowPunct w:val="0"/>
         <w:jc w:val="center"/>
         <w:rPr>
-          <w:rFonts w:eastAsia="標楷體" w:cs="標楷體"/>
+          <w:rFonts w:eastAsia="標楷體" w:cs="標楷體" w:hint="eastAsia"/>
           <w:sz w:val="28"/>
           <w:szCs w:val="28"/>
         </w:rPr>
@@ -31864,16 +33339,6 @@
         </w:rPr>
         <w:t>查詢帳號作業</w:t>
       </w:r>
-      <w:proofErr w:type="gramStart"/>
-      <w:r>
-        <w:rPr>
-          <w:rFonts w:eastAsia="標楷體" w:cs="標楷體"/>
-          <w:sz w:val="28"/>
-          <w:szCs w:val="28"/>
-        </w:rPr>
-        <w:t>作業</w:t>
-      </w:r>
-      <w:proofErr w:type="gramEnd"/>
     </w:p>
     <w:p>
       <w:pPr>
@@ -34275,6 +35740,7 @@
     </w:p>
     <w:p>
       <w:pPr>
+        <w:outlineLvl w:val="1"/>
         <w:rPr>
           <w:rFonts w:eastAsia="標楷體"/>
           <w:sz w:val="32"/>
@@ -34290,10 +35756,17 @@
       </w:r>
       <w:r>
         <w:rPr>
+          <w:rFonts w:eastAsia="標楷體" w:hint="eastAsia"/>
+          <w:sz w:val="32"/>
+        </w:rPr>
+        <w:t>-</w:t>
+      </w:r>
+      <w:r>
+        <w:rPr>
           <w:rFonts w:eastAsia="標楷體"/>
           <w:sz w:val="32"/>
         </w:rPr>
-        <w:t>.1</w:t>
+        <w:t>1</w:t>
       </w:r>
       <w:r>
         <w:rPr>
@@ -34406,7 +35879,15 @@
           <w:sz w:val="28"/>
           <w:szCs w:val="28"/>
         </w:rPr>
-        <w:t>部署</w:t>
+        <w:t>佈</w:t>
+      </w:r>
+      <w:r>
+        <w:rPr>
+          <w:rFonts w:eastAsia="標楷體" w:hint="eastAsia"/>
+          <w:sz w:val="28"/>
+          <w:szCs w:val="28"/>
+        </w:rPr>
+        <w:t>署</w:t>
       </w:r>
       <w:r>
         <w:rPr>
@@ -34419,6 +35900,7 @@
     </w:p>
     <w:p>
       <w:pPr>
+        <w:outlineLvl w:val="1"/>
         <w:rPr>
           <w:rFonts w:eastAsia="標楷體"/>
           <w:sz w:val="32"/>
@@ -34429,7 +35911,21 @@
           <w:rFonts w:eastAsia="標楷體" w:hint="eastAsia"/>
           <w:sz w:val="32"/>
         </w:rPr>
-        <w:t>7.2</w:t>
+        <w:t>7</w:t>
+      </w:r>
+      <w:r>
+        <w:rPr>
+          <w:rFonts w:eastAsia="標楷體" w:hint="eastAsia"/>
+          <w:sz w:val="32"/>
+        </w:rPr>
+        <w:t>-</w:t>
+      </w:r>
+      <w:r>
+        <w:rPr>
+          <w:rFonts w:eastAsia="標楷體" w:hint="eastAsia"/>
+          <w:sz w:val="32"/>
+        </w:rPr>
+        <w:t>2</w:t>
       </w:r>
       <w:r>
         <w:rPr>
@@ -34883,7 +36379,6 @@
         <w:lastRenderedPageBreak/>
         <w:t xml:space="preserve">7-4 </w:t>
       </w:r>
-      <w:proofErr w:type="gramStart"/>
       <w:r>
         <w:rPr>
           <w:rFonts w:eastAsia="標楷體" w:cs="標楷體"/>
@@ -34900,7 +36395,6 @@
         </w:rPr>
         <w:t>與</w:t>
       </w:r>
-      <w:proofErr w:type="gramEnd"/>
       <w:r>
         <w:rPr>
           <w:rFonts w:eastAsia="標楷體" w:cs="標楷體"/>
@@ -35345,6 +36839,7 @@
           <w:szCs w:val="28"/>
         </w:rPr>
       </w:pPr>
+      <w:bookmarkStart w:id="55" w:name="_Hlk231221844"/>
       <w:r>
         <w:rPr>
           <w:rFonts w:eastAsia="標楷體" w:cs="標楷體" w:hint="eastAsia"/>
@@ -35421,7 +36916,8 @@
           <w:szCs w:val="32"/>
         </w:rPr>
       </w:pPr>
-      <w:bookmarkStart w:id="55" w:name="_Toc231221050"/>
+      <w:bookmarkStart w:id="56" w:name="_Toc231221050"/>
+      <w:bookmarkEnd w:id="55"/>
       <w:r>
         <w:rPr>
           <w:rFonts w:eastAsia="標楷體" w:cs="標楷體"/>
@@ -35450,7 +36946,7 @@
         </w:rPr>
         <w:t xml:space="preserve"> Meta Data</w:t>
       </w:r>
-      <w:bookmarkEnd w:id="55"/>
+      <w:bookmarkEnd w:id="56"/>
     </w:p>
     <w:p>
       <w:pPr>
@@ -35803,7 +37299,6 @@
                 <w:kern w:val="0"/>
               </w:rPr>
             </w:pPr>
-            <w:proofErr w:type="spellStart"/>
             <w:r>
               <w:rPr>
                 <w:rFonts w:eastAsia="標楷體" w:cs="新細明體"/>
@@ -35811,7 +37306,6 @@
               </w:rPr>
               <w:t>company_name</w:t>
             </w:r>
-            <w:proofErr w:type="spellEnd"/>
           </w:p>
         </w:tc>
         <w:tc>
@@ -35910,7 +37404,6 @@
                 <w:kern w:val="0"/>
               </w:rPr>
             </w:pPr>
-            <w:proofErr w:type="spellStart"/>
             <w:r>
               <w:rPr>
                 <w:rFonts w:eastAsia="標楷體" w:cs="新細明體"/>
@@ -35918,7 +37411,6 @@
               </w:rPr>
               <w:t>created_at</w:t>
             </w:r>
-            <w:proofErr w:type="spellEnd"/>
           </w:p>
         </w:tc>
         <w:tc>
@@ -35934,7 +37426,6 @@
                 <w:kern w:val="0"/>
               </w:rPr>
             </w:pPr>
-            <w:proofErr w:type="spellStart"/>
             <w:r>
               <w:rPr>
                 <w:rFonts w:eastAsia="標楷體" w:cs="新細明體"/>
@@ -35942,7 +37433,6 @@
               </w:rPr>
               <w:t>timestamptz</w:t>
             </w:r>
-            <w:proofErr w:type="spellEnd"/>
           </w:p>
         </w:tc>
         <w:tc>
@@ -36007,23 +37497,7 @@
                 <w:rFonts w:eastAsia="標楷體" w:cs="新細明體"/>
                 <w:kern w:val="0"/>
               </w:rPr>
-              <w:t xml:space="preserve">Default: </w:t>
-            </w:r>
-            <w:proofErr w:type="gramStart"/>
-            <w:r>
-              <w:rPr>
-                <w:rFonts w:eastAsia="標楷體" w:cs="新細明體"/>
-                <w:kern w:val="0"/>
-              </w:rPr>
-              <w:t>now(</w:t>
-            </w:r>
-            <w:proofErr w:type="gramEnd"/>
-            <w:r>
-              <w:rPr>
-                <w:rFonts w:eastAsia="標楷體" w:cs="新細明體"/>
-                <w:kern w:val="0"/>
-              </w:rPr>
-              <w:t>)</w:t>
+              <w:t>Default: now()</w:t>
             </w:r>
           </w:p>
         </w:tc>
@@ -36398,7 +37872,6 @@
                 <w:kern w:val="0"/>
               </w:rPr>
             </w:pPr>
-            <w:proofErr w:type="spellStart"/>
             <w:r>
               <w:rPr>
                 <w:rFonts w:eastAsia="標楷體" w:cs="新細明體"/>
@@ -36406,7 +37879,6 @@
               </w:rPr>
               <w:t>company_id</w:t>
             </w:r>
-            <w:proofErr w:type="spellEnd"/>
           </w:p>
         </w:tc>
         <w:tc>
@@ -36519,7 +37991,6 @@
                 <w:kern w:val="0"/>
               </w:rPr>
             </w:pPr>
-            <w:proofErr w:type="spellStart"/>
             <w:r>
               <w:rPr>
                 <w:rFonts w:eastAsia="標楷體" w:cs="新細明體"/>
@@ -36527,7 +37998,6 @@
               </w:rPr>
               <w:t>department_name</w:t>
             </w:r>
-            <w:proofErr w:type="spellEnd"/>
           </w:p>
         </w:tc>
         <w:tc>
@@ -36883,7 +38353,6 @@
                 <w:kern w:val="0"/>
               </w:rPr>
             </w:pPr>
-            <w:proofErr w:type="spellStart"/>
             <w:r>
               <w:rPr>
                 <w:rFonts w:eastAsia="標楷體" w:cs="新細明體" w:hint="eastAsia"/>
@@ -36898,7 +38367,6 @@
               </w:rPr>
               <w:t>uid</w:t>
             </w:r>
-            <w:proofErr w:type="spellEnd"/>
           </w:p>
         </w:tc>
         <w:tc>
@@ -36989,7 +38457,6 @@
                 <w:kern w:val="0"/>
               </w:rPr>
             </w:pPr>
-            <w:proofErr w:type="spellStart"/>
             <w:r>
               <w:rPr>
                 <w:rFonts w:eastAsia="標楷體" w:cs="新細明體" w:hint="eastAsia"/>
@@ -37004,7 +38471,6 @@
               </w:rPr>
               <w:t>ole_name</w:t>
             </w:r>
-            <w:proofErr w:type="spellEnd"/>
           </w:p>
         </w:tc>
         <w:tc>
@@ -37538,7 +39004,6 @@
                 <w:kern w:val="0"/>
               </w:rPr>
             </w:pPr>
-            <w:proofErr w:type="spellStart"/>
             <w:r>
               <w:rPr>
                 <w:rFonts w:eastAsia="標楷體" w:cs="新細明體"/>
@@ -37546,7 +39011,6 @@
               </w:rPr>
               <w:t>uuid</w:t>
             </w:r>
-            <w:proofErr w:type="spellEnd"/>
           </w:p>
         </w:tc>
         <w:tc>
@@ -37854,7 +39318,6 @@
                 <w:kern w:val="0"/>
               </w:rPr>
             </w:pPr>
-            <w:proofErr w:type="spellStart"/>
             <w:r>
               <w:rPr>
                 <w:rFonts w:eastAsia="標楷體" w:cs="新細明體"/>
@@ -37862,7 +39325,6 @@
               </w:rPr>
               <w:t>role_id</w:t>
             </w:r>
-            <w:proofErr w:type="spellEnd"/>
           </w:p>
         </w:tc>
         <w:tc>
@@ -37878,7 +39340,6 @@
                 <w:kern w:val="0"/>
               </w:rPr>
             </w:pPr>
-            <w:proofErr w:type="spellStart"/>
             <w:r>
               <w:rPr>
                 <w:rFonts w:eastAsia="標楷體" w:cs="新細明體"/>
@@ -37886,7 +39347,6 @@
               </w:rPr>
               <w:t>uuid</w:t>
             </w:r>
-            <w:proofErr w:type="spellEnd"/>
           </w:p>
         </w:tc>
         <w:tc>
@@ -37967,14 +39427,12 @@
                 <w:kern w:val="0"/>
               </w:rPr>
             </w:pPr>
-            <w:proofErr w:type="spellStart"/>
             <w:r>
               <w:rPr>
                 <w:rFonts w:eastAsia="標楷體"/>
               </w:rPr>
               <w:t>company_id</w:t>
             </w:r>
-            <w:proofErr w:type="spellEnd"/>
           </w:p>
         </w:tc>
         <w:tc>
@@ -38468,7 +39926,6 @@
                 <w:kern w:val="0"/>
               </w:rPr>
             </w:pPr>
-            <w:proofErr w:type="spellStart"/>
             <w:r>
               <w:rPr>
                 <w:rFonts w:eastAsia="標楷體" w:cs="新細明體"/>
@@ -38476,7 +39933,6 @@
               </w:rPr>
               <w:t>asset_id_code</w:t>
             </w:r>
-            <w:proofErr w:type="spellEnd"/>
           </w:p>
         </w:tc>
         <w:tc>
@@ -38582,7 +40038,6 @@
                 <w:kern w:val="0"/>
               </w:rPr>
             </w:pPr>
-            <w:proofErr w:type="spellStart"/>
             <w:r>
               <w:rPr>
                 <w:rFonts w:eastAsia="標楷體" w:cs="新細明體"/>
@@ -38591,7 +40046,6 @@
               <w:lastRenderedPageBreak/>
               <w:t>asset_name</w:t>
             </w:r>
-            <w:proofErr w:type="spellEnd"/>
           </w:p>
         </w:tc>
         <w:tc>
@@ -38690,7 +40144,6 @@
                 <w:kern w:val="0"/>
               </w:rPr>
             </w:pPr>
-            <w:proofErr w:type="spellStart"/>
             <w:r>
               <w:rPr>
                 <w:rFonts w:eastAsia="標楷體" w:cs="新細明體"/>
@@ -38698,7 +40151,6 @@
               </w:rPr>
               <w:t>asset_type</w:t>
             </w:r>
-            <w:proofErr w:type="spellEnd"/>
           </w:p>
         </w:tc>
         <w:tc>
@@ -38902,7 +40354,6 @@
                 <w:kern w:val="0"/>
               </w:rPr>
             </w:pPr>
-            <w:proofErr w:type="spellStart"/>
             <w:r>
               <w:rPr>
                 <w:rFonts w:eastAsia="標楷體" w:cs="新細明體"/>
@@ -38910,7 +40361,6 @@
               </w:rPr>
               <w:t>data_type</w:t>
             </w:r>
-            <w:proofErr w:type="spellEnd"/>
           </w:p>
         </w:tc>
         <w:tc>
@@ -39114,7 +40564,6 @@
                 <w:kern w:val="0"/>
               </w:rPr>
             </w:pPr>
-            <w:proofErr w:type="spellStart"/>
             <w:r>
               <w:rPr>
                 <w:rFonts w:eastAsia="標楷體" w:cs="新細明體"/>
@@ -39122,7 +40571,6 @@
               </w:rPr>
               <w:t>system_dependency</w:t>
             </w:r>
-            <w:proofErr w:type="spellEnd"/>
           </w:p>
         </w:tc>
         <w:tc>
@@ -39536,7 +40984,6 @@
                 <w:kern w:val="0"/>
               </w:rPr>
             </w:pPr>
-            <w:proofErr w:type="spellStart"/>
             <w:r>
               <w:rPr>
                 <w:rFonts w:eastAsia="標楷體" w:cs="新細明體"/>
@@ -39544,7 +40991,6 @@
               </w:rPr>
               <w:t>threat_level</w:t>
             </w:r>
-            <w:proofErr w:type="spellEnd"/>
           </w:p>
         </w:tc>
         <w:tc>
@@ -39643,7 +41089,6 @@
                 <w:kern w:val="0"/>
               </w:rPr>
             </w:pPr>
-            <w:proofErr w:type="spellStart"/>
             <w:r>
               <w:rPr>
                 <w:rFonts w:eastAsia="標楷體" w:cs="新細明體"/>
@@ -39651,7 +41096,6 @@
               </w:rPr>
               <w:t>created_at</w:t>
             </w:r>
-            <w:proofErr w:type="spellEnd"/>
           </w:p>
         </w:tc>
         <w:tc>
@@ -39667,7 +41111,6 @@
                 <w:kern w:val="0"/>
               </w:rPr>
             </w:pPr>
-            <w:proofErr w:type="spellStart"/>
             <w:r>
               <w:rPr>
                 <w:rFonts w:eastAsia="標楷體" w:cs="新細明體"/>
@@ -39675,7 +41118,6 @@
               </w:rPr>
               <w:t>timestamptz</w:t>
             </w:r>
-            <w:proofErr w:type="spellEnd"/>
           </w:p>
         </w:tc>
         <w:tc>
@@ -39740,23 +41182,7 @@
                 <w:rFonts w:eastAsia="標楷體" w:cs="新細明體"/>
                 <w:kern w:val="0"/>
               </w:rPr>
-              <w:t xml:space="preserve">Default: </w:t>
-            </w:r>
-            <w:proofErr w:type="gramStart"/>
-            <w:r>
-              <w:rPr>
-                <w:rFonts w:eastAsia="標楷體" w:cs="新細明體"/>
-                <w:kern w:val="0"/>
-              </w:rPr>
-              <w:t>now(</w:t>
-            </w:r>
-            <w:proofErr w:type="gramEnd"/>
-            <w:r>
-              <w:rPr>
-                <w:rFonts w:eastAsia="標楷體" w:cs="新細明體"/>
-                <w:kern w:val="0"/>
-              </w:rPr>
-              <w:t>)</w:t>
+              <w:t>Default: now()</w:t>
             </w:r>
           </w:p>
         </w:tc>
@@ -39775,7 +41201,6 @@
                 <w:kern w:val="0"/>
               </w:rPr>
             </w:pPr>
-            <w:proofErr w:type="spellStart"/>
             <w:r>
               <w:rPr>
                 <w:rFonts w:eastAsia="標楷體" w:cs="新細明體"/>
@@ -39783,7 +41208,6 @@
               </w:rPr>
               <w:t>original_label</w:t>
             </w:r>
-            <w:proofErr w:type="spellEnd"/>
           </w:p>
         </w:tc>
         <w:tc>
@@ -39882,7 +41306,6 @@
                 <w:kern w:val="0"/>
               </w:rPr>
             </w:pPr>
-            <w:proofErr w:type="spellStart"/>
             <w:r>
               <w:rPr>
                 <w:rFonts w:eastAsia="標楷體" w:cs="新細明體"/>
@@ -39890,7 +41313,6 @@
               </w:rPr>
               <w:t>company_id</w:t>
             </w:r>
-            <w:proofErr w:type="spellEnd"/>
           </w:p>
         </w:tc>
         <w:tc>
@@ -40003,7 +41425,6 @@
                 <w:kern w:val="0"/>
               </w:rPr>
             </w:pPr>
-            <w:proofErr w:type="spellStart"/>
             <w:r>
               <w:rPr>
                 <w:rFonts w:eastAsia="標楷體" w:cs="新細明體"/>
@@ -40011,7 +41432,6 @@
               </w:rPr>
               <w:t>department_id</w:t>
             </w:r>
-            <w:proofErr w:type="spellEnd"/>
           </w:p>
         </w:tc>
         <w:tc>
@@ -40124,7 +41544,6 @@
                 <w:kern w:val="0"/>
               </w:rPr>
             </w:pPr>
-            <w:proofErr w:type="spellStart"/>
             <w:r>
               <w:rPr>
                 <w:rFonts w:eastAsia="標楷體" w:cs="新細明體"/>
@@ -40132,7 +41551,6 @@
               </w:rPr>
               <w:t>asset_owner</w:t>
             </w:r>
-            <w:proofErr w:type="spellEnd"/>
           </w:p>
         </w:tc>
         <w:tc>
@@ -40578,7 +41996,6 @@
                 <w:kern w:val="0"/>
               </w:rPr>
             </w:pPr>
-            <w:proofErr w:type="spellStart"/>
             <w:r>
               <w:rPr>
                 <w:rFonts w:eastAsia="標楷體" w:cs="新細明體"/>
@@ -40586,7 +42003,6 @@
               </w:rPr>
               <w:t>cve_id</w:t>
             </w:r>
-            <w:proofErr w:type="spellEnd"/>
           </w:p>
         </w:tc>
         <w:tc>
@@ -40699,7 +42115,6 @@
                 <w:kern w:val="0"/>
               </w:rPr>
             </w:pPr>
-            <w:proofErr w:type="spellStart"/>
             <w:r>
               <w:rPr>
                 <w:rFonts w:eastAsia="標楷體" w:cs="新細明體"/>
@@ -40707,7 +42122,6 @@
               </w:rPr>
               <w:t>cvss_score</w:t>
             </w:r>
-            <w:proofErr w:type="spellEnd"/>
           </w:p>
         </w:tc>
         <w:tc>
@@ -41023,7 +42437,6 @@
                 <w:kern w:val="0"/>
               </w:rPr>
             </w:pPr>
-            <w:proofErr w:type="spellStart"/>
             <w:r>
               <w:rPr>
                 <w:rFonts w:eastAsia="標楷體" w:cs="新細明體"/>
@@ -41031,7 +42444,6 @@
               </w:rPr>
               <w:t>published_date</w:t>
             </w:r>
-            <w:proofErr w:type="spellEnd"/>
           </w:p>
         </w:tc>
         <w:tc>
@@ -41130,7 +42542,6 @@
                 <w:kern w:val="0"/>
               </w:rPr>
             </w:pPr>
-            <w:proofErr w:type="spellStart"/>
             <w:r>
               <w:rPr>
                 <w:rFonts w:eastAsia="標楷體" w:cs="新細明體"/>
@@ -41138,7 +42549,6 @@
               </w:rPr>
               <w:t>created_at</w:t>
             </w:r>
-            <w:proofErr w:type="spellEnd"/>
           </w:p>
         </w:tc>
         <w:tc>
@@ -41225,23 +42635,7 @@
                 <w:rFonts w:eastAsia="標楷體" w:cs="新細明體"/>
                 <w:kern w:val="0"/>
               </w:rPr>
-              <w:t xml:space="preserve">Default: </w:t>
-            </w:r>
-            <w:proofErr w:type="gramStart"/>
-            <w:r>
-              <w:rPr>
-                <w:rFonts w:eastAsia="標楷體" w:cs="新細明體"/>
-                <w:kern w:val="0"/>
-              </w:rPr>
-              <w:t>now(</w:t>
-            </w:r>
-            <w:proofErr w:type="gramEnd"/>
-            <w:r>
-              <w:rPr>
-                <w:rFonts w:eastAsia="標楷體" w:cs="新細明體"/>
-                <w:kern w:val="0"/>
-              </w:rPr>
-              <w:t>)</w:t>
+              <w:t>Default: now()</w:t>
             </w:r>
           </w:p>
         </w:tc>
@@ -41304,7 +42698,6 @@
         </w:rPr>
         <w:t xml:space="preserve"> </w:t>
       </w:r>
-      <w:proofErr w:type="spellStart"/>
       <w:r>
         <w:rPr>
           <w:rFonts w:eastAsia="標楷體" w:cs="標楷體" w:hint="eastAsia"/>
@@ -41312,17 +42705,7 @@
           <w:sz w:val="28"/>
           <w:szCs w:val="28"/>
         </w:rPr>
-        <w:t>risk_assessments</w:t>
-      </w:r>
-      <w:proofErr w:type="spellEnd"/>
-      <w:r>
-        <w:rPr>
-          <w:rFonts w:eastAsia="標楷體" w:cs="標楷體" w:hint="eastAsia"/>
-          <w:color w:val="000000" w:themeColor="text1"/>
-          <w:sz w:val="28"/>
-          <w:szCs w:val="28"/>
-        </w:rPr>
-        <w:t xml:space="preserve"> (AI </w:t>
+        <w:t xml:space="preserve">risk_assessments (AI </w:t>
       </w:r>
       <w:r>
         <w:rPr>
@@ -41619,7 +43002,6 @@
                 <w:kern w:val="0"/>
               </w:rPr>
             </w:pPr>
-            <w:proofErr w:type="spellStart"/>
             <w:r>
               <w:rPr>
                 <w:rFonts w:eastAsia="標楷體" w:cs="新細明體"/>
@@ -41627,7 +43009,6 @@
               </w:rPr>
               <w:t>threat_description</w:t>
             </w:r>
-            <w:proofErr w:type="spellEnd"/>
           </w:p>
         </w:tc>
         <w:tc>
@@ -41726,7 +43107,6 @@
                 <w:kern w:val="0"/>
               </w:rPr>
             </w:pPr>
-            <w:proofErr w:type="spellStart"/>
             <w:r>
               <w:rPr>
                 <w:rFonts w:eastAsia="標楷體" w:cs="新細明體"/>
@@ -41734,7 +43114,6 @@
               </w:rPr>
               <w:t>vulnerability_description</w:t>
             </w:r>
-            <w:proofErr w:type="spellEnd"/>
           </w:p>
         </w:tc>
         <w:tc>
@@ -41833,7 +43212,6 @@
                 <w:kern w:val="0"/>
               </w:rPr>
             </w:pPr>
-            <w:proofErr w:type="spellStart"/>
             <w:r>
               <w:rPr>
                 <w:rFonts w:eastAsia="標楷體" w:cs="新細明體"/>
@@ -41841,7 +43219,6 @@
               </w:rPr>
               <w:t>risk_score</w:t>
             </w:r>
-            <w:proofErr w:type="spellEnd"/>
           </w:p>
         </w:tc>
         <w:tc>
@@ -41940,7 +43317,6 @@
                 <w:kern w:val="0"/>
               </w:rPr>
             </w:pPr>
-            <w:proofErr w:type="spellStart"/>
             <w:r>
               <w:rPr>
                 <w:rFonts w:eastAsia="標楷體" w:cs="新細明體"/>
@@ -41948,7 +43324,6 @@
               </w:rPr>
               <w:t>ai_suggestion</w:t>
             </w:r>
-            <w:proofErr w:type="spellEnd"/>
           </w:p>
         </w:tc>
         <w:tc>
@@ -42159,7 +43534,6 @@
                 <w:kern w:val="0"/>
               </w:rPr>
             </w:pPr>
-            <w:proofErr w:type="spellStart"/>
             <w:r>
               <w:rPr>
                 <w:rFonts w:eastAsia="標楷體" w:cs="新細明體"/>
@@ -42167,7 +43541,6 @@
               </w:rPr>
               <w:t>uploaded_by</w:t>
             </w:r>
-            <w:proofErr w:type="spellEnd"/>
           </w:p>
         </w:tc>
         <w:tc>
@@ -42183,7 +43556,6 @@
                 <w:kern w:val="0"/>
               </w:rPr>
             </w:pPr>
-            <w:proofErr w:type="spellStart"/>
             <w:r>
               <w:rPr>
                 <w:rFonts w:eastAsia="標楷體" w:cs="新細明體"/>
@@ -42191,7 +43563,6 @@
               </w:rPr>
               <w:t>uuid</w:t>
             </w:r>
-            <w:proofErr w:type="spellEnd"/>
           </w:p>
         </w:tc>
         <w:tc>
@@ -42229,7 +43600,6 @@
                 <w:kern w:val="0"/>
               </w:rPr>
             </w:pPr>
-            <w:proofErr w:type="gramStart"/>
             <w:r>
               <w:rPr>
                 <w:rFonts w:eastAsia="標楷體" w:cs="新細明體"/>
@@ -42237,7 +43607,6 @@
               </w:rPr>
               <w:t>上傳者</w:t>
             </w:r>
-            <w:proofErr w:type="gramEnd"/>
           </w:p>
         </w:tc>
         <w:tc>
@@ -42277,7 +43646,6 @@
                 <w:kern w:val="0"/>
               </w:rPr>
             </w:pPr>
-            <w:proofErr w:type="spellStart"/>
             <w:r>
               <w:rPr>
                 <w:rFonts w:eastAsia="標楷體" w:cs="新細明體"/>
@@ -42285,7 +43653,6 @@
               </w:rPr>
               <w:t>asset_id</w:t>
             </w:r>
-            <w:proofErr w:type="spellEnd"/>
           </w:p>
         </w:tc>
         <w:tc>
@@ -42398,7 +43765,6 @@
                 <w:kern w:val="0"/>
               </w:rPr>
             </w:pPr>
-            <w:proofErr w:type="spellStart"/>
             <w:r>
               <w:rPr>
                 <w:rFonts w:eastAsia="標楷體" w:cs="新細明體"/>
@@ -42407,7 +43773,6 @@
               <w:lastRenderedPageBreak/>
               <w:t>vulnerability_id</w:t>
             </w:r>
-            <w:proofErr w:type="spellEnd"/>
           </w:p>
         </w:tc>
         <w:tc>
@@ -42520,7 +43885,6 @@
                 <w:kern w:val="0"/>
               </w:rPr>
             </w:pPr>
-            <w:proofErr w:type="spellStart"/>
             <w:r>
               <w:rPr>
                 <w:rFonts w:eastAsia="標楷體" w:cs="新細明體"/>
@@ -42528,7 +43892,6 @@
               </w:rPr>
               <w:t>created_at</w:t>
             </w:r>
-            <w:proofErr w:type="spellEnd"/>
           </w:p>
         </w:tc>
         <w:tc>
@@ -42544,7 +43907,6 @@
                 <w:kern w:val="0"/>
               </w:rPr>
             </w:pPr>
-            <w:proofErr w:type="spellStart"/>
             <w:r>
               <w:rPr>
                 <w:rFonts w:eastAsia="標楷體" w:cs="新細明體"/>
@@ -42552,7 +43914,6 @@
               </w:rPr>
               <w:t>timestamptz</w:t>
             </w:r>
-            <w:proofErr w:type="spellEnd"/>
           </w:p>
         </w:tc>
         <w:tc>
@@ -42617,23 +43978,7 @@
                 <w:rFonts w:eastAsia="標楷體" w:cs="新細明體"/>
                 <w:kern w:val="0"/>
               </w:rPr>
-              <w:t xml:space="preserve">Default: </w:t>
-            </w:r>
-            <w:proofErr w:type="gramStart"/>
-            <w:r>
-              <w:rPr>
-                <w:rFonts w:eastAsia="標楷體" w:cs="新細明體"/>
-                <w:kern w:val="0"/>
-              </w:rPr>
-              <w:t>now(</w:t>
-            </w:r>
-            <w:proofErr w:type="gramEnd"/>
-            <w:r>
-              <w:rPr>
-                <w:rFonts w:eastAsia="標楷體" w:cs="新細明體"/>
-                <w:kern w:val="0"/>
-              </w:rPr>
-              <w:t>)</w:t>
+              <w:t>Default: now()</w:t>
             </w:r>
           </w:p>
         </w:tc>
@@ -42696,7 +44041,6 @@
         </w:rPr>
         <w:t xml:space="preserve"> </w:t>
       </w:r>
-      <w:proofErr w:type="spellStart"/>
       <w:r>
         <w:rPr>
           <w:rFonts w:eastAsia="標楷體" w:cs="標楷體" w:hint="eastAsia"/>
@@ -42704,17 +44048,7 @@
           <w:sz w:val="28"/>
           <w:szCs w:val="28"/>
         </w:rPr>
-        <w:t>audit_logs</w:t>
-      </w:r>
-      <w:proofErr w:type="spellEnd"/>
-      <w:r>
-        <w:rPr>
-          <w:rFonts w:eastAsia="標楷體" w:cs="標楷體" w:hint="eastAsia"/>
-          <w:color w:val="000000" w:themeColor="text1"/>
-          <w:sz w:val="28"/>
-          <w:szCs w:val="28"/>
-        </w:rPr>
-        <w:t xml:space="preserve"> (</w:t>
+        <w:t>audit_logs (</w:t>
       </w:r>
       <w:r>
         <w:rPr>
@@ -43010,7 +44344,6 @@
                 <w:color w:val="000000"/>
               </w:rPr>
             </w:pPr>
-            <w:proofErr w:type="spellStart"/>
             <w:r>
               <w:rPr>
                 <w:rFonts w:eastAsia="標楷體" w:hint="eastAsia"/>
@@ -43018,7 +44351,6 @@
               </w:rPr>
               <w:t>user_id</w:t>
             </w:r>
-            <w:proofErr w:type="spellEnd"/>
           </w:p>
         </w:tc>
         <w:tc>
@@ -43034,7 +44366,6 @@
                 <w:kern w:val="0"/>
               </w:rPr>
             </w:pPr>
-            <w:proofErr w:type="spellStart"/>
             <w:r>
               <w:rPr>
                 <w:rFonts w:eastAsia="標楷體" w:cs="新細明體"/>
@@ -43042,7 +44373,6 @@
               </w:rPr>
               <w:t>uuid</w:t>
             </w:r>
-            <w:proofErr w:type="spellEnd"/>
           </w:p>
         </w:tc>
         <w:tc>
@@ -43236,7 +44566,6 @@
                 <w:kern w:val="0"/>
               </w:rPr>
             </w:pPr>
-            <w:proofErr w:type="spellStart"/>
             <w:r>
               <w:rPr>
                 <w:rFonts w:eastAsia="標楷體" w:cs="新細明體"/>
@@ -43244,7 +44573,6 @@
               </w:rPr>
               <w:t>asset_id</w:t>
             </w:r>
-            <w:proofErr w:type="spellEnd"/>
           </w:p>
         </w:tc>
         <w:tc>
@@ -43365,7 +44693,6 @@
                 <w:kern w:val="0"/>
               </w:rPr>
             </w:pPr>
-            <w:proofErr w:type="spellStart"/>
             <w:r>
               <w:rPr>
                 <w:rFonts w:eastAsia="標楷體" w:cs="新細明體"/>
@@ -43373,7 +44700,6 @@
               </w:rPr>
               <w:t>log_time</w:t>
             </w:r>
-            <w:proofErr w:type="spellEnd"/>
           </w:p>
         </w:tc>
         <w:tc>
@@ -43389,7 +44715,6 @@
                 <w:kern w:val="0"/>
               </w:rPr>
             </w:pPr>
-            <w:proofErr w:type="spellStart"/>
             <w:r>
               <w:rPr>
                 <w:rFonts w:eastAsia="標楷體" w:cs="新細明體"/>
@@ -43397,7 +44722,6 @@
               </w:rPr>
               <w:t>timestamptz</w:t>
             </w:r>
-            <w:proofErr w:type="spellEnd"/>
           </w:p>
         </w:tc>
         <w:tc>
@@ -43462,23 +44786,7 @@
                 <w:rFonts w:eastAsia="標楷體" w:cs="新細明體"/>
                 <w:kern w:val="0"/>
               </w:rPr>
-              <w:t xml:space="preserve">Default: </w:t>
-            </w:r>
-            <w:proofErr w:type="gramStart"/>
-            <w:r>
-              <w:rPr>
-                <w:rFonts w:eastAsia="標楷體" w:cs="新細明體"/>
-                <w:kern w:val="0"/>
-              </w:rPr>
-              <w:t>now(</w:t>
-            </w:r>
-            <w:proofErr w:type="gramEnd"/>
-            <w:r>
-              <w:rPr>
-                <w:rFonts w:eastAsia="標楷體" w:cs="新細明體"/>
-                <w:kern w:val="0"/>
-              </w:rPr>
-              <w:t>)</w:t>
+              <w:t>Default: now()</w:t>
             </w:r>
           </w:p>
         </w:tc>
@@ -43556,9 +44864,8 @@
           <w:sz w:val="28"/>
           <w:szCs w:val="28"/>
         </w:rPr>
-        <w:t xml:space="preserve"> </w:t>
-      </w:r>
-      <w:proofErr w:type="spellStart"/>
+        <w:t xml:space="preserve"> departments.company_id</w:t>
+      </w:r>
       <w:r>
         <w:rPr>
           <w:rFonts w:eastAsia="標楷體" w:cs="標楷體" w:hint="eastAsia"/>
@@ -43566,10 +44873,8 @@
           <w:sz w:val="28"/>
           <w:szCs w:val="28"/>
         </w:rPr>
-        <w:t>departments.company_id</w:t>
-      </w:r>
-      <w:proofErr w:type="spellEnd"/>
-      <w:proofErr w:type="gramStart"/>
+        <w:t>（</w:t>
+      </w:r>
       <w:r>
         <w:rPr>
           <w:rFonts w:eastAsia="標楷體" w:cs="標楷體" w:hint="eastAsia"/>
@@ -43577,9 +44882,8 @@
           <w:sz w:val="28"/>
           <w:szCs w:val="28"/>
         </w:rPr>
-        <w:t>（</w:t>
-      </w:r>
-      <w:proofErr w:type="gramEnd"/>
+        <w:t>1:N</w:t>
+      </w:r>
       <w:r>
         <w:rPr>
           <w:rFonts w:eastAsia="標楷體" w:cs="標楷體" w:hint="eastAsia"/>
@@ -43587,19 +44891,8 @@
           <w:sz w:val="28"/>
           <w:szCs w:val="28"/>
         </w:rPr>
-        <w:t>1:N</w:t>
-      </w:r>
-      <w:proofErr w:type="gramStart"/>
-      <w:r>
-        <w:rPr>
-          <w:rFonts w:eastAsia="標楷體" w:cs="標楷體" w:hint="eastAsia"/>
-          <w:color w:val="000000" w:themeColor="text1"/>
-          <w:sz w:val="28"/>
-          <w:szCs w:val="28"/>
-        </w:rPr>
         <w:t>）</w:t>
       </w:r>
-      <w:proofErr w:type="gramEnd"/>
       <w:r>
         <w:rPr>
           <w:rFonts w:eastAsia="標楷體" w:cs="標楷體" w:hint="eastAsia"/>
@@ -43651,9 +44944,8 @@
           <w:sz w:val="28"/>
           <w:szCs w:val="28"/>
         </w:rPr>
-        <w:t xml:space="preserve"> </w:t>
-      </w:r>
-      <w:proofErr w:type="spellStart"/>
+        <w:t xml:space="preserve"> users.company_id</w:t>
+      </w:r>
       <w:r>
         <w:rPr>
           <w:rFonts w:eastAsia="標楷體" w:cs="標楷體" w:hint="eastAsia"/>
@@ -43661,10 +44953,8 @@
           <w:sz w:val="28"/>
           <w:szCs w:val="28"/>
         </w:rPr>
-        <w:t>users.company_id</w:t>
-      </w:r>
-      <w:proofErr w:type="spellEnd"/>
-      <w:proofErr w:type="gramStart"/>
+        <w:t>（</w:t>
+      </w:r>
       <w:r>
         <w:rPr>
           <w:rFonts w:eastAsia="標楷體" w:cs="標楷體" w:hint="eastAsia"/>
@@ -43672,9 +44962,8 @@
           <w:sz w:val="28"/>
           <w:szCs w:val="28"/>
         </w:rPr>
-        <w:t>（</w:t>
-      </w:r>
-      <w:proofErr w:type="gramEnd"/>
+        <w:t>1:N</w:t>
+      </w:r>
       <w:r>
         <w:rPr>
           <w:rFonts w:eastAsia="標楷體" w:cs="標楷體" w:hint="eastAsia"/>
@@ -43682,19 +44971,8 @@
           <w:sz w:val="28"/>
           <w:szCs w:val="28"/>
         </w:rPr>
-        <w:t>1:N</w:t>
-      </w:r>
-      <w:proofErr w:type="gramStart"/>
-      <w:r>
-        <w:rPr>
-          <w:rFonts w:eastAsia="標楷體" w:cs="標楷體" w:hint="eastAsia"/>
-          <w:color w:val="000000" w:themeColor="text1"/>
-          <w:sz w:val="28"/>
-          <w:szCs w:val="28"/>
-        </w:rPr>
         <w:t>）</w:t>
       </w:r>
-      <w:proofErr w:type="gramEnd"/>
       <w:r>
         <w:rPr>
           <w:rFonts w:eastAsia="標楷體" w:cs="標楷體" w:hint="eastAsia"/>
@@ -43746,9 +45024,8 @@
           <w:sz w:val="28"/>
           <w:szCs w:val="28"/>
         </w:rPr>
-        <w:t xml:space="preserve"> </w:t>
-      </w:r>
-      <w:proofErr w:type="spellStart"/>
+        <w:t xml:space="preserve"> users.role_id</w:t>
+      </w:r>
       <w:r>
         <w:rPr>
           <w:rFonts w:eastAsia="標楷體" w:cs="標楷體" w:hint="eastAsia"/>
@@ -43756,10 +45033,8 @@
           <w:sz w:val="28"/>
           <w:szCs w:val="28"/>
         </w:rPr>
-        <w:t>users.role_id</w:t>
-      </w:r>
-      <w:proofErr w:type="spellEnd"/>
-      <w:proofErr w:type="gramStart"/>
+        <w:t>（</w:t>
+      </w:r>
       <w:r>
         <w:rPr>
           <w:rFonts w:eastAsia="標楷體" w:cs="標楷體" w:hint="eastAsia"/>
@@ -43767,9 +45042,8 @@
           <w:sz w:val="28"/>
           <w:szCs w:val="28"/>
         </w:rPr>
-        <w:t>（</w:t>
-      </w:r>
-      <w:proofErr w:type="gramEnd"/>
+        <w:t>1:N</w:t>
+      </w:r>
       <w:r>
         <w:rPr>
           <w:rFonts w:eastAsia="標楷體" w:cs="標楷體" w:hint="eastAsia"/>
@@ -43777,19 +45051,8 @@
           <w:sz w:val="28"/>
           <w:szCs w:val="28"/>
         </w:rPr>
-        <w:t>1:N</w:t>
-      </w:r>
-      <w:proofErr w:type="gramStart"/>
-      <w:r>
-        <w:rPr>
-          <w:rFonts w:eastAsia="標楷體" w:cs="標楷體" w:hint="eastAsia"/>
-          <w:color w:val="000000" w:themeColor="text1"/>
-          <w:sz w:val="28"/>
-          <w:szCs w:val="28"/>
-        </w:rPr>
         <w:t>）</w:t>
       </w:r>
-      <w:proofErr w:type="gramEnd"/>
       <w:r>
         <w:rPr>
           <w:rFonts w:eastAsia="標楷體" w:cs="標楷體" w:hint="eastAsia"/>
@@ -43862,9 +45125,8 @@
           <w:sz w:val="28"/>
           <w:szCs w:val="28"/>
         </w:rPr>
-        <w:t xml:space="preserve"> </w:t>
-      </w:r>
-      <w:proofErr w:type="spellStart"/>
+        <w:t xml:space="preserve"> assets.company_id</w:t>
+      </w:r>
       <w:r>
         <w:rPr>
           <w:rFonts w:eastAsia="標楷體" w:cs="標楷體" w:hint="eastAsia"/>
@@ -43872,10 +45134,8 @@
           <w:sz w:val="28"/>
           <w:szCs w:val="28"/>
         </w:rPr>
-        <w:t>assets.company_id</w:t>
-      </w:r>
-      <w:proofErr w:type="spellEnd"/>
-      <w:proofErr w:type="gramStart"/>
+        <w:t>（</w:t>
+      </w:r>
       <w:r>
         <w:rPr>
           <w:rFonts w:eastAsia="標楷體" w:cs="標楷體" w:hint="eastAsia"/>
@@ -43883,9 +45143,8 @@
           <w:sz w:val="28"/>
           <w:szCs w:val="28"/>
         </w:rPr>
-        <w:t>（</w:t>
-      </w:r>
-      <w:proofErr w:type="gramEnd"/>
+        <w:t>1:N</w:t>
+      </w:r>
       <w:r>
         <w:rPr>
           <w:rFonts w:eastAsia="標楷體" w:cs="標楷體" w:hint="eastAsia"/>
@@ -43893,19 +45152,8 @@
           <w:sz w:val="28"/>
           <w:szCs w:val="28"/>
         </w:rPr>
-        <w:t>1:N</w:t>
-      </w:r>
-      <w:proofErr w:type="gramStart"/>
-      <w:r>
-        <w:rPr>
-          <w:rFonts w:eastAsia="標楷體" w:cs="標楷體" w:hint="eastAsia"/>
-          <w:color w:val="000000" w:themeColor="text1"/>
-          <w:sz w:val="28"/>
-          <w:szCs w:val="28"/>
-        </w:rPr>
         <w:t>）</w:t>
       </w:r>
-      <w:proofErr w:type="gramEnd"/>
       <w:r>
         <w:rPr>
           <w:rFonts w:eastAsia="標楷體" w:cs="標楷體" w:hint="eastAsia"/>
@@ -43957,9 +45205,8 @@
           <w:sz w:val="28"/>
           <w:szCs w:val="28"/>
         </w:rPr>
-        <w:t xml:space="preserve"> </w:t>
-      </w:r>
-      <w:proofErr w:type="spellStart"/>
+        <w:t xml:space="preserve"> assets.department_id</w:t>
+      </w:r>
       <w:r>
         <w:rPr>
           <w:rFonts w:eastAsia="標楷體" w:cs="標楷體" w:hint="eastAsia"/>
@@ -43967,10 +45214,8 @@
           <w:sz w:val="28"/>
           <w:szCs w:val="28"/>
         </w:rPr>
-        <w:t>assets.department_id</w:t>
-      </w:r>
-      <w:proofErr w:type="spellEnd"/>
-      <w:proofErr w:type="gramStart"/>
+        <w:t>（</w:t>
+      </w:r>
       <w:r>
         <w:rPr>
           <w:rFonts w:eastAsia="標楷體" w:cs="標楷體" w:hint="eastAsia"/>
@@ -43978,9 +45223,8 @@
           <w:sz w:val="28"/>
           <w:szCs w:val="28"/>
         </w:rPr>
-        <w:t>（</w:t>
-      </w:r>
-      <w:proofErr w:type="gramEnd"/>
+        <w:t>1:N</w:t>
+      </w:r>
       <w:r>
         <w:rPr>
           <w:rFonts w:eastAsia="標楷體" w:cs="標楷體" w:hint="eastAsia"/>
@@ -43988,19 +45232,8 @@
           <w:sz w:val="28"/>
           <w:szCs w:val="28"/>
         </w:rPr>
-        <w:t>1:N</w:t>
-      </w:r>
-      <w:proofErr w:type="gramStart"/>
-      <w:r>
-        <w:rPr>
-          <w:rFonts w:eastAsia="標楷體" w:cs="標楷體" w:hint="eastAsia"/>
-          <w:color w:val="000000" w:themeColor="text1"/>
-          <w:sz w:val="28"/>
-          <w:szCs w:val="28"/>
-        </w:rPr>
         <w:t>）</w:t>
       </w:r>
-      <w:proofErr w:type="gramEnd"/>
       <w:r>
         <w:rPr>
           <w:rFonts w:eastAsia="標楷體" w:cs="標楷體" w:hint="eastAsia"/>
@@ -44073,9 +45306,8 @@
           <w:sz w:val="28"/>
           <w:szCs w:val="28"/>
         </w:rPr>
-        <w:t xml:space="preserve"> </w:t>
-      </w:r>
-      <w:proofErr w:type="spellStart"/>
+        <w:t xml:space="preserve"> risk_assessments.uploaded_by</w:t>
+      </w:r>
       <w:r>
         <w:rPr>
           <w:rFonts w:eastAsia="標楷體" w:cs="標楷體" w:hint="eastAsia"/>
@@ -44083,10 +45315,8 @@
           <w:sz w:val="28"/>
           <w:szCs w:val="28"/>
         </w:rPr>
-        <w:t>risk_assessments.uploaded_by</w:t>
-      </w:r>
-      <w:proofErr w:type="spellEnd"/>
-      <w:proofErr w:type="gramStart"/>
+        <w:t>（</w:t>
+      </w:r>
       <w:r>
         <w:rPr>
           <w:rFonts w:eastAsia="標楷體" w:cs="標楷體" w:hint="eastAsia"/>
@@ -44094,9 +45324,8 @@
           <w:sz w:val="28"/>
           <w:szCs w:val="28"/>
         </w:rPr>
-        <w:t>（</w:t>
-      </w:r>
-      <w:proofErr w:type="gramEnd"/>
+        <w:t>1:N</w:t>
+      </w:r>
       <w:r>
         <w:rPr>
           <w:rFonts w:eastAsia="標楷體" w:cs="標楷體" w:hint="eastAsia"/>
@@ -44104,19 +45333,8 @@
           <w:sz w:val="28"/>
           <w:szCs w:val="28"/>
         </w:rPr>
-        <w:t>1:N</w:t>
-      </w:r>
-      <w:proofErr w:type="gramStart"/>
-      <w:r>
-        <w:rPr>
-          <w:rFonts w:eastAsia="標楷體" w:cs="標楷體" w:hint="eastAsia"/>
-          <w:color w:val="000000" w:themeColor="text1"/>
-          <w:sz w:val="28"/>
-          <w:szCs w:val="28"/>
-        </w:rPr>
         <w:t>）</w:t>
       </w:r>
-      <w:proofErr w:type="gramEnd"/>
       <w:r>
         <w:rPr>
           <w:rFonts w:eastAsia="標楷體" w:cs="標楷體" w:hint="eastAsia"/>
@@ -44168,9 +45386,8 @@
           <w:sz w:val="28"/>
           <w:szCs w:val="28"/>
         </w:rPr>
-        <w:t xml:space="preserve"> </w:t>
-      </w:r>
-      <w:proofErr w:type="spellStart"/>
+        <w:t xml:space="preserve"> risk_assessments.asset_id</w:t>
+      </w:r>
       <w:r>
         <w:rPr>
           <w:rFonts w:eastAsia="標楷體" w:cs="標楷體" w:hint="eastAsia"/>
@@ -44178,10 +45395,8 @@
           <w:sz w:val="28"/>
           <w:szCs w:val="28"/>
         </w:rPr>
-        <w:t>risk_assessments.asset_id</w:t>
-      </w:r>
-      <w:proofErr w:type="spellEnd"/>
-      <w:proofErr w:type="gramStart"/>
+        <w:t>（</w:t>
+      </w:r>
       <w:r>
         <w:rPr>
           <w:rFonts w:eastAsia="標楷體" w:cs="標楷體" w:hint="eastAsia"/>
@@ -44189,9 +45404,8 @@
           <w:sz w:val="28"/>
           <w:szCs w:val="28"/>
         </w:rPr>
-        <w:t>（</w:t>
-      </w:r>
-      <w:proofErr w:type="gramEnd"/>
+        <w:t>1:N</w:t>
+      </w:r>
       <w:r>
         <w:rPr>
           <w:rFonts w:eastAsia="標楷體" w:cs="標楷體" w:hint="eastAsia"/>
@@ -44199,19 +45413,8 @@
           <w:sz w:val="28"/>
           <w:szCs w:val="28"/>
         </w:rPr>
-        <w:t>1:N</w:t>
-      </w:r>
-      <w:proofErr w:type="gramStart"/>
-      <w:r>
-        <w:rPr>
-          <w:rFonts w:eastAsia="標楷體" w:cs="標楷體" w:hint="eastAsia"/>
-          <w:color w:val="000000" w:themeColor="text1"/>
-          <w:sz w:val="28"/>
-          <w:szCs w:val="28"/>
-        </w:rPr>
         <w:t>）</w:t>
       </w:r>
-      <w:proofErr w:type="gramEnd"/>
       <w:r>
         <w:rPr>
           <w:rFonts w:eastAsia="標楷體" w:cs="標楷體" w:hint="eastAsia"/>
@@ -44263,9 +45466,8 @@
           <w:sz w:val="28"/>
           <w:szCs w:val="28"/>
         </w:rPr>
-        <w:t xml:space="preserve"> </w:t>
-      </w:r>
-      <w:proofErr w:type="spellStart"/>
+        <w:t xml:space="preserve"> risk_assessments.vulnerability_id</w:t>
+      </w:r>
       <w:r>
         <w:rPr>
           <w:rFonts w:eastAsia="標楷體" w:cs="標楷體" w:hint="eastAsia"/>
@@ -44273,10 +45475,8 @@
           <w:sz w:val="28"/>
           <w:szCs w:val="28"/>
         </w:rPr>
-        <w:t>risk_assessments.vulnerability_id</w:t>
-      </w:r>
-      <w:proofErr w:type="spellEnd"/>
-      <w:proofErr w:type="gramStart"/>
+        <w:t>（</w:t>
+      </w:r>
       <w:r>
         <w:rPr>
           <w:rFonts w:eastAsia="標楷體" w:cs="標楷體" w:hint="eastAsia"/>
@@ -44284,9 +45484,8 @@
           <w:sz w:val="28"/>
           <w:szCs w:val="28"/>
         </w:rPr>
-        <w:t>（</w:t>
-      </w:r>
-      <w:proofErr w:type="gramEnd"/>
+        <w:t>1:N</w:t>
+      </w:r>
       <w:r>
         <w:rPr>
           <w:rFonts w:eastAsia="標楷體" w:cs="標楷體" w:hint="eastAsia"/>
@@ -44294,19 +45493,8 @@
           <w:sz w:val="28"/>
           <w:szCs w:val="28"/>
         </w:rPr>
-        <w:t>1:N</w:t>
-      </w:r>
-      <w:proofErr w:type="gramStart"/>
-      <w:r>
-        <w:rPr>
-          <w:rFonts w:eastAsia="標楷體" w:cs="標楷體" w:hint="eastAsia"/>
-          <w:color w:val="000000" w:themeColor="text1"/>
-          <w:sz w:val="28"/>
-          <w:szCs w:val="28"/>
-        </w:rPr>
         <w:t>）</w:t>
       </w:r>
-      <w:proofErr w:type="gramEnd"/>
       <w:r>
         <w:rPr>
           <w:rFonts w:eastAsia="標楷體" w:cs="標楷體" w:hint="eastAsia"/>
@@ -44379,9 +45567,8 @@
           <w:sz w:val="28"/>
           <w:szCs w:val="28"/>
         </w:rPr>
-        <w:t xml:space="preserve"> </w:t>
-      </w:r>
-      <w:proofErr w:type="spellStart"/>
+        <w:t xml:space="preserve"> audit_logs.user_id</w:t>
+      </w:r>
       <w:r>
         <w:rPr>
           <w:rFonts w:eastAsia="標楷體" w:cs="標楷體" w:hint="eastAsia"/>
@@ -44389,10 +45576,8 @@
           <w:sz w:val="28"/>
           <w:szCs w:val="28"/>
         </w:rPr>
-        <w:t>audit_logs.user_id</w:t>
-      </w:r>
-      <w:proofErr w:type="spellEnd"/>
-      <w:proofErr w:type="gramStart"/>
+        <w:t>（</w:t>
+      </w:r>
       <w:r>
         <w:rPr>
           <w:rFonts w:eastAsia="標楷體" w:cs="標楷體" w:hint="eastAsia"/>
@@ -44400,9 +45585,8 @@
           <w:sz w:val="28"/>
           <w:szCs w:val="28"/>
         </w:rPr>
-        <w:t>（</w:t>
-      </w:r>
-      <w:proofErr w:type="gramEnd"/>
+        <w:t>1:N</w:t>
+      </w:r>
       <w:r>
         <w:rPr>
           <w:rFonts w:eastAsia="標楷體" w:cs="標楷體" w:hint="eastAsia"/>
@@ -44410,19 +45594,8 @@
           <w:sz w:val="28"/>
           <w:szCs w:val="28"/>
         </w:rPr>
-        <w:t>1:N</w:t>
-      </w:r>
-      <w:proofErr w:type="gramStart"/>
-      <w:r>
-        <w:rPr>
-          <w:rFonts w:eastAsia="標楷體" w:cs="標楷體" w:hint="eastAsia"/>
-          <w:color w:val="000000" w:themeColor="text1"/>
-          <w:sz w:val="28"/>
-          <w:szCs w:val="28"/>
-        </w:rPr>
         <w:t>）</w:t>
       </w:r>
-      <w:proofErr w:type="gramEnd"/>
       <w:r>
         <w:rPr>
           <w:rFonts w:eastAsia="標楷體" w:cs="標楷體" w:hint="eastAsia"/>
@@ -44474,9 +45647,8 @@
           <w:sz w:val="28"/>
           <w:szCs w:val="28"/>
         </w:rPr>
-        <w:t xml:space="preserve"> </w:t>
-      </w:r>
-      <w:proofErr w:type="spellStart"/>
+        <w:t xml:space="preserve"> audit_logs.asset_id</w:t>
+      </w:r>
       <w:r>
         <w:rPr>
           <w:rFonts w:eastAsia="標楷體" w:cs="標楷體" w:hint="eastAsia"/>
@@ -44484,10 +45656,8 @@
           <w:sz w:val="28"/>
           <w:szCs w:val="28"/>
         </w:rPr>
-        <w:t>audit_logs.asset_id</w:t>
-      </w:r>
-      <w:proofErr w:type="spellEnd"/>
-      <w:proofErr w:type="gramStart"/>
+        <w:t>（</w:t>
+      </w:r>
       <w:r>
         <w:rPr>
           <w:rFonts w:eastAsia="標楷體" w:cs="標楷體" w:hint="eastAsia"/>
@@ -44495,9 +45665,8 @@
           <w:sz w:val="28"/>
           <w:szCs w:val="28"/>
         </w:rPr>
-        <w:t>（</w:t>
-      </w:r>
-      <w:proofErr w:type="gramEnd"/>
+        <w:t>1:N</w:t>
+      </w:r>
       <w:r>
         <w:rPr>
           <w:rFonts w:eastAsia="標楷體" w:cs="標楷體" w:hint="eastAsia"/>
@@ -44505,19 +45674,8 @@
           <w:sz w:val="28"/>
           <w:szCs w:val="28"/>
         </w:rPr>
-        <w:t>1:N</w:t>
-      </w:r>
-      <w:proofErr w:type="gramStart"/>
-      <w:r>
-        <w:rPr>
-          <w:rFonts w:eastAsia="標楷體" w:cs="標楷體" w:hint="eastAsia"/>
-          <w:color w:val="000000" w:themeColor="text1"/>
-          <w:sz w:val="28"/>
-          <w:szCs w:val="28"/>
-        </w:rPr>
         <w:t>）</w:t>
       </w:r>
-      <w:proofErr w:type="gramEnd"/>
       <w:r>
         <w:rPr>
           <w:rFonts w:eastAsia="標楷體" w:cs="標楷體" w:hint="eastAsia"/>
@@ -44549,9 +45707,8 @@
           <w:szCs w:val="28"/>
         </w:rPr>
         <w:lastRenderedPageBreak/>
-        <w:t>本本專題旨在建置一套基於資產導向</w:t>
-      </w:r>
-      <w:proofErr w:type="gramStart"/>
+        <w:t>本本專題旨在建置一套基於資產導向之資安風險管理系統，透過</w:t>
+      </w:r>
       <w:r>
         <w:rPr>
           <w:rFonts w:eastAsia="標楷體" w:cs="標楷體" w:hint="eastAsia"/>
@@ -44559,9 +45716,8 @@
           <w:sz w:val="28"/>
           <w:szCs w:val="28"/>
         </w:rPr>
-        <w:t>之資安風險</w:t>
-      </w:r>
-      <w:proofErr w:type="gramEnd"/>
+        <w:t xml:space="preserve"> Supabase </w:t>
+      </w:r>
       <w:r>
         <w:rPr>
           <w:rFonts w:eastAsia="標楷體" w:cs="標楷體" w:hint="eastAsia"/>
@@ -44569,7 +45725,7 @@
           <w:sz w:val="28"/>
           <w:szCs w:val="28"/>
         </w:rPr>
-        <w:t>管理系統，透過</w:t>
+        <w:t>建立關聯式資料庫架構，整合資產管理、弱點資訊與風險評估流程，以提升組織對資訊資產之可視性與風險掌握能力。系統以</w:t>
       </w:r>
       <w:r>
         <w:rPr>
@@ -44578,9 +45734,8 @@
           <w:sz w:val="28"/>
           <w:szCs w:val="28"/>
         </w:rPr>
-        <w:t xml:space="preserve"> </w:t>
-      </w:r>
-      <w:proofErr w:type="spellStart"/>
+        <w:t xml:space="preserve"> assets </w:t>
+      </w:r>
       <w:r>
         <w:rPr>
           <w:rFonts w:eastAsia="標楷體" w:cs="標楷體" w:hint="eastAsia"/>
@@ -44588,9 +45743,8 @@
           <w:sz w:val="28"/>
           <w:szCs w:val="28"/>
         </w:rPr>
-        <w:t>Supabase</w:t>
-      </w:r>
-      <w:proofErr w:type="spellEnd"/>
+        <w:t>作為核心資料表，串聯</w:t>
+      </w:r>
       <w:r>
         <w:rPr>
           <w:rFonts w:eastAsia="標楷體" w:cs="標楷體" w:hint="eastAsia"/>
@@ -44598,7 +45752,7 @@
           <w:sz w:val="28"/>
           <w:szCs w:val="28"/>
         </w:rPr>
-        <w:t xml:space="preserve"> </w:t>
+        <w:t xml:space="preserve"> vulnerabilities </w:t>
       </w:r>
       <w:r>
         <w:rPr>
@@ -44607,9 +45761,8 @@
           <w:sz w:val="28"/>
           <w:szCs w:val="28"/>
         </w:rPr>
-        <w:t>建立關聯式資料庫架構，整合資產管理、弱點資訊與風險評估流程，以提升組織對資訊資產之</w:t>
-      </w:r>
-      <w:proofErr w:type="gramStart"/>
+        <w:t>與</w:t>
+      </w:r>
       <w:r>
         <w:rPr>
           <w:rFonts w:eastAsia="標楷體" w:cs="標楷體" w:hint="eastAsia"/>
@@ -44617,74 +45770,8 @@
           <w:sz w:val="28"/>
           <w:szCs w:val="28"/>
         </w:rPr>
-        <w:t>可視性與</w:t>
-      </w:r>
-      <w:proofErr w:type="gramEnd"/>
-      <w:r>
-        <w:rPr>
-          <w:rFonts w:eastAsia="標楷體" w:cs="標楷體" w:hint="eastAsia"/>
-          <w:color w:val="000000" w:themeColor="text1"/>
-          <w:sz w:val="28"/>
-          <w:szCs w:val="28"/>
-        </w:rPr>
-        <w:t>風險掌握能力。系統以</w:t>
-      </w:r>
-      <w:r>
-        <w:rPr>
-          <w:rFonts w:eastAsia="標楷體" w:cs="標楷體" w:hint="eastAsia"/>
-          <w:color w:val="000000" w:themeColor="text1"/>
-          <w:sz w:val="28"/>
-          <w:szCs w:val="28"/>
-        </w:rPr>
-        <w:t xml:space="preserve"> assets </w:t>
-      </w:r>
-      <w:r>
-        <w:rPr>
-          <w:rFonts w:eastAsia="標楷體" w:cs="標楷體" w:hint="eastAsia"/>
-          <w:color w:val="000000" w:themeColor="text1"/>
-          <w:sz w:val="28"/>
-          <w:szCs w:val="28"/>
-        </w:rPr>
-        <w:t>作為核心資料表，串聯</w:t>
-      </w:r>
-      <w:r>
-        <w:rPr>
-          <w:rFonts w:eastAsia="標楷體" w:cs="標楷體" w:hint="eastAsia"/>
-          <w:color w:val="000000" w:themeColor="text1"/>
-          <w:sz w:val="28"/>
-          <w:szCs w:val="28"/>
-        </w:rPr>
-        <w:t xml:space="preserve"> vulnerabilities </w:t>
-      </w:r>
-      <w:r>
-        <w:rPr>
-          <w:rFonts w:eastAsia="標楷體" w:cs="標楷體" w:hint="eastAsia"/>
-          <w:color w:val="000000" w:themeColor="text1"/>
-          <w:sz w:val="28"/>
-          <w:szCs w:val="28"/>
-        </w:rPr>
-        <w:t>與</w:t>
-      </w:r>
-      <w:r>
-        <w:rPr>
-          <w:rFonts w:eastAsia="標楷體" w:cs="標楷體" w:hint="eastAsia"/>
-          <w:color w:val="000000" w:themeColor="text1"/>
-          <w:sz w:val="28"/>
-          <w:szCs w:val="28"/>
-        </w:rPr>
-        <w:t xml:space="preserve"> </w:t>
-      </w:r>
-      <w:proofErr w:type="spellStart"/>
-      <w:r>
-        <w:rPr>
-          <w:rFonts w:eastAsia="標楷體" w:cs="標楷體" w:hint="eastAsia"/>
-          <w:color w:val="000000" w:themeColor="text1"/>
-          <w:sz w:val="28"/>
-          <w:szCs w:val="28"/>
-        </w:rPr>
-        <w:t>risk_assessments</w:t>
-      </w:r>
-      <w:proofErr w:type="spellEnd"/>
+        <w:t xml:space="preserve"> risk_assessments</w:t>
+      </w:r>
       <w:r>
         <w:rPr>
           <w:rFonts w:eastAsia="標楷體" w:cs="標楷體" w:hint="eastAsia"/>
@@ -44708,7 +45795,6 @@
           <w:szCs w:val="28"/>
         </w:rPr>
       </w:pPr>
-      <w:proofErr w:type="gramStart"/>
       <w:r>
         <w:rPr>
           <w:rFonts w:eastAsia="標楷體" w:cs="標楷體" w:hint="eastAsia"/>
@@ -44716,9 +45802,8 @@
           <w:sz w:val="28"/>
           <w:szCs w:val="28"/>
         </w:rPr>
-        <w:t>此外，</w:t>
-      </w:r>
-      <w:proofErr w:type="gramEnd"/>
+        <w:t>此外，系統透過</w:t>
+      </w:r>
       <w:r>
         <w:rPr>
           <w:rFonts w:eastAsia="標楷體" w:cs="標楷體" w:hint="eastAsia"/>
@@ -44726,7 +45811,7 @@
           <w:sz w:val="28"/>
           <w:szCs w:val="28"/>
         </w:rPr>
-        <w:t>系統透過</w:t>
+        <w:t xml:space="preserve"> users </w:t>
       </w:r>
       <w:r>
         <w:rPr>
@@ -44735,7 +45820,7 @@
           <w:sz w:val="28"/>
           <w:szCs w:val="28"/>
         </w:rPr>
-        <w:t xml:space="preserve"> users </w:t>
+        <w:t>表實現使用者身分識別與基本權限控管機制，確保資料存取之安全性與一致性；</w:t>
       </w:r>
       <w:r>
         <w:rPr>
@@ -44744,9 +45829,8 @@
           <w:sz w:val="28"/>
           <w:szCs w:val="28"/>
         </w:rPr>
-        <w:t>表實現使用者身分識別與基本權限控管機制，確保資料存取之安全性與一致性；</w:t>
-      </w:r>
-      <w:proofErr w:type="spellStart"/>
+        <w:t xml:space="preserve">audit_logs </w:t>
+      </w:r>
       <w:r>
         <w:rPr>
           <w:rFonts w:eastAsia="標楷體" w:cs="標楷體" w:hint="eastAsia"/>
@@ -44754,46 +45838,7 @@
           <w:sz w:val="28"/>
           <w:szCs w:val="28"/>
         </w:rPr>
-        <w:t>audit_logs</w:t>
-      </w:r>
-      <w:proofErr w:type="spellEnd"/>
-      <w:r>
-        <w:rPr>
-          <w:rFonts w:eastAsia="標楷體" w:cs="標楷體" w:hint="eastAsia"/>
-          <w:color w:val="000000" w:themeColor="text1"/>
-          <w:sz w:val="28"/>
-          <w:szCs w:val="28"/>
-        </w:rPr>
-        <w:t xml:space="preserve"> </w:t>
-      </w:r>
-      <w:r>
-        <w:rPr>
-          <w:rFonts w:eastAsia="標楷體" w:cs="標楷體" w:hint="eastAsia"/>
-          <w:color w:val="000000" w:themeColor="text1"/>
-          <w:sz w:val="28"/>
-          <w:szCs w:val="28"/>
-        </w:rPr>
-        <w:t>則負責記錄所有關鍵操作行為，提供完整的稽核追蹤能力，以支援後續的安全審查與管理需求。整體資料庫設計遵循關聯式資料庫正規化原則，所有</w:t>
-      </w:r>
-      <w:proofErr w:type="gramStart"/>
-      <w:r>
-        <w:rPr>
-          <w:rFonts w:eastAsia="標楷體" w:cs="標楷體" w:hint="eastAsia"/>
-          <w:color w:val="000000" w:themeColor="text1"/>
-          <w:sz w:val="28"/>
-          <w:szCs w:val="28"/>
-        </w:rPr>
-        <w:t>外鍵皆</w:t>
-      </w:r>
-      <w:proofErr w:type="gramEnd"/>
-      <w:r>
-        <w:rPr>
-          <w:rFonts w:eastAsia="標楷體" w:cs="標楷體" w:hint="eastAsia"/>
-          <w:color w:val="000000" w:themeColor="text1"/>
-          <w:sz w:val="28"/>
-          <w:szCs w:val="28"/>
-        </w:rPr>
-        <w:t>指向主鍵（</w:t>
+        <w:t>則負責記錄所有關鍵操作行為，提供完整的稽核追蹤能力，以支援後續的安全審查與管理需求。整體資料庫設計遵循關聯式資料庫正規化原則，所有外鍵皆指向主鍵（</w:t>
       </w:r>
       <w:r>
         <w:rPr>
@@ -44889,7 +45934,7 @@
           <w:szCs w:val="36"/>
         </w:rPr>
       </w:pPr>
-      <w:bookmarkStart w:id="56" w:name="_Toc231221051"/>
+      <w:bookmarkStart w:id="57" w:name="_Toc231221051"/>
       <w:r>
         <w:rPr>
           <w:rFonts w:eastAsia="標楷體" w:cs="標楷體" w:hint="eastAsia"/>
@@ -44936,7 +45981,7 @@
         </w:rPr>
         <w:t>參考資料</w:t>
       </w:r>
-      <w:bookmarkEnd w:id="56"/>
+      <w:bookmarkEnd w:id="57"/>
     </w:p>
     <w:p>
       <w:pPr>
@@ -45362,7 +46407,7 @@
               <w:rPr>
                 <w:rFonts w:eastAsia="標楷體" w:hint="eastAsia"/>
               </w:rPr>
-              <w:t>6-7</w:t>
+              <w:t>8-9</w:t>
             </w:r>
           </w:p>
         </w:tc>
@@ -45414,7 +46459,7 @@
               <w:rPr>
                 <w:rFonts w:eastAsia="標楷體" w:hint="eastAsia"/>
               </w:rPr>
-              <w:t>Gemini</w:t>
+              <w:t>ChatGPT</w:t>
             </w:r>
           </w:p>
         </w:tc>
@@ -45451,7 +46496,7 @@
               <w:rPr>
                 <w:rFonts w:eastAsia="標楷體" w:hint="eastAsia"/>
               </w:rPr>
-              <w:t>Gemini</w:t>
+              <w:t>ChatGPT</w:t>
             </w:r>
             <w:r>
               <w:rPr>
@@ -45482,7 +46527,13 @@
               <w:rPr>
                 <w:rFonts w:eastAsia="標楷體" w:hint="eastAsia"/>
               </w:rPr>
-              <w:t>11</w:t>
+              <w:t>1</w:t>
+            </w:r>
+            <w:r>
+              <w:rPr>
+                <w:rFonts w:eastAsia="標楷體" w:hint="eastAsia"/>
+              </w:rPr>
+              <w:t>5-16</w:t>
             </w:r>
           </w:p>
         </w:tc>
@@ -45584,7 +46635,7 @@
               <w:rPr>
                 <w:rFonts w:eastAsia="標楷體" w:hint="eastAsia"/>
               </w:rPr>
-              <w:t>23-26</w:t>
+              <w:t>22-23</w:t>
             </w:r>
           </w:p>
         </w:tc>
@@ -45661,7 +46712,25 @@
               <w:rPr>
                 <w:rFonts w:eastAsia="標楷體" w:hint="eastAsia"/>
               </w:rPr>
-              <w:t>第一段內容修飾</w:t>
+              <w:t>第</w:t>
+            </w:r>
+            <w:r>
+              <w:rPr>
+                <w:rFonts w:eastAsia="標楷體" w:hint="eastAsia"/>
+              </w:rPr>
+              <w:t>8</w:t>
+            </w:r>
+            <w:r>
+              <w:rPr>
+                <w:rFonts w:eastAsia="標楷體" w:hint="eastAsia"/>
+              </w:rPr>
+              <w:t>章結尾</w:t>
+            </w:r>
+            <w:r>
+              <w:rPr>
+                <w:rFonts w:eastAsia="標楷體" w:hint="eastAsia"/>
+              </w:rPr>
+              <w:t>內容修飾</w:t>
             </w:r>
           </w:p>
         </w:tc>
@@ -45782,18 +46851,8 @@
           <w:sz w:val="28"/>
           <w:szCs w:val="22"/>
         </w:rPr>
-        <w:t>認證流程導</w:t>
-      </w:r>
-      <w:proofErr w:type="gramStart"/>
-      <w:r>
-        <w:rPr>
-          <w:rFonts w:eastAsia="標楷體"/>
-          <w:sz w:val="28"/>
-          <w:szCs w:val="22"/>
-        </w:rPr>
-        <w:t>覽</w:t>
-      </w:r>
-      <w:proofErr w:type="gramEnd"/>
+        <w:t>認證流程導覽</w:t>
+      </w:r>
     </w:p>
     <w:p>
       <w:pPr>
@@ -45892,6 +46951,79 @@
           <w:szCs w:val="22"/>
         </w:rPr>
         <w:t>智慧資安管理平台</w:t>
+      </w:r>
+      <w:r>
+        <w:rPr>
+          <w:rFonts w:eastAsia="標楷體"/>
+          <w:sz w:val="28"/>
+          <w:szCs w:val="22"/>
+        </w:rPr>
+        <w:t>-</w:t>
+      </w:r>
+      <w:r>
+        <w:rPr>
+          <w:rFonts w:eastAsia="標楷體"/>
+          <w:sz w:val="28"/>
+          <w:szCs w:val="22"/>
+        </w:rPr>
+        <w:t>系統手冊</w:t>
+      </w:r>
+      <w:r>
+        <w:rPr>
+          <w:rFonts w:eastAsia="標楷體"/>
+          <w:sz w:val="28"/>
+          <w:szCs w:val="22"/>
+        </w:rPr>
+        <w:t>.pdf</w:t>
+      </w:r>
+    </w:p>
+    <w:p>
+      <w:pPr>
+        <w:rPr>
+          <w:rFonts w:eastAsia="標楷體"/>
+          <w:sz w:val="28"/>
+          <w:szCs w:val="22"/>
+        </w:rPr>
+      </w:pPr>
+      <w:r>
+        <w:rPr>
+          <w:rFonts w:eastAsia="標楷體" w:hint="eastAsia"/>
+          <w:sz w:val="28"/>
+          <w:szCs w:val="22"/>
+        </w:rPr>
+        <w:t>動起來</w:t>
+      </w:r>
+      <w:r>
+        <w:rPr>
+          <w:rFonts w:eastAsia="標楷體" w:hint="eastAsia"/>
+          <w:sz w:val="28"/>
+          <w:szCs w:val="22"/>
+        </w:rPr>
+        <w:t>「</w:t>
+      </w:r>
+      <w:r>
+        <w:rPr>
+          <w:rFonts w:eastAsia="標楷體" w:hint="eastAsia"/>
+          <w:sz w:val="28"/>
+          <w:szCs w:val="22"/>
+        </w:rPr>
+        <w:t>揪</w:t>
+      </w:r>
+      <w:r>
+        <w:rPr>
+          <w:rFonts w:eastAsia="標楷體" w:hint="eastAsia"/>
+          <w:sz w:val="28"/>
+          <w:szCs w:val="22"/>
+        </w:rPr>
+        <w:t>」</w:t>
+      </w:r>
+      <w:r>
+        <w:rPr>
+          <w:rFonts w:eastAsia="標楷體" w:hint="eastAsia"/>
+          <w:sz w:val="28"/>
+          <w:szCs w:val="22"/>
+        </w:rPr>
+        <w:t>對了</w:t>
       </w:r>
       <w:r>
         <w:rPr>
@@ -45948,7 +47080,7 @@
         <w:overflowPunct w:val="0"/>
         <w:jc w:val="both"/>
         <w:rPr>
-          <w:rFonts w:eastAsia="標楷體" w:cs="標楷體" w:hint="eastAsia"/>
+          <w:rFonts w:eastAsia="標楷體" w:cs="標楷體"/>
           <w:color w:val="000000" w:themeColor="text1"/>
           <w:sz w:val="28"/>
           <w:szCs w:val="28"/>
@@ -51173,7 +52305,6 @@
   <w:style w:type="character" w:default="1" w:styleId="a1">
     <w:name w:val="Default Paragraph Font"/>
     <w:uiPriority w:val="1"/>
-    <w:semiHidden/>
     <w:unhideWhenUsed/>
   </w:style>
   <w:style w:type="table" w:default="1" w:styleId="a2">

--- a/文件/系統文件整併版0531.docx
+++ b/文件/系統文件整併版0531.docx
@@ -385,6 +385,7 @@
         </w:rPr>
         <w:t>目：</w:t>
       </w:r>
+      <w:proofErr w:type="spellStart"/>
       <w:r>
         <w:rPr>
           <w:rFonts w:eastAsia="標楷體" w:hint="eastAsia"/>
@@ -394,6 +395,7 @@
         </w:rPr>
         <w:t>RiskGenie</w:t>
       </w:r>
+      <w:proofErr w:type="spellEnd"/>
       <w:r>
         <w:rPr>
           <w:rFonts w:eastAsia="標楷體" w:hint="eastAsia"/>
@@ -4038,7 +4040,7 @@
             <w:color w:val="auto"/>
             <w:u w:val="none"/>
           </w:rPr>
-          <w:t xml:space="preserve"> 3-1-1 </w:t>
+          <w:t xml:space="preserve">3-1-1 </w:t>
         </w:r>
         <w:r>
           <w:rPr>
@@ -4059,48 +4061,16 @@
         </w:r>
         <w:r>
           <w:rPr>
-            <w:webHidden/>
-          </w:rPr>
-          <w:fldChar w:fldCharType="begin"/>
-        </w:r>
-        <w:r>
-          <w:rPr>
-            <w:webHidden/>
-          </w:rPr>
-          <w:instrText xml:space="preserve"> PAGEREF _Toc230987214 \h </w:instrText>
-        </w:r>
-        <w:r>
-          <w:rPr>
-            <w:webHidden/>
-          </w:rPr>
-        </w:r>
-        <w:r>
-          <w:rPr>
-            <w:webHidden/>
-          </w:rPr>
-          <w:fldChar w:fldCharType="separate"/>
-        </w:r>
-        <w:r>
-          <w:rPr>
             <w:rFonts w:hint="eastAsia"/>
             <w:webHidden/>
           </w:rPr>
           <w:t>14</w:t>
-        </w:r>
-        <w:r>
-          <w:rPr>
-            <w:webHidden/>
-          </w:rPr>
-          <w:fldChar w:fldCharType="end"/>
         </w:r>
       </w:hyperlink>
     </w:p>
     <w:p>
       <w:pPr>
         <w:pStyle w:val="21"/>
-        <w:rPr>
-          <w:rFonts w:hint="eastAsia"/>
-        </w:rPr>
       </w:pPr>
       <w:hyperlink w:anchor="_Toc230987214" w:history="1">
         <w:r>
@@ -4154,9 +4124,6 @@
     <w:p>
       <w:pPr>
         <w:pStyle w:val="21"/>
-        <w:rPr>
-          <w:rFonts w:hint="eastAsia"/>
-        </w:rPr>
       </w:pPr>
       <w:hyperlink w:anchor="_Toc230987214" w:history="1">
         <w:r>
@@ -4210,9 +4177,6 @@
     <w:p>
       <w:pPr>
         <w:pStyle w:val="21"/>
-        <w:rPr>
-          <w:rFonts w:hint="eastAsia"/>
-        </w:rPr>
       </w:pPr>
       <w:hyperlink w:anchor="_Toc230987214" w:history="1">
         <w:r>
@@ -5840,31 +5804,8 @@
             <w:color w:val="auto"/>
             <w:u w:val="none"/>
           </w:rPr>
-          <w:t>設計類別圖</w:t>
-        </w:r>
-        <w:r>
-          <w:rPr>
-            <w:webHidden/>
-          </w:rPr>
-          <w:tab/>
-        </w:r>
-        <w:r>
-          <w:rPr>
-            <w:rFonts w:hint="eastAsia"/>
-            <w:webHidden/>
-          </w:rPr>
-          <w:t>47</w:t>
-        </w:r>
-      </w:hyperlink>
-    </w:p>
-    <w:p>
-      <w:pPr>
-        <w:pStyle w:val="21"/>
-        <w:rPr>
-          <w:rFonts w:hint="eastAsia"/>
-        </w:rPr>
-      </w:pPr>
-      <w:hyperlink w:anchor="_Toc230987214" w:history="1">
+          <w:t xml:space="preserve"> </w:t>
+        </w:r>
         <w:r>
           <w:rPr>
             <w:rStyle w:val="af6"/>
@@ -5874,8 +5815,28 @@
             <w:color w:val="auto"/>
             <w:u w:val="none"/>
           </w:rPr>
-          <w:t>圖</w:t>
-        </w:r>
+          <w:t>設計類別圖</w:t>
+        </w:r>
+        <w:r>
+          <w:rPr>
+            <w:webHidden/>
+          </w:rPr>
+          <w:tab/>
+        </w:r>
+        <w:r>
+          <w:rPr>
+            <w:rFonts w:hint="eastAsia"/>
+            <w:webHidden/>
+          </w:rPr>
+          <w:t>47</w:t>
+        </w:r>
+      </w:hyperlink>
+    </w:p>
+    <w:p>
+      <w:pPr>
+        <w:pStyle w:val="21"/>
+      </w:pPr>
+      <w:hyperlink w:anchor="_Toc230987214" w:history="1">
         <w:r>
           <w:rPr>
             <w:rStyle w:val="af6"/>
@@ -5885,7 +5846,7 @@
             <w:color w:val="auto"/>
             <w:u w:val="none"/>
           </w:rPr>
-          <w:t xml:space="preserve">7-1-1 </w:t>
+          <w:t>圖</w:t>
         </w:r>
         <w:r>
           <w:rPr>
@@ -5896,28 +5857,8 @@
             <w:color w:val="auto"/>
             <w:u w:val="none"/>
           </w:rPr>
-          <w:t>佈署圖</w:t>
-        </w:r>
-        <w:r>
-          <w:rPr>
-            <w:webHidden/>
-          </w:rPr>
-          <w:tab/>
-        </w:r>
-        <w:r>
-          <w:rPr>
-            <w:rFonts w:hint="eastAsia"/>
-            <w:webHidden/>
-          </w:rPr>
-          <w:t>48</w:t>
-        </w:r>
-      </w:hyperlink>
-    </w:p>
-    <w:p>
-      <w:pPr>
-        <w:pStyle w:val="21"/>
-      </w:pPr>
-      <w:hyperlink w:anchor="_Toc230987214" w:history="1">
+          <w:t xml:space="preserve">7-1-1 </w:t>
+        </w:r>
         <w:r>
           <w:rPr>
             <w:rStyle w:val="af6"/>
@@ -5927,8 +5868,28 @@
             <w:color w:val="auto"/>
             <w:u w:val="none"/>
           </w:rPr>
-          <w:t>圖</w:t>
-        </w:r>
+          <w:t>佈署圖</w:t>
+        </w:r>
+        <w:r>
+          <w:rPr>
+            <w:webHidden/>
+          </w:rPr>
+          <w:tab/>
+        </w:r>
+        <w:r>
+          <w:rPr>
+            <w:rFonts w:hint="eastAsia"/>
+            <w:webHidden/>
+          </w:rPr>
+          <w:t>48</w:t>
+        </w:r>
+      </w:hyperlink>
+    </w:p>
+    <w:p>
+      <w:pPr>
+        <w:pStyle w:val="21"/>
+      </w:pPr>
+      <w:hyperlink w:anchor="_Toc230987214" w:history="1">
         <w:r>
           <w:rPr>
             <w:rStyle w:val="af6"/>
@@ -5938,7 +5899,7 @@
             <w:color w:val="auto"/>
             <w:u w:val="none"/>
           </w:rPr>
-          <w:t xml:space="preserve">7-2-1 </w:t>
+          <w:t>圖</w:t>
         </w:r>
         <w:r>
           <w:rPr>
@@ -5949,31 +5910,8 @@
             <w:color w:val="auto"/>
             <w:u w:val="none"/>
           </w:rPr>
-          <w:t>前端套件圖</w:t>
-        </w:r>
-        <w:r>
-          <w:rPr>
-            <w:webHidden/>
-          </w:rPr>
-          <w:tab/>
-        </w:r>
-        <w:r>
-          <w:rPr>
-            <w:rFonts w:hint="eastAsia"/>
-            <w:webHidden/>
-          </w:rPr>
-          <w:t>48</w:t>
-        </w:r>
-      </w:hyperlink>
-    </w:p>
-    <w:p>
-      <w:pPr>
-        <w:pStyle w:val="21"/>
-        <w:rPr>
-          <w:rFonts w:hint="eastAsia"/>
-        </w:rPr>
-      </w:pPr>
-      <w:hyperlink w:anchor="_Toc230987214" w:history="1">
+          <w:t xml:space="preserve">7-2-1 </w:t>
+        </w:r>
         <w:r>
           <w:rPr>
             <w:rStyle w:val="af6"/>
@@ -5983,8 +5921,28 @@
             <w:color w:val="auto"/>
             <w:u w:val="none"/>
           </w:rPr>
-          <w:t>圖</w:t>
-        </w:r>
+          <w:t>前端套件圖</w:t>
+        </w:r>
+        <w:r>
+          <w:rPr>
+            <w:webHidden/>
+          </w:rPr>
+          <w:tab/>
+        </w:r>
+        <w:r>
+          <w:rPr>
+            <w:rFonts w:hint="eastAsia"/>
+            <w:webHidden/>
+          </w:rPr>
+          <w:t>48</w:t>
+        </w:r>
+      </w:hyperlink>
+    </w:p>
+    <w:p>
+      <w:pPr>
+        <w:pStyle w:val="21"/>
+      </w:pPr>
+      <w:hyperlink w:anchor="_Toc230987214" w:history="1">
         <w:r>
           <w:rPr>
             <w:rStyle w:val="af6"/>
@@ -5994,7 +5952,7 @@
             <w:color w:val="auto"/>
             <w:u w:val="none"/>
           </w:rPr>
-          <w:t xml:space="preserve">7-2-2 </w:t>
+          <w:t>圖</w:t>
         </w:r>
         <w:r>
           <w:rPr>
@@ -6005,32 +5963,8 @@
             <w:color w:val="auto"/>
             <w:u w:val="none"/>
           </w:rPr>
-          <w:t>後端套件圖</w:t>
-        </w:r>
-        <w:r>
-          <w:rPr>
-            <w:webHidden/>
-          </w:rPr>
-          <w:tab/>
-        </w:r>
-        <w:r>
-          <w:rPr>
-            <w:rFonts w:hint="eastAsia"/>
-            <w:webHidden/>
-          </w:rPr>
-          <w:t>48</w:t>
-        </w:r>
-      </w:hyperlink>
-    </w:p>
-    <w:p>
-      <w:pPr>
-        <w:pStyle w:val="21"/>
-        <w:rPr>
-          <w:rFonts w:cstheme="minorBidi"/>
-          <w14:ligatures w14:val="standardContextual"/>
-        </w:rPr>
-      </w:pPr>
-      <w:hyperlink w:anchor="_Toc230987214" w:history="1">
+          <w:t xml:space="preserve">7-2-2 </w:t>
+        </w:r>
         <w:r>
           <w:rPr>
             <w:rStyle w:val="af6"/>
@@ -6040,8 +5974,32 @@
             <w:color w:val="auto"/>
             <w:u w:val="none"/>
           </w:rPr>
-          <w:t>圖</w:t>
-        </w:r>
+          <w:t>後端套件圖</w:t>
+        </w:r>
+        <w:r>
+          <w:rPr>
+            <w:webHidden/>
+          </w:rPr>
+          <w:tab/>
+        </w:r>
+        <w:r>
+          <w:rPr>
+            <w:rFonts w:hint="eastAsia"/>
+            <w:webHidden/>
+          </w:rPr>
+          <w:t>48</w:t>
+        </w:r>
+      </w:hyperlink>
+    </w:p>
+    <w:p>
+      <w:pPr>
+        <w:pStyle w:val="21"/>
+        <w:rPr>
+          <w:rFonts w:cstheme="minorBidi"/>
+          <w14:ligatures w14:val="standardContextual"/>
+        </w:rPr>
+      </w:pPr>
+      <w:hyperlink w:anchor="_Toc230987214" w:history="1">
         <w:r>
           <w:rPr>
             <w:rStyle w:val="af6"/>
@@ -6051,7 +6009,7 @@
             <w:color w:val="auto"/>
             <w:u w:val="none"/>
           </w:rPr>
-          <w:t xml:space="preserve"> 7-3-1 </w:t>
+          <w:t>圖</w:t>
         </w:r>
         <w:r>
           <w:rPr>
@@ -6062,28 +6020,8 @@
             <w:color w:val="auto"/>
             <w:u w:val="none"/>
           </w:rPr>
-          <w:t>元件圖</w:t>
-        </w:r>
-        <w:r>
-          <w:rPr>
-            <w:webHidden/>
-          </w:rPr>
-          <w:tab/>
-        </w:r>
-        <w:r>
-          <w:rPr>
-            <w:rFonts w:hint="eastAsia"/>
-            <w:webHidden/>
-          </w:rPr>
-          <w:t>49</w:t>
-        </w:r>
-      </w:hyperlink>
-    </w:p>
-    <w:p>
-      <w:pPr>
-        <w:pStyle w:val="21"/>
-      </w:pPr>
-      <w:hyperlink w:anchor="_Toc230987214" w:history="1">
+          <w:t xml:space="preserve"> 7-3-1 </w:t>
+        </w:r>
         <w:r>
           <w:rPr>
             <w:rStyle w:val="af6"/>
@@ -6093,8 +6031,28 @@
             <w:color w:val="auto"/>
             <w:u w:val="none"/>
           </w:rPr>
-          <w:t>圖</w:t>
-        </w:r>
+          <w:t>元件圖</w:t>
+        </w:r>
+        <w:r>
+          <w:rPr>
+            <w:webHidden/>
+          </w:rPr>
+          <w:tab/>
+        </w:r>
+        <w:r>
+          <w:rPr>
+            <w:rFonts w:hint="eastAsia"/>
+            <w:webHidden/>
+          </w:rPr>
+          <w:t>49</w:t>
+        </w:r>
+      </w:hyperlink>
+    </w:p>
+    <w:p>
+      <w:pPr>
+        <w:pStyle w:val="21"/>
+      </w:pPr>
+      <w:hyperlink w:anchor="_Toc230987214" w:history="1">
         <w:r>
           <w:rPr>
             <w:rStyle w:val="af6"/>
@@ -6104,7 +6062,7 @@
             <w:color w:val="auto"/>
             <w:u w:val="none"/>
           </w:rPr>
-          <w:t xml:space="preserve"> 7-4-1 </w:t>
+          <w:t>圖</w:t>
         </w:r>
         <w:r>
           <w:rPr>
@@ -6115,28 +6073,8 @@
             <w:color w:val="auto"/>
             <w:u w:val="none"/>
           </w:rPr>
-          <w:t>狀態機圖</w:t>
-        </w:r>
-        <w:r>
-          <w:rPr>
-            <w:webHidden/>
-          </w:rPr>
-          <w:tab/>
-        </w:r>
-        <w:r>
-          <w:rPr>
-            <w:rFonts w:hint="eastAsia"/>
-            <w:webHidden/>
-          </w:rPr>
-          <w:t>50</w:t>
-        </w:r>
-      </w:hyperlink>
-    </w:p>
-    <w:p>
-      <w:pPr>
-        <w:pStyle w:val="21"/>
-      </w:pPr>
-      <w:hyperlink w:anchor="_Toc230987214" w:history="1">
+          <w:t xml:space="preserve"> 7-4-1 </w:t>
+        </w:r>
         <w:r>
           <w:rPr>
             <w:rStyle w:val="af6"/>
@@ -6146,8 +6084,28 @@
             <w:color w:val="auto"/>
             <w:u w:val="none"/>
           </w:rPr>
-          <w:t>圖</w:t>
-        </w:r>
+          <w:t>狀態機圖</w:t>
+        </w:r>
+        <w:r>
+          <w:rPr>
+            <w:webHidden/>
+          </w:rPr>
+          <w:tab/>
+        </w:r>
+        <w:r>
+          <w:rPr>
+            <w:rFonts w:hint="eastAsia"/>
+            <w:webHidden/>
+          </w:rPr>
+          <w:t>50</w:t>
+        </w:r>
+      </w:hyperlink>
+    </w:p>
+    <w:p>
+      <w:pPr>
+        <w:pStyle w:val="21"/>
+      </w:pPr>
+      <w:hyperlink w:anchor="_Toc230987214" w:history="1">
         <w:r>
           <w:rPr>
             <w:rStyle w:val="af6"/>
@@ -6157,7 +6115,7 @@
             <w:color w:val="auto"/>
             <w:u w:val="none"/>
           </w:rPr>
-          <w:t xml:space="preserve"> 7-4-2 </w:t>
+          <w:t>圖</w:t>
         </w:r>
         <w:r>
           <w:rPr>
@@ -6168,28 +6126,8 @@
             <w:color w:val="auto"/>
             <w:u w:val="none"/>
           </w:rPr>
-          <w:t>時序圖</w:t>
-        </w:r>
-        <w:r>
-          <w:rPr>
-            <w:webHidden/>
-          </w:rPr>
-          <w:tab/>
-        </w:r>
-        <w:r>
-          <w:rPr>
-            <w:rFonts w:hint="eastAsia"/>
-            <w:webHidden/>
-          </w:rPr>
-          <w:t>50</w:t>
-        </w:r>
-      </w:hyperlink>
-    </w:p>
-    <w:p>
-      <w:pPr>
-        <w:pStyle w:val="21"/>
-      </w:pPr>
-      <w:hyperlink w:anchor="_Toc230987214" w:history="1">
+          <w:t xml:space="preserve"> 7-4-2 </w:t>
+        </w:r>
         <w:r>
           <w:rPr>
             <w:rStyle w:val="af6"/>
@@ -6199,8 +6137,28 @@
             <w:color w:val="auto"/>
             <w:u w:val="none"/>
           </w:rPr>
-          <w:t>圖</w:t>
-        </w:r>
+          <w:t>時序圖</w:t>
+        </w:r>
+        <w:r>
+          <w:rPr>
+            <w:webHidden/>
+          </w:rPr>
+          <w:tab/>
+        </w:r>
+        <w:r>
+          <w:rPr>
+            <w:rFonts w:hint="eastAsia"/>
+            <w:webHidden/>
+          </w:rPr>
+          <w:t>50</w:t>
+        </w:r>
+      </w:hyperlink>
+    </w:p>
+    <w:p>
+      <w:pPr>
+        <w:pStyle w:val="21"/>
+      </w:pPr>
+      <w:hyperlink w:anchor="_Toc230987214" w:history="1">
         <w:r>
           <w:rPr>
             <w:rStyle w:val="af6"/>
@@ -6210,7 +6168,7 @@
             <w:color w:val="auto"/>
             <w:u w:val="none"/>
           </w:rPr>
-          <w:t xml:space="preserve"> 8-1-1 </w:t>
+          <w:t>圖</w:t>
         </w:r>
         <w:r>
           <w:rPr>
@@ -6221,82 +6179,8 @@
             <w:color w:val="auto"/>
             <w:u w:val="none"/>
           </w:rPr>
-          <w:t>資料庫關聯表</w:t>
-        </w:r>
-        <w:r>
-          <w:rPr>
-            <w:webHidden/>
-          </w:rPr>
-          <w:tab/>
-        </w:r>
-        <w:r>
-          <w:rPr>
-            <w:rFonts w:hint="eastAsia"/>
-            <w:webHidden/>
-          </w:rPr>
-          <w:t>51</w:t>
-        </w:r>
-      </w:hyperlink>
-    </w:p>
-    <w:p>
-      <w:pPr>
-        <w:rPr>
-          <w:rFonts w:eastAsia="標楷體"/>
-        </w:rPr>
-      </w:pPr>
-    </w:p>
-    <w:p>
-      <w:pPr>
-        <w:rPr>
-          <w:rFonts w:eastAsia="標楷體"/>
-        </w:rPr>
-      </w:pPr>
-    </w:p>
-    <w:p>
-      <w:pPr>
-        <w:widowControl/>
-        <w:rPr>
-          <w:rFonts w:eastAsia="標楷體"/>
-          <w:sz w:val="28"/>
-        </w:rPr>
-      </w:pPr>
-      <w:r>
-        <w:rPr>
-          <w:rFonts w:eastAsia="標楷體"/>
-          <w:sz w:val="28"/>
-        </w:rPr>
-        <w:br w:type="page"/>
-      </w:r>
-    </w:p>
-    <w:p>
-      <w:pPr>
-        <w:overflowPunct w:val="0"/>
-        <w:jc w:val="center"/>
-        <w:rPr>
-          <w:rFonts w:eastAsia="標楷體"/>
-          <w:b/>
-          <w:bCs/>
-          <w:sz w:val="32"/>
-          <w:szCs w:val="32"/>
-        </w:rPr>
-      </w:pPr>
-      <w:r>
-        <w:rPr>
-          <w:rFonts w:eastAsia="標楷體" w:hint="eastAsia"/>
-          <w:b/>
-          <w:bCs/>
-          <w:sz w:val="32"/>
-          <w:szCs w:val="32"/>
-        </w:rPr>
-        <w:lastRenderedPageBreak/>
-        <w:t>表目錄</w:t>
-      </w:r>
-    </w:p>
-    <w:p>
-      <w:pPr>
-        <w:pStyle w:val="21"/>
-      </w:pPr>
-      <w:hyperlink w:anchor="_Toc230987214" w:history="1">
+          <w:t xml:space="preserve"> 8-1-1 </w:t>
+        </w:r>
         <w:r>
           <w:rPr>
             <w:rStyle w:val="af6"/>
@@ -6306,8 +6190,82 @@
             <w:color w:val="auto"/>
             <w:u w:val="none"/>
           </w:rPr>
-          <w:t>表</w:t>
-        </w:r>
+          <w:t>資料庫關聯表</w:t>
+        </w:r>
+        <w:r>
+          <w:rPr>
+            <w:webHidden/>
+          </w:rPr>
+          <w:tab/>
+        </w:r>
+        <w:r>
+          <w:rPr>
+            <w:rFonts w:hint="eastAsia"/>
+            <w:webHidden/>
+          </w:rPr>
+          <w:t>51</w:t>
+        </w:r>
+      </w:hyperlink>
+    </w:p>
+    <w:p>
+      <w:pPr>
+        <w:rPr>
+          <w:rFonts w:eastAsia="標楷體"/>
+        </w:rPr>
+      </w:pPr>
+    </w:p>
+    <w:p>
+      <w:pPr>
+        <w:rPr>
+          <w:rFonts w:eastAsia="標楷體"/>
+        </w:rPr>
+      </w:pPr>
+    </w:p>
+    <w:p>
+      <w:pPr>
+        <w:widowControl/>
+        <w:rPr>
+          <w:rFonts w:eastAsia="標楷體"/>
+          <w:sz w:val="28"/>
+        </w:rPr>
+      </w:pPr>
+      <w:r>
+        <w:rPr>
+          <w:rFonts w:eastAsia="標楷體"/>
+          <w:sz w:val="28"/>
+        </w:rPr>
+        <w:br w:type="page"/>
+      </w:r>
+    </w:p>
+    <w:p>
+      <w:pPr>
+        <w:overflowPunct w:val="0"/>
+        <w:jc w:val="center"/>
+        <w:rPr>
+          <w:rFonts w:eastAsia="標楷體"/>
+          <w:b/>
+          <w:bCs/>
+          <w:sz w:val="32"/>
+          <w:szCs w:val="32"/>
+        </w:rPr>
+      </w:pPr>
+      <w:r>
+        <w:rPr>
+          <w:rFonts w:eastAsia="標楷體" w:hint="eastAsia"/>
+          <w:b/>
+          <w:bCs/>
+          <w:sz w:val="32"/>
+          <w:szCs w:val="32"/>
+        </w:rPr>
+        <w:lastRenderedPageBreak/>
+        <w:t>表目錄</w:t>
+      </w:r>
+    </w:p>
+    <w:p>
+      <w:pPr>
+        <w:pStyle w:val="21"/>
+      </w:pPr>
+      <w:hyperlink w:anchor="_Toc230987214" w:history="1">
         <w:r>
           <w:rPr>
             <w:rStyle w:val="af6"/>
@@ -6317,7 +6275,7 @@
             <w:color w:val="auto"/>
             <w:u w:val="none"/>
           </w:rPr>
-          <w:t xml:space="preserve"> 2-2-1 </w:t>
+          <w:t>表</w:t>
         </w:r>
         <w:r>
           <w:rPr>
@@ -6328,32 +6286,8 @@
             <w:color w:val="auto"/>
             <w:u w:val="none"/>
           </w:rPr>
-          <w:t>商業模式</w:t>
-        </w:r>
-        <w:r>
-          <w:rPr>
-            <w:webHidden/>
-          </w:rPr>
-          <w:tab/>
-        </w:r>
-        <w:r>
-          <w:rPr>
-            <w:rFonts w:hint="eastAsia"/>
-            <w:webHidden/>
-          </w:rPr>
-          <w:t>7</w:t>
-        </w:r>
-      </w:hyperlink>
-    </w:p>
-    <w:p>
-      <w:pPr>
-        <w:pStyle w:val="21"/>
-        <w:rPr>
-          <w:rFonts w:cstheme="minorBidi"/>
-          <w14:ligatures w14:val="standardContextual"/>
-        </w:rPr>
-      </w:pPr>
-      <w:hyperlink w:anchor="_Toc230987214" w:history="1">
+          <w:t xml:space="preserve"> 2-2-1 </w:t>
+        </w:r>
         <w:r>
           <w:rPr>
             <w:rStyle w:val="af6"/>
@@ -6363,8 +6297,32 @@
             <w:color w:val="auto"/>
             <w:u w:val="none"/>
           </w:rPr>
-          <w:t>表</w:t>
-        </w:r>
+          <w:t>商業模式</w:t>
+        </w:r>
+        <w:r>
+          <w:rPr>
+            <w:webHidden/>
+          </w:rPr>
+          <w:tab/>
+        </w:r>
+        <w:r>
+          <w:rPr>
+            <w:rFonts w:hint="eastAsia"/>
+            <w:webHidden/>
+          </w:rPr>
+          <w:t>7</w:t>
+        </w:r>
+      </w:hyperlink>
+    </w:p>
+    <w:p>
+      <w:pPr>
+        <w:pStyle w:val="21"/>
+        <w:rPr>
+          <w:rFonts w:cstheme="minorBidi"/>
+          <w14:ligatures w14:val="standardContextual"/>
+        </w:rPr>
+      </w:pPr>
+      <w:hyperlink w:anchor="_Toc230987214" w:history="1">
         <w:r>
           <w:rPr>
             <w:rStyle w:val="af6"/>
@@ -6374,7 +6332,7 @@
             <w:color w:val="auto"/>
             <w:u w:val="none"/>
           </w:rPr>
-          <w:t xml:space="preserve"> 2-2-2 </w:t>
+          <w:t>表</w:t>
         </w:r>
         <w:r>
           <w:rPr>
@@ -6385,32 +6343,8 @@
             <w:color w:val="auto"/>
             <w:u w:val="none"/>
           </w:rPr>
-          <w:t>學生專題階段－成本的量化估算</w:t>
-        </w:r>
-        <w:r>
-          <w:rPr>
-            <w:webHidden/>
-          </w:rPr>
-          <w:tab/>
-        </w:r>
-        <w:r>
-          <w:rPr>
-            <w:rFonts w:hint="eastAsia"/>
-            <w:webHidden/>
-          </w:rPr>
-          <w:t>8</w:t>
-        </w:r>
-      </w:hyperlink>
-    </w:p>
-    <w:p>
-      <w:pPr>
-        <w:pStyle w:val="21"/>
-        <w:rPr>
-          <w:rFonts w:cstheme="minorBidi" w:hint="eastAsia"/>
-          <w14:ligatures w14:val="standardContextual"/>
-        </w:rPr>
-      </w:pPr>
-      <w:hyperlink w:anchor="_Toc230987214" w:history="1">
+          <w:t xml:space="preserve"> 2-2-2 </w:t>
+        </w:r>
         <w:r>
           <w:rPr>
             <w:rStyle w:val="af6"/>
@@ -6420,8 +6354,32 @@
             <w:color w:val="auto"/>
             <w:u w:val="none"/>
           </w:rPr>
-          <w:t>表</w:t>
-        </w:r>
+          <w:t>學生專題階段－成本的量化估算</w:t>
+        </w:r>
+        <w:r>
+          <w:rPr>
+            <w:webHidden/>
+          </w:rPr>
+          <w:tab/>
+        </w:r>
+        <w:r>
+          <w:rPr>
+            <w:rFonts w:hint="eastAsia"/>
+            <w:webHidden/>
+          </w:rPr>
+          <w:t>8</w:t>
+        </w:r>
+      </w:hyperlink>
+    </w:p>
+    <w:p>
+      <w:pPr>
+        <w:pStyle w:val="21"/>
+        <w:rPr>
+          <w:rFonts w:cstheme="minorBidi"/>
+          <w14:ligatures w14:val="standardContextual"/>
+        </w:rPr>
+      </w:pPr>
+      <w:hyperlink w:anchor="_Toc230987214" w:history="1">
         <w:r>
           <w:rPr>
             <w:rStyle w:val="af6"/>
@@ -6431,7 +6389,7 @@
             <w:color w:val="auto"/>
             <w:u w:val="none"/>
           </w:rPr>
-          <w:t xml:space="preserve"> 2-2-3 </w:t>
+          <w:t>表</w:t>
         </w:r>
         <w:r>
           <w:rPr>
@@ -6442,46 +6400,8 @@
             <w:color w:val="auto"/>
             <w:u w:val="none"/>
           </w:rPr>
-          <w:t>商業化階段－成本的量化估算</w:t>
-        </w:r>
-        <w:r>
-          <w:rPr>
-            <w:webHidden/>
-          </w:rPr>
-          <w:tab/>
-        </w:r>
-        <w:r>
-          <w:rPr>
-            <w:rFonts w:hint="eastAsia"/>
-            <w:webHidden/>
-          </w:rPr>
-          <w:t>8</w:t>
-        </w:r>
-      </w:hyperlink>
-    </w:p>
-    <w:p>
-      <w:pPr>
-        <w:pStyle w:val="21"/>
-        <w:rPr>
-          <w:rFonts w:cstheme="minorBidi"/>
-          <w14:ligatures w14:val="standardContextual"/>
-        </w:rPr>
-      </w:pPr>
-      <w:r>
-        <w:rPr>
-          <w:rFonts w:hint="eastAsia"/>
-          <w:b w:val="0"/>
-          <w:bCs w:val="0"/>
-        </w:rPr>
-        <w:t>表</w:t>
-      </w:r>
-      <w:r>
-        <w:rPr>
-          <w:rFonts w:hint="eastAsia"/>
-        </w:rPr>
-        <w:t xml:space="preserve"> </w:t>
-      </w:r>
-      <w:hyperlink w:anchor="_Toc230987214" w:history="1">
+          <w:t xml:space="preserve"> 2-2-3 </w:t>
+        </w:r>
         <w:r>
           <w:rPr>
             <w:rStyle w:val="af6"/>
@@ -6491,8 +6411,46 @@
             <w:color w:val="auto"/>
             <w:u w:val="none"/>
           </w:rPr>
-          <w:t xml:space="preserve">2-2-4 </w:t>
-        </w:r>
+          <w:t>商業化階段－成本的量化估算</w:t>
+        </w:r>
+        <w:r>
+          <w:rPr>
+            <w:webHidden/>
+          </w:rPr>
+          <w:tab/>
+        </w:r>
+        <w:r>
+          <w:rPr>
+            <w:rFonts w:hint="eastAsia"/>
+            <w:webHidden/>
+          </w:rPr>
+          <w:t>8</w:t>
+        </w:r>
+      </w:hyperlink>
+    </w:p>
+    <w:p>
+      <w:pPr>
+        <w:pStyle w:val="21"/>
+        <w:rPr>
+          <w:rFonts w:cstheme="minorBidi"/>
+          <w14:ligatures w14:val="standardContextual"/>
+        </w:rPr>
+      </w:pPr>
+      <w:r>
+        <w:rPr>
+          <w:rFonts w:hint="eastAsia"/>
+          <w:b w:val="0"/>
+          <w:bCs w:val="0"/>
+        </w:rPr>
+        <w:t>表</w:t>
+      </w:r>
+      <w:r>
+        <w:rPr>
+          <w:rFonts w:hint="eastAsia"/>
+        </w:rPr>
+        <w:t xml:space="preserve"> </w:t>
+      </w:r>
+      <w:hyperlink w:anchor="_Toc230987214" w:history="1">
         <w:r>
           <w:rPr>
             <w:rStyle w:val="af6"/>
@@ -6502,32 +6460,8 @@
             <w:color w:val="auto"/>
             <w:u w:val="none"/>
           </w:rPr>
-          <w:t>商業化階段－收益的量化估算</w:t>
-        </w:r>
-        <w:r>
-          <w:rPr>
-            <w:webHidden/>
-          </w:rPr>
-          <w:tab/>
-        </w:r>
-        <w:r>
-          <w:rPr>
-            <w:rFonts w:hint="eastAsia"/>
-            <w:webHidden/>
-          </w:rPr>
-          <w:t>9</w:t>
-        </w:r>
-      </w:hyperlink>
-    </w:p>
-    <w:p>
-      <w:pPr>
-        <w:pStyle w:val="21"/>
-        <w:rPr>
-          <w:rFonts w:cstheme="minorBidi"/>
-          <w14:ligatures w14:val="standardContextual"/>
-        </w:rPr>
-      </w:pPr>
-      <w:hyperlink w:anchor="_Toc230987214" w:history="1">
+          <w:t xml:space="preserve">2-2-4 </w:t>
+        </w:r>
         <w:r>
           <w:rPr>
             <w:rStyle w:val="af6"/>
@@ -6537,8 +6471,32 @@
             <w:color w:val="auto"/>
             <w:u w:val="none"/>
           </w:rPr>
-          <w:t>表</w:t>
-        </w:r>
+          <w:t>商業化階段－收益的量化估算</w:t>
+        </w:r>
+        <w:r>
+          <w:rPr>
+            <w:webHidden/>
+          </w:rPr>
+          <w:tab/>
+        </w:r>
+        <w:r>
+          <w:rPr>
+            <w:rFonts w:hint="eastAsia"/>
+            <w:webHidden/>
+          </w:rPr>
+          <w:t>9</w:t>
+        </w:r>
+      </w:hyperlink>
+    </w:p>
+    <w:p>
+      <w:pPr>
+        <w:pStyle w:val="21"/>
+        <w:rPr>
+          <w:rFonts w:cstheme="minorBidi"/>
+          <w14:ligatures w14:val="standardContextual"/>
+        </w:rPr>
+      </w:pPr>
+      <w:hyperlink w:anchor="_Toc230987214" w:history="1">
         <w:r>
           <w:rPr>
             <w:rStyle w:val="af6"/>
@@ -6548,7 +6506,7 @@
             <w:color w:val="auto"/>
             <w:u w:val="none"/>
           </w:rPr>
-          <w:t xml:space="preserve"> 2-3-1 </w:t>
+          <w:t>表</w:t>
         </w:r>
         <w:r>
           <w:rPr>
@@ -6559,32 +6517,8 @@
             <w:color w:val="auto"/>
             <w:u w:val="none"/>
           </w:rPr>
-          <w:t>市場區隔</w:t>
-        </w:r>
-        <w:r>
-          <w:rPr>
-            <w:webHidden/>
-          </w:rPr>
-          <w:tab/>
-        </w:r>
-        <w:r>
-          <w:rPr>
-            <w:rFonts w:hint="eastAsia"/>
-            <w:webHidden/>
-          </w:rPr>
-          <w:t>9</w:t>
-        </w:r>
-      </w:hyperlink>
-    </w:p>
-    <w:p>
-      <w:pPr>
-        <w:pStyle w:val="21"/>
-        <w:rPr>
-          <w:rFonts w:cstheme="minorBidi"/>
-          <w14:ligatures w14:val="standardContextual"/>
-        </w:rPr>
-      </w:pPr>
-      <w:hyperlink w:anchor="_Toc230987214" w:history="1">
+          <w:t xml:space="preserve"> 2-3-1 </w:t>
+        </w:r>
         <w:r>
           <w:rPr>
             <w:rStyle w:val="af6"/>
@@ -6594,8 +6528,32 @@
             <w:color w:val="auto"/>
             <w:u w:val="none"/>
           </w:rPr>
-          <w:t>表</w:t>
-        </w:r>
+          <w:t>市場區隔</w:t>
+        </w:r>
+        <w:r>
+          <w:rPr>
+            <w:webHidden/>
+          </w:rPr>
+          <w:tab/>
+        </w:r>
+        <w:r>
+          <w:rPr>
+            <w:rFonts w:hint="eastAsia"/>
+            <w:webHidden/>
+          </w:rPr>
+          <w:t>9</w:t>
+        </w:r>
+      </w:hyperlink>
+    </w:p>
+    <w:p>
+      <w:pPr>
+        <w:pStyle w:val="21"/>
+        <w:rPr>
+          <w:rFonts w:cstheme="minorBidi"/>
+          <w14:ligatures w14:val="standardContextual"/>
+        </w:rPr>
+      </w:pPr>
+      <w:hyperlink w:anchor="_Toc230987214" w:history="1">
         <w:r>
           <w:rPr>
             <w:rStyle w:val="af6"/>
@@ -6605,7 +6563,7 @@
             <w:color w:val="auto"/>
             <w:u w:val="none"/>
           </w:rPr>
-          <w:t xml:space="preserve"> 2-4-1 SWOT</w:t>
+          <w:t>表</w:t>
         </w:r>
         <w:r>
           <w:rPr>
@@ -6616,32 +6574,8 @@
             <w:color w:val="auto"/>
             <w:u w:val="none"/>
           </w:rPr>
-          <w:t>分析</w:t>
-        </w:r>
-        <w:r>
-          <w:rPr>
-            <w:webHidden/>
-          </w:rPr>
-          <w:tab/>
-        </w:r>
-        <w:r>
-          <w:rPr>
-            <w:rFonts w:hint="eastAsia"/>
-            <w:webHidden/>
-          </w:rPr>
-          <w:t>11</w:t>
-        </w:r>
-      </w:hyperlink>
-    </w:p>
-    <w:p>
-      <w:pPr>
-        <w:pStyle w:val="21"/>
-        <w:rPr>
-          <w:rFonts w:cstheme="minorBidi"/>
-          <w14:ligatures w14:val="standardContextual"/>
-        </w:rPr>
-      </w:pPr>
-      <w:hyperlink w:anchor="_Toc230987214" w:history="1">
+          <w:t xml:space="preserve"> 2-4-1 SWOT</w:t>
+        </w:r>
         <w:r>
           <w:rPr>
             <w:rStyle w:val="af6"/>
@@ -6651,8 +6585,32 @@
             <w:color w:val="auto"/>
             <w:u w:val="none"/>
           </w:rPr>
-          <w:t>表</w:t>
-        </w:r>
+          <w:t>分析</w:t>
+        </w:r>
+        <w:r>
+          <w:rPr>
+            <w:webHidden/>
+          </w:rPr>
+          <w:tab/>
+        </w:r>
+        <w:r>
+          <w:rPr>
+            <w:rFonts w:hint="eastAsia"/>
+            <w:webHidden/>
+          </w:rPr>
+          <w:t>11</w:t>
+        </w:r>
+      </w:hyperlink>
+    </w:p>
+    <w:p>
+      <w:pPr>
+        <w:pStyle w:val="21"/>
+        <w:rPr>
+          <w:rFonts w:cstheme="minorBidi"/>
+          <w14:ligatures w14:val="standardContextual"/>
+        </w:rPr>
+      </w:pPr>
+      <w:hyperlink w:anchor="_Toc230987214" w:history="1">
         <w:r>
           <w:rPr>
             <w:rStyle w:val="af6"/>
@@ -6662,7 +6620,7 @@
             <w:color w:val="auto"/>
             <w:u w:val="none"/>
           </w:rPr>
-          <w:t xml:space="preserve"> 2-4-2 TOWS</w:t>
+          <w:t>表</w:t>
         </w:r>
         <w:r>
           <w:rPr>
@@ -6673,28 +6631,8 @@
             <w:color w:val="auto"/>
             <w:u w:val="none"/>
           </w:rPr>
-          <w:t>分析</w:t>
-        </w:r>
-        <w:r>
-          <w:rPr>
-            <w:webHidden/>
-          </w:rPr>
-          <w:tab/>
-        </w:r>
-        <w:r>
-          <w:rPr>
-            <w:rFonts w:hint="eastAsia"/>
-            <w:webHidden/>
-          </w:rPr>
-          <w:t>11</w:t>
-        </w:r>
-      </w:hyperlink>
-    </w:p>
-    <w:p>
-      <w:pPr>
-        <w:pStyle w:val="21"/>
-      </w:pPr>
-      <w:hyperlink w:anchor="_Toc230987214" w:history="1">
+          <w:t xml:space="preserve"> 2-4-2 TOWS</w:t>
+        </w:r>
         <w:r>
           <w:rPr>
             <w:rStyle w:val="af6"/>
@@ -6704,8 +6642,28 @@
             <w:color w:val="auto"/>
             <w:u w:val="none"/>
           </w:rPr>
-          <w:t>表</w:t>
-        </w:r>
+          <w:t>分析</w:t>
+        </w:r>
+        <w:r>
+          <w:rPr>
+            <w:webHidden/>
+          </w:rPr>
+          <w:tab/>
+        </w:r>
+        <w:r>
+          <w:rPr>
+            <w:rFonts w:hint="eastAsia"/>
+            <w:webHidden/>
+          </w:rPr>
+          <w:t>11</w:t>
+        </w:r>
+      </w:hyperlink>
+    </w:p>
+    <w:p>
+      <w:pPr>
+        <w:pStyle w:val="21"/>
+      </w:pPr>
+      <w:hyperlink w:anchor="_Toc230987214" w:history="1">
         <w:r>
           <w:rPr>
             <w:rStyle w:val="af6"/>
@@ -6715,7 +6673,7 @@
             <w:color w:val="auto"/>
             <w:u w:val="none"/>
           </w:rPr>
-          <w:t xml:space="preserve"> 2-4-3 </w:t>
+          <w:t>表</w:t>
         </w:r>
         <w:r>
           <w:rPr>
@@ -6726,35 +6684,8 @@
             <w:color w:val="auto"/>
             <w:u w:val="none"/>
           </w:rPr>
-          <w:t>相關系統比較</w:t>
-        </w:r>
-        <w:r>
-          <w:rPr>
-            <w:webHidden/>
-          </w:rPr>
-          <w:tab/>
-        </w:r>
-        <w:r>
-          <w:rPr>
-            <w:rFonts w:hint="eastAsia"/>
-            <w:webHidden/>
-          </w:rPr>
-          <w:t>12</w:t>
-        </w:r>
-      </w:hyperlink>
-    </w:p>
-    <w:p>
-      <w:pPr>
-        <w:pStyle w:val="21"/>
-        <w:rPr>
-          <w:rStyle w:val="af6"/>
-          <w:b w:val="0"/>
-          <w:bCs w:val="0"/>
-          <w:color w:val="auto"/>
-          <w:u w:val="none"/>
-        </w:rPr>
-      </w:pPr>
-      <w:hyperlink w:anchor="_Toc230987214" w:history="1">
+          <w:t xml:space="preserve"> 2-4-3 </w:t>
+        </w:r>
         <w:r>
           <w:rPr>
             <w:rStyle w:val="af6"/>
@@ -6764,8 +6695,35 @@
             <w:color w:val="auto"/>
             <w:u w:val="none"/>
           </w:rPr>
-          <w:t>表</w:t>
-        </w:r>
+          <w:t>相關系統比較</w:t>
+        </w:r>
+        <w:r>
+          <w:rPr>
+            <w:webHidden/>
+          </w:rPr>
+          <w:tab/>
+        </w:r>
+        <w:r>
+          <w:rPr>
+            <w:rFonts w:hint="eastAsia"/>
+            <w:webHidden/>
+          </w:rPr>
+          <w:t>12</w:t>
+        </w:r>
+      </w:hyperlink>
+    </w:p>
+    <w:p>
+      <w:pPr>
+        <w:pStyle w:val="21"/>
+        <w:rPr>
+          <w:rStyle w:val="af6"/>
+          <w:b w:val="0"/>
+          <w:bCs w:val="0"/>
+          <w:color w:val="auto"/>
+          <w:u w:val="none"/>
+        </w:rPr>
+      </w:pPr>
+      <w:hyperlink w:anchor="_Toc230987214" w:history="1">
         <w:r>
           <w:rPr>
             <w:rStyle w:val="af6"/>
@@ -6775,7 +6733,7 @@
             <w:color w:val="auto"/>
             <w:u w:val="none"/>
           </w:rPr>
-          <w:t xml:space="preserve"> 3-2-1 </w:t>
+          <w:t>表</w:t>
         </w:r>
         <w:r>
           <w:rPr>
@@ -6786,35 +6744,8 @@
             <w:color w:val="auto"/>
             <w:u w:val="none"/>
           </w:rPr>
-          <w:t>系統軟體需求</w:t>
-        </w:r>
-        <w:r>
-          <w:rPr>
-            <w:webHidden/>
-          </w:rPr>
-          <w:tab/>
-        </w:r>
-        <w:r>
-          <w:rPr>
-            <w:rFonts w:hint="eastAsia"/>
-            <w:webHidden/>
-          </w:rPr>
-          <w:t>15</w:t>
-        </w:r>
-      </w:hyperlink>
-    </w:p>
-    <w:p>
-      <w:pPr>
-        <w:pStyle w:val="21"/>
-        <w:rPr>
-          <w:rStyle w:val="af6"/>
-          <w:b w:val="0"/>
-          <w:bCs w:val="0"/>
-          <w:color w:val="auto"/>
-          <w:u w:val="none"/>
-        </w:rPr>
-      </w:pPr>
-      <w:hyperlink w:anchor="_Toc230987214" w:history="1">
+          <w:t xml:space="preserve"> 3-2-1 </w:t>
+        </w:r>
         <w:r>
           <w:rPr>
             <w:rStyle w:val="af6"/>
@@ -6824,8 +6755,35 @@
             <w:color w:val="auto"/>
             <w:u w:val="none"/>
           </w:rPr>
-          <w:t>表</w:t>
-        </w:r>
+          <w:t>系統軟體需求</w:t>
+        </w:r>
+        <w:r>
+          <w:rPr>
+            <w:webHidden/>
+          </w:rPr>
+          <w:tab/>
+        </w:r>
+        <w:r>
+          <w:rPr>
+            <w:rFonts w:hint="eastAsia"/>
+            <w:webHidden/>
+          </w:rPr>
+          <w:t>15</w:t>
+        </w:r>
+      </w:hyperlink>
+    </w:p>
+    <w:p>
+      <w:pPr>
+        <w:pStyle w:val="21"/>
+        <w:rPr>
+          <w:rStyle w:val="af6"/>
+          <w:b w:val="0"/>
+          <w:bCs w:val="0"/>
+          <w:color w:val="auto"/>
+          <w:u w:val="none"/>
+        </w:rPr>
+      </w:pPr>
+      <w:hyperlink w:anchor="_Toc230987214" w:history="1">
         <w:r>
           <w:rPr>
             <w:rStyle w:val="af6"/>
@@ -6835,7 +6793,7 @@
             <w:color w:val="auto"/>
             <w:u w:val="none"/>
           </w:rPr>
-          <w:t xml:space="preserve"> 3-2-2 </w:t>
+          <w:t>表</w:t>
         </w:r>
         <w:r>
           <w:rPr>
@@ -6846,28 +6804,8 @@
             <w:color w:val="auto"/>
             <w:u w:val="none"/>
           </w:rPr>
-          <w:t>系統硬體需求</w:t>
-        </w:r>
-        <w:r>
-          <w:rPr>
-            <w:webHidden/>
-          </w:rPr>
-          <w:tab/>
-        </w:r>
-        <w:r>
-          <w:rPr>
-            <w:rFonts w:hint="eastAsia"/>
-            <w:webHidden/>
-          </w:rPr>
-          <w:t>15</w:t>
-        </w:r>
-      </w:hyperlink>
-    </w:p>
-    <w:p>
-      <w:pPr>
-        <w:pStyle w:val="21"/>
-      </w:pPr>
-      <w:hyperlink w:anchor="_Toc230987214" w:history="1">
+          <w:t xml:space="preserve"> 3-2-2 </w:t>
+        </w:r>
         <w:r>
           <w:rPr>
             <w:rStyle w:val="af6"/>
@@ -6877,8 +6815,28 @@
             <w:color w:val="auto"/>
             <w:u w:val="none"/>
           </w:rPr>
-          <w:t>表</w:t>
-        </w:r>
+          <w:t>系統硬體需求</w:t>
+        </w:r>
+        <w:r>
+          <w:rPr>
+            <w:webHidden/>
+          </w:rPr>
+          <w:tab/>
+        </w:r>
+        <w:r>
+          <w:rPr>
+            <w:rFonts w:hint="eastAsia"/>
+            <w:webHidden/>
+          </w:rPr>
+          <w:t>15</w:t>
+        </w:r>
+      </w:hyperlink>
+    </w:p>
+    <w:p>
+      <w:pPr>
+        <w:pStyle w:val="21"/>
+      </w:pPr>
+      <w:hyperlink w:anchor="_Toc230987214" w:history="1">
         <w:r>
           <w:rPr>
             <w:rStyle w:val="af6"/>
@@ -6888,7 +6846,7 @@
             <w:color w:val="auto"/>
             <w:u w:val="none"/>
           </w:rPr>
-          <w:t xml:space="preserve"> 3-3-1 </w:t>
+          <w:t>表</w:t>
         </w:r>
         <w:r>
           <w:rPr>
@@ -6899,33 +6857,8 @@
             <w:color w:val="auto"/>
             <w:u w:val="none"/>
           </w:rPr>
-          <w:t>系統開發環境與工具</w:t>
-        </w:r>
-        <w:r>
-          <w:rPr>
-            <w:webHidden/>
-          </w:rPr>
-          <w:tab/>
-        </w:r>
-        <w:r>
-          <w:rPr>
-            <w:rFonts w:hint="eastAsia"/>
-            <w:webHidden/>
-          </w:rPr>
-          <w:t>17</w:t>
-        </w:r>
-      </w:hyperlink>
-    </w:p>
-    <w:p>
-      <w:pPr>
-        <w:pStyle w:val="21"/>
-        <w:rPr>
-          <w:rFonts w:hint="eastAsia"/>
-          <w:b w:val="0"/>
-          <w:bCs w:val="0"/>
-        </w:rPr>
-      </w:pPr>
-      <w:hyperlink w:anchor="_Toc230987214" w:history="1">
+          <w:t xml:space="preserve"> 3-3-1 </w:t>
+        </w:r>
         <w:r>
           <w:rPr>
             <w:rStyle w:val="af6"/>
@@ -6935,8 +6868,32 @@
             <w:color w:val="auto"/>
             <w:u w:val="none"/>
           </w:rPr>
-          <w:t>表</w:t>
-        </w:r>
+          <w:t>系統開發環境與工具</w:t>
+        </w:r>
+        <w:r>
+          <w:rPr>
+            <w:webHidden/>
+          </w:rPr>
+          <w:tab/>
+        </w:r>
+        <w:r>
+          <w:rPr>
+            <w:rFonts w:hint="eastAsia"/>
+            <w:webHidden/>
+          </w:rPr>
+          <w:t>17</w:t>
+        </w:r>
+      </w:hyperlink>
+    </w:p>
+    <w:p>
+      <w:pPr>
+        <w:pStyle w:val="21"/>
+        <w:rPr>
+          <w:b w:val="0"/>
+          <w:bCs w:val="0"/>
+        </w:rPr>
+      </w:pPr>
+      <w:hyperlink w:anchor="_Toc230987214" w:history="1">
         <w:r>
           <w:rPr>
             <w:rStyle w:val="af6"/>
@@ -6946,7 +6903,7 @@
             <w:color w:val="auto"/>
             <w:u w:val="none"/>
           </w:rPr>
-          <w:t xml:space="preserve">4-2-1 </w:t>
+          <w:t>表</w:t>
         </w:r>
         <w:r>
           <w:rPr>
@@ -6957,28 +6914,8 @@
             <w:color w:val="auto"/>
             <w:u w:val="none"/>
           </w:rPr>
-          <w:t>專案組織與分工</w:t>
-        </w:r>
-        <w:r>
-          <w:rPr>
-            <w:webHidden/>
-          </w:rPr>
-          <w:tab/>
-        </w:r>
-        <w:r>
-          <w:rPr>
-            <w:rFonts w:hint="eastAsia"/>
-            <w:webHidden/>
-          </w:rPr>
-          <w:t>18</w:t>
-        </w:r>
-      </w:hyperlink>
-    </w:p>
-    <w:p>
-      <w:pPr>
-        <w:pStyle w:val="21"/>
-      </w:pPr>
-      <w:hyperlink w:anchor="_Toc230987214" w:history="1">
+          <w:t xml:space="preserve"> </w:t>
+        </w:r>
         <w:r>
           <w:rPr>
             <w:rStyle w:val="af6"/>
@@ -6988,7 +6925,7 @@
             <w:color w:val="auto"/>
             <w:u w:val="none"/>
           </w:rPr>
-          <w:t>表</w:t>
+          <w:t xml:space="preserve">4-2-1 </w:t>
         </w:r>
         <w:r>
           <w:rPr>
@@ -6999,8 +6936,28 @@
             <w:color w:val="auto"/>
             <w:u w:val="none"/>
           </w:rPr>
-          <w:t xml:space="preserve">4-2-2 </w:t>
-        </w:r>
+          <w:t>專案組織與分工</w:t>
+        </w:r>
+        <w:r>
+          <w:rPr>
+            <w:webHidden/>
+          </w:rPr>
+          <w:tab/>
+        </w:r>
+        <w:r>
+          <w:rPr>
+            <w:rFonts w:hint="eastAsia"/>
+            <w:webHidden/>
+          </w:rPr>
+          <w:t>18</w:t>
+        </w:r>
+      </w:hyperlink>
+    </w:p>
+    <w:p>
+      <w:pPr>
+        <w:pStyle w:val="21"/>
+      </w:pPr>
+      <w:hyperlink w:anchor="_Toc230987214" w:history="1">
         <w:r>
           <w:rPr>
             <w:rStyle w:val="af6"/>
@@ -7010,33 +6967,8 @@
             <w:color w:val="auto"/>
             <w:u w:val="none"/>
           </w:rPr>
-          <w:t>專題成果工作內容與貢獻度表</w:t>
-        </w:r>
-        <w:r>
-          <w:rPr>
-            <w:webHidden/>
-          </w:rPr>
-          <w:tab/>
-        </w:r>
-        <w:r>
-          <w:rPr>
-            <w:rFonts w:hint="eastAsia"/>
-            <w:webHidden/>
-          </w:rPr>
-          <w:t>20</w:t>
-        </w:r>
-      </w:hyperlink>
-    </w:p>
-    <w:p>
-      <w:pPr>
-        <w:pStyle w:val="21"/>
-        <w:rPr>
-          <w:rFonts w:hint="eastAsia"/>
-          <w:b w:val="0"/>
-          <w:bCs w:val="0"/>
-        </w:rPr>
-      </w:pPr>
-      <w:hyperlink w:anchor="_Toc230987214" w:history="1">
+          <w:t>表</w:t>
+        </w:r>
         <w:r>
           <w:rPr>
             <w:rStyle w:val="af6"/>
@@ -7046,7 +6978,7 @@
             <w:color w:val="auto"/>
             <w:u w:val="none"/>
           </w:rPr>
-          <w:t>表</w:t>
+          <w:t xml:space="preserve"> </w:t>
         </w:r>
         <w:r>
           <w:rPr>
@@ -7057,7 +6989,7 @@
             <w:color w:val="auto"/>
             <w:u w:val="none"/>
           </w:rPr>
-          <w:t xml:space="preserve">5-1-1 </w:t>
+          <w:t xml:space="preserve">4-2-2 </w:t>
         </w:r>
         <w:r>
           <w:rPr>
@@ -7068,7 +7000,7 @@
             <w:color w:val="auto"/>
             <w:u w:val="none"/>
           </w:rPr>
-          <w:t>功能需求清單</w:t>
+          <w:t>專題成果工作內容與貢獻度表</w:t>
         </w:r>
         <w:r>
           <w:rPr>
@@ -7081,7 +7013,7 @@
             <w:rFonts w:hint="eastAsia"/>
             <w:webHidden/>
           </w:rPr>
-          <w:t>22</w:t>
+          <w:t>20</w:t>
         </w:r>
       </w:hyperlink>
     </w:p>
@@ -7089,7 +7021,6 @@
       <w:pPr>
         <w:pStyle w:val="21"/>
         <w:rPr>
-          <w:rFonts w:hint="eastAsia"/>
           <w:b w:val="0"/>
           <w:bCs w:val="0"/>
         </w:rPr>
@@ -7115,7 +7046,7 @@
             <w:color w:val="auto"/>
             <w:u w:val="none"/>
           </w:rPr>
-          <w:t xml:space="preserve">5-1-2 </w:t>
+          <w:t xml:space="preserve"> </w:t>
         </w:r>
         <w:r>
           <w:rPr>
@@ -7126,33 +7057,8 @@
             <w:color w:val="auto"/>
             <w:u w:val="none"/>
           </w:rPr>
-          <w:t>非功能需求清單</w:t>
-        </w:r>
-        <w:r>
-          <w:rPr>
-            <w:webHidden/>
-          </w:rPr>
-          <w:tab/>
-        </w:r>
-        <w:r>
-          <w:rPr>
-            <w:rFonts w:hint="eastAsia"/>
-            <w:webHidden/>
-          </w:rPr>
-          <w:t>23</w:t>
-        </w:r>
-      </w:hyperlink>
-    </w:p>
-    <w:p>
-      <w:pPr>
-        <w:pStyle w:val="21"/>
-        <w:rPr>
-          <w:rFonts w:hint="eastAsia"/>
-          <w:b w:val="0"/>
-          <w:bCs w:val="0"/>
-        </w:rPr>
-      </w:pPr>
-      <w:hyperlink w:anchor="_Toc230987214" w:history="1">
+          <w:t xml:space="preserve">5-1-1 </w:t>
+        </w:r>
         <w:r>
           <w:rPr>
             <w:rStyle w:val="af6"/>
@@ -7162,8 +7068,28 @@
             <w:color w:val="auto"/>
             <w:u w:val="none"/>
           </w:rPr>
-          <w:t>表</w:t>
-        </w:r>
+          <w:t>功能需求清單</w:t>
+        </w:r>
+        <w:r>
+          <w:rPr>
+            <w:webHidden/>
+          </w:rPr>
+          <w:tab/>
+        </w:r>
+        <w:r>
+          <w:rPr>
+            <w:rFonts w:hint="eastAsia"/>
+            <w:webHidden/>
+          </w:rPr>
+          <w:t>22</w:t>
+        </w:r>
+      </w:hyperlink>
+    </w:p>
+    <w:p>
+      <w:pPr>
+        <w:pStyle w:val="21"/>
+      </w:pPr>
+      <w:hyperlink w:anchor="_Toc230987214" w:history="1">
         <w:r>
           <w:rPr>
             <w:rStyle w:val="af6"/>
@@ -7173,7 +7099,7 @@
             <w:color w:val="auto"/>
             <w:u w:val="none"/>
           </w:rPr>
-          <w:t xml:space="preserve"> 8-2-1 companies(</w:t>
+          <w:t>表</w:t>
         </w:r>
         <w:r>
           <w:rPr>
@@ -7184,7 +7110,7 @@
             <w:color w:val="auto"/>
             <w:u w:val="none"/>
           </w:rPr>
-          <w:t>公司表</w:t>
+          <w:t xml:space="preserve"> </w:t>
         </w:r>
         <w:r>
           <w:rPr>
@@ -7195,7 +7121,7 @@
             <w:color w:val="auto"/>
             <w:u w:val="none"/>
           </w:rPr>
-          <w:t xml:space="preserve">) </w:t>
+          <w:t xml:space="preserve">5-1-2 </w:t>
         </w:r>
         <w:r>
           <w:rPr>
@@ -7206,7 +7132,7 @@
             <w:color w:val="auto"/>
             <w:u w:val="none"/>
           </w:rPr>
-          <w:t>欄位定義</w:t>
+          <w:t>非功能需求清單</w:t>
         </w:r>
         <w:r>
           <w:rPr>
@@ -7216,38 +7142,10 @@
         </w:r>
         <w:r>
           <w:rPr>
+            <w:rFonts w:hint="eastAsia"/>
             <w:webHidden/>
           </w:rPr>
-          <w:fldChar w:fldCharType="begin"/>
-        </w:r>
-        <w:r>
-          <w:rPr>
-            <w:webHidden/>
-          </w:rPr>
-          <w:instrText xml:space="preserve"> PAGEREF _Toc230987214 \h </w:instrText>
-        </w:r>
-        <w:r>
-          <w:rPr>
-            <w:webHidden/>
-          </w:rPr>
-        </w:r>
-        <w:r>
-          <w:rPr>
-            <w:webHidden/>
-          </w:rPr>
-          <w:fldChar w:fldCharType="separate"/>
-        </w:r>
-        <w:r>
-          <w:rPr>
-            <w:webHidden/>
-          </w:rPr>
-          <w:t>52</w:t>
-        </w:r>
-        <w:r>
-          <w:rPr>
-            <w:webHidden/>
-          </w:rPr>
-          <w:fldChar w:fldCharType="end"/>
+          <w:t>23</w:t>
         </w:r>
       </w:hyperlink>
     </w:p>
@@ -7255,7 +7153,6 @@
       <w:pPr>
         <w:pStyle w:val="21"/>
         <w:rPr>
-          <w:rFonts w:hint="eastAsia"/>
           <w:b w:val="0"/>
           <w:bCs w:val="0"/>
         </w:rPr>
@@ -7281,7 +7178,7 @@
             <w:color w:val="auto"/>
             <w:u w:val="none"/>
           </w:rPr>
-          <w:t xml:space="preserve"> 8-2-2 departments (</w:t>
+          <w:t xml:space="preserve"> 8-2-1 companies(</w:t>
         </w:r>
         <w:r>
           <w:rPr>
@@ -7292,7 +7189,7 @@
             <w:color w:val="auto"/>
             <w:u w:val="none"/>
           </w:rPr>
-          <w:t>部門表</w:t>
+          <w:t>公司表</w:t>
         </w:r>
         <w:r>
           <w:rPr>
@@ -7324,38 +7221,230 @@
         </w:r>
         <w:r>
           <w:rPr>
+            <w:rFonts w:hint="eastAsia"/>
             <w:webHidden/>
           </w:rPr>
-          <w:fldChar w:fldCharType="begin"/>
-        </w:r>
-        <w:r>
-          <w:rPr>
+          <w:t>5</w:t>
+        </w:r>
+        <w:r>
+          <w:rPr>
+            <w:rFonts w:hint="eastAsia"/>
             <w:webHidden/>
           </w:rPr>
-          <w:instrText xml:space="preserve"> PAGEREF _Toc230987214 \h </w:instrText>
-        </w:r>
+          <w:t>2</w:t>
+        </w:r>
+      </w:hyperlink>
+    </w:p>
+    <w:p>
+      <w:pPr>
+        <w:pStyle w:val="21"/>
+        <w:rPr>
+          <w:b w:val="0"/>
+          <w:bCs w:val="0"/>
+        </w:rPr>
+      </w:pPr>
+      <w:r>
+        <w:rPr>
+          <w:rFonts w:hint="eastAsia"/>
+          <w:b w:val="0"/>
+          <w:bCs w:val="0"/>
+        </w:rPr>
+        <w:t>表</w:t>
+      </w:r>
+      <w:r>
+        <w:rPr>
+          <w:rFonts w:hint="eastAsia"/>
+          <w:b w:val="0"/>
+          <w:bCs w:val="0"/>
+        </w:rPr>
+        <w:t xml:space="preserve"> 8-2-2 departments (</w:t>
+      </w:r>
+      <w:r>
+        <w:rPr>
+          <w:rFonts w:hint="eastAsia"/>
+          <w:b w:val="0"/>
+          <w:bCs w:val="0"/>
+        </w:rPr>
+        <w:t>部門表</w:t>
+      </w:r>
+      <w:r>
+        <w:rPr>
+          <w:rFonts w:hint="eastAsia"/>
+          <w:b w:val="0"/>
+          <w:bCs w:val="0"/>
+        </w:rPr>
+        <w:t xml:space="preserve">) </w:t>
+      </w:r>
+      <w:r>
+        <w:rPr>
+          <w:rFonts w:hint="eastAsia"/>
+          <w:b w:val="0"/>
+          <w:bCs w:val="0"/>
+        </w:rPr>
+        <w:t>欄位定義</w:t>
+      </w:r>
+      <w:hyperlink w:anchor="_Toc230987214" w:history="1">
         <w:r>
           <w:rPr>
             <w:webHidden/>
           </w:rPr>
-        </w:r>
-        <w:r>
-          <w:rPr>
+          <w:tab/>
+        </w:r>
+        <w:r>
+          <w:rPr>
+            <w:rFonts w:hint="eastAsia"/>
             <w:webHidden/>
           </w:rPr>
-          <w:fldChar w:fldCharType="separate"/>
-        </w:r>
-        <w:r>
-          <w:rPr>
+          <w:t>5</w:t>
+        </w:r>
+        <w:r>
+          <w:rPr>
+            <w:rFonts w:hint="eastAsia"/>
             <w:webHidden/>
           </w:rPr>
-          <w:t>52</w:t>
-        </w:r>
+          <w:t>2</w:t>
+        </w:r>
+      </w:hyperlink>
+    </w:p>
+    <w:p>
+      <w:pPr>
+        <w:pStyle w:val="21"/>
+        <w:rPr>
+          <w:b w:val="0"/>
+          <w:bCs w:val="0"/>
+        </w:rPr>
+      </w:pPr>
+      <w:r>
+        <w:rPr>
+          <w:rFonts w:hint="eastAsia"/>
+          <w:b w:val="0"/>
+          <w:bCs w:val="0"/>
+        </w:rPr>
+        <w:t>表</w:t>
+      </w:r>
+      <w:r>
+        <w:rPr>
+          <w:rFonts w:hint="eastAsia"/>
+          <w:b w:val="0"/>
+          <w:bCs w:val="0"/>
+        </w:rPr>
+        <w:t xml:space="preserve"> 8-2-3 role(</w:t>
+      </w:r>
+      <w:r>
+        <w:rPr>
+          <w:rFonts w:hint="eastAsia"/>
+          <w:b w:val="0"/>
+          <w:bCs w:val="0"/>
+        </w:rPr>
+        <w:t>角色表</w:t>
+      </w:r>
+      <w:r>
+        <w:rPr>
+          <w:rFonts w:hint="eastAsia"/>
+          <w:b w:val="0"/>
+          <w:bCs w:val="0"/>
+        </w:rPr>
+        <w:t xml:space="preserve">) </w:t>
+      </w:r>
+      <w:r>
+        <w:rPr>
+          <w:rFonts w:hint="eastAsia"/>
+          <w:b w:val="0"/>
+          <w:bCs w:val="0"/>
+        </w:rPr>
+        <w:t>欄位定義</w:t>
+      </w:r>
+      <w:hyperlink w:anchor="_Toc230987214" w:history="1">
         <w:r>
           <w:rPr>
             <w:webHidden/>
           </w:rPr>
-          <w:fldChar w:fldCharType="end"/>
+          <w:tab/>
+        </w:r>
+        <w:r>
+          <w:rPr>
+            <w:rFonts w:hint="eastAsia"/>
+            <w:webHidden/>
+          </w:rPr>
+          <w:t>5</w:t>
+        </w:r>
+        <w:r>
+          <w:rPr>
+            <w:rFonts w:hint="eastAsia"/>
+            <w:webHidden/>
+          </w:rPr>
+          <w:t>2</w:t>
+        </w:r>
+      </w:hyperlink>
+    </w:p>
+    <w:p>
+      <w:pPr>
+        <w:pStyle w:val="21"/>
+        <w:rPr>
+          <w:b w:val="0"/>
+          <w:bCs w:val="0"/>
+        </w:rPr>
+      </w:pPr>
+      <w:r>
+        <w:rPr>
+          <w:rFonts w:hint="eastAsia"/>
+          <w:b w:val="0"/>
+          <w:bCs w:val="0"/>
+        </w:rPr>
+        <w:t>表</w:t>
+      </w:r>
+      <w:r>
+        <w:rPr>
+          <w:rFonts w:hint="eastAsia"/>
+          <w:b w:val="0"/>
+          <w:bCs w:val="0"/>
+        </w:rPr>
+        <w:t xml:space="preserve"> 8-2-4 users (</w:t>
+      </w:r>
+      <w:r>
+        <w:rPr>
+          <w:rFonts w:hint="eastAsia"/>
+          <w:b w:val="0"/>
+          <w:bCs w:val="0"/>
+        </w:rPr>
+        <w:t>使用者表</w:t>
+      </w:r>
+      <w:r>
+        <w:rPr>
+          <w:rFonts w:hint="eastAsia"/>
+          <w:b w:val="0"/>
+          <w:bCs w:val="0"/>
+        </w:rPr>
+        <w:t xml:space="preserve">) </w:t>
+      </w:r>
+      <w:r>
+        <w:rPr>
+          <w:rFonts w:hint="eastAsia"/>
+          <w:b w:val="0"/>
+          <w:bCs w:val="0"/>
+        </w:rPr>
+        <w:t>欄位定義</w:t>
+      </w:r>
+      <w:hyperlink w:anchor="_Toc230987214" w:history="1">
+        <w:r>
+          <w:rPr>
+            <w:webHidden/>
+          </w:rPr>
+          <w:tab/>
+        </w:r>
+        <w:r>
+          <w:rPr>
+            <w:rFonts w:hint="eastAsia"/>
+            <w:webHidden/>
+          </w:rPr>
+          <w:t>5</w:t>
+        </w:r>
+        <w:r>
+          <w:rPr>
+            <w:rFonts w:hint="eastAsia"/>
+            <w:webHidden/>
+          </w:rPr>
+          <w:t>2</w:t>
         </w:r>
       </w:hyperlink>
     </w:p>
@@ -7389,7 +7478,7 @@
             <w:color w:val="auto"/>
             <w:u w:val="none"/>
           </w:rPr>
-          <w:t xml:space="preserve"> 8-2-3 role(</w:t>
+          <w:t xml:space="preserve"> 8-2-5 assets (</w:t>
         </w:r>
         <w:r>
           <w:rPr>
@@ -7400,7 +7489,7 @@
             <w:color w:val="auto"/>
             <w:u w:val="none"/>
           </w:rPr>
-          <w:t>角色表</w:t>
+          <w:t>資產表</w:t>
         </w:r>
         <w:r>
           <w:rPr>
@@ -7432,38 +7521,17 @@
         </w:r>
         <w:r>
           <w:rPr>
+            <w:rFonts w:hint="eastAsia"/>
             <w:webHidden/>
           </w:rPr>
-          <w:fldChar w:fldCharType="begin"/>
-        </w:r>
-        <w:r>
-          <w:rPr>
+          <w:t>5</w:t>
+        </w:r>
+        <w:r>
+          <w:rPr>
+            <w:rFonts w:hint="eastAsia"/>
             <w:webHidden/>
           </w:rPr>
-          <w:instrText xml:space="preserve"> PAGEREF _Toc230987214 \h </w:instrText>
-        </w:r>
-        <w:r>
-          <w:rPr>
-            <w:webHidden/>
-          </w:rPr>
-        </w:r>
-        <w:r>
-          <w:rPr>
-            <w:webHidden/>
-          </w:rPr>
-          <w:fldChar w:fldCharType="separate"/>
-        </w:r>
-        <w:r>
-          <w:rPr>
-            <w:webHidden/>
-          </w:rPr>
-          <w:t>52</w:t>
-        </w:r>
-        <w:r>
-          <w:rPr>
-            <w:webHidden/>
-          </w:rPr>
-          <w:fldChar w:fldCharType="end"/>
+          <w:t>2</w:t>
         </w:r>
       </w:hyperlink>
     </w:p>
@@ -7471,7 +7539,6 @@
       <w:pPr>
         <w:pStyle w:val="21"/>
         <w:rPr>
-          <w:rFonts w:hint="eastAsia"/>
           <w:b w:val="0"/>
           <w:bCs w:val="0"/>
         </w:rPr>
@@ -7497,7 +7564,7 @@
             <w:color w:val="auto"/>
             <w:u w:val="none"/>
           </w:rPr>
-          <w:t xml:space="preserve"> 8-2-4 users (</w:t>
+          <w:t xml:space="preserve"> 8-2-6 vulnerabilities (</w:t>
         </w:r>
         <w:r>
           <w:rPr>
@@ -7508,7 +7575,7 @@
             <w:color w:val="auto"/>
             <w:u w:val="none"/>
           </w:rPr>
-          <w:t>使用者表</w:t>
+          <w:t>弱點表</w:t>
         </w:r>
         <w:r>
           <w:rPr>
@@ -7540,38 +7607,10 @@
         </w:r>
         <w:r>
           <w:rPr>
+            <w:rFonts w:hint="eastAsia"/>
             <w:webHidden/>
           </w:rPr>
-          <w:fldChar w:fldCharType="begin"/>
-        </w:r>
-        <w:r>
-          <w:rPr>
-            <w:webHidden/>
-          </w:rPr>
-          <w:instrText xml:space="preserve"> PAGEREF _Toc230987214 \h </w:instrText>
-        </w:r>
-        <w:r>
-          <w:rPr>
-            <w:webHidden/>
-          </w:rPr>
-        </w:r>
-        <w:r>
-          <w:rPr>
-            <w:webHidden/>
-          </w:rPr>
-          <w:fldChar w:fldCharType="separate"/>
-        </w:r>
-        <w:r>
-          <w:rPr>
-            <w:webHidden/>
-          </w:rPr>
-          <w:t>52</w:t>
-        </w:r>
-        <w:r>
-          <w:rPr>
-            <w:webHidden/>
-          </w:rPr>
-          <w:fldChar w:fldCharType="end"/>
+          <w:t>53</w:t>
         </w:r>
       </w:hyperlink>
     </w:p>
@@ -7579,7 +7618,6 @@
       <w:pPr>
         <w:pStyle w:val="21"/>
         <w:rPr>
-          <w:rFonts w:hint="eastAsia"/>
           <w:b w:val="0"/>
           <w:bCs w:val="0"/>
         </w:rPr>
@@ -7605,7 +7643,7 @@
             <w:color w:val="auto"/>
             <w:u w:val="none"/>
           </w:rPr>
-          <w:t xml:space="preserve"> 8-2-5 assets (</w:t>
+          <w:t xml:space="preserve"> 8-2-7 risk_assessments (AI </w:t>
         </w:r>
         <w:r>
           <w:rPr>
@@ -7616,7 +7654,7 @@
             <w:color w:val="auto"/>
             <w:u w:val="none"/>
           </w:rPr>
-          <w:t>資產表</w:t>
+          <w:t>風險分析結果表</w:t>
         </w:r>
         <w:r>
           <w:rPr>
@@ -7648,38 +7686,10 @@
         </w:r>
         <w:r>
           <w:rPr>
+            <w:rFonts w:hint="eastAsia"/>
             <w:webHidden/>
           </w:rPr>
-          <w:fldChar w:fldCharType="begin"/>
-        </w:r>
-        <w:r>
-          <w:rPr>
-            <w:webHidden/>
-          </w:rPr>
-          <w:instrText xml:space="preserve"> PAGEREF _Toc230987214 \h </w:instrText>
-        </w:r>
-        <w:r>
-          <w:rPr>
-            <w:webHidden/>
-          </w:rPr>
-        </w:r>
-        <w:r>
-          <w:rPr>
-            <w:webHidden/>
-          </w:rPr>
-          <w:fldChar w:fldCharType="separate"/>
-        </w:r>
-        <w:r>
-          <w:rPr>
-            <w:webHidden/>
-          </w:rPr>
-          <w:t>52</w:t>
-        </w:r>
-        <w:r>
-          <w:rPr>
-            <w:webHidden/>
-          </w:rPr>
-          <w:fldChar w:fldCharType="end"/>
+          <w:t>53</w:t>
         </w:r>
       </w:hyperlink>
     </w:p>
@@ -7687,7 +7697,6 @@
       <w:pPr>
         <w:pStyle w:val="21"/>
         <w:rPr>
-          <w:rFonts w:hint="eastAsia"/>
           <w:b w:val="0"/>
           <w:bCs w:val="0"/>
         </w:rPr>
@@ -7713,7 +7722,7 @@
             <w:color w:val="auto"/>
             <w:u w:val="none"/>
           </w:rPr>
-          <w:t xml:space="preserve"> 8-2-6 vulnerabilities (</w:t>
+          <w:t xml:space="preserve"> 8-2-8 audit_logs (</w:t>
         </w:r>
         <w:r>
           <w:rPr>
@@ -7724,7 +7733,7 @@
             <w:color w:val="auto"/>
             <w:u w:val="none"/>
           </w:rPr>
-          <w:t>弱點表</w:t>
+          <w:t>稽核紀錄表</w:t>
         </w:r>
         <w:r>
           <w:rPr>
@@ -7759,174 +7768,14 @@
             <w:rFonts w:hint="eastAsia"/>
             <w:webHidden/>
           </w:rPr>
-          <w:t>53</w:t>
+          <w:t>54</w:t>
         </w:r>
       </w:hyperlink>
     </w:p>
     <w:p>
       <w:pPr>
-        <w:pStyle w:val="21"/>
-        <w:rPr>
-          <w:rFonts w:hint="eastAsia"/>
-          <w:b w:val="0"/>
-          <w:bCs w:val="0"/>
-        </w:rPr>
-      </w:pPr>
-      <w:hyperlink w:anchor="_Toc230987214" w:history="1">
-        <w:r>
-          <w:rPr>
-            <w:rStyle w:val="af6"/>
-            <w:rFonts w:hint="eastAsia"/>
-            <w:b w:val="0"/>
-            <w:bCs w:val="0"/>
-            <w:color w:val="auto"/>
-            <w:u w:val="none"/>
-          </w:rPr>
-          <w:t>表</w:t>
-        </w:r>
-        <w:r>
-          <w:rPr>
-            <w:rStyle w:val="af6"/>
-            <w:rFonts w:hint="eastAsia"/>
-            <w:b w:val="0"/>
-            <w:bCs w:val="0"/>
-            <w:color w:val="auto"/>
-            <w:u w:val="none"/>
-          </w:rPr>
-          <w:t xml:space="preserve"> 8-2-7 risk_assessments (AI </w:t>
-        </w:r>
-        <w:r>
-          <w:rPr>
-            <w:rStyle w:val="af6"/>
-            <w:rFonts w:hint="eastAsia"/>
-            <w:b w:val="0"/>
-            <w:bCs w:val="0"/>
-            <w:color w:val="auto"/>
-            <w:u w:val="none"/>
-          </w:rPr>
-          <w:t>風險分析結果表</w:t>
-        </w:r>
-        <w:r>
-          <w:rPr>
-            <w:rStyle w:val="af6"/>
-            <w:rFonts w:hint="eastAsia"/>
-            <w:b w:val="0"/>
-            <w:bCs w:val="0"/>
-            <w:color w:val="auto"/>
-            <w:u w:val="none"/>
-          </w:rPr>
-          <w:t xml:space="preserve">) </w:t>
-        </w:r>
-        <w:r>
-          <w:rPr>
-            <w:rStyle w:val="af6"/>
-            <w:rFonts w:hint="eastAsia"/>
-            <w:b w:val="0"/>
-            <w:bCs w:val="0"/>
-            <w:color w:val="auto"/>
-            <w:u w:val="none"/>
-          </w:rPr>
-          <w:t>欄位定義</w:t>
-        </w:r>
-        <w:r>
-          <w:rPr>
-            <w:webHidden/>
-          </w:rPr>
-          <w:tab/>
-        </w:r>
-        <w:r>
-          <w:rPr>
-            <w:rFonts w:hint="eastAsia"/>
-            <w:webHidden/>
-          </w:rPr>
-          <w:t>53</w:t>
-        </w:r>
-      </w:hyperlink>
-    </w:p>
-    <w:p>
-      <w:pPr>
-        <w:pStyle w:val="21"/>
-        <w:rPr>
-          <w:rFonts w:hint="eastAsia"/>
-          <w:b w:val="0"/>
-          <w:bCs w:val="0"/>
-        </w:rPr>
-      </w:pPr>
-      <w:hyperlink w:anchor="_Toc230987214" w:history="1">
-        <w:r>
-          <w:rPr>
-            <w:rStyle w:val="af6"/>
-            <w:rFonts w:hint="eastAsia"/>
-            <w:b w:val="0"/>
-            <w:bCs w:val="0"/>
-            <w:color w:val="auto"/>
-            <w:u w:val="none"/>
-          </w:rPr>
-          <w:t>表</w:t>
-        </w:r>
-        <w:r>
-          <w:rPr>
-            <w:rStyle w:val="af6"/>
-            <w:rFonts w:hint="eastAsia"/>
-            <w:b w:val="0"/>
-            <w:bCs w:val="0"/>
-            <w:color w:val="auto"/>
-            <w:u w:val="none"/>
-          </w:rPr>
-          <w:t xml:space="preserve"> 8-2-8 audit_logs (</w:t>
-        </w:r>
-        <w:r>
-          <w:rPr>
-            <w:rStyle w:val="af6"/>
-            <w:rFonts w:hint="eastAsia"/>
-            <w:b w:val="0"/>
-            <w:bCs w:val="0"/>
-            <w:color w:val="auto"/>
-            <w:u w:val="none"/>
-          </w:rPr>
-          <w:t>稽核紀錄表</w:t>
-        </w:r>
-        <w:r>
-          <w:rPr>
-            <w:rStyle w:val="af6"/>
-            <w:rFonts w:hint="eastAsia"/>
-            <w:b w:val="0"/>
-            <w:bCs w:val="0"/>
-            <w:color w:val="auto"/>
-            <w:u w:val="none"/>
-          </w:rPr>
-          <w:t xml:space="preserve">) </w:t>
-        </w:r>
-        <w:r>
-          <w:rPr>
-            <w:rStyle w:val="af6"/>
-            <w:rFonts w:hint="eastAsia"/>
-            <w:b w:val="0"/>
-            <w:bCs w:val="0"/>
-            <w:color w:val="auto"/>
-            <w:u w:val="none"/>
-          </w:rPr>
-          <w:t>欄位定義</w:t>
-        </w:r>
-        <w:r>
-          <w:rPr>
-            <w:webHidden/>
-          </w:rPr>
-          <w:tab/>
-        </w:r>
-        <w:r>
-          <w:rPr>
-            <w:rFonts w:hint="eastAsia"/>
-            <w:webHidden/>
-          </w:rPr>
-          <w:t>54</w:t>
-        </w:r>
-      </w:hyperlink>
-    </w:p>
-    <w:p>
-      <w:pPr>
-        <w:rPr>
-          <w:rFonts w:eastAsia="標楷體" w:hint="eastAsia"/>
+        <w:rPr>
+          <w:rFonts w:eastAsia="標楷體"/>
         </w:rPr>
       </w:pPr>
     </w:p>
@@ -8661,6 +8510,7 @@
         </w:rPr>
         <w:t>本專題旨在開發一套名為「</w:t>
       </w:r>
+      <w:proofErr w:type="spellStart"/>
       <w:r>
         <w:rPr>
           <w:rFonts w:eastAsia="標楷體" w:cs="標楷體"/>
@@ -8669,6 +8519,7 @@
         </w:rPr>
         <w:t>RiskGenie</w:t>
       </w:r>
+      <w:proofErr w:type="spellEnd"/>
       <w:r>
         <w:rPr>
           <w:rFonts w:eastAsia="標楷體" w:cs="標楷體"/>
@@ -9692,6 +9543,7 @@
         </w:rPr>
         <w:t>、</w:t>
       </w:r>
+      <w:proofErr w:type="spellStart"/>
       <w:r>
         <w:rPr>
           <w:rFonts w:eastAsia="標楷體" w:cs="標楷體" w:hint="eastAsia"/>
@@ -9699,8 +9551,9 @@
           <w:sz w:val="28"/>
           <w:szCs w:val="28"/>
         </w:rPr>
-        <w:t xml:space="preserve">Secorion </w:t>
-      </w:r>
+        <w:t>Secorion</w:t>
+      </w:r>
+      <w:proofErr w:type="spellEnd"/>
       <w:r>
         <w:rPr>
           <w:rFonts w:eastAsia="標楷體" w:cs="標楷體" w:hint="eastAsia"/>
@@ -9708,7 +9561,7 @@
           <w:sz w:val="28"/>
           <w:szCs w:val="28"/>
         </w:rPr>
-        <w:t>等既有合規平台覆蓋。我們挑的不是與它們正面對撞</w:t>
+        <w:t xml:space="preserve"> </w:t>
       </w:r>
       <w:r>
         <w:rPr>
@@ -9717,7 +9570,7 @@
           <w:sz w:val="28"/>
           <w:szCs w:val="28"/>
         </w:rPr>
-        <w:t>，</w:t>
+        <w:t>等既有合規平台覆蓋。我們挑的不是與它們正面對撞</w:t>
       </w:r>
       <w:r>
         <w:rPr>
@@ -9726,7 +9579,7 @@
           <w:sz w:val="28"/>
           <w:szCs w:val="28"/>
         </w:rPr>
-        <w:t>而是「買不起合規平台又必須做</w:t>
+        <w:t>，</w:t>
       </w:r>
       <w:r>
         <w:rPr>
@@ -9735,7 +9588,7 @@
           <w:sz w:val="28"/>
           <w:szCs w:val="28"/>
         </w:rPr>
-        <w:t xml:space="preserve"> ISMS</w:t>
+        <w:t>而是「買不起合規平台又必須做</w:t>
       </w:r>
       <w:r>
         <w:rPr>
@@ -9744,7 +9597,7 @@
           <w:sz w:val="28"/>
           <w:szCs w:val="28"/>
         </w:rPr>
-        <w:t>」這塊</w:t>
+        <w:t xml:space="preserve"> ISMS</w:t>
       </w:r>
       <w:r>
         <w:rPr>
@@ -9753,7 +9606,7 @@
           <w:sz w:val="28"/>
           <w:szCs w:val="28"/>
         </w:rPr>
-        <w:t>：</w:t>
+        <w:t>」這塊</w:t>
       </w:r>
       <w:r>
         <w:rPr>
@@ -9762,7 +9615,7 @@
           <w:sz w:val="28"/>
           <w:szCs w:val="28"/>
         </w:rPr>
-        <w:t>中小企業、學校、地方公部門。這正是</w:t>
+        <w:t>：</w:t>
       </w:r>
       <w:r>
         <w:rPr>
@@ -9771,7 +9624,36 @@
           <w:sz w:val="28"/>
           <w:szCs w:val="28"/>
         </w:rPr>
-        <w:t xml:space="preserve"> RiskGenie </w:t>
+        <w:t>中小企業、學校、地方公部門。這正是</w:t>
+      </w:r>
+      <w:r>
+        <w:rPr>
+          <w:rFonts w:eastAsia="標楷體" w:cs="標楷體" w:hint="eastAsia"/>
+          <w:color w:val="000000" w:themeColor="text1"/>
+          <w:sz w:val="28"/>
+          <w:szCs w:val="28"/>
+        </w:rPr>
+        <w:t xml:space="preserve"> </w:t>
+      </w:r>
+      <w:proofErr w:type="spellStart"/>
+      <w:r>
+        <w:rPr>
+          <w:rFonts w:eastAsia="標楷體" w:cs="標楷體" w:hint="eastAsia"/>
+          <w:color w:val="000000" w:themeColor="text1"/>
+          <w:sz w:val="28"/>
+          <w:szCs w:val="28"/>
+        </w:rPr>
+        <w:t>RiskGenie</w:t>
+      </w:r>
+      <w:proofErr w:type="spellEnd"/>
+      <w:r>
+        <w:rPr>
+          <w:rFonts w:eastAsia="標楷體" w:cs="標楷體" w:hint="eastAsia"/>
+          <w:color w:val="000000" w:themeColor="text1"/>
+          <w:sz w:val="28"/>
+          <w:szCs w:val="28"/>
+        </w:rPr>
+        <w:t xml:space="preserve"> </w:t>
       </w:r>
       <w:r>
         <w:rPr>
@@ -11819,11 +11701,19 @@
                 <w:rFonts w:eastAsia="標楷體"/>
               </w:rPr>
             </w:pPr>
+            <w:proofErr w:type="spellStart"/>
             <w:r>
               <w:rPr>
                 <w:rFonts w:eastAsia="標楷體"/>
               </w:rPr>
-              <w:t>Supabase Free Tier(500 MB)</w:t>
+              <w:t>Supabase</w:t>
+            </w:r>
+            <w:proofErr w:type="spellEnd"/>
+            <w:r>
+              <w:rPr>
+                <w:rFonts w:eastAsia="標楷體"/>
+              </w:rPr>
+              <w:t xml:space="preserve"> Free Tier(500 MB)</w:t>
             </w:r>
           </w:p>
         </w:tc>
@@ -13734,7 +13624,21 @@
               <w:rPr>
                 <w:rFonts w:eastAsia="標楷體" w:cs="標楷體"/>
               </w:rPr>
-              <w:t xml:space="preserve"> RiskGenie </w:t>
+              <w:t xml:space="preserve"> </w:t>
+            </w:r>
+            <w:proofErr w:type="spellStart"/>
+            <w:r>
+              <w:rPr>
+                <w:rFonts w:eastAsia="標楷體" w:cs="標楷體"/>
+              </w:rPr>
+              <w:t>RiskGenie</w:t>
+            </w:r>
+            <w:proofErr w:type="spellEnd"/>
+            <w:r>
+              <w:rPr>
+                <w:rFonts w:eastAsia="標楷體" w:cs="標楷體"/>
+              </w:rPr>
+              <w:t xml:space="preserve"> </w:t>
             </w:r>
             <w:r>
               <w:rPr>
@@ -15933,7 +15837,21 @@
               <w:rPr>
                 <w:rFonts w:eastAsia="標楷體" w:cs="標楷體" w:hint="eastAsia"/>
               </w:rPr>
-              <w:t xml:space="preserve"> cia_delta,</w:t>
+              <w:t xml:space="preserve"> </w:t>
+            </w:r>
+            <w:proofErr w:type="spellStart"/>
+            <w:r>
+              <w:rPr>
+                <w:rFonts w:eastAsia="標楷體" w:cs="標楷體" w:hint="eastAsia"/>
+              </w:rPr>
+              <w:t>cia_delta</w:t>
+            </w:r>
+            <w:proofErr w:type="spellEnd"/>
+            <w:r>
+              <w:rPr>
+                <w:rFonts w:eastAsia="標楷體" w:cs="標楷體" w:hint="eastAsia"/>
+              </w:rPr>
+              <w:t>,</w:t>
             </w:r>
             <w:r>
               <w:rPr>
@@ -16382,11 +16300,19 @@
               </w:rPr>
               <w:t>、</w:t>
             </w:r>
+            <w:proofErr w:type="spellStart"/>
             <w:r>
               <w:rPr>
                 <w:rFonts w:eastAsia="標楷體" w:cs="標楷體" w:hint="eastAsia"/>
               </w:rPr>
-              <w:t xml:space="preserve">Secorion </w:t>
+              <w:t>Secorion</w:t>
+            </w:r>
+            <w:proofErr w:type="spellEnd"/>
+            <w:r>
+              <w:rPr>
+                <w:rFonts w:eastAsia="標楷體" w:cs="標楷體" w:hint="eastAsia"/>
+              </w:rPr>
+              <w:t xml:space="preserve"> </w:t>
             </w:r>
             <w:r>
               <w:rPr>
@@ -17134,11 +17060,19 @@
                 <w:rFonts w:ascii="標楷體" w:eastAsia="標楷體" w:hAnsi="標楷體" w:cs="標楷體"/>
               </w:rPr>
             </w:pPr>
+            <w:proofErr w:type="spellStart"/>
             <w:r>
               <w:rPr>
                 <w:rFonts w:ascii="標楷體" w:eastAsia="標楷體" w:hAnsi="標楷體" w:cs="標楷體"/>
               </w:rPr>
-              <w:t>RiskGenie 評評理</w:t>
+              <w:t>RiskGenie</w:t>
+            </w:r>
+            <w:proofErr w:type="spellEnd"/>
+            <w:r>
+              <w:rPr>
+                <w:rFonts w:ascii="標楷體" w:eastAsia="標楷體" w:hAnsi="標楷體" w:cs="標楷體"/>
+              </w:rPr>
+              <w:t xml:space="preserve"> 評評理</w:t>
             </w:r>
           </w:p>
         </w:tc>
@@ -17198,11 +17132,19 @@
                 <w:rFonts w:ascii="標楷體" w:eastAsia="標楷體" w:hAnsi="標楷體" w:cs="標楷體"/>
               </w:rPr>
             </w:pPr>
+            <w:proofErr w:type="spellStart"/>
             <w:r>
               <w:rPr>
                 <w:rFonts w:ascii="標楷體" w:eastAsia="標楷體" w:hAnsi="標楷體" w:cs="標楷體"/>
               </w:rPr>
-              <w:t>Secorion 資安合規</w:t>
+              <w:t>Secorion</w:t>
+            </w:r>
+            <w:proofErr w:type="spellEnd"/>
+            <w:r>
+              <w:rPr>
+                <w:rFonts w:ascii="標楷體" w:eastAsia="標楷體" w:hAnsi="標楷體" w:cs="標楷體"/>
+              </w:rPr>
+              <w:t xml:space="preserve"> 資安合規</w:t>
             </w:r>
           </w:p>
         </w:tc>
@@ -18241,13 +18183,23 @@
         </w:rPr>
         <w:t>：</w:t>
       </w:r>
+      <w:proofErr w:type="spellStart"/>
       <w:r>
         <w:rPr>
           <w:rFonts w:eastAsia="標楷體" w:cs="標楷體" w:hint="eastAsia"/>
           <w:sz w:val="28"/>
           <w:szCs w:val="28"/>
         </w:rPr>
-        <w:t xml:space="preserve">RiskGenie </w:t>
+        <w:t>RiskGenie</w:t>
+      </w:r>
+      <w:proofErr w:type="spellEnd"/>
+      <w:r>
+        <w:rPr>
+          <w:rFonts w:eastAsia="標楷體" w:cs="標楷體" w:hint="eastAsia"/>
+          <w:sz w:val="28"/>
+          <w:szCs w:val="28"/>
+        </w:rPr>
+        <w:t xml:space="preserve"> </w:t>
       </w:r>
       <w:r>
         <w:rPr>
@@ -18857,7 +18809,25 @@
           <w:sz w:val="28"/>
           <w:szCs w:val="28"/>
         </w:rPr>
-        <w:t xml:space="preserve"> Supabase </w:t>
+        <w:t xml:space="preserve"> </w:t>
+      </w:r>
+      <w:proofErr w:type="spellStart"/>
+      <w:r>
+        <w:rPr>
+          <w:rFonts w:eastAsia="標楷體" w:cs="標楷體" w:hint="eastAsia"/>
+          <w:sz w:val="28"/>
+          <w:szCs w:val="28"/>
+        </w:rPr>
+        <w:t>Supabase</w:t>
+      </w:r>
+      <w:proofErr w:type="spellEnd"/>
+      <w:r>
+        <w:rPr>
+          <w:rFonts w:eastAsia="標楷體" w:cs="標楷體" w:hint="eastAsia"/>
+          <w:sz w:val="28"/>
+          <w:szCs w:val="28"/>
+        </w:rPr>
+        <w:t xml:space="preserve"> </w:t>
       </w:r>
       <w:r>
         <w:rPr>
@@ -19275,6 +19245,7 @@
         </w:rPr>
         <w:t>後端框架與</w:t>
       </w:r>
+      <w:proofErr w:type="spellStart"/>
       <w:r>
         <w:rPr>
           <w:rFonts w:eastAsia="標楷體" w:cs="標楷體"/>
@@ -19283,6 +19254,7 @@
         </w:rPr>
         <w:t>Supabase</w:t>
       </w:r>
+      <w:proofErr w:type="spellEnd"/>
       <w:r>
         <w:rPr>
           <w:rFonts w:eastAsia="標楷體" w:cs="標楷體"/>
@@ -19339,6 +19311,7 @@
         </w:rPr>
         <w:t>。此外，由於採用</w:t>
       </w:r>
+      <w:proofErr w:type="spellStart"/>
       <w:r>
         <w:rPr>
           <w:rFonts w:eastAsia="標楷體" w:cs="標楷體"/>
@@ -19347,6 +19320,7 @@
         </w:rPr>
         <w:t>Supabase</w:t>
       </w:r>
+      <w:proofErr w:type="spellEnd"/>
       <w:r>
         <w:rPr>
           <w:rFonts w:eastAsia="標楷體" w:cs="標楷體"/>
@@ -19715,12 +19689,14 @@
                 <w:rFonts w:eastAsia="標楷體" w:cs="標楷體"/>
               </w:rPr>
             </w:pPr>
+            <w:proofErr w:type="spellStart"/>
             <w:r>
               <w:rPr>
                 <w:rFonts w:eastAsia="標楷體" w:cs="標楷體"/>
               </w:rPr>
               <w:t>Supabase</w:t>
             </w:r>
+            <w:proofErr w:type="spellEnd"/>
             <w:r>
               <w:rPr>
                 <w:rFonts w:eastAsia="標楷體" w:cs="標楷體"/>
@@ -20564,6 +20540,7 @@
         </w:rPr>
         <w:t>以下列出本系統於開發「</w:t>
       </w:r>
+      <w:proofErr w:type="spellStart"/>
       <w:r>
         <w:rPr>
           <w:rFonts w:eastAsia="標楷體" w:cs="標楷體"/>
@@ -20572,6 +20549,7 @@
         </w:rPr>
         <w:t>RiskGenie</w:t>
       </w:r>
+      <w:proofErr w:type="spellEnd"/>
       <w:r>
         <w:rPr>
           <w:rFonts w:eastAsia="標楷體" w:cs="標楷體"/>
@@ -20760,6 +20738,7 @@
           <w:szCs w:val="28"/>
         </w:rPr>
       </w:pPr>
+      <w:proofErr w:type="spellStart"/>
       <w:r>
         <w:rPr>
           <w:rFonts w:eastAsia="標楷體" w:cs="標楷體"/>
@@ -20769,6 +20748,7 @@
         <w:lastRenderedPageBreak/>
         <w:t>Supabase</w:t>
       </w:r>
+      <w:proofErr w:type="spellEnd"/>
       <w:r>
         <w:rPr>
           <w:rFonts w:eastAsia="標楷體" w:cs="標楷體"/>
@@ -21429,12 +21409,14 @@
               </w:rPr>
               <w:t>、</w:t>
             </w:r>
+            <w:proofErr w:type="spellStart"/>
             <w:r>
               <w:rPr>
                 <w:rFonts w:eastAsia="標楷體" w:cs="標楷體"/>
               </w:rPr>
               <w:t>Supabase</w:t>
             </w:r>
+            <w:proofErr w:type="spellEnd"/>
           </w:p>
         </w:tc>
       </w:tr>
@@ -21676,12 +21658,14 @@
               </w:rPr>
               <w:t>、</w:t>
             </w:r>
+            <w:proofErr w:type="spellStart"/>
             <w:r>
               <w:rPr>
                 <w:rFonts w:eastAsia="標楷體" w:cs="標楷體"/>
               </w:rPr>
               <w:t>Supabase</w:t>
             </w:r>
+            <w:proofErr w:type="spellEnd"/>
             <w:r>
               <w:rPr>
                 <w:rFonts w:eastAsia="標楷體" w:cs="標楷體"/>
@@ -29550,7 +29534,25 @@
           <w:sz w:val="28"/>
           <w:szCs w:val="28"/>
         </w:rPr>
-        <w:t xml:space="preserve"> RiskGenie </w:t>
+        <w:t xml:space="preserve"> </w:t>
+      </w:r>
+      <w:proofErr w:type="spellStart"/>
+      <w:r>
+        <w:rPr>
+          <w:rFonts w:eastAsia="標楷體" w:cs="標楷體"/>
+          <w:sz w:val="28"/>
+          <w:szCs w:val="28"/>
+        </w:rPr>
+        <w:t>RiskGenie</w:t>
+      </w:r>
+      <w:proofErr w:type="spellEnd"/>
+      <w:r>
+        <w:rPr>
+          <w:rFonts w:eastAsia="標楷體" w:cs="標楷體"/>
+          <w:sz w:val="28"/>
+          <w:szCs w:val="28"/>
+        </w:rPr>
+        <w:t xml:space="preserve"> </w:t>
       </w:r>
       <w:r>
         <w:rPr>
@@ -33294,7 +33296,7 @@
         <w:overflowPunct w:val="0"/>
         <w:jc w:val="center"/>
         <w:rPr>
-          <w:rFonts w:eastAsia="標楷體" w:cs="標楷體" w:hint="eastAsia"/>
+          <w:rFonts w:eastAsia="標楷體" w:cs="標楷體"/>
           <w:sz w:val="28"/>
           <w:szCs w:val="28"/>
         </w:rPr>
@@ -37299,6 +37301,7 @@
                 <w:kern w:val="0"/>
               </w:rPr>
             </w:pPr>
+            <w:proofErr w:type="spellStart"/>
             <w:r>
               <w:rPr>
                 <w:rFonts w:eastAsia="標楷體" w:cs="新細明體"/>
@@ -37306,6 +37309,7 @@
               </w:rPr>
               <w:t>company_name</w:t>
             </w:r>
+            <w:proofErr w:type="spellEnd"/>
           </w:p>
         </w:tc>
         <w:tc>
@@ -37404,6 +37408,7 @@
                 <w:kern w:val="0"/>
               </w:rPr>
             </w:pPr>
+            <w:proofErr w:type="spellStart"/>
             <w:r>
               <w:rPr>
                 <w:rFonts w:eastAsia="標楷體" w:cs="新細明體"/>
@@ -37411,6 +37416,7 @@
               </w:rPr>
               <w:t>created_at</w:t>
             </w:r>
+            <w:proofErr w:type="spellEnd"/>
           </w:p>
         </w:tc>
         <w:tc>
@@ -37426,6 +37432,7 @@
                 <w:kern w:val="0"/>
               </w:rPr>
             </w:pPr>
+            <w:proofErr w:type="spellStart"/>
             <w:r>
               <w:rPr>
                 <w:rFonts w:eastAsia="標楷體" w:cs="新細明體"/>
@@ -37433,6 +37440,7 @@
               </w:rPr>
               <w:t>timestamptz</w:t>
             </w:r>
+            <w:proofErr w:type="spellEnd"/>
           </w:p>
         </w:tc>
         <w:tc>
@@ -37872,6 +37880,7 @@
                 <w:kern w:val="0"/>
               </w:rPr>
             </w:pPr>
+            <w:proofErr w:type="spellStart"/>
             <w:r>
               <w:rPr>
                 <w:rFonts w:eastAsia="標楷體" w:cs="新細明體"/>
@@ -37879,6 +37888,7 @@
               </w:rPr>
               <w:t>company_id</w:t>
             </w:r>
+            <w:proofErr w:type="spellEnd"/>
           </w:p>
         </w:tc>
         <w:tc>
@@ -37991,6 +38001,7 @@
                 <w:kern w:val="0"/>
               </w:rPr>
             </w:pPr>
+            <w:proofErr w:type="spellStart"/>
             <w:r>
               <w:rPr>
                 <w:rFonts w:eastAsia="標楷體" w:cs="新細明體"/>
@@ -37998,6 +38009,7 @@
               </w:rPr>
               <w:t>department_name</w:t>
             </w:r>
+            <w:proofErr w:type="spellEnd"/>
           </w:p>
         </w:tc>
         <w:tc>
@@ -38353,6 +38365,7 @@
                 <w:kern w:val="0"/>
               </w:rPr>
             </w:pPr>
+            <w:proofErr w:type="spellStart"/>
             <w:r>
               <w:rPr>
                 <w:rFonts w:eastAsia="標楷體" w:cs="新細明體" w:hint="eastAsia"/>
@@ -38367,6 +38380,7 @@
               </w:rPr>
               <w:t>uid</w:t>
             </w:r>
+            <w:proofErr w:type="spellEnd"/>
           </w:p>
         </w:tc>
         <w:tc>
@@ -38457,6 +38471,7 @@
                 <w:kern w:val="0"/>
               </w:rPr>
             </w:pPr>
+            <w:proofErr w:type="spellStart"/>
             <w:r>
               <w:rPr>
                 <w:rFonts w:eastAsia="標楷體" w:cs="新細明體" w:hint="eastAsia"/>
@@ -38471,6 +38486,7 @@
               </w:rPr>
               <w:t>ole_name</w:t>
             </w:r>
+            <w:proofErr w:type="spellEnd"/>
           </w:p>
         </w:tc>
         <w:tc>
@@ -39004,6 +39020,7 @@
                 <w:kern w:val="0"/>
               </w:rPr>
             </w:pPr>
+            <w:proofErr w:type="spellStart"/>
             <w:r>
               <w:rPr>
                 <w:rFonts w:eastAsia="標楷體" w:cs="新細明體"/>
@@ -39011,6 +39028,7 @@
               </w:rPr>
               <w:t>uuid</w:t>
             </w:r>
+            <w:proofErr w:type="spellEnd"/>
           </w:p>
         </w:tc>
         <w:tc>
@@ -39318,6 +39336,7 @@
                 <w:kern w:val="0"/>
               </w:rPr>
             </w:pPr>
+            <w:proofErr w:type="spellStart"/>
             <w:r>
               <w:rPr>
                 <w:rFonts w:eastAsia="標楷體" w:cs="新細明體"/>
@@ -39325,6 +39344,7 @@
               </w:rPr>
               <w:t>role_id</w:t>
             </w:r>
+            <w:proofErr w:type="spellEnd"/>
           </w:p>
         </w:tc>
         <w:tc>
@@ -39340,6 +39360,7 @@
                 <w:kern w:val="0"/>
               </w:rPr>
             </w:pPr>
+            <w:proofErr w:type="spellStart"/>
             <w:r>
               <w:rPr>
                 <w:rFonts w:eastAsia="標楷體" w:cs="新細明體"/>
@@ -39347,6 +39368,7 @@
               </w:rPr>
               <w:t>uuid</w:t>
             </w:r>
+            <w:proofErr w:type="spellEnd"/>
           </w:p>
         </w:tc>
         <w:tc>
@@ -39427,12 +39449,14 @@
                 <w:kern w:val="0"/>
               </w:rPr>
             </w:pPr>
+            <w:proofErr w:type="spellStart"/>
             <w:r>
               <w:rPr>
                 <w:rFonts w:eastAsia="標楷體"/>
               </w:rPr>
               <w:t>company_id</w:t>
             </w:r>
+            <w:proofErr w:type="spellEnd"/>
           </w:p>
         </w:tc>
         <w:tc>
@@ -39926,6 +39950,7 @@
                 <w:kern w:val="0"/>
               </w:rPr>
             </w:pPr>
+            <w:proofErr w:type="spellStart"/>
             <w:r>
               <w:rPr>
                 <w:rFonts w:eastAsia="標楷體" w:cs="新細明體"/>
@@ -39933,6 +39958,7 @@
               </w:rPr>
               <w:t>asset_id_code</w:t>
             </w:r>
+            <w:proofErr w:type="spellEnd"/>
           </w:p>
         </w:tc>
         <w:tc>
@@ -40038,6 +40064,7 @@
                 <w:kern w:val="0"/>
               </w:rPr>
             </w:pPr>
+            <w:proofErr w:type="spellStart"/>
             <w:r>
               <w:rPr>
                 <w:rFonts w:eastAsia="標楷體" w:cs="新細明體"/>
@@ -40046,6 +40073,7 @@
               <w:lastRenderedPageBreak/>
               <w:t>asset_name</w:t>
             </w:r>
+            <w:proofErr w:type="spellEnd"/>
           </w:p>
         </w:tc>
         <w:tc>
@@ -40144,6 +40172,7 @@
                 <w:kern w:val="0"/>
               </w:rPr>
             </w:pPr>
+            <w:proofErr w:type="spellStart"/>
             <w:r>
               <w:rPr>
                 <w:rFonts w:eastAsia="標楷體" w:cs="新細明體"/>
@@ -40151,6 +40180,7 @@
               </w:rPr>
               <w:t>asset_type</w:t>
             </w:r>
+            <w:proofErr w:type="spellEnd"/>
           </w:p>
         </w:tc>
         <w:tc>
@@ -40354,6 +40384,7 @@
                 <w:kern w:val="0"/>
               </w:rPr>
             </w:pPr>
+            <w:proofErr w:type="spellStart"/>
             <w:r>
               <w:rPr>
                 <w:rFonts w:eastAsia="標楷體" w:cs="新細明體"/>
@@ -40361,6 +40392,7 @@
               </w:rPr>
               <w:t>data_type</w:t>
             </w:r>
+            <w:proofErr w:type="spellEnd"/>
           </w:p>
         </w:tc>
         <w:tc>
@@ -40564,6 +40596,7 @@
                 <w:kern w:val="0"/>
               </w:rPr>
             </w:pPr>
+            <w:proofErr w:type="spellStart"/>
             <w:r>
               <w:rPr>
                 <w:rFonts w:eastAsia="標楷體" w:cs="新細明體"/>
@@ -40571,6 +40604,7 @@
               </w:rPr>
               <w:t>system_dependency</w:t>
             </w:r>
+            <w:proofErr w:type="spellEnd"/>
           </w:p>
         </w:tc>
         <w:tc>
@@ -40984,6 +41018,7 @@
                 <w:kern w:val="0"/>
               </w:rPr>
             </w:pPr>
+            <w:proofErr w:type="spellStart"/>
             <w:r>
               <w:rPr>
                 <w:rFonts w:eastAsia="標楷體" w:cs="新細明體"/>
@@ -40991,6 +41026,7 @@
               </w:rPr>
               <w:t>threat_level</w:t>
             </w:r>
+            <w:proofErr w:type="spellEnd"/>
           </w:p>
         </w:tc>
         <w:tc>
@@ -41089,6 +41125,7 @@
                 <w:kern w:val="0"/>
               </w:rPr>
             </w:pPr>
+            <w:proofErr w:type="spellStart"/>
             <w:r>
               <w:rPr>
                 <w:rFonts w:eastAsia="標楷體" w:cs="新細明體"/>
@@ -41096,6 +41133,7 @@
               </w:rPr>
               <w:t>created_at</w:t>
             </w:r>
+            <w:proofErr w:type="spellEnd"/>
           </w:p>
         </w:tc>
         <w:tc>
@@ -41111,6 +41149,7 @@
                 <w:kern w:val="0"/>
               </w:rPr>
             </w:pPr>
+            <w:proofErr w:type="spellStart"/>
             <w:r>
               <w:rPr>
                 <w:rFonts w:eastAsia="標楷體" w:cs="新細明體"/>
@@ -41118,6 +41157,7 @@
               </w:rPr>
               <w:t>timestamptz</w:t>
             </w:r>
+            <w:proofErr w:type="spellEnd"/>
           </w:p>
         </w:tc>
         <w:tc>
@@ -41201,6 +41241,7 @@
                 <w:kern w:val="0"/>
               </w:rPr>
             </w:pPr>
+            <w:proofErr w:type="spellStart"/>
             <w:r>
               <w:rPr>
                 <w:rFonts w:eastAsia="標楷體" w:cs="新細明體"/>
@@ -41208,6 +41249,7 @@
               </w:rPr>
               <w:t>original_label</w:t>
             </w:r>
+            <w:proofErr w:type="spellEnd"/>
           </w:p>
         </w:tc>
         <w:tc>
@@ -41306,6 +41348,7 @@
                 <w:kern w:val="0"/>
               </w:rPr>
             </w:pPr>
+            <w:proofErr w:type="spellStart"/>
             <w:r>
               <w:rPr>
                 <w:rFonts w:eastAsia="標楷體" w:cs="新細明體"/>
@@ -41313,6 +41356,7 @@
               </w:rPr>
               <w:t>company_id</w:t>
             </w:r>
+            <w:proofErr w:type="spellEnd"/>
           </w:p>
         </w:tc>
         <w:tc>
@@ -41425,6 +41469,7 @@
                 <w:kern w:val="0"/>
               </w:rPr>
             </w:pPr>
+            <w:proofErr w:type="spellStart"/>
             <w:r>
               <w:rPr>
                 <w:rFonts w:eastAsia="標楷體" w:cs="新細明體"/>
@@ -41432,6 +41477,7 @@
               </w:rPr>
               <w:t>department_id</w:t>
             </w:r>
+            <w:proofErr w:type="spellEnd"/>
           </w:p>
         </w:tc>
         <w:tc>
@@ -41544,6 +41590,7 @@
                 <w:kern w:val="0"/>
               </w:rPr>
             </w:pPr>
+            <w:proofErr w:type="spellStart"/>
             <w:r>
               <w:rPr>
                 <w:rFonts w:eastAsia="標楷體" w:cs="新細明體"/>
@@ -41551,6 +41598,7 @@
               </w:rPr>
               <w:t>asset_owner</w:t>
             </w:r>
+            <w:proofErr w:type="spellEnd"/>
           </w:p>
         </w:tc>
         <w:tc>
@@ -41996,6 +42044,7 @@
                 <w:kern w:val="0"/>
               </w:rPr>
             </w:pPr>
+            <w:proofErr w:type="spellStart"/>
             <w:r>
               <w:rPr>
                 <w:rFonts w:eastAsia="標楷體" w:cs="新細明體"/>
@@ -42003,6 +42052,7 @@
               </w:rPr>
               <w:t>cve_id</w:t>
             </w:r>
+            <w:proofErr w:type="spellEnd"/>
           </w:p>
         </w:tc>
         <w:tc>
@@ -42115,6 +42165,7 @@
                 <w:kern w:val="0"/>
               </w:rPr>
             </w:pPr>
+            <w:proofErr w:type="spellStart"/>
             <w:r>
               <w:rPr>
                 <w:rFonts w:eastAsia="標楷體" w:cs="新細明體"/>
@@ -42122,6 +42173,7 @@
               </w:rPr>
               <w:t>cvss_score</w:t>
             </w:r>
+            <w:proofErr w:type="spellEnd"/>
           </w:p>
         </w:tc>
         <w:tc>
@@ -42437,6 +42489,7 @@
                 <w:kern w:val="0"/>
               </w:rPr>
             </w:pPr>
+            <w:proofErr w:type="spellStart"/>
             <w:r>
               <w:rPr>
                 <w:rFonts w:eastAsia="標楷體" w:cs="新細明體"/>
@@ -42444,6 +42497,7 @@
               </w:rPr>
               <w:t>published_date</w:t>
             </w:r>
+            <w:proofErr w:type="spellEnd"/>
           </w:p>
         </w:tc>
         <w:tc>
@@ -42542,6 +42596,7 @@
                 <w:kern w:val="0"/>
               </w:rPr>
             </w:pPr>
+            <w:proofErr w:type="spellStart"/>
             <w:r>
               <w:rPr>
                 <w:rFonts w:eastAsia="標楷體" w:cs="新細明體"/>
@@ -42549,6 +42604,7 @@
               </w:rPr>
               <w:t>created_at</w:t>
             </w:r>
+            <w:proofErr w:type="spellEnd"/>
           </w:p>
         </w:tc>
         <w:tc>
@@ -42698,6 +42754,7 @@
         </w:rPr>
         <w:t xml:space="preserve"> </w:t>
       </w:r>
+      <w:proofErr w:type="spellStart"/>
       <w:r>
         <w:rPr>
           <w:rFonts w:eastAsia="標楷體" w:cs="標楷體" w:hint="eastAsia"/>
@@ -42705,7 +42762,17 @@
           <w:sz w:val="28"/>
           <w:szCs w:val="28"/>
         </w:rPr>
-        <w:t xml:space="preserve">risk_assessments (AI </w:t>
+        <w:t>risk_assessments</w:t>
+      </w:r>
+      <w:proofErr w:type="spellEnd"/>
+      <w:r>
+        <w:rPr>
+          <w:rFonts w:eastAsia="標楷體" w:cs="標楷體" w:hint="eastAsia"/>
+          <w:color w:val="000000" w:themeColor="text1"/>
+          <w:sz w:val="28"/>
+          <w:szCs w:val="28"/>
+        </w:rPr>
+        <w:t xml:space="preserve"> (AI </w:t>
       </w:r>
       <w:r>
         <w:rPr>
@@ -43002,6 +43069,7 @@
                 <w:kern w:val="0"/>
               </w:rPr>
             </w:pPr>
+            <w:proofErr w:type="spellStart"/>
             <w:r>
               <w:rPr>
                 <w:rFonts w:eastAsia="標楷體" w:cs="新細明體"/>
@@ -43009,6 +43077,7 @@
               </w:rPr>
               <w:t>threat_description</w:t>
             </w:r>
+            <w:proofErr w:type="spellEnd"/>
           </w:p>
         </w:tc>
         <w:tc>
@@ -43107,6 +43176,7 @@
                 <w:kern w:val="0"/>
               </w:rPr>
             </w:pPr>
+            <w:proofErr w:type="spellStart"/>
             <w:r>
               <w:rPr>
                 <w:rFonts w:eastAsia="標楷體" w:cs="新細明體"/>
@@ -43114,6 +43184,7 @@
               </w:rPr>
               <w:t>vulnerability_description</w:t>
             </w:r>
+            <w:proofErr w:type="spellEnd"/>
           </w:p>
         </w:tc>
         <w:tc>
@@ -43212,6 +43283,7 @@
                 <w:kern w:val="0"/>
               </w:rPr>
             </w:pPr>
+            <w:proofErr w:type="spellStart"/>
             <w:r>
               <w:rPr>
                 <w:rFonts w:eastAsia="標楷體" w:cs="新細明體"/>
@@ -43219,6 +43291,7 @@
               </w:rPr>
               <w:t>risk_score</w:t>
             </w:r>
+            <w:proofErr w:type="spellEnd"/>
           </w:p>
         </w:tc>
         <w:tc>
@@ -43317,6 +43390,7 @@
                 <w:kern w:val="0"/>
               </w:rPr>
             </w:pPr>
+            <w:proofErr w:type="spellStart"/>
             <w:r>
               <w:rPr>
                 <w:rFonts w:eastAsia="標楷體" w:cs="新細明體"/>
@@ -43324,6 +43398,7 @@
               </w:rPr>
               <w:t>ai_suggestion</w:t>
             </w:r>
+            <w:proofErr w:type="spellEnd"/>
           </w:p>
         </w:tc>
         <w:tc>
@@ -43534,6 +43609,7 @@
                 <w:kern w:val="0"/>
               </w:rPr>
             </w:pPr>
+            <w:proofErr w:type="spellStart"/>
             <w:r>
               <w:rPr>
                 <w:rFonts w:eastAsia="標楷體" w:cs="新細明體"/>
@@ -43541,6 +43617,7 @@
               </w:rPr>
               <w:t>uploaded_by</w:t>
             </w:r>
+            <w:proofErr w:type="spellEnd"/>
           </w:p>
         </w:tc>
         <w:tc>
@@ -43556,6 +43633,7 @@
                 <w:kern w:val="0"/>
               </w:rPr>
             </w:pPr>
+            <w:proofErr w:type="spellStart"/>
             <w:r>
               <w:rPr>
                 <w:rFonts w:eastAsia="標楷體" w:cs="新細明體"/>
@@ -43563,6 +43641,7 @@
               </w:rPr>
               <w:t>uuid</w:t>
             </w:r>
+            <w:proofErr w:type="spellEnd"/>
           </w:p>
         </w:tc>
         <w:tc>
@@ -43646,6 +43725,7 @@
                 <w:kern w:val="0"/>
               </w:rPr>
             </w:pPr>
+            <w:proofErr w:type="spellStart"/>
             <w:r>
               <w:rPr>
                 <w:rFonts w:eastAsia="標楷體" w:cs="新細明體"/>
@@ -43653,6 +43733,7 @@
               </w:rPr>
               <w:t>asset_id</w:t>
             </w:r>
+            <w:proofErr w:type="spellEnd"/>
           </w:p>
         </w:tc>
         <w:tc>
@@ -43765,6 +43846,7 @@
                 <w:kern w:val="0"/>
               </w:rPr>
             </w:pPr>
+            <w:proofErr w:type="spellStart"/>
             <w:r>
               <w:rPr>
                 <w:rFonts w:eastAsia="標楷體" w:cs="新細明體"/>
@@ -43773,6 +43855,7 @@
               <w:lastRenderedPageBreak/>
               <w:t>vulnerability_id</w:t>
             </w:r>
+            <w:proofErr w:type="spellEnd"/>
           </w:p>
         </w:tc>
         <w:tc>
@@ -43885,6 +43968,7 @@
                 <w:kern w:val="0"/>
               </w:rPr>
             </w:pPr>
+            <w:proofErr w:type="spellStart"/>
             <w:r>
               <w:rPr>
                 <w:rFonts w:eastAsia="標楷體" w:cs="新細明體"/>
@@ -43892,6 +43976,7 @@
               </w:rPr>
               <w:t>created_at</w:t>
             </w:r>
+            <w:proofErr w:type="spellEnd"/>
           </w:p>
         </w:tc>
         <w:tc>
@@ -43907,6 +43992,7 @@
                 <w:kern w:val="0"/>
               </w:rPr>
             </w:pPr>
+            <w:proofErr w:type="spellStart"/>
             <w:r>
               <w:rPr>
                 <w:rFonts w:eastAsia="標楷體" w:cs="新細明體"/>
@@ -43914,6 +44000,7 @@
               </w:rPr>
               <w:t>timestamptz</w:t>
             </w:r>
+            <w:proofErr w:type="spellEnd"/>
           </w:p>
         </w:tc>
         <w:tc>
@@ -44041,6 +44128,7 @@
         </w:rPr>
         <w:t xml:space="preserve"> </w:t>
       </w:r>
+      <w:proofErr w:type="spellStart"/>
       <w:r>
         <w:rPr>
           <w:rFonts w:eastAsia="標楷體" w:cs="標楷體" w:hint="eastAsia"/>
@@ -44048,7 +44136,17 @@
           <w:sz w:val="28"/>
           <w:szCs w:val="28"/>
         </w:rPr>
-        <w:t>audit_logs (</w:t>
+        <w:t>audit_logs</w:t>
+      </w:r>
+      <w:proofErr w:type="spellEnd"/>
+      <w:r>
+        <w:rPr>
+          <w:rFonts w:eastAsia="標楷體" w:cs="標楷體" w:hint="eastAsia"/>
+          <w:color w:val="000000" w:themeColor="text1"/>
+          <w:sz w:val="28"/>
+          <w:szCs w:val="28"/>
+        </w:rPr>
+        <w:t xml:space="preserve"> (</w:t>
       </w:r>
       <w:r>
         <w:rPr>
@@ -44344,6 +44442,7 @@
                 <w:color w:val="000000"/>
               </w:rPr>
             </w:pPr>
+            <w:proofErr w:type="spellStart"/>
             <w:r>
               <w:rPr>
                 <w:rFonts w:eastAsia="標楷體" w:hint="eastAsia"/>
@@ -44351,6 +44450,7 @@
               </w:rPr>
               <w:t>user_id</w:t>
             </w:r>
+            <w:proofErr w:type="spellEnd"/>
           </w:p>
         </w:tc>
         <w:tc>
@@ -44366,6 +44466,7 @@
                 <w:kern w:val="0"/>
               </w:rPr>
             </w:pPr>
+            <w:proofErr w:type="spellStart"/>
             <w:r>
               <w:rPr>
                 <w:rFonts w:eastAsia="標楷體" w:cs="新細明體"/>
@@ -44373,6 +44474,7 @@
               </w:rPr>
               <w:t>uuid</w:t>
             </w:r>
+            <w:proofErr w:type="spellEnd"/>
           </w:p>
         </w:tc>
         <w:tc>
@@ -44566,6 +44668,7 @@
                 <w:kern w:val="0"/>
               </w:rPr>
             </w:pPr>
+            <w:proofErr w:type="spellStart"/>
             <w:r>
               <w:rPr>
                 <w:rFonts w:eastAsia="標楷體" w:cs="新細明體"/>
@@ -44573,6 +44676,7 @@
               </w:rPr>
               <w:t>asset_id</w:t>
             </w:r>
+            <w:proofErr w:type="spellEnd"/>
           </w:p>
         </w:tc>
         <w:tc>
@@ -44693,6 +44797,7 @@
                 <w:kern w:val="0"/>
               </w:rPr>
             </w:pPr>
+            <w:proofErr w:type="spellStart"/>
             <w:r>
               <w:rPr>
                 <w:rFonts w:eastAsia="標楷體" w:cs="新細明體"/>
@@ -44700,6 +44805,7 @@
               </w:rPr>
               <w:t>log_time</w:t>
             </w:r>
+            <w:proofErr w:type="spellEnd"/>
           </w:p>
         </w:tc>
         <w:tc>
@@ -44715,6 +44821,7 @@
                 <w:kern w:val="0"/>
               </w:rPr>
             </w:pPr>
+            <w:proofErr w:type="spellStart"/>
             <w:r>
               <w:rPr>
                 <w:rFonts w:eastAsia="標楷體" w:cs="新細明體"/>
@@ -44722,6 +44829,7 @@
               </w:rPr>
               <w:t>timestamptz</w:t>
             </w:r>
+            <w:proofErr w:type="spellEnd"/>
           </w:p>
         </w:tc>
         <w:tc>
@@ -44864,8 +44972,19 @@
           <w:sz w:val="28"/>
           <w:szCs w:val="28"/>
         </w:rPr>
-        <w:t xml:space="preserve"> departments.company_id</w:t>
-      </w:r>
+        <w:t xml:space="preserve"> </w:t>
+      </w:r>
+      <w:proofErr w:type="spellStart"/>
+      <w:r>
+        <w:rPr>
+          <w:rFonts w:eastAsia="標楷體" w:cs="標楷體" w:hint="eastAsia"/>
+          <w:color w:val="000000" w:themeColor="text1"/>
+          <w:sz w:val="28"/>
+          <w:szCs w:val="28"/>
+        </w:rPr>
+        <w:t>departments.company_id</w:t>
+      </w:r>
+      <w:proofErr w:type="spellEnd"/>
       <w:r>
         <w:rPr>
           <w:rFonts w:eastAsia="標楷體" w:cs="標楷體" w:hint="eastAsia"/>
@@ -44944,8 +45063,19 @@
           <w:sz w:val="28"/>
           <w:szCs w:val="28"/>
         </w:rPr>
-        <w:t xml:space="preserve"> users.company_id</w:t>
-      </w:r>
+        <w:t xml:space="preserve"> </w:t>
+      </w:r>
+      <w:proofErr w:type="spellStart"/>
+      <w:r>
+        <w:rPr>
+          <w:rFonts w:eastAsia="標楷體" w:cs="標楷體" w:hint="eastAsia"/>
+          <w:color w:val="000000" w:themeColor="text1"/>
+          <w:sz w:val="28"/>
+          <w:szCs w:val="28"/>
+        </w:rPr>
+        <w:t>users.company_id</w:t>
+      </w:r>
+      <w:proofErr w:type="spellEnd"/>
       <w:r>
         <w:rPr>
           <w:rFonts w:eastAsia="標楷體" w:cs="標楷體" w:hint="eastAsia"/>
@@ -45024,8 +45154,19 @@
           <w:sz w:val="28"/>
           <w:szCs w:val="28"/>
         </w:rPr>
-        <w:t xml:space="preserve"> users.role_id</w:t>
-      </w:r>
+        <w:t xml:space="preserve"> </w:t>
+      </w:r>
+      <w:proofErr w:type="spellStart"/>
+      <w:r>
+        <w:rPr>
+          <w:rFonts w:eastAsia="標楷體" w:cs="標楷體" w:hint="eastAsia"/>
+          <w:color w:val="000000" w:themeColor="text1"/>
+          <w:sz w:val="28"/>
+          <w:szCs w:val="28"/>
+        </w:rPr>
+        <w:t>users.role_id</w:t>
+      </w:r>
+      <w:proofErr w:type="spellEnd"/>
       <w:r>
         <w:rPr>
           <w:rFonts w:eastAsia="標楷體" w:cs="標楷體" w:hint="eastAsia"/>
@@ -45125,8 +45266,19 @@
           <w:sz w:val="28"/>
           <w:szCs w:val="28"/>
         </w:rPr>
-        <w:t xml:space="preserve"> assets.company_id</w:t>
-      </w:r>
+        <w:t xml:space="preserve"> </w:t>
+      </w:r>
+      <w:proofErr w:type="spellStart"/>
+      <w:r>
+        <w:rPr>
+          <w:rFonts w:eastAsia="標楷體" w:cs="標楷體" w:hint="eastAsia"/>
+          <w:color w:val="000000" w:themeColor="text1"/>
+          <w:sz w:val="28"/>
+          <w:szCs w:val="28"/>
+        </w:rPr>
+        <w:t>assets.company_id</w:t>
+      </w:r>
+      <w:proofErr w:type="spellEnd"/>
       <w:r>
         <w:rPr>
           <w:rFonts w:eastAsia="標楷體" w:cs="標楷體" w:hint="eastAsia"/>
@@ -45205,8 +45357,19 @@
           <w:sz w:val="28"/>
           <w:szCs w:val="28"/>
         </w:rPr>
-        <w:t xml:space="preserve"> assets.department_id</w:t>
-      </w:r>
+        <w:t xml:space="preserve"> </w:t>
+      </w:r>
+      <w:proofErr w:type="spellStart"/>
+      <w:r>
+        <w:rPr>
+          <w:rFonts w:eastAsia="標楷體" w:cs="標楷體" w:hint="eastAsia"/>
+          <w:color w:val="000000" w:themeColor="text1"/>
+          <w:sz w:val="28"/>
+          <w:szCs w:val="28"/>
+        </w:rPr>
+        <w:t>assets.department_id</w:t>
+      </w:r>
+      <w:proofErr w:type="spellEnd"/>
       <w:r>
         <w:rPr>
           <w:rFonts w:eastAsia="標楷體" w:cs="標楷體" w:hint="eastAsia"/>
@@ -45306,8 +45469,19 @@
           <w:sz w:val="28"/>
           <w:szCs w:val="28"/>
         </w:rPr>
-        <w:t xml:space="preserve"> risk_assessments.uploaded_by</w:t>
-      </w:r>
+        <w:t xml:space="preserve"> </w:t>
+      </w:r>
+      <w:proofErr w:type="spellStart"/>
+      <w:r>
+        <w:rPr>
+          <w:rFonts w:eastAsia="標楷體" w:cs="標楷體" w:hint="eastAsia"/>
+          <w:color w:val="000000" w:themeColor="text1"/>
+          <w:sz w:val="28"/>
+          <w:szCs w:val="28"/>
+        </w:rPr>
+        <w:t>risk_assessments.uploaded_by</w:t>
+      </w:r>
+      <w:proofErr w:type="spellEnd"/>
       <w:r>
         <w:rPr>
           <w:rFonts w:eastAsia="標楷體" w:cs="標楷體" w:hint="eastAsia"/>
@@ -45386,8 +45560,19 @@
           <w:sz w:val="28"/>
           <w:szCs w:val="28"/>
         </w:rPr>
-        <w:t xml:space="preserve"> risk_assessments.asset_id</w:t>
-      </w:r>
+        <w:t xml:space="preserve"> </w:t>
+      </w:r>
+      <w:proofErr w:type="spellStart"/>
+      <w:r>
+        <w:rPr>
+          <w:rFonts w:eastAsia="標楷體" w:cs="標楷體" w:hint="eastAsia"/>
+          <w:color w:val="000000" w:themeColor="text1"/>
+          <w:sz w:val="28"/>
+          <w:szCs w:val="28"/>
+        </w:rPr>
+        <w:t>risk_assessments.asset_id</w:t>
+      </w:r>
+      <w:proofErr w:type="spellEnd"/>
       <w:r>
         <w:rPr>
           <w:rFonts w:eastAsia="標楷體" w:cs="標楷體" w:hint="eastAsia"/>
@@ -45466,8 +45651,19 @@
           <w:sz w:val="28"/>
           <w:szCs w:val="28"/>
         </w:rPr>
-        <w:t xml:space="preserve"> risk_assessments.vulnerability_id</w:t>
-      </w:r>
+        <w:t xml:space="preserve"> </w:t>
+      </w:r>
+      <w:proofErr w:type="spellStart"/>
+      <w:r>
+        <w:rPr>
+          <w:rFonts w:eastAsia="標楷體" w:cs="標楷體" w:hint="eastAsia"/>
+          <w:color w:val="000000" w:themeColor="text1"/>
+          <w:sz w:val="28"/>
+          <w:szCs w:val="28"/>
+        </w:rPr>
+        <w:t>risk_assessments.vulnerability_id</w:t>
+      </w:r>
+      <w:proofErr w:type="spellEnd"/>
       <w:r>
         <w:rPr>
           <w:rFonts w:eastAsia="標楷體" w:cs="標楷體" w:hint="eastAsia"/>
@@ -45567,8 +45763,19 @@
           <w:sz w:val="28"/>
           <w:szCs w:val="28"/>
         </w:rPr>
-        <w:t xml:space="preserve"> audit_logs.user_id</w:t>
-      </w:r>
+        <w:t xml:space="preserve"> </w:t>
+      </w:r>
+      <w:proofErr w:type="spellStart"/>
+      <w:r>
+        <w:rPr>
+          <w:rFonts w:eastAsia="標楷體" w:cs="標楷體" w:hint="eastAsia"/>
+          <w:color w:val="000000" w:themeColor="text1"/>
+          <w:sz w:val="28"/>
+          <w:szCs w:val="28"/>
+        </w:rPr>
+        <w:t>audit_logs.user_id</w:t>
+      </w:r>
+      <w:proofErr w:type="spellEnd"/>
       <w:r>
         <w:rPr>
           <w:rFonts w:eastAsia="標楷體" w:cs="標楷體" w:hint="eastAsia"/>
@@ -45647,8 +45854,19 @@
           <w:sz w:val="28"/>
           <w:szCs w:val="28"/>
         </w:rPr>
-        <w:t xml:space="preserve"> audit_logs.asset_id</w:t>
-      </w:r>
+        <w:t xml:space="preserve"> </w:t>
+      </w:r>
+      <w:proofErr w:type="spellStart"/>
+      <w:r>
+        <w:rPr>
+          <w:rFonts w:eastAsia="標楷體" w:cs="標楷體" w:hint="eastAsia"/>
+          <w:color w:val="000000" w:themeColor="text1"/>
+          <w:sz w:val="28"/>
+          <w:szCs w:val="28"/>
+        </w:rPr>
+        <w:t>audit_logs.asset_id</w:t>
+      </w:r>
+      <w:proofErr w:type="spellEnd"/>
       <w:r>
         <w:rPr>
           <w:rFonts w:eastAsia="標楷體" w:cs="標楷體" w:hint="eastAsia"/>
@@ -45716,8 +45934,9 @@
           <w:sz w:val="28"/>
           <w:szCs w:val="28"/>
         </w:rPr>
-        <w:t xml:space="preserve"> Supabase </w:t>
-      </w:r>
+        <w:t xml:space="preserve"> </w:t>
+      </w:r>
+      <w:proofErr w:type="spellStart"/>
       <w:r>
         <w:rPr>
           <w:rFonts w:eastAsia="標楷體" w:cs="標楷體" w:hint="eastAsia"/>
@@ -45725,8 +45944,9 @@
           <w:sz w:val="28"/>
           <w:szCs w:val="28"/>
         </w:rPr>
-        <w:t>建立關聯式資料庫架構，整合資產管理、弱點資訊與風險評估流程，以提升組織對資訊資產之可視性與風險掌握能力。系統以</w:t>
-      </w:r>
+        <w:t>Supabase</w:t>
+      </w:r>
+      <w:proofErr w:type="spellEnd"/>
       <w:r>
         <w:rPr>
           <w:rFonts w:eastAsia="標楷體" w:cs="標楷體" w:hint="eastAsia"/>
@@ -45734,7 +45954,7 @@
           <w:sz w:val="28"/>
           <w:szCs w:val="28"/>
         </w:rPr>
-        <w:t xml:space="preserve"> assets </w:t>
+        <w:t xml:space="preserve"> </w:t>
       </w:r>
       <w:r>
         <w:rPr>
@@ -45743,7 +45963,7 @@
           <w:sz w:val="28"/>
           <w:szCs w:val="28"/>
         </w:rPr>
-        <w:t>作為核心資料表，串聯</w:t>
+        <w:t>建立關聯式資料庫架構，整合資產管理、弱點資訊與風險評估流程，以提升組織對資訊資產之可視性與風險掌握能力。系統以</w:t>
       </w:r>
       <w:r>
         <w:rPr>
@@ -45752,7 +45972,7 @@
           <w:sz w:val="28"/>
           <w:szCs w:val="28"/>
         </w:rPr>
-        <w:t xml:space="preserve"> vulnerabilities </w:t>
+        <w:t xml:space="preserve"> assets </w:t>
       </w:r>
       <w:r>
         <w:rPr>
@@ -45761,7 +45981,7 @@
           <w:sz w:val="28"/>
           <w:szCs w:val="28"/>
         </w:rPr>
-        <w:t>與</w:t>
+        <w:t>作為核心資料表，串聯</w:t>
       </w:r>
       <w:r>
         <w:rPr>
@@ -45770,8 +45990,37 @@
           <w:sz w:val="28"/>
           <w:szCs w:val="28"/>
         </w:rPr>
-        <w:t xml:space="preserve"> risk_assessments</w:t>
-      </w:r>
+        <w:t xml:space="preserve"> vulnerabilities </w:t>
+      </w:r>
+      <w:r>
+        <w:rPr>
+          <w:rFonts w:eastAsia="標楷體" w:cs="標楷體" w:hint="eastAsia"/>
+          <w:color w:val="000000" w:themeColor="text1"/>
+          <w:sz w:val="28"/>
+          <w:szCs w:val="28"/>
+        </w:rPr>
+        <w:t>與</w:t>
+      </w:r>
+      <w:r>
+        <w:rPr>
+          <w:rFonts w:eastAsia="標楷體" w:cs="標楷體" w:hint="eastAsia"/>
+          <w:color w:val="000000" w:themeColor="text1"/>
+          <w:sz w:val="28"/>
+          <w:szCs w:val="28"/>
+        </w:rPr>
+        <w:t xml:space="preserve"> </w:t>
+      </w:r>
+      <w:proofErr w:type="spellStart"/>
+      <w:r>
+        <w:rPr>
+          <w:rFonts w:eastAsia="標楷體" w:cs="標楷體" w:hint="eastAsia"/>
+          <w:color w:val="000000" w:themeColor="text1"/>
+          <w:sz w:val="28"/>
+          <w:szCs w:val="28"/>
+        </w:rPr>
+        <w:t>risk_assessments</w:t>
+      </w:r>
+      <w:proofErr w:type="spellEnd"/>
       <w:r>
         <w:rPr>
           <w:rFonts w:eastAsia="標楷體" w:cs="標楷體" w:hint="eastAsia"/>
@@ -45822,6 +46071,7 @@
         </w:rPr>
         <w:t>表實現使用者身分識別與基本權限控管機制，確保資料存取之安全性與一致性；</w:t>
       </w:r>
+      <w:proofErr w:type="spellStart"/>
       <w:r>
         <w:rPr>
           <w:rFonts w:eastAsia="標楷體" w:cs="標楷體" w:hint="eastAsia"/>
@@ -45829,7 +46079,17 @@
           <w:sz w:val="28"/>
           <w:szCs w:val="28"/>
         </w:rPr>
-        <w:t xml:space="preserve">audit_logs </w:t>
+        <w:t>audit_logs</w:t>
+      </w:r>
+      <w:proofErr w:type="spellEnd"/>
+      <w:r>
+        <w:rPr>
+          <w:rFonts w:eastAsia="標楷體" w:cs="標楷體" w:hint="eastAsia"/>
+          <w:color w:val="000000" w:themeColor="text1"/>
+          <w:sz w:val="28"/>
+          <w:szCs w:val="28"/>
+        </w:rPr>
+        <w:t xml:space="preserve"> </w:t>
       </w:r>
       <w:r>
         <w:rPr>

--- a/文件/系統文件整併版0531.docx
+++ b/文件/系統文件整併版0531.docx
@@ -29292,11 +29292,6 @@
     <w:p>
       <w:pPr>
         <w:outlineLvl w:val="1"/>
-        <w:rPr>
-          <w:rFonts w:eastAsia="標楷體" w:cs="標楷體"/>
-          <w:sz w:val="32"/>
-          <w:szCs w:val="32"/>
-        </w:rPr>
       </w:pPr>
       <w:bookmarkStart w:name="_Toc231221037" w:id="33"/>
       <w:r>
@@ -29336,12 +29331,60 @@
     <w:p>
       <w:pPr>
         <w:pStyle w:val="a0"/>
+      </w:pPr>
+      <w:r>
+        <w:drawing>
+          <wp:inline wp14:editId="41A0959E" wp14:anchorId="6B28BE02">
+            <wp:extent cx="6486525" cy="2609850"/>
+            <wp:effectExtent l="0" t="0" r="0" b="0"/>
+            <wp:docPr id="1901082711" name="drawing"/>
+            <wp:cNvGraphicFramePr>
+              <a:graphicFrameLocks noChangeAspect="1"/>
+            </wp:cNvGraphicFramePr>
+            <a:graphic>
+              <a:graphicData xmlns:a="http://schemas.openxmlformats.org/drawingml/2006/main" uri="http://schemas.openxmlformats.org/drawingml/2006/picture">
+                <pic:pic xmlns:pic="http://schemas.openxmlformats.org/drawingml/2006/picture">
+                  <pic:nvPicPr>
+                    <pic:cNvPr id="1901082711" name="Picture 1901082711"/>
+                    <pic:cNvPicPr/>
+                  </pic:nvPicPr>
+                  <pic:blipFill>
+                    <a:blip xmlns:r="http://schemas.openxmlformats.org/officeDocument/2006/relationships" r:embed="rId1649917051">
+                      <a:extLst>
+                        <a:ext uri="{28A0092B-C50C-407E-A947-70E740481C1C}">
+                          <a14:useLocalDpi xmlns:a14="http://schemas.microsoft.com/office/drawing/2010/main"/>
+                        </a:ext>
+                      </a:extLst>
+                    </a:blip>
+                    <a:stretch>
+                      <a:fillRect/>
+                    </a:stretch>
+                  </pic:blipFill>
+                  <pic:spPr>
+                    <a:xfrm>
+                      <a:off x="0" y="0"/>
+                      <a:ext cx="6486525" cy="2609850"/>
+                    </a:xfrm>
+                    <a:prstGeom prst="rect">
+                      <a:avLst/>
+                    </a:prstGeom>
+                  </pic:spPr>
+                </pic:pic>
+              </a:graphicData>
+            </a:graphic>
+          </wp:inline>
+        </w:drawing>
+      </w:r>
+    </w:p>
+    <w:p>
+      <w:pPr>
+        <w:pStyle w:val="a0"/>
         <w:keepNext w:val="1"/>
       </w:pPr>
       <w:r>
         <w:drawing>
-          <wp:inline wp14:editId="428B32BA" wp14:anchorId="0588C4AF">
-            <wp:extent cx="6163535" cy="4810796"/>
+          <wp:inline wp14:editId="0FFB541D" wp14:anchorId="0588C4AF">
+            <wp:extent cx="6432046" cy="5020376"/>
             <wp:effectExtent l="0" t="0" r="0" b="0"/>
             <wp:docPr id="1016026739" name="drawing"/>
             <wp:cNvGraphicFramePr>
@@ -29367,9 +29410,9 @@
                     </a:stretch>
                   </pic:blipFill>
                   <pic:spPr>
-                    <a:xfrm>
+                    <a:xfrm rot="0">
                       <a:off x="0" y="0"/>
-                      <a:ext cx="6163535" cy="4810796"/>
+                      <a:ext cx="6432046" cy="5020376"/>
                     </a:xfrm>
                     <a:prstGeom prst="rect">
                       <a:avLst/>
